--- a/builds/Вычитка — что нужно от вас.docx
+++ b/builds/Вычитка — что нужно от вас.docx
@@ -718,7 +718,7 @@
           <w:color w:val="143A6B"/>
           <w:sz w:val="21"/>
         </w:rPr>
-        <w:t>2. Подтвердить уровень курса.</w:t>
+        <w:t>Уровень курса — решено 19.10:</w:t>
       </w:r>
       <w:r>
         <w:rPr>
@@ -726,7 +726,7 @@
           <w:color w:val="1F2937"/>
           <w:sz w:val="21"/>
         </w:rPr>
-        <w:t xml:space="preserve"> Cambridge ставит Super Minds 3 на A1 (A2 у них только с пятого уровня), а наш материал — past simple, сравнительная и превосходная степень, be going to — тянет на A1+ в начале и A2 к юнитам 6–9. От ответа зависит, что считать «материалом вперёд программы».</w:t>
+        <w:t xml:space="preserve"> A1+ в начале и A2 к юнитам 6–9. По этому ориентиру судим, не идёт ли задание вперёд программы.</w:t>
       </w:r>
     </w:p>
     <w:p>
@@ -1041,8 +1041,377 @@
           <w:color w:val="143A6B"/>
           <w:sz w:val="28"/>
         </w:rPr>
-        <w:t>Super Minds Starter (SM0) — вычитка впереди</w:t>
+        <w:t>Super Minds Starter (SM0) — вычитка идёт</w:t>
       </w:r>
+    </w:p>
+    <w:p>
+      <w:pPr>
+        <w:spacing w:after="120"/>
+      </w:pPr>
+      <w:r>
+        <w:rPr>
+          <w:b/>
+          <w:color w:val="143A6B"/>
+          <w:sz w:val="21"/>
+        </w:rPr>
+        <w:t>Статус.</w:t>
+      </w:r>
+      <w:r>
+        <w:rPr>
+          <w:i w:val="0"/>
+          <w:color w:val="1F2937"/>
+          <w:sz w:val="21"/>
+        </w:rPr>
+        <w:t xml:space="preserve"> Начали 19.10. В курсе 6 юнитов, 31 домашка, 6 тестов, 440 блоков. Анкета: дети 6–7 лет, первый год, pre-A1, ученик только учится читать — поэтому к SM0 правила строже: задания на чтение длинного текста и русские варианты ответа недопустимы, а у блока «составь слово» звук обязателен.</w:t>
+      </w:r>
+    </w:p>
+    <w:p>
+      <w:pPr>
+        <w:spacing w:after="120"/>
+      </w:pPr>
+      <w:r>
+        <w:rPr>
+          <w:b/>
+          <w:color w:val="143A6B"/>
+          <w:sz w:val="21"/>
+        </w:rPr>
+        <w:t>Что уже видно по всему курсу (проверено запросами):</w:t>
+      </w:r>
+    </w:p>
+    <w:tbl>
+      <w:tblPr>
+        <w:tblW w:type="auto" w:w="0"/>
+        <w:tblLook w:firstColumn="1" w:firstRow="1" w:lastColumn="0" w:lastRow="0" w:noHBand="0" w:noVBand="1" w:val="04A0"/>
+        <w:tblBorders>
+          <w:top w:val="single" w:sz="4" w:space="0" w:color="C9D4E4"/>
+          <w:left w:val="single" w:sz="4" w:space="0" w:color="C9D4E4"/>
+          <w:bottom w:val="single" w:sz="4" w:space="0" w:color="C9D4E4"/>
+          <w:right w:val="single" w:sz="4" w:space="0" w:color="C9D4E4"/>
+          <w:insideH w:val="single" w:sz="4" w:space="0" w:color="C9D4E4"/>
+          <w:insideV w:val="single" w:sz="4" w:space="0" w:color="C9D4E4"/>
+        </w:tblBorders>
+      </w:tblPr>
+      <w:tblGrid>
+        <w:gridCol w:w="5100"/>
+        <w:gridCol w:w="5100"/>
+      </w:tblGrid>
+      <w:tr>
+        <w:tc>
+          <w:tcPr>
+            <w:tcW w:type="dxa" w:w="5100"/>
+            <w:shd w:val="clear" w:color="auto" w:fill="1F3A6B"/>
+          </w:tcPr>
+          <w:p>
+            <w:pPr>
+              <w:spacing w:after="0"/>
+            </w:pPr>
+            <w:r/>
+            <w:r>
+              <w:rPr>
+                <w:b/>
+                <w:color w:val="FFFFFF"/>
+                <w:sz w:val="19"/>
+              </w:rPr>
+              <w:t>находка</w:t>
+            </w:r>
+          </w:p>
+        </w:tc>
+        <w:tc>
+          <w:tcPr>
+            <w:tcW w:type="dxa" w:w="5100"/>
+            <w:shd w:val="clear" w:color="auto" w:fill="1F3A6B"/>
+          </w:tcPr>
+          <w:p>
+            <w:pPr>
+              <w:spacing w:after="0"/>
+            </w:pPr>
+            <w:r/>
+            <w:r>
+              <w:rPr>
+                <w:b/>
+                <w:color w:val="FFFFFF"/>
+                <w:sz w:val="19"/>
+              </w:rPr>
+              <w:t>сколько</w:t>
+            </w:r>
+          </w:p>
+        </w:tc>
+      </w:tr>
+      <w:tr>
+        <w:tc>
+          <w:tcPr>
+            <w:tcW w:type="dxa" w:w="5100"/>
+            <w:shd w:val="clear" w:color="auto" w:fill="F3F7FC"/>
+          </w:tcPr>
+          <w:p>
+            <w:pPr>
+              <w:spacing w:after="20"/>
+            </w:pPr>
+            <w:r/>
+            <w:r>
+              <w:rPr>
+                <w:i w:val="0"/>
+                <w:color w:val="143A6B"/>
+                <w:sz w:val="19"/>
+              </w:rPr>
+              <w:t xml:space="preserve">ссылки на звук ведут на плейсхолдер </w:t>
+            </w:r>
+            <w:r>
+              <w:rPr>
+                <w:rFonts w:ascii="Consolas" w:hAnsi="Consolas"/>
+                <w:color w:val="0B616E"/>
+                <w:sz w:val="19"/>
+              </w:rPr>
+              <w:t>ВАШ-ПРОЕКТ.supabase.co</w:t>
+            </w:r>
+            <w:r>
+              <w:rPr>
+                <w:i w:val="0"/>
+                <w:color w:val="143A6B"/>
+                <w:sz w:val="19"/>
+              </w:rPr>
+              <w:t xml:space="preserve"> — у ученика не играет</w:t>
+            </w:r>
+          </w:p>
+        </w:tc>
+        <w:tc>
+          <w:tcPr>
+            <w:tcW w:type="dxa" w:w="5100"/>
+          </w:tcPr>
+          <w:p>
+            <w:pPr>
+              <w:spacing w:after="20"/>
+            </w:pPr>
+            <w:r/>
+            <w:r>
+              <w:rPr>
+                <w:i w:val="0"/>
+                <w:color w:val="1F2937"/>
+                <w:sz w:val="19"/>
+              </w:rPr>
+              <w:t>19 блоков</w:t>
+            </w:r>
+          </w:p>
+        </w:tc>
+      </w:tr>
+      <w:tr>
+        <w:tc>
+          <w:tcPr>
+            <w:tcW w:type="dxa" w:w="5100"/>
+            <w:shd w:val="clear" w:color="auto" w:fill="F3F7FC"/>
+          </w:tcPr>
+          <w:p>
+            <w:pPr>
+              <w:spacing w:after="20"/>
+            </w:pPr>
+            <w:r/>
+            <w:r>
+              <w:rPr>
+                <w:i w:val="0"/>
+                <w:color w:val="143A6B"/>
+                <w:sz w:val="19"/>
+              </w:rPr>
+              <w:t>вопросы из двух текстовых вариантов: платформа их не перемешивает, в 44 верный ответ записан первым</w:t>
+            </w:r>
+          </w:p>
+        </w:tc>
+        <w:tc>
+          <w:tcPr>
+            <w:tcW w:type="dxa" w:w="5100"/>
+          </w:tcPr>
+          <w:p>
+            <w:pPr>
+              <w:spacing w:after="20"/>
+            </w:pPr>
+            <w:r/>
+            <w:r>
+              <w:rPr>
+                <w:i w:val="0"/>
+                <w:color w:val="1F2937"/>
+                <w:sz w:val="19"/>
+              </w:rPr>
+              <w:t>83 вопроса в 28 блоках</w:t>
+            </w:r>
+          </w:p>
+        </w:tc>
+      </w:tr>
+      <w:tr>
+        <w:tc>
+          <w:tcPr>
+            <w:tcW w:type="dxa" w:w="5100"/>
+            <w:shd w:val="clear" w:color="auto" w:fill="F3F7FC"/>
+          </w:tcPr>
+          <w:p>
+            <w:pPr>
+              <w:spacing w:after="20"/>
+            </w:pPr>
+            <w:r/>
+            <w:r>
+              <w:rPr>
+                <w:i w:val="0"/>
+                <w:color w:val="143A6B"/>
+                <w:sz w:val="19"/>
+              </w:rPr>
+              <w:t>блок «составь слово» без звука, хотя в SM0 он собирается по звучанию</w:t>
+            </w:r>
+          </w:p>
+        </w:tc>
+        <w:tc>
+          <w:tcPr>
+            <w:tcW w:type="dxa" w:w="5100"/>
+          </w:tcPr>
+          <w:p>
+            <w:pPr>
+              <w:spacing w:after="20"/>
+            </w:pPr>
+            <w:r/>
+            <w:r>
+              <w:rPr>
+                <w:i w:val="0"/>
+                <w:color w:val="1F2937"/>
+                <w:sz w:val="19"/>
+              </w:rPr>
+              <w:t>10 блоков</w:t>
+            </w:r>
+          </w:p>
+        </w:tc>
+      </w:tr>
+      <w:tr>
+        <w:tc>
+          <w:tcPr>
+            <w:tcW w:type="dxa" w:w="5100"/>
+            <w:shd w:val="clear" w:color="auto" w:fill="F3F7FC"/>
+          </w:tcPr>
+          <w:p>
+            <w:pPr>
+              <w:spacing w:after="20"/>
+            </w:pPr>
+            <w:r/>
+            <w:r>
+              <w:rPr>
+                <w:rFonts w:ascii="Consolas" w:hAnsi="Consolas"/>
+                <w:color w:val="0B616E"/>
+                <w:sz w:val="19"/>
+              </w:rPr>
+              <w:t>match</w:t>
+            </w:r>
+            <w:r>
+              <w:rPr>
+                <w:i w:val="0"/>
+                <w:color w:val="143A6B"/>
+                <w:sz w:val="19"/>
+              </w:rPr>
+              <w:t>, где одно и то же значение справа повторяется — блок ломается</w:t>
+            </w:r>
+          </w:p>
+        </w:tc>
+        <w:tc>
+          <w:tcPr>
+            <w:tcW w:type="dxa" w:w="5100"/>
+          </w:tcPr>
+          <w:p>
+            <w:pPr>
+              <w:spacing w:after="20"/>
+            </w:pPr>
+            <w:r/>
+            <w:r>
+              <w:rPr>
+                <w:i w:val="0"/>
+                <w:color w:val="1F2937"/>
+                <w:sz w:val="19"/>
+              </w:rPr>
+              <w:t>1 (юнит 1, ДЗ 6, блок 7)</w:t>
+            </w:r>
+          </w:p>
+        </w:tc>
+      </w:tr>
+      <w:tr>
+        <w:tc>
+          <w:tcPr>
+            <w:tcW w:type="dxa" w:w="5100"/>
+            <w:shd w:val="clear" w:color="auto" w:fill="F3F7FC"/>
+          </w:tcPr>
+          <w:p>
+            <w:pPr>
+              <w:spacing w:after="20"/>
+            </w:pPr>
+            <w:r/>
+            <w:r>
+              <w:rPr>
+                <w:i w:val="0"/>
+                <w:color w:val="143A6B"/>
+                <w:sz w:val="19"/>
+              </w:rPr>
+              <w:t>задание с русскими вариантами ответа (перевод)</w:t>
+            </w:r>
+          </w:p>
+        </w:tc>
+        <w:tc>
+          <w:tcPr>
+            <w:tcW w:type="dxa" w:w="5100"/>
+          </w:tcPr>
+          <w:p>
+            <w:pPr>
+              <w:spacing w:after="20"/>
+            </w:pPr>
+            <w:r/>
+            <w:r>
+              <w:rPr>
+                <w:i w:val="0"/>
+                <w:color w:val="1F2937"/>
+                <w:sz w:val="19"/>
+              </w:rPr>
+              <w:t>1 (тест юнита 2, блок 2)</w:t>
+            </w:r>
+          </w:p>
+        </w:tc>
+      </w:tr>
+      <w:tr>
+        <w:tc>
+          <w:tcPr>
+            <w:tcW w:type="dxa" w:w="5100"/>
+            <w:shd w:val="clear" w:color="auto" w:fill="F3F7FC"/>
+          </w:tcPr>
+          <w:p>
+            <w:pPr>
+              <w:spacing w:after="20"/>
+            </w:pPr>
+            <w:r/>
+            <w:r>
+              <w:rPr>
+                <w:i w:val="0"/>
+                <w:color w:val="143A6B"/>
+                <w:sz w:val="19"/>
+              </w:rPr>
+              <w:t>картинки мельче 300 px — на карточках мылятся</w:t>
+            </w:r>
+          </w:p>
+        </w:tc>
+        <w:tc>
+          <w:tcPr>
+            <w:tcW w:type="dxa" w:w="5100"/>
+          </w:tcPr>
+          <w:p>
+            <w:pPr>
+              <w:spacing w:after="20"/>
+            </w:pPr>
+            <w:r/>
+            <w:r>
+              <w:rPr>
+                <w:i w:val="0"/>
+                <w:color w:val="1F2937"/>
+                <w:sz w:val="19"/>
+              </w:rPr>
+              <w:t>128 из 150</w:t>
+            </w:r>
+          </w:p>
+        </w:tc>
+      </w:tr>
+    </w:tbl>
+    <w:p>
+      <w:pPr>
+        <w:spacing w:after="80"/>
+      </w:pPr>
     </w:p>
     <w:p>
       <w:pPr>
@@ -1054,7 +1423,7 @@
           <w:color w:val="1F2937"/>
           <w:sz w:val="21"/>
         </w:rPr>
-        <w:t>Что уже нашли и ждёт решения: чужая домашка на месте ДЗ 1 юнита 0, задание на перевод в ДЗ 2 юнита 0, 128 картинок из 150 мельче 300 px, 37 ссылок на звук ведут на плейсхолдер и у ученика не играют.</w:t>
+        <w:t>Разбор по юнитам идёт, сводка будет отдельно.</w:t>
       </w:r>
     </w:p>
     <w:p>

--- a/builds/Вычитка — что нужно от вас.docx
+++ b/builds/Вычитка — что нужно от вас.docx
@@ -1062,7 +1062,81 @@
           <w:color w:val="1F2937"/>
           <w:sz w:val="21"/>
         </w:rPr>
-        <w:t xml:space="preserve"> Начали 19.10. В курсе 6 юнитов, 31 домашка, 6 тестов, 440 блоков. Анкета: дети 6–7 лет, первый год, pre-A1, ученик только учится читать — поэтому к SM0 правила строже: задания на чтение длинного текста и русские варианты ответа недопустимы, а у блока «составь слово» звук обязателен.</w:t>
+        <w:t xml:space="preserve"> Прочитаны все шесть юнитов: 31 домашка, 6 тестов, 440 блоков. Нашли 105 ошибок и расхождений, 8 домашек без устного или письменного задания, 16 перекосов по объёму. Подробная сводка — </w:t>
+      </w:r>
+      <w:r>
+        <w:rPr>
+          <w:rFonts w:ascii="Consolas" w:hAnsi="Consolas"/>
+          <w:color w:val="0B616E"/>
+          <w:sz w:val="21"/>
+        </w:rPr>
+        <w:t>builds/sm0/vychitka/svodka.md</w:t>
+      </w:r>
+      <w:r>
+        <w:rPr>
+          <w:i w:val="0"/>
+          <w:color w:val="1F2937"/>
+          <w:sz w:val="21"/>
+        </w:rPr>
+        <w:t xml:space="preserve">, разбор по юнитам — </w:t>
+      </w:r>
+      <w:r>
+        <w:rPr>
+          <w:rFonts w:ascii="Consolas" w:hAnsi="Consolas"/>
+          <w:color w:val="0B616E"/>
+          <w:sz w:val="21"/>
+        </w:rPr>
+        <w:t>builds/sm0/vychitka/u0.md</w:t>
+      </w:r>
+      <w:r>
+        <w:rPr>
+          <w:i w:val="0"/>
+          <w:color w:val="1F2937"/>
+          <w:sz w:val="21"/>
+        </w:rPr>
+        <w:t xml:space="preserve"> … </w:t>
+      </w:r>
+      <w:r>
+        <w:rPr>
+          <w:rFonts w:ascii="Consolas" w:hAnsi="Consolas"/>
+          <w:color w:val="0B616E"/>
+          <w:sz w:val="21"/>
+        </w:rPr>
+        <w:t>u5_final.md</w:t>
+      </w:r>
+      <w:r>
+        <w:rPr>
+          <w:i w:val="0"/>
+          <w:color w:val="1F2937"/>
+          <w:sz w:val="21"/>
+        </w:rPr>
+        <w:t>. Второй проход (планы уроков с Диска против домашек) идёт.</w:t>
+      </w:r>
+    </w:p>
+    <w:p>
+      <w:pPr>
+        <w:spacing w:after="120"/>
+      </w:pPr>
+      <w:r>
+        <w:rPr>
+          <w:i w:val="0"/>
+          <w:color w:val="1F2937"/>
+          <w:sz w:val="21"/>
+        </w:rPr>
+        <w:t>Анкета курса: дети 6–7 лет, первый год, pre-A1, ученик только учится читать. Поэтому к SM0 правила строже: русских вариантов ответа и чтения длинного текста быть не должно, а у блока «составь слово» звук обязателен.</w:t>
+      </w:r>
+    </w:p>
+    <w:p>
+      <w:pPr>
+        <w:spacing w:after="80" w:before="200"/>
+      </w:pPr>
+      <w:r>
+        <w:rPr>
+          <w:i w:val="0"/>
+          <w:color w:val="B13E0F"/>
+          <w:sz w:val="23"/>
+        </w:rPr>
+        <w:t>Что нужно от вас</w:t>
       </w:r>
     </w:p>
     <w:p>
@@ -1075,7 +1149,1736 @@
           <w:color w:val="143A6B"/>
           <w:sz w:val="21"/>
         </w:rPr>
-        <w:t>Что уже видно по всему курсу (проверено запросами):</w:t>
+        <w:t>1. Послушать записи — 7 мест.</w:t>
+      </w:r>
+    </w:p>
+    <w:tbl>
+      <w:tblPr>
+        <w:tblW w:type="auto" w:w="0"/>
+        <w:tblLook w:firstColumn="1" w:firstRow="1" w:lastColumn="0" w:lastRow="0" w:noHBand="0" w:noVBand="1" w:val="04A0"/>
+        <w:tblBorders>
+          <w:top w:val="single" w:sz="4" w:space="0" w:color="C9D4E4"/>
+          <w:left w:val="single" w:sz="4" w:space="0" w:color="C9D4E4"/>
+          <w:bottom w:val="single" w:sz="4" w:space="0" w:color="C9D4E4"/>
+          <w:right w:val="single" w:sz="4" w:space="0" w:color="C9D4E4"/>
+          <w:insideH w:val="single" w:sz="4" w:space="0" w:color="C9D4E4"/>
+          <w:insideV w:val="single" w:sz="4" w:space="0" w:color="C9D4E4"/>
+        </w:tblBorders>
+      </w:tblPr>
+      <w:tblGrid>
+        <w:gridCol w:w="3400"/>
+        <w:gridCol w:w="3400"/>
+        <w:gridCol w:w="3400"/>
+      </w:tblGrid>
+      <w:tr>
+        <w:tc>
+          <w:tcPr>
+            <w:tcW w:type="dxa" w:w="3400"/>
+            <w:shd w:val="clear" w:color="auto" w:fill="1F3A6B"/>
+          </w:tcPr>
+          <w:p>
+            <w:pPr>
+              <w:spacing w:after="0"/>
+            </w:pPr>
+            <w:r/>
+            <w:r>
+              <w:rPr>
+                <w:b/>
+                <w:color w:val="FFFFFF"/>
+                <w:sz w:val="19"/>
+              </w:rPr>
+              <w:t>№</w:t>
+            </w:r>
+          </w:p>
+        </w:tc>
+        <w:tc>
+          <w:tcPr>
+            <w:tcW w:type="dxa" w:w="3400"/>
+            <w:shd w:val="clear" w:color="auto" w:fill="1F3A6B"/>
+          </w:tcPr>
+          <w:p>
+            <w:pPr>
+              <w:spacing w:after="0"/>
+            </w:pPr>
+            <w:r/>
+            <w:r>
+              <w:rPr>
+                <w:b/>
+                <w:color w:val="FFFFFF"/>
+                <w:sz w:val="19"/>
+              </w:rPr>
+              <w:t>где</w:t>
+            </w:r>
+          </w:p>
+        </w:tc>
+        <w:tc>
+          <w:tcPr>
+            <w:tcW w:type="dxa" w:w="3400"/>
+            <w:shd w:val="clear" w:color="auto" w:fill="1F3A6B"/>
+          </w:tcPr>
+          <w:p>
+            <w:pPr>
+              <w:spacing w:after="0"/>
+            </w:pPr>
+            <w:r/>
+            <w:r>
+              <w:rPr>
+                <w:b/>
+                <w:color w:val="FFFFFF"/>
+                <w:sz w:val="19"/>
+              </w:rPr>
+              <w:t>что проверить</w:t>
+            </w:r>
+          </w:p>
+        </w:tc>
+      </w:tr>
+      <w:tr>
+        <w:tc>
+          <w:tcPr>
+            <w:tcW w:type="dxa" w:w="3400"/>
+            <w:shd w:val="clear" w:color="auto" w:fill="F3F7FC"/>
+          </w:tcPr>
+          <w:p>
+            <w:pPr>
+              <w:spacing w:after="20"/>
+            </w:pPr>
+            <w:r/>
+            <w:r>
+              <w:rPr>
+                <w:i w:val="0"/>
+                <w:color w:val="143A6B"/>
+                <w:sz w:val="19"/>
+              </w:rPr>
+              <w:t>Р1</w:t>
+            </w:r>
+          </w:p>
+        </w:tc>
+        <w:tc>
+          <w:tcPr>
+            <w:tcW w:type="dxa" w:w="3400"/>
+          </w:tcPr>
+          <w:p>
+            <w:pPr>
+              <w:spacing w:after="20"/>
+            </w:pPr>
+            <w:r/>
+            <w:r>
+              <w:rPr>
+                <w:i w:val="0"/>
+                <w:color w:val="1F2937"/>
+                <w:sz w:val="19"/>
+              </w:rPr>
+              <w:t>Юнит 0, ДЗ 1, блок 2</w:t>
+            </w:r>
+          </w:p>
+        </w:tc>
+        <w:tc>
+          <w:tcPr>
+            <w:tcW w:type="dxa" w:w="3400"/>
+          </w:tcPr>
+          <w:p>
+            <w:pPr>
+              <w:spacing w:after="20"/>
+            </w:pPr>
+            <w:r/>
+            <w:r>
+              <w:rPr>
+                <w:b/>
+                <w:color w:val="1F2937"/>
+                <w:sz w:val="19"/>
+              </w:rPr>
+              <w:t>записи нет</w:t>
+            </w:r>
+            <w:r>
+              <w:rPr>
+                <w:i w:val="0"/>
+                <w:color w:val="1F2937"/>
+                <w:sz w:val="19"/>
+              </w:rPr>
+              <w:t xml:space="preserve"> — нужно записать звуки /s/ и /æ/ (именно звук, не название буквы), иначе задание нерешаемо</w:t>
+            </w:r>
+          </w:p>
+        </w:tc>
+      </w:tr>
+      <w:tr>
+        <w:tc>
+          <w:tcPr>
+            <w:tcW w:type="dxa" w:w="3400"/>
+            <w:shd w:val="clear" w:color="auto" w:fill="F3F7FC"/>
+          </w:tcPr>
+          <w:p>
+            <w:pPr>
+              <w:spacing w:after="20"/>
+            </w:pPr>
+            <w:r/>
+            <w:r>
+              <w:rPr>
+                <w:i w:val="0"/>
+                <w:color w:val="143A6B"/>
+                <w:sz w:val="19"/>
+              </w:rPr>
+              <w:t>Р2</w:t>
+            </w:r>
+          </w:p>
+        </w:tc>
+        <w:tc>
+          <w:tcPr>
+            <w:tcW w:type="dxa" w:w="3400"/>
+          </w:tcPr>
+          <w:p>
+            <w:pPr>
+              <w:spacing w:after="20"/>
+            </w:pPr>
+            <w:r/>
+            <w:r>
+              <w:rPr>
+                <w:i w:val="0"/>
+                <w:color w:val="1F2937"/>
+                <w:sz w:val="19"/>
+              </w:rPr>
+              <w:t>Юнит 0, ДЗ 5, блок 13</w:t>
+            </w:r>
+          </w:p>
+        </w:tc>
+        <w:tc>
+          <w:tcPr>
+            <w:tcW w:type="dxa" w:w="3400"/>
+          </w:tcPr>
+          <w:p>
+            <w:pPr>
+              <w:spacing w:after="20"/>
+            </w:pPr>
+            <w:r/>
+            <w:r>
+              <w:rPr>
+                <w:i w:val="0"/>
+                <w:color w:val="1F2937"/>
+                <w:sz w:val="19"/>
+              </w:rPr>
+              <w:t>варианты «9» и «4»: на том, что в них звучит, держится ключ</w:t>
+            </w:r>
+          </w:p>
+        </w:tc>
+      </w:tr>
+      <w:tr>
+        <w:tc>
+          <w:tcPr>
+            <w:tcW w:type="dxa" w:w="3400"/>
+            <w:shd w:val="clear" w:color="auto" w:fill="F3F7FC"/>
+          </w:tcPr>
+          <w:p>
+            <w:pPr>
+              <w:spacing w:after="20"/>
+            </w:pPr>
+            <w:r/>
+            <w:r>
+              <w:rPr>
+                <w:i w:val="0"/>
+                <w:color w:val="143A6B"/>
+                <w:sz w:val="19"/>
+              </w:rPr>
+              <w:t>Р3</w:t>
+            </w:r>
+          </w:p>
+        </w:tc>
+        <w:tc>
+          <w:tcPr>
+            <w:tcW w:type="dxa" w:w="3400"/>
+          </w:tcPr>
+          <w:p>
+            <w:pPr>
+              <w:spacing w:after="20"/>
+            </w:pPr>
+            <w:r/>
+            <w:r>
+              <w:rPr>
+                <w:i w:val="0"/>
+                <w:color w:val="1F2937"/>
+                <w:sz w:val="19"/>
+              </w:rPr>
+              <w:t>Юнит 1, Тест, блок 2, вопрос 4</w:t>
+            </w:r>
+          </w:p>
+        </w:tc>
+        <w:tc>
+          <w:tcPr>
+            <w:tcW w:type="dxa" w:w="3400"/>
+          </w:tcPr>
+          <w:p>
+            <w:pPr>
+              <w:spacing w:after="20"/>
+            </w:pPr>
+            <w:r/>
+            <w:r>
+              <w:rPr>
+                <w:i w:val="0"/>
+                <w:color w:val="1F2937"/>
+                <w:sz w:val="19"/>
+              </w:rPr>
+              <w:t xml:space="preserve">набор вариантов подменился: было </w:t>
+            </w:r>
+            <w:r>
+              <w:rPr>
+                <w:rFonts w:ascii="Consolas" w:hAnsi="Consolas"/>
+                <w:color w:val="0B616E"/>
+                <w:sz w:val="19"/>
+              </w:rPr>
+              <w:t>x</w:t>
+            </w:r>
+            <w:r>
+              <w:rPr>
+                <w:i w:val="0"/>
+                <w:color w:val="1F2937"/>
+                <w:sz w:val="19"/>
+              </w:rPr>
+              <w:t xml:space="preserve">, стало </w:t>
+            </w:r>
+            <w:r>
+              <w:rPr>
+                <w:rFonts w:ascii="Consolas" w:hAnsi="Consolas"/>
+                <w:color w:val="0B616E"/>
+                <w:sz w:val="19"/>
+              </w:rPr>
+              <w:t>a</w:t>
+            </w:r>
+            <w:r>
+              <w:rPr>
+                <w:i w:val="0"/>
+                <w:color w:val="1F2937"/>
+                <w:sz w:val="19"/>
+              </w:rPr>
+              <w:t xml:space="preserve">, верным стоит </w:t>
+            </w:r>
+            <w:r>
+              <w:rPr>
+                <w:rFonts w:ascii="Consolas" w:hAnsi="Consolas"/>
+                <w:color w:val="0B616E"/>
+                <w:sz w:val="19"/>
+              </w:rPr>
+              <w:t>u</w:t>
+            </w:r>
+            <w:r>
+              <w:rPr>
+                <w:i w:val="0"/>
+                <w:color w:val="1F2937"/>
+                <w:sz w:val="19"/>
+              </w:rPr>
+              <w:t xml:space="preserve"> — и это тест с порогом 90</w:t>
+            </w:r>
+          </w:p>
+        </w:tc>
+      </w:tr>
+      <w:tr>
+        <w:tc>
+          <w:tcPr>
+            <w:tcW w:type="dxa" w:w="3400"/>
+            <w:shd w:val="clear" w:color="auto" w:fill="F3F7FC"/>
+          </w:tcPr>
+          <w:p>
+            <w:pPr>
+              <w:spacing w:after="20"/>
+            </w:pPr>
+            <w:r/>
+            <w:r>
+              <w:rPr>
+                <w:i w:val="0"/>
+                <w:color w:val="143A6B"/>
+                <w:sz w:val="19"/>
+              </w:rPr>
+              <w:t>Р4</w:t>
+            </w:r>
+          </w:p>
+        </w:tc>
+        <w:tc>
+          <w:tcPr>
+            <w:tcW w:type="dxa" w:w="3400"/>
+          </w:tcPr>
+          <w:p>
+            <w:pPr>
+              <w:spacing w:after="20"/>
+            </w:pPr>
+            <w:r/>
+            <w:r>
+              <w:rPr>
+                <w:i w:val="0"/>
+                <w:color w:val="1F2937"/>
+                <w:sz w:val="19"/>
+              </w:rPr>
+              <w:t>Юнит 2, ДЗ 3, блок 6</w:t>
+            </w:r>
+          </w:p>
+        </w:tc>
+        <w:tc>
+          <w:tcPr>
+            <w:tcW w:type="dxa" w:w="3400"/>
+          </w:tcPr>
+          <w:p>
+            <w:pPr>
+              <w:spacing w:after="20"/>
+            </w:pPr>
+            <w:r/>
+            <w:r>
+              <w:rPr>
+                <w:i w:val="0"/>
+                <w:color w:val="1F2937"/>
+                <w:sz w:val="19"/>
+              </w:rPr>
+              <w:t>в записи слово или целая фраза — от этого зависит заголовок</w:t>
+            </w:r>
+          </w:p>
+        </w:tc>
+      </w:tr>
+      <w:tr>
+        <w:tc>
+          <w:tcPr>
+            <w:tcW w:type="dxa" w:w="3400"/>
+            <w:shd w:val="clear" w:color="auto" w:fill="F3F7FC"/>
+          </w:tcPr>
+          <w:p>
+            <w:pPr>
+              <w:spacing w:after="20"/>
+            </w:pPr>
+            <w:r/>
+            <w:r>
+              <w:rPr>
+                <w:i w:val="0"/>
+                <w:color w:val="143A6B"/>
+                <w:sz w:val="19"/>
+              </w:rPr>
+              <w:t>Р5</w:t>
+            </w:r>
+          </w:p>
+        </w:tc>
+        <w:tc>
+          <w:tcPr>
+            <w:tcW w:type="dxa" w:w="3400"/>
+          </w:tcPr>
+          <w:p>
+            <w:pPr>
+              <w:spacing w:after="20"/>
+            </w:pPr>
+            <w:r/>
+            <w:r>
+              <w:rPr>
+                <w:i w:val="0"/>
+                <w:color w:val="1F2937"/>
+                <w:sz w:val="19"/>
+              </w:rPr>
+              <w:t>Юнит 3, ДЗ 5, блок 6</w:t>
+            </w:r>
+          </w:p>
+        </w:tc>
+        <w:tc>
+          <w:tcPr>
+            <w:tcW w:type="dxa" w:w="3400"/>
+          </w:tcPr>
+          <w:p>
+            <w:pPr>
+              <w:spacing w:after="20"/>
+            </w:pPr>
+            <w:r/>
+            <w:r>
+              <w:rPr>
+                <w:i w:val="0"/>
+                <w:color w:val="1F2937"/>
+                <w:sz w:val="19"/>
+              </w:rPr>
+              <w:t>порядок четырёх кадров истории (Track 83)</w:t>
+            </w:r>
+          </w:p>
+        </w:tc>
+      </w:tr>
+      <w:tr>
+        <w:tc>
+          <w:tcPr>
+            <w:tcW w:type="dxa" w:w="3400"/>
+            <w:shd w:val="clear" w:color="auto" w:fill="F3F7FC"/>
+          </w:tcPr>
+          <w:p>
+            <w:pPr>
+              <w:spacing w:after="20"/>
+            </w:pPr>
+            <w:r/>
+            <w:r>
+              <w:rPr>
+                <w:i w:val="0"/>
+                <w:color w:val="143A6B"/>
+                <w:sz w:val="19"/>
+              </w:rPr>
+              <w:t>Р6</w:t>
+            </w:r>
+          </w:p>
+        </w:tc>
+        <w:tc>
+          <w:tcPr>
+            <w:tcW w:type="dxa" w:w="3400"/>
+          </w:tcPr>
+          <w:p>
+            <w:pPr>
+              <w:spacing w:after="20"/>
+            </w:pPr>
+            <w:r/>
+            <w:r>
+              <w:rPr>
+                <w:i w:val="0"/>
+                <w:color w:val="1F2937"/>
+                <w:sz w:val="19"/>
+              </w:rPr>
+              <w:t>Юнит 4, ДЗ 5, блок 5</w:t>
+            </w:r>
+          </w:p>
+        </w:tc>
+        <w:tc>
+          <w:tcPr>
+            <w:tcW w:type="dxa" w:w="3400"/>
+          </w:tcPr>
+          <w:p>
+            <w:pPr>
+              <w:spacing w:after="20"/>
+            </w:pPr>
+            <w:r/>
+            <w:r>
+              <w:rPr>
+                <w:i w:val="0"/>
+                <w:color w:val="1F2937"/>
+                <w:sz w:val="19"/>
+              </w:rPr>
+              <w:t>порядок кадров d → b → a → c (Track 66)</w:t>
+            </w:r>
+          </w:p>
+        </w:tc>
+      </w:tr>
+      <w:tr>
+        <w:tc>
+          <w:tcPr>
+            <w:tcW w:type="dxa" w:w="3400"/>
+            <w:shd w:val="clear" w:color="auto" w:fill="F3F7FC"/>
+          </w:tcPr>
+          <w:p>
+            <w:pPr>
+              <w:spacing w:after="20"/>
+            </w:pPr>
+            <w:r/>
+            <w:r>
+              <w:rPr>
+                <w:i w:val="0"/>
+                <w:color w:val="143A6B"/>
+                <w:sz w:val="19"/>
+              </w:rPr>
+              <w:t>Р7</w:t>
+            </w:r>
+          </w:p>
+        </w:tc>
+        <w:tc>
+          <w:tcPr>
+            <w:tcW w:type="dxa" w:w="3400"/>
+          </w:tcPr>
+          <w:p>
+            <w:pPr>
+              <w:spacing w:after="20"/>
+            </w:pPr>
+            <w:r/>
+            <w:r>
+              <w:rPr>
+                <w:i w:val="0"/>
+                <w:color w:val="1F2937"/>
+                <w:sz w:val="19"/>
+              </w:rPr>
+              <w:t>Юнит 1, ДЗ 5, блок 8</w:t>
+            </w:r>
+          </w:p>
+        </w:tc>
+        <w:tc>
+          <w:tcPr>
+            <w:tcW w:type="dxa" w:w="3400"/>
+          </w:tcPr>
+          <w:p>
+            <w:pPr>
+              <w:spacing w:after="20"/>
+            </w:pPr>
+            <w:r/>
+            <w:r>
+              <w:rPr>
+                <w:i w:val="0"/>
+                <w:color w:val="1F2937"/>
+                <w:sz w:val="19"/>
+              </w:rPr>
+              <w:t>это Track 27, история юнита 1?</w:t>
+            </w:r>
+          </w:p>
+        </w:tc>
+      </w:tr>
+    </w:tbl>
+    <w:p>
+      <w:pPr>
+        <w:spacing w:after="80"/>
+      </w:pPr>
+    </w:p>
+    <w:p>
+      <w:pPr>
+        <w:spacing w:after="120"/>
+      </w:pPr>
+      <w:r>
+        <w:rPr>
+          <w:b/>
+          <w:color w:val="143A6B"/>
+          <w:sz w:val="21"/>
+        </w:rPr>
+        <w:t>2. Решить по курсу — 11 пунктов.</w:t>
+      </w:r>
+    </w:p>
+    <w:tbl>
+      <w:tblPr>
+        <w:tblW w:type="auto" w:w="0"/>
+        <w:tblLook w:firstColumn="1" w:firstRow="1" w:lastColumn="0" w:lastRow="0" w:noHBand="0" w:noVBand="1" w:val="04A0"/>
+        <w:tblBorders>
+          <w:top w:val="single" w:sz="4" w:space="0" w:color="C9D4E4"/>
+          <w:left w:val="single" w:sz="4" w:space="0" w:color="C9D4E4"/>
+          <w:bottom w:val="single" w:sz="4" w:space="0" w:color="C9D4E4"/>
+          <w:right w:val="single" w:sz="4" w:space="0" w:color="C9D4E4"/>
+          <w:insideH w:val="single" w:sz="4" w:space="0" w:color="C9D4E4"/>
+          <w:insideV w:val="single" w:sz="4" w:space="0" w:color="C9D4E4"/>
+        </w:tblBorders>
+      </w:tblPr>
+      <w:tblGrid>
+        <w:gridCol w:w="3400"/>
+        <w:gridCol w:w="3400"/>
+        <w:gridCol w:w="3400"/>
+      </w:tblGrid>
+      <w:tr>
+        <w:tc>
+          <w:tcPr>
+            <w:tcW w:type="dxa" w:w="3400"/>
+            <w:shd w:val="clear" w:color="auto" w:fill="1F3A6B"/>
+          </w:tcPr>
+          <w:p>
+            <w:pPr>
+              <w:spacing w:after="0"/>
+            </w:pPr>
+            <w:r/>
+            <w:r>
+              <w:rPr>
+                <w:b/>
+                <w:color w:val="FFFFFF"/>
+                <w:sz w:val="19"/>
+              </w:rPr>
+              <w:t>№</w:t>
+            </w:r>
+          </w:p>
+        </w:tc>
+        <w:tc>
+          <w:tcPr>
+            <w:tcW w:type="dxa" w:w="3400"/>
+            <w:shd w:val="clear" w:color="auto" w:fill="1F3A6B"/>
+          </w:tcPr>
+          <w:p>
+            <w:pPr>
+              <w:spacing w:after="0"/>
+            </w:pPr>
+            <w:r/>
+            <w:r>
+              <w:rPr>
+                <w:b/>
+                <w:color w:val="FFFFFF"/>
+                <w:sz w:val="19"/>
+              </w:rPr>
+              <w:t>вопрос</w:t>
+            </w:r>
+          </w:p>
+        </w:tc>
+        <w:tc>
+          <w:tcPr>
+            <w:tcW w:type="dxa" w:w="3400"/>
+            <w:shd w:val="clear" w:color="auto" w:fill="1F3A6B"/>
+          </w:tcPr>
+          <w:p>
+            <w:pPr>
+              <w:spacing w:after="0"/>
+            </w:pPr>
+            <w:r/>
+            <w:r>
+              <w:rPr>
+                <w:b/>
+                <w:color w:val="FFFFFF"/>
+                <w:sz w:val="19"/>
+              </w:rPr>
+              <w:t>что будет, если не ответить</w:t>
+            </w:r>
+          </w:p>
+        </w:tc>
+      </w:tr>
+      <w:tr>
+        <w:tc>
+          <w:tcPr>
+            <w:tcW w:type="dxa" w:w="3400"/>
+            <w:shd w:val="clear" w:color="auto" w:fill="F3F7FC"/>
+          </w:tcPr>
+          <w:p>
+            <w:pPr>
+              <w:spacing w:after="20"/>
+            </w:pPr>
+            <w:r/>
+            <w:r>
+              <w:rPr>
+                <w:i w:val="0"/>
+                <w:color w:val="143A6B"/>
+                <w:sz w:val="19"/>
+              </w:rPr>
+              <w:t>Р8</w:t>
+            </w:r>
+          </w:p>
+        </w:tc>
+        <w:tc>
+          <w:tcPr>
+            <w:tcW w:type="dxa" w:w="3400"/>
+          </w:tcPr>
+          <w:p>
+            <w:pPr>
+              <w:spacing w:after="20"/>
+            </w:pPr>
+            <w:r/>
+            <w:r>
+              <w:rPr>
+                <w:i w:val="0"/>
+                <w:color w:val="1F2937"/>
+                <w:sz w:val="19"/>
+              </w:rPr>
+              <w:t>Все шесть тестов пересказывают домашки: в юните 0 блоки 3–13 — дословные копии ДЗ 1–5 (те же аудиофайлы и варианты), в юните 3 половина, в юните 4 почти весь, в итоговом 12 заданий из 15. Переписываем на другом материале?</w:t>
+            </w:r>
+          </w:p>
+        </w:tc>
+        <w:tc>
+          <w:tcPr>
+            <w:tcW w:type="dxa" w:w="3400"/>
+          </w:tcPr>
+          <w:p>
+            <w:pPr>
+              <w:spacing w:after="20"/>
+            </w:pPr>
+            <w:r/>
+            <w:r>
+              <w:rPr>
+                <w:i w:val="0"/>
+                <w:color w:val="1F2937"/>
+                <w:sz w:val="19"/>
+              </w:rPr>
+              <w:t>тест проверяет память о домашке, а не язык</w:t>
+            </w:r>
+          </w:p>
+        </w:tc>
+      </w:tr>
+      <w:tr>
+        <w:tc>
+          <w:tcPr>
+            <w:tcW w:type="dxa" w:w="3400"/>
+            <w:shd w:val="clear" w:color="auto" w:fill="F3F7FC"/>
+          </w:tcPr>
+          <w:p>
+            <w:pPr>
+              <w:spacing w:after="20"/>
+            </w:pPr>
+            <w:r/>
+            <w:r>
+              <w:rPr>
+                <w:i w:val="0"/>
+                <w:color w:val="143A6B"/>
+                <w:sz w:val="19"/>
+              </w:rPr>
+              <w:t>Р9</w:t>
+            </w:r>
+          </w:p>
+        </w:tc>
+        <w:tc>
+          <w:tcPr>
+            <w:tcW w:type="dxa" w:w="3400"/>
+          </w:tcPr>
+          <w:p>
+            <w:pPr>
+              <w:spacing w:after="20"/>
+            </w:pPr>
+            <w:r/>
+            <w:r>
+              <w:rPr>
+                <w:i w:val="0"/>
+                <w:color w:val="1F2937"/>
+                <w:sz w:val="19"/>
+              </w:rPr>
+              <w:t xml:space="preserve">Пороги разные: у тестов юнитов 2, 3 и 4 стоит </w:t>
+            </w:r>
+            <w:r>
+              <w:rPr>
+                <w:b/>
+                <w:color w:val="1F2937"/>
+                <w:sz w:val="19"/>
+              </w:rPr>
+              <w:t>60</w:t>
+            </w:r>
+            <w:r>
+              <w:rPr>
+                <w:i w:val="0"/>
+                <w:color w:val="1F2937"/>
+                <w:sz w:val="19"/>
+              </w:rPr>
+              <w:t xml:space="preserve"> вместо 90; у итогового 90, хотя по правилу 80. Ставим 90 и 80?</w:t>
+            </w:r>
+          </w:p>
+        </w:tc>
+        <w:tc>
+          <w:tcPr>
+            <w:tcW w:type="dxa" w:w="3400"/>
+          </w:tcPr>
+          <w:p>
+            <w:pPr>
+              <w:spacing w:after="20"/>
+            </w:pPr>
+            <w:r/>
+            <w:r>
+              <w:rPr>
+                <w:i w:val="0"/>
+                <w:color w:val="1F2937"/>
+                <w:sz w:val="19"/>
+              </w:rPr>
+              <w:t>тест юнита проходится почти любым результатом</w:t>
+            </w:r>
+          </w:p>
+        </w:tc>
+      </w:tr>
+      <w:tr>
+        <w:tc>
+          <w:tcPr>
+            <w:tcW w:type="dxa" w:w="3400"/>
+            <w:shd w:val="clear" w:color="auto" w:fill="F3F7FC"/>
+          </w:tcPr>
+          <w:p>
+            <w:pPr>
+              <w:spacing w:after="20"/>
+            </w:pPr>
+            <w:r/>
+            <w:r>
+              <w:rPr>
+                <w:i w:val="0"/>
+                <w:color w:val="143A6B"/>
+                <w:sz w:val="19"/>
+              </w:rPr>
+              <w:t>Р10</w:t>
+            </w:r>
+          </w:p>
+        </w:tc>
+        <w:tc>
+          <w:tcPr>
+            <w:tcW w:type="dxa" w:w="3400"/>
+          </w:tcPr>
+          <w:p>
+            <w:pPr>
+              <w:spacing w:after="20"/>
+            </w:pPr>
+            <w:r/>
+            <w:r>
+              <w:rPr>
+                <w:i w:val="0"/>
+                <w:color w:val="1F2937"/>
+                <w:sz w:val="19"/>
+              </w:rPr>
+              <w:t>Как считается порог 90, если часть теста — говорение на ручной проверке (в юнитах 0 и 1 это 2 и 4 блока из 12)?</w:t>
+            </w:r>
+          </w:p>
+        </w:tc>
+        <w:tc>
+          <w:tcPr>
+            <w:tcW w:type="dxa" w:w="3400"/>
+          </w:tcPr>
+          <w:p>
+            <w:pPr>
+              <w:spacing w:after="20"/>
+            </w:pPr>
+            <w:r/>
+            <w:r>
+              <w:rPr>
+                <w:i w:val="0"/>
+                <w:color w:val="1F2937"/>
+                <w:sz w:val="19"/>
+              </w:rPr>
+              <w:t>ученик не наберёт 90 до того, как учитель прослушает записи</w:t>
+            </w:r>
+          </w:p>
+        </w:tc>
+      </w:tr>
+      <w:tr>
+        <w:tc>
+          <w:tcPr>
+            <w:tcW w:type="dxa" w:w="3400"/>
+            <w:shd w:val="clear" w:color="auto" w:fill="F3F7FC"/>
+          </w:tcPr>
+          <w:p>
+            <w:pPr>
+              <w:spacing w:after="20"/>
+            </w:pPr>
+            <w:r/>
+            <w:r>
+              <w:rPr>
+                <w:i w:val="0"/>
+                <w:color w:val="143A6B"/>
+                <w:sz w:val="19"/>
+              </w:rPr>
+              <w:t>Р11</w:t>
+            </w:r>
+          </w:p>
+        </w:tc>
+        <w:tc>
+          <w:tcPr>
+            <w:tcW w:type="dxa" w:w="3400"/>
+          </w:tcPr>
+          <w:p>
+            <w:pPr>
+              <w:spacing w:after="20"/>
+            </w:pPr>
+            <w:r/>
+            <w:r>
+              <w:rPr>
+                <w:i w:val="0"/>
+                <w:color w:val="1F2937"/>
+                <w:sz w:val="19"/>
+              </w:rPr>
+              <w:t>Четыре блока «расставь буквы по алфавиту» (юнит 2) стоят без звука. Озвучка здесь прочитает ответ целиком («a b c d e»). Оставляем без звука как исключение?</w:t>
+            </w:r>
+          </w:p>
+        </w:tc>
+        <w:tc>
+          <w:tcPr>
+            <w:tcW w:type="dxa" w:w="3400"/>
+          </w:tcPr>
+          <w:p>
+            <w:pPr>
+              <w:spacing w:after="20"/>
+            </w:pPr>
+            <w:r/>
+            <w:r>
+              <w:rPr>
+                <w:i w:val="0"/>
+                <w:color w:val="1F2937"/>
+                <w:sz w:val="19"/>
+              </w:rPr>
+              <w:t>либо правило нарушено, либо задание само себя решает</w:t>
+            </w:r>
+          </w:p>
+        </w:tc>
+      </w:tr>
+      <w:tr>
+        <w:tc>
+          <w:tcPr>
+            <w:tcW w:type="dxa" w:w="3400"/>
+            <w:shd w:val="clear" w:color="auto" w:fill="F3F7FC"/>
+          </w:tcPr>
+          <w:p>
+            <w:pPr>
+              <w:spacing w:after="20"/>
+            </w:pPr>
+            <w:r/>
+            <w:r>
+              <w:rPr>
+                <w:i w:val="0"/>
+                <w:color w:val="143A6B"/>
+                <w:sz w:val="19"/>
+              </w:rPr>
+              <w:t>Р12</w:t>
+            </w:r>
+          </w:p>
+        </w:tc>
+        <w:tc>
+          <w:tcPr>
+            <w:tcW w:type="dxa" w:w="3400"/>
+          </w:tcPr>
+          <w:p>
+            <w:pPr>
+              <w:spacing w:after="20"/>
+            </w:pPr>
+            <w:r/>
+            <w:r>
+              <w:rPr>
+                <w:i w:val="0"/>
+                <w:color w:val="1F2937"/>
+                <w:sz w:val="19"/>
+              </w:rPr>
+              <w:t>Неверные написания как варианты ответа: в юните 3 это 22 вопроса в 7 блоках, ребёнок видит по 4–6 ошибочных написаний за домашку (</w:t>
+            </w:r>
+            <w:r>
+              <w:rPr>
+                <w:rFonts w:ascii="Consolas" w:hAnsi="Consolas"/>
+                <w:color w:val="0B616E"/>
+                <w:sz w:val="19"/>
+              </w:rPr>
+              <w:t>cub</w:t>
+            </w:r>
+            <w:r>
+              <w:rPr>
+                <w:i w:val="0"/>
+                <w:color w:val="1F2937"/>
+                <w:sz w:val="19"/>
+              </w:rPr>
+              <w:t xml:space="preserve">, </w:t>
+            </w:r>
+            <w:r>
+              <w:rPr>
+                <w:rFonts w:ascii="Consolas" w:hAnsi="Consolas"/>
+                <w:color w:val="0B616E"/>
+                <w:sz w:val="19"/>
+              </w:rPr>
+              <w:t>kube</w:t>
+            </w:r>
+            <w:r>
+              <w:rPr>
+                <w:i w:val="0"/>
+                <w:color w:val="1F2937"/>
+                <w:sz w:val="19"/>
+              </w:rPr>
+              <w:t xml:space="preserve">, </w:t>
+            </w:r>
+            <w:r>
+              <w:rPr>
+                <w:rFonts w:ascii="Consolas" w:hAnsi="Consolas"/>
+                <w:color w:val="0B616E"/>
+                <w:sz w:val="19"/>
+              </w:rPr>
+              <w:t>chek</w:t>
+            </w:r>
+            <w:r>
+              <w:rPr>
+                <w:i w:val="0"/>
+                <w:color w:val="1F2937"/>
+                <w:sz w:val="19"/>
+              </w:rPr>
+              <w:t>). Допустимо для 6–7 лет?</w:t>
+            </w:r>
+          </w:p>
+        </w:tc>
+        <w:tc>
+          <w:tcPr>
+            <w:tcW w:type="dxa" w:w="3400"/>
+          </w:tcPr>
+          <w:p>
+            <w:pPr>
+              <w:spacing w:after="20"/>
+            </w:pPr>
+            <w:r/>
+            <w:r>
+              <w:rPr>
+                <w:i w:val="0"/>
+                <w:color w:val="1F2937"/>
+                <w:sz w:val="19"/>
+              </w:rPr>
+              <w:t>формат остаётся во всём курсе</w:t>
+            </w:r>
+          </w:p>
+        </w:tc>
+      </w:tr>
+      <w:tr>
+        <w:tc>
+          <w:tcPr>
+            <w:tcW w:type="dxa" w:w="3400"/>
+            <w:shd w:val="clear" w:color="auto" w:fill="F3F7FC"/>
+          </w:tcPr>
+          <w:p>
+            <w:pPr>
+              <w:spacing w:after="20"/>
+            </w:pPr>
+            <w:r/>
+            <w:r>
+              <w:rPr>
+                <w:i w:val="0"/>
+                <w:color w:val="143A6B"/>
+                <w:sz w:val="19"/>
+              </w:rPr>
+              <w:t>Р13</w:t>
+            </w:r>
+          </w:p>
+        </w:tc>
+        <w:tc>
+          <w:tcPr>
+            <w:tcW w:type="dxa" w:w="3400"/>
+          </w:tcPr>
+          <w:p>
+            <w:pPr>
+              <w:spacing w:after="20"/>
+            </w:pPr>
+            <w:r/>
+            <w:r>
+              <w:rPr>
+                <w:i w:val="0"/>
+                <w:color w:val="1F2937"/>
+                <w:sz w:val="19"/>
+              </w:rPr>
+              <w:t>«I have a pen.» в юните 0, ДЗ 4, блок 8 — против курсового «I've got». Меняем?</w:t>
+            </w:r>
+          </w:p>
+        </w:tc>
+        <w:tc>
+          <w:tcPr>
+            <w:tcW w:type="dxa" w:w="3400"/>
+          </w:tcPr>
+          <w:p>
+            <w:pPr>
+              <w:spacing w:after="20"/>
+            </w:pPr>
+            <w:r/>
+            <w:r>
+              <w:rPr>
+                <w:i w:val="0"/>
+                <w:color w:val="1F2937"/>
+                <w:sz w:val="19"/>
+              </w:rPr>
+              <w:t>в одном курсе две разные конструкции</w:t>
+            </w:r>
+          </w:p>
+        </w:tc>
+      </w:tr>
+      <w:tr>
+        <w:tc>
+          <w:tcPr>
+            <w:tcW w:type="dxa" w:w="3400"/>
+            <w:shd w:val="clear" w:color="auto" w:fill="F3F7FC"/>
+          </w:tcPr>
+          <w:p>
+            <w:pPr>
+              <w:spacing w:after="20"/>
+            </w:pPr>
+            <w:r/>
+            <w:r>
+              <w:rPr>
+                <w:i w:val="0"/>
+                <w:color w:val="143A6B"/>
+                <w:sz w:val="19"/>
+              </w:rPr>
+              <w:t>Р14</w:t>
+            </w:r>
+          </w:p>
+        </w:tc>
+        <w:tc>
+          <w:tcPr>
+            <w:tcW w:type="dxa" w:w="3400"/>
+          </w:tcPr>
+          <w:p>
+            <w:pPr>
+              <w:spacing w:after="20"/>
+            </w:pPr>
+            <w:r/>
+            <w:r>
+              <w:rPr>
+                <w:i w:val="0"/>
+                <w:color w:val="1F2937"/>
+                <w:sz w:val="19"/>
+              </w:rPr>
+              <w:t>«How are you?» даётся на первом уроке юнита 0? ДЗ 1 его спрашивает</w:t>
+            </w:r>
+          </w:p>
+        </w:tc>
+        <w:tc>
+          <w:tcPr>
+            <w:tcW w:type="dxa" w:w="3400"/>
+          </w:tcPr>
+          <w:p>
+            <w:pPr>
+              <w:spacing w:after="20"/>
+            </w:pPr>
+            <w:r/>
+            <w:r>
+              <w:rPr>
+                <w:i w:val="0"/>
+                <w:color w:val="1F2937"/>
+                <w:sz w:val="19"/>
+              </w:rPr>
+              <w:t>если нет — вопрос идёт вперёд программы</w:t>
+            </w:r>
+          </w:p>
+        </w:tc>
+      </w:tr>
+      <w:tr>
+        <w:tc>
+          <w:tcPr>
+            <w:tcW w:type="dxa" w:w="3400"/>
+            <w:shd w:val="clear" w:color="auto" w:fill="F3F7FC"/>
+          </w:tcPr>
+          <w:p>
+            <w:pPr>
+              <w:spacing w:after="20"/>
+            </w:pPr>
+            <w:r/>
+            <w:r>
+              <w:rPr>
+                <w:i w:val="0"/>
+                <w:color w:val="143A6B"/>
+                <w:sz w:val="19"/>
+              </w:rPr>
+              <w:t>Р15</w:t>
+            </w:r>
+          </w:p>
+        </w:tc>
+        <w:tc>
+          <w:tcPr>
+            <w:tcW w:type="dxa" w:w="3400"/>
+          </w:tcPr>
+          <w:p>
+            <w:pPr>
+              <w:spacing w:after="20"/>
+            </w:pPr>
+            <w:r/>
+            <w:r>
+              <w:rPr>
+                <w:i w:val="0"/>
+                <w:color w:val="1F2937"/>
+                <w:sz w:val="19"/>
+              </w:rPr>
+              <w:t>Кадры истории для юнита 2, ДЗ 5, блок 7 — есть в учебнике? Сейчас истории в домашке нет, только портреты</w:t>
+            </w:r>
+          </w:p>
+        </w:tc>
+        <w:tc>
+          <w:tcPr>
+            <w:tcW w:type="dxa" w:w="3400"/>
+          </w:tcPr>
+          <w:p>
+            <w:pPr>
+              <w:spacing w:after="20"/>
+            </w:pPr>
+            <w:r/>
+            <w:r>
+              <w:rPr>
+                <w:i w:val="0"/>
+                <w:color w:val="1F2937"/>
+                <w:sz w:val="19"/>
+              </w:rPr>
+              <w:t>задание остаётся без материала</w:t>
+            </w:r>
+          </w:p>
+        </w:tc>
+      </w:tr>
+      <w:tr>
+        <w:tc>
+          <w:tcPr>
+            <w:tcW w:type="dxa" w:w="3400"/>
+            <w:shd w:val="clear" w:color="auto" w:fill="F3F7FC"/>
+          </w:tcPr>
+          <w:p>
+            <w:pPr>
+              <w:spacing w:after="20"/>
+            </w:pPr>
+            <w:r/>
+            <w:r>
+              <w:rPr>
+                <w:i w:val="0"/>
+                <w:color w:val="143A6B"/>
+                <w:sz w:val="19"/>
+              </w:rPr>
+              <w:t>Р16</w:t>
+            </w:r>
+          </w:p>
+        </w:tc>
+        <w:tc>
+          <w:tcPr>
+            <w:tcW w:type="dxa" w:w="3400"/>
+          </w:tcPr>
+          <w:p>
+            <w:pPr>
+              <w:spacing w:after="20"/>
+            </w:pPr>
+            <w:r/>
+            <w:r>
+              <w:rPr>
+                <w:i w:val="0"/>
+                <w:color w:val="1F2937"/>
+                <w:sz w:val="19"/>
+              </w:rPr>
+              <w:t>История для юнита 0, ДЗ 4: шапка обещает «а потом послушай историю 🐰», а блока с историей нет</w:t>
+            </w:r>
+          </w:p>
+        </w:tc>
+        <w:tc>
+          <w:tcPr>
+            <w:tcW w:type="dxa" w:w="3400"/>
+          </w:tcPr>
+          <w:p>
+            <w:pPr>
+              <w:spacing w:after="20"/>
+            </w:pPr>
+            <w:r/>
+            <w:r>
+              <w:rPr>
+                <w:i w:val="0"/>
+                <w:color w:val="1F2937"/>
+                <w:sz w:val="19"/>
+              </w:rPr>
+              <w:t>либо убираем обещание, либо нужны кадры и запись</w:t>
+            </w:r>
+          </w:p>
+        </w:tc>
+      </w:tr>
+      <w:tr>
+        <w:tc>
+          <w:tcPr>
+            <w:tcW w:type="dxa" w:w="3400"/>
+            <w:shd w:val="clear" w:color="auto" w:fill="F3F7FC"/>
+          </w:tcPr>
+          <w:p>
+            <w:pPr>
+              <w:spacing w:after="20"/>
+            </w:pPr>
+            <w:r/>
+            <w:r>
+              <w:rPr>
+                <w:i w:val="0"/>
+                <w:color w:val="143A6B"/>
+                <w:sz w:val="19"/>
+              </w:rPr>
+              <w:t>Р17</w:t>
+            </w:r>
+          </w:p>
+        </w:tc>
+        <w:tc>
+          <w:tcPr>
+            <w:tcW w:type="dxa" w:w="3400"/>
+          </w:tcPr>
+          <w:p>
+            <w:pPr>
+              <w:spacing w:after="20"/>
+            </w:pPr>
+            <w:r/>
+            <w:r>
+              <w:rPr>
+                <w:i w:val="0"/>
+                <w:color w:val="1F2937"/>
+                <w:sz w:val="19"/>
+              </w:rPr>
+              <w:t xml:space="preserve">97 блоков курса озвучены файлами </w:t>
+            </w:r>
+            <w:r>
+              <w:rPr>
+                <w:rFonts w:ascii="Consolas" w:hAnsi="Consolas"/>
+                <w:color w:val="0B616E"/>
+                <w:sz w:val="19"/>
+              </w:rPr>
+              <w:t>.webm</w:t>
+            </w:r>
+            <w:r>
+              <w:rPr>
+                <w:i w:val="0"/>
+                <w:color w:val="1F2937"/>
+                <w:sz w:val="19"/>
+              </w:rPr>
+              <w:t xml:space="preserve"> — проверьте на iPhone или iPad, играет ли (в юните 5 без них три вопроса нерешаемы)</w:t>
+            </w:r>
+          </w:p>
+        </w:tc>
+        <w:tc>
+          <w:tcPr>
+            <w:tcW w:type="dxa" w:w="3400"/>
+          </w:tcPr>
+          <w:p>
+            <w:pPr>
+              <w:spacing w:after="20"/>
+            </w:pPr>
+            <w:r/>
+            <w:r>
+              <w:rPr>
+                <w:i w:val="0"/>
+                <w:color w:val="1F2937"/>
+                <w:sz w:val="19"/>
+              </w:rPr>
+              <w:t>если не играет, часть курса молчит у половины учеников</w:t>
+            </w:r>
+          </w:p>
+        </w:tc>
+      </w:tr>
+      <w:tr>
+        <w:tc>
+          <w:tcPr>
+            <w:tcW w:type="dxa" w:w="3400"/>
+            <w:shd w:val="clear" w:color="auto" w:fill="F3F7FC"/>
+          </w:tcPr>
+          <w:p>
+            <w:pPr>
+              <w:spacing w:after="20"/>
+            </w:pPr>
+            <w:r/>
+            <w:r>
+              <w:rPr>
+                <w:i w:val="0"/>
+                <w:color w:val="143A6B"/>
+                <w:sz w:val="19"/>
+              </w:rPr>
+              <w:t>Р18</w:t>
+            </w:r>
+          </w:p>
+        </w:tc>
+        <w:tc>
+          <w:tcPr>
+            <w:tcW w:type="dxa" w:w="3400"/>
+          </w:tcPr>
+          <w:p>
+            <w:pPr>
+              <w:spacing w:after="20"/>
+            </w:pPr>
+            <w:r/>
+            <w:r>
+              <w:rPr>
+                <w:i w:val="0"/>
+                <w:color w:val="1F2937"/>
+                <w:sz w:val="19"/>
+              </w:rPr>
+              <w:t xml:space="preserve">Планы уроков 2–6 юнита 1 и планы к тестам — существуют? В базе лежит только </w:t>
+            </w:r>
+            <w:r>
+              <w:rPr>
+                <w:rFonts w:ascii="Consolas" w:hAnsi="Consolas"/>
+                <w:color w:val="0B616E"/>
+                <w:sz w:val="19"/>
+              </w:rPr>
+              <w:t>Lesson 1</w:t>
+            </w:r>
+          </w:p>
+        </w:tc>
+        <w:tc>
+          <w:tcPr>
+            <w:tcW w:type="dxa" w:w="3400"/>
+          </w:tcPr>
+          <w:p>
+            <w:pPr>
+              <w:spacing w:after="20"/>
+            </w:pPr>
+            <w:r/>
+            <w:r>
+              <w:rPr>
+                <w:i w:val="0"/>
+                <w:color w:val="1F2937"/>
+                <w:sz w:val="19"/>
+              </w:rPr>
+              <w:t>преподаватель видит один план из семи</w:t>
+            </w:r>
+          </w:p>
+        </w:tc>
+      </w:tr>
+    </w:tbl>
+    <w:p>
+      <w:pPr>
+        <w:spacing w:after="80"/>
+      </w:pPr>
+    </w:p>
+    <w:p>
+      <w:pPr>
+        <w:spacing w:after="120"/>
+      </w:pPr>
+      <w:r>
+        <w:rPr>
+          <w:b/>
+          <w:color w:val="143A6B"/>
+          <w:sz w:val="21"/>
+        </w:rPr>
+        <w:t>3. Руками в интерфейсе.</w:t>
+      </w:r>
+    </w:p>
+    <w:p>
+      <w:pPr>
+        <w:pStyle w:val="ListBullet"/>
+        <w:spacing w:after="60"/>
+      </w:pPr>
+      <w:r>
+        <w:rPr>
+          <w:b/>
+          <w:color w:val="143A6B"/>
+          <w:sz w:val="21"/>
+        </w:rPr>
+        <w:t>«Озвучить пачкой»</w:t>
+      </w:r>
+      <w:r>
+        <w:rPr>
+          <w:i w:val="0"/>
+          <w:color w:val="1F2937"/>
+          <w:sz w:val="21"/>
+        </w:rPr>
+        <w:t xml:space="preserve"> («Контент» → «Медиа») после наших правок: переозвучки</w:t>
+      </w:r>
+    </w:p>
+    <w:p>
+      <w:pPr>
+        <w:spacing w:after="120"/>
+      </w:pPr>
+      <w:r>
+        <w:rPr>
+          <w:i w:val="0"/>
+          <w:color w:val="1F2937"/>
+          <w:sz w:val="21"/>
+        </w:rPr>
+        <w:t>требуют 19 блоков с битыми ссылками и четыре уже озвученных опечатки (</w:t>
+      </w:r>
+      <w:r>
+        <w:rPr>
+          <w:rFonts w:ascii="Consolas" w:hAnsi="Consolas"/>
+          <w:color w:val="0B616E"/>
+          <w:sz w:val="21"/>
+        </w:rPr>
+        <w:t>Thi is my mum</w:t>
+      </w:r>
+      <w:r>
+        <w:rPr>
+          <w:i w:val="0"/>
+          <w:color w:val="1F2937"/>
+          <w:sz w:val="21"/>
+        </w:rPr>
+        <w:t xml:space="preserve">, </w:t>
+      </w:r>
+      <w:r>
+        <w:rPr>
+          <w:rFonts w:ascii="Consolas" w:hAnsi="Consolas"/>
+          <w:color w:val="0B616E"/>
+          <w:sz w:val="21"/>
+        </w:rPr>
+        <w:t>He is a techer</w:t>
+      </w:r>
+      <w:r>
+        <w:rPr>
+          <w:i w:val="0"/>
+          <w:color w:val="1F2937"/>
+          <w:sz w:val="21"/>
+        </w:rPr>
+        <w:t xml:space="preserve">, </w:t>
+      </w:r>
+      <w:r>
+        <w:rPr>
+          <w:rFonts w:ascii="Consolas" w:hAnsi="Consolas"/>
+          <w:color w:val="0B616E"/>
+          <w:sz w:val="21"/>
+        </w:rPr>
+        <w:t>I've got three eyes</w:t>
+      </w:r>
+      <w:r>
+        <w:rPr>
+          <w:i w:val="0"/>
+          <w:color w:val="1F2937"/>
+          <w:sz w:val="21"/>
+        </w:rPr>
+        <w:t xml:space="preserve"> при двуглазом монстре, </w:t>
+      </w:r>
+      <w:r>
+        <w:rPr>
+          <w:rFonts w:ascii="Consolas" w:hAnsi="Consolas"/>
+          <w:color w:val="0B616E"/>
+          <w:sz w:val="21"/>
+        </w:rPr>
+        <w:t>Is this my mum?</w:t>
+      </w:r>
+      <w:r>
+        <w:rPr>
+          <w:i w:val="0"/>
+          <w:color w:val="1F2937"/>
+          <w:sz w:val="21"/>
+        </w:rPr>
+        <w:t xml:space="preserve"> вместо </w:t>
+      </w:r>
+      <w:r>
+        <w:rPr>
+          <w:rFonts w:ascii="Consolas" w:hAnsi="Consolas"/>
+          <w:color w:val="0B616E"/>
+          <w:sz w:val="21"/>
+        </w:rPr>
+        <w:t>your</w:t>
+      </w:r>
+      <w:r>
+        <w:rPr>
+          <w:i w:val="0"/>
+          <w:color w:val="1F2937"/>
+          <w:sz w:val="21"/>
+        </w:rPr>
+        <w:t>).</w:t>
+      </w:r>
+    </w:p>
+    <w:p>
+      <w:pPr>
+        <w:pStyle w:val="ListBullet"/>
+        <w:spacing w:after="60"/>
+      </w:pPr>
+      <w:r>
+        <w:rPr>
+          <w:b/>
+          <w:color w:val="143A6B"/>
+          <w:sz w:val="21"/>
+        </w:rPr>
+        <w:t>Посмотреть пересобранные задания</w:t>
+      </w:r>
+      <w:r>
+        <w:rPr>
+          <w:i w:val="0"/>
+          <w:color w:val="1F2937"/>
+          <w:sz w:val="21"/>
+        </w:rPr>
+        <w:t xml:space="preserve"> — 11 блоков, где русские варианты</w:t>
+      </w:r>
+    </w:p>
+    <w:p>
+      <w:pPr>
+        <w:spacing w:after="120"/>
+      </w:pPr>
+      <w:r>
+        <w:rPr>
+          <w:i w:val="0"/>
+          <w:color w:val="1F2937"/>
+          <w:sz w:val="21"/>
+        </w:rPr>
+        <w:t>меняются на картинки.</w:t>
+      </w:r>
+    </w:p>
+    <w:p>
+      <w:pPr>
+        <w:pStyle w:val="ListBullet"/>
+        <w:spacing w:after="60"/>
+      </w:pPr>
+      <w:r>
+        <w:rPr>
+          <w:b/>
+          <w:color w:val="143A6B"/>
+          <w:sz w:val="21"/>
+        </w:rPr>
+        <w:t>Включить публикацию</w:t>
+      </w:r>
+      <w:r>
+        <w:rPr>
+          <w:i w:val="0"/>
+          <w:color w:val="1F2937"/>
+          <w:sz w:val="21"/>
+        </w:rPr>
+        <w:t>, когда правки будут приняты.</w:t>
+      </w:r>
+    </w:p>
+    <w:p>
+      <w:pPr>
+        <w:spacing w:after="80" w:before="200"/>
+      </w:pPr>
+      <w:r>
+        <w:rPr>
+          <w:i w:val="0"/>
+          <w:color w:val="B13E0F"/>
+          <w:sz w:val="23"/>
+        </w:rPr>
+        <w:t>Ошибки ключей — чиним первыми, решения не ждут</w:t>
+      </w:r>
+    </w:p>
+    <w:p>
+      <w:pPr>
+        <w:spacing w:after="120"/>
+      </w:pPr>
+      <w:r>
+        <w:rPr>
+          <w:i w:val="0"/>
+          <w:color w:val="1F2937"/>
+          <w:sz w:val="21"/>
+        </w:rPr>
+        <w:t xml:space="preserve">Шесть мест, где прилежный ученик получает «неверно»: юнит 3 ДЗ 2 блок 2 (звучит </w:t>
+      </w:r>
+      <w:r>
+        <w:rPr>
+          <w:rFonts w:ascii="Consolas" w:hAnsi="Consolas"/>
+          <w:color w:val="0B616E"/>
+          <w:sz w:val="21"/>
+        </w:rPr>
+        <w:t>cube</w:t>
+      </w:r>
+      <w:r>
+        <w:rPr>
+          <w:i w:val="0"/>
+          <w:color w:val="1F2937"/>
+          <w:sz w:val="21"/>
+        </w:rPr>
+        <w:t xml:space="preserve">, а варианты только </w:t>
+      </w:r>
+      <w:r>
+        <w:rPr>
+          <w:rFonts w:ascii="Consolas" w:hAnsi="Consolas"/>
+          <w:color w:val="0B616E"/>
+          <w:sz w:val="21"/>
+        </w:rPr>
+        <w:t>cub</w:t>
+      </w:r>
+      <w:r>
+        <w:rPr>
+          <w:i w:val="0"/>
+          <w:color w:val="1F2937"/>
+          <w:sz w:val="21"/>
+        </w:rPr>
+        <w:t xml:space="preserve"> и </w:t>
+      </w:r>
+      <w:r>
+        <w:rPr>
+          <w:rFonts w:ascii="Consolas" w:hAnsi="Consolas"/>
+          <w:color w:val="0B616E"/>
+          <w:sz w:val="21"/>
+        </w:rPr>
+        <w:t>kube</w:t>
+      </w:r>
+      <w:r>
+        <w:rPr>
+          <w:i w:val="0"/>
+          <w:color w:val="1F2937"/>
+          <w:sz w:val="21"/>
+        </w:rPr>
+        <w:t xml:space="preserve"> — верного среди них нет); юнит 4 ДЗ 3 блок 4 (звучит «I'm dancing», верной отмечена картинка «бежит»); юнит 4 ДЗ 6 блок 8 (два ключа из четырёх противоречат написанному); итоговый тест блок 12 («Is he a gardener?» с картинкой садовника и ответом «No»); юнит 3 ДЗ 6 блок 3 («слово без звука /ch/», а отмечен </w:t>
+      </w:r>
+      <w:r>
+        <w:rPr>
+          <w:rFonts w:ascii="Consolas" w:hAnsi="Consolas"/>
+          <w:color w:val="0B616E"/>
+          <w:sz w:val="21"/>
+        </w:rPr>
+        <w:t>chek</w:t>
+      </w:r>
+      <w:r>
+        <w:rPr>
+          <w:i w:val="0"/>
+          <w:color w:val="1F2937"/>
+          <w:sz w:val="21"/>
+        </w:rPr>
+        <w:t xml:space="preserve">); юнит 2 тест блок 2 (кириллическая </w:t>
+      </w:r>
+      <w:r>
+        <w:rPr>
+          <w:b/>
+          <w:color w:val="143A6B"/>
+          <w:sz w:val="21"/>
+        </w:rPr>
+        <w:t>р</w:t>
+      </w:r>
+      <w:r>
+        <w:rPr>
+          <w:i w:val="0"/>
+          <w:color w:val="1F2937"/>
+          <w:sz w:val="21"/>
+        </w:rPr>
+        <w:t xml:space="preserve"> внутри английского </w:t>
+      </w:r>
+      <w:r>
+        <w:rPr>
+          <w:rFonts w:ascii="Consolas" w:hAnsi="Consolas"/>
+          <w:color w:val="0B616E"/>
+          <w:sz w:val="21"/>
+        </w:rPr>
+        <w:t>yeр</w:t>
+      </w:r>
+      <w:r>
+        <w:rPr>
+          <w:i w:val="0"/>
+          <w:color w:val="1F2937"/>
+          <w:sz w:val="21"/>
+        </w:rPr>
+        <w:t>).</w:t>
+      </w:r>
+    </w:p>
+    <w:p>
+      <w:pPr>
+        <w:spacing w:after="80" w:before="200"/>
+      </w:pPr>
+      <w:r>
+        <w:rPr>
+          <w:i w:val="0"/>
+          <w:color w:val="B13E0F"/>
+          <w:sz w:val="23"/>
+        </w:rPr>
+        <w:t>Что исправляем сами, одной правкой по курсу</w:t>
       </w:r>
     </w:p>
     <w:tbl>
@@ -1112,7 +2915,7 @@
                 <w:color w:val="FFFFFF"/>
                 <w:sz w:val="19"/>
               </w:rPr>
-              <w:t>находка</w:t>
+              <w:t>что</w:t>
             </w:r>
           </w:p>
         </w:tc>
@@ -1154,23 +2957,7 @@
                 <w:color w:val="143A6B"/>
                 <w:sz w:val="19"/>
               </w:rPr>
-              <w:t xml:space="preserve">ссылки на звук ведут на плейсхолдер </w:t>
-            </w:r>
-            <w:r>
-              <w:rPr>
-                <w:rFonts w:ascii="Consolas" w:hAnsi="Consolas"/>
-                <w:color w:val="0B616E"/>
-                <w:sz w:val="19"/>
-              </w:rPr>
-              <w:t>ВАШ-ПРОЕКТ.supabase.co</w:t>
-            </w:r>
-            <w:r>
-              <w:rPr>
-                <w:i w:val="0"/>
-                <w:color w:val="143A6B"/>
-                <w:sz w:val="19"/>
-              </w:rPr>
-              <w:t xml:space="preserve"> — у ученика не играет</w:t>
+              <w:t>задания на перевод (русское слово с английскими вариантами, «соедини слово и перевод») — меняем русское на картинку</w:t>
             </w:r>
           </w:p>
         </w:tc>
@@ -1189,7 +2976,56 @@
                 <w:color w:val="1F2937"/>
                 <w:sz w:val="19"/>
               </w:rPr>
-              <w:t>19 блоков</w:t>
+              <w:t>11 блоков</w:t>
+            </w:r>
+          </w:p>
+        </w:tc>
+      </w:tr>
+      <w:tr>
+        <w:tc>
+          <w:tcPr>
+            <w:tcW w:type="dxa" w:w="5100"/>
+            <w:shd w:val="clear" w:color="auto" w:fill="F3F7FC"/>
+          </w:tcPr>
+          <w:p>
+            <w:pPr>
+              <w:spacing w:after="20"/>
+            </w:pPr>
+            <w:r/>
+            <w:r>
+              <w:rPr>
+                <w:i w:val="0"/>
+                <w:color w:val="143A6B"/>
+                <w:sz w:val="19"/>
+              </w:rPr>
+              <w:t xml:space="preserve">битые ссылки на звук </w:t>
+            </w:r>
+            <w:r>
+              <w:rPr>
+                <w:rFonts w:ascii="Consolas" w:hAnsi="Consolas"/>
+                <w:color w:val="0B616E"/>
+                <w:sz w:val="19"/>
+              </w:rPr>
+              <w:t>ВАШ-ПРОЕКТ.supabase.co</w:t>
+            </w:r>
+          </w:p>
+        </w:tc>
+        <w:tc>
+          <w:tcPr>
+            <w:tcW w:type="dxa" w:w="5100"/>
+          </w:tcPr>
+          <w:p>
+            <w:pPr>
+              <w:spacing w:after="20"/>
+            </w:pPr>
+            <w:r/>
+            <w:r>
+              <w:rPr>
+                <w:i w:val="0"/>
+                <w:color w:val="1F2937"/>
+                <w:sz w:val="19"/>
+              </w:rPr>
+              <w:t>37 ссылок в 19 блоках</w:t>
             </w:r>
           </w:p>
         </w:tc>
@@ -1252,7 +3088,7 @@
                 <w:color w:val="143A6B"/>
                 <w:sz w:val="19"/>
               </w:rPr>
-              <w:t>блок «составь слово» без звука, хотя в SM0 он собирается по звучанию</w:t>
+              <w:t>«составь слово» без заголовка — рендер пишет «Составь предложение» над буквами одного слова</w:t>
             </w:r>
           </w:p>
         </w:tc>
@@ -1289,19 +3125,11 @@
             <w:r/>
             <w:r>
               <w:rPr>
-                <w:rFonts w:ascii="Consolas" w:hAnsi="Consolas"/>
-                <w:color w:val="0B616E"/>
-                <w:sz w:val="19"/>
-              </w:rPr>
-              <w:t>match</w:t>
-            </w:r>
-            <w:r>
-              <w:rPr>
                 <w:i w:val="0"/>
                 <w:color w:val="143A6B"/>
                 <w:sz w:val="19"/>
               </w:rPr>
-              <w:t>, где одно и то же значение справа повторяется — блок ломается</w:t>
+              <w:t>заголовок выдаёт ответ («Make the word: hen» над плитками h, e, n)</w:t>
             </w:r>
           </w:p>
         </w:tc>
@@ -1320,7 +3148,7 @@
                 <w:color w:val="1F2937"/>
                 <w:sz w:val="19"/>
               </w:rPr>
-              <w:t>1 (юнит 1, ДЗ 6, блок 7)</w:t>
+              <w:t>4 блока</w:t>
             </w:r>
           </w:p>
         </w:tc>
@@ -1342,7 +3170,7 @@
                 <w:color w:val="143A6B"/>
                 <w:sz w:val="19"/>
               </w:rPr>
-              <w:t>задание с русскими вариантами ответа (перевод)</w:t>
+              <w:t>звук стоит только у верного варианта — динамик рисуется ровно на правильном ответе</w:t>
             </w:r>
           </w:p>
         </w:tc>
@@ -1361,7 +3189,7 @@
                 <w:color w:val="1F2937"/>
                 <w:sz w:val="19"/>
               </w:rPr>
-              <w:t>1 (тест юнита 2, блок 2)</w:t>
+              <w:t>4 блока</w:t>
             </w:r>
           </w:p>
         </w:tc>
@@ -1383,7 +3211,146 @@
                 <w:color w:val="143A6B"/>
                 <w:sz w:val="19"/>
               </w:rPr>
-              <w:t>картинки мельче 300 px — на карточках мылятся</w:t>
+              <w:t>один и тот же блок повторён дословно (в юните 1 «I've got a dog!» трижды подряд)</w:t>
+            </w:r>
+          </w:p>
+        </w:tc>
+        <w:tc>
+          <w:tcPr>
+            <w:tcW w:type="dxa" w:w="5100"/>
+          </w:tcPr>
+          <w:p>
+            <w:pPr>
+              <w:spacing w:after="20"/>
+            </w:pPr>
+            <w:r/>
+            <w:r>
+              <w:rPr>
+                <w:i w:val="0"/>
+                <w:color w:val="1F2937"/>
+                <w:sz w:val="19"/>
+              </w:rPr>
+              <w:t>5 блоков</w:t>
+            </w:r>
+          </w:p>
+        </w:tc>
+      </w:tr>
+      <w:tr>
+        <w:tc>
+          <w:tcPr>
+            <w:tcW w:type="dxa" w:w="5100"/>
+            <w:shd w:val="clear" w:color="auto" w:fill="F3F7FC"/>
+          </w:tcPr>
+          <w:p>
+            <w:pPr>
+              <w:spacing w:after="20"/>
+            </w:pPr>
+            <w:r/>
+            <w:r>
+              <w:rPr>
+                <w:rFonts w:ascii="Consolas" w:hAnsi="Consolas"/>
+                <w:color w:val="0B616E"/>
+                <w:sz w:val="19"/>
+              </w:rPr>
+              <w:t>fire fighter</w:t>
+            </w:r>
+            <w:r>
+              <w:rPr>
+                <w:i w:val="0"/>
+                <w:color w:val="143A6B"/>
+                <w:sz w:val="19"/>
+              </w:rPr>
+              <w:t xml:space="preserve"> в два слова против </w:t>
+            </w:r>
+            <w:r>
+              <w:rPr>
+                <w:rFonts w:ascii="Consolas" w:hAnsi="Consolas"/>
+                <w:color w:val="0B616E"/>
+                <w:sz w:val="19"/>
+              </w:rPr>
+              <w:t>firefighter</w:t>
+            </w:r>
+          </w:p>
+        </w:tc>
+        <w:tc>
+          <w:tcPr>
+            <w:tcW w:type="dxa" w:w="5100"/>
+          </w:tcPr>
+          <w:p>
+            <w:pPr>
+              <w:spacing w:after="20"/>
+            </w:pPr>
+            <w:r/>
+            <w:r>
+              <w:rPr>
+                <w:i w:val="0"/>
+                <w:color w:val="1F2937"/>
+                <w:sz w:val="19"/>
+              </w:rPr>
+              <w:t>13 мест</w:t>
+            </w:r>
+          </w:p>
+        </w:tc>
+      </w:tr>
+      <w:tr>
+        <w:tc>
+          <w:tcPr>
+            <w:tcW w:type="dxa" w:w="5100"/>
+            <w:shd w:val="clear" w:color="auto" w:fill="F3F7FC"/>
+          </w:tcPr>
+          <w:p>
+            <w:pPr>
+              <w:spacing w:after="20"/>
+            </w:pPr>
+            <w:r/>
+            <w:r>
+              <w:rPr>
+                <w:i w:val="0"/>
+                <w:color w:val="143A6B"/>
+                <w:sz w:val="19"/>
+              </w:rPr>
+              <w:t>нет письменного задания ни в одном блоке домашки — готовые блоки на вписывание уже написаны</w:t>
+            </w:r>
+          </w:p>
+        </w:tc>
+        <w:tc>
+          <w:tcPr>
+            <w:tcW w:type="dxa" w:w="5100"/>
+          </w:tcPr>
+          <w:p>
+            <w:pPr>
+              <w:spacing w:after="20"/>
+            </w:pPr>
+            <w:r/>
+            <w:r>
+              <w:rPr>
+                <w:i w:val="0"/>
+                <w:color w:val="1F2937"/>
+                <w:sz w:val="19"/>
+              </w:rPr>
+              <w:t>13 домашек</w:t>
+            </w:r>
+          </w:p>
+        </w:tc>
+      </w:tr>
+      <w:tr>
+        <w:tc>
+          <w:tcPr>
+            <w:tcW w:type="dxa" w:w="5100"/>
+            <w:shd w:val="clear" w:color="auto" w:fill="F3F7FC"/>
+          </w:tcPr>
+          <w:p>
+            <w:pPr>
+              <w:spacing w:after="20"/>
+            </w:pPr>
+            <w:r/>
+            <w:r>
+              <w:rPr>
+                <w:i w:val="0"/>
+                <w:color w:val="143A6B"/>
+                <w:sz w:val="19"/>
+              </w:rPr>
+              <w:t>картинки мельче 300 px; первыми на перерисовку профессии юнита 3 — на различении doctor и vet при 52–60 px держатся четыре блока</w:t>
             </w:r>
           </w:p>
         </w:tc>
@@ -1412,19 +3379,6 @@
       <w:pPr>
         <w:spacing w:after="80"/>
       </w:pPr>
-    </w:p>
-    <w:p>
-      <w:pPr>
-        <w:spacing w:after="120"/>
-      </w:pPr>
-      <w:r>
-        <w:rPr>
-          <w:i w:val="0"/>
-          <w:color w:val="1F2937"/>
-          <w:sz w:val="21"/>
-        </w:rPr>
-        <w:t>Разбор по юнитам идёт, сводка будет отдельно.</w:t>
-      </w:r>
     </w:p>
     <w:p>
       <w:pPr>

--- a/builds/Вычитка — что нужно от вас.docx
+++ b/builds/Вычитка — что нужно от вас.docx
@@ -2248,66 +2248,6 @@
                 <w:color w:val="143A6B"/>
                 <w:sz w:val="19"/>
               </w:rPr>
-              <w:t>Р14</w:t>
-            </w:r>
-          </w:p>
-        </w:tc>
-        <w:tc>
-          <w:tcPr>
-            <w:tcW w:type="dxa" w:w="3400"/>
-          </w:tcPr>
-          <w:p>
-            <w:pPr>
-              <w:spacing w:after="20"/>
-            </w:pPr>
-            <w:r/>
-            <w:r>
-              <w:rPr>
-                <w:i w:val="0"/>
-                <w:color w:val="1F2937"/>
-                <w:sz w:val="19"/>
-              </w:rPr>
-              <w:t>«How are you?» даётся на первом уроке юнита 0? ДЗ 1 его спрашивает</w:t>
-            </w:r>
-          </w:p>
-        </w:tc>
-        <w:tc>
-          <w:tcPr>
-            <w:tcW w:type="dxa" w:w="3400"/>
-          </w:tcPr>
-          <w:p>
-            <w:pPr>
-              <w:spacing w:after="20"/>
-            </w:pPr>
-            <w:r/>
-            <w:r>
-              <w:rPr>
-                <w:i w:val="0"/>
-                <w:color w:val="1F2937"/>
-                <w:sz w:val="19"/>
-              </w:rPr>
-              <w:t>если нет — вопрос идёт вперёд программы</w:t>
-            </w:r>
-          </w:p>
-        </w:tc>
-      </w:tr>
-      <w:tr>
-        <w:tc>
-          <w:tcPr>
-            <w:tcW w:type="dxa" w:w="3400"/>
-            <w:shd w:val="clear" w:color="auto" w:fill="F3F7FC"/>
-          </w:tcPr>
-          <w:p>
-            <w:pPr>
-              <w:spacing w:after="20"/>
-            </w:pPr>
-            <w:r/>
-            <w:r>
-              <w:rPr>
-                <w:i w:val="0"/>
-                <w:color w:val="143A6B"/>
-                <w:sz w:val="19"/>
-              </w:rPr>
               <w:t>Р15</w:t>
             </w:r>
           </w:p>

--- a/builds/Вычитка — что нужно от вас.docx
+++ b/builds/Вычитка — что нужно от вас.docx
@@ -1110,7 +1110,55 @@
           <w:color w:val="1F2937"/>
           <w:sz w:val="21"/>
         </w:rPr>
-        <w:t>. Второй проход (планы уроков с Диска против домашек) идёт.</w:t>
+        <w:t xml:space="preserve">. Второй проход закончен тоже: ваши 38 планов уроков и 40 презентаций с Диска сверены с домашками и тестами. Сводка — </w:t>
+      </w:r>
+      <w:r>
+        <w:rPr>
+          <w:rFonts w:ascii="Consolas" w:hAnsi="Consolas"/>
+          <w:color w:val="0B616E"/>
+          <w:sz w:val="21"/>
+        </w:rPr>
+        <w:t>builds/sm0/plans/svodka.md</w:t>
+      </w:r>
+      <w:r>
+        <w:rPr>
+          <w:i w:val="0"/>
+          <w:color w:val="1F2937"/>
+          <w:sz w:val="21"/>
+        </w:rPr>
+        <w:t xml:space="preserve">, по юнитам — </w:t>
+      </w:r>
+      <w:r>
+        <w:rPr>
+          <w:rFonts w:ascii="Consolas" w:hAnsi="Consolas"/>
+          <w:color w:val="0B616E"/>
+          <w:sz w:val="21"/>
+        </w:rPr>
+        <w:t>builds/sm0/plans/u0.md</w:t>
+      </w:r>
+      <w:r>
+        <w:rPr>
+          <w:i w:val="0"/>
+          <w:color w:val="1F2937"/>
+          <w:sz w:val="21"/>
+        </w:rPr>
+        <w:t xml:space="preserve"> … </w:t>
+      </w:r>
+      <w:r>
+        <w:rPr>
+          <w:rFonts w:ascii="Consolas" w:hAnsi="Consolas"/>
+          <w:color w:val="0B616E"/>
+          <w:sz w:val="21"/>
+        </w:rPr>
+        <w:t>u5_final.md</w:t>
+      </w:r>
+      <w:r>
+        <w:rPr>
+          <w:i w:val="0"/>
+          <w:color w:val="1F2937"/>
+          <w:sz w:val="21"/>
+        </w:rPr>
+        <w:t>.</w:t>
       </w:r>
     </w:p>
     <w:p>
@@ -1149,7 +1197,7 @@
           <w:color w:val="143A6B"/>
           <w:sz w:val="21"/>
         </w:rPr>
-        <w:t>1. Послушать записи — 7 мест.</w:t>
+        <w:t>1. Послушать записи — 8 мест.</w:t>
       </w:r>
     </w:p>
     <w:tbl>
@@ -1708,6 +1756,98 @@
           </w:p>
         </w:tc>
       </w:tr>
+      <w:tr>
+        <w:tc>
+          <w:tcPr>
+            <w:tcW w:type="dxa" w:w="3400"/>
+            <w:shd w:val="clear" w:color="auto" w:fill="F3F7FC"/>
+          </w:tcPr>
+          <w:p>
+            <w:pPr>
+              <w:spacing w:after="20"/>
+            </w:pPr>
+            <w:r/>
+            <w:r>
+              <w:rPr>
+                <w:i w:val="0"/>
+                <w:color w:val="143A6B"/>
+                <w:sz w:val="19"/>
+              </w:rPr>
+              <w:t>Р8</w:t>
+            </w:r>
+          </w:p>
+        </w:tc>
+        <w:tc>
+          <w:tcPr>
+            <w:tcW w:type="dxa" w:w="3400"/>
+          </w:tcPr>
+          <w:p>
+            <w:pPr>
+              <w:spacing w:after="20"/>
+            </w:pPr>
+            <w:r/>
+            <w:r>
+              <w:rPr>
+                <w:i w:val="0"/>
+                <w:color w:val="1F2937"/>
+                <w:sz w:val="19"/>
+              </w:rPr>
+              <w:t>Юнит 1, ДЗ 3 блок 7 и Тест блок 9</w:t>
+            </w:r>
+          </w:p>
+        </w:tc>
+        <w:tc>
+          <w:tcPr>
+            <w:tcW w:type="dxa" w:w="3400"/>
+          </w:tcPr>
+          <w:p>
+            <w:pPr>
+              <w:spacing w:after="20"/>
+            </w:pPr>
+            <w:r/>
+            <w:r>
+              <w:rPr>
+                <w:i w:val="0"/>
+                <w:color w:val="1F2937"/>
+                <w:sz w:val="19"/>
+              </w:rPr>
+              <w:t xml:space="preserve">какая конструкция записана в аудио про монстров — </w:t>
+            </w:r>
+            <w:r>
+              <w:rPr>
+                <w:rFonts w:ascii="Consolas" w:hAnsi="Consolas"/>
+                <w:color w:val="0B616E"/>
+                <w:sz w:val="19"/>
+              </w:rPr>
+              <w:t>I've got…</w:t>
+            </w:r>
+            <w:r>
+              <w:rPr>
+                <w:i w:val="0"/>
+                <w:color w:val="1F2937"/>
+                <w:sz w:val="19"/>
+              </w:rPr>
+              <w:t xml:space="preserve"> или </w:t>
+            </w:r>
+            <w:r>
+              <w:rPr>
+                <w:rFonts w:ascii="Consolas" w:hAnsi="Consolas"/>
+                <w:color w:val="0B616E"/>
+                <w:sz w:val="19"/>
+              </w:rPr>
+              <w:t>It's got…</w:t>
+            </w:r>
+            <w:r>
+              <w:rPr>
+                <w:i w:val="0"/>
+                <w:color w:val="1F2937"/>
+                <w:sz w:val="19"/>
+              </w:rPr>
+              <w:t>? План урока 3 использует обе</w:t>
+            </w:r>
+          </w:p>
+        </w:tc>
+      </w:tr>
     </w:tbl>
     <w:p>
       <w:pPr>
@@ -1824,7 +1964,7 @@
                 <w:color w:val="143A6B"/>
                 <w:sz w:val="19"/>
               </w:rPr>
-              <w:t>Р8</w:t>
+              <w:t>Р9</w:t>
             </w:r>
           </w:p>
         </w:tc>
@@ -1884,7 +2024,7 @@
                 <w:color w:val="143A6B"/>
                 <w:sz w:val="19"/>
               </w:rPr>
-              <w:t>Р9</w:t>
+              <w:t>Р10</w:t>
             </w:r>
           </w:p>
         </w:tc>
@@ -1960,7 +2100,7 @@
                 <w:color w:val="143A6B"/>
                 <w:sz w:val="19"/>
               </w:rPr>
-              <w:t>Р10</w:t>
+              <w:t>Р11</w:t>
             </w:r>
           </w:p>
         </w:tc>
@@ -2020,7 +2160,7 @@
                 <w:color w:val="143A6B"/>
                 <w:sz w:val="19"/>
               </w:rPr>
-              <w:t>Р11</w:t>
+              <w:t>Р12</w:t>
             </w:r>
           </w:p>
         </w:tc>
@@ -2039,7 +2179,71 @@
                 <w:color w:val="1F2937"/>
                 <w:sz w:val="19"/>
               </w:rPr>
-              <w:t>Четыре блока «расставь буквы по алфавиту» (юнит 2) стоят без звука. Озвучка здесь прочитает ответ целиком («a b c d e»). Оставляем без звука как исключение?</w:t>
+              <w:t xml:space="preserve">Четыре блока «расставь буквы по алфавиту» (юнит 2) стоят без звука, а по правилу SM0 у «собери слово» звук обязателен. Второй проход подсказал решение: юнит 2 — единственный, где «собери слово» не собирает ни одного слова, а планы уроков 1 и 2 как раз просят собрать </w:t>
+            </w:r>
+            <w:r>
+              <w:rPr>
+                <w:rFonts w:ascii="Consolas" w:hAnsi="Consolas"/>
+                <w:color w:val="0B616E"/>
+                <w:sz w:val="19"/>
+              </w:rPr>
+              <w:t>yak</w:t>
+            </w:r>
+            <w:r>
+              <w:rPr>
+                <w:i w:val="0"/>
+                <w:color w:val="1F2937"/>
+                <w:sz w:val="19"/>
+              </w:rPr>
+              <w:t xml:space="preserve">, </w:t>
+            </w:r>
+            <w:r>
+              <w:rPr>
+                <w:rFonts w:ascii="Consolas" w:hAnsi="Consolas"/>
+                <w:color w:val="0B616E"/>
+                <w:sz w:val="19"/>
+              </w:rPr>
+              <w:t>zip</w:t>
+            </w:r>
+            <w:r>
+              <w:rPr>
+                <w:i w:val="0"/>
+                <w:color w:val="1F2937"/>
+                <w:sz w:val="19"/>
+              </w:rPr>
+              <w:t xml:space="preserve">, </w:t>
+            </w:r>
+            <w:r>
+              <w:rPr>
+                <w:rFonts w:ascii="Consolas" w:hAnsi="Consolas"/>
+                <w:color w:val="0B616E"/>
+                <w:sz w:val="19"/>
+              </w:rPr>
+              <w:t>jam</w:t>
+            </w:r>
+            <w:r>
+              <w:rPr>
+                <w:i w:val="0"/>
+                <w:color w:val="1F2937"/>
+                <w:sz w:val="19"/>
+              </w:rPr>
+              <w:t xml:space="preserve">, </w:t>
+            </w:r>
+            <w:r>
+              <w:rPr>
+                <w:rFonts w:ascii="Consolas" w:hAnsi="Consolas"/>
+                <w:color w:val="0B616E"/>
+                <w:sz w:val="19"/>
+              </w:rPr>
+              <w:t>quiz</w:t>
+            </w:r>
+            <w:r>
+              <w:rPr>
+                <w:i w:val="0"/>
+                <w:color w:val="1F2937"/>
+                <w:sz w:val="19"/>
+              </w:rPr>
+              <w:t>. Переводим алфавитные блоки в «впиши ответ», а «собери слово» возвращаем словам со звуком?</w:t>
             </w:r>
           </w:p>
         </w:tc>
@@ -2058,7 +2262,7 @@
                 <w:color w:val="1F2937"/>
                 <w:sz w:val="19"/>
               </w:rPr>
-              <w:t>либо правило нарушено, либо задание само себя решает</w:t>
+              <w:t>либо правило нарушено, либо задание само себя решает, и юнит 2 остаётся без «собери слово по звучанию»</w:t>
             </w:r>
           </w:p>
         </w:tc>
@@ -2080,7 +2284,7 @@
                 <w:color w:val="143A6B"/>
                 <w:sz w:val="19"/>
               </w:rPr>
-              <w:t>Р12</w:t>
+              <w:t>Р13</w:t>
             </w:r>
           </w:p>
         </w:tc>
@@ -2188,7 +2392,7 @@
                 <w:color w:val="143A6B"/>
                 <w:sz w:val="19"/>
               </w:rPr>
-              <w:t>Р13</w:t>
+              <w:t>Р14</w:t>
             </w:r>
           </w:p>
         </w:tc>
@@ -2685,6 +2889,1089 @@
         </w:rPr>
         <w:t>, когда правки будут приняты.</w:t>
       </w:r>
+    </w:p>
+    <w:p>
+      <w:pPr>
+        <w:spacing w:after="120"/>
+      </w:pPr>
+      <w:r>
+        <w:rPr>
+          <w:b/>
+          <w:color w:val="143A6B"/>
+          <w:sz w:val="21"/>
+        </w:rPr>
+        <w:t>4. Решить по вашим планам уроков — 10 пунктов.</w:t>
+      </w:r>
+    </w:p>
+    <w:tbl>
+      <w:tblPr>
+        <w:tblW w:type="auto" w:w="0"/>
+        <w:tblLook w:firstColumn="1" w:firstRow="1" w:lastColumn="0" w:lastRow="0" w:noHBand="0" w:noVBand="1" w:val="04A0"/>
+        <w:tblBorders>
+          <w:top w:val="single" w:sz="4" w:space="0" w:color="C9D4E4"/>
+          <w:left w:val="single" w:sz="4" w:space="0" w:color="C9D4E4"/>
+          <w:bottom w:val="single" w:sz="4" w:space="0" w:color="C9D4E4"/>
+          <w:right w:val="single" w:sz="4" w:space="0" w:color="C9D4E4"/>
+          <w:insideH w:val="single" w:sz="4" w:space="0" w:color="C9D4E4"/>
+          <w:insideV w:val="single" w:sz="4" w:space="0" w:color="C9D4E4"/>
+        </w:tblBorders>
+      </w:tblPr>
+      <w:tblGrid>
+        <w:gridCol w:w="3400"/>
+        <w:gridCol w:w="3400"/>
+        <w:gridCol w:w="3400"/>
+      </w:tblGrid>
+      <w:tr>
+        <w:tc>
+          <w:tcPr>
+            <w:tcW w:type="dxa" w:w="3400"/>
+            <w:shd w:val="clear" w:color="auto" w:fill="1F3A6B"/>
+          </w:tcPr>
+          <w:p>
+            <w:pPr>
+              <w:spacing w:after="0"/>
+            </w:pPr>
+            <w:r/>
+            <w:r>
+              <w:rPr>
+                <w:b/>
+                <w:color w:val="FFFFFF"/>
+                <w:sz w:val="19"/>
+              </w:rPr>
+              <w:t>№</w:t>
+            </w:r>
+          </w:p>
+        </w:tc>
+        <w:tc>
+          <w:tcPr>
+            <w:tcW w:type="dxa" w:w="3400"/>
+            <w:shd w:val="clear" w:color="auto" w:fill="1F3A6B"/>
+          </w:tcPr>
+          <w:p>
+            <w:pPr>
+              <w:spacing w:after="0"/>
+            </w:pPr>
+            <w:r/>
+            <w:r>
+              <w:rPr>
+                <w:b/>
+                <w:color w:val="FFFFFF"/>
+                <w:sz w:val="19"/>
+              </w:rPr>
+              <w:t>вопрос</w:t>
+            </w:r>
+          </w:p>
+        </w:tc>
+        <w:tc>
+          <w:tcPr>
+            <w:tcW w:type="dxa" w:w="3400"/>
+            <w:shd w:val="clear" w:color="auto" w:fill="1F3A6B"/>
+          </w:tcPr>
+          <w:p>
+            <w:pPr>
+              <w:spacing w:after="0"/>
+            </w:pPr>
+            <w:r/>
+            <w:r>
+              <w:rPr>
+                <w:b/>
+                <w:color w:val="FFFFFF"/>
+                <w:sz w:val="19"/>
+              </w:rPr>
+              <w:t>что будет, если не ответить</w:t>
+            </w:r>
+          </w:p>
+        </w:tc>
+      </w:tr>
+      <w:tr>
+        <w:tc>
+          <w:tcPr>
+            <w:tcW w:type="dxa" w:w="3400"/>
+            <w:shd w:val="clear" w:color="auto" w:fill="F3F7FC"/>
+          </w:tcPr>
+          <w:p>
+            <w:pPr>
+              <w:spacing w:after="20"/>
+            </w:pPr>
+            <w:r/>
+            <w:r>
+              <w:rPr>
+                <w:i w:val="0"/>
+                <w:color w:val="143A6B"/>
+                <w:sz w:val="19"/>
+              </w:rPr>
+              <w:t>Р19</w:t>
+            </w:r>
+          </w:p>
+        </w:tc>
+        <w:tc>
+          <w:tcPr>
+            <w:tcW w:type="dxa" w:w="3400"/>
+          </w:tcPr>
+          <w:p>
+            <w:pPr>
+              <w:spacing w:after="20"/>
+            </w:pPr>
+            <w:r/>
+            <w:r>
+              <w:rPr>
+                <w:b/>
+                <w:color w:val="1F2937"/>
+                <w:sz w:val="19"/>
+              </w:rPr>
+              <w:t>Планы назначают мини-диктант, которого в домашке нет — 7 раз:</w:t>
+            </w:r>
+            <w:r>
+              <w:rPr>
+                <w:i w:val="0"/>
+                <w:color w:val="1F2937"/>
+                <w:sz w:val="19"/>
+              </w:rPr>
+              <w:t xml:space="preserve"> юнит 0 ДЗ 1 (пропись S/A), юнит 3 ДЗ 5 (</w:t>
+            </w:r>
+            <w:r>
+              <w:rPr>
+                <w:rFonts w:ascii="Consolas" w:hAnsi="Consolas"/>
+                <w:color w:val="0B616E"/>
+                <w:sz w:val="19"/>
+              </w:rPr>
+              <w:t>fi__ · __op · __ip</w:t>
+            </w:r>
+            <w:r>
+              <w:rPr>
+                <w:i w:val="0"/>
+                <w:color w:val="1F2937"/>
+                <w:sz w:val="19"/>
+              </w:rPr>
+              <w:t>) и ДЗ 6 («найди ошибку»), юнит 4 ДЗ 3, 5, 6 (ng, ay, ea), юнит 5 ДЗ 1 (диктант-микс). Добавляем по форме из плана?</w:t>
+            </w:r>
+          </w:p>
+        </w:tc>
+        <w:tc>
+          <w:tcPr>
+            <w:tcW w:type="dxa" w:w="3400"/>
+          </w:tcPr>
+          <w:p>
+            <w:pPr>
+              <w:spacing w:after="20"/>
+            </w:pPr>
+            <w:r/>
+            <w:r>
+              <w:rPr>
+                <w:i w:val="0"/>
+                <w:color w:val="1F2937"/>
+                <w:sz w:val="19"/>
+              </w:rPr>
+              <w:t>«HW check» следующего урока велит проверить диктант, которого ученик не делал</w:t>
+            </w:r>
+          </w:p>
+        </w:tc>
+      </w:tr>
+      <w:tr>
+        <w:tc>
+          <w:tcPr>
+            <w:tcW w:type="dxa" w:w="3400"/>
+            <w:shd w:val="clear" w:color="auto" w:fill="F3F7FC"/>
+          </w:tcPr>
+          <w:p>
+            <w:pPr>
+              <w:spacing w:after="20"/>
+            </w:pPr>
+            <w:r/>
+            <w:r>
+              <w:rPr>
+                <w:i w:val="0"/>
+                <w:color w:val="143A6B"/>
+                <w:sz w:val="19"/>
+              </w:rPr>
+              <w:t>Р20</w:t>
+            </w:r>
+          </w:p>
+        </w:tc>
+        <w:tc>
+          <w:tcPr>
+            <w:tcW w:type="dxa" w:w="3400"/>
+          </w:tcPr>
+          <w:p>
+            <w:pPr>
+              <w:spacing w:after="20"/>
+            </w:pPr>
+            <w:r/>
+            <w:r>
+              <w:rPr>
+                <w:b/>
+                <w:color w:val="1F2937"/>
+                <w:sz w:val="19"/>
+              </w:rPr>
+              <w:t>Музыки нет во всём курсе:</w:t>
+            </w:r>
+            <w:r>
+              <w:rPr>
+                <w:i w:val="0"/>
+                <w:color w:val="1F2937"/>
+                <w:sz w:val="19"/>
+              </w:rPr>
+              <w:t xml:space="preserve"> ни одного блока с песней или чантом на 440 блоков, хотя планы дают их почти в каждом юните, а «I CAN» обещает ученику «спел песню». Вставляем в домашки — или музыка остаётся только на занятии?</w:t>
+            </w:r>
+          </w:p>
+        </w:tc>
+        <w:tc>
+          <w:tcPr>
+            <w:tcW w:type="dxa" w:w="3400"/>
+          </w:tcPr>
+          <w:p>
+            <w:pPr>
+              <w:spacing w:after="20"/>
+            </w:pPr>
+            <w:r/>
+            <w:r>
+              <w:rPr>
+                <w:i w:val="0"/>
+                <w:color w:val="1F2937"/>
+                <w:sz w:val="19"/>
+              </w:rPr>
+              <w:t>решение одно на весь курс, по юнитам его принимать нельзя</w:t>
+            </w:r>
+          </w:p>
+        </w:tc>
+      </w:tr>
+      <w:tr>
+        <w:tc>
+          <w:tcPr>
+            <w:tcW w:type="dxa" w:w="3400"/>
+            <w:shd w:val="clear" w:color="auto" w:fill="F3F7FC"/>
+          </w:tcPr>
+          <w:p>
+            <w:pPr>
+              <w:spacing w:after="20"/>
+            </w:pPr>
+            <w:r/>
+            <w:r>
+              <w:rPr>
+                <w:i w:val="0"/>
+                <w:color w:val="143A6B"/>
+                <w:sz w:val="19"/>
+              </w:rPr>
+              <w:t>Р21</w:t>
+            </w:r>
+          </w:p>
+        </w:tc>
+        <w:tc>
+          <w:tcPr>
+            <w:tcW w:type="dxa" w:w="3400"/>
+          </w:tcPr>
+          <w:p>
+            <w:pPr>
+              <w:spacing w:after="20"/>
+            </w:pPr>
+            <w:r/>
+            <w:r>
+              <w:rPr>
+                <w:b/>
+                <w:color w:val="1F2937"/>
+                <w:sz w:val="19"/>
+              </w:rPr>
+              <w:t>Тесты собраны не по форматам планов:</w:t>
+            </w:r>
+            <w:r>
+              <w:rPr>
+                <w:i w:val="0"/>
+                <w:color w:val="1F2937"/>
+                <w:sz w:val="19"/>
+              </w:rPr>
+              <w:t xml:space="preserve"> </w:t>
+            </w:r>
+            <w:r>
+              <w:rPr>
+                <w:rFonts w:ascii="Consolas" w:hAnsi="Consolas"/>
+                <w:color w:val="0B616E"/>
+                <w:sz w:val="19"/>
+              </w:rPr>
+              <w:t>match</w:t>
+            </w:r>
+            <w:r>
+              <w:rPr>
+                <w:i w:val="0"/>
+                <w:color w:val="1F2937"/>
+                <w:sz w:val="19"/>
+              </w:rPr>
+              <w:t xml:space="preserve"> в тестах юнитов 3, 4 и в итоговом отсутствует вовсе; в итоговом чтение — 2 задания из 15, хотя план требует «основной объём — чтение»; тест юнита 1 проверяет 4 буквы из 12; в диктанте теста юнита 3 пропущен </w:t>
+            </w:r>
+            <w:r>
+              <w:rPr>
+                <w:rFonts w:ascii="Consolas" w:hAnsi="Consolas"/>
+                <w:color w:val="0B616E"/>
+                <w:sz w:val="19"/>
+              </w:rPr>
+              <w:t>ch</w:t>
+            </w:r>
+            <w:r>
+              <w:rPr>
+                <w:i w:val="0"/>
+                <w:color w:val="1F2937"/>
+                <w:sz w:val="19"/>
+              </w:rPr>
+              <w:t>. Переделываем по плану?</w:t>
+            </w:r>
+          </w:p>
+        </w:tc>
+        <w:tc>
+          <w:tcPr>
+            <w:tcW w:type="dxa" w:w="3400"/>
+          </w:tcPr>
+          <w:p>
+            <w:pPr>
+              <w:spacing w:after="20"/>
+            </w:pPr>
+            <w:r/>
+            <w:r>
+              <w:rPr>
+                <w:i w:val="0"/>
+                <w:color w:val="1F2937"/>
+                <w:sz w:val="19"/>
+              </w:rPr>
+              <w:t>тест не проверяет того, что план урока-теста заявляет</w:t>
+            </w:r>
+          </w:p>
+        </w:tc>
+      </w:tr>
+      <w:tr>
+        <w:tc>
+          <w:tcPr>
+            <w:tcW w:type="dxa" w:w="3400"/>
+            <w:shd w:val="clear" w:color="auto" w:fill="F3F7FC"/>
+          </w:tcPr>
+          <w:p>
+            <w:pPr>
+              <w:spacing w:after="20"/>
+            </w:pPr>
+            <w:r/>
+            <w:r>
+              <w:rPr>
+                <w:i w:val="0"/>
+                <w:color w:val="143A6B"/>
+                <w:sz w:val="19"/>
+              </w:rPr>
+              <w:t>Р22</w:t>
+            </w:r>
+          </w:p>
+        </w:tc>
+        <w:tc>
+          <w:tcPr>
+            <w:tcW w:type="dxa" w:w="3400"/>
+          </w:tcPr>
+          <w:p>
+            <w:pPr>
+              <w:spacing w:after="20"/>
+            </w:pPr>
+            <w:r/>
+            <w:r>
+              <w:rPr>
+                <w:b/>
+                <w:color w:val="1F2937"/>
+                <w:sz w:val="19"/>
+              </w:rPr>
+              <w:t>Истории не закрепляются в четырёх юнитах:</w:t>
+            </w:r>
+            <w:r>
+              <w:rPr>
+                <w:i w:val="0"/>
+                <w:color w:val="1F2937"/>
+                <w:sz w:val="19"/>
+              </w:rPr>
+              <w:t xml:space="preserve"> юнит 0 — истории «Friends» нет, юнит 2 — ни слов (squirrel, acorn, park, cool), ни кадров, юнит 3 — слова «The teacher» и понимание, юнит 4 — gym, guess, ball. Нужны кадры и треки из аудиокурса. Закрепляем?</w:t>
+            </w:r>
+          </w:p>
+        </w:tc>
+        <w:tc>
+          <w:tcPr>
+            <w:tcW w:type="dxa" w:w="3400"/>
+          </w:tcPr>
+          <w:p>
+            <w:pPr>
+              <w:spacing w:after="20"/>
+            </w:pPr>
+            <w:r/>
+            <w:r>
+              <w:rPr>
+                <w:i w:val="0"/>
+                <w:color w:val="1F2937"/>
+                <w:sz w:val="19"/>
+              </w:rPr>
+              <w:t>за историю ученик получает балл на занятии, а домашка её не трогает</w:t>
+            </w:r>
+          </w:p>
+        </w:tc>
+      </w:tr>
+      <w:tr>
+        <w:tc>
+          <w:tcPr>
+            <w:tcW w:type="dxa" w:w="3400"/>
+            <w:shd w:val="clear" w:color="auto" w:fill="F3F7FC"/>
+          </w:tcPr>
+          <w:p>
+            <w:pPr>
+              <w:spacing w:after="20"/>
+            </w:pPr>
+            <w:r/>
+            <w:r>
+              <w:rPr>
+                <w:i w:val="0"/>
+                <w:color w:val="143A6B"/>
+                <w:sz w:val="19"/>
+              </w:rPr>
+              <w:t>Р23</w:t>
+            </w:r>
+          </w:p>
+        </w:tc>
+        <w:tc>
+          <w:tcPr>
+            <w:tcW w:type="dxa" w:w="3400"/>
+          </w:tcPr>
+          <w:p>
+            <w:pPr>
+              <w:spacing w:after="20"/>
+            </w:pPr>
+            <w:r/>
+            <w:r>
+              <w:rPr>
+                <w:b/>
+                <w:color w:val="1F2937"/>
+                <w:sz w:val="19"/>
+              </w:rPr>
+              <w:t>Коммуникативные пары не закреплены:</w:t>
+            </w:r>
+            <w:r>
+              <w:rPr>
+                <w:i w:val="0"/>
+                <w:color w:val="1F2937"/>
+                <w:sz w:val="19"/>
+              </w:rPr>
+              <w:t xml:space="preserve"> в юните 0 все три («What colour is it? — It's red», «What number is it? — It's seven», «What's your name?»), в юните 1 счёт до ten и ответ «число + слово» вместо голой цифры, в юните 3 связка «место работы → профессия». Добавляем? Нужны картинки</w:t>
+            </w:r>
+          </w:p>
+        </w:tc>
+        <w:tc>
+          <w:tcPr>
+            <w:tcW w:type="dxa" w:w="3400"/>
+          </w:tcPr>
+          <w:p>
+            <w:pPr>
+              <w:spacing w:after="20"/>
+            </w:pPr>
+            <w:r/>
+            <w:r>
+              <w:rPr>
+                <w:i w:val="0"/>
+                <w:color w:val="1F2937"/>
+                <w:sz w:val="19"/>
+              </w:rPr>
+              <w:t>ребёнок узнаёт фразы на слух, но ни разу не отвечает по образцу урока</w:t>
+            </w:r>
+          </w:p>
+        </w:tc>
+      </w:tr>
+      <w:tr>
+        <w:tc>
+          <w:tcPr>
+            <w:tcW w:type="dxa" w:w="3400"/>
+            <w:shd w:val="clear" w:color="auto" w:fill="F3F7FC"/>
+          </w:tcPr>
+          <w:p>
+            <w:pPr>
+              <w:spacing w:after="20"/>
+            </w:pPr>
+            <w:r/>
+            <w:r>
+              <w:rPr>
+                <w:i w:val="0"/>
+                <w:color w:val="143A6B"/>
+                <w:sz w:val="19"/>
+              </w:rPr>
+              <w:t>Р24</w:t>
+            </w:r>
+          </w:p>
+        </w:tc>
+        <w:tc>
+          <w:tcPr>
+            <w:tcW w:type="dxa" w:w="3400"/>
+          </w:tcPr>
+          <w:p>
+            <w:pPr>
+              <w:spacing w:after="20"/>
+            </w:pPr>
+            <w:r/>
+            <w:r>
+              <w:rPr>
+                <w:b/>
+                <w:color w:val="1F2937"/>
+                <w:sz w:val="19"/>
+              </w:rPr>
+              <w:t>Слова и написания, которых нет ни в одном плане:</w:t>
+            </w:r>
+            <w:r>
+              <w:rPr>
+                <w:i w:val="0"/>
+                <w:color w:val="1F2937"/>
+                <w:sz w:val="19"/>
+              </w:rPr>
+              <w:t xml:space="preserve"> </w:t>
+            </w:r>
+            <w:r>
+              <w:rPr>
+                <w:rFonts w:ascii="Consolas" w:hAnsi="Consolas"/>
+                <w:color w:val="0B616E"/>
+                <w:sz w:val="19"/>
+              </w:rPr>
+              <w:t>week</w:t>
+            </w:r>
+            <w:r>
+              <w:rPr>
+                <w:i w:val="0"/>
+                <w:color w:val="1F2937"/>
+                <w:sz w:val="19"/>
+              </w:rPr>
+              <w:t xml:space="preserve"> и </w:t>
+            </w:r>
+            <w:r>
+              <w:rPr>
+                <w:rFonts w:ascii="Consolas" w:hAnsi="Consolas"/>
+                <w:color w:val="0B616E"/>
+                <w:sz w:val="19"/>
+              </w:rPr>
+              <w:t>sleep</w:t>
+            </w:r>
+            <w:r>
+              <w:rPr>
+                <w:i w:val="0"/>
+                <w:color w:val="1F2937"/>
+                <w:sz w:val="19"/>
+              </w:rPr>
+              <w:t xml:space="preserve"> (юнит 3), </w:t>
+            </w:r>
+            <w:r>
+              <w:rPr>
+                <w:rFonts w:ascii="Consolas" w:hAnsi="Consolas"/>
+                <w:color w:val="0B616E"/>
+                <w:sz w:val="19"/>
+              </w:rPr>
+              <w:t>plane</w:t>
+            </w:r>
+            <w:r>
+              <w:rPr>
+                <w:i w:val="0"/>
+                <w:color w:val="1F2937"/>
+                <w:sz w:val="19"/>
+              </w:rPr>
+              <w:t xml:space="preserve"> (юнит 2, тест), </w:t>
+            </w:r>
+            <w:r>
+              <w:rPr>
+                <w:rFonts w:ascii="Consolas" w:hAnsi="Consolas"/>
+                <w:color w:val="0B616E"/>
+                <w:sz w:val="19"/>
+              </w:rPr>
+              <w:t>jug</w:t>
+            </w:r>
+            <w:r>
+              <w:rPr>
+                <w:i w:val="0"/>
+                <w:color w:val="1F2937"/>
+                <w:sz w:val="19"/>
+              </w:rPr>
+              <w:t xml:space="preserve">, </w:t>
+            </w:r>
+            <w:r>
+              <w:rPr>
+                <w:rFonts w:ascii="Consolas" w:hAnsi="Consolas"/>
+                <w:color w:val="0B616E"/>
+                <w:sz w:val="19"/>
+              </w:rPr>
+              <w:t>quilt</w:t>
+            </w:r>
+            <w:r>
+              <w:rPr>
+                <w:i w:val="0"/>
+                <w:color w:val="1F2937"/>
+                <w:sz w:val="19"/>
+              </w:rPr>
+              <w:t xml:space="preserve">, </w:t>
+            </w:r>
+            <w:r>
+              <w:rPr>
+                <w:rFonts w:ascii="Consolas" w:hAnsi="Consolas"/>
+                <w:color w:val="0B616E"/>
+                <w:sz w:val="19"/>
+              </w:rPr>
+              <w:t>quit</w:t>
+            </w:r>
+            <w:r>
+              <w:rPr>
+                <w:i w:val="0"/>
+                <w:color w:val="1F2937"/>
+                <w:sz w:val="19"/>
+              </w:rPr>
+              <w:t xml:space="preserve"> (юнит 2), придуманные </w:t>
+            </w:r>
+            <w:r>
+              <w:rPr>
+                <w:rFonts w:ascii="Consolas" w:hAnsi="Consolas"/>
+                <w:color w:val="0B616E"/>
+                <w:sz w:val="19"/>
+              </w:rPr>
+              <w:t>byke</w:t>
+            </w:r>
+            <w:r>
+              <w:rPr>
+                <w:i w:val="0"/>
+                <w:color w:val="1F2937"/>
+                <w:sz w:val="19"/>
+              </w:rPr>
+              <w:t xml:space="preserve">, </w:t>
+            </w:r>
+            <w:r>
+              <w:rPr>
+                <w:rFonts w:ascii="Consolas" w:hAnsi="Consolas"/>
+                <w:color w:val="0B616E"/>
+                <w:sz w:val="19"/>
+              </w:rPr>
+              <w:t>kight</w:t>
+            </w:r>
+            <w:r>
+              <w:rPr>
+                <w:i w:val="0"/>
+                <w:color w:val="1F2937"/>
+                <w:sz w:val="19"/>
+              </w:rPr>
+              <w:t xml:space="preserve">, </w:t>
+            </w:r>
+            <w:r>
+              <w:rPr>
+                <w:rFonts w:ascii="Consolas" w:hAnsi="Consolas"/>
+                <w:color w:val="0B616E"/>
+                <w:sz w:val="19"/>
+              </w:rPr>
+              <w:t>fyve</w:t>
+            </w:r>
+            <w:r>
+              <w:rPr>
+                <w:i w:val="0"/>
+                <w:color w:val="1F2937"/>
+                <w:sz w:val="19"/>
+              </w:rPr>
+              <w:t xml:space="preserve">, </w:t>
+            </w:r>
+            <w:r>
+              <w:rPr>
+                <w:rFonts w:ascii="Consolas" w:hAnsi="Consolas"/>
+                <w:color w:val="0B616E"/>
+                <w:sz w:val="19"/>
+              </w:rPr>
+              <w:t>nien</w:t>
+            </w:r>
+            <w:r>
+              <w:rPr>
+                <w:i w:val="0"/>
+                <w:color w:val="1F2937"/>
+                <w:sz w:val="19"/>
+              </w:rPr>
+              <w:t xml:space="preserve"> (юнит 2 ДЗ 6), </w:t>
+            </w:r>
+            <w:r>
+              <w:rPr>
+                <w:rFonts w:ascii="Consolas" w:hAnsi="Consolas"/>
+                <w:color w:val="0B616E"/>
+                <w:sz w:val="19"/>
+              </w:rPr>
+              <w:t>train</w:t>
+            </w:r>
+            <w:r>
+              <w:rPr>
+                <w:i w:val="0"/>
+                <w:color w:val="1F2937"/>
+                <w:sz w:val="19"/>
+              </w:rPr>
+              <w:t xml:space="preserve"> вместо планового </w:t>
+            </w:r>
+            <w:r>
+              <w:rPr>
+                <w:rFonts w:ascii="Consolas" w:hAnsi="Consolas"/>
+                <w:color w:val="0B616E"/>
+                <w:sz w:val="19"/>
+              </w:rPr>
+              <w:t>rain</w:t>
+            </w:r>
+            <w:r>
+              <w:rPr>
+                <w:i w:val="0"/>
+                <w:color w:val="1F2937"/>
+                <w:sz w:val="19"/>
+              </w:rPr>
+              <w:t xml:space="preserve"> и </w:t>
+            </w:r>
+            <w:r>
+              <w:rPr>
+                <w:rFonts w:ascii="Consolas" w:hAnsi="Consolas"/>
+                <w:color w:val="0B616E"/>
+                <w:sz w:val="19"/>
+              </w:rPr>
+              <w:t>three</w:t>
+            </w:r>
+            <w:r>
+              <w:rPr>
+                <w:i w:val="0"/>
+                <w:color w:val="1F2937"/>
+                <w:sz w:val="19"/>
+              </w:rPr>
+              <w:t xml:space="preserve"> вместо </w:t>
+            </w:r>
+            <w:r>
+              <w:rPr>
+                <w:rFonts w:ascii="Consolas" w:hAnsi="Consolas"/>
+                <w:color w:val="0B616E"/>
+                <w:sz w:val="19"/>
+              </w:rPr>
+              <w:t>tree</w:t>
+            </w:r>
+            <w:r>
+              <w:rPr>
+                <w:i w:val="0"/>
+                <w:color w:val="1F2937"/>
+                <w:sz w:val="19"/>
+              </w:rPr>
+              <w:t xml:space="preserve"> (юнит 5), </w:t>
+            </w:r>
+            <w:r>
+              <w:rPr>
+                <w:rFonts w:ascii="Consolas" w:hAnsi="Consolas"/>
+                <w:color w:val="0B616E"/>
+                <w:sz w:val="19"/>
+              </w:rPr>
+              <w:t>gardener</w:t>
+            </w:r>
+            <w:r>
+              <w:rPr>
+                <w:i w:val="0"/>
+                <w:color w:val="1F2937"/>
+                <w:sz w:val="19"/>
+              </w:rPr>
+              <w:t xml:space="preserve"> впервые прямо в итоговом тесте. Убираем?</w:t>
+            </w:r>
+          </w:p>
+        </w:tc>
+        <w:tc>
+          <w:tcPr>
+            <w:tcW w:type="dxa" w:w="3400"/>
+          </w:tcPr>
+          <w:p>
+            <w:pPr>
+              <w:spacing w:after="20"/>
+            </w:pPr>
+            <w:r/>
+            <w:r>
+              <w:rPr>
+                <w:i w:val="0"/>
+                <w:color w:val="1F2937"/>
+                <w:sz w:val="19"/>
+              </w:rPr>
+              <w:t>домашка спрашивает то, чего на уроке не давали</w:t>
+            </w:r>
+          </w:p>
+        </w:tc>
+      </w:tr>
+      <w:tr>
+        <w:tc>
+          <w:tcPr>
+            <w:tcW w:type="dxa" w:w="3400"/>
+            <w:shd w:val="clear" w:color="auto" w:fill="F3F7FC"/>
+          </w:tcPr>
+          <w:p>
+            <w:pPr>
+              <w:spacing w:after="20"/>
+            </w:pPr>
+            <w:r/>
+            <w:r>
+              <w:rPr>
+                <w:i w:val="0"/>
+                <w:color w:val="143A6B"/>
+                <w:sz w:val="19"/>
+              </w:rPr>
+              <w:t>Р25</w:t>
+            </w:r>
+          </w:p>
+        </w:tc>
+        <w:tc>
+          <w:tcPr>
+            <w:tcW w:type="dxa" w:w="3400"/>
+          </w:tcPr>
+          <w:p>
+            <w:pPr>
+              <w:spacing w:after="20"/>
+            </w:pPr>
+            <w:r/>
+            <w:r>
+              <w:rPr>
+                <w:b/>
+                <w:color w:val="1F2937"/>
+                <w:sz w:val="19"/>
+              </w:rPr>
+              <w:t>`/j/` вместо `/dʒ/`</w:t>
+            </w:r>
+            <w:r>
+              <w:rPr>
+                <w:i w:val="0"/>
+                <w:color w:val="1F2937"/>
+                <w:sz w:val="19"/>
+              </w:rPr>
+              <w:t xml:space="preserve"> в юните 2, ДЗ 2, блок 6 пришло из вашего плана урока 2 («Фоника: j /j/»). Правим только домашку или и план на Диске?</w:t>
+            </w:r>
+          </w:p>
+        </w:tc>
+        <w:tc>
+          <w:tcPr>
+            <w:tcW w:type="dxa" w:w="3400"/>
+          </w:tcPr>
+          <w:p>
+            <w:pPr>
+              <w:spacing w:after="20"/>
+            </w:pPr>
+            <w:r/>
+            <w:r>
+              <w:rPr>
+                <w:i w:val="0"/>
+                <w:color w:val="1F2937"/>
+                <w:sz w:val="19"/>
+              </w:rPr>
+              <w:t>иначе урок и домашка называют звук буквы j по-разному</w:t>
+            </w:r>
+          </w:p>
+        </w:tc>
+      </w:tr>
+      <w:tr>
+        <w:tc>
+          <w:tcPr>
+            <w:tcW w:type="dxa" w:w="3400"/>
+            <w:shd w:val="clear" w:color="auto" w:fill="F3F7FC"/>
+          </w:tcPr>
+          <w:p>
+            <w:pPr>
+              <w:spacing w:after="20"/>
+            </w:pPr>
+            <w:r/>
+            <w:r>
+              <w:rPr>
+                <w:i w:val="0"/>
+                <w:color w:val="143A6B"/>
+                <w:sz w:val="19"/>
+              </w:rPr>
+              <w:t>Р26</w:t>
+            </w:r>
+          </w:p>
+        </w:tc>
+        <w:tc>
+          <w:tcPr>
+            <w:tcW w:type="dxa" w:w="3400"/>
+          </w:tcPr>
+          <w:p>
+            <w:pPr>
+              <w:spacing w:after="20"/>
+            </w:pPr>
+            <w:r/>
+            <w:r>
+              <w:rPr>
+                <w:b/>
+                <w:color w:val="1F2937"/>
+                <w:sz w:val="19"/>
+              </w:rPr>
+              <w:t>`fire fighter` или `firefighter`?</w:t>
+            </w:r>
+            <w:r>
+              <w:rPr>
+                <w:i w:val="0"/>
+                <w:color w:val="1F2937"/>
+                <w:sz w:val="19"/>
+              </w:rPr>
+              <w:t xml:space="preserve"> В ваших планах и презентациях — в два слова, база с ними совпадает; слитное написание из учебника разойдётся с планом (12 мест плюс переозвучка)</w:t>
+            </w:r>
+          </w:p>
+        </w:tc>
+        <w:tc>
+          <w:tcPr>
+            <w:tcW w:type="dxa" w:w="3400"/>
+          </w:tcPr>
+          <w:p>
+            <w:pPr>
+              <w:spacing w:after="20"/>
+            </w:pPr>
+            <w:r/>
+            <w:r>
+              <w:rPr>
+                <w:i w:val="0"/>
+                <w:color w:val="1F2937"/>
+                <w:sz w:val="19"/>
+              </w:rPr>
+              <w:t>останется разнобой между юнитом 3 и итоговым тестом</w:t>
+            </w:r>
+          </w:p>
+        </w:tc>
+      </w:tr>
+      <w:tr>
+        <w:tc>
+          <w:tcPr>
+            <w:tcW w:type="dxa" w:w="3400"/>
+            <w:shd w:val="clear" w:color="auto" w:fill="F3F7FC"/>
+          </w:tcPr>
+          <w:p>
+            <w:pPr>
+              <w:spacing w:after="20"/>
+            </w:pPr>
+            <w:r/>
+            <w:r>
+              <w:rPr>
+                <w:i w:val="0"/>
+                <w:color w:val="143A6B"/>
+                <w:sz w:val="19"/>
+              </w:rPr>
+              <w:t>Р27</w:t>
+            </w:r>
+          </w:p>
+        </w:tc>
+        <w:tc>
+          <w:tcPr>
+            <w:tcW w:type="dxa" w:w="3400"/>
+          </w:tcPr>
+          <w:p>
+            <w:pPr>
+              <w:spacing w:after="20"/>
+            </w:pPr>
+            <w:r/>
+            <w:r>
+              <w:rPr>
+                <w:b/>
+                <w:color w:val="1F2937"/>
+                <w:sz w:val="19"/>
+              </w:rPr>
+              <w:t>Опечатка в вашем плане Unit 0 Lesson 1:</w:t>
+            </w:r>
+            <w:r>
+              <w:rPr>
+                <w:i w:val="0"/>
+                <w:color w:val="1F2937"/>
+                <w:sz w:val="19"/>
+              </w:rPr>
+              <w:t xml:space="preserve"> этап «Assign HW» велит задать «Урок SM0 Unit 1 Lesson 1» вместо «Unit 0 Homework 1» (в планах уроков 2–5 правильно). Правим мы или вы?</w:t>
+            </w:r>
+          </w:p>
+        </w:tc>
+        <w:tc>
+          <w:tcPr>
+            <w:tcW w:type="dxa" w:w="3400"/>
+          </w:tcPr>
+          <w:p>
+            <w:pPr>
+              <w:spacing w:after="20"/>
+            </w:pPr>
+            <w:r/>
+            <w:r>
+              <w:rPr>
+                <w:i w:val="0"/>
+                <w:color w:val="1F2937"/>
+                <w:sz w:val="19"/>
+              </w:rPr>
+              <w:t>учитель по этой строке задаст домашку из другого юнита</w:t>
+            </w:r>
+          </w:p>
+        </w:tc>
+      </w:tr>
+      <w:tr>
+        <w:tc>
+          <w:tcPr>
+            <w:tcW w:type="dxa" w:w="3400"/>
+            <w:shd w:val="clear" w:color="auto" w:fill="F3F7FC"/>
+          </w:tcPr>
+          <w:p>
+            <w:pPr>
+              <w:spacing w:after="20"/>
+            </w:pPr>
+            <w:r/>
+            <w:r>
+              <w:rPr>
+                <w:i w:val="0"/>
+                <w:color w:val="143A6B"/>
+                <w:sz w:val="19"/>
+              </w:rPr>
+              <w:t>Р28</w:t>
+            </w:r>
+          </w:p>
+        </w:tc>
+        <w:tc>
+          <w:tcPr>
+            <w:tcW w:type="dxa" w:w="3400"/>
+          </w:tcPr>
+          <w:p>
+            <w:pPr>
+              <w:spacing w:after="20"/>
+            </w:pPr>
+            <w:r/>
+            <w:r>
+              <w:rPr>
+                <w:b/>
+                <w:color w:val="1F2937"/>
+                <w:sz w:val="19"/>
+              </w:rPr>
+              <w:t>Чего нет на Диске:</w:t>
+            </w:r>
+            <w:r>
+              <w:rPr>
+                <w:i w:val="0"/>
+                <w:color w:val="1F2937"/>
+                <w:sz w:val="19"/>
+              </w:rPr>
+              <w:t xml:space="preserve"> плана к тесту юнита 0 (Lesson 6) и планов Lesson 1 и Lesson 5 юнита 3 — там только презентации. Лежат где-то ещё? И отдельно: на первом слайде </w:t>
+            </w:r>
+            <w:r>
+              <w:rPr>
+                <w:rFonts w:ascii="Consolas" w:hAnsi="Consolas"/>
+                <w:color w:val="0B616E"/>
+                <w:sz w:val="19"/>
+              </w:rPr>
+              <w:t>SM0 Final Test.pptx</w:t>
+            </w:r>
+            <w:r>
+              <w:rPr>
+                <w:i w:val="0"/>
+                <w:color w:val="1F2937"/>
+                <w:sz w:val="19"/>
+              </w:rPr>
+              <w:t xml:space="preserve"> остался шаблонный заголовок «U1 L7 Revision + Test (2ed)»</w:t>
+            </w:r>
+          </w:p>
+        </w:tc>
+        <w:tc>
+          <w:tcPr>
+            <w:tcW w:type="dxa" w:w="3400"/>
+          </w:tcPr>
+          <w:p>
+            <w:pPr>
+              <w:spacing w:after="20"/>
+            </w:pPr>
+            <w:r/>
+            <w:r>
+              <w:rPr>
+                <w:i w:val="0"/>
+                <w:color w:val="1F2937"/>
+                <w:sz w:val="19"/>
+              </w:rPr>
+              <w:t>ДЗ 1 и ДЗ 5 юнита 3 сверены по слайдам, а формы диктанта со слайдов не видно</w:t>
+            </w:r>
+          </w:p>
+        </w:tc>
+      </w:tr>
+    </w:tbl>
+    <w:p>
+      <w:pPr>
+        <w:spacing w:after="80"/>
+      </w:pPr>
     </w:p>
     <w:p>
       <w:pPr>

--- a/builds/Вычитка — что нужно от вас.docx
+++ b/builds/Вычитка — что нужно от вас.docx
@@ -950,7 +950,7 @@
           <w:color w:val="1F2937"/>
           <w:sz w:val="21"/>
         </w:rPr>
-        <w:t>Порогов у домашек нет ни в одном курсе; у тестов 90.</w:t>
+        <w:t>Порогов нет нигде — 19.10 сняты и у тестов («пороги убираем отовсюду»).</w:t>
       </w:r>
     </w:p>
     <w:p>
@@ -1041,7 +1041,7 @@
           <w:color w:val="143A6B"/>
           <w:sz w:val="28"/>
         </w:rPr>
-        <w:t>Super Minds Starter (SM0) — вычитка идёт</w:t>
+        <w:t>Super Minds Starter (SM0) — вычитка закончена, идут правки</w:t>
       </w:r>
     </w:p>
     <w:p>
@@ -1062,7 +1062,7 @@
           <w:color w:val="1F2937"/>
           <w:sz w:val="21"/>
         </w:rPr>
-        <w:t xml:space="preserve"> Прочитаны все шесть юнитов: 31 домашка, 6 тестов, 440 блоков. Нашли 105 ошибок и расхождений, 8 домашек без устного или письменного задания, 16 перекосов по объёму. Подробная сводка — </w:t>
+        <w:t xml:space="preserve"> Прочитаны все шесть юнитов: 31 домашка, 6 тестов, 440 блоков, и отдельно — ваши 38 планов уроков и 40 презентаций с Диска. Нашли 105 ошибок и расхождений по базе плюс 8 расхождений с планами. Решения по 34 пунктам вы дали 19.10. Сводки: </w:t>
       </w:r>
       <w:r>
         <w:rPr>
@@ -1078,7 +1078,23 @@
           <w:color w:val="1F2937"/>
           <w:sz w:val="21"/>
         </w:rPr>
-        <w:t xml:space="preserve">, разбор по юнитам — </w:t>
+        <w:t xml:space="preserve"> (по базе), </w:t>
+      </w:r>
+      <w:r>
+        <w:rPr>
+          <w:rFonts w:ascii="Consolas" w:hAnsi="Consolas"/>
+          <w:color w:val="0B616E"/>
+          <w:sz w:val="21"/>
+        </w:rPr>
+        <w:t>builds/sm0/plans/svodka.md</w:t>
+      </w:r>
+      <w:r>
+        <w:rPr>
+          <w:i w:val="0"/>
+          <w:color w:val="1F2937"/>
+          <w:sz w:val="21"/>
+        </w:rPr>
+        <w:t xml:space="preserve"> (планы против домашек), разбор по юнитам — </w:t>
       </w:r>
       <w:r>
         <w:rPr>
@@ -1110,23 +1126,7 @@
           <w:color w:val="1F2937"/>
           <w:sz w:val="21"/>
         </w:rPr>
-        <w:t xml:space="preserve">. Второй проход закончен тоже: ваши 38 планов уроков и 40 презентаций с Диска сверены с домашками и тестами. Сводка — </w:t>
-      </w:r>
-      <w:r>
-        <w:rPr>
-          <w:rFonts w:ascii="Consolas" w:hAnsi="Consolas"/>
-          <w:color w:val="0B616E"/>
-          <w:sz w:val="21"/>
-        </w:rPr>
-        <w:t>builds/sm0/plans/svodka.md</w:t>
-      </w:r>
-      <w:r>
-        <w:rPr>
-          <w:i w:val="0"/>
-          <w:color w:val="1F2937"/>
-          <w:sz w:val="21"/>
-        </w:rPr>
-        <w:t xml:space="preserve">, по юнитам — </w:t>
+        <w:t xml:space="preserve"> и </w:t>
       </w:r>
       <w:r>
         <w:rPr>
@@ -1171,7 +1171,7 @@
           <w:color w:val="1F2937"/>
           <w:sz w:val="21"/>
         </w:rPr>
-        <w:t>Анкета курса: дети 6–7 лет, первый год, pre-A1, ученик только учится читать. Поэтому к SM0 правила строже: русских вариантов ответа и чтения длинного текста быть не должно, а у блока «составь слово» звук обязателен.</w:t>
+        <w:t>Анкета курса: дети 6–7 лет, первый год, pre-A1, ученик только учится читать.</w:t>
       </w:r>
     </w:p>
     <w:p>
@@ -1198,6 +1198,14 @@
           <w:sz w:val="21"/>
         </w:rPr>
         <w:t>1. Послушать записи — 8 мест.</w:t>
+      </w:r>
+      <w:r>
+        <w:rPr>
+          <w:i w:val="0"/>
+          <w:color w:val="1F2937"/>
+          <w:sz w:val="21"/>
+        </w:rPr>
+        <w:t xml:space="preserve"> Задача по курсу — пройти этот список.</w:t>
       </w:r>
     </w:p>
     <w:tbl>
@@ -1505,14 +1513,6 @@
               </w:rPr>
               <w:t>u</w:t>
             </w:r>
-            <w:r>
-              <w:rPr>
-                <w:i w:val="0"/>
-                <w:color w:val="1F2937"/>
-                <w:sz w:val="19"/>
-              </w:rPr>
-              <w:t xml:space="preserve"> — и это тест с порогом 90</w:t>
-            </w:r>
           </w:p>
         </w:tc>
       </w:tr>
@@ -1811,7 +1811,7 @@
                 <w:color w:val="1F2937"/>
                 <w:sz w:val="19"/>
               </w:rPr>
-              <w:t xml:space="preserve">какая конструкция записана в аудио про монстров — </w:t>
+              <w:t xml:space="preserve">в аудио про монстров </w:t>
             </w:r>
             <w:r>
               <w:rPr>
@@ -1843,7 +1843,7 @@
                 <w:color w:val="1F2937"/>
                 <w:sz w:val="19"/>
               </w:rPr>
-              <w:t>? План урока 3 использует обе</w:t>
+              <w:t>? Ваш план урока 3 использует обе конструкции</w:t>
             </w:r>
           </w:p>
         </w:tc>
@@ -1864,7 +1864,15 @@
           <w:color w:val="143A6B"/>
           <w:sz w:val="21"/>
         </w:rPr>
-        <w:t>2. Решить по курсу — 11 пунктов.</w:t>
+        <w:t>2. Прислать материал историй.</w:t>
+      </w:r>
+      <w:r>
+        <w:rPr>
+          <w:i w:val="0"/>
+          <w:color w:val="1F2937"/>
+          <w:sz w:val="21"/>
+        </w:rPr>
+        <w:t xml:space="preserve"> Решение от 19.10: где история есть — её используем. Нужно по юнитам:</w:t>
       </w:r>
     </w:p>
     <w:tbl>
@@ -1881,14 +1889,378 @@
         </w:tblBorders>
       </w:tblPr>
       <w:tblGrid>
-        <w:gridCol w:w="3400"/>
-        <w:gridCol w:w="3400"/>
-        <w:gridCol w:w="3400"/>
+        <w:gridCol w:w="5100"/>
+        <w:gridCol w:w="5100"/>
       </w:tblGrid>
       <w:tr>
         <w:tc>
           <w:tcPr>
-            <w:tcW w:type="dxa" w:w="3400"/>
+            <w:tcW w:type="dxa" w:w="5100"/>
+            <w:shd w:val="clear" w:color="auto" w:fill="1F3A6B"/>
+          </w:tcPr>
+          <w:p>
+            <w:pPr>
+              <w:spacing w:after="0"/>
+            </w:pPr>
+            <w:r/>
+            <w:r>
+              <w:rPr>
+                <w:b/>
+                <w:color w:val="FFFFFF"/>
+                <w:sz w:val="19"/>
+              </w:rPr>
+              <w:t>юнит</w:t>
+            </w:r>
+          </w:p>
+        </w:tc>
+        <w:tc>
+          <w:tcPr>
+            <w:tcW w:type="dxa" w:w="5100"/>
+            <w:shd w:val="clear" w:color="auto" w:fill="1F3A6B"/>
+          </w:tcPr>
+          <w:p>
+            <w:pPr>
+              <w:spacing w:after="0"/>
+            </w:pPr>
+            <w:r/>
+            <w:r>
+              <w:rPr>
+                <w:b/>
+                <w:color w:val="FFFFFF"/>
+                <w:sz w:val="19"/>
+              </w:rPr>
+              <w:t>что нужно</w:t>
+            </w:r>
+          </w:p>
+        </w:tc>
+      </w:tr>
+      <w:tr>
+        <w:tc>
+          <w:tcPr>
+            <w:tcW w:type="dxa" w:w="5100"/>
+            <w:shd w:val="clear" w:color="auto" w:fill="F3F7FC"/>
+          </w:tcPr>
+          <w:p>
+            <w:pPr>
+              <w:spacing w:after="20"/>
+            </w:pPr>
+            <w:r/>
+            <w:r>
+              <w:rPr>
+                <w:i w:val="0"/>
+                <w:color w:val="143A6B"/>
+                <w:sz w:val="19"/>
+              </w:rPr>
+              <w:t>Юнит 0, ДЗ 4</w:t>
+            </w:r>
+          </w:p>
+        </w:tc>
+        <w:tc>
+          <w:tcPr>
+            <w:tcW w:type="dxa" w:w="5100"/>
+          </w:tcPr>
+          <w:p>
+            <w:pPr>
+              <w:spacing w:after="20"/>
+            </w:pPr>
+            <w:r/>
+            <w:r>
+              <w:rPr>
+                <w:i w:val="0"/>
+                <w:color w:val="1F2937"/>
+                <w:sz w:val="19"/>
+              </w:rPr>
+              <w:t>история «Friends» (этап урока 4): кадры — сколько их есть — и запись. Сейчас шапка домашки историю обещает, а блока нет</w:t>
+            </w:r>
+          </w:p>
+        </w:tc>
+      </w:tr>
+      <w:tr>
+        <w:tc>
+          <w:tcPr>
+            <w:tcW w:type="dxa" w:w="5100"/>
+            <w:shd w:val="clear" w:color="auto" w:fill="F3F7FC"/>
+          </w:tcPr>
+          <w:p>
+            <w:pPr>
+              <w:spacing w:after="20"/>
+            </w:pPr>
+            <w:r/>
+            <w:r>
+              <w:rPr>
+                <w:i w:val="0"/>
+                <w:color w:val="143A6B"/>
+                <w:sz w:val="19"/>
+              </w:rPr>
+              <w:t>Юнит 1, ДЗ 5</w:t>
+            </w:r>
+          </w:p>
+        </w:tc>
+        <w:tc>
+          <w:tcPr>
+            <w:tcW w:type="dxa" w:w="5100"/>
+          </w:tcPr>
+          <w:p>
+            <w:pPr>
+              <w:spacing w:after="20"/>
+            </w:pPr>
+            <w:r/>
+            <w:r>
+              <w:rPr>
+                <w:i w:val="0"/>
+                <w:color w:val="1F2937"/>
+                <w:sz w:val="19"/>
+              </w:rPr>
+              <w:t>только подтвердить Track 27 (см. Р7) — кадры уже стоят</w:t>
+            </w:r>
+          </w:p>
+        </w:tc>
+      </w:tr>
+      <w:tr>
+        <w:tc>
+          <w:tcPr>
+            <w:tcW w:type="dxa" w:w="5100"/>
+            <w:shd w:val="clear" w:color="auto" w:fill="F3F7FC"/>
+          </w:tcPr>
+          <w:p>
+            <w:pPr>
+              <w:spacing w:after="20"/>
+            </w:pPr>
+            <w:r/>
+            <w:r>
+              <w:rPr>
+                <w:i w:val="0"/>
+                <w:color w:val="143A6B"/>
+                <w:sz w:val="19"/>
+              </w:rPr>
+              <w:t>Юнит 2, ДЗ 5</w:t>
+            </w:r>
+          </w:p>
+        </w:tc>
+        <w:tc>
+          <w:tcPr>
+            <w:tcW w:type="dxa" w:w="5100"/>
+          </w:tcPr>
+          <w:p>
+            <w:pPr>
+              <w:spacing w:after="20"/>
+            </w:pPr>
+            <w:r/>
+            <w:r>
+              <w:rPr>
+                <w:i w:val="0"/>
+                <w:color w:val="1F2937"/>
+                <w:sz w:val="19"/>
+              </w:rPr>
+              <w:t>«Cool grandma», SB с. 34–35: 4 кадра и Track 39. Плюс четыре слова истории — squirrel, acorn, park, cool — картинками или мы нарисуем</w:t>
+            </w:r>
+          </w:p>
+        </w:tc>
+      </w:tr>
+      <w:tr>
+        <w:tc>
+          <w:tcPr>
+            <w:tcW w:type="dxa" w:w="5100"/>
+            <w:shd w:val="clear" w:color="auto" w:fill="F3F7FC"/>
+          </w:tcPr>
+          <w:p>
+            <w:pPr>
+              <w:spacing w:after="20"/>
+            </w:pPr>
+            <w:r/>
+            <w:r>
+              <w:rPr>
+                <w:i w:val="0"/>
+                <w:color w:val="143A6B"/>
+                <w:sz w:val="19"/>
+              </w:rPr>
+              <w:t>Юнит 3, ДЗ 5</w:t>
+            </w:r>
+          </w:p>
+        </w:tc>
+        <w:tc>
+          <w:tcPr>
+            <w:tcW w:type="dxa" w:w="5100"/>
+          </w:tcPr>
+          <w:p>
+            <w:pPr>
+              <w:spacing w:after="20"/>
+            </w:pPr>
+            <w:r/>
+            <w:r>
+              <w:rPr>
+                <w:i w:val="0"/>
+                <w:color w:val="1F2937"/>
+                <w:sz w:val="19"/>
+              </w:rPr>
+              <w:t>«The teacher», SB с. 74–75: список новых слов текстом (на слайде они только картинками) и Track 83. Кадры есть, но лежат не там, где надо — перенесём сами</w:t>
+            </w:r>
+          </w:p>
+        </w:tc>
+      </w:tr>
+      <w:tr>
+        <w:tc>
+          <w:tcPr>
+            <w:tcW w:type="dxa" w:w="5100"/>
+            <w:shd w:val="clear" w:color="auto" w:fill="F3F7FC"/>
+          </w:tcPr>
+          <w:p>
+            <w:pPr>
+              <w:spacing w:after="20"/>
+            </w:pPr>
+            <w:r/>
+            <w:r>
+              <w:rPr>
+                <w:i w:val="0"/>
+                <w:color w:val="143A6B"/>
+                <w:sz w:val="19"/>
+              </w:rPr>
+              <w:t>Юнит 4, ДЗ 5</w:t>
+            </w:r>
+          </w:p>
+        </w:tc>
+        <w:tc>
+          <w:tcPr>
+            <w:tcW w:type="dxa" w:w="5100"/>
+          </w:tcPr>
+          <w:p>
+            <w:pPr>
+              <w:spacing w:after="20"/>
+            </w:pPr>
+            <w:r/>
+            <w:r>
+              <w:rPr>
+                <w:i w:val="0"/>
+                <w:color w:val="1F2937"/>
+                <w:sz w:val="19"/>
+              </w:rPr>
+              <w:t>три слова истории — gym, guess, ball — картинками из учебника, и Track 66</w:t>
+            </w:r>
+          </w:p>
+        </w:tc>
+      </w:tr>
+    </w:tbl>
+    <w:p>
+      <w:pPr>
+        <w:spacing w:after="80"/>
+      </w:pPr>
+    </w:p>
+    <w:p>
+      <w:pPr>
+        <w:spacing w:after="120"/>
+      </w:pPr>
+      <w:r>
+        <w:rPr>
+          <w:i w:val="0"/>
+          <w:color w:val="1F2937"/>
+          <w:sz w:val="21"/>
+        </w:rPr>
+        <w:t xml:space="preserve">Файлы называть по схеме </w:t>
+      </w:r>
+      <w:r>
+        <w:rPr>
+          <w:rFonts w:ascii="Consolas" w:hAnsi="Consolas"/>
+          <w:color w:val="0B616E"/>
+          <w:sz w:val="21"/>
+        </w:rPr>
+        <w:t>&lt;курс&gt;_u&lt;юнит&gt;_hw&lt;номер ДЗ&gt;_b&lt;номер блока&gt;</w:t>
+      </w:r>
+      <w:r>
+        <w:rPr>
+          <w:i w:val="0"/>
+          <w:color w:val="1F2937"/>
+          <w:sz w:val="21"/>
+        </w:rPr>
+        <w:t>; точные номера блоков пришлём, когда соберём блоки — тогда просто переименуем.</w:t>
+      </w:r>
+    </w:p>
+    <w:p>
+      <w:pPr>
+        <w:spacing w:after="120"/>
+      </w:pPr>
+      <w:r>
+        <w:rPr>
+          <w:b/>
+          <w:color w:val="143A6B"/>
+          <w:sz w:val="21"/>
+        </w:rPr>
+        <w:t>3. Прислать из учебника</w:t>
+      </w:r>
+      <w:r>
+        <w:rPr>
+          <w:i w:val="0"/>
+          <w:color w:val="1F2937"/>
+          <w:sz w:val="21"/>
+        </w:rPr>
+        <w:t xml:space="preserve"> (решение от 19.10 — берём оттуда): героев </w:t>
+      </w:r>
+      <w:r>
+        <w:rPr>
+          <w:b/>
+          <w:color w:val="143A6B"/>
+          <w:sz w:val="21"/>
+        </w:rPr>
+        <w:t>Whisper</w:t>
+      </w:r>
+      <w:r>
+        <w:rPr>
+          <w:i w:val="0"/>
+          <w:color w:val="1F2937"/>
+          <w:sz w:val="21"/>
+        </w:rPr>
+        <w:t xml:space="preserve"> и </w:t>
+      </w:r>
+      <w:r>
+        <w:rPr>
+          <w:b/>
+          <w:color w:val="143A6B"/>
+          <w:sz w:val="21"/>
+        </w:rPr>
+        <w:t>Misty</w:t>
+      </w:r>
+      <w:r>
+        <w:rPr>
+          <w:i w:val="0"/>
+          <w:color w:val="1F2937"/>
+          <w:sz w:val="21"/>
+        </w:rPr>
+        <w:t xml:space="preserve"> и кролика из истории юнита 0. Это страницы или скриншоты, нам нужны только картинки.</w:t>
+      </w:r>
+    </w:p>
+    <w:p>
+      <w:pPr>
+        <w:spacing w:after="120"/>
+      </w:pPr>
+      <w:r>
+        <w:rPr>
+          <w:b/>
+          <w:color w:val="143A6B"/>
+          <w:sz w:val="21"/>
+        </w:rPr>
+        <w:t>4. Остальное.</w:t>
+      </w:r>
+    </w:p>
+    <w:tbl>
+      <w:tblPr>
+        <w:tblW w:type="auto" w:w="0"/>
+        <w:tblLook w:firstColumn="1" w:firstRow="1" w:lastColumn="0" w:lastRow="0" w:noHBand="0" w:noVBand="1" w:val="04A0"/>
+        <w:tblBorders>
+          <w:top w:val="single" w:sz="4" w:space="0" w:color="C9D4E4"/>
+          <w:left w:val="single" w:sz="4" w:space="0" w:color="C9D4E4"/>
+          <w:bottom w:val="single" w:sz="4" w:space="0" w:color="C9D4E4"/>
+          <w:right w:val="single" w:sz="4" w:space="0" w:color="C9D4E4"/>
+          <w:insideH w:val="single" w:sz="4" w:space="0" w:color="C9D4E4"/>
+          <w:insideV w:val="single" w:sz="4" w:space="0" w:color="C9D4E4"/>
+        </w:tblBorders>
+      </w:tblPr>
+      <w:tblGrid>
+        <w:gridCol w:w="5100"/>
+        <w:gridCol w:w="5100"/>
+      </w:tblGrid>
+      <w:tr>
+        <w:tc>
+          <w:tcPr>
+            <w:tcW w:type="dxa" w:w="5100"/>
             <w:shd w:val="clear" w:color="auto" w:fill="1F3A6B"/>
           </w:tcPr>
           <w:p>
@@ -1908,7 +2280,7 @@
         </w:tc>
         <w:tc>
           <w:tcPr>
-            <w:tcW w:type="dxa" w:w="3400"/>
+            <w:tcW w:type="dxa" w:w="5100"/>
             <w:shd w:val="clear" w:color="auto" w:fill="1F3A6B"/>
           </w:tcPr>
           <w:p>
@@ -1922,27 +2294,7 @@
                 <w:color w:val="FFFFFF"/>
                 <w:sz w:val="19"/>
               </w:rPr>
-              <w:t>вопрос</w:t>
-            </w:r>
-          </w:p>
-        </w:tc>
-        <w:tc>
-          <w:tcPr>
-            <w:tcW w:type="dxa" w:w="3400"/>
-            <w:shd w:val="clear" w:color="auto" w:fill="1F3A6B"/>
-          </w:tcPr>
-          <w:p>
-            <w:pPr>
-              <w:spacing w:after="0"/>
-            </w:pPr>
-            <w:r/>
-            <w:r>
-              <w:rPr>
-                <w:b/>
-                <w:color w:val="FFFFFF"/>
-                <w:sz w:val="19"/>
-              </w:rPr>
-              <w:t>что будет, если не ответить</w:t>
+              <w:t>что</w:t>
             </w:r>
           </w:p>
         </w:tc>
@@ -1950,7 +2302,7 @@
       <w:tr>
         <w:tc>
           <w:tcPr>
-            <w:tcW w:type="dxa" w:w="3400"/>
+            <w:tcW w:type="dxa" w:w="5100"/>
             <w:shd w:val="clear" w:color="auto" w:fill="F3F7FC"/>
           </w:tcPr>
           <w:p>
@@ -1964,13 +2316,13 @@
                 <w:color w:val="143A6B"/>
                 <w:sz w:val="19"/>
               </w:rPr>
-              <w:t>Р9</w:t>
+              <w:t>Р27</w:t>
             </w:r>
           </w:p>
         </w:tc>
         <w:tc>
           <w:tcPr>
-            <w:tcW w:type="dxa" w:w="3400"/>
+            <w:tcW w:type="dxa" w:w="5100"/>
           </w:tcPr>
           <w:p>
             <w:pPr>
@@ -1979,30 +2331,35 @@
             <w:r/>
             <w:r>
               <w:rPr>
-                <w:i w:val="0"/>
-                <w:color w:val="1F2937"/>
+                <w:rFonts w:ascii="Consolas" w:hAnsi="Consolas"/>
+                <w:color w:val="0B616E"/>
                 <w:sz w:val="19"/>
               </w:rPr>
-              <w:t>Все шесть тестов пересказывают домашки: в юните 0 блоки 3–13 — дословные копии ДЗ 1–5 (те же аудиофайлы и варианты), в юните 3 половина, в юните 4 почти весь, в итоговом 12 заданий из 15. Переписываем на другом материале?</w:t>
+              <w:t>fire fighter</w:t>
             </w:r>
-          </w:p>
-        </w:tc>
-        <w:tc>
-          <w:tcPr>
-            <w:tcW w:type="dxa" w:w="3400"/>
-          </w:tcPr>
-          <w:p>
-            <w:pPr>
-              <w:spacing w:after="20"/>
-            </w:pPr>
-            <w:r/>
             <w:r>
               <w:rPr>
                 <w:i w:val="0"/>
                 <w:color w:val="1F2937"/>
                 <w:sz w:val="19"/>
               </w:rPr>
-              <w:t>тест проверяет память о домашке, а не язык</w:t>
+              <w:t xml:space="preserve"> или </w:t>
+            </w:r>
+            <w:r>
+              <w:rPr>
+                <w:rFonts w:ascii="Consolas" w:hAnsi="Consolas"/>
+                <w:color w:val="0B616E"/>
+                <w:sz w:val="19"/>
+              </w:rPr>
+              <w:t>firefighter</w:t>
+            </w:r>
+            <w:r>
+              <w:rPr>
+                <w:i w:val="0"/>
+                <w:color w:val="1F2937"/>
+                <w:sz w:val="19"/>
+              </w:rPr>
+              <w:t xml:space="preserve"> — вы смотрите в учебнике и присылаете. В ваших планах и презентациях сейчас в два слова, база с ними совпадает</w:t>
             </w:r>
           </w:p>
         </w:tc>
@@ -2010,7 +2367,7 @@
       <w:tr>
         <w:tc>
           <w:tcPr>
-            <w:tcW w:type="dxa" w:w="3400"/>
+            <w:tcW w:type="dxa" w:w="5100"/>
             <w:shd w:val="clear" w:color="auto" w:fill="F3F7FC"/>
           </w:tcPr>
           <w:p>
@@ -2024,13 +2381,13 @@
                 <w:color w:val="143A6B"/>
                 <w:sz w:val="19"/>
               </w:rPr>
-              <w:t>Р10</w:t>
+              <w:t>Р19</w:t>
             </w:r>
           </w:p>
         </w:tc>
         <w:tc>
           <w:tcPr>
-            <w:tcW w:type="dxa" w:w="3400"/>
+            <w:tcW w:type="dxa" w:w="5100"/>
           </w:tcPr>
           <w:p>
             <w:pPr>
@@ -2043,15 +2400,15 @@
                 <w:color w:val="1F2937"/>
                 <w:sz w:val="19"/>
               </w:rPr>
-              <w:t xml:space="preserve">Пороги разные: у тестов юнитов 2, 3 и 4 стоит </w:t>
+              <w:t xml:space="preserve">Урок-сценарий </w:t>
             </w:r>
             <w:r>
               <w:rPr>
-                <w:b/>
-                <w:color w:val="1F2937"/>
+                <w:rFonts w:ascii="Consolas" w:hAnsi="Consolas"/>
+                <w:color w:val="0B616E"/>
                 <w:sz w:val="19"/>
               </w:rPr>
-              <w:t>60</w:t>
+              <w:t>Lesson 1</w:t>
             </w:r>
             <w:r>
               <w:rPr>
@@ -2059,26 +2416,7 @@
                 <w:color w:val="1F2937"/>
                 <w:sz w:val="19"/>
               </w:rPr>
-              <w:t xml:space="preserve"> вместо 90; у итогового 90, хотя по правилу 80. Ставим 90 и 80?</w:t>
-            </w:r>
-          </w:p>
-        </w:tc>
-        <w:tc>
-          <w:tcPr>
-            <w:tcW w:type="dxa" w:w="3400"/>
-          </w:tcPr>
-          <w:p>
-            <w:pPr>
-              <w:spacing w:after="20"/>
-            </w:pPr>
-            <w:r/>
-            <w:r>
-              <w:rPr>
-                <w:i w:val="0"/>
-                <w:color w:val="1F2937"/>
-                <w:sz w:val="19"/>
-              </w:rPr>
-              <w:t>тест юнита проходится почти любым результатом</w:t>
+              <w:t xml:space="preserve"> юнита 1 лежит в базе — это ваш пробник переноса планов. Убрать его из базы или оставить?</w:t>
             </w:r>
           </w:p>
         </w:tc>
@@ -2086,7 +2424,7 @@
       <w:tr>
         <w:tc>
           <w:tcPr>
-            <w:tcW w:type="dxa" w:w="3400"/>
+            <w:tcW w:type="dxa" w:w="5100"/>
             <w:shd w:val="clear" w:color="auto" w:fill="F3F7FC"/>
           </w:tcPr>
           <w:p>
@@ -2100,13 +2438,13 @@
                 <w:color w:val="143A6B"/>
                 <w:sz w:val="19"/>
               </w:rPr>
-              <w:t>Р11</w:t>
+              <w:t>Р29</w:t>
             </w:r>
           </w:p>
         </w:tc>
         <w:tc>
           <w:tcPr>
-            <w:tcW w:type="dxa" w:w="3400"/>
+            <w:tcW w:type="dxa" w:w="5100"/>
           </w:tcPr>
           <w:p>
             <w:pPr>
@@ -2119,26 +2457,55 @@
                 <w:color w:val="1F2937"/>
                 <w:sz w:val="19"/>
               </w:rPr>
-              <w:t>Как считается порог 90, если часть теста — говорение на ручной проверке (в юнитах 0 и 1 это 2 и 4 блока из 12)?</w:t>
+              <w:t xml:space="preserve">План к тесту юнита 0 — вы добавите. Планов </w:t>
             </w:r>
-          </w:p>
-        </w:tc>
-        <w:tc>
-          <w:tcPr>
-            <w:tcW w:type="dxa" w:w="3400"/>
-          </w:tcPr>
-          <w:p>
-            <w:pPr>
-              <w:spacing w:after="20"/>
-            </w:pPr>
-            <w:r/>
+            <w:r>
+              <w:rPr>
+                <w:b/>
+                <w:color w:val="1F2937"/>
+                <w:sz w:val="19"/>
+              </w:rPr>
+              <w:t>Lesson 1</w:t>
+            </w:r>
             <w:r>
               <w:rPr>
                 <w:i w:val="0"/>
                 <w:color w:val="1F2937"/>
                 <w:sz w:val="19"/>
               </w:rPr>
-              <w:t>ученик не наберёт 90 до того, как учитель прослушает записи</w:t>
+              <w:t xml:space="preserve"> и </w:t>
+            </w:r>
+            <w:r>
+              <w:rPr>
+                <w:b/>
+                <w:color w:val="1F2937"/>
+                <w:sz w:val="19"/>
+              </w:rPr>
+              <w:t>Lesson 5</w:t>
+            </w:r>
+            <w:r>
+              <w:rPr>
+                <w:i w:val="0"/>
+                <w:color w:val="1F2937"/>
+                <w:sz w:val="19"/>
+              </w:rPr>
+              <w:t xml:space="preserve"> юнита 3 на Диске нет (в папке </w:t>
+            </w:r>
+            <w:r>
+              <w:rPr>
+                <w:rFonts w:ascii="Consolas" w:hAnsi="Consolas"/>
+                <w:color w:val="0B616E"/>
+                <w:sz w:val="19"/>
+              </w:rPr>
+              <w:t>SM0/Unit 3</w:t>
+            </w:r>
+            <w:r>
+              <w:rPr>
+                <w:i w:val="0"/>
+                <w:color w:val="1F2937"/>
+                <w:sz w:val="19"/>
+              </w:rPr>
+              <w:t xml:space="preserve"> лежат только 5 планов из 7: L2, L3, L4, L6, L7) — добавьте, тогда сверим ДЗ 1 и ДЗ 5 по плану, а не по слайдам</w:t>
             </w:r>
           </w:p>
         </w:tc>
@@ -2146,7 +2513,7 @@
       <w:tr>
         <w:tc>
           <w:tcPr>
-            <w:tcW w:type="dxa" w:w="3400"/>
+            <w:tcW w:type="dxa" w:w="5100"/>
             <w:shd w:val="clear" w:color="auto" w:fill="F3F7FC"/>
           </w:tcPr>
           <w:p>
@@ -2160,13 +2527,13 @@
                 <w:color w:val="143A6B"/>
                 <w:sz w:val="19"/>
               </w:rPr>
-              <w:t>Р12</w:t>
+              <w:t>Р31</w:t>
             </w:r>
           </w:p>
         </w:tc>
         <w:tc>
           <w:tcPr>
-            <w:tcW w:type="dxa" w:w="3400"/>
+            <w:tcW w:type="dxa" w:w="5100"/>
           </w:tcPr>
           <w:p>
             <w:pPr>
@@ -2179,522 +2546,7 @@
                 <w:color w:val="1F2937"/>
                 <w:sz w:val="19"/>
               </w:rPr>
-              <w:t xml:space="preserve">Четыре блока «расставь буквы по алфавиту» (юнит 2) стоят без звука, а по правилу SM0 у «собери слово» звук обязателен. Второй проход подсказал решение: юнит 2 — единственный, где «собери слово» не собирает ни одного слова, а планы уроков 1 и 2 как раз просят собрать </w:t>
-            </w:r>
-            <w:r>
-              <w:rPr>
-                <w:rFonts w:ascii="Consolas" w:hAnsi="Consolas"/>
-                <w:color w:val="0B616E"/>
-                <w:sz w:val="19"/>
-              </w:rPr>
-              <w:t>yak</w:t>
-            </w:r>
-            <w:r>
-              <w:rPr>
-                <w:i w:val="0"/>
-                <w:color w:val="1F2937"/>
-                <w:sz w:val="19"/>
-              </w:rPr>
-              <w:t xml:space="preserve">, </w:t>
-            </w:r>
-            <w:r>
-              <w:rPr>
-                <w:rFonts w:ascii="Consolas" w:hAnsi="Consolas"/>
-                <w:color w:val="0B616E"/>
-                <w:sz w:val="19"/>
-              </w:rPr>
-              <w:t>zip</w:t>
-            </w:r>
-            <w:r>
-              <w:rPr>
-                <w:i w:val="0"/>
-                <w:color w:val="1F2937"/>
-                <w:sz w:val="19"/>
-              </w:rPr>
-              <w:t xml:space="preserve">, </w:t>
-            </w:r>
-            <w:r>
-              <w:rPr>
-                <w:rFonts w:ascii="Consolas" w:hAnsi="Consolas"/>
-                <w:color w:val="0B616E"/>
-                <w:sz w:val="19"/>
-              </w:rPr>
-              <w:t>jam</w:t>
-            </w:r>
-            <w:r>
-              <w:rPr>
-                <w:i w:val="0"/>
-                <w:color w:val="1F2937"/>
-                <w:sz w:val="19"/>
-              </w:rPr>
-              <w:t xml:space="preserve">, </w:t>
-            </w:r>
-            <w:r>
-              <w:rPr>
-                <w:rFonts w:ascii="Consolas" w:hAnsi="Consolas"/>
-                <w:color w:val="0B616E"/>
-                <w:sz w:val="19"/>
-              </w:rPr>
-              <w:t>quiz</w:t>
-            </w:r>
-            <w:r>
-              <w:rPr>
-                <w:i w:val="0"/>
-                <w:color w:val="1F2937"/>
-                <w:sz w:val="19"/>
-              </w:rPr>
-              <w:t>. Переводим алфавитные блоки в «впиши ответ», а «собери слово» возвращаем словам со звуком?</w:t>
-            </w:r>
-          </w:p>
-        </w:tc>
-        <w:tc>
-          <w:tcPr>
-            <w:tcW w:type="dxa" w:w="3400"/>
-          </w:tcPr>
-          <w:p>
-            <w:pPr>
-              <w:spacing w:after="20"/>
-            </w:pPr>
-            <w:r/>
-            <w:r>
-              <w:rPr>
-                <w:i w:val="0"/>
-                <w:color w:val="1F2937"/>
-                <w:sz w:val="19"/>
-              </w:rPr>
-              <w:t>либо правило нарушено, либо задание само себя решает, и юнит 2 остаётся без «собери слово по звучанию»</w:t>
-            </w:r>
-          </w:p>
-        </w:tc>
-      </w:tr>
-      <w:tr>
-        <w:tc>
-          <w:tcPr>
-            <w:tcW w:type="dxa" w:w="3400"/>
-            <w:shd w:val="clear" w:color="auto" w:fill="F3F7FC"/>
-          </w:tcPr>
-          <w:p>
-            <w:pPr>
-              <w:spacing w:after="20"/>
-            </w:pPr>
-            <w:r/>
-            <w:r>
-              <w:rPr>
-                <w:i w:val="0"/>
-                <w:color w:val="143A6B"/>
-                <w:sz w:val="19"/>
-              </w:rPr>
-              <w:t>Р13</w:t>
-            </w:r>
-          </w:p>
-        </w:tc>
-        <w:tc>
-          <w:tcPr>
-            <w:tcW w:type="dxa" w:w="3400"/>
-          </w:tcPr>
-          <w:p>
-            <w:pPr>
-              <w:spacing w:after="20"/>
-            </w:pPr>
-            <w:r/>
-            <w:r>
-              <w:rPr>
-                <w:i w:val="0"/>
-                <w:color w:val="1F2937"/>
-                <w:sz w:val="19"/>
-              </w:rPr>
-              <w:t>Неверные написания как варианты ответа: в юните 3 это 22 вопроса в 7 блоках, ребёнок видит по 4–6 ошибочных написаний за домашку (</w:t>
-            </w:r>
-            <w:r>
-              <w:rPr>
-                <w:rFonts w:ascii="Consolas" w:hAnsi="Consolas"/>
-                <w:color w:val="0B616E"/>
-                <w:sz w:val="19"/>
-              </w:rPr>
-              <w:t>cub</w:t>
-            </w:r>
-            <w:r>
-              <w:rPr>
-                <w:i w:val="0"/>
-                <w:color w:val="1F2937"/>
-                <w:sz w:val="19"/>
-              </w:rPr>
-              <w:t xml:space="preserve">, </w:t>
-            </w:r>
-            <w:r>
-              <w:rPr>
-                <w:rFonts w:ascii="Consolas" w:hAnsi="Consolas"/>
-                <w:color w:val="0B616E"/>
-                <w:sz w:val="19"/>
-              </w:rPr>
-              <w:t>kube</w:t>
-            </w:r>
-            <w:r>
-              <w:rPr>
-                <w:i w:val="0"/>
-                <w:color w:val="1F2937"/>
-                <w:sz w:val="19"/>
-              </w:rPr>
-              <w:t xml:space="preserve">, </w:t>
-            </w:r>
-            <w:r>
-              <w:rPr>
-                <w:rFonts w:ascii="Consolas" w:hAnsi="Consolas"/>
-                <w:color w:val="0B616E"/>
-                <w:sz w:val="19"/>
-              </w:rPr>
-              <w:t>chek</w:t>
-            </w:r>
-            <w:r>
-              <w:rPr>
-                <w:i w:val="0"/>
-                <w:color w:val="1F2937"/>
-                <w:sz w:val="19"/>
-              </w:rPr>
-              <w:t>). Допустимо для 6–7 лет?</w:t>
-            </w:r>
-          </w:p>
-        </w:tc>
-        <w:tc>
-          <w:tcPr>
-            <w:tcW w:type="dxa" w:w="3400"/>
-          </w:tcPr>
-          <w:p>
-            <w:pPr>
-              <w:spacing w:after="20"/>
-            </w:pPr>
-            <w:r/>
-            <w:r>
-              <w:rPr>
-                <w:i w:val="0"/>
-                <w:color w:val="1F2937"/>
-                <w:sz w:val="19"/>
-              </w:rPr>
-              <w:t>формат остаётся во всём курсе</w:t>
-            </w:r>
-          </w:p>
-        </w:tc>
-      </w:tr>
-      <w:tr>
-        <w:tc>
-          <w:tcPr>
-            <w:tcW w:type="dxa" w:w="3400"/>
-            <w:shd w:val="clear" w:color="auto" w:fill="F3F7FC"/>
-          </w:tcPr>
-          <w:p>
-            <w:pPr>
-              <w:spacing w:after="20"/>
-            </w:pPr>
-            <w:r/>
-            <w:r>
-              <w:rPr>
-                <w:i w:val="0"/>
-                <w:color w:val="143A6B"/>
-                <w:sz w:val="19"/>
-              </w:rPr>
-              <w:t>Р14</w:t>
-            </w:r>
-          </w:p>
-        </w:tc>
-        <w:tc>
-          <w:tcPr>
-            <w:tcW w:type="dxa" w:w="3400"/>
-          </w:tcPr>
-          <w:p>
-            <w:pPr>
-              <w:spacing w:after="20"/>
-            </w:pPr>
-            <w:r/>
-            <w:r>
-              <w:rPr>
-                <w:i w:val="0"/>
-                <w:color w:val="1F2937"/>
-                <w:sz w:val="19"/>
-              </w:rPr>
-              <w:t>«I have a pen.» в юните 0, ДЗ 4, блок 8 — против курсового «I've got». Меняем?</w:t>
-            </w:r>
-          </w:p>
-        </w:tc>
-        <w:tc>
-          <w:tcPr>
-            <w:tcW w:type="dxa" w:w="3400"/>
-          </w:tcPr>
-          <w:p>
-            <w:pPr>
-              <w:spacing w:after="20"/>
-            </w:pPr>
-            <w:r/>
-            <w:r>
-              <w:rPr>
-                <w:i w:val="0"/>
-                <w:color w:val="1F2937"/>
-                <w:sz w:val="19"/>
-              </w:rPr>
-              <w:t>в одном курсе две разные конструкции</w:t>
-            </w:r>
-          </w:p>
-        </w:tc>
-      </w:tr>
-      <w:tr>
-        <w:tc>
-          <w:tcPr>
-            <w:tcW w:type="dxa" w:w="3400"/>
-            <w:shd w:val="clear" w:color="auto" w:fill="F3F7FC"/>
-          </w:tcPr>
-          <w:p>
-            <w:pPr>
-              <w:spacing w:after="20"/>
-            </w:pPr>
-            <w:r/>
-            <w:r>
-              <w:rPr>
-                <w:i w:val="0"/>
-                <w:color w:val="143A6B"/>
-                <w:sz w:val="19"/>
-              </w:rPr>
-              <w:t>Р15</w:t>
-            </w:r>
-          </w:p>
-        </w:tc>
-        <w:tc>
-          <w:tcPr>
-            <w:tcW w:type="dxa" w:w="3400"/>
-          </w:tcPr>
-          <w:p>
-            <w:pPr>
-              <w:spacing w:after="20"/>
-            </w:pPr>
-            <w:r/>
-            <w:r>
-              <w:rPr>
-                <w:i w:val="0"/>
-                <w:color w:val="1F2937"/>
-                <w:sz w:val="19"/>
-              </w:rPr>
-              <w:t>Кадры истории для юнита 2, ДЗ 5, блок 7 — есть в учебнике? Сейчас истории в домашке нет, только портреты</w:t>
-            </w:r>
-          </w:p>
-        </w:tc>
-        <w:tc>
-          <w:tcPr>
-            <w:tcW w:type="dxa" w:w="3400"/>
-          </w:tcPr>
-          <w:p>
-            <w:pPr>
-              <w:spacing w:after="20"/>
-            </w:pPr>
-            <w:r/>
-            <w:r>
-              <w:rPr>
-                <w:i w:val="0"/>
-                <w:color w:val="1F2937"/>
-                <w:sz w:val="19"/>
-              </w:rPr>
-              <w:t>задание остаётся без материала</w:t>
-            </w:r>
-          </w:p>
-        </w:tc>
-      </w:tr>
-      <w:tr>
-        <w:tc>
-          <w:tcPr>
-            <w:tcW w:type="dxa" w:w="3400"/>
-            <w:shd w:val="clear" w:color="auto" w:fill="F3F7FC"/>
-          </w:tcPr>
-          <w:p>
-            <w:pPr>
-              <w:spacing w:after="20"/>
-            </w:pPr>
-            <w:r/>
-            <w:r>
-              <w:rPr>
-                <w:i w:val="0"/>
-                <w:color w:val="143A6B"/>
-                <w:sz w:val="19"/>
-              </w:rPr>
-              <w:t>Р16</w:t>
-            </w:r>
-          </w:p>
-        </w:tc>
-        <w:tc>
-          <w:tcPr>
-            <w:tcW w:type="dxa" w:w="3400"/>
-          </w:tcPr>
-          <w:p>
-            <w:pPr>
-              <w:spacing w:after="20"/>
-            </w:pPr>
-            <w:r/>
-            <w:r>
-              <w:rPr>
-                <w:i w:val="0"/>
-                <w:color w:val="1F2937"/>
-                <w:sz w:val="19"/>
-              </w:rPr>
-              <w:t>История для юнита 0, ДЗ 4: шапка обещает «а потом послушай историю 🐰», а блока с историей нет</w:t>
-            </w:r>
-          </w:p>
-        </w:tc>
-        <w:tc>
-          <w:tcPr>
-            <w:tcW w:type="dxa" w:w="3400"/>
-          </w:tcPr>
-          <w:p>
-            <w:pPr>
-              <w:spacing w:after="20"/>
-            </w:pPr>
-            <w:r/>
-            <w:r>
-              <w:rPr>
-                <w:i w:val="0"/>
-                <w:color w:val="1F2937"/>
-                <w:sz w:val="19"/>
-              </w:rPr>
-              <w:t>либо убираем обещание, либо нужны кадры и запись</w:t>
-            </w:r>
-          </w:p>
-        </w:tc>
-      </w:tr>
-      <w:tr>
-        <w:tc>
-          <w:tcPr>
-            <w:tcW w:type="dxa" w:w="3400"/>
-            <w:shd w:val="clear" w:color="auto" w:fill="F3F7FC"/>
-          </w:tcPr>
-          <w:p>
-            <w:pPr>
-              <w:spacing w:after="20"/>
-            </w:pPr>
-            <w:r/>
-            <w:r>
-              <w:rPr>
-                <w:i w:val="0"/>
-                <w:color w:val="143A6B"/>
-                <w:sz w:val="19"/>
-              </w:rPr>
-              <w:t>Р17</w:t>
-            </w:r>
-          </w:p>
-        </w:tc>
-        <w:tc>
-          <w:tcPr>
-            <w:tcW w:type="dxa" w:w="3400"/>
-          </w:tcPr>
-          <w:p>
-            <w:pPr>
-              <w:spacing w:after="20"/>
-            </w:pPr>
-            <w:r/>
-            <w:r>
-              <w:rPr>
-                <w:i w:val="0"/>
-                <w:color w:val="1F2937"/>
-                <w:sz w:val="19"/>
-              </w:rPr>
-              <w:t xml:space="preserve">97 блоков курса озвучены файлами </w:t>
-            </w:r>
-            <w:r>
-              <w:rPr>
-                <w:rFonts w:ascii="Consolas" w:hAnsi="Consolas"/>
-                <w:color w:val="0B616E"/>
-                <w:sz w:val="19"/>
-              </w:rPr>
-              <w:t>.webm</w:t>
-            </w:r>
-            <w:r>
-              <w:rPr>
-                <w:i w:val="0"/>
-                <w:color w:val="1F2937"/>
-                <w:sz w:val="19"/>
-              </w:rPr>
-              <w:t xml:space="preserve"> — проверьте на iPhone или iPad, играет ли (в юните 5 без них три вопроса нерешаемы)</w:t>
-            </w:r>
-          </w:p>
-        </w:tc>
-        <w:tc>
-          <w:tcPr>
-            <w:tcW w:type="dxa" w:w="3400"/>
-          </w:tcPr>
-          <w:p>
-            <w:pPr>
-              <w:spacing w:after="20"/>
-            </w:pPr>
-            <w:r/>
-            <w:r>
-              <w:rPr>
-                <w:i w:val="0"/>
-                <w:color w:val="1F2937"/>
-                <w:sz w:val="19"/>
-              </w:rPr>
-              <w:t>если не играет, часть курса молчит у половины учеников</w:t>
-            </w:r>
-          </w:p>
-        </w:tc>
-      </w:tr>
-      <w:tr>
-        <w:tc>
-          <w:tcPr>
-            <w:tcW w:type="dxa" w:w="3400"/>
-            <w:shd w:val="clear" w:color="auto" w:fill="F3F7FC"/>
-          </w:tcPr>
-          <w:p>
-            <w:pPr>
-              <w:spacing w:after="20"/>
-            </w:pPr>
-            <w:r/>
-            <w:r>
-              <w:rPr>
-                <w:i w:val="0"/>
-                <w:color w:val="143A6B"/>
-                <w:sz w:val="19"/>
-              </w:rPr>
-              <w:t>Р18</w:t>
-            </w:r>
-          </w:p>
-        </w:tc>
-        <w:tc>
-          <w:tcPr>
-            <w:tcW w:type="dxa" w:w="3400"/>
-          </w:tcPr>
-          <w:p>
-            <w:pPr>
-              <w:spacing w:after="20"/>
-            </w:pPr>
-            <w:r/>
-            <w:r>
-              <w:rPr>
-                <w:i w:val="0"/>
-                <w:color w:val="1F2937"/>
-                <w:sz w:val="19"/>
-              </w:rPr>
-              <w:t xml:space="preserve">Планы уроков 2–6 юнита 1 и планы к тестам — существуют? В базе лежит только </w:t>
-            </w:r>
-            <w:r>
-              <w:rPr>
-                <w:rFonts w:ascii="Consolas" w:hAnsi="Consolas"/>
-                <w:color w:val="0B616E"/>
-                <w:sz w:val="19"/>
-              </w:rPr>
-              <w:t>Lesson 1</w:t>
-            </w:r>
-          </w:p>
-        </w:tc>
-        <w:tc>
-          <w:tcPr>
-            <w:tcW w:type="dxa" w:w="3400"/>
-          </w:tcPr>
-          <w:p>
-            <w:pPr>
-              <w:spacing w:after="20"/>
-            </w:pPr>
-            <w:r/>
-            <w:r>
-              <w:rPr>
-                <w:i w:val="0"/>
-                <w:color w:val="1F2937"/>
-                <w:sz w:val="19"/>
-              </w:rPr>
-              <w:t>преподаватель видит один план из семи</w:t>
+              <w:t>«Озвучить пачкой» («Контент» → «Медиа») — напомним отдельной строкой, когда правки будут готовы</w:t>
             </w:r>
           </w:p>
         </w:tc>
@@ -2707,15 +2559,15 @@
     </w:p>
     <w:p>
       <w:pPr>
-        <w:spacing w:after="120"/>
+        <w:spacing w:after="80" w:before="200"/>
       </w:pPr>
       <w:r>
         <w:rPr>
-          <w:b/>
-          <w:color w:val="143A6B"/>
-          <w:sz w:val="21"/>
+          <w:i w:val="0"/>
+          <w:color w:val="B13E0F"/>
+          <w:sz w:val="23"/>
         </w:rPr>
-        <w:t>3. Руками в интерфейсе.</w:t>
+        <w:t>Принятые решения (19.10)</w:t>
       </w:r>
     </w:p>
     <w:p>
@@ -2729,7 +2581,7 @@
           <w:color w:val="143A6B"/>
           <w:sz w:val="21"/>
         </w:rPr>
-        <w:t>«Озвучить пачкой»</w:t>
+        <w:t>Порогов нет нигде</w:t>
       </w:r>
       <w:r>
         <w:rPr>
@@ -2737,7 +2589,66 @@
           <w:color w:val="1F2937"/>
           <w:sz w:val="21"/>
         </w:rPr>
-        <w:t xml:space="preserve"> («Контент» → «Медиа») после наших правок: переозвучки</w:t>
+        <w:t xml:space="preserve"> — сняты и у тестов, по всем курсам (56 уроков, копия в</w:t>
+      </w:r>
+    </w:p>
+    <w:p>
+      <w:pPr>
+        <w:spacing w:after="120"/>
+      </w:pPr>
+      <w:r>
+        <w:rPr>
+          <w:rFonts w:ascii="Consolas" w:hAnsi="Consolas"/>
+          <w:color w:val="0B616E"/>
+          <w:sz w:val="21"/>
+        </w:rPr>
+        <w:t>classroom_backup_pass_threshold_20261019</w:t>
+      </w:r>
+      <w:r>
+        <w:rPr>
+          <w:i w:val="0"/>
+          <w:color w:val="1F2937"/>
+          <w:sz w:val="21"/>
+        </w:rPr>
+        <w:t>). Вопрос «как считать порог при говорении на ручной проверке» снимается сам.</w:t>
+      </w:r>
+    </w:p>
+    <w:p>
+      <w:pPr>
+        <w:pStyle w:val="ListBullet"/>
+        <w:spacing w:after="60"/>
+      </w:pPr>
+      <w:r>
+        <w:rPr>
+          <w:b/>
+          <w:color w:val="143A6B"/>
+          <w:sz w:val="21"/>
+        </w:rPr>
+        <w:t>Тесты по форматам планов не переделываем</w:t>
+      </w:r>
+      <w:r>
+        <w:rPr>
+          <w:i w:val="0"/>
+          <w:color w:val="1F2937"/>
+          <w:sz w:val="21"/>
+        </w:rPr>
+        <w:t xml:space="preserve"> (</w:t>
+      </w:r>
+      <w:r>
+        <w:rPr>
+          <w:rFonts w:ascii="Consolas" w:hAnsi="Consolas"/>
+          <w:color w:val="0B616E"/>
+          <w:sz w:val="21"/>
+        </w:rPr>
+        <w:t>match</w:t>
+      </w:r>
+      <w:r>
+        <w:rPr>
+          <w:i w:val="0"/>
+          <w:color w:val="1F2937"/>
+          <w:sz w:val="21"/>
+        </w:rPr>
+        <w:t>, перевес в чтение,</w:t>
       </w:r>
     </w:p>
     <w:p>
@@ -2750,7 +2661,7 @@
           <w:color w:val="1F2937"/>
           <w:sz w:val="21"/>
         </w:rPr>
-        <w:t>требуют 19 блоков с битыми ссылками и четыре уже озвученных опечатки (</w:t>
+        <w:t xml:space="preserve">фоника теста юнита 1, </w:t>
       </w:r>
       <w:r>
         <w:rPr>
@@ -2758,7 +2669,89 @@
           <w:color w:val="0B616E"/>
           <w:sz w:val="21"/>
         </w:rPr>
-        <w:t>Thi is my mum</w:t>
+        <w:t>ch</w:t>
+      </w:r>
+      <w:r>
+        <w:rPr>
+          <w:i w:val="0"/>
+          <w:color w:val="1F2937"/>
+          <w:sz w:val="21"/>
+        </w:rPr>
+        <w:t xml:space="preserve"> в диктант юнита 3 — всё остаётся как есть). Повторы домашек в тестах заменяем на непроверенные темы, не меняя строй теста.</w:t>
+      </w:r>
+    </w:p>
+    <w:p>
+      <w:pPr>
+        <w:pStyle w:val="ListBullet"/>
+        <w:spacing w:after="60"/>
+      </w:pPr>
+      <w:r>
+        <w:rPr>
+          <w:b/>
+          <w:color w:val="143A6B"/>
+          <w:sz w:val="21"/>
+        </w:rPr>
+        <w:t>Диктанты, которые назначают планы, не добавляем</w:t>
+      </w:r>
+      <w:r>
+        <w:rPr>
+          <w:i w:val="0"/>
+          <w:color w:val="1F2937"/>
+          <w:sz w:val="21"/>
+        </w:rPr>
+        <w:t xml:space="preserve"> — все семь.</w:t>
+      </w:r>
+    </w:p>
+    <w:p>
+      <w:pPr>
+        <w:pStyle w:val="ListBullet"/>
+        <w:spacing w:after="60"/>
+      </w:pPr>
+      <w:r>
+        <w:rPr>
+          <w:b/>
+          <w:color w:val="143A6B"/>
+          <w:sz w:val="21"/>
+        </w:rPr>
+        <w:t>Музыка остаётся на занятии</w:t>
+      </w:r>
+      <w:r>
+        <w:rPr>
+          <w:i w:val="0"/>
+          <w:color w:val="1F2937"/>
+          <w:sz w:val="21"/>
+        </w:rPr>
+        <w:t xml:space="preserve"> — песни и чанты в домашки не вставляем.</w:t>
+      </w:r>
+    </w:p>
+    <w:p>
+      <w:pPr>
+        <w:pStyle w:val="ListBullet"/>
+        <w:spacing w:after="60"/>
+      </w:pPr>
+      <w:r>
+        <w:rPr>
+          <w:b/>
+          <w:color w:val="143A6B"/>
+          <w:sz w:val="21"/>
+        </w:rPr>
+        <w:t>Неверные написания как варианты ответа допустимы</w:t>
+      </w:r>
+      <w:r>
+        <w:rPr>
+          <w:i w:val="0"/>
+          <w:color w:val="1F2937"/>
+          <w:sz w:val="21"/>
+        </w:rPr>
+        <w:t xml:space="preserve"> (</w:t>
+      </w:r>
+      <w:r>
+        <w:rPr>
+          <w:rFonts w:ascii="Consolas" w:hAnsi="Consolas"/>
+          <w:color w:val="0B616E"/>
+          <w:sz w:val="21"/>
+        </w:rPr>
+        <w:t>cub</w:t>
       </w:r>
       <w:r>
         <w:rPr>
@@ -2774,7 +2767,7 @@
           <w:color w:val="0B616E"/>
           <w:sz w:val="21"/>
         </w:rPr>
-        <w:t>He is a techer</w:t>
+        <w:t>kube</w:t>
       </w:r>
       <w:r>
         <w:rPr>
@@ -2790,7 +2783,7 @@
           <w:color w:val="0B616E"/>
           <w:sz w:val="21"/>
         </w:rPr>
-        <w:t>I've got three eyes</w:t>
+        <w:t>chek</w:t>
       </w:r>
       <w:r>
         <w:rPr>
@@ -2798,7 +2791,42 @@
           <w:color w:val="1F2937"/>
           <w:sz w:val="21"/>
         </w:rPr>
-        <w:t xml:space="preserve"> при двуглазом монстре, </w:t>
+        <w:t>) —</w:t>
+      </w:r>
+    </w:p>
+    <w:p>
+      <w:pPr>
+        <w:spacing w:after="120"/>
+      </w:pPr>
+      <w:r>
+        <w:rPr>
+          <w:i w:val="0"/>
+          <w:color w:val="1F2937"/>
+          <w:sz w:val="21"/>
+        </w:rPr>
+        <w:t>не переделываем.</w:t>
+      </w:r>
+    </w:p>
+    <w:p>
+      <w:pPr>
+        <w:pStyle w:val="ListBullet"/>
+        <w:spacing w:after="60"/>
+      </w:pPr>
+      <w:r>
+        <w:rPr>
+          <w:b/>
+          <w:color w:val="143A6B"/>
+          <w:sz w:val="21"/>
+        </w:rPr>
+        <w:t>Придуманные написания убираем</w:t>
+      </w:r>
+      <w:r>
+        <w:rPr>
+          <w:i w:val="0"/>
+          <w:color w:val="1F2937"/>
+          <w:sz w:val="21"/>
+        </w:rPr>
+        <w:t xml:space="preserve"> (</w:t>
       </w:r>
       <w:r>
         <w:rPr>
@@ -2806,7 +2834,7 @@
           <w:color w:val="0B616E"/>
           <w:sz w:val="21"/>
         </w:rPr>
-        <w:t>Is this my mum?</w:t>
+        <w:t>byke</w:t>
       </w:r>
       <w:r>
         <w:rPr>
@@ -2814,7 +2842,7 @@
           <w:color w:val="1F2937"/>
           <w:sz w:val="21"/>
         </w:rPr>
-        <w:t xml:space="preserve"> вместо </w:t>
+        <w:t xml:space="preserve">, </w:t>
       </w:r>
       <w:r>
         <w:rPr>
@@ -2822,7 +2850,180 @@
           <w:color w:val="0B616E"/>
           <w:sz w:val="21"/>
         </w:rPr>
-        <w:t>your</w:t>
+        <w:t>kight</w:t>
+      </w:r>
+      <w:r>
+        <w:rPr>
+          <w:i w:val="0"/>
+          <w:color w:val="1F2937"/>
+          <w:sz w:val="21"/>
+        </w:rPr>
+        <w:t xml:space="preserve">, </w:t>
+      </w:r>
+      <w:r>
+        <w:rPr>
+          <w:rFonts w:ascii="Consolas" w:hAnsi="Consolas"/>
+          <w:color w:val="0B616E"/>
+          <w:sz w:val="21"/>
+        </w:rPr>
+        <w:t>fyve</w:t>
+      </w:r>
+      <w:r>
+        <w:rPr>
+          <w:i w:val="0"/>
+          <w:color w:val="1F2937"/>
+          <w:sz w:val="21"/>
+        </w:rPr>
+        <w:t xml:space="preserve">, </w:t>
+      </w:r>
+      <w:r>
+        <w:rPr>
+          <w:rFonts w:ascii="Consolas" w:hAnsi="Consolas"/>
+          <w:color w:val="0B616E"/>
+          <w:sz w:val="21"/>
+        </w:rPr>
+        <w:t>nien</w:t>
+      </w:r>
+      <w:r>
+        <w:rPr>
+          <w:i w:val="0"/>
+          <w:color w:val="1F2937"/>
+          <w:sz w:val="21"/>
+        </w:rPr>
+        <w:t>), реальные</w:t>
+      </w:r>
+    </w:p>
+    <w:p>
+      <w:pPr>
+        <w:spacing w:after="120"/>
+      </w:pPr>
+      <w:r>
+        <w:rPr>
+          <w:i w:val="0"/>
+          <w:color w:val="1F2937"/>
+          <w:sz w:val="21"/>
+        </w:rPr>
+        <w:t>слова для чтения оставляем (</w:t>
+      </w:r>
+      <w:r>
+        <w:rPr>
+          <w:rFonts w:ascii="Consolas" w:hAnsi="Consolas"/>
+          <w:color w:val="0B616E"/>
+          <w:sz w:val="21"/>
+        </w:rPr>
+        <w:t>week</w:t>
+      </w:r>
+      <w:r>
+        <w:rPr>
+          <w:i w:val="0"/>
+          <w:color w:val="1F2937"/>
+          <w:sz w:val="21"/>
+        </w:rPr>
+        <w:t xml:space="preserve">, </w:t>
+      </w:r>
+      <w:r>
+        <w:rPr>
+          <w:rFonts w:ascii="Consolas" w:hAnsi="Consolas"/>
+          <w:color w:val="0B616E"/>
+          <w:sz w:val="21"/>
+        </w:rPr>
+        <w:t>sleep</w:t>
+      </w:r>
+      <w:r>
+        <w:rPr>
+          <w:i w:val="0"/>
+          <w:color w:val="1F2937"/>
+          <w:sz w:val="21"/>
+        </w:rPr>
+        <w:t xml:space="preserve">, </w:t>
+      </w:r>
+      <w:r>
+        <w:rPr>
+          <w:rFonts w:ascii="Consolas" w:hAnsi="Consolas"/>
+          <w:color w:val="0B616E"/>
+          <w:sz w:val="21"/>
+        </w:rPr>
+        <w:t>plane</w:t>
+      </w:r>
+      <w:r>
+        <w:rPr>
+          <w:i w:val="0"/>
+          <w:color w:val="1F2937"/>
+          <w:sz w:val="21"/>
+        </w:rPr>
+        <w:t xml:space="preserve">, </w:t>
+      </w:r>
+      <w:r>
+        <w:rPr>
+          <w:rFonts w:ascii="Consolas" w:hAnsi="Consolas"/>
+          <w:color w:val="0B616E"/>
+          <w:sz w:val="21"/>
+        </w:rPr>
+        <w:t>jug</w:t>
+      </w:r>
+      <w:r>
+        <w:rPr>
+          <w:i w:val="0"/>
+          <w:color w:val="1F2937"/>
+          <w:sz w:val="21"/>
+        </w:rPr>
+        <w:t xml:space="preserve">, </w:t>
+      </w:r>
+      <w:r>
+        <w:rPr>
+          <w:rFonts w:ascii="Consolas" w:hAnsi="Consolas"/>
+          <w:color w:val="0B616E"/>
+          <w:sz w:val="21"/>
+        </w:rPr>
+        <w:t>quilt</w:t>
+      </w:r>
+      <w:r>
+        <w:rPr>
+          <w:i w:val="0"/>
+          <w:color w:val="1F2937"/>
+          <w:sz w:val="21"/>
+        </w:rPr>
+        <w:t xml:space="preserve">, </w:t>
+      </w:r>
+      <w:r>
+        <w:rPr>
+          <w:rFonts w:ascii="Consolas" w:hAnsi="Consolas"/>
+          <w:color w:val="0B616E"/>
+          <w:sz w:val="21"/>
+        </w:rPr>
+        <w:t>quit</w:t>
+      </w:r>
+      <w:r>
+        <w:rPr>
+          <w:i w:val="0"/>
+          <w:color w:val="1F2937"/>
+          <w:sz w:val="21"/>
+        </w:rPr>
+        <w:t xml:space="preserve">, </w:t>
+      </w:r>
+      <w:r>
+        <w:rPr>
+          <w:rFonts w:ascii="Consolas" w:hAnsi="Consolas"/>
+          <w:color w:val="0B616E"/>
+          <w:sz w:val="21"/>
+        </w:rPr>
+        <w:t>train</w:t>
+      </w:r>
+      <w:r>
+        <w:rPr>
+          <w:i w:val="0"/>
+          <w:color w:val="1F2937"/>
+          <w:sz w:val="21"/>
+        </w:rPr>
+        <w:t xml:space="preserve">, </w:t>
+      </w:r>
+      <w:r>
+        <w:rPr>
+          <w:rFonts w:ascii="Consolas" w:hAnsi="Consolas"/>
+          <w:color w:val="0B616E"/>
+          <w:sz w:val="21"/>
+        </w:rPr>
+        <w:t>three</w:t>
       </w:r>
       <w:r>
         <w:rPr>
@@ -2844,7 +3045,7 @@
           <w:color w:val="143A6B"/>
           <w:sz w:val="21"/>
         </w:rPr>
-        <w:t>Посмотреть пересобранные задания</w:t>
+        <w:t>Алфавитные «расставь буквы» переводим в «впиши ответ»</w:t>
       </w:r>
       <w:r>
         <w:rPr>
@@ -2852,7 +3053,7 @@
           <w:color w:val="1F2937"/>
           <w:sz w:val="21"/>
         </w:rPr>
-        <w:t xml:space="preserve"> — 11 блоков, где русские варианты</w:t>
+        <w:t>, а «собери слово»</w:t>
       </w:r>
     </w:p>
     <w:p>
@@ -2865,7 +3066,7 @@
           <w:color w:val="1F2937"/>
           <w:sz w:val="21"/>
         </w:rPr>
-        <w:t>меняются на картинки.</w:t>
+        <w:t>возвращаем словам со звуком, как просят планы уроков 1 и 2 юнита 2.</w:t>
       </w:r>
     </w:p>
     <w:p>
@@ -2879,7 +3080,7 @@
           <w:color w:val="143A6B"/>
           <w:sz w:val="21"/>
         </w:rPr>
-        <w:t>Включить публикацию</w:t>
+        <w:t>`/j/` → `/dʒ/`</w:t>
       </w:r>
       <w:r>
         <w:rPr>
@@ -2887,7 +3088,73 @@
           <w:color w:val="1F2937"/>
           <w:sz w:val="21"/>
         </w:rPr>
-        <w:t>, когда правки будут приняты.</w:t>
+        <w:t xml:space="preserve"> в юните 2: план вы уже поправили в своей копии, правим домашку.</w:t>
+      </w:r>
+    </w:p>
+    <w:p>
+      <w:pPr>
+        <w:pStyle w:val="ListBullet"/>
+        <w:spacing w:after="60"/>
+      </w:pPr>
+      <w:r>
+        <w:rPr>
+          <w:b/>
+          <w:color w:val="143A6B"/>
+          <w:sz w:val="21"/>
+        </w:rPr>
+        <w:t>Планы уроков в базу не заливаем</w:t>
+      </w:r>
+      <w:r>
+        <w:rPr>
+          <w:i w:val="0"/>
+          <w:color w:val="1F2937"/>
+          <w:sz w:val="21"/>
+        </w:rPr>
+        <w:t xml:space="preserve"> — они лежат отдельно в библиотеке.</w:t>
+      </w:r>
+    </w:p>
+    <w:p>
+      <w:pPr>
+        <w:pStyle w:val="ListBullet"/>
+        <w:spacing w:after="60"/>
+      </w:pPr>
+      <w:r>
+        <w:rPr>
+          <w:b/>
+          <w:color w:val="143A6B"/>
+          <w:sz w:val="21"/>
+        </w:rPr>
+        <w:t>Публикацию ДЗ 2 юнита 0 вы убрали</w:t>
+      </w:r>
+      <w:r>
+        <w:rPr>
+          <w:i w:val="0"/>
+          <w:color w:val="1F2937"/>
+          <w:sz w:val="21"/>
+        </w:rPr>
+        <w:t xml:space="preserve"> — вопрос закрыт.</w:t>
+      </w:r>
+    </w:p>
+    <w:p>
+      <w:pPr>
+        <w:pStyle w:val="ListBullet"/>
+        <w:spacing w:after="60"/>
+      </w:pPr>
+      <w:r>
+        <w:rPr>
+          <w:b/>
+          <w:color w:val="143A6B"/>
+          <w:sz w:val="21"/>
+        </w:rPr>
+        <w:t>`.webm` проверять не нужно</w:t>
+      </w:r>
+      <w:r>
+        <w:rPr>
+          <w:i w:val="0"/>
+          <w:color w:val="1F2937"/>
+          <w:sz w:val="21"/>
+        </w:rPr>
+        <w:t xml:space="preserve"> — устройств нет, поэтому решаем сами:</w:t>
       </w:r>
     </w:p>
     <w:p>
@@ -2896,1082 +3163,12 @@
       </w:pPr>
       <w:r>
         <w:rPr>
-          <w:b/>
-          <w:color w:val="143A6B"/>
+          <w:i w:val="0"/>
+          <w:color w:val="1F2937"/>
           <w:sz w:val="21"/>
         </w:rPr>
-        <w:t>4. Решить по вашим планам уроков — 10 пунктов.</w:t>
+        <w:t>переозвучим эти блоки заодно с битыми ссылками.</w:t>
       </w:r>
-    </w:p>
-    <w:tbl>
-      <w:tblPr>
-        <w:tblW w:type="auto" w:w="0"/>
-        <w:tblLook w:firstColumn="1" w:firstRow="1" w:lastColumn="0" w:lastRow="0" w:noHBand="0" w:noVBand="1" w:val="04A0"/>
-        <w:tblBorders>
-          <w:top w:val="single" w:sz="4" w:space="0" w:color="C9D4E4"/>
-          <w:left w:val="single" w:sz="4" w:space="0" w:color="C9D4E4"/>
-          <w:bottom w:val="single" w:sz="4" w:space="0" w:color="C9D4E4"/>
-          <w:right w:val="single" w:sz="4" w:space="0" w:color="C9D4E4"/>
-          <w:insideH w:val="single" w:sz="4" w:space="0" w:color="C9D4E4"/>
-          <w:insideV w:val="single" w:sz="4" w:space="0" w:color="C9D4E4"/>
-        </w:tblBorders>
-      </w:tblPr>
-      <w:tblGrid>
-        <w:gridCol w:w="3400"/>
-        <w:gridCol w:w="3400"/>
-        <w:gridCol w:w="3400"/>
-      </w:tblGrid>
-      <w:tr>
-        <w:tc>
-          <w:tcPr>
-            <w:tcW w:type="dxa" w:w="3400"/>
-            <w:shd w:val="clear" w:color="auto" w:fill="1F3A6B"/>
-          </w:tcPr>
-          <w:p>
-            <w:pPr>
-              <w:spacing w:after="0"/>
-            </w:pPr>
-            <w:r/>
-            <w:r>
-              <w:rPr>
-                <w:b/>
-                <w:color w:val="FFFFFF"/>
-                <w:sz w:val="19"/>
-              </w:rPr>
-              <w:t>№</w:t>
-            </w:r>
-          </w:p>
-        </w:tc>
-        <w:tc>
-          <w:tcPr>
-            <w:tcW w:type="dxa" w:w="3400"/>
-            <w:shd w:val="clear" w:color="auto" w:fill="1F3A6B"/>
-          </w:tcPr>
-          <w:p>
-            <w:pPr>
-              <w:spacing w:after="0"/>
-            </w:pPr>
-            <w:r/>
-            <w:r>
-              <w:rPr>
-                <w:b/>
-                <w:color w:val="FFFFFF"/>
-                <w:sz w:val="19"/>
-              </w:rPr>
-              <w:t>вопрос</w:t>
-            </w:r>
-          </w:p>
-        </w:tc>
-        <w:tc>
-          <w:tcPr>
-            <w:tcW w:type="dxa" w:w="3400"/>
-            <w:shd w:val="clear" w:color="auto" w:fill="1F3A6B"/>
-          </w:tcPr>
-          <w:p>
-            <w:pPr>
-              <w:spacing w:after="0"/>
-            </w:pPr>
-            <w:r/>
-            <w:r>
-              <w:rPr>
-                <w:b/>
-                <w:color w:val="FFFFFF"/>
-                <w:sz w:val="19"/>
-              </w:rPr>
-              <w:t>что будет, если не ответить</w:t>
-            </w:r>
-          </w:p>
-        </w:tc>
-      </w:tr>
-      <w:tr>
-        <w:tc>
-          <w:tcPr>
-            <w:tcW w:type="dxa" w:w="3400"/>
-            <w:shd w:val="clear" w:color="auto" w:fill="F3F7FC"/>
-          </w:tcPr>
-          <w:p>
-            <w:pPr>
-              <w:spacing w:after="20"/>
-            </w:pPr>
-            <w:r/>
-            <w:r>
-              <w:rPr>
-                <w:i w:val="0"/>
-                <w:color w:val="143A6B"/>
-                <w:sz w:val="19"/>
-              </w:rPr>
-              <w:t>Р19</w:t>
-            </w:r>
-          </w:p>
-        </w:tc>
-        <w:tc>
-          <w:tcPr>
-            <w:tcW w:type="dxa" w:w="3400"/>
-          </w:tcPr>
-          <w:p>
-            <w:pPr>
-              <w:spacing w:after="20"/>
-            </w:pPr>
-            <w:r/>
-            <w:r>
-              <w:rPr>
-                <w:b/>
-                <w:color w:val="1F2937"/>
-                <w:sz w:val="19"/>
-              </w:rPr>
-              <w:t>Планы назначают мини-диктант, которого в домашке нет — 7 раз:</w:t>
-            </w:r>
-            <w:r>
-              <w:rPr>
-                <w:i w:val="0"/>
-                <w:color w:val="1F2937"/>
-                <w:sz w:val="19"/>
-              </w:rPr>
-              <w:t xml:space="preserve"> юнит 0 ДЗ 1 (пропись S/A), юнит 3 ДЗ 5 (</w:t>
-            </w:r>
-            <w:r>
-              <w:rPr>
-                <w:rFonts w:ascii="Consolas" w:hAnsi="Consolas"/>
-                <w:color w:val="0B616E"/>
-                <w:sz w:val="19"/>
-              </w:rPr>
-              <w:t>fi__ · __op · __ip</w:t>
-            </w:r>
-            <w:r>
-              <w:rPr>
-                <w:i w:val="0"/>
-                <w:color w:val="1F2937"/>
-                <w:sz w:val="19"/>
-              </w:rPr>
-              <w:t>) и ДЗ 6 («найди ошибку»), юнит 4 ДЗ 3, 5, 6 (ng, ay, ea), юнит 5 ДЗ 1 (диктант-микс). Добавляем по форме из плана?</w:t>
-            </w:r>
-          </w:p>
-        </w:tc>
-        <w:tc>
-          <w:tcPr>
-            <w:tcW w:type="dxa" w:w="3400"/>
-          </w:tcPr>
-          <w:p>
-            <w:pPr>
-              <w:spacing w:after="20"/>
-            </w:pPr>
-            <w:r/>
-            <w:r>
-              <w:rPr>
-                <w:i w:val="0"/>
-                <w:color w:val="1F2937"/>
-                <w:sz w:val="19"/>
-              </w:rPr>
-              <w:t>«HW check» следующего урока велит проверить диктант, которого ученик не делал</w:t>
-            </w:r>
-          </w:p>
-        </w:tc>
-      </w:tr>
-      <w:tr>
-        <w:tc>
-          <w:tcPr>
-            <w:tcW w:type="dxa" w:w="3400"/>
-            <w:shd w:val="clear" w:color="auto" w:fill="F3F7FC"/>
-          </w:tcPr>
-          <w:p>
-            <w:pPr>
-              <w:spacing w:after="20"/>
-            </w:pPr>
-            <w:r/>
-            <w:r>
-              <w:rPr>
-                <w:i w:val="0"/>
-                <w:color w:val="143A6B"/>
-                <w:sz w:val="19"/>
-              </w:rPr>
-              <w:t>Р20</w:t>
-            </w:r>
-          </w:p>
-        </w:tc>
-        <w:tc>
-          <w:tcPr>
-            <w:tcW w:type="dxa" w:w="3400"/>
-          </w:tcPr>
-          <w:p>
-            <w:pPr>
-              <w:spacing w:after="20"/>
-            </w:pPr>
-            <w:r/>
-            <w:r>
-              <w:rPr>
-                <w:b/>
-                <w:color w:val="1F2937"/>
-                <w:sz w:val="19"/>
-              </w:rPr>
-              <w:t>Музыки нет во всём курсе:</w:t>
-            </w:r>
-            <w:r>
-              <w:rPr>
-                <w:i w:val="0"/>
-                <w:color w:val="1F2937"/>
-                <w:sz w:val="19"/>
-              </w:rPr>
-              <w:t xml:space="preserve"> ни одного блока с песней или чантом на 440 блоков, хотя планы дают их почти в каждом юните, а «I CAN» обещает ученику «спел песню». Вставляем в домашки — или музыка остаётся только на занятии?</w:t>
-            </w:r>
-          </w:p>
-        </w:tc>
-        <w:tc>
-          <w:tcPr>
-            <w:tcW w:type="dxa" w:w="3400"/>
-          </w:tcPr>
-          <w:p>
-            <w:pPr>
-              <w:spacing w:after="20"/>
-            </w:pPr>
-            <w:r/>
-            <w:r>
-              <w:rPr>
-                <w:i w:val="0"/>
-                <w:color w:val="1F2937"/>
-                <w:sz w:val="19"/>
-              </w:rPr>
-              <w:t>решение одно на весь курс, по юнитам его принимать нельзя</w:t>
-            </w:r>
-          </w:p>
-        </w:tc>
-      </w:tr>
-      <w:tr>
-        <w:tc>
-          <w:tcPr>
-            <w:tcW w:type="dxa" w:w="3400"/>
-            <w:shd w:val="clear" w:color="auto" w:fill="F3F7FC"/>
-          </w:tcPr>
-          <w:p>
-            <w:pPr>
-              <w:spacing w:after="20"/>
-            </w:pPr>
-            <w:r/>
-            <w:r>
-              <w:rPr>
-                <w:i w:val="0"/>
-                <w:color w:val="143A6B"/>
-                <w:sz w:val="19"/>
-              </w:rPr>
-              <w:t>Р21</w:t>
-            </w:r>
-          </w:p>
-        </w:tc>
-        <w:tc>
-          <w:tcPr>
-            <w:tcW w:type="dxa" w:w="3400"/>
-          </w:tcPr>
-          <w:p>
-            <w:pPr>
-              <w:spacing w:after="20"/>
-            </w:pPr>
-            <w:r/>
-            <w:r>
-              <w:rPr>
-                <w:b/>
-                <w:color w:val="1F2937"/>
-                <w:sz w:val="19"/>
-              </w:rPr>
-              <w:t>Тесты собраны не по форматам планов:</w:t>
-            </w:r>
-            <w:r>
-              <w:rPr>
-                <w:i w:val="0"/>
-                <w:color w:val="1F2937"/>
-                <w:sz w:val="19"/>
-              </w:rPr>
-              <w:t xml:space="preserve"> </w:t>
-            </w:r>
-            <w:r>
-              <w:rPr>
-                <w:rFonts w:ascii="Consolas" w:hAnsi="Consolas"/>
-                <w:color w:val="0B616E"/>
-                <w:sz w:val="19"/>
-              </w:rPr>
-              <w:t>match</w:t>
-            </w:r>
-            <w:r>
-              <w:rPr>
-                <w:i w:val="0"/>
-                <w:color w:val="1F2937"/>
-                <w:sz w:val="19"/>
-              </w:rPr>
-              <w:t xml:space="preserve"> в тестах юнитов 3, 4 и в итоговом отсутствует вовсе; в итоговом чтение — 2 задания из 15, хотя план требует «основной объём — чтение»; тест юнита 1 проверяет 4 буквы из 12; в диктанте теста юнита 3 пропущен </w:t>
-            </w:r>
-            <w:r>
-              <w:rPr>
-                <w:rFonts w:ascii="Consolas" w:hAnsi="Consolas"/>
-                <w:color w:val="0B616E"/>
-                <w:sz w:val="19"/>
-              </w:rPr>
-              <w:t>ch</w:t>
-            </w:r>
-            <w:r>
-              <w:rPr>
-                <w:i w:val="0"/>
-                <w:color w:val="1F2937"/>
-                <w:sz w:val="19"/>
-              </w:rPr>
-              <w:t>. Переделываем по плану?</w:t>
-            </w:r>
-          </w:p>
-        </w:tc>
-        <w:tc>
-          <w:tcPr>
-            <w:tcW w:type="dxa" w:w="3400"/>
-          </w:tcPr>
-          <w:p>
-            <w:pPr>
-              <w:spacing w:after="20"/>
-            </w:pPr>
-            <w:r/>
-            <w:r>
-              <w:rPr>
-                <w:i w:val="0"/>
-                <w:color w:val="1F2937"/>
-                <w:sz w:val="19"/>
-              </w:rPr>
-              <w:t>тест не проверяет того, что план урока-теста заявляет</w:t>
-            </w:r>
-          </w:p>
-        </w:tc>
-      </w:tr>
-      <w:tr>
-        <w:tc>
-          <w:tcPr>
-            <w:tcW w:type="dxa" w:w="3400"/>
-            <w:shd w:val="clear" w:color="auto" w:fill="F3F7FC"/>
-          </w:tcPr>
-          <w:p>
-            <w:pPr>
-              <w:spacing w:after="20"/>
-            </w:pPr>
-            <w:r/>
-            <w:r>
-              <w:rPr>
-                <w:i w:val="0"/>
-                <w:color w:val="143A6B"/>
-                <w:sz w:val="19"/>
-              </w:rPr>
-              <w:t>Р22</w:t>
-            </w:r>
-          </w:p>
-        </w:tc>
-        <w:tc>
-          <w:tcPr>
-            <w:tcW w:type="dxa" w:w="3400"/>
-          </w:tcPr>
-          <w:p>
-            <w:pPr>
-              <w:spacing w:after="20"/>
-            </w:pPr>
-            <w:r/>
-            <w:r>
-              <w:rPr>
-                <w:b/>
-                <w:color w:val="1F2937"/>
-                <w:sz w:val="19"/>
-              </w:rPr>
-              <w:t>Истории не закрепляются в четырёх юнитах:</w:t>
-            </w:r>
-            <w:r>
-              <w:rPr>
-                <w:i w:val="0"/>
-                <w:color w:val="1F2937"/>
-                <w:sz w:val="19"/>
-              </w:rPr>
-              <w:t xml:space="preserve"> юнит 0 — истории «Friends» нет, юнит 2 — ни слов (squirrel, acorn, park, cool), ни кадров, юнит 3 — слова «The teacher» и понимание, юнит 4 — gym, guess, ball. Нужны кадры и треки из аудиокурса. Закрепляем?</w:t>
-            </w:r>
-          </w:p>
-        </w:tc>
-        <w:tc>
-          <w:tcPr>
-            <w:tcW w:type="dxa" w:w="3400"/>
-          </w:tcPr>
-          <w:p>
-            <w:pPr>
-              <w:spacing w:after="20"/>
-            </w:pPr>
-            <w:r/>
-            <w:r>
-              <w:rPr>
-                <w:i w:val="0"/>
-                <w:color w:val="1F2937"/>
-                <w:sz w:val="19"/>
-              </w:rPr>
-              <w:t>за историю ученик получает балл на занятии, а домашка её не трогает</w:t>
-            </w:r>
-          </w:p>
-        </w:tc>
-      </w:tr>
-      <w:tr>
-        <w:tc>
-          <w:tcPr>
-            <w:tcW w:type="dxa" w:w="3400"/>
-            <w:shd w:val="clear" w:color="auto" w:fill="F3F7FC"/>
-          </w:tcPr>
-          <w:p>
-            <w:pPr>
-              <w:spacing w:after="20"/>
-            </w:pPr>
-            <w:r/>
-            <w:r>
-              <w:rPr>
-                <w:i w:val="0"/>
-                <w:color w:val="143A6B"/>
-                <w:sz w:val="19"/>
-              </w:rPr>
-              <w:t>Р23</w:t>
-            </w:r>
-          </w:p>
-        </w:tc>
-        <w:tc>
-          <w:tcPr>
-            <w:tcW w:type="dxa" w:w="3400"/>
-          </w:tcPr>
-          <w:p>
-            <w:pPr>
-              <w:spacing w:after="20"/>
-            </w:pPr>
-            <w:r/>
-            <w:r>
-              <w:rPr>
-                <w:b/>
-                <w:color w:val="1F2937"/>
-                <w:sz w:val="19"/>
-              </w:rPr>
-              <w:t>Коммуникативные пары не закреплены:</w:t>
-            </w:r>
-            <w:r>
-              <w:rPr>
-                <w:i w:val="0"/>
-                <w:color w:val="1F2937"/>
-                <w:sz w:val="19"/>
-              </w:rPr>
-              <w:t xml:space="preserve"> в юните 0 все три («What colour is it? — It's red», «What number is it? — It's seven», «What's your name?»), в юните 1 счёт до ten и ответ «число + слово» вместо голой цифры, в юните 3 связка «место работы → профессия». Добавляем? Нужны картинки</w:t>
-            </w:r>
-          </w:p>
-        </w:tc>
-        <w:tc>
-          <w:tcPr>
-            <w:tcW w:type="dxa" w:w="3400"/>
-          </w:tcPr>
-          <w:p>
-            <w:pPr>
-              <w:spacing w:after="20"/>
-            </w:pPr>
-            <w:r/>
-            <w:r>
-              <w:rPr>
-                <w:i w:val="0"/>
-                <w:color w:val="1F2937"/>
-                <w:sz w:val="19"/>
-              </w:rPr>
-              <w:t>ребёнок узнаёт фразы на слух, но ни разу не отвечает по образцу урока</w:t>
-            </w:r>
-          </w:p>
-        </w:tc>
-      </w:tr>
-      <w:tr>
-        <w:tc>
-          <w:tcPr>
-            <w:tcW w:type="dxa" w:w="3400"/>
-            <w:shd w:val="clear" w:color="auto" w:fill="F3F7FC"/>
-          </w:tcPr>
-          <w:p>
-            <w:pPr>
-              <w:spacing w:after="20"/>
-            </w:pPr>
-            <w:r/>
-            <w:r>
-              <w:rPr>
-                <w:i w:val="0"/>
-                <w:color w:val="143A6B"/>
-                <w:sz w:val="19"/>
-              </w:rPr>
-              <w:t>Р24</w:t>
-            </w:r>
-          </w:p>
-        </w:tc>
-        <w:tc>
-          <w:tcPr>
-            <w:tcW w:type="dxa" w:w="3400"/>
-          </w:tcPr>
-          <w:p>
-            <w:pPr>
-              <w:spacing w:after="20"/>
-            </w:pPr>
-            <w:r/>
-            <w:r>
-              <w:rPr>
-                <w:b/>
-                <w:color w:val="1F2937"/>
-                <w:sz w:val="19"/>
-              </w:rPr>
-              <w:t>Слова и написания, которых нет ни в одном плане:</w:t>
-            </w:r>
-            <w:r>
-              <w:rPr>
-                <w:i w:val="0"/>
-                <w:color w:val="1F2937"/>
-                <w:sz w:val="19"/>
-              </w:rPr>
-              <w:t xml:space="preserve"> </w:t>
-            </w:r>
-            <w:r>
-              <w:rPr>
-                <w:rFonts w:ascii="Consolas" w:hAnsi="Consolas"/>
-                <w:color w:val="0B616E"/>
-                <w:sz w:val="19"/>
-              </w:rPr>
-              <w:t>week</w:t>
-            </w:r>
-            <w:r>
-              <w:rPr>
-                <w:i w:val="0"/>
-                <w:color w:val="1F2937"/>
-                <w:sz w:val="19"/>
-              </w:rPr>
-              <w:t xml:space="preserve"> и </w:t>
-            </w:r>
-            <w:r>
-              <w:rPr>
-                <w:rFonts w:ascii="Consolas" w:hAnsi="Consolas"/>
-                <w:color w:val="0B616E"/>
-                <w:sz w:val="19"/>
-              </w:rPr>
-              <w:t>sleep</w:t>
-            </w:r>
-            <w:r>
-              <w:rPr>
-                <w:i w:val="0"/>
-                <w:color w:val="1F2937"/>
-                <w:sz w:val="19"/>
-              </w:rPr>
-              <w:t xml:space="preserve"> (юнит 3), </w:t>
-            </w:r>
-            <w:r>
-              <w:rPr>
-                <w:rFonts w:ascii="Consolas" w:hAnsi="Consolas"/>
-                <w:color w:val="0B616E"/>
-                <w:sz w:val="19"/>
-              </w:rPr>
-              <w:t>plane</w:t>
-            </w:r>
-            <w:r>
-              <w:rPr>
-                <w:i w:val="0"/>
-                <w:color w:val="1F2937"/>
-                <w:sz w:val="19"/>
-              </w:rPr>
-              <w:t xml:space="preserve"> (юнит 2, тест), </w:t>
-            </w:r>
-            <w:r>
-              <w:rPr>
-                <w:rFonts w:ascii="Consolas" w:hAnsi="Consolas"/>
-                <w:color w:val="0B616E"/>
-                <w:sz w:val="19"/>
-              </w:rPr>
-              <w:t>jug</w:t>
-            </w:r>
-            <w:r>
-              <w:rPr>
-                <w:i w:val="0"/>
-                <w:color w:val="1F2937"/>
-                <w:sz w:val="19"/>
-              </w:rPr>
-              <w:t xml:space="preserve">, </w:t>
-            </w:r>
-            <w:r>
-              <w:rPr>
-                <w:rFonts w:ascii="Consolas" w:hAnsi="Consolas"/>
-                <w:color w:val="0B616E"/>
-                <w:sz w:val="19"/>
-              </w:rPr>
-              <w:t>quilt</w:t>
-            </w:r>
-            <w:r>
-              <w:rPr>
-                <w:i w:val="0"/>
-                <w:color w:val="1F2937"/>
-                <w:sz w:val="19"/>
-              </w:rPr>
-              <w:t xml:space="preserve">, </w:t>
-            </w:r>
-            <w:r>
-              <w:rPr>
-                <w:rFonts w:ascii="Consolas" w:hAnsi="Consolas"/>
-                <w:color w:val="0B616E"/>
-                <w:sz w:val="19"/>
-              </w:rPr>
-              <w:t>quit</w:t>
-            </w:r>
-            <w:r>
-              <w:rPr>
-                <w:i w:val="0"/>
-                <w:color w:val="1F2937"/>
-                <w:sz w:val="19"/>
-              </w:rPr>
-              <w:t xml:space="preserve"> (юнит 2), придуманные </w:t>
-            </w:r>
-            <w:r>
-              <w:rPr>
-                <w:rFonts w:ascii="Consolas" w:hAnsi="Consolas"/>
-                <w:color w:val="0B616E"/>
-                <w:sz w:val="19"/>
-              </w:rPr>
-              <w:t>byke</w:t>
-            </w:r>
-            <w:r>
-              <w:rPr>
-                <w:i w:val="0"/>
-                <w:color w:val="1F2937"/>
-                <w:sz w:val="19"/>
-              </w:rPr>
-              <w:t xml:space="preserve">, </w:t>
-            </w:r>
-            <w:r>
-              <w:rPr>
-                <w:rFonts w:ascii="Consolas" w:hAnsi="Consolas"/>
-                <w:color w:val="0B616E"/>
-                <w:sz w:val="19"/>
-              </w:rPr>
-              <w:t>kight</w:t>
-            </w:r>
-            <w:r>
-              <w:rPr>
-                <w:i w:val="0"/>
-                <w:color w:val="1F2937"/>
-                <w:sz w:val="19"/>
-              </w:rPr>
-              <w:t xml:space="preserve">, </w:t>
-            </w:r>
-            <w:r>
-              <w:rPr>
-                <w:rFonts w:ascii="Consolas" w:hAnsi="Consolas"/>
-                <w:color w:val="0B616E"/>
-                <w:sz w:val="19"/>
-              </w:rPr>
-              <w:t>fyve</w:t>
-            </w:r>
-            <w:r>
-              <w:rPr>
-                <w:i w:val="0"/>
-                <w:color w:val="1F2937"/>
-                <w:sz w:val="19"/>
-              </w:rPr>
-              <w:t xml:space="preserve">, </w:t>
-            </w:r>
-            <w:r>
-              <w:rPr>
-                <w:rFonts w:ascii="Consolas" w:hAnsi="Consolas"/>
-                <w:color w:val="0B616E"/>
-                <w:sz w:val="19"/>
-              </w:rPr>
-              <w:t>nien</w:t>
-            </w:r>
-            <w:r>
-              <w:rPr>
-                <w:i w:val="0"/>
-                <w:color w:val="1F2937"/>
-                <w:sz w:val="19"/>
-              </w:rPr>
-              <w:t xml:space="preserve"> (юнит 2 ДЗ 6), </w:t>
-            </w:r>
-            <w:r>
-              <w:rPr>
-                <w:rFonts w:ascii="Consolas" w:hAnsi="Consolas"/>
-                <w:color w:val="0B616E"/>
-                <w:sz w:val="19"/>
-              </w:rPr>
-              <w:t>train</w:t>
-            </w:r>
-            <w:r>
-              <w:rPr>
-                <w:i w:val="0"/>
-                <w:color w:val="1F2937"/>
-                <w:sz w:val="19"/>
-              </w:rPr>
-              <w:t xml:space="preserve"> вместо планового </w:t>
-            </w:r>
-            <w:r>
-              <w:rPr>
-                <w:rFonts w:ascii="Consolas" w:hAnsi="Consolas"/>
-                <w:color w:val="0B616E"/>
-                <w:sz w:val="19"/>
-              </w:rPr>
-              <w:t>rain</w:t>
-            </w:r>
-            <w:r>
-              <w:rPr>
-                <w:i w:val="0"/>
-                <w:color w:val="1F2937"/>
-                <w:sz w:val="19"/>
-              </w:rPr>
-              <w:t xml:space="preserve"> и </w:t>
-            </w:r>
-            <w:r>
-              <w:rPr>
-                <w:rFonts w:ascii="Consolas" w:hAnsi="Consolas"/>
-                <w:color w:val="0B616E"/>
-                <w:sz w:val="19"/>
-              </w:rPr>
-              <w:t>three</w:t>
-            </w:r>
-            <w:r>
-              <w:rPr>
-                <w:i w:val="0"/>
-                <w:color w:val="1F2937"/>
-                <w:sz w:val="19"/>
-              </w:rPr>
-              <w:t xml:space="preserve"> вместо </w:t>
-            </w:r>
-            <w:r>
-              <w:rPr>
-                <w:rFonts w:ascii="Consolas" w:hAnsi="Consolas"/>
-                <w:color w:val="0B616E"/>
-                <w:sz w:val="19"/>
-              </w:rPr>
-              <w:t>tree</w:t>
-            </w:r>
-            <w:r>
-              <w:rPr>
-                <w:i w:val="0"/>
-                <w:color w:val="1F2937"/>
-                <w:sz w:val="19"/>
-              </w:rPr>
-              <w:t xml:space="preserve"> (юнит 5), </w:t>
-            </w:r>
-            <w:r>
-              <w:rPr>
-                <w:rFonts w:ascii="Consolas" w:hAnsi="Consolas"/>
-                <w:color w:val="0B616E"/>
-                <w:sz w:val="19"/>
-              </w:rPr>
-              <w:t>gardener</w:t>
-            </w:r>
-            <w:r>
-              <w:rPr>
-                <w:i w:val="0"/>
-                <w:color w:val="1F2937"/>
-                <w:sz w:val="19"/>
-              </w:rPr>
-              <w:t xml:space="preserve"> впервые прямо в итоговом тесте. Убираем?</w:t>
-            </w:r>
-          </w:p>
-        </w:tc>
-        <w:tc>
-          <w:tcPr>
-            <w:tcW w:type="dxa" w:w="3400"/>
-          </w:tcPr>
-          <w:p>
-            <w:pPr>
-              <w:spacing w:after="20"/>
-            </w:pPr>
-            <w:r/>
-            <w:r>
-              <w:rPr>
-                <w:i w:val="0"/>
-                <w:color w:val="1F2937"/>
-                <w:sz w:val="19"/>
-              </w:rPr>
-              <w:t>домашка спрашивает то, чего на уроке не давали</w:t>
-            </w:r>
-          </w:p>
-        </w:tc>
-      </w:tr>
-      <w:tr>
-        <w:tc>
-          <w:tcPr>
-            <w:tcW w:type="dxa" w:w="3400"/>
-            <w:shd w:val="clear" w:color="auto" w:fill="F3F7FC"/>
-          </w:tcPr>
-          <w:p>
-            <w:pPr>
-              <w:spacing w:after="20"/>
-            </w:pPr>
-            <w:r/>
-            <w:r>
-              <w:rPr>
-                <w:i w:val="0"/>
-                <w:color w:val="143A6B"/>
-                <w:sz w:val="19"/>
-              </w:rPr>
-              <w:t>Р25</w:t>
-            </w:r>
-          </w:p>
-        </w:tc>
-        <w:tc>
-          <w:tcPr>
-            <w:tcW w:type="dxa" w:w="3400"/>
-          </w:tcPr>
-          <w:p>
-            <w:pPr>
-              <w:spacing w:after="20"/>
-            </w:pPr>
-            <w:r/>
-            <w:r>
-              <w:rPr>
-                <w:b/>
-                <w:color w:val="1F2937"/>
-                <w:sz w:val="19"/>
-              </w:rPr>
-              <w:t>`/j/` вместо `/dʒ/`</w:t>
-            </w:r>
-            <w:r>
-              <w:rPr>
-                <w:i w:val="0"/>
-                <w:color w:val="1F2937"/>
-                <w:sz w:val="19"/>
-              </w:rPr>
-              <w:t xml:space="preserve"> в юните 2, ДЗ 2, блок 6 пришло из вашего плана урока 2 («Фоника: j /j/»). Правим только домашку или и план на Диске?</w:t>
-            </w:r>
-          </w:p>
-        </w:tc>
-        <w:tc>
-          <w:tcPr>
-            <w:tcW w:type="dxa" w:w="3400"/>
-          </w:tcPr>
-          <w:p>
-            <w:pPr>
-              <w:spacing w:after="20"/>
-            </w:pPr>
-            <w:r/>
-            <w:r>
-              <w:rPr>
-                <w:i w:val="0"/>
-                <w:color w:val="1F2937"/>
-                <w:sz w:val="19"/>
-              </w:rPr>
-              <w:t>иначе урок и домашка называют звук буквы j по-разному</w:t>
-            </w:r>
-          </w:p>
-        </w:tc>
-      </w:tr>
-      <w:tr>
-        <w:tc>
-          <w:tcPr>
-            <w:tcW w:type="dxa" w:w="3400"/>
-            <w:shd w:val="clear" w:color="auto" w:fill="F3F7FC"/>
-          </w:tcPr>
-          <w:p>
-            <w:pPr>
-              <w:spacing w:after="20"/>
-            </w:pPr>
-            <w:r/>
-            <w:r>
-              <w:rPr>
-                <w:i w:val="0"/>
-                <w:color w:val="143A6B"/>
-                <w:sz w:val="19"/>
-              </w:rPr>
-              <w:t>Р26</w:t>
-            </w:r>
-          </w:p>
-        </w:tc>
-        <w:tc>
-          <w:tcPr>
-            <w:tcW w:type="dxa" w:w="3400"/>
-          </w:tcPr>
-          <w:p>
-            <w:pPr>
-              <w:spacing w:after="20"/>
-            </w:pPr>
-            <w:r/>
-            <w:r>
-              <w:rPr>
-                <w:b/>
-                <w:color w:val="1F2937"/>
-                <w:sz w:val="19"/>
-              </w:rPr>
-              <w:t>`fire fighter` или `firefighter`?</w:t>
-            </w:r>
-            <w:r>
-              <w:rPr>
-                <w:i w:val="0"/>
-                <w:color w:val="1F2937"/>
-                <w:sz w:val="19"/>
-              </w:rPr>
-              <w:t xml:space="preserve"> В ваших планах и презентациях — в два слова, база с ними совпадает; слитное написание из учебника разойдётся с планом (12 мест плюс переозвучка)</w:t>
-            </w:r>
-          </w:p>
-        </w:tc>
-        <w:tc>
-          <w:tcPr>
-            <w:tcW w:type="dxa" w:w="3400"/>
-          </w:tcPr>
-          <w:p>
-            <w:pPr>
-              <w:spacing w:after="20"/>
-            </w:pPr>
-            <w:r/>
-            <w:r>
-              <w:rPr>
-                <w:i w:val="0"/>
-                <w:color w:val="1F2937"/>
-                <w:sz w:val="19"/>
-              </w:rPr>
-              <w:t>останется разнобой между юнитом 3 и итоговым тестом</w:t>
-            </w:r>
-          </w:p>
-        </w:tc>
-      </w:tr>
-      <w:tr>
-        <w:tc>
-          <w:tcPr>
-            <w:tcW w:type="dxa" w:w="3400"/>
-            <w:shd w:val="clear" w:color="auto" w:fill="F3F7FC"/>
-          </w:tcPr>
-          <w:p>
-            <w:pPr>
-              <w:spacing w:after="20"/>
-            </w:pPr>
-            <w:r/>
-            <w:r>
-              <w:rPr>
-                <w:i w:val="0"/>
-                <w:color w:val="143A6B"/>
-                <w:sz w:val="19"/>
-              </w:rPr>
-              <w:t>Р27</w:t>
-            </w:r>
-          </w:p>
-        </w:tc>
-        <w:tc>
-          <w:tcPr>
-            <w:tcW w:type="dxa" w:w="3400"/>
-          </w:tcPr>
-          <w:p>
-            <w:pPr>
-              <w:spacing w:after="20"/>
-            </w:pPr>
-            <w:r/>
-            <w:r>
-              <w:rPr>
-                <w:b/>
-                <w:color w:val="1F2937"/>
-                <w:sz w:val="19"/>
-              </w:rPr>
-              <w:t>Опечатка в вашем плане Unit 0 Lesson 1:</w:t>
-            </w:r>
-            <w:r>
-              <w:rPr>
-                <w:i w:val="0"/>
-                <w:color w:val="1F2937"/>
-                <w:sz w:val="19"/>
-              </w:rPr>
-              <w:t xml:space="preserve"> этап «Assign HW» велит задать «Урок SM0 Unit 1 Lesson 1» вместо «Unit 0 Homework 1» (в планах уроков 2–5 правильно). Правим мы или вы?</w:t>
-            </w:r>
-          </w:p>
-        </w:tc>
-        <w:tc>
-          <w:tcPr>
-            <w:tcW w:type="dxa" w:w="3400"/>
-          </w:tcPr>
-          <w:p>
-            <w:pPr>
-              <w:spacing w:after="20"/>
-            </w:pPr>
-            <w:r/>
-            <w:r>
-              <w:rPr>
-                <w:i w:val="0"/>
-                <w:color w:val="1F2937"/>
-                <w:sz w:val="19"/>
-              </w:rPr>
-              <w:t>учитель по этой строке задаст домашку из другого юнита</w:t>
-            </w:r>
-          </w:p>
-        </w:tc>
-      </w:tr>
-      <w:tr>
-        <w:tc>
-          <w:tcPr>
-            <w:tcW w:type="dxa" w:w="3400"/>
-            <w:shd w:val="clear" w:color="auto" w:fill="F3F7FC"/>
-          </w:tcPr>
-          <w:p>
-            <w:pPr>
-              <w:spacing w:after="20"/>
-            </w:pPr>
-            <w:r/>
-            <w:r>
-              <w:rPr>
-                <w:i w:val="0"/>
-                <w:color w:val="143A6B"/>
-                <w:sz w:val="19"/>
-              </w:rPr>
-              <w:t>Р28</w:t>
-            </w:r>
-          </w:p>
-        </w:tc>
-        <w:tc>
-          <w:tcPr>
-            <w:tcW w:type="dxa" w:w="3400"/>
-          </w:tcPr>
-          <w:p>
-            <w:pPr>
-              <w:spacing w:after="20"/>
-            </w:pPr>
-            <w:r/>
-            <w:r>
-              <w:rPr>
-                <w:b/>
-                <w:color w:val="1F2937"/>
-                <w:sz w:val="19"/>
-              </w:rPr>
-              <w:t>Чего нет на Диске:</w:t>
-            </w:r>
-            <w:r>
-              <w:rPr>
-                <w:i w:val="0"/>
-                <w:color w:val="1F2937"/>
-                <w:sz w:val="19"/>
-              </w:rPr>
-              <w:t xml:space="preserve"> плана к тесту юнита 0 (Lesson 6) и планов Lesson 1 и Lesson 5 юнита 3 — там только презентации. Лежат где-то ещё? И отдельно: на первом слайде </w:t>
-            </w:r>
-            <w:r>
-              <w:rPr>
-                <w:rFonts w:ascii="Consolas" w:hAnsi="Consolas"/>
-                <w:color w:val="0B616E"/>
-                <w:sz w:val="19"/>
-              </w:rPr>
-              <w:t>SM0 Final Test.pptx</w:t>
-            </w:r>
-            <w:r>
-              <w:rPr>
-                <w:i w:val="0"/>
-                <w:color w:val="1F2937"/>
-                <w:sz w:val="19"/>
-              </w:rPr>
-              <w:t xml:space="preserve"> остался шаблонный заголовок «U1 L7 Revision + Test (2ed)»</w:t>
-            </w:r>
-          </w:p>
-        </w:tc>
-        <w:tc>
-          <w:tcPr>
-            <w:tcW w:type="dxa" w:w="3400"/>
-          </w:tcPr>
-          <w:p>
-            <w:pPr>
-              <w:spacing w:after="20"/>
-            </w:pPr>
-            <w:r/>
-            <w:r>
-              <w:rPr>
-                <w:i w:val="0"/>
-                <w:color w:val="1F2937"/>
-                <w:sz w:val="19"/>
-              </w:rPr>
-              <w:t>ДЗ 1 и ДЗ 5 юнита 3 сверены по слайдам, а формы диктанта со слайдов не видно</w:t>
-            </w:r>
-          </w:p>
-        </w:tc>
-      </w:tr>
-    </w:tbl>
-    <w:p>
-      <w:pPr>
-        <w:spacing w:after="80"/>
-      </w:pPr>
     </w:p>
     <w:p>
       <w:pPr>
@@ -4274,6 +3471,63 @@
                 <w:color w:val="143A6B"/>
                 <w:sz w:val="19"/>
               </w:rPr>
+              <w:t xml:space="preserve">блоки, озвученные </w:t>
+            </w:r>
+            <w:r>
+              <w:rPr>
+                <w:rFonts w:ascii="Consolas" w:hAnsi="Consolas"/>
+                <w:color w:val="0B616E"/>
+                <w:sz w:val="19"/>
+              </w:rPr>
+              <w:t>.webm</w:t>
+            </w:r>
+            <w:r>
+              <w:rPr>
+                <w:i w:val="0"/>
+                <w:color w:val="143A6B"/>
+                <w:sz w:val="19"/>
+              </w:rPr>
+              <w:t xml:space="preserve"> — переозвучим в обычный формат заодно</w:t>
+            </w:r>
+          </w:p>
+        </w:tc>
+        <w:tc>
+          <w:tcPr>
+            <w:tcW w:type="dxa" w:w="5100"/>
+          </w:tcPr>
+          <w:p>
+            <w:pPr>
+              <w:spacing w:after="20"/>
+            </w:pPr>
+            <w:r/>
+            <w:r>
+              <w:rPr>
+                <w:i w:val="0"/>
+                <w:color w:val="1F2937"/>
+                <w:sz w:val="19"/>
+              </w:rPr>
+              <w:t>97 блоков</w:t>
+            </w:r>
+          </w:p>
+        </w:tc>
+      </w:tr>
+      <w:tr>
+        <w:tc>
+          <w:tcPr>
+            <w:tcW w:type="dxa" w:w="5100"/>
+            <w:shd w:val="clear" w:color="auto" w:fill="F3F7FC"/>
+          </w:tcPr>
+          <w:p>
+            <w:pPr>
+              <w:spacing w:after="20"/>
+            </w:pPr>
+            <w:r/>
+            <w:r>
+              <w:rPr>
+                <w:i w:val="0"/>
+                <w:color w:val="143A6B"/>
+                <w:sz w:val="19"/>
+              </w:rPr>
               <w:t>вопросы из двух текстовых вариантов: платформа их не перемешивает, в 44 верный ответ записан первым</w:t>
             </w:r>
           </w:p>
@@ -4438,7 +3692,7 @@
                 <w:color w:val="143A6B"/>
                 <w:sz w:val="19"/>
               </w:rPr>
-              <w:t>один и тот же блок повторён дословно (в юните 1 «I've got a dog!» трижды подряд)</w:t>
+              <w:t>один и тот же блок повторён дословно (в юните 1 «I've got a dog!» стоит трижды подряд)</w:t>
             </w:r>
           </w:p>
         </w:tc>
@@ -4475,27 +3729,11 @@
             <w:r/>
             <w:r>
               <w:rPr>
-                <w:rFonts w:ascii="Consolas" w:hAnsi="Consolas"/>
-                <w:color w:val="0B616E"/>
-                <w:sz w:val="19"/>
-              </w:rPr>
-              <w:t>fire fighter</w:t>
-            </w:r>
-            <w:r>
-              <w:rPr>
                 <w:i w:val="0"/>
                 <w:color w:val="143A6B"/>
                 <w:sz w:val="19"/>
               </w:rPr>
-              <w:t xml:space="preserve"> в два слова против </w:t>
-            </w:r>
-            <w:r>
-              <w:rPr>
-                <w:rFonts w:ascii="Consolas" w:hAnsi="Consolas"/>
-                <w:color w:val="0B616E"/>
-                <w:sz w:val="19"/>
-              </w:rPr>
-              <w:t>firefighter</w:t>
+              <w:t>инструкция лежит в тексте вопроса и повторяется с номером («1. Слушай и выбирай числа.» девять раз подряд)</w:t>
             </w:r>
           </w:p>
         </w:tc>
@@ -4514,7 +3752,7 @@
                 <w:color w:val="1F2937"/>
                 <w:sz w:val="19"/>
               </w:rPr>
-              <w:t>13 мест</w:t>
+              <w:t>8 блоков</w:t>
             </w:r>
           </w:p>
         </w:tc>
@@ -4536,7 +3774,39 @@
                 <w:color w:val="143A6B"/>
                 <w:sz w:val="19"/>
               </w:rPr>
-              <w:t>нет письменного задания ни в одном блоке домашки — готовые блоки на вписывание уже написаны</w:t>
+              <w:t xml:space="preserve">материал вперёд программы: </w:t>
+            </w:r>
+            <w:r>
+              <w:rPr>
+                <w:rFonts w:ascii="Consolas" w:hAnsi="Consolas"/>
+                <w:color w:val="0B616E"/>
+                <w:sz w:val="19"/>
+              </w:rPr>
+              <w:t>He's got</w:t>
+            </w:r>
+            <w:r>
+              <w:rPr>
+                <w:i w:val="0"/>
+                <w:color w:val="143A6B"/>
+                <w:sz w:val="19"/>
+              </w:rPr>
+              <w:t xml:space="preserve"> / </w:t>
+            </w:r>
+            <w:r>
+              <w:rPr>
+                <w:rFonts w:ascii="Consolas" w:hAnsi="Consolas"/>
+                <w:color w:val="0B616E"/>
+                <w:sz w:val="19"/>
+              </w:rPr>
+              <w:t>She's reading</w:t>
+            </w:r>
+            <w:r>
+              <w:rPr>
+                <w:i w:val="0"/>
+                <w:color w:val="143A6B"/>
+                <w:sz w:val="19"/>
+              </w:rPr>
+              <w:t xml:space="preserve"> в юнитах 3 и 4, «I have a pen.» в юните 0</w:t>
             </w:r>
           </w:p>
         </w:tc>
@@ -4555,7 +3825,161 @@
                 <w:color w:val="1F2937"/>
                 <w:sz w:val="19"/>
               </w:rPr>
-              <w:t>13 домашек</w:t>
+              <w:t>4 блока</w:t>
+            </w:r>
+          </w:p>
+        </w:tc>
+      </w:tr>
+      <w:tr>
+        <w:tc>
+          <w:tcPr>
+            <w:tcW w:type="dxa" w:w="5100"/>
+            <w:shd w:val="clear" w:color="auto" w:fill="F3F7FC"/>
+          </w:tcPr>
+          <w:p>
+            <w:pPr>
+              <w:spacing w:after="20"/>
+            </w:pPr>
+            <w:r/>
+            <w:r>
+              <w:rPr>
+                <w:i w:val="0"/>
+                <w:color w:val="143A6B"/>
+                <w:sz w:val="19"/>
+              </w:rPr>
+              <w:t>текст обещает не то, что есть («последний в курсе» перед юнитом повторения)</w:t>
+            </w:r>
+          </w:p>
+        </w:tc>
+        <w:tc>
+          <w:tcPr>
+            <w:tcW w:type="dxa" w:w="5100"/>
+          </w:tcPr>
+          <w:p>
+            <w:pPr>
+              <w:spacing w:after="20"/>
+            </w:pPr>
+            <w:r/>
+            <w:r>
+              <w:rPr>
+                <w:i w:val="0"/>
+                <w:color w:val="1F2937"/>
+                <w:sz w:val="19"/>
+              </w:rPr>
+              <w:t>2 блока</w:t>
+            </w:r>
+          </w:p>
+        </w:tc>
+      </w:tr>
+      <w:tr>
+        <w:tc>
+          <w:tcPr>
+            <w:tcW w:type="dxa" w:w="5100"/>
+            <w:shd w:val="clear" w:color="auto" w:fill="F3F7FC"/>
+          </w:tcPr>
+          <w:p>
+            <w:pPr>
+              <w:spacing w:after="20"/>
+            </w:pPr>
+            <w:r/>
+            <w:r>
+              <w:rPr>
+                <w:i w:val="0"/>
+                <w:color w:val="143A6B"/>
+                <w:sz w:val="19"/>
+              </w:rPr>
+              <w:t xml:space="preserve">озвученные опечатки: </w:t>
+            </w:r>
+            <w:r>
+              <w:rPr>
+                <w:rFonts w:ascii="Consolas" w:hAnsi="Consolas"/>
+                <w:color w:val="0B616E"/>
+                <w:sz w:val="19"/>
+              </w:rPr>
+              <w:t>Thi is my mum</w:t>
+            </w:r>
+            <w:r>
+              <w:rPr>
+                <w:i w:val="0"/>
+                <w:color w:val="143A6B"/>
+                <w:sz w:val="19"/>
+              </w:rPr>
+              <w:t xml:space="preserve">, </w:t>
+            </w:r>
+            <w:r>
+              <w:rPr>
+                <w:rFonts w:ascii="Consolas" w:hAnsi="Consolas"/>
+                <w:color w:val="0B616E"/>
+                <w:sz w:val="19"/>
+              </w:rPr>
+              <w:t>He is a techer</w:t>
+            </w:r>
+            <w:r>
+              <w:rPr>
+                <w:i w:val="0"/>
+                <w:color w:val="143A6B"/>
+                <w:sz w:val="19"/>
+              </w:rPr>
+              <w:t xml:space="preserve">, </w:t>
+            </w:r>
+            <w:r>
+              <w:rPr>
+                <w:rFonts w:ascii="Consolas" w:hAnsi="Consolas"/>
+                <w:color w:val="0B616E"/>
+                <w:sz w:val="19"/>
+              </w:rPr>
+              <w:t>I've got three eyes</w:t>
+            </w:r>
+            <w:r>
+              <w:rPr>
+                <w:i w:val="0"/>
+                <w:color w:val="143A6B"/>
+                <w:sz w:val="19"/>
+              </w:rPr>
+              <w:t xml:space="preserve"> при двуглазом монстре, </w:t>
+            </w:r>
+            <w:r>
+              <w:rPr>
+                <w:rFonts w:ascii="Consolas" w:hAnsi="Consolas"/>
+                <w:color w:val="0B616E"/>
+                <w:sz w:val="19"/>
+              </w:rPr>
+              <w:t>Is this my mum?</w:t>
+            </w:r>
+            <w:r>
+              <w:rPr>
+                <w:i w:val="0"/>
+                <w:color w:val="143A6B"/>
+                <w:sz w:val="19"/>
+              </w:rPr>
+              <w:t xml:space="preserve"> вместо </w:t>
+            </w:r>
+            <w:r>
+              <w:rPr>
+                <w:rFonts w:ascii="Consolas" w:hAnsi="Consolas"/>
+                <w:color w:val="0B616E"/>
+                <w:sz w:val="19"/>
+              </w:rPr>
+              <w:t>your</w:t>
+            </w:r>
+          </w:p>
+        </w:tc>
+        <w:tc>
+          <w:tcPr>
+            <w:tcW w:type="dxa" w:w="5100"/>
+          </w:tcPr>
+          <w:p>
+            <w:pPr>
+              <w:spacing w:after="20"/>
+            </w:pPr>
+            <w:r/>
+            <w:r>
+              <w:rPr>
+                <w:i w:val="0"/>
+                <w:color w:val="1F2937"/>
+                <w:sz w:val="19"/>
+              </w:rPr>
+              <w:t>4 места</w:t>
             </w:r>
           </w:p>
         </w:tc>

--- a/builds/Вычитка — что нужно от вас.docx
+++ b/builds/Вычитка — что нужно от вас.docx
@@ -1062,7 +1062,7 @@
           <w:color w:val="1F2937"/>
           <w:sz w:val="21"/>
         </w:rPr>
-        <w:t xml:space="preserve"> Прочитаны все шесть юнитов: 31 домашка, 6 тестов, 440 блоков, и отдельно — ваши 38 планов уроков и 40 презентаций с Диска. Нашли 105 ошибок и расхождений по базе плюс 8 расхождений с планами. Решения по 34 пунктам вы дали 19.10. Сводки: </w:t>
+        <w:t xml:space="preserve"> Прочитаны все шесть юнитов: 31 домашка, 6 тестов, 440 блоков, и отдельно — 38 планов уроков и 40 презентаций с Диска. Нашли 105 ошибок и расхождений по базе плюс 8 расхождений с планами. Решения по 34 пунктам Анна дала 19–20.10. Сводки: </w:t>
       </w:r>
       <w:r>
         <w:rPr>
@@ -1094,71 +1094,7 @@
           <w:color w:val="1F2937"/>
           <w:sz w:val="21"/>
         </w:rPr>
-        <w:t xml:space="preserve"> (планы против домашек), разбор по юнитам — </w:t>
-      </w:r>
-      <w:r>
-        <w:rPr>
-          <w:rFonts w:ascii="Consolas" w:hAnsi="Consolas"/>
-          <w:color w:val="0B616E"/>
-          <w:sz w:val="21"/>
-        </w:rPr>
-        <w:t>builds/sm0/vychitka/u0.md</w:t>
-      </w:r>
-      <w:r>
-        <w:rPr>
-          <w:i w:val="0"/>
-          <w:color w:val="1F2937"/>
-          <w:sz w:val="21"/>
-        </w:rPr>
-        <w:t xml:space="preserve"> … </w:t>
-      </w:r>
-      <w:r>
-        <w:rPr>
-          <w:rFonts w:ascii="Consolas" w:hAnsi="Consolas"/>
-          <w:color w:val="0B616E"/>
-          <w:sz w:val="21"/>
-        </w:rPr>
-        <w:t>u5_final.md</w:t>
-      </w:r>
-      <w:r>
-        <w:rPr>
-          <w:i w:val="0"/>
-          <w:color w:val="1F2937"/>
-          <w:sz w:val="21"/>
-        </w:rPr>
-        <w:t xml:space="preserve"> и </w:t>
-      </w:r>
-      <w:r>
-        <w:rPr>
-          <w:rFonts w:ascii="Consolas" w:hAnsi="Consolas"/>
-          <w:color w:val="0B616E"/>
-          <w:sz w:val="21"/>
-        </w:rPr>
-        <w:t>builds/sm0/plans/u0.md</w:t>
-      </w:r>
-      <w:r>
-        <w:rPr>
-          <w:i w:val="0"/>
-          <w:color w:val="1F2937"/>
-          <w:sz w:val="21"/>
-        </w:rPr>
-        <w:t xml:space="preserve"> … </w:t>
-      </w:r>
-      <w:r>
-        <w:rPr>
-          <w:rFonts w:ascii="Consolas" w:hAnsi="Consolas"/>
-          <w:color w:val="0B616E"/>
-          <w:sz w:val="21"/>
-        </w:rPr>
-        <w:t>u5_final.md</w:t>
-      </w:r>
-      <w:r>
-        <w:rPr>
-          <w:i w:val="0"/>
-          <w:color w:val="1F2937"/>
-          <w:sz w:val="21"/>
-        </w:rPr>
-        <w:t>.</w:t>
+        <w:t xml:space="preserve"> (планы против домашек).</w:t>
       </w:r>
     </w:p>
     <w:p>
@@ -1167,11 +1103,67 @@
       </w:pPr>
       <w:r>
         <w:rPr>
+          <w:b/>
+          <w:color w:val="143A6B"/>
+          <w:sz w:val="21"/>
+        </w:rPr>
+        <w:t>Уже исправлено (20.10):</w:t>
+      </w:r>
+      <w:r>
+        <w:rPr>
           <w:i w:val="0"/>
           <w:color w:val="1F2937"/>
           <w:sz w:val="21"/>
         </w:rPr>
-        <w:t>Анкета курса: дети 6–7 лет, первый год, pre-A1, ученик только учится читать.</w:t>
+        <w:t xml:space="preserve"> шесть неверных ключей — те места, где прилежный ученик получал «неверно»; кадры трёх историй нарезаны из разворотов и лежат в </w:t>
+      </w:r>
+      <w:r>
+        <w:rPr>
+          <w:rFonts w:ascii="Consolas" w:hAnsi="Consolas"/>
+          <w:color w:val="0B616E"/>
+          <w:sz w:val="21"/>
+        </w:rPr>
+        <w:t>media/sm0/u0</w:t>
+      </w:r>
+      <w:r>
+        <w:rPr>
+          <w:i w:val="0"/>
+          <w:color w:val="1F2937"/>
+          <w:sz w:val="21"/>
+        </w:rPr>
+        <w:t xml:space="preserve">, </w:t>
+      </w:r>
+      <w:r>
+        <w:rPr>
+          <w:rFonts w:ascii="Consolas" w:hAnsi="Consolas"/>
+          <w:color w:val="0B616E"/>
+          <w:sz w:val="21"/>
+        </w:rPr>
+        <w:t>u2</w:t>
+      </w:r>
+      <w:r>
+        <w:rPr>
+          <w:i w:val="0"/>
+          <w:color w:val="1F2937"/>
+          <w:sz w:val="21"/>
+        </w:rPr>
+        <w:t xml:space="preserve">, </w:t>
+      </w:r>
+      <w:r>
+        <w:rPr>
+          <w:rFonts w:ascii="Consolas" w:hAnsi="Consolas"/>
+          <w:color w:val="0B616E"/>
+          <w:sz w:val="21"/>
+        </w:rPr>
+        <w:t>u3</w:t>
+      </w:r>
+      <w:r>
+        <w:rPr>
+          <w:i w:val="0"/>
+          <w:color w:val="1F2937"/>
+          <w:sz w:val="21"/>
+        </w:rPr>
+        <w:t>; карточки героев Misty и Whisper вырезаны.</w:t>
       </w:r>
     </w:p>
     <w:p>
@@ -1843,7 +1835,7 @@
                 <w:color w:val="1F2937"/>
                 <w:sz w:val="19"/>
               </w:rPr>
-              <w:t>? Ваш план урока 3 использует обе конструкции</w:t>
+              <w:t>? План урока 3 использует обе конструкции</w:t>
             </w:r>
           </w:p>
         </w:tc>
@@ -1864,7 +1856,7 @@
           <w:color w:val="143A6B"/>
           <w:sz w:val="21"/>
         </w:rPr>
-        <w:t>2. Прислать материал историй.</w:t>
+        <w:t>2. Залить четыре записи историй в хранилище.</w:t>
       </w:r>
       <w:r>
         <w:rPr>
@@ -1872,7 +1864,39 @@
           <w:color w:val="1F2937"/>
           <w:sz w:val="21"/>
         </w:rPr>
-        <w:t xml:space="preserve"> Решение от 19.10: где история есть — её используем. Нужно по юнитам:</w:t>
+        <w:t xml:space="preserve"> Supabase → Storage → бакет </w:t>
+      </w:r>
+      <w:r>
+        <w:rPr>
+          <w:rFonts w:ascii="Consolas" w:hAnsi="Consolas"/>
+          <w:color w:val="0B616E"/>
+          <w:sz w:val="21"/>
+        </w:rPr>
+        <w:t>classroom-media</w:t>
+      </w:r>
+      <w:r>
+        <w:rPr>
+          <w:i w:val="0"/>
+          <w:color w:val="1F2937"/>
+          <w:sz w:val="21"/>
+        </w:rPr>
+        <w:t xml:space="preserve">, папка </w:t>
+      </w:r>
+      <w:r>
+        <w:rPr>
+          <w:rFonts w:ascii="Consolas" w:hAnsi="Consolas"/>
+          <w:color w:val="0B616E"/>
+          <w:sz w:val="21"/>
+        </w:rPr>
+        <w:t>sm0</w:t>
+      </w:r>
+      <w:r>
+        <w:rPr>
+          <w:i w:val="0"/>
+          <w:color w:val="1F2937"/>
+          <w:sz w:val="21"/>
+        </w:rPr>
+        <w:t>, внутри — папка юнита. Имена ставить такие:</w:t>
       </w:r>
     </w:p>
     <w:tbl>
@@ -1889,13 +1913,14 @@
         </w:tblBorders>
       </w:tblPr>
       <w:tblGrid>
-        <w:gridCol w:w="5100"/>
-        <w:gridCol w:w="5100"/>
+        <w:gridCol w:w="3400"/>
+        <w:gridCol w:w="3400"/>
+        <w:gridCol w:w="3400"/>
       </w:tblGrid>
       <w:tr>
         <w:tc>
           <w:tcPr>
-            <w:tcW w:type="dxa" w:w="5100"/>
+            <w:tcW w:type="dxa" w:w="3400"/>
             <w:shd w:val="clear" w:color="auto" w:fill="1F3A6B"/>
           </w:tcPr>
           <w:p>
@@ -1909,13 +1934,13 @@
                 <w:color w:val="FFFFFF"/>
                 <w:sz w:val="19"/>
               </w:rPr>
-              <w:t>юнит</w:t>
+              <w:t>трек</w:t>
             </w:r>
           </w:p>
         </w:tc>
         <w:tc>
           <w:tcPr>
-            <w:tcW w:type="dxa" w:w="5100"/>
+            <w:tcW w:type="dxa" w:w="3400"/>
             <w:shd w:val="clear" w:color="auto" w:fill="1F3A6B"/>
           </w:tcPr>
           <w:p>
@@ -1929,7 +1954,27 @@
                 <w:color w:val="FFFFFF"/>
                 <w:sz w:val="19"/>
               </w:rPr>
-              <w:t>что нужно</w:t>
+              <w:t>куда положить</w:t>
+            </w:r>
+          </w:p>
+        </w:tc>
+        <w:tc>
+          <w:tcPr>
+            <w:tcW w:type="dxa" w:w="3400"/>
+            <w:shd w:val="clear" w:color="auto" w:fill="1F3A6B"/>
+          </w:tcPr>
+          <w:p>
+            <w:pPr>
+              <w:spacing w:after="0"/>
+            </w:pPr>
+            <w:r/>
+            <w:r>
+              <w:rPr>
+                <w:b/>
+                <w:color w:val="FFFFFF"/>
+                <w:sz w:val="19"/>
+              </w:rPr>
+              <w:t>как назвать</w:t>
             </w:r>
           </w:p>
         </w:tc>
@@ -1937,7 +1982,7 @@
       <w:tr>
         <w:tc>
           <w:tcPr>
-            <w:tcW w:type="dxa" w:w="5100"/>
+            <w:tcW w:type="dxa" w:w="3400"/>
             <w:shd w:val="clear" w:color="auto" w:fill="F3F7FC"/>
           </w:tcPr>
           <w:p>
@@ -1951,13 +1996,13 @@
                 <w:color w:val="143A6B"/>
                 <w:sz w:val="19"/>
               </w:rPr>
-              <w:t>Юнит 0, ДЗ 4</w:t>
+              <w:t>Track 6</w:t>
             </w:r>
           </w:p>
         </w:tc>
         <w:tc>
           <w:tcPr>
-            <w:tcW w:type="dxa" w:w="5100"/>
+            <w:tcW w:type="dxa" w:w="3400"/>
           </w:tcPr>
           <w:p>
             <w:pPr>
@@ -1966,11 +2011,30 @@
             <w:r/>
             <w:r>
               <w:rPr>
-                <w:i w:val="0"/>
-                <w:color w:val="1F2937"/>
+                <w:rFonts w:ascii="Consolas" w:hAnsi="Consolas"/>
+                <w:color w:val="0B616E"/>
                 <w:sz w:val="19"/>
               </w:rPr>
-              <w:t>история «Friends» (этап урока 4): кадры — сколько их есть — и запись. Сейчас шапка домашки историю обещает, а блока нет</w:t>
+              <w:t>sm0/u0/</w:t>
+            </w:r>
+          </w:p>
+        </w:tc>
+        <w:tc>
+          <w:tcPr>
+            <w:tcW w:type="dxa" w:w="3400"/>
+          </w:tcPr>
+          <w:p>
+            <w:pPr>
+              <w:spacing w:after="20"/>
+            </w:pPr>
+            <w:r/>
+            <w:r>
+              <w:rPr>
+                <w:rFonts w:ascii="Consolas" w:hAnsi="Consolas"/>
+                <w:color w:val="0B616E"/>
+                <w:sz w:val="19"/>
+              </w:rPr>
+              <w:t>sm0_u0_hw4_story.mp3</w:t>
             </w:r>
           </w:p>
         </w:tc>
@@ -1978,7 +2042,7 @@
       <w:tr>
         <w:tc>
           <w:tcPr>
-            <w:tcW w:type="dxa" w:w="5100"/>
+            <w:tcW w:type="dxa" w:w="3400"/>
             <w:shd w:val="clear" w:color="auto" w:fill="F3F7FC"/>
           </w:tcPr>
           <w:p>
@@ -1992,13 +2056,13 @@
                 <w:color w:val="143A6B"/>
                 <w:sz w:val="19"/>
               </w:rPr>
-              <w:t>Юнит 1, ДЗ 5</w:t>
+              <w:t>Track 39</w:t>
             </w:r>
           </w:p>
         </w:tc>
         <w:tc>
           <w:tcPr>
-            <w:tcW w:type="dxa" w:w="5100"/>
+            <w:tcW w:type="dxa" w:w="3400"/>
           </w:tcPr>
           <w:p>
             <w:pPr>
@@ -2007,11 +2071,30 @@
             <w:r/>
             <w:r>
               <w:rPr>
-                <w:i w:val="0"/>
-                <w:color w:val="1F2937"/>
+                <w:rFonts w:ascii="Consolas" w:hAnsi="Consolas"/>
+                <w:color w:val="0B616E"/>
                 <w:sz w:val="19"/>
               </w:rPr>
-              <w:t>только подтвердить Track 27 (см. Р7) — кадры уже стоят</w:t>
+              <w:t>sm0/u2/</w:t>
+            </w:r>
+          </w:p>
+        </w:tc>
+        <w:tc>
+          <w:tcPr>
+            <w:tcW w:type="dxa" w:w="3400"/>
+          </w:tcPr>
+          <w:p>
+            <w:pPr>
+              <w:spacing w:after="20"/>
+            </w:pPr>
+            <w:r/>
+            <w:r>
+              <w:rPr>
+                <w:rFonts w:ascii="Consolas" w:hAnsi="Consolas"/>
+                <w:color w:val="0B616E"/>
+                <w:sz w:val="19"/>
+              </w:rPr>
+              <w:t>sm0_u2_hw5_story.mp3</w:t>
             </w:r>
           </w:p>
         </w:tc>
@@ -2019,7 +2102,7 @@
       <w:tr>
         <w:tc>
           <w:tcPr>
-            <w:tcW w:type="dxa" w:w="5100"/>
+            <w:tcW w:type="dxa" w:w="3400"/>
             <w:shd w:val="clear" w:color="auto" w:fill="F3F7FC"/>
           </w:tcPr>
           <w:p>
@@ -2033,13 +2116,13 @@
                 <w:color w:val="143A6B"/>
                 <w:sz w:val="19"/>
               </w:rPr>
-              <w:t>Юнит 2, ДЗ 5</w:t>
+              <w:t>Track 83</w:t>
             </w:r>
           </w:p>
         </w:tc>
         <w:tc>
           <w:tcPr>
-            <w:tcW w:type="dxa" w:w="5100"/>
+            <w:tcW w:type="dxa" w:w="3400"/>
           </w:tcPr>
           <w:p>
             <w:pPr>
@@ -2048,11 +2131,30 @@
             <w:r/>
             <w:r>
               <w:rPr>
-                <w:i w:val="0"/>
-                <w:color w:val="1F2937"/>
+                <w:rFonts w:ascii="Consolas" w:hAnsi="Consolas"/>
+                <w:color w:val="0B616E"/>
                 <w:sz w:val="19"/>
               </w:rPr>
-              <w:t>«Cool grandma», SB с. 34–35: 4 кадра и Track 39. Плюс четыре слова истории — squirrel, acorn, park, cool — картинками или мы нарисуем</w:t>
+              <w:t>sm0/u3/</w:t>
+            </w:r>
+          </w:p>
+        </w:tc>
+        <w:tc>
+          <w:tcPr>
+            <w:tcW w:type="dxa" w:w="3400"/>
+          </w:tcPr>
+          <w:p>
+            <w:pPr>
+              <w:spacing w:after="20"/>
+            </w:pPr>
+            <w:r/>
+            <w:r>
+              <w:rPr>
+                <w:rFonts w:ascii="Consolas" w:hAnsi="Consolas"/>
+                <w:color w:val="0B616E"/>
+                <w:sz w:val="19"/>
+              </w:rPr>
+              <w:t>sm0_u3_hw5_story.mp3</w:t>
             </w:r>
           </w:p>
         </w:tc>
@@ -2060,7 +2162,7 @@
       <w:tr>
         <w:tc>
           <w:tcPr>
-            <w:tcW w:type="dxa" w:w="5100"/>
+            <w:tcW w:type="dxa" w:w="3400"/>
             <w:shd w:val="clear" w:color="auto" w:fill="F3F7FC"/>
           </w:tcPr>
           <w:p>
@@ -2074,13 +2176,13 @@
                 <w:color w:val="143A6B"/>
                 <w:sz w:val="19"/>
               </w:rPr>
-              <w:t>Юнит 3, ДЗ 5</w:t>
+              <w:t>Track 66</w:t>
             </w:r>
           </w:p>
         </w:tc>
         <w:tc>
           <w:tcPr>
-            <w:tcW w:type="dxa" w:w="5100"/>
+            <w:tcW w:type="dxa" w:w="3400"/>
           </w:tcPr>
           <w:p>
             <w:pPr>
@@ -2089,20 +2191,17 @@
             <w:r/>
             <w:r>
               <w:rPr>
-                <w:i w:val="0"/>
-                <w:color w:val="1F2937"/>
+                <w:rFonts w:ascii="Consolas" w:hAnsi="Consolas"/>
+                <w:color w:val="0B616E"/>
                 <w:sz w:val="19"/>
               </w:rPr>
-              <w:t>«The teacher», SB с. 74–75: список новых слов текстом (на слайде они только картинками) и Track 83. Кадры есть, но лежат не там, где надо — перенесём сами</w:t>
+              <w:t>sm0/u4/</w:t>
             </w:r>
           </w:p>
         </w:tc>
-      </w:tr>
-      <w:tr>
         <w:tc>
           <w:tcPr>
-            <w:tcW w:type="dxa" w:w="5100"/>
-            <w:shd w:val="clear" w:color="auto" w:fill="F3F7FC"/>
+            <w:tcW w:type="dxa" w:w="3400"/>
           </w:tcPr>
           <w:p>
             <w:pPr>
@@ -2111,30 +2210,11 @@
             <w:r/>
             <w:r>
               <w:rPr>
-                <w:i w:val="0"/>
-                <w:color w:val="143A6B"/>
+                <w:rFonts w:ascii="Consolas" w:hAnsi="Consolas"/>
+                <w:color w:val="0B616E"/>
                 <w:sz w:val="19"/>
               </w:rPr>
-              <w:t>Юнит 4, ДЗ 5</w:t>
-            </w:r>
-          </w:p>
-        </w:tc>
-        <w:tc>
-          <w:tcPr>
-            <w:tcW w:type="dxa" w:w="5100"/>
-          </w:tcPr>
-          <w:p>
-            <w:pPr>
-              <w:spacing w:after="20"/>
-            </w:pPr>
-            <w:r/>
-            <w:r>
-              <w:rPr>
-                <w:i w:val="0"/>
-                <w:color w:val="1F2937"/>
-                <w:sz w:val="19"/>
-              </w:rPr>
-              <w:t>три слова истории — gym, guess, ball — картинками из учебника, и Track 66</w:t>
+              <w:t>sm0_u4_hw5_story.mp3</w:t>
             </w:r>
           </w:p>
         </w:tc>
@@ -2155,23 +2235,7 @@
           <w:color w:val="1F2937"/>
           <w:sz w:val="21"/>
         </w:rPr>
-        <w:t xml:space="preserve">Файлы называть по схеме </w:t>
-      </w:r>
-      <w:r>
-        <w:rPr>
-          <w:rFonts w:ascii="Consolas" w:hAnsi="Consolas"/>
-          <w:color w:val="0B616E"/>
-          <w:sz w:val="21"/>
-        </w:rPr>
-        <w:t>&lt;курс&gt;_u&lt;юнит&gt;_hw&lt;номер ДЗ&gt;_b&lt;номер блока&gt;</w:t>
-      </w:r>
-      <w:r>
-        <w:rPr>
-          <w:i w:val="0"/>
-          <w:color w:val="1F2937"/>
-          <w:sz w:val="21"/>
-        </w:rPr>
-        <w:t>; точные номера блоков пришлём, когда соберём блоки — тогда просто переименуем.</w:t>
+        <w:t>Ссылки в блоки пропишем сами. Через SQL открыть загрузку не вышло — у базы нет прав на политики хранилища (ошибка «must be owner of table objects»), поэтому только через интерфейс Supabase.</w:t>
       </w:r>
     </w:p>
     <w:p>
@@ -2184,7 +2248,7 @@
           <w:color w:val="143A6B"/>
           <w:sz w:val="21"/>
         </w:rPr>
-        <w:t>3. Прислать из учебника</w:t>
+        <w:t>3. Подтвердить, кто есть кто.</w:t>
       </w:r>
       <w:r>
         <w:rPr>
@@ -2192,15 +2256,15 @@
           <w:color w:val="1F2937"/>
           <w:sz w:val="21"/>
         </w:rPr>
-        <w:t xml:space="preserve"> (решение от 19.10 — берём оттуда): героев </w:t>
+        <w:t xml:space="preserve"> Из присланной картинки вырезаны две карточки — девочка и мальчик (</w:t>
       </w:r>
       <w:r>
         <w:rPr>
-          <w:b/>
-          <w:color w:val="143A6B"/>
+          <w:rFonts w:ascii="Consolas" w:hAnsi="Consolas"/>
+          <w:color w:val="0B616E"/>
           <w:sz w:val="21"/>
         </w:rPr>
-        <w:t>Whisper</w:t>
+        <w:t>media/sm0/u0/geroy_devochka.webp</w:t>
       </w:r>
       <w:r>
         <w:rPr>
@@ -2208,15 +2272,15 @@
           <w:color w:val="1F2937"/>
           <w:sz w:val="21"/>
         </w:rPr>
-        <w:t xml:space="preserve"> и </w:t>
+        <w:t xml:space="preserve">, </w:t>
       </w:r>
       <w:r>
         <w:rPr>
-          <w:b/>
-          <w:color w:val="143A6B"/>
+          <w:rFonts w:ascii="Consolas" w:hAnsi="Consolas"/>
+          <w:color w:val="0B616E"/>
           <w:sz w:val="21"/>
         </w:rPr>
-        <w:t>Misty</w:t>
+        <w:t>geroy_malchik.webp</w:t>
       </w:r>
       <w:r>
         <w:rPr>
@@ -2224,7 +2288,7 @@
           <w:color w:val="1F2937"/>
           <w:sz w:val="21"/>
         </w:rPr>
-        <w:t xml:space="preserve"> и кролика из истории юнита 0. Это страницы или скриншоты, нам нужны только картинки.</w:t>
+        <w:t>). Кто из них Misty, а кто Whisper? Без этого задание «послушай и выбери, кто это» собрать нельзя.</w:t>
       </w:r>
     </w:p>
     <w:p>
@@ -2237,325 +2301,16 @@
           <w:color w:val="143A6B"/>
           <w:sz w:val="21"/>
         </w:rPr>
-        <w:t>4. Остальное.</w:t>
+        <w:t>4. `fire fighter` → `firefighter`.</w:t>
       </w:r>
-    </w:p>
-    <w:tbl>
-      <w:tblPr>
-        <w:tblW w:type="auto" w:w="0"/>
-        <w:tblLook w:firstColumn="1" w:firstRow="1" w:lastColumn="0" w:lastRow="0" w:noHBand="0" w:noVBand="1" w:val="04A0"/>
-        <w:tblBorders>
-          <w:top w:val="single" w:sz="4" w:space="0" w:color="C9D4E4"/>
-          <w:left w:val="single" w:sz="4" w:space="0" w:color="C9D4E4"/>
-          <w:bottom w:val="single" w:sz="4" w:space="0" w:color="C9D4E4"/>
-          <w:right w:val="single" w:sz="4" w:space="0" w:color="C9D4E4"/>
-          <w:insideH w:val="single" w:sz="4" w:space="0" w:color="C9D4E4"/>
-          <w:insideV w:val="single" w:sz="4" w:space="0" w:color="C9D4E4"/>
-        </w:tblBorders>
-      </w:tblPr>
-      <w:tblGrid>
-        <w:gridCol w:w="5100"/>
-        <w:gridCol w:w="5100"/>
-      </w:tblGrid>
-      <w:tr>
-        <w:tc>
-          <w:tcPr>
-            <w:tcW w:type="dxa" w:w="5100"/>
-            <w:shd w:val="clear" w:color="auto" w:fill="1F3A6B"/>
-          </w:tcPr>
-          <w:p>
-            <w:pPr>
-              <w:spacing w:after="0"/>
-            </w:pPr>
-            <w:r/>
-            <w:r>
-              <w:rPr>
-                <w:b/>
-                <w:color w:val="FFFFFF"/>
-                <w:sz w:val="19"/>
-              </w:rPr>
-              <w:t>№</w:t>
-            </w:r>
-          </w:p>
-        </w:tc>
-        <w:tc>
-          <w:tcPr>
-            <w:tcW w:type="dxa" w:w="5100"/>
-            <w:shd w:val="clear" w:color="auto" w:fill="1F3A6B"/>
-          </w:tcPr>
-          <w:p>
-            <w:pPr>
-              <w:spacing w:after="0"/>
-            </w:pPr>
-            <w:r/>
-            <w:r>
-              <w:rPr>
-                <w:b/>
-                <w:color w:val="FFFFFF"/>
-                <w:sz w:val="19"/>
-              </w:rPr>
-              <w:t>что</w:t>
-            </w:r>
-          </w:p>
-        </w:tc>
-      </w:tr>
-      <w:tr>
-        <w:tc>
-          <w:tcPr>
-            <w:tcW w:type="dxa" w:w="5100"/>
-            <w:shd w:val="clear" w:color="auto" w:fill="F3F7FC"/>
-          </w:tcPr>
-          <w:p>
-            <w:pPr>
-              <w:spacing w:after="20"/>
-            </w:pPr>
-            <w:r/>
-            <w:r>
-              <w:rPr>
-                <w:i w:val="0"/>
-                <w:color w:val="143A6B"/>
-                <w:sz w:val="19"/>
-              </w:rPr>
-              <w:t>Р27</w:t>
-            </w:r>
-          </w:p>
-        </w:tc>
-        <w:tc>
-          <w:tcPr>
-            <w:tcW w:type="dxa" w:w="5100"/>
-          </w:tcPr>
-          <w:p>
-            <w:pPr>
-              <w:spacing w:after="20"/>
-            </w:pPr>
-            <w:r/>
-            <w:r>
-              <w:rPr>
-                <w:rFonts w:ascii="Consolas" w:hAnsi="Consolas"/>
-                <w:color w:val="0B616E"/>
-                <w:sz w:val="19"/>
-              </w:rPr>
-              <w:t>fire fighter</w:t>
-            </w:r>
-            <w:r>
-              <w:rPr>
-                <w:i w:val="0"/>
-                <w:color w:val="1F2937"/>
-                <w:sz w:val="19"/>
-              </w:rPr>
-              <w:t xml:space="preserve"> или </w:t>
-            </w:r>
-            <w:r>
-              <w:rPr>
-                <w:rFonts w:ascii="Consolas" w:hAnsi="Consolas"/>
-                <w:color w:val="0B616E"/>
-                <w:sz w:val="19"/>
-              </w:rPr>
-              <w:t>firefighter</w:t>
-            </w:r>
-            <w:r>
-              <w:rPr>
-                <w:i w:val="0"/>
-                <w:color w:val="1F2937"/>
-                <w:sz w:val="19"/>
-              </w:rPr>
-              <w:t xml:space="preserve"> — вы смотрите в учебнике и присылаете. В ваших планах и презентациях сейчас в два слова, база с ними совпадает</w:t>
-            </w:r>
-          </w:p>
-        </w:tc>
-      </w:tr>
-      <w:tr>
-        <w:tc>
-          <w:tcPr>
-            <w:tcW w:type="dxa" w:w="5100"/>
-            <w:shd w:val="clear" w:color="auto" w:fill="F3F7FC"/>
-          </w:tcPr>
-          <w:p>
-            <w:pPr>
-              <w:spacing w:after="20"/>
-            </w:pPr>
-            <w:r/>
-            <w:r>
-              <w:rPr>
-                <w:i w:val="0"/>
-                <w:color w:val="143A6B"/>
-                <w:sz w:val="19"/>
-              </w:rPr>
-              <w:t>Р19</w:t>
-            </w:r>
-          </w:p>
-        </w:tc>
-        <w:tc>
-          <w:tcPr>
-            <w:tcW w:type="dxa" w:w="5100"/>
-          </w:tcPr>
-          <w:p>
-            <w:pPr>
-              <w:spacing w:after="20"/>
-            </w:pPr>
-            <w:r/>
-            <w:r>
-              <w:rPr>
-                <w:i w:val="0"/>
-                <w:color w:val="1F2937"/>
-                <w:sz w:val="19"/>
-              </w:rPr>
-              <w:t xml:space="preserve">Урок-сценарий </w:t>
-            </w:r>
-            <w:r>
-              <w:rPr>
-                <w:rFonts w:ascii="Consolas" w:hAnsi="Consolas"/>
-                <w:color w:val="0B616E"/>
-                <w:sz w:val="19"/>
-              </w:rPr>
-              <w:t>Lesson 1</w:t>
-            </w:r>
-            <w:r>
-              <w:rPr>
-                <w:i w:val="0"/>
-                <w:color w:val="1F2937"/>
-                <w:sz w:val="19"/>
-              </w:rPr>
-              <w:t xml:space="preserve"> юнита 1 лежит в базе — это ваш пробник переноса планов. Убрать его из базы или оставить?</w:t>
-            </w:r>
-          </w:p>
-        </w:tc>
-      </w:tr>
-      <w:tr>
-        <w:tc>
-          <w:tcPr>
-            <w:tcW w:type="dxa" w:w="5100"/>
-            <w:shd w:val="clear" w:color="auto" w:fill="F3F7FC"/>
-          </w:tcPr>
-          <w:p>
-            <w:pPr>
-              <w:spacing w:after="20"/>
-            </w:pPr>
-            <w:r/>
-            <w:r>
-              <w:rPr>
-                <w:i w:val="0"/>
-                <w:color w:val="143A6B"/>
-                <w:sz w:val="19"/>
-              </w:rPr>
-              <w:t>Р29</w:t>
-            </w:r>
-          </w:p>
-        </w:tc>
-        <w:tc>
-          <w:tcPr>
-            <w:tcW w:type="dxa" w:w="5100"/>
-          </w:tcPr>
-          <w:p>
-            <w:pPr>
-              <w:spacing w:after="20"/>
-            </w:pPr>
-            <w:r/>
-            <w:r>
-              <w:rPr>
-                <w:i w:val="0"/>
-                <w:color w:val="1F2937"/>
-                <w:sz w:val="19"/>
-              </w:rPr>
-              <w:t xml:space="preserve">План к тесту юнита 0 — вы добавите. Планов </w:t>
-            </w:r>
-            <w:r>
-              <w:rPr>
-                <w:b/>
-                <w:color w:val="1F2937"/>
-                <w:sz w:val="19"/>
-              </w:rPr>
-              <w:t>Lesson 1</w:t>
-            </w:r>
-            <w:r>
-              <w:rPr>
-                <w:i w:val="0"/>
-                <w:color w:val="1F2937"/>
-                <w:sz w:val="19"/>
-              </w:rPr>
-              <w:t xml:space="preserve"> и </w:t>
-            </w:r>
-            <w:r>
-              <w:rPr>
-                <w:b/>
-                <w:color w:val="1F2937"/>
-                <w:sz w:val="19"/>
-              </w:rPr>
-              <w:t>Lesson 5</w:t>
-            </w:r>
-            <w:r>
-              <w:rPr>
-                <w:i w:val="0"/>
-                <w:color w:val="1F2937"/>
-                <w:sz w:val="19"/>
-              </w:rPr>
-              <w:t xml:space="preserve"> юнита 3 на Диске нет (в папке </w:t>
-            </w:r>
-            <w:r>
-              <w:rPr>
-                <w:rFonts w:ascii="Consolas" w:hAnsi="Consolas"/>
-                <w:color w:val="0B616E"/>
-                <w:sz w:val="19"/>
-              </w:rPr>
-              <w:t>SM0/Unit 3</w:t>
-            </w:r>
-            <w:r>
-              <w:rPr>
-                <w:i w:val="0"/>
-                <w:color w:val="1F2937"/>
-                <w:sz w:val="19"/>
-              </w:rPr>
-              <w:t xml:space="preserve"> лежат только 5 планов из 7: L2, L3, L4, L6, L7) — добавьте, тогда сверим ДЗ 1 и ДЗ 5 по плану, а не по слайдам</w:t>
-            </w:r>
-          </w:p>
-        </w:tc>
-      </w:tr>
-      <w:tr>
-        <w:tc>
-          <w:tcPr>
-            <w:tcW w:type="dxa" w:w="5100"/>
-            <w:shd w:val="clear" w:color="auto" w:fill="F3F7FC"/>
-          </w:tcPr>
-          <w:p>
-            <w:pPr>
-              <w:spacing w:after="20"/>
-            </w:pPr>
-            <w:r/>
-            <w:r>
-              <w:rPr>
-                <w:i w:val="0"/>
-                <w:color w:val="143A6B"/>
-                <w:sz w:val="19"/>
-              </w:rPr>
-              <w:t>Р31</w:t>
-            </w:r>
-          </w:p>
-        </w:tc>
-        <w:tc>
-          <w:tcPr>
-            <w:tcW w:type="dxa" w:w="5100"/>
-          </w:tcPr>
-          <w:p>
-            <w:pPr>
-              <w:spacing w:after="20"/>
-            </w:pPr>
-            <w:r/>
-            <w:r>
-              <w:rPr>
-                <w:i w:val="0"/>
-                <w:color w:val="1F2937"/>
-                <w:sz w:val="19"/>
-              </w:rPr>
-              <w:t>«Озвучить пачкой» («Контент» → «Медиа») — напомним отдельной строкой, когда правки будут готовы</w:t>
-            </w:r>
-          </w:p>
-        </w:tc>
-      </w:tr>
-    </w:tbl>
-    <w:p>
-      <w:pPr>
-        <w:spacing w:after="80"/>
-      </w:pPr>
+      <w:r>
+        <w:rPr>
+          <w:i w:val="0"/>
+          <w:color w:val="1F2937"/>
+          <w:sz w:val="21"/>
+        </w:rPr>
+        <w:t xml:space="preserve"> Принято к исполнению как «одним словом, как в учебнике». Если имелось в виду обратное — скажите, пока не поздно: правка идёт по 13 местам и требует переозвучки.</w:t>
+      </w:r>
     </w:p>
     <w:p>
       <w:pPr>
@@ -2567,7 +2322,7 @@
           <w:color w:val="B13E0F"/>
           <w:sz w:val="23"/>
         </w:rPr>
-        <w:t>Принятые решения (19.10)</w:t>
+        <w:t>Принятые решения (19–20.10)</w:t>
       </w:r>
     </w:p>
     <w:p>
@@ -2610,7 +2365,7 @@
           <w:color w:val="1F2937"/>
           <w:sz w:val="21"/>
         </w:rPr>
-        <w:t>). Вопрос «как считать порог при говорении на ручной проверке» снимается сам.</w:t>
+        <w:t>).</w:t>
       </w:r>
     </w:p>
     <w:p>
@@ -2624,7 +2379,7 @@
           <w:color w:val="143A6B"/>
           <w:sz w:val="21"/>
         </w:rPr>
-        <w:t>Тесты по форматам планов не переделываем</w:t>
+        <w:t>Тесты: меняем материал, строй не трогаем.</w:t>
       </w:r>
       <w:r>
         <w:rPr>
@@ -2632,23 +2387,7 @@
           <w:color w:val="1F2937"/>
           <w:sz w:val="21"/>
         </w:rPr>
-        <w:t xml:space="preserve"> (</w:t>
-      </w:r>
-      <w:r>
-        <w:rPr>
-          <w:rFonts w:ascii="Consolas" w:hAnsi="Consolas"/>
-          <w:color w:val="0B616E"/>
-          <w:sz w:val="21"/>
-        </w:rPr>
-        <w:t>match</w:t>
-      </w:r>
-      <w:r>
-        <w:rPr>
-          <w:i w:val="0"/>
-          <w:color w:val="1F2937"/>
-          <w:sz w:val="21"/>
-        </w:rPr>
-        <w:t>, перевес в чтение,</w:t>
+        <w:t xml:space="preserve"> Повторы домашек заменяем на</w:t>
       </w:r>
     </w:p>
     <w:p>
@@ -2661,23 +2400,7 @@
           <w:color w:val="1F2937"/>
           <w:sz w:val="21"/>
         </w:rPr>
-        <w:t xml:space="preserve">фоника теста юнита 1, </w:t>
-      </w:r>
-      <w:r>
-        <w:rPr>
-          <w:rFonts w:ascii="Consolas" w:hAnsi="Consolas"/>
-          <w:color w:val="0B616E"/>
-          <w:sz w:val="21"/>
-        </w:rPr>
-        <w:t>ch</w:t>
-      </w:r>
-      <w:r>
-        <w:rPr>
-          <w:i w:val="0"/>
-          <w:color w:val="1F2937"/>
-          <w:sz w:val="21"/>
-        </w:rPr>
-        <w:t xml:space="preserve"> в диктант юнита 3 — всё остаётся как есть). Повторы домашек в тестах заменяем на непроверенные темы, не меняя строй теста.</w:t>
+        <w:t>непроверенные темы; набор блоков и этапы теста остаются — SM0 устроен иначе, чем остальные курсы, потому что дети ещё не читают.</w:t>
       </w:r>
     </w:p>
     <w:p>
@@ -2722,6 +2445,85 @@
           <w:sz w:val="21"/>
         </w:rPr>
         <w:t xml:space="preserve"> — песни и чанты в домашки не вставляем.</w:t>
+      </w:r>
+    </w:p>
+    <w:p>
+      <w:pPr>
+        <w:pStyle w:val="ListBullet"/>
+        <w:spacing w:after="60"/>
+      </w:pPr>
+      <w:r>
+        <w:rPr>
+          <w:b/>
+          <w:color w:val="143A6B"/>
+          <w:sz w:val="21"/>
+        </w:rPr>
+        <w:t>Коммуникативные пары добавляем</w:t>
+      </w:r>
+      <w:r>
+        <w:rPr>
+          <w:i w:val="0"/>
+          <w:color w:val="1F2937"/>
+          <w:sz w:val="21"/>
+        </w:rPr>
+        <w:t xml:space="preserve"> — там, где по планам учим лексику и</w:t>
+      </w:r>
+    </w:p>
+    <w:p>
+      <w:pPr>
+        <w:spacing w:after="120"/>
+      </w:pPr>
+      <w:r>
+        <w:rPr>
+          <w:i w:val="0"/>
+          <w:color w:val="1F2937"/>
+          <w:sz w:val="21"/>
+        </w:rPr>
+        <w:t>грамматику и ученику есть что сказать.</w:t>
+      </w:r>
+    </w:p>
+    <w:p>
+      <w:pPr>
+        <w:pStyle w:val="ListBullet"/>
+        <w:spacing w:after="60"/>
+      </w:pPr>
+      <w:r>
+        <w:rPr>
+          <w:b/>
+          <w:color w:val="143A6B"/>
+          <w:sz w:val="21"/>
+        </w:rPr>
+        <w:t>Картинки рисуем сами</w:t>
+      </w:r>
+      <w:r>
+        <w:rPr>
+          <w:i w:val="0"/>
+          <w:color w:val="1F2937"/>
+          <w:sz w:val="21"/>
+        </w:rPr>
+        <w:t xml:space="preserve"> — слова историй и кролика.</w:t>
+      </w:r>
+    </w:p>
+    <w:p>
+      <w:pPr>
+        <w:pStyle w:val="ListBullet"/>
+        <w:spacing w:after="60"/>
+      </w:pPr>
+      <w:r>
+        <w:rPr>
+          <w:b/>
+          <w:color w:val="143A6B"/>
+          <w:sz w:val="21"/>
+        </w:rPr>
+        <w:t>Героев берём из учебника</w:t>
+      </w:r>
+      <w:r>
+        <w:rPr>
+          <w:i w:val="0"/>
+          <w:color w:val="1F2937"/>
+          <w:sz w:val="21"/>
+        </w:rPr>
+        <w:t xml:space="preserve"> — Misty и Whisper прислала Анна.</w:t>
       </w:r>
     </w:p>
     <w:p>
@@ -2791,20 +2593,7 @@
           <w:color w:val="1F2937"/>
           <w:sz w:val="21"/>
         </w:rPr>
-        <w:t>) —</w:t>
-      </w:r>
-    </w:p>
-    <w:p>
-      <w:pPr>
-        <w:spacing w:after="120"/>
-      </w:pPr>
-      <w:r>
-        <w:rPr>
-          <w:i w:val="0"/>
-          <w:color w:val="1F2937"/>
-          <w:sz w:val="21"/>
-        </w:rPr>
-        <w:t>не переделываем.</w:t>
+        <w:t>).</w:t>
       </w:r>
     </w:p>
     <w:p>
@@ -2903,135 +2692,7 @@
           <w:color w:val="1F2937"/>
           <w:sz w:val="21"/>
         </w:rPr>
-        <w:t>слова для чтения оставляем (</w:t>
-      </w:r>
-      <w:r>
-        <w:rPr>
-          <w:rFonts w:ascii="Consolas" w:hAnsi="Consolas"/>
-          <w:color w:val="0B616E"/>
-          <w:sz w:val="21"/>
-        </w:rPr>
-        <w:t>week</w:t>
-      </w:r>
-      <w:r>
-        <w:rPr>
-          <w:i w:val="0"/>
-          <w:color w:val="1F2937"/>
-          <w:sz w:val="21"/>
-        </w:rPr>
-        <w:t xml:space="preserve">, </w:t>
-      </w:r>
-      <w:r>
-        <w:rPr>
-          <w:rFonts w:ascii="Consolas" w:hAnsi="Consolas"/>
-          <w:color w:val="0B616E"/>
-          <w:sz w:val="21"/>
-        </w:rPr>
-        <w:t>sleep</w:t>
-      </w:r>
-      <w:r>
-        <w:rPr>
-          <w:i w:val="0"/>
-          <w:color w:val="1F2937"/>
-          <w:sz w:val="21"/>
-        </w:rPr>
-        <w:t xml:space="preserve">, </w:t>
-      </w:r>
-      <w:r>
-        <w:rPr>
-          <w:rFonts w:ascii="Consolas" w:hAnsi="Consolas"/>
-          <w:color w:val="0B616E"/>
-          <w:sz w:val="21"/>
-        </w:rPr>
-        <w:t>plane</w:t>
-      </w:r>
-      <w:r>
-        <w:rPr>
-          <w:i w:val="0"/>
-          <w:color w:val="1F2937"/>
-          <w:sz w:val="21"/>
-        </w:rPr>
-        <w:t xml:space="preserve">, </w:t>
-      </w:r>
-      <w:r>
-        <w:rPr>
-          <w:rFonts w:ascii="Consolas" w:hAnsi="Consolas"/>
-          <w:color w:val="0B616E"/>
-          <w:sz w:val="21"/>
-        </w:rPr>
-        <w:t>jug</w:t>
-      </w:r>
-      <w:r>
-        <w:rPr>
-          <w:i w:val="0"/>
-          <w:color w:val="1F2937"/>
-          <w:sz w:val="21"/>
-        </w:rPr>
-        <w:t xml:space="preserve">, </w:t>
-      </w:r>
-      <w:r>
-        <w:rPr>
-          <w:rFonts w:ascii="Consolas" w:hAnsi="Consolas"/>
-          <w:color w:val="0B616E"/>
-          <w:sz w:val="21"/>
-        </w:rPr>
-        <w:t>quilt</w:t>
-      </w:r>
-      <w:r>
-        <w:rPr>
-          <w:i w:val="0"/>
-          <w:color w:val="1F2937"/>
-          <w:sz w:val="21"/>
-        </w:rPr>
-        <w:t xml:space="preserve">, </w:t>
-      </w:r>
-      <w:r>
-        <w:rPr>
-          <w:rFonts w:ascii="Consolas" w:hAnsi="Consolas"/>
-          <w:color w:val="0B616E"/>
-          <w:sz w:val="21"/>
-        </w:rPr>
-        <w:t>quit</w:t>
-      </w:r>
-      <w:r>
-        <w:rPr>
-          <w:i w:val="0"/>
-          <w:color w:val="1F2937"/>
-          <w:sz w:val="21"/>
-        </w:rPr>
-        <w:t xml:space="preserve">, </w:t>
-      </w:r>
-      <w:r>
-        <w:rPr>
-          <w:rFonts w:ascii="Consolas" w:hAnsi="Consolas"/>
-          <w:color w:val="0B616E"/>
-          <w:sz w:val="21"/>
-        </w:rPr>
-        <w:t>train</w:t>
-      </w:r>
-      <w:r>
-        <w:rPr>
-          <w:i w:val="0"/>
-          <w:color w:val="1F2937"/>
-          <w:sz w:val="21"/>
-        </w:rPr>
-        <w:t xml:space="preserve">, </w:t>
-      </w:r>
-      <w:r>
-        <w:rPr>
-          <w:rFonts w:ascii="Consolas" w:hAnsi="Consolas"/>
-          <w:color w:val="0B616E"/>
-          <w:sz w:val="21"/>
-        </w:rPr>
-        <w:t>three</w:t>
-      </w:r>
-      <w:r>
-        <w:rPr>
-          <w:i w:val="0"/>
-          <w:color w:val="1F2937"/>
-          <w:sz w:val="21"/>
-        </w:rPr>
-        <w:t>).</w:t>
+        <w:t>слова для чтения оставляем.</w:t>
       </w:r>
     </w:p>
     <w:p>
@@ -3066,7 +2727,7 @@
           <w:color w:val="1F2937"/>
           <w:sz w:val="21"/>
         </w:rPr>
-        <w:t>возвращаем словам со звуком, как просят планы уроков 1 и 2 юнита 2.</w:t>
+        <w:t>возвращаем словам со звуком.</w:t>
       </w:r>
     </w:p>
     <w:p>
@@ -3088,7 +2749,7 @@
           <w:color w:val="1F2937"/>
           <w:sz w:val="21"/>
         </w:rPr>
-        <w:t xml:space="preserve"> в юните 2: план вы уже поправили в своей копии, правим домашку.</w:t>
+        <w:t xml:space="preserve"> в юните 2: план Анна поправила в своей копии, правим домашку.</w:t>
       </w:r>
     </w:p>
     <w:p>
@@ -3102,7 +2763,7 @@
           <w:color w:val="143A6B"/>
           <w:sz w:val="21"/>
         </w:rPr>
-        <w:t>Планы уроков в базу не заливаем</w:t>
+        <w:t>«I have a pen.»</w:t>
       </w:r>
       <w:r>
         <w:rPr>
@@ -3110,7 +2771,7 @@
           <w:color w:val="1F2937"/>
           <w:sz w:val="21"/>
         </w:rPr>
-        <w:t xml:space="preserve"> — они лежат отдельно в библиотеке.</w:t>
+        <w:t xml:space="preserve"> из юнита 0, ДЗ 4 убираем совсем.</w:t>
       </w:r>
     </w:p>
     <w:p>
@@ -3124,7 +2785,7 @@
           <w:color w:val="143A6B"/>
           <w:sz w:val="21"/>
         </w:rPr>
-        <w:t>Публикацию ДЗ 2 юнита 0 вы убрали</w:t>
+        <w:t>Планы и презентации не трогаем</w:t>
       </w:r>
       <w:r>
         <w:rPr>
@@ -3132,7 +2793,28 @@
           <w:color w:val="1F2937"/>
           <w:sz w:val="21"/>
         </w:rPr>
-        <w:t xml:space="preserve"> — вопрос закрыт.</w:t>
+        <w:t xml:space="preserve"> — работаем с домашками. Пробник</w:t>
+      </w:r>
+    </w:p>
+    <w:p>
+      <w:pPr>
+        <w:spacing w:after="120"/>
+      </w:pPr>
+      <w:r>
+        <w:rPr>
+          <w:rFonts w:ascii="Consolas" w:hAnsi="Consolas"/>
+          <w:color w:val="0B616E"/>
+          <w:sz w:val="21"/>
+        </w:rPr>
+        <w:t>Lesson 1</w:t>
+      </w:r>
+      <w:r>
+        <w:rPr>
+          <w:i w:val="0"/>
+          <w:color w:val="1F2937"/>
+          <w:sz w:val="21"/>
+        </w:rPr>
+        <w:t xml:space="preserve"> юнита 1 в базе остаётся.</w:t>
       </w:r>
     </w:p>
     <w:p>
@@ -3146,7 +2828,7 @@
           <w:color w:val="143A6B"/>
           <w:sz w:val="21"/>
         </w:rPr>
-        <w:t>`.webm` проверять не нужно</w:t>
+        <w:t>Публикацию ДЗ 2 юнита 0 Анна убрала</w:t>
       </w:r>
       <w:r>
         <w:rPr>
@@ -3154,7 +2836,23 @@
           <w:color w:val="1F2937"/>
           <w:sz w:val="21"/>
         </w:rPr>
-        <w:t xml:space="preserve"> — устройств нет, поэтому решаем сами:</w:t>
+        <w:t xml:space="preserve">; </w:t>
+      </w:r>
+      <w:r>
+        <w:rPr>
+          <w:rFonts w:ascii="Consolas" w:hAnsi="Consolas"/>
+          <w:color w:val="0B616E"/>
+          <w:sz w:val="21"/>
+        </w:rPr>
+        <w:t>.webm</w:t>
+      </w:r>
+      <w:r>
+        <w:rPr>
+          <w:i w:val="0"/>
+          <w:color w:val="1F2937"/>
+          <w:sz w:val="21"/>
+        </w:rPr>
+        <w:t xml:space="preserve"> проверять не нужно —</w:t>
       </w:r>
     </w:p>
     <w:p>
@@ -3180,8 +2878,487 @@
           <w:color w:val="B13E0F"/>
           <w:sz w:val="23"/>
         </w:rPr>
-        <w:t>Ошибки ключей — чиним первыми, решения не ждут</w:t>
+        <w:t>Исправлено 20.10 — шесть неверных ключей</w:t>
       </w:r>
+    </w:p>
+    <w:tbl>
+      <w:tblPr>
+        <w:tblW w:type="auto" w:w="0"/>
+        <w:tblLook w:firstColumn="1" w:firstRow="1" w:lastColumn="0" w:lastRow="0" w:noHBand="0" w:noVBand="1" w:val="04A0"/>
+        <w:tblBorders>
+          <w:top w:val="single" w:sz="4" w:space="0" w:color="C9D4E4"/>
+          <w:left w:val="single" w:sz="4" w:space="0" w:color="C9D4E4"/>
+          <w:bottom w:val="single" w:sz="4" w:space="0" w:color="C9D4E4"/>
+          <w:right w:val="single" w:sz="4" w:space="0" w:color="C9D4E4"/>
+          <w:insideH w:val="single" w:sz="4" w:space="0" w:color="C9D4E4"/>
+          <w:insideV w:val="single" w:sz="4" w:space="0" w:color="C9D4E4"/>
+        </w:tblBorders>
+      </w:tblPr>
+      <w:tblGrid>
+        <w:gridCol w:w="5100"/>
+        <w:gridCol w:w="5100"/>
+      </w:tblGrid>
+      <w:tr>
+        <w:tc>
+          <w:tcPr>
+            <w:tcW w:type="dxa" w:w="5100"/>
+            <w:shd w:val="clear" w:color="auto" w:fill="1F3A6B"/>
+          </w:tcPr>
+          <w:p>
+            <w:pPr>
+              <w:spacing w:after="0"/>
+            </w:pPr>
+            <w:r/>
+            <w:r>
+              <w:rPr>
+                <w:b/>
+                <w:color w:val="FFFFFF"/>
+                <w:sz w:val="19"/>
+              </w:rPr>
+              <w:t>где</w:t>
+            </w:r>
+          </w:p>
+        </w:tc>
+        <w:tc>
+          <w:tcPr>
+            <w:tcW w:type="dxa" w:w="5100"/>
+            <w:shd w:val="clear" w:color="auto" w:fill="1F3A6B"/>
+          </w:tcPr>
+          <w:p>
+            <w:pPr>
+              <w:spacing w:after="0"/>
+            </w:pPr>
+            <w:r/>
+            <w:r>
+              <w:rPr>
+                <w:b/>
+                <w:color w:val="FFFFFF"/>
+                <w:sz w:val="19"/>
+              </w:rPr>
+              <w:t>что было</w:t>
+            </w:r>
+          </w:p>
+        </w:tc>
+      </w:tr>
+      <w:tr>
+        <w:tc>
+          <w:tcPr>
+            <w:tcW w:type="dxa" w:w="5100"/>
+            <w:shd w:val="clear" w:color="auto" w:fill="F3F7FC"/>
+          </w:tcPr>
+          <w:p>
+            <w:pPr>
+              <w:spacing w:after="20"/>
+            </w:pPr>
+            <w:r/>
+            <w:r>
+              <w:rPr>
+                <w:i w:val="0"/>
+                <w:color w:val="143A6B"/>
+                <w:sz w:val="19"/>
+              </w:rPr>
+              <w:t>Юнит 3, ДЗ 2, блок 2</w:t>
+            </w:r>
+          </w:p>
+        </w:tc>
+        <w:tc>
+          <w:tcPr>
+            <w:tcW w:type="dxa" w:w="5100"/>
+          </w:tcPr>
+          <w:p>
+            <w:pPr>
+              <w:spacing w:after="20"/>
+            </w:pPr>
+            <w:r/>
+            <w:r>
+              <w:rPr>
+                <w:i w:val="0"/>
+                <w:color w:val="1F2937"/>
+                <w:sz w:val="19"/>
+              </w:rPr>
+              <w:t xml:space="preserve">звучит </w:t>
+            </w:r>
+            <w:r>
+              <w:rPr>
+                <w:rFonts w:ascii="Consolas" w:hAnsi="Consolas"/>
+                <w:color w:val="0B616E"/>
+                <w:sz w:val="19"/>
+              </w:rPr>
+              <w:t>cube</w:t>
+            </w:r>
+            <w:r>
+              <w:rPr>
+                <w:i w:val="0"/>
+                <w:color w:val="1F2937"/>
+                <w:sz w:val="19"/>
+              </w:rPr>
+              <w:t xml:space="preserve">, а варианты только </w:t>
+            </w:r>
+            <w:r>
+              <w:rPr>
+                <w:rFonts w:ascii="Consolas" w:hAnsi="Consolas"/>
+                <w:color w:val="0B616E"/>
+                <w:sz w:val="19"/>
+              </w:rPr>
+              <w:t>cub</w:t>
+            </w:r>
+            <w:r>
+              <w:rPr>
+                <w:i w:val="0"/>
+                <w:color w:val="1F2937"/>
+                <w:sz w:val="19"/>
+              </w:rPr>
+              <w:t xml:space="preserve"> и </w:t>
+            </w:r>
+            <w:r>
+              <w:rPr>
+                <w:rFonts w:ascii="Consolas" w:hAnsi="Consolas"/>
+                <w:color w:val="0B616E"/>
+                <w:sz w:val="19"/>
+              </w:rPr>
+              <w:t>kube</w:t>
+            </w:r>
+            <w:r>
+              <w:rPr>
+                <w:i w:val="0"/>
+                <w:color w:val="1F2937"/>
+                <w:sz w:val="19"/>
+              </w:rPr>
+              <w:t xml:space="preserve"> — верного среди них не было, любой ответ считался неверным. Добавлен </w:t>
+            </w:r>
+            <w:r>
+              <w:rPr>
+                <w:rFonts w:ascii="Consolas" w:hAnsi="Consolas"/>
+                <w:color w:val="0B616E"/>
+                <w:sz w:val="19"/>
+              </w:rPr>
+              <w:t>cube</w:t>
+            </w:r>
+          </w:p>
+        </w:tc>
+      </w:tr>
+      <w:tr>
+        <w:tc>
+          <w:tcPr>
+            <w:tcW w:type="dxa" w:w="5100"/>
+            <w:shd w:val="clear" w:color="auto" w:fill="F3F7FC"/>
+          </w:tcPr>
+          <w:p>
+            <w:pPr>
+              <w:spacing w:after="20"/>
+            </w:pPr>
+            <w:r/>
+            <w:r>
+              <w:rPr>
+                <w:i w:val="0"/>
+                <w:color w:val="143A6B"/>
+                <w:sz w:val="19"/>
+              </w:rPr>
+              <w:t>Юнит 3, ДЗ 6, блок 3</w:t>
+            </w:r>
+          </w:p>
+        </w:tc>
+        <w:tc>
+          <w:tcPr>
+            <w:tcW w:type="dxa" w:w="5100"/>
+          </w:tcPr>
+          <w:p>
+            <w:pPr>
+              <w:spacing w:after="20"/>
+            </w:pPr>
+            <w:r/>
+            <w:r>
+              <w:rPr>
+                <w:i w:val="0"/>
+                <w:color w:val="1F2937"/>
+                <w:sz w:val="19"/>
+              </w:rPr>
+              <w:t xml:space="preserve">«найди слово без звука /ch/», а во всех трёх вариантах было </w:t>
+            </w:r>
+            <w:r>
+              <w:rPr>
+                <w:rFonts w:ascii="Consolas" w:hAnsi="Consolas"/>
+                <w:color w:val="0B616E"/>
+                <w:sz w:val="19"/>
+              </w:rPr>
+              <w:t>ch</w:t>
+            </w:r>
+            <w:r>
+              <w:rPr>
+                <w:i w:val="0"/>
+                <w:color w:val="1F2937"/>
+                <w:sz w:val="19"/>
+              </w:rPr>
+              <w:t xml:space="preserve">. </w:t>
+            </w:r>
+            <w:r>
+              <w:rPr>
+                <w:rFonts w:ascii="Consolas" w:hAnsi="Consolas"/>
+                <w:color w:val="0B616E"/>
+                <w:sz w:val="19"/>
+              </w:rPr>
+              <w:t>chek</w:t>
+            </w:r>
+            <w:r>
+              <w:rPr>
+                <w:i w:val="0"/>
+                <w:color w:val="1F2937"/>
+                <w:sz w:val="19"/>
+              </w:rPr>
+              <w:t xml:space="preserve"> → </w:t>
+            </w:r>
+            <w:r>
+              <w:rPr>
+                <w:rFonts w:ascii="Consolas" w:hAnsi="Consolas"/>
+                <w:color w:val="0B616E"/>
+                <w:sz w:val="19"/>
+              </w:rPr>
+              <w:t>cek</w:t>
+            </w:r>
+          </w:p>
+        </w:tc>
+      </w:tr>
+      <w:tr>
+        <w:tc>
+          <w:tcPr>
+            <w:tcW w:type="dxa" w:w="5100"/>
+            <w:shd w:val="clear" w:color="auto" w:fill="F3F7FC"/>
+          </w:tcPr>
+          <w:p>
+            <w:pPr>
+              <w:spacing w:after="20"/>
+            </w:pPr>
+            <w:r/>
+            <w:r>
+              <w:rPr>
+                <w:i w:val="0"/>
+                <w:color w:val="143A6B"/>
+                <w:sz w:val="19"/>
+              </w:rPr>
+              <w:t>Юнит 2, Тест, блок 2</w:t>
+            </w:r>
+          </w:p>
+        </w:tc>
+        <w:tc>
+          <w:tcPr>
+            <w:tcW w:type="dxa" w:w="5100"/>
+          </w:tcPr>
+          <w:p>
+            <w:pPr>
+              <w:spacing w:after="20"/>
+            </w:pPr>
+            <w:r/>
+            <w:r>
+              <w:rPr>
+                <w:i w:val="0"/>
+                <w:color w:val="1F2937"/>
+                <w:sz w:val="19"/>
+              </w:rPr>
+              <w:t xml:space="preserve">кириллическая </w:t>
+            </w:r>
+            <w:r>
+              <w:rPr>
+                <w:b/>
+                <w:color w:val="1F2937"/>
+                <w:sz w:val="19"/>
+              </w:rPr>
+              <w:t>р</w:t>
+            </w:r>
+            <w:r>
+              <w:rPr>
+                <w:i w:val="0"/>
+                <w:color w:val="1F2937"/>
+                <w:sz w:val="19"/>
+              </w:rPr>
+              <w:t xml:space="preserve"> внутри английского </w:t>
+            </w:r>
+            <w:r>
+              <w:rPr>
+                <w:rFonts w:ascii="Consolas" w:hAnsi="Consolas"/>
+                <w:color w:val="0B616E"/>
+                <w:sz w:val="19"/>
+              </w:rPr>
+              <w:t>yeр</w:t>
+            </w:r>
+            <w:r>
+              <w:rPr>
+                <w:i w:val="0"/>
+                <w:color w:val="1F2937"/>
+                <w:sz w:val="19"/>
+              </w:rPr>
+              <w:t xml:space="preserve"> → </w:t>
+            </w:r>
+            <w:r>
+              <w:rPr>
+                <w:rFonts w:ascii="Consolas" w:hAnsi="Consolas"/>
+                <w:color w:val="0B616E"/>
+                <w:sz w:val="19"/>
+              </w:rPr>
+              <w:t>yek</w:t>
+            </w:r>
+          </w:p>
+        </w:tc>
+      </w:tr>
+      <w:tr>
+        <w:tc>
+          <w:tcPr>
+            <w:tcW w:type="dxa" w:w="5100"/>
+            <w:shd w:val="clear" w:color="auto" w:fill="F3F7FC"/>
+          </w:tcPr>
+          <w:p>
+            <w:pPr>
+              <w:spacing w:after="20"/>
+            </w:pPr>
+            <w:r/>
+            <w:r>
+              <w:rPr>
+                <w:i w:val="0"/>
+                <w:color w:val="143A6B"/>
+                <w:sz w:val="19"/>
+              </w:rPr>
+              <w:t>Юнит 4, ДЗ 3, блок 4</w:t>
+            </w:r>
+          </w:p>
+        </w:tc>
+        <w:tc>
+          <w:tcPr>
+            <w:tcW w:type="dxa" w:w="5100"/>
+          </w:tcPr>
+          <w:p>
+            <w:pPr>
+              <w:spacing w:after="20"/>
+            </w:pPr>
+            <w:r/>
+            <w:r>
+              <w:rPr>
+                <w:i w:val="0"/>
+                <w:color w:val="1F2937"/>
+                <w:sz w:val="19"/>
+              </w:rPr>
+              <w:t>звучало «I'm dancing» (то же стоит вопросом 3), а верной отмечена картинка «бежит». Вернули задуманное «I'm running», звук переозвучить</w:t>
+            </w:r>
+          </w:p>
+        </w:tc>
+      </w:tr>
+      <w:tr>
+        <w:tc>
+          <w:tcPr>
+            <w:tcW w:type="dxa" w:w="5100"/>
+            <w:shd w:val="clear" w:color="auto" w:fill="F3F7FC"/>
+          </w:tcPr>
+          <w:p>
+            <w:pPr>
+              <w:spacing w:after="20"/>
+            </w:pPr>
+            <w:r/>
+            <w:r>
+              <w:rPr>
+                <w:i w:val="0"/>
+                <w:color w:val="143A6B"/>
+                <w:sz w:val="19"/>
+              </w:rPr>
+              <w:t>Юнит 4, ДЗ 6, блок 8</w:t>
+            </w:r>
+          </w:p>
+        </w:tc>
+        <w:tc>
+          <w:tcPr>
+            <w:tcW w:type="dxa" w:w="5100"/>
+          </w:tcPr>
+          <w:p>
+            <w:pPr>
+              <w:spacing w:after="20"/>
+            </w:pPr>
+            <w:r/>
+            <w:r>
+              <w:rPr>
+                <w:i w:val="0"/>
+                <w:color w:val="1F2937"/>
+                <w:sz w:val="19"/>
+              </w:rPr>
+              <w:t>блок на чтение: два ключа из четырёх противоречили тексту, к вопросам были прицеплены чужие записи. Ключи выставлены по картинкам, записи убраны</w:t>
+            </w:r>
+          </w:p>
+        </w:tc>
+      </w:tr>
+      <w:tr>
+        <w:tc>
+          <w:tcPr>
+            <w:tcW w:type="dxa" w:w="5100"/>
+            <w:shd w:val="clear" w:color="auto" w:fill="F3F7FC"/>
+          </w:tcPr>
+          <w:p>
+            <w:pPr>
+              <w:spacing w:after="20"/>
+            </w:pPr>
+            <w:r/>
+            <w:r>
+              <w:rPr>
+                <w:i w:val="0"/>
+                <w:color w:val="143A6B"/>
+                <w:sz w:val="19"/>
+              </w:rPr>
+              <w:t>Итоговый тест, блок 12</w:t>
+            </w:r>
+          </w:p>
+        </w:tc>
+        <w:tc>
+          <w:tcPr>
+            <w:tcW w:type="dxa" w:w="5100"/>
+          </w:tcPr>
+          <w:p>
+            <w:pPr>
+              <w:spacing w:after="20"/>
+            </w:pPr>
+            <w:r/>
+            <w:r>
+              <w:rPr>
+                <w:i w:val="0"/>
+                <w:color w:val="1F2937"/>
+                <w:sz w:val="19"/>
+              </w:rPr>
+              <w:t xml:space="preserve">«Is he a gardener?» с картинкой садовника было отмечено «No» → «Yes». Там же </w:t>
+            </w:r>
+            <w:r>
+              <w:rPr>
+                <w:rFonts w:ascii="Consolas" w:hAnsi="Consolas"/>
+                <w:color w:val="0B616E"/>
+                <w:sz w:val="19"/>
+              </w:rPr>
+              <w:t>my mum</w:t>
+            </w:r>
+            <w:r>
+              <w:rPr>
+                <w:i w:val="0"/>
+                <w:color w:val="1F2937"/>
+                <w:sz w:val="19"/>
+              </w:rPr>
+              <w:t xml:space="preserve"> → </w:t>
+            </w:r>
+            <w:r>
+              <w:rPr>
+                <w:rFonts w:ascii="Consolas" w:hAnsi="Consolas"/>
+                <w:color w:val="0B616E"/>
+                <w:sz w:val="19"/>
+              </w:rPr>
+              <w:t>your mum</w:t>
+            </w:r>
+            <w:r>
+              <w:rPr>
+                <w:i w:val="0"/>
+                <w:color w:val="1F2937"/>
+                <w:sz w:val="19"/>
+              </w:rPr>
+              <w:t>, звук переозвучить</w:t>
+            </w:r>
+          </w:p>
+        </w:tc>
+      </w:tr>
+    </w:tbl>
+    <w:p>
+      <w:pPr>
+        <w:spacing w:after="80"/>
+      </w:pPr>
     </w:p>
     <w:p>
       <w:pPr>
@@ -3193,7 +3370,7 @@
           <w:color w:val="1F2937"/>
           <w:sz w:val="21"/>
         </w:rPr>
-        <w:t xml:space="preserve">Шесть мест, где прилежный ученик получает «неверно»: юнит 3 ДЗ 2 блок 2 (звучит </w:t>
+        <w:t xml:space="preserve">Копия прежних значений — </w:t>
       </w:r>
       <w:r>
         <w:rPr>
@@ -3201,7 +3378,7 @@
           <w:color w:val="0B616E"/>
           <w:sz w:val="21"/>
         </w:rPr>
-        <w:t>cube</w:t>
+        <w:t>classroom_backup_sm0_keys_20261020</w:t>
       </w:r>
       <w:r>
         <w:rPr>
@@ -3209,87 +3386,7 @@
           <w:color w:val="1F2937"/>
           <w:sz w:val="21"/>
         </w:rPr>
-        <w:t xml:space="preserve">, а варианты только </w:t>
-      </w:r>
-      <w:r>
-        <w:rPr>
-          <w:rFonts w:ascii="Consolas" w:hAnsi="Consolas"/>
-          <w:color w:val="0B616E"/>
-          <w:sz w:val="21"/>
-        </w:rPr>
-        <w:t>cub</w:t>
-      </w:r>
-      <w:r>
-        <w:rPr>
-          <w:i w:val="0"/>
-          <w:color w:val="1F2937"/>
-          <w:sz w:val="21"/>
-        </w:rPr>
-        <w:t xml:space="preserve"> и </w:t>
-      </w:r>
-      <w:r>
-        <w:rPr>
-          <w:rFonts w:ascii="Consolas" w:hAnsi="Consolas"/>
-          <w:color w:val="0B616E"/>
-          <w:sz w:val="21"/>
-        </w:rPr>
-        <w:t>kube</w:t>
-      </w:r>
-      <w:r>
-        <w:rPr>
-          <w:i w:val="0"/>
-          <w:color w:val="1F2937"/>
-          <w:sz w:val="21"/>
-        </w:rPr>
-        <w:t xml:space="preserve"> — верного среди них нет); юнит 4 ДЗ 3 блок 4 (звучит «I'm dancing», верной отмечена картинка «бежит»); юнит 4 ДЗ 6 блок 8 (два ключа из четырёх противоречат написанному); итоговый тест блок 12 («Is he a gardener?» с картинкой садовника и ответом «No»); юнит 3 ДЗ 6 блок 3 («слово без звука /ch/», а отмечен </w:t>
-      </w:r>
-      <w:r>
-        <w:rPr>
-          <w:rFonts w:ascii="Consolas" w:hAnsi="Consolas"/>
-          <w:color w:val="0B616E"/>
-          <w:sz w:val="21"/>
-        </w:rPr>
-        <w:t>chek</w:t>
-      </w:r>
-      <w:r>
-        <w:rPr>
-          <w:i w:val="0"/>
-          <w:color w:val="1F2937"/>
-          <w:sz w:val="21"/>
-        </w:rPr>
-        <w:t xml:space="preserve">); юнит 2 тест блок 2 (кириллическая </w:t>
-      </w:r>
-      <w:r>
-        <w:rPr>
-          <w:b/>
-          <w:color w:val="143A6B"/>
-          <w:sz w:val="21"/>
-        </w:rPr>
-        <w:t>р</w:t>
-      </w:r>
-      <w:r>
-        <w:rPr>
-          <w:i w:val="0"/>
-          <w:color w:val="1F2937"/>
-          <w:sz w:val="21"/>
-        </w:rPr>
-        <w:t xml:space="preserve"> внутри английского </w:t>
-      </w:r>
-      <w:r>
-        <w:rPr>
-          <w:rFonts w:ascii="Consolas" w:hAnsi="Consolas"/>
-          <w:color w:val="0B616E"/>
-          <w:sz w:val="21"/>
-        </w:rPr>
-        <w:t>yeр</w:t>
-      </w:r>
-      <w:r>
-        <w:rPr>
-          <w:i w:val="0"/>
-          <w:color w:val="1F2937"/>
-          <w:sz w:val="21"/>
-        </w:rPr>
-        <w:t>).</w:t>
+        <w:t>.</w:t>
       </w:r>
     </w:p>
     <w:p>
@@ -3302,7 +3399,7 @@
           <w:color w:val="B13E0F"/>
           <w:sz w:val="23"/>
         </w:rPr>
-        <w:t>Что исправляем сами, одной правкой по курсу</w:t>
+        <w:t>Что ещё исправляем сами, одной правкой по курсу</w:t>
       </w:r>
     </w:p>
     <w:tbl>
@@ -3381,7 +3478,7 @@
                 <w:color w:val="143A6B"/>
                 <w:sz w:val="19"/>
               </w:rPr>
-              <w:t>задания на перевод (русское слово с английскими вариантами, «соедини слово и перевод») — меняем русское на картинку</w:t>
+              <w:t>задания на перевод — меняем русское слово на картинку</w:t>
             </w:r>
           </w:p>
         </w:tc>
@@ -3487,7 +3584,7 @@
                 <w:color w:val="143A6B"/>
                 <w:sz w:val="19"/>
               </w:rPr>
-              <w:t xml:space="preserve"> — переозвучим в обычный формат заодно</w:t>
+              <w:t xml:space="preserve"> — переозвучим в обычный формат</w:t>
             </w:r>
           </w:p>
         </w:tc>
@@ -3569,7 +3666,7 @@
                 <w:color w:val="143A6B"/>
                 <w:sz w:val="19"/>
               </w:rPr>
-              <w:t>«составь слово» без заголовка — рендер пишет «Составь предложение» над буквами одного слова</w:t>
+              <w:t>«составь слово» без заголовка и заголовки, выдающие ответ</w:t>
             </w:r>
           </w:p>
         </w:tc>
@@ -3588,7 +3685,7 @@
                 <w:color w:val="1F2937"/>
                 <w:sz w:val="19"/>
               </w:rPr>
-              <w:t>10 блоков</w:t>
+              <w:t>14 блоков</w:t>
             </w:r>
           </w:p>
         </w:tc>
@@ -3610,7 +3707,7 @@
                 <w:color w:val="143A6B"/>
                 <w:sz w:val="19"/>
               </w:rPr>
-              <w:t>заголовок выдаёт ответ («Make the word: hen» над плитками h, e, n)</w:t>
+              <w:t>звук стоит только у верного варианта</w:t>
             </w:r>
           </w:p>
         </w:tc>
@@ -3651,7 +3748,89 @@
                 <w:color w:val="143A6B"/>
                 <w:sz w:val="19"/>
               </w:rPr>
-              <w:t>звук стоит только у верного варианта — динамик рисуется ровно на правильном ответе</w:t>
+              <w:t>один и тот же блок повторён дословно</w:t>
+            </w:r>
+          </w:p>
+        </w:tc>
+        <w:tc>
+          <w:tcPr>
+            <w:tcW w:type="dxa" w:w="5100"/>
+          </w:tcPr>
+          <w:p>
+            <w:pPr>
+              <w:spacing w:after="20"/>
+            </w:pPr>
+            <w:r/>
+            <w:r>
+              <w:rPr>
+                <w:i w:val="0"/>
+                <w:color w:val="1F2937"/>
+                <w:sz w:val="19"/>
+              </w:rPr>
+              <w:t>5 блоков</w:t>
+            </w:r>
+          </w:p>
+        </w:tc>
+      </w:tr>
+      <w:tr>
+        <w:tc>
+          <w:tcPr>
+            <w:tcW w:type="dxa" w:w="5100"/>
+            <w:shd w:val="clear" w:color="auto" w:fill="F3F7FC"/>
+          </w:tcPr>
+          <w:p>
+            <w:pPr>
+              <w:spacing w:after="20"/>
+            </w:pPr>
+            <w:r/>
+            <w:r>
+              <w:rPr>
+                <w:i w:val="0"/>
+                <w:color w:val="143A6B"/>
+                <w:sz w:val="19"/>
+              </w:rPr>
+              <w:t>инструкция лежит в тексте вопроса и повторяется с номером</w:t>
+            </w:r>
+          </w:p>
+        </w:tc>
+        <w:tc>
+          <w:tcPr>
+            <w:tcW w:type="dxa" w:w="5100"/>
+          </w:tcPr>
+          <w:p>
+            <w:pPr>
+              <w:spacing w:after="20"/>
+            </w:pPr>
+            <w:r/>
+            <w:r>
+              <w:rPr>
+                <w:i w:val="0"/>
+                <w:color w:val="1F2937"/>
+                <w:sz w:val="19"/>
+              </w:rPr>
+              <w:t>8 блоков</w:t>
+            </w:r>
+          </w:p>
+        </w:tc>
+      </w:tr>
+      <w:tr>
+        <w:tc>
+          <w:tcPr>
+            <w:tcW w:type="dxa" w:w="5100"/>
+            <w:shd w:val="clear" w:color="auto" w:fill="F3F7FC"/>
+          </w:tcPr>
+          <w:p>
+            <w:pPr>
+              <w:spacing w:after="20"/>
+            </w:pPr>
+            <w:r/>
+            <w:r>
+              <w:rPr>
+                <w:i w:val="0"/>
+                <w:color w:val="143A6B"/>
+                <w:sz w:val="19"/>
+              </w:rPr>
+              <w:t>материал вперёд программы</w:t>
             </w:r>
           </w:p>
         </w:tc>
@@ -3692,203 +3871,7 @@
                 <w:color w:val="143A6B"/>
                 <w:sz w:val="19"/>
               </w:rPr>
-              <w:t>один и тот же блок повторён дословно (в юните 1 «I've got a dog!» стоит трижды подряд)</w:t>
-            </w:r>
-          </w:p>
-        </w:tc>
-        <w:tc>
-          <w:tcPr>
-            <w:tcW w:type="dxa" w:w="5100"/>
-          </w:tcPr>
-          <w:p>
-            <w:pPr>
-              <w:spacing w:after="20"/>
-            </w:pPr>
-            <w:r/>
-            <w:r>
-              <w:rPr>
-                <w:i w:val="0"/>
-                <w:color w:val="1F2937"/>
-                <w:sz w:val="19"/>
-              </w:rPr>
-              <w:t>5 блоков</w:t>
-            </w:r>
-          </w:p>
-        </w:tc>
-      </w:tr>
-      <w:tr>
-        <w:tc>
-          <w:tcPr>
-            <w:tcW w:type="dxa" w:w="5100"/>
-            <w:shd w:val="clear" w:color="auto" w:fill="F3F7FC"/>
-          </w:tcPr>
-          <w:p>
-            <w:pPr>
-              <w:spacing w:after="20"/>
-            </w:pPr>
-            <w:r/>
-            <w:r>
-              <w:rPr>
-                <w:i w:val="0"/>
-                <w:color w:val="143A6B"/>
-                <w:sz w:val="19"/>
-              </w:rPr>
-              <w:t>инструкция лежит в тексте вопроса и повторяется с номером («1. Слушай и выбирай числа.» девять раз подряд)</w:t>
-            </w:r>
-          </w:p>
-        </w:tc>
-        <w:tc>
-          <w:tcPr>
-            <w:tcW w:type="dxa" w:w="5100"/>
-          </w:tcPr>
-          <w:p>
-            <w:pPr>
-              <w:spacing w:after="20"/>
-            </w:pPr>
-            <w:r/>
-            <w:r>
-              <w:rPr>
-                <w:i w:val="0"/>
-                <w:color w:val="1F2937"/>
-                <w:sz w:val="19"/>
-              </w:rPr>
-              <w:t>8 блоков</w:t>
-            </w:r>
-          </w:p>
-        </w:tc>
-      </w:tr>
-      <w:tr>
-        <w:tc>
-          <w:tcPr>
-            <w:tcW w:type="dxa" w:w="5100"/>
-            <w:shd w:val="clear" w:color="auto" w:fill="F3F7FC"/>
-          </w:tcPr>
-          <w:p>
-            <w:pPr>
-              <w:spacing w:after="20"/>
-            </w:pPr>
-            <w:r/>
-            <w:r>
-              <w:rPr>
-                <w:i w:val="0"/>
-                <w:color w:val="143A6B"/>
-                <w:sz w:val="19"/>
-              </w:rPr>
-              <w:t xml:space="preserve">материал вперёд программы: </w:t>
-            </w:r>
-            <w:r>
-              <w:rPr>
-                <w:rFonts w:ascii="Consolas" w:hAnsi="Consolas"/>
-                <w:color w:val="0B616E"/>
-                <w:sz w:val="19"/>
-              </w:rPr>
-              <w:t>He's got</w:t>
-            </w:r>
-            <w:r>
-              <w:rPr>
-                <w:i w:val="0"/>
-                <w:color w:val="143A6B"/>
-                <w:sz w:val="19"/>
-              </w:rPr>
-              <w:t xml:space="preserve"> / </w:t>
-            </w:r>
-            <w:r>
-              <w:rPr>
-                <w:rFonts w:ascii="Consolas" w:hAnsi="Consolas"/>
-                <w:color w:val="0B616E"/>
-                <w:sz w:val="19"/>
-              </w:rPr>
-              <w:t>She's reading</w:t>
-            </w:r>
-            <w:r>
-              <w:rPr>
-                <w:i w:val="0"/>
-                <w:color w:val="143A6B"/>
-                <w:sz w:val="19"/>
-              </w:rPr>
-              <w:t xml:space="preserve"> в юнитах 3 и 4, «I have a pen.» в юните 0</w:t>
-            </w:r>
-          </w:p>
-        </w:tc>
-        <w:tc>
-          <w:tcPr>
-            <w:tcW w:type="dxa" w:w="5100"/>
-          </w:tcPr>
-          <w:p>
-            <w:pPr>
-              <w:spacing w:after="20"/>
-            </w:pPr>
-            <w:r/>
-            <w:r>
-              <w:rPr>
-                <w:i w:val="0"/>
-                <w:color w:val="1F2937"/>
-                <w:sz w:val="19"/>
-              </w:rPr>
-              <w:t>4 блока</w:t>
-            </w:r>
-          </w:p>
-        </w:tc>
-      </w:tr>
-      <w:tr>
-        <w:tc>
-          <w:tcPr>
-            <w:tcW w:type="dxa" w:w="5100"/>
-            <w:shd w:val="clear" w:color="auto" w:fill="F3F7FC"/>
-          </w:tcPr>
-          <w:p>
-            <w:pPr>
-              <w:spacing w:after="20"/>
-            </w:pPr>
-            <w:r/>
-            <w:r>
-              <w:rPr>
-                <w:i w:val="0"/>
-                <w:color w:val="143A6B"/>
-                <w:sz w:val="19"/>
-              </w:rPr>
-              <w:t>текст обещает не то, что есть («последний в курсе» перед юнитом повторения)</w:t>
-            </w:r>
-          </w:p>
-        </w:tc>
-        <w:tc>
-          <w:tcPr>
-            <w:tcW w:type="dxa" w:w="5100"/>
-          </w:tcPr>
-          <w:p>
-            <w:pPr>
-              <w:spacing w:after="20"/>
-            </w:pPr>
-            <w:r/>
-            <w:r>
-              <w:rPr>
-                <w:i w:val="0"/>
-                <w:color w:val="1F2937"/>
-                <w:sz w:val="19"/>
-              </w:rPr>
-              <w:t>2 блока</w:t>
-            </w:r>
-          </w:p>
-        </w:tc>
-      </w:tr>
-      <w:tr>
-        <w:tc>
-          <w:tcPr>
-            <w:tcW w:type="dxa" w:w="5100"/>
-            <w:shd w:val="clear" w:color="auto" w:fill="F3F7FC"/>
-          </w:tcPr>
-          <w:p>
-            <w:pPr>
-              <w:spacing w:after="20"/>
-            </w:pPr>
-            <w:r/>
-            <w:r>
-              <w:rPr>
-                <w:i w:val="0"/>
-                <w:color w:val="143A6B"/>
-                <w:sz w:val="19"/>
-              </w:rPr>
-              <w:t xml:space="preserve">озвученные опечатки: </w:t>
+              <w:t>озвученные опечатки (</w:t>
             </w:r>
             <w:r>
               <w:rPr>
@@ -3936,31 +3919,7 @@
                 <w:color w:val="143A6B"/>
                 <w:sz w:val="19"/>
               </w:rPr>
-              <w:t xml:space="preserve"> при двуглазом монстре, </w:t>
-            </w:r>
-            <w:r>
-              <w:rPr>
-                <w:rFonts w:ascii="Consolas" w:hAnsi="Consolas"/>
-                <w:color w:val="0B616E"/>
-                <w:sz w:val="19"/>
-              </w:rPr>
-              <w:t>Is this my mum?</w:t>
-            </w:r>
-            <w:r>
-              <w:rPr>
-                <w:i w:val="0"/>
-                <w:color w:val="143A6B"/>
-                <w:sz w:val="19"/>
-              </w:rPr>
-              <w:t xml:space="preserve"> вместо </w:t>
-            </w:r>
-            <w:r>
-              <w:rPr>
-                <w:rFonts w:ascii="Consolas" w:hAnsi="Consolas"/>
-                <w:color w:val="0B616E"/>
-                <w:sz w:val="19"/>
-              </w:rPr>
-              <w:t>your</w:t>
+              <w:t xml:space="preserve"> при двуглазом монстре)</w:t>
             </w:r>
           </w:p>
         </w:tc>
@@ -3979,7 +3938,7 @@
                 <w:color w:val="1F2937"/>
                 <w:sz w:val="19"/>
               </w:rPr>
-              <w:t>4 места</w:t>
+              <w:t>3 места</w:t>
             </w:r>
           </w:p>
         </w:tc>
@@ -4001,7 +3960,48 @@
                 <w:color w:val="143A6B"/>
                 <w:sz w:val="19"/>
               </w:rPr>
-              <w:t>картинки мельче 300 px; первыми на перерисовку профессии юнита 3 — на различении doctor и vet при 52–60 px держатся четыре блока</w:t>
+              <w:t>кадры и записи историй в домашки юнитов 0, 2, 3, 4</w:t>
+            </w:r>
+          </w:p>
+        </w:tc>
+        <w:tc>
+          <w:tcPr>
+            <w:tcW w:type="dxa" w:w="5100"/>
+          </w:tcPr>
+          <w:p>
+            <w:pPr>
+              <w:spacing w:after="20"/>
+            </w:pPr>
+            <w:r/>
+            <w:r>
+              <w:rPr>
+                <w:i w:val="0"/>
+                <w:color w:val="1F2937"/>
+                <w:sz w:val="19"/>
+              </w:rPr>
+              <w:t>4 блока</w:t>
+            </w:r>
+          </w:p>
+        </w:tc>
+      </w:tr>
+      <w:tr>
+        <w:tc>
+          <w:tcPr>
+            <w:tcW w:type="dxa" w:w="5100"/>
+            <w:shd w:val="clear" w:color="auto" w:fill="F3F7FC"/>
+          </w:tcPr>
+          <w:p>
+            <w:pPr>
+              <w:spacing w:after="20"/>
+            </w:pPr>
+            <w:r/>
+            <w:r>
+              <w:rPr>
+                <w:i w:val="0"/>
+                <w:color w:val="143A6B"/>
+                <w:sz w:val="19"/>
+              </w:rPr>
+              <w:t>картинки мельче 300 px; первыми профессии юнита 3</w:t>
             </w:r>
           </w:p>
         </w:tc>
@@ -4041,7 +4041,7 @@
           <w:color w:val="5A6372"/>
           <w:sz w:val="18"/>
         </w:rPr>
-        <w:t>Документ пересобран 19.10.2026. Источник: builds/vychitka_ot_vas.md</w:t>
+        <w:t>Документ пересобран 20.10.2026. Источник: builds/vychitka_ot_vas.md</w:t>
       </w:r>
     </w:p>
     <w:sectPr>

--- a/builds/Вычитка — что нужно от вас.docx
+++ b/builds/Вычитка — что нужно от вас.docx
@@ -2293,27 +2293,6 @@
     </w:p>
     <w:p>
       <w:pPr>
-        <w:spacing w:after="120"/>
-      </w:pPr>
-      <w:r>
-        <w:rPr>
-          <w:b/>
-          <w:color w:val="143A6B"/>
-          <w:sz w:val="21"/>
-        </w:rPr>
-        <w:t>4. `fire fighter` → `firefighter`.</w:t>
-      </w:r>
-      <w:r>
-        <w:rPr>
-          <w:i w:val="0"/>
-          <w:color w:val="1F2937"/>
-          <w:sz w:val="21"/>
-        </w:rPr>
-        <w:t xml:space="preserve"> Принято к исполнению как «одним словом, как в учебнике». Если имелось в виду обратное — скажите, пока не поздно: правка идёт по 13 местам и требует переозвучки.</w:t>
-      </w:r>
-    </w:p>
-    <w:p>
-      <w:pPr>
         <w:spacing w:after="80" w:before="200"/>
       </w:pPr>
       <w:r>
@@ -2524,6 +2503,41 @@
           <w:sz w:val="21"/>
         </w:rPr>
         <w:t xml:space="preserve"> — Misty и Whisper прислала Анна.</w:t>
+      </w:r>
+    </w:p>
+    <w:p>
+      <w:pPr>
+        <w:pStyle w:val="ListBullet"/>
+        <w:spacing w:after="60"/>
+      </w:pPr>
+      <w:r>
+        <w:rPr>
+          <w:b/>
+          <w:color w:val="143A6B"/>
+          <w:sz w:val="21"/>
+        </w:rPr>
+        <w:t>`fire fighter` — в два слова, как в учебнике.</w:t>
+      </w:r>
+      <w:r>
+        <w:rPr>
+          <w:i w:val="0"/>
+          <w:color w:val="1F2937"/>
+          <w:sz w:val="21"/>
+        </w:rPr>
+        <w:t xml:space="preserve"> База уже такая; три места,</w:t>
+      </w:r>
+    </w:p>
+    <w:p>
+      <w:pPr>
+        <w:spacing w:after="120"/>
+      </w:pPr>
+      <w:r>
+        <w:rPr>
+          <w:i w:val="0"/>
+          <w:color w:val="1F2937"/>
+          <w:sz w:val="21"/>
+        </w:rPr>
+        <w:t>где стояло слитно (юнит 3 ДЗ 3 блок 6, юнит 5 ДЗ 2 блок 6 и итоговый тест блок 10), исправлены 20.10, звук там пойдёт на переозвучку.</w:t>
       </w:r>
     </w:p>
     <w:p>
@@ -2936,6 +2950,47 @@
                 <w:sz w:val="19"/>
               </w:rPr>
               <w:t>что было</w:t>
+            </w:r>
+          </w:p>
+        </w:tc>
+      </w:tr>
+      <w:tr>
+        <w:tc>
+          <w:tcPr>
+            <w:tcW w:type="dxa" w:w="5100"/>
+            <w:shd w:val="clear" w:color="auto" w:fill="F3F7FC"/>
+          </w:tcPr>
+          <w:p>
+            <w:pPr>
+              <w:spacing w:after="20"/>
+            </w:pPr>
+            <w:r/>
+            <w:r>
+              <w:rPr>
+                <w:i w:val="0"/>
+                <w:color w:val="143A6B"/>
+                <w:sz w:val="19"/>
+              </w:rPr>
+              <w:t>Юнит 3, ДЗ 3, блок 6</w:t>
+            </w:r>
+          </w:p>
+        </w:tc>
+        <w:tc>
+          <w:tcPr>
+            <w:tcW w:type="dxa" w:w="5100"/>
+          </w:tcPr>
+          <w:p>
+            <w:pPr>
+              <w:spacing w:after="20"/>
+            </w:pPr>
+            <w:r/>
+            <w:r>
+              <w:rPr>
+                <w:i w:val="0"/>
+                <w:color w:val="1F2937"/>
+                <w:sz w:val="19"/>
+              </w:rPr>
+              <w:t>битая ссылка у вопроса, а звук лежал внутри верного варианта — динамик стоял ровно на правильном ответе. Озвучка перенесена к вопросу</w:t>
             </w:r>
           </w:p>
         </w:tc>

--- a/builds/Вычитка — что нужно от вас.docx
+++ b/builds/Вычитка — что нужно от вас.docx
@@ -1896,346 +1896,23 @@
           <w:color w:val="1F2937"/>
           <w:sz w:val="21"/>
         </w:rPr>
-        <w:t>, внутри — папка юнита. Имена ставить такие:</w:t>
+        <w:t>. Имена менять не нужно — заливайте как есть (</w:t>
       </w:r>
-    </w:p>
-    <w:tbl>
-      <w:tblPr>
-        <w:tblW w:type="auto" w:w="0"/>
-        <w:tblLook w:firstColumn="1" w:firstRow="1" w:lastColumn="0" w:lastRow="0" w:noHBand="0" w:noVBand="1" w:val="04A0"/>
-        <w:tblBorders>
-          <w:top w:val="single" w:sz="4" w:space="0" w:color="C9D4E4"/>
-          <w:left w:val="single" w:sz="4" w:space="0" w:color="C9D4E4"/>
-          <w:bottom w:val="single" w:sz="4" w:space="0" w:color="C9D4E4"/>
-          <w:right w:val="single" w:sz="4" w:space="0" w:color="C9D4E4"/>
-          <w:insideH w:val="single" w:sz="4" w:space="0" w:color="C9D4E4"/>
-          <w:insideV w:val="single" w:sz="4" w:space="0" w:color="C9D4E4"/>
-        </w:tblBorders>
-      </w:tblPr>
-      <w:tblGrid>
-        <w:gridCol w:w="3400"/>
-        <w:gridCol w:w="3400"/>
-        <w:gridCol w:w="3400"/>
-      </w:tblGrid>
-      <w:tr>
-        <w:tc>
-          <w:tcPr>
-            <w:tcW w:type="dxa" w:w="3400"/>
-            <w:shd w:val="clear" w:color="auto" w:fill="1F3A6B"/>
-          </w:tcPr>
-          <w:p>
-            <w:pPr>
-              <w:spacing w:after="0"/>
-            </w:pPr>
-            <w:r/>
-            <w:r>
-              <w:rPr>
-                <w:b/>
-                <w:color w:val="FFFFFF"/>
-                <w:sz w:val="19"/>
-              </w:rPr>
-              <w:t>трек</w:t>
-            </w:r>
-          </w:p>
-        </w:tc>
-        <w:tc>
-          <w:tcPr>
-            <w:tcW w:type="dxa" w:w="3400"/>
-            <w:shd w:val="clear" w:color="auto" w:fill="1F3A6B"/>
-          </w:tcPr>
-          <w:p>
-            <w:pPr>
-              <w:spacing w:after="0"/>
-            </w:pPr>
-            <w:r/>
-            <w:r>
-              <w:rPr>
-                <w:b/>
-                <w:color w:val="FFFFFF"/>
-                <w:sz w:val="19"/>
-              </w:rPr>
-              <w:t>куда положить</w:t>
-            </w:r>
-          </w:p>
-        </w:tc>
-        <w:tc>
-          <w:tcPr>
-            <w:tcW w:type="dxa" w:w="3400"/>
-            <w:shd w:val="clear" w:color="auto" w:fill="1F3A6B"/>
-          </w:tcPr>
-          <w:p>
-            <w:pPr>
-              <w:spacing w:after="0"/>
-            </w:pPr>
-            <w:r/>
-            <w:r>
-              <w:rPr>
-                <w:b/>
-                <w:color w:val="FFFFFF"/>
-                <w:sz w:val="19"/>
-              </w:rPr>
-              <w:t>как назвать</w:t>
-            </w:r>
-          </w:p>
-        </w:tc>
-      </w:tr>
-      <w:tr>
-        <w:tc>
-          <w:tcPr>
-            <w:tcW w:type="dxa" w:w="3400"/>
-            <w:shd w:val="clear" w:color="auto" w:fill="F3F7FC"/>
-          </w:tcPr>
-          <w:p>
-            <w:pPr>
-              <w:spacing w:after="20"/>
-            </w:pPr>
-            <w:r/>
-            <w:r>
-              <w:rPr>
-                <w:i w:val="0"/>
-                <w:color w:val="143A6B"/>
-                <w:sz w:val="19"/>
-              </w:rPr>
-              <w:t>Track 6</w:t>
-            </w:r>
-          </w:p>
-        </w:tc>
-        <w:tc>
-          <w:tcPr>
-            <w:tcW w:type="dxa" w:w="3400"/>
-          </w:tcPr>
-          <w:p>
-            <w:pPr>
-              <w:spacing w:after="20"/>
-            </w:pPr>
-            <w:r/>
-            <w:r>
-              <w:rPr>
-                <w:rFonts w:ascii="Consolas" w:hAnsi="Consolas"/>
-                <w:color w:val="0B616E"/>
-                <w:sz w:val="19"/>
-              </w:rPr>
-              <w:t>sm0/u0/</w:t>
-            </w:r>
-          </w:p>
-        </w:tc>
-        <w:tc>
-          <w:tcPr>
-            <w:tcW w:type="dxa" w:w="3400"/>
-          </w:tcPr>
-          <w:p>
-            <w:pPr>
-              <w:spacing w:after="20"/>
-            </w:pPr>
-            <w:r/>
-            <w:r>
-              <w:rPr>
-                <w:rFonts w:ascii="Consolas" w:hAnsi="Consolas"/>
-                <w:color w:val="0B616E"/>
-                <w:sz w:val="19"/>
-              </w:rPr>
-              <w:t>sm0_u0_hw4_story.mp3</w:t>
-            </w:r>
-          </w:p>
-        </w:tc>
-      </w:tr>
-      <w:tr>
-        <w:tc>
-          <w:tcPr>
-            <w:tcW w:type="dxa" w:w="3400"/>
-            <w:shd w:val="clear" w:color="auto" w:fill="F3F7FC"/>
-          </w:tcPr>
-          <w:p>
-            <w:pPr>
-              <w:spacing w:after="20"/>
-            </w:pPr>
-            <w:r/>
-            <w:r>
-              <w:rPr>
-                <w:i w:val="0"/>
-                <w:color w:val="143A6B"/>
-                <w:sz w:val="19"/>
-              </w:rPr>
-              <w:t>Track 39</w:t>
-            </w:r>
-          </w:p>
-        </w:tc>
-        <w:tc>
-          <w:tcPr>
-            <w:tcW w:type="dxa" w:w="3400"/>
-          </w:tcPr>
-          <w:p>
-            <w:pPr>
-              <w:spacing w:after="20"/>
-            </w:pPr>
-            <w:r/>
-            <w:r>
-              <w:rPr>
-                <w:rFonts w:ascii="Consolas" w:hAnsi="Consolas"/>
-                <w:color w:val="0B616E"/>
-                <w:sz w:val="19"/>
-              </w:rPr>
-              <w:t>sm0/u2/</w:t>
-            </w:r>
-          </w:p>
-        </w:tc>
-        <w:tc>
-          <w:tcPr>
-            <w:tcW w:type="dxa" w:w="3400"/>
-          </w:tcPr>
-          <w:p>
-            <w:pPr>
-              <w:spacing w:after="20"/>
-            </w:pPr>
-            <w:r/>
-            <w:r>
-              <w:rPr>
-                <w:rFonts w:ascii="Consolas" w:hAnsi="Consolas"/>
-                <w:color w:val="0B616E"/>
-                <w:sz w:val="19"/>
-              </w:rPr>
-              <w:t>sm0_u2_hw5_story.mp3</w:t>
-            </w:r>
-          </w:p>
-        </w:tc>
-      </w:tr>
-      <w:tr>
-        <w:tc>
-          <w:tcPr>
-            <w:tcW w:type="dxa" w:w="3400"/>
-            <w:shd w:val="clear" w:color="auto" w:fill="F3F7FC"/>
-          </w:tcPr>
-          <w:p>
-            <w:pPr>
-              <w:spacing w:after="20"/>
-            </w:pPr>
-            <w:r/>
-            <w:r>
-              <w:rPr>
-                <w:i w:val="0"/>
-                <w:color w:val="143A6B"/>
-                <w:sz w:val="19"/>
-              </w:rPr>
-              <w:t>Track 83</w:t>
-            </w:r>
-          </w:p>
-        </w:tc>
-        <w:tc>
-          <w:tcPr>
-            <w:tcW w:type="dxa" w:w="3400"/>
-          </w:tcPr>
-          <w:p>
-            <w:pPr>
-              <w:spacing w:after="20"/>
-            </w:pPr>
-            <w:r/>
-            <w:r>
-              <w:rPr>
-                <w:rFonts w:ascii="Consolas" w:hAnsi="Consolas"/>
-                <w:color w:val="0B616E"/>
-                <w:sz w:val="19"/>
-              </w:rPr>
-              <w:t>sm0/u3/</w:t>
-            </w:r>
-          </w:p>
-        </w:tc>
-        <w:tc>
-          <w:tcPr>
-            <w:tcW w:type="dxa" w:w="3400"/>
-          </w:tcPr>
-          <w:p>
-            <w:pPr>
-              <w:spacing w:after="20"/>
-            </w:pPr>
-            <w:r/>
-            <w:r>
-              <w:rPr>
-                <w:rFonts w:ascii="Consolas" w:hAnsi="Consolas"/>
-                <w:color w:val="0B616E"/>
-                <w:sz w:val="19"/>
-              </w:rPr>
-              <w:t>sm0_u3_hw5_story.mp3</w:t>
-            </w:r>
-          </w:p>
-        </w:tc>
-      </w:tr>
-      <w:tr>
-        <w:tc>
-          <w:tcPr>
-            <w:tcW w:type="dxa" w:w="3400"/>
-            <w:shd w:val="clear" w:color="auto" w:fill="F3F7FC"/>
-          </w:tcPr>
-          <w:p>
-            <w:pPr>
-              <w:spacing w:after="20"/>
-            </w:pPr>
-            <w:r/>
-            <w:r>
-              <w:rPr>
-                <w:i w:val="0"/>
-                <w:color w:val="143A6B"/>
-                <w:sz w:val="19"/>
-              </w:rPr>
-              <w:t>Track 66</w:t>
-            </w:r>
-          </w:p>
-        </w:tc>
-        <w:tc>
-          <w:tcPr>
-            <w:tcW w:type="dxa" w:w="3400"/>
-          </w:tcPr>
-          <w:p>
-            <w:pPr>
-              <w:spacing w:after="20"/>
-            </w:pPr>
-            <w:r/>
-            <w:r>
-              <w:rPr>
-                <w:rFonts w:ascii="Consolas" w:hAnsi="Consolas"/>
-                <w:color w:val="0B616E"/>
-                <w:sz w:val="19"/>
-              </w:rPr>
-              <w:t>sm0/u4/</w:t>
-            </w:r>
-          </w:p>
-        </w:tc>
-        <w:tc>
-          <w:tcPr>
-            <w:tcW w:type="dxa" w:w="3400"/>
-          </w:tcPr>
-          <w:p>
-            <w:pPr>
-              <w:spacing w:after="20"/>
-            </w:pPr>
-            <w:r/>
-            <w:r>
-              <w:rPr>
-                <w:rFonts w:ascii="Consolas" w:hAnsi="Consolas"/>
-                <w:color w:val="0B616E"/>
-                <w:sz w:val="19"/>
-              </w:rPr>
-              <w:t>sm0_u4_hw5_story.mp3</w:t>
-            </w:r>
-          </w:p>
-        </w:tc>
-      </w:tr>
-    </w:tbl>
-    <w:p>
-      <w:pPr>
-        <w:spacing w:after="80"/>
-      </w:pPr>
-    </w:p>
-    <w:p>
-      <w:pPr>
-        <w:spacing w:after="120"/>
-      </w:pPr>
+      <w:r>
+        <w:rPr>
+          <w:rFonts w:ascii="Consolas" w:hAnsi="Consolas"/>
+          <w:color w:val="0B616E"/>
+          <w:sz w:val="21"/>
+        </w:rPr>
+        <w:t>SM2ed_Students_Book_L0_Track_6/39/66/83.mp3</w:t>
+      </w:r>
       <w:r>
         <w:rPr>
           <w:i w:val="0"/>
           <w:color w:val="1F2937"/>
           <w:sz w:val="21"/>
         </w:rPr>
-        <w:t>Ссылки в блоки пропишем сами. Через SQL открыть загрузку не вышло — у базы нет прав на политики хранилища (ошибка «must be owner of table objects»), поэтому только через интерфейс Supabase.</w:t>
+        <w:t>), файлы в бакете мы видим и ссылки в блоки пропишем сами. Через SQL открыть загрузку не вышло: у базы нет прав на политики хранилища (ошибка «must be owner of table objects»), поэтому только через интерфейс Supabase.</w:t>
       </w:r>
     </w:p>
     <w:p>

--- a/builds/Вычитка — что нужно от вас.docx
+++ b/builds/Вычитка — что нужно от вас.docx
@@ -1115,7 +1115,7 @@
           <w:color w:val="1F2937"/>
           <w:sz w:val="21"/>
         </w:rPr>
-        <w:t xml:space="preserve"> шесть неверных ключей — те места, где прилежный ученик получал «неверно»; кадры трёх историй нарезаны из разворотов и лежат в </w:t>
+        <w:t xml:space="preserve"> шесть неверных ключей — те места, где прилежный ученик получал «неверно»; </w:t>
       </w:r>
       <w:r>
         <w:rPr>
@@ -1123,7 +1123,7 @@
           <w:color w:val="0B616E"/>
           <w:sz w:val="21"/>
         </w:rPr>
-        <w:t>media/sm0/u0</w:t>
+        <w:t>fire fighter</w:t>
       </w:r>
       <w:r>
         <w:rPr>
@@ -1131,39 +1131,7 @@
           <w:color w:val="1F2937"/>
           <w:sz w:val="21"/>
         </w:rPr>
-        <w:t xml:space="preserve">, </w:t>
-      </w:r>
-      <w:r>
-        <w:rPr>
-          <w:rFonts w:ascii="Consolas" w:hAnsi="Consolas"/>
-          <w:color w:val="0B616E"/>
-          <w:sz w:val="21"/>
-        </w:rPr>
-        <w:t>u2</w:t>
-      </w:r>
-      <w:r>
-        <w:rPr>
-          <w:i w:val="0"/>
-          <w:color w:val="1F2937"/>
-          <w:sz w:val="21"/>
-        </w:rPr>
-        <w:t xml:space="preserve">, </w:t>
-      </w:r>
-      <w:r>
-        <w:rPr>
-          <w:rFonts w:ascii="Consolas" w:hAnsi="Consolas"/>
-          <w:color w:val="0B616E"/>
-          <w:sz w:val="21"/>
-        </w:rPr>
-        <w:t>u3</w:t>
-      </w:r>
-      <w:r>
-        <w:rPr>
-          <w:i w:val="0"/>
-          <w:color w:val="1F2937"/>
-          <w:sz w:val="21"/>
-        </w:rPr>
-        <w:t>; карточки героев Misty и Whisper вырезаны.</w:t>
+        <w:t xml:space="preserve"> приведён к учебнику в трёх местах; истории собраны в домашки юнитов 0, 2 и 3 — кадры из ваших разворотов, порядок из книги, записи из хранилища; в юните 0 убрана «I have a pen.» и починен блок «Молодец!», который был микрофоном с ручной проверкой; карточки Misty и Whisper готовы.</w:t>
       </w:r>
     </w:p>
     <w:p>
@@ -1189,7 +1157,7 @@
           <w:color w:val="143A6B"/>
           <w:sz w:val="21"/>
         </w:rPr>
-        <w:t>1. Послушать записи — 8 мест.</w:t>
+        <w:t>1. Послушать записи — 6 мест и один разворот.</w:t>
       </w:r>
       <w:r>
         <w:rPr>
@@ -1604,7 +1572,7 @@
                 <w:color w:val="1F2937"/>
                 <w:sz w:val="19"/>
               </w:rPr>
-              <w:t>Юнит 3, ДЗ 5, блок 6</w:t>
+              <w:t>Юнит 4, ДЗ 5, блок 5</w:t>
             </w:r>
           </w:p>
         </w:tc>
@@ -1619,11 +1587,19 @@
             <w:r/>
             <w:r>
               <w:rPr>
+                <w:b/>
+                <w:color w:val="1F2937"/>
+                <w:sz w:val="19"/>
+              </w:rPr>
+              <w:t>проще прислать разворот истории</w:t>
+            </w:r>
+            <w:r>
+              <w:rPr>
                 <w:i w:val="0"/>
                 <w:color w:val="1F2937"/>
                 <w:sz w:val="19"/>
               </w:rPr>
-              <w:t>порядок четырёх кадров истории (Track 83)</w:t>
+              <w:t xml:space="preserve"> из учебника, как вы прислали три других. Тогда порядок кадров возьмём из книги и слушать не придётся</w:t>
             </w:r>
           </w:p>
         </w:tc>
@@ -1646,66 +1622,6 @@
                 <w:sz w:val="19"/>
               </w:rPr>
               <w:t>Р6</w:t>
-            </w:r>
-          </w:p>
-        </w:tc>
-        <w:tc>
-          <w:tcPr>
-            <w:tcW w:type="dxa" w:w="3400"/>
-          </w:tcPr>
-          <w:p>
-            <w:pPr>
-              <w:spacing w:after="20"/>
-            </w:pPr>
-            <w:r/>
-            <w:r>
-              <w:rPr>
-                <w:i w:val="0"/>
-                <w:color w:val="1F2937"/>
-                <w:sz w:val="19"/>
-              </w:rPr>
-              <w:t>Юнит 4, ДЗ 5, блок 5</w:t>
-            </w:r>
-          </w:p>
-        </w:tc>
-        <w:tc>
-          <w:tcPr>
-            <w:tcW w:type="dxa" w:w="3400"/>
-          </w:tcPr>
-          <w:p>
-            <w:pPr>
-              <w:spacing w:after="20"/>
-            </w:pPr>
-            <w:r/>
-            <w:r>
-              <w:rPr>
-                <w:i w:val="0"/>
-                <w:color w:val="1F2937"/>
-                <w:sz w:val="19"/>
-              </w:rPr>
-              <w:t>порядок кадров d → b → a → c (Track 66)</w:t>
-            </w:r>
-          </w:p>
-        </w:tc>
-      </w:tr>
-      <w:tr>
-        <w:tc>
-          <w:tcPr>
-            <w:tcW w:type="dxa" w:w="3400"/>
-            <w:shd w:val="clear" w:color="auto" w:fill="F3F7FC"/>
-          </w:tcPr>
-          <w:p>
-            <w:pPr>
-              <w:spacing w:after="20"/>
-            </w:pPr>
-            <w:r/>
-            <w:r>
-              <w:rPr>
-                <w:i w:val="0"/>
-                <w:color w:val="143A6B"/>
-                <w:sz w:val="19"/>
-              </w:rPr>
-              <w:t>Р7</w:t>
             </w:r>
           </w:p>
         </w:tc>
@@ -1765,7 +1681,7 @@
                 <w:color w:val="143A6B"/>
                 <w:sz w:val="19"/>
               </w:rPr>
-              <w:t>Р8</w:t>
+              <w:t>Р7</w:t>
             </w:r>
           </w:p>
         </w:tc>
@@ -1856,7 +1772,28 @@
           <w:color w:val="143A6B"/>
           <w:sz w:val="21"/>
         </w:rPr>
-        <w:t>2. Залить четыре записи историй в хранилище.</w:t>
+        <w:t>2. Посмотреть три пересобранных блока с историями</w:t>
+      </w:r>
+      <w:r>
+        <w:rPr>
+          <w:i w:val="0"/>
+          <w:color w:val="1F2937"/>
+          <w:sz w:val="21"/>
+        </w:rPr>
+        <w:t xml:space="preserve"> — юнит 0 ДЗ 4 блок 8, юнит 2 ДЗ 5 блок 7, юнит 3 ДЗ 5 блок 6. Кадры нарезаны из ваших разворотов, порядок взят из книги, записи подставлены.</w:t>
+      </w:r>
+    </w:p>
+    <w:p>
+      <w:pPr>
+        <w:spacing w:after="120"/>
+      </w:pPr>
+      <w:r>
+        <w:rPr>
+          <w:b/>
+          <w:color w:val="143A6B"/>
+          <w:sz w:val="21"/>
+        </w:rPr>
+        <w:t>3. (сделано) Залить четыре записи историй в хранилище.</w:t>
       </w:r>
       <w:r>
         <w:rPr>

--- a/builds/Вычитка — что нужно от вас.docx
+++ b/builds/Вычитка — что нужно от вас.docx
@@ -1591,7 +1591,7 @@
                 <w:color w:val="1F2937"/>
                 <w:sz w:val="19"/>
               </w:rPr>
-              <w:t>проще прислать разворот истории</w:t>
+              <w:t>нужен разворот истории</w:t>
             </w:r>
             <w:r>
               <w:rPr>
@@ -1599,7 +1599,7 @@
                 <w:color w:val="1F2937"/>
                 <w:sz w:val="19"/>
               </w:rPr>
-              <w:t xml:space="preserve"> из учебника, как вы прислали три других. Тогда порядок кадров возьмём из книги и слушать не придётся</w:t>
+              <w:t xml:space="preserve"> из Student's Book (история про спортзал и мяч). В блоке стоят кадры рабочей тетради с буквами a/b/c/d — это метки упражнения, порядок по ним не восстановить. Track 66 в Student's Book — другая запись, это страница «What's in your town?»</w:t>
             </w:r>
           </w:p>
         </w:tc>
@@ -1772,7 +1772,7 @@
           <w:color w:val="143A6B"/>
           <w:sz w:val="21"/>
         </w:rPr>
-        <w:t>2. Посмотреть три пересобранных блока с историями</w:t>
+        <w:t>2. Вопрос по составу курса.</w:t>
       </w:r>
       <w:r>
         <w:rPr>
@@ -1780,7 +1780,7 @@
           <w:color w:val="1F2937"/>
           <w:sz w:val="21"/>
         </w:rPr>
-        <w:t xml:space="preserve"> — юнит 0 ДЗ 4 блок 8, юнит 2 ДЗ 5 блок 7, юнит 3 ДЗ 5 блок 6. Кадры нарезаны из ваших разворотов, порядок взят из книги, записи подставлены.</w:t>
+        <w:t xml:space="preserve"> В Student's Book есть разворот «What's in your town?» (bus stop, school, cinema, hospital, toy shop, park), а в нашем SM0 пять юнитов — тело, семья, профессии, хобби — и темы города нет ни в одном. Так задумано или юнит потерялся?</w:t>
       </w:r>
     </w:p>
     <w:p>

--- a/builds/Вычитка — что нужно от вас.docx
+++ b/builds/Вычитка — что нужно от вас.docx
@@ -1299,11 +1299,19 @@
             <w:r/>
             <w:r>
               <w:rPr>
-                <w:b/>
+                <w:i w:val="0"/>
                 <w:color w:val="1F2937"/>
                 <w:sz w:val="19"/>
               </w:rPr>
-              <w:t>записи нет</w:t>
+              <w:t xml:space="preserve">звук /s/ записан и поставлен. Второго файла в бакете нет — имя с буквой </w:t>
+            </w:r>
+            <w:r>
+              <w:rPr>
+                <w:rFonts w:ascii="Consolas" w:hAnsi="Consolas"/>
+                <w:color w:val="0B616E"/>
+                <w:sz w:val="19"/>
+              </w:rPr>
+              <w:t>æ</w:t>
             </w:r>
             <w:r>
               <w:rPr>
@@ -1311,7 +1319,39 @@
                 <w:color w:val="1F2937"/>
                 <w:sz w:val="19"/>
               </w:rPr>
-              <w:t xml:space="preserve"> — нужно записать звуки /s/ и /æ/ (именно звук, не название буквы), иначе задание нерешаемо</w:t>
+              <w:t xml:space="preserve"> хранилище, видимо, не приняло; перезалейте латиницей (</w:t>
+            </w:r>
+            <w:r>
+              <w:rPr>
+                <w:rFonts w:ascii="Consolas" w:hAnsi="Consolas"/>
+                <w:color w:val="0B616E"/>
+                <w:sz w:val="19"/>
+              </w:rPr>
+              <w:t>ae.mp3</w:t>
+            </w:r>
+            <w:r>
+              <w:rPr>
+                <w:i w:val="0"/>
+                <w:color w:val="1F2937"/>
+                <w:sz w:val="19"/>
+              </w:rPr>
+              <w:t xml:space="preserve">, папка </w:t>
+            </w:r>
+            <w:r>
+              <w:rPr>
+                <w:rFonts w:ascii="Consolas" w:hAnsi="Consolas"/>
+                <w:color w:val="0B616E"/>
+                <w:sz w:val="19"/>
+              </w:rPr>
+              <w:t>sm0</w:t>
+            </w:r>
+            <w:r>
+              <w:rPr>
+                <w:i w:val="0"/>
+                <w:color w:val="1F2937"/>
+                <w:sz w:val="19"/>
+              </w:rPr>
+              <w:t>)</w:t>
             </w:r>
           </w:p>
         </w:tc>
@@ -1772,27 +1812,6 @@
           <w:color w:val="143A6B"/>
           <w:sz w:val="21"/>
         </w:rPr>
-        <w:t>2. Вопрос по составу курса.</w:t>
-      </w:r>
-      <w:r>
-        <w:rPr>
-          <w:i w:val="0"/>
-          <w:color w:val="1F2937"/>
-          <w:sz w:val="21"/>
-        </w:rPr>
-        <w:t xml:space="preserve"> В Student's Book есть разворот «What's in your town?» (bus stop, school, cinema, hospital, toy shop, park), а в нашем SM0 пять юнитов — тело, семья, профессии, хобби — и темы города нет ни в одном. Так задумано или юнит потерялся?</w:t>
-      </w:r>
-    </w:p>
-    <w:p>
-      <w:pPr>
-        <w:spacing w:after="120"/>
-      </w:pPr>
-      <w:r>
-        <w:rPr>
-          <w:b/>
-          <w:color w:val="143A6B"/>
-          <w:sz w:val="21"/>
-        </w:rPr>
         <w:t>3. (сделано) Залить четыре записи историй в хранилище.</w:t>
       </w:r>
       <w:r>
@@ -2116,7 +2135,42 @@
           <w:color w:val="1F2937"/>
           <w:sz w:val="21"/>
         </w:rPr>
-        <w:t xml:space="preserve"> — Misty и Whisper прислала Анна.</w:t>
+        <w:t xml:space="preserve"> — Misty (девочка) и Whisper (мальчик).</w:t>
+      </w:r>
+    </w:p>
+    <w:p>
+      <w:pPr>
+        <w:pStyle w:val="ListBullet"/>
+        <w:spacing w:after="60"/>
+      </w:pPr>
+      <w:r>
+        <w:rPr>
+          <w:b/>
+          <w:color w:val="143A6B"/>
+          <w:sz w:val="21"/>
+        </w:rPr>
+        <w:t>Из учебника взяты не все юниты</w:t>
+      </w:r>
+      <w:r>
+        <w:rPr>
+          <w:i w:val="0"/>
+          <w:color w:val="1F2937"/>
+          <w:sz w:val="21"/>
+        </w:rPr>
+        <w:t xml:space="preserve"> — темы города в курсе нет намеренно,</w:t>
+      </w:r>
+    </w:p>
+    <w:p>
+      <w:pPr>
+        <w:spacing w:after="120"/>
+      </w:pPr>
+      <w:r>
+        <w:rPr>
+          <w:i w:val="0"/>
+          <w:color w:val="1F2937"/>
+          <w:sz w:val="21"/>
+        </w:rPr>
+        <w:t>поэтому история Track 73 (голубь на автобусной остановке) нам не нужна.</w:t>
       </w:r>
     </w:p>
     <w:p>

--- a/builds/Вычитка — что нужно от вас.docx
+++ b/builds/Вычитка — что нужно от вас.docx
@@ -2149,6 +2149,41 @@
           <w:color w:val="143A6B"/>
           <w:sz w:val="21"/>
         </w:rPr>
+        <w:t>Карточки с лексикой идут сразу после приветствия</w:t>
+      </w:r>
+      <w:r>
+        <w:rPr>
+          <w:i w:val="0"/>
+          <w:color w:val="1F2937"/>
+          <w:sz w:val="21"/>
+        </w:rPr>
+        <w:t xml:space="preserve"> (решение от 20.10).</w:t>
+      </w:r>
+    </w:p>
+    <w:p>
+      <w:pPr>
+        <w:spacing w:after="120"/>
+      </w:pPr>
+      <w:r>
+        <w:rPr>
+          <w:i w:val="0"/>
+          <w:color w:val="1F2937"/>
+          <w:sz w:val="21"/>
+        </w:rPr>
+        <w:t>В SM0 все 11 карточек переставлены вторым блоком.</w:t>
+      </w:r>
+    </w:p>
+    <w:p>
+      <w:pPr>
+        <w:pStyle w:val="ListBullet"/>
+        <w:spacing w:after="60"/>
+      </w:pPr>
+      <w:r>
+        <w:rPr>
+          <w:b/>
+          <w:color w:val="143A6B"/>
+          <w:sz w:val="21"/>
+        </w:rPr>
         <w:t>Из учебника взяты не все юниты</w:t>
       </w:r>
       <w:r>

--- a/builds/Вычитка — что нужно от вас.docx
+++ b/builds/Вычитка — что нужно от вас.docx
@@ -1115,7 +1115,7 @@
           <w:color w:val="1F2937"/>
           <w:sz w:val="21"/>
         </w:rPr>
-        <w:t xml:space="preserve"> шесть неверных ключей — те места, где прилежный ученик получал «неверно»; </w:t>
+        <w:t xml:space="preserve"> 11 заданий на перевод — русское слово заменено картинкой, в курсе их больше не осталось; карточки с лексикой переставлены вторым блоком во всех 11 домашках; три одинаковых «I've got a dog!» в юните 1 разведены по плану урока; шесть неверных ключей — те места, где прилежный ученик получал «неверно»; </w:t>
       </w:r>
       <w:r>
         <w:rPr>
@@ -3506,47 +3506,6 @@
                 <w:color w:val="143A6B"/>
                 <w:sz w:val="19"/>
               </w:rPr>
-              <w:t>один и тот же блок повторён дословно</w:t>
-            </w:r>
-          </w:p>
-        </w:tc>
-        <w:tc>
-          <w:tcPr>
-            <w:tcW w:type="dxa" w:w="5100"/>
-          </w:tcPr>
-          <w:p>
-            <w:pPr>
-              <w:spacing w:after="20"/>
-            </w:pPr>
-            <w:r/>
-            <w:r>
-              <w:rPr>
-                <w:i w:val="0"/>
-                <w:color w:val="1F2937"/>
-                <w:sz w:val="19"/>
-              </w:rPr>
-              <w:t>5 блоков</w:t>
-            </w:r>
-          </w:p>
-        </w:tc>
-      </w:tr>
-      <w:tr>
-        <w:tc>
-          <w:tcPr>
-            <w:tcW w:type="dxa" w:w="5100"/>
-            <w:shd w:val="clear" w:color="auto" w:fill="F3F7FC"/>
-          </w:tcPr>
-          <w:p>
-            <w:pPr>
-              <w:spacing w:after="20"/>
-            </w:pPr>
-            <w:r/>
-            <w:r>
-              <w:rPr>
-                <w:i w:val="0"/>
-                <w:color w:val="143A6B"/>
-                <w:sz w:val="19"/>
-              </w:rPr>
               <w:t>инструкция лежит в тексте вопроса и повторяется с номером</w:t>
             </w:r>
           </w:p>

--- a/builds/Вычитка — что нужно от вас.docx
+++ b/builds/Вычитка — что нужно от вас.docx
@@ -1159,14 +1159,6 @@
         </w:rPr>
         <w:t>1. Послушать записи — 6 мест и один разворот.</w:t>
       </w:r>
-      <w:r>
-        <w:rPr>
-          <w:i w:val="0"/>
-          <w:color w:val="1F2937"/>
-          <w:sz w:val="21"/>
-        </w:rPr>
-        <w:t xml:space="preserve"> Задача по курсу — пройти этот список.</w:t>
-      </w:r>
     </w:p>
     <w:tbl>
       <w:tblPr>
@@ -1812,7 +1804,7 @@
           <w:color w:val="143A6B"/>
           <w:sz w:val="21"/>
         </w:rPr>
-        <w:t>3. (сделано) Залить четыре записи историй в хранилище.</w:t>
+        <w:t>2. Прислать разворот истории юнита 4</w:t>
       </w:r>
       <w:r>
         <w:rPr>
@@ -1820,108 +1812,7 @@
           <w:color w:val="1F2937"/>
           <w:sz w:val="21"/>
         </w:rPr>
-        <w:t xml:space="preserve"> Supabase → Storage → бакет </w:t>
-      </w:r>
-      <w:r>
-        <w:rPr>
-          <w:rFonts w:ascii="Consolas" w:hAnsi="Consolas"/>
-          <w:color w:val="0B616E"/>
-          <w:sz w:val="21"/>
-        </w:rPr>
-        <w:t>classroom-media</w:t>
-      </w:r>
-      <w:r>
-        <w:rPr>
-          <w:i w:val="0"/>
-          <w:color w:val="1F2937"/>
-          <w:sz w:val="21"/>
-        </w:rPr>
-        <w:t xml:space="preserve">, папка </w:t>
-      </w:r>
-      <w:r>
-        <w:rPr>
-          <w:rFonts w:ascii="Consolas" w:hAnsi="Consolas"/>
-          <w:color w:val="0B616E"/>
-          <w:sz w:val="21"/>
-        </w:rPr>
-        <w:t>sm0</w:t>
-      </w:r>
-      <w:r>
-        <w:rPr>
-          <w:i w:val="0"/>
-          <w:color w:val="1F2937"/>
-          <w:sz w:val="21"/>
-        </w:rPr>
-        <w:t>. Имена менять не нужно — заливайте как есть (</w:t>
-      </w:r>
-      <w:r>
-        <w:rPr>
-          <w:rFonts w:ascii="Consolas" w:hAnsi="Consolas"/>
-          <w:color w:val="0B616E"/>
-          <w:sz w:val="21"/>
-        </w:rPr>
-        <w:t>SM2ed_Students_Book_L0_Track_6/39/66/83.mp3</w:t>
-      </w:r>
-      <w:r>
-        <w:rPr>
-          <w:i w:val="0"/>
-          <w:color w:val="1F2937"/>
-          <w:sz w:val="21"/>
-        </w:rPr>
-        <w:t>), файлы в бакете мы видим и ссылки в блоки пропишем сами. Через SQL открыть загрузку не вышло: у базы нет прав на политики хранилища (ошибка «must be owner of table objects»), поэтому только через интерфейс Supabase.</w:t>
-      </w:r>
-    </w:p>
-    <w:p>
-      <w:pPr>
-        <w:spacing w:after="120"/>
-      </w:pPr>
-      <w:r>
-        <w:rPr>
-          <w:b/>
-          <w:color w:val="143A6B"/>
-          <w:sz w:val="21"/>
-        </w:rPr>
-        <w:t>3. Подтвердить, кто есть кто.</w:t>
-      </w:r>
-      <w:r>
-        <w:rPr>
-          <w:i w:val="0"/>
-          <w:color w:val="1F2937"/>
-          <w:sz w:val="21"/>
-        </w:rPr>
-        <w:t xml:space="preserve"> Из присланной картинки вырезаны две карточки — девочка и мальчик (</w:t>
-      </w:r>
-      <w:r>
-        <w:rPr>
-          <w:rFonts w:ascii="Consolas" w:hAnsi="Consolas"/>
-          <w:color w:val="0B616E"/>
-          <w:sz w:val="21"/>
-        </w:rPr>
-        <w:t>media/sm0/u0/geroy_devochka.webp</w:t>
-      </w:r>
-      <w:r>
-        <w:rPr>
-          <w:i w:val="0"/>
-          <w:color w:val="1F2937"/>
-          <w:sz w:val="21"/>
-        </w:rPr>
-        <w:t xml:space="preserve">, </w:t>
-      </w:r>
-      <w:r>
-        <w:rPr>
-          <w:rFonts w:ascii="Consolas" w:hAnsi="Consolas"/>
-          <w:color w:val="0B616E"/>
-          <w:sz w:val="21"/>
-        </w:rPr>
-        <w:t>geroy_malchik.webp</w:t>
-      </w:r>
-      <w:r>
-        <w:rPr>
-          <w:i w:val="0"/>
-          <w:color w:val="1F2937"/>
-          <w:sz w:val="21"/>
-        </w:rPr>
-        <w:t>). Кто из них Misty, а кто Whisper? Без этого задание «послушай и выбери, кто это» собрать нельзя.</w:t>
+        <w:t xml:space="preserve"> — страницу «Watch and listen to the story» из Student's Book, ту, где дети в спортзале, мяч и ворота. Кадры, что стоят в блоке сейчас, — из рабочей тетради, с метками a/b/c/d, по ним порядок не восстановить. Это тот же пункт, что Р5 в таблице: если разворот будет, слушать запись не придётся.</w:t>
       </w:r>
     </w:p>
     <w:p>

--- a/builds/Вычитка — что нужно от вас.docx
+++ b/builds/Вычитка — что нужно от вас.docx
@@ -1131,7 +1131,7 @@
           <w:color w:val="1F2937"/>
           <w:sz w:val="21"/>
         </w:rPr>
-        <w:t xml:space="preserve"> приведён к учебнику в трёх местах; истории собраны в домашки юнитов 0, 2 и 3 — кадры из ваших разворотов, порядок из книги, записи из хранилища; в юните 0 убрана «I have a pen.» и починен блок «Молодец!», который был микрофоном с ручной проверкой; карточки Misty и Whisper готовы.</w:t>
+        <w:t xml:space="preserve"> приведён к учебнику в трёх местах; истории собраны в домашки юнитов 0, 2 и 3 — кадры из ваших разворотов, порядок из книги, записи из хранилища; оба записанных вами звука — /s/ и /æ/ — стоят в юните 0, ДЗ 1, блок 2; в юните 0 убрана «I have a pen.» и починен блок «Молодец!», который был микрофоном с ручной проверкой; карточки Misty и Whisper готовы.</w:t>
       </w:r>
     </w:p>
     <w:p>
@@ -1157,7 +1157,7 @@
           <w:color w:val="143A6B"/>
           <w:sz w:val="21"/>
         </w:rPr>
-        <w:t>1. Послушать записи — 6 мест и один разворот.</w:t>
+        <w:t>1. Послушать записи — 5 мест и один разворот.</w:t>
       </w:r>
     </w:p>
     <w:tbl>
@@ -1276,114 +1276,6 @@
                 <w:color w:val="1F2937"/>
                 <w:sz w:val="19"/>
               </w:rPr>
-              <w:t>Юнит 0, ДЗ 1, блок 2</w:t>
-            </w:r>
-          </w:p>
-        </w:tc>
-        <w:tc>
-          <w:tcPr>
-            <w:tcW w:type="dxa" w:w="3400"/>
-          </w:tcPr>
-          <w:p>
-            <w:pPr>
-              <w:spacing w:after="20"/>
-            </w:pPr>
-            <w:r/>
-            <w:r>
-              <w:rPr>
-                <w:i w:val="0"/>
-                <w:color w:val="1F2937"/>
-                <w:sz w:val="19"/>
-              </w:rPr>
-              <w:t xml:space="preserve">звук /s/ записан и поставлен. Второго файла в бакете нет — имя с буквой </w:t>
-            </w:r>
-            <w:r>
-              <w:rPr>
-                <w:rFonts w:ascii="Consolas" w:hAnsi="Consolas"/>
-                <w:color w:val="0B616E"/>
-                <w:sz w:val="19"/>
-              </w:rPr>
-              <w:t>æ</w:t>
-            </w:r>
-            <w:r>
-              <w:rPr>
-                <w:i w:val="0"/>
-                <w:color w:val="1F2937"/>
-                <w:sz w:val="19"/>
-              </w:rPr>
-              <w:t xml:space="preserve"> хранилище, видимо, не приняло; перезалейте латиницей (</w:t>
-            </w:r>
-            <w:r>
-              <w:rPr>
-                <w:rFonts w:ascii="Consolas" w:hAnsi="Consolas"/>
-                <w:color w:val="0B616E"/>
-                <w:sz w:val="19"/>
-              </w:rPr>
-              <w:t>ae.mp3</w:t>
-            </w:r>
-            <w:r>
-              <w:rPr>
-                <w:i w:val="0"/>
-                <w:color w:val="1F2937"/>
-                <w:sz w:val="19"/>
-              </w:rPr>
-              <w:t xml:space="preserve">, папка </w:t>
-            </w:r>
-            <w:r>
-              <w:rPr>
-                <w:rFonts w:ascii="Consolas" w:hAnsi="Consolas"/>
-                <w:color w:val="0B616E"/>
-                <w:sz w:val="19"/>
-              </w:rPr>
-              <w:t>sm0</w:t>
-            </w:r>
-            <w:r>
-              <w:rPr>
-                <w:i w:val="0"/>
-                <w:color w:val="1F2937"/>
-                <w:sz w:val="19"/>
-              </w:rPr>
-              <w:t>)</w:t>
-            </w:r>
-          </w:p>
-        </w:tc>
-      </w:tr>
-      <w:tr>
-        <w:tc>
-          <w:tcPr>
-            <w:tcW w:type="dxa" w:w="3400"/>
-            <w:shd w:val="clear" w:color="auto" w:fill="F3F7FC"/>
-          </w:tcPr>
-          <w:p>
-            <w:pPr>
-              <w:spacing w:after="20"/>
-            </w:pPr>
-            <w:r/>
-            <w:r>
-              <w:rPr>
-                <w:i w:val="0"/>
-                <w:color w:val="143A6B"/>
-                <w:sz w:val="19"/>
-              </w:rPr>
-              <w:t>Р2</w:t>
-            </w:r>
-          </w:p>
-        </w:tc>
-        <w:tc>
-          <w:tcPr>
-            <w:tcW w:type="dxa" w:w="3400"/>
-          </w:tcPr>
-          <w:p>
-            <w:pPr>
-              <w:spacing w:after="20"/>
-            </w:pPr>
-            <w:r/>
-            <w:r>
-              <w:rPr>
-                <w:i w:val="0"/>
-                <w:color w:val="1F2937"/>
-                <w:sz w:val="19"/>
-              </w:rPr>
               <w:t>Юнит 0, ДЗ 5, блок 13</w:t>
             </w:r>
           </w:p>
@@ -1425,7 +1317,7 @@
                 <w:color w:val="143A6B"/>
                 <w:sz w:val="19"/>
               </w:rPr>
-              <w:t>Р3</w:t>
+              <w:t>Р2</w:t>
             </w:r>
           </w:p>
         </w:tc>
@@ -1525,7 +1417,7 @@
                 <w:color w:val="143A6B"/>
                 <w:sz w:val="19"/>
               </w:rPr>
-              <w:t>Р4</w:t>
+              <w:t>Р3</w:t>
             </w:r>
           </w:p>
         </w:tc>
@@ -1585,7 +1477,7 @@
                 <w:color w:val="143A6B"/>
                 <w:sz w:val="19"/>
               </w:rPr>
-              <w:t>Р5</w:t>
+              <w:t>Р4</w:t>
             </w:r>
           </w:p>
         </w:tc>
@@ -1653,7 +1545,7 @@
                 <w:color w:val="143A6B"/>
                 <w:sz w:val="19"/>
               </w:rPr>
-              <w:t>Р6</w:t>
+              <w:t>Р5</w:t>
             </w:r>
           </w:p>
         </w:tc>
@@ -1713,7 +1605,7 @@
                 <w:color w:val="143A6B"/>
                 <w:sz w:val="19"/>
               </w:rPr>
-              <w:t>Р7</w:t>
+              <w:t>Р6</w:t>
             </w:r>
           </w:p>
         </w:tc>
@@ -1812,7 +1704,7 @@
           <w:color w:val="1F2937"/>
           <w:sz w:val="21"/>
         </w:rPr>
-        <w:t xml:space="preserve"> — страницу «Watch and listen to the story» из Student's Book, ту, где дети в спортзале, мяч и ворота. Кадры, что стоят в блоке сейчас, — из рабочей тетради, с метками a/b/c/d, по ним порядок не восстановить. Это тот же пункт, что Р5 в таблице: если разворот будет, слушать запись не придётся.</w:t>
+        <w:t xml:space="preserve"> — страницу «Watch and listen to the story» из Student's Book, ту, где дети в спортзале, мяч и ворота. Кадры, что стоят в блоке сейчас, — из рабочей тетради, с метками a/b/c/d, по ним порядок не восстановить. Это тот же пункт, что Р4 в таблице: если разворот будет, слушать запись не придётся.</w:t>
       </w:r>
     </w:p>
     <w:p>

--- a/builds/Вычитка — что нужно от вас.docx
+++ b/builds/Вычитка — что нужно от вас.docx
@@ -1153,11 +1153,11 @@
       </w:pPr>
       <w:r>
         <w:rPr>
-          <w:b/>
-          <w:color w:val="143A6B"/>
+          <w:i w:val="0"/>
+          <w:color w:val="1F2937"/>
           <w:sz w:val="21"/>
         </w:rPr>
-        <w:t>1. Послушать записи — 5 мест и один разворот.</w:t>
+        <w:t>Послушать записи и сверить с ключами — 6 мест.</w:t>
       </w:r>
     </w:p>
     <w:tbl>
@@ -1496,7 +1496,7 @@
                 <w:color w:val="1F2937"/>
                 <w:sz w:val="19"/>
               </w:rPr>
-              <w:t>Юнит 4, ДЗ 5, блок 5</w:t>
+              <w:t>Юнит 1, ДЗ 3 блок 7 и Тест блок 9</w:t>
             </w:r>
           </w:p>
         </w:tc>
@@ -1511,11 +1511,19 @@
             <w:r/>
             <w:r>
               <w:rPr>
-                <w:b/>
+                <w:i w:val="0"/>
                 <w:color w:val="1F2937"/>
                 <w:sz w:val="19"/>
               </w:rPr>
-              <w:t>нужен разворот истории</w:t>
+              <w:t xml:space="preserve">в аудио про монстров </w:t>
+            </w:r>
+            <w:r>
+              <w:rPr>
+                <w:rFonts w:ascii="Consolas" w:hAnsi="Consolas"/>
+                <w:color w:val="0B616E"/>
+                <w:sz w:val="19"/>
+              </w:rPr>
+              <w:t>I've got…</w:t>
             </w:r>
             <w:r>
               <w:rPr>
@@ -1523,7 +1531,23 @@
                 <w:color w:val="1F2937"/>
                 <w:sz w:val="19"/>
               </w:rPr>
-              <w:t xml:space="preserve"> из Student's Book (история про спортзал и мяч). В блоке стоят кадры рабочей тетради с буквами a/b/c/d — это метки упражнения, порядок по ним не восстановить. Track 66 в Student's Book — другая запись, это страница «What's in your town?»</w:t>
+              <w:t xml:space="preserve"> или </w:t>
+            </w:r>
+            <w:r>
+              <w:rPr>
+                <w:rFonts w:ascii="Consolas" w:hAnsi="Consolas"/>
+                <w:color w:val="0B616E"/>
+                <w:sz w:val="19"/>
+              </w:rPr>
+              <w:t>It's got…</w:t>
+            </w:r>
+            <w:r>
+              <w:rPr>
+                <w:i w:val="0"/>
+                <w:color w:val="1F2937"/>
+                <w:sz w:val="19"/>
+              </w:rPr>
+              <w:t>? План урока 3 использует обе конструкции</w:t>
             </w:r>
           </w:p>
         </w:tc>
@@ -1583,7 +1607,7 @@
                 <w:color w:val="1F2937"/>
                 <w:sz w:val="19"/>
               </w:rPr>
-              <w:t>это Track 27, история юнита 1?</w:t>
+              <w:t>порядок четырёх кадров истории (Track 27 из Student's Book — это подтверждено именем файла, проверить надо сам порядок)</w:t>
             </w:r>
           </w:p>
         </w:tc>
@@ -1624,7 +1648,7 @@
                 <w:color w:val="1F2937"/>
                 <w:sz w:val="19"/>
               </w:rPr>
-              <w:t>Юнит 1, ДЗ 3 блок 7 и Тест блок 9</w:t>
+              <w:t>Юнит 4, ДЗ 5, блок 5</w:t>
             </w:r>
           </w:p>
         </w:tc>
@@ -1643,15 +1667,15 @@
                 <w:color w:val="1F2937"/>
                 <w:sz w:val="19"/>
               </w:rPr>
-              <w:t xml:space="preserve">в аудио про монстров </w:t>
+              <w:t xml:space="preserve">порядок кадров. Первый подтверждён самой рабочей тетрадью — там у кадра </w:t>
             </w:r>
             <w:r>
               <w:rPr>
-                <w:rFonts w:ascii="Consolas" w:hAnsi="Consolas"/>
-                <w:color w:val="0B616E"/>
+                <w:b/>
+                <w:color w:val="1F2937"/>
                 <w:sz w:val="19"/>
               </w:rPr>
-              <w:t>I've got…</w:t>
+              <w:t>d</w:t>
             </w:r>
             <w:r>
               <w:rPr>
@@ -1659,23 +1683,7 @@
                 <w:color w:val="1F2937"/>
                 <w:sz w:val="19"/>
               </w:rPr>
-              <w:t xml:space="preserve"> или </w:t>
-            </w:r>
-            <w:r>
-              <w:rPr>
-                <w:rFonts w:ascii="Consolas" w:hAnsi="Consolas"/>
-                <w:color w:val="0B616E"/>
-                <w:sz w:val="19"/>
-              </w:rPr>
-              <w:t>It's got…</w:t>
-            </w:r>
-            <w:r>
-              <w:rPr>
-                <w:i w:val="0"/>
-                <w:color w:val="1F2937"/>
-                <w:sz w:val="19"/>
-              </w:rPr>
-              <w:t>? План урока 3 использует обе конструкции</w:t>
+              <w:t xml:space="preserve"> уже проставлена единица; проверить надо три остальных. Сейчас стоит d → b → a → c</w:t>
             </w:r>
           </w:p>
         </w:tc>
@@ -1685,27 +1693,6 @@
       <w:pPr>
         <w:spacing w:after="80"/>
       </w:pPr>
-    </w:p>
-    <w:p>
-      <w:pPr>
-        <w:spacing w:after="120"/>
-      </w:pPr>
-      <w:r>
-        <w:rPr>
-          <w:b/>
-          <w:color w:val="143A6B"/>
-          <w:sz w:val="21"/>
-        </w:rPr>
-        <w:t>2. Прислать разворот истории юнита 4</w:t>
-      </w:r>
-      <w:r>
-        <w:rPr>
-          <w:i w:val="0"/>
-          <w:color w:val="1F2937"/>
-          <w:sz w:val="21"/>
-        </w:rPr>
-        <w:t xml:space="preserve"> — страницу «Watch and listen to the story» из Student's Book, ту, где дети в спортзале, мяч и ворота. Кадры, что стоят в блоке сейчас, — из рабочей тетради, с метками a/b/c/d, по ним порядок не восстановить. Это тот же пункт, что Р4 в таблице: если разворот будет, слушать запись не придётся.</w:t>
-      </w:r>
     </w:p>
     <w:p>
       <w:pPr>

--- a/builds/Вычитка — что нужно от вас.docx
+++ b/builds/Вычитка — что нужно от вас.docx
@@ -1131,7 +1131,7 @@
           <w:color w:val="1F2937"/>
           <w:sz w:val="21"/>
         </w:rPr>
-        <w:t xml:space="preserve"> приведён к учебнику в трёх местах; истории собраны в домашки юнитов 0, 2 и 3 — кадры из ваших разворотов, порядок из книги, записи из хранилища; оба записанных вами звука — /s/ и /æ/ — стоят в юните 0, ДЗ 1, блок 2; в юните 0 убрана «I have a pen.» и починен блок «Молодец!», который был микрофоном с ручной проверкой; карточки Misty и Whisper готовы.</w:t>
+        <w:t xml:space="preserve"> приведён к учебнику в трёх местах; истории собраны в домашки юнитов 0, 1, 2, 3 и 4 — кадры из ваших разворотов, порядок из книги, записи из хранилища; оба записанных вами звука — /s/ и /æ/ — стоят в юните 0, ДЗ 1, блок 2; в юните 0 убрана «I have a pen.» и починен блок «Молодец!», который был микрофоном с ручной проверкой; карточки Misty и Whisper готовы.</w:t>
       </w:r>
     </w:p>
     <w:p>
@@ -1157,7 +1157,7 @@
           <w:color w:val="1F2937"/>
           <w:sz w:val="21"/>
         </w:rPr>
-        <w:t>Послушать записи и сверить с ключами — 6 мест.</w:t>
+        <w:t>Послушать записи и сверить с ключами — 5 мест.</w:t>
       </w:r>
     </w:p>
     <w:tbl>
@@ -1570,66 +1570,6 @@
                 <w:sz w:val="19"/>
               </w:rPr>
               <w:t>Р5</w:t>
-            </w:r>
-          </w:p>
-        </w:tc>
-        <w:tc>
-          <w:tcPr>
-            <w:tcW w:type="dxa" w:w="3400"/>
-          </w:tcPr>
-          <w:p>
-            <w:pPr>
-              <w:spacing w:after="20"/>
-            </w:pPr>
-            <w:r/>
-            <w:r>
-              <w:rPr>
-                <w:i w:val="0"/>
-                <w:color w:val="1F2937"/>
-                <w:sz w:val="19"/>
-              </w:rPr>
-              <w:t>Юнит 1, ДЗ 5, блок 8</w:t>
-            </w:r>
-          </w:p>
-        </w:tc>
-        <w:tc>
-          <w:tcPr>
-            <w:tcW w:type="dxa" w:w="3400"/>
-          </w:tcPr>
-          <w:p>
-            <w:pPr>
-              <w:spacing w:after="20"/>
-            </w:pPr>
-            <w:r/>
-            <w:r>
-              <w:rPr>
-                <w:i w:val="0"/>
-                <w:color w:val="1F2937"/>
-                <w:sz w:val="19"/>
-              </w:rPr>
-              <w:t>порядок четырёх кадров истории (Track 27 из Student's Book — это подтверждено именем файла, проверить надо сам порядок)</w:t>
-            </w:r>
-          </w:p>
-        </w:tc>
-      </w:tr>
-      <w:tr>
-        <w:tc>
-          <w:tcPr>
-            <w:tcW w:type="dxa" w:w="3400"/>
-            <w:shd w:val="clear" w:color="auto" w:fill="F3F7FC"/>
-          </w:tcPr>
-          <w:p>
-            <w:pPr>
-              <w:spacing w:after="20"/>
-            </w:pPr>
-            <w:r/>
-            <w:r>
-              <w:rPr>
-                <w:i w:val="0"/>
-                <w:color w:val="143A6B"/>
-                <w:sz w:val="19"/>
-              </w:rPr>
-              <w:t>Р6</w:t>
             </w:r>
           </w:p>
         </w:tc>

--- a/builds/Вычитка — что нужно от вас.docx
+++ b/builds/Вычитка — что нужно от вас.docx
@@ -952,6 +952,1210 @@
         </w:rPr>
         <w:t>Порогов нет нигде — 19.10 сняты и у тестов («пороги убираем отовсюду»).</w:t>
       </w:r>
+    </w:p>
+    <w:p>
+      <w:pPr>
+        <w:spacing w:after="100" w:before="280"/>
+      </w:pPr>
+      <w:r>
+        <w:rPr>
+          <w:i w:val="0"/>
+          <w:color w:val="143A6B"/>
+          <w:sz w:val="28"/>
+        </w:rPr>
+        <w:t>Super Minds 1 — вычитка идёт</w:t>
+      </w:r>
+    </w:p>
+    <w:p>
+      <w:pPr>
+        <w:spacing w:after="120"/>
+      </w:pPr>
+      <w:r>
+        <w:rPr>
+          <w:b/>
+          <w:color w:val="143A6B"/>
+          <w:sz w:val="21"/>
+        </w:rPr>
+        <w:t>Статус.</w:t>
+      </w:r>
+      <w:r>
+        <w:rPr>
+          <w:i w:val="0"/>
+          <w:color w:val="1F2937"/>
+          <w:sz w:val="21"/>
+        </w:rPr>
+        <w:t xml:space="preserve"> Прочитаны семь юнитов из одиннадцати (0, 3, 4, 5, 6, 9 и Final Test), четыре дочитываются. Централизованная часть закрыта: карточки стоят вторым блоком, склейки разобраны, перед длинными сериями одинаковых заданий появились заголовки, 49 блоков с кривым апострофом исправлены, четыре блока «Собери слово», где слово не собиралось вовсе, починены.</w:t>
+      </w:r>
+    </w:p>
+    <w:p>
+      <w:pPr>
+        <w:spacing w:after="80" w:before="200"/>
+      </w:pPr>
+      <w:r>
+        <w:rPr>
+          <w:i w:val="0"/>
+          <w:color w:val="B13E0F"/>
+          <w:sz w:val="23"/>
+        </w:rPr>
+        <w:t>Что нужно от вас</w:t>
+      </w:r>
+    </w:p>
+    <w:p>
+      <w:pPr>
+        <w:spacing w:after="120"/>
+      </w:pPr>
+      <w:r>
+        <w:rPr>
+          <w:b/>
+          <w:color w:val="143A6B"/>
+          <w:sz w:val="21"/>
+        </w:rPr>
+        <w:t>1. Послушать записи и сверить с ключами.</w:t>
+      </w:r>
+    </w:p>
+    <w:tbl>
+      <w:tblPr>
+        <w:tblW w:type="auto" w:w="0"/>
+        <w:tblLook w:firstColumn="1" w:firstRow="1" w:lastColumn="0" w:lastRow="0" w:noHBand="0" w:noVBand="1" w:val="04A0"/>
+        <w:tblBorders>
+          <w:top w:val="single" w:sz="4" w:space="0" w:color="C9D4E4"/>
+          <w:left w:val="single" w:sz="4" w:space="0" w:color="C9D4E4"/>
+          <w:bottom w:val="single" w:sz="4" w:space="0" w:color="C9D4E4"/>
+          <w:right w:val="single" w:sz="4" w:space="0" w:color="C9D4E4"/>
+          <w:insideH w:val="single" w:sz="4" w:space="0" w:color="C9D4E4"/>
+          <w:insideV w:val="single" w:sz="4" w:space="0" w:color="C9D4E4"/>
+        </w:tblBorders>
+      </w:tblPr>
+      <w:tblGrid>
+        <w:gridCol w:w="3400"/>
+        <w:gridCol w:w="3400"/>
+        <w:gridCol w:w="3400"/>
+      </w:tblGrid>
+      <w:tr>
+        <w:tc>
+          <w:tcPr>
+            <w:tcW w:type="dxa" w:w="3400"/>
+            <w:shd w:val="clear" w:color="auto" w:fill="1F3A6B"/>
+          </w:tcPr>
+          <w:p>
+            <w:pPr>
+              <w:spacing w:after="0"/>
+            </w:pPr>
+            <w:r/>
+            <w:r>
+              <w:rPr>
+                <w:b/>
+                <w:color w:val="FFFFFF"/>
+                <w:sz w:val="19"/>
+              </w:rPr>
+              <w:t>№</w:t>
+            </w:r>
+          </w:p>
+        </w:tc>
+        <w:tc>
+          <w:tcPr>
+            <w:tcW w:type="dxa" w:w="3400"/>
+            <w:shd w:val="clear" w:color="auto" w:fill="1F3A6B"/>
+          </w:tcPr>
+          <w:p>
+            <w:pPr>
+              <w:spacing w:after="0"/>
+            </w:pPr>
+            <w:r/>
+            <w:r>
+              <w:rPr>
+                <w:b/>
+                <w:color w:val="FFFFFF"/>
+                <w:sz w:val="19"/>
+              </w:rPr>
+              <w:t>где</w:t>
+            </w:r>
+          </w:p>
+        </w:tc>
+        <w:tc>
+          <w:tcPr>
+            <w:tcW w:type="dxa" w:w="3400"/>
+            <w:shd w:val="clear" w:color="auto" w:fill="1F3A6B"/>
+          </w:tcPr>
+          <w:p>
+            <w:pPr>
+              <w:spacing w:after="0"/>
+            </w:pPr>
+            <w:r/>
+            <w:r>
+              <w:rPr>
+                <w:b/>
+                <w:color w:val="FFFFFF"/>
+                <w:sz w:val="19"/>
+              </w:rPr>
+              <w:t>что проверить</w:t>
+            </w:r>
+          </w:p>
+        </w:tc>
+      </w:tr>
+      <w:tr>
+        <w:tc>
+          <w:tcPr>
+            <w:tcW w:type="dxa" w:w="3400"/>
+            <w:shd w:val="clear" w:color="auto" w:fill="F3F7FC"/>
+          </w:tcPr>
+          <w:p>
+            <w:pPr>
+              <w:spacing w:after="20"/>
+            </w:pPr>
+            <w:r/>
+            <w:r>
+              <w:rPr>
+                <w:i w:val="0"/>
+                <w:color w:val="143A6B"/>
+                <w:sz w:val="19"/>
+              </w:rPr>
+              <w:t>С1</w:t>
+            </w:r>
+          </w:p>
+        </w:tc>
+        <w:tc>
+          <w:tcPr>
+            <w:tcW w:type="dxa" w:w="3400"/>
+          </w:tcPr>
+          <w:p>
+            <w:pPr>
+              <w:spacing w:after="20"/>
+            </w:pPr>
+            <w:r/>
+            <w:r>
+              <w:rPr>
+                <w:i w:val="0"/>
+                <w:color w:val="1F2937"/>
+                <w:sz w:val="19"/>
+              </w:rPr>
+              <w:t>Final Test, блок 1</w:t>
+            </w:r>
+          </w:p>
+        </w:tc>
+        <w:tc>
+          <w:tcPr>
+            <w:tcW w:type="dxa" w:w="3400"/>
+          </w:tcPr>
+          <w:p>
+            <w:pPr>
+              <w:spacing w:after="20"/>
+            </w:pPr>
+            <w:r/>
+            <w:r>
+              <w:rPr>
+                <w:i w:val="0"/>
+                <w:color w:val="1F2937"/>
+                <w:sz w:val="19"/>
+              </w:rPr>
+              <w:t xml:space="preserve">В бакете лежат две записи: </w:t>
+            </w:r>
+            <w:r>
+              <w:rPr>
+                <w:rFonts w:ascii="Consolas" w:hAnsi="Consolas"/>
+                <w:color w:val="0B616E"/>
+                <w:sz w:val="19"/>
+              </w:rPr>
+              <w:t>sm1_final_b1.mp3</w:t>
+            </w:r>
+            <w:r>
+              <w:rPr>
+                <w:i w:val="0"/>
+                <w:color w:val="1F2937"/>
+                <w:sz w:val="19"/>
+              </w:rPr>
+              <w:t xml:space="preserve"> (2 мин 47 с) и </w:t>
+            </w:r>
+            <w:r>
+              <w:rPr>
+                <w:rFonts w:ascii="Consolas" w:hAnsi="Consolas"/>
+                <w:color w:val="0B616E"/>
+                <w:sz w:val="19"/>
+              </w:rPr>
+              <w:t>sm1_final_b1 (1).mp3</w:t>
+            </w:r>
+            <w:r>
+              <w:rPr>
+                <w:i w:val="0"/>
+                <w:color w:val="1F2937"/>
+                <w:sz w:val="19"/>
+              </w:rPr>
+              <w:t xml:space="preserve"> (1 мин 26 с). В блоке стоит короткая, и в ней, похоже, нет второй части про пикник — а на ней держится блок 3. Послушать обе и сказать, какая полная</w:t>
+            </w:r>
+          </w:p>
+        </w:tc>
+      </w:tr>
+      <w:tr>
+        <w:tc>
+          <w:tcPr>
+            <w:tcW w:type="dxa" w:w="3400"/>
+            <w:shd w:val="clear" w:color="auto" w:fill="F3F7FC"/>
+          </w:tcPr>
+          <w:p>
+            <w:pPr>
+              <w:spacing w:after="20"/>
+            </w:pPr>
+            <w:r/>
+            <w:r>
+              <w:rPr>
+                <w:i w:val="0"/>
+                <w:color w:val="143A6B"/>
+                <w:sz w:val="19"/>
+              </w:rPr>
+              <w:t>С2</w:t>
+            </w:r>
+          </w:p>
+        </w:tc>
+        <w:tc>
+          <w:tcPr>
+            <w:tcW w:type="dxa" w:w="3400"/>
+          </w:tcPr>
+          <w:p>
+            <w:pPr>
+              <w:spacing w:after="20"/>
+            </w:pPr>
+            <w:r/>
+            <w:r>
+              <w:rPr>
+                <w:i w:val="0"/>
+                <w:color w:val="1F2937"/>
+                <w:sz w:val="19"/>
+              </w:rPr>
+              <w:t>Юнит 3, тест, блоки 11–12</w:t>
+            </w:r>
+          </w:p>
+        </w:tc>
+        <w:tc>
+          <w:tcPr>
+            <w:tcW w:type="dxa" w:w="3400"/>
+          </w:tcPr>
+          <w:p>
+            <w:pPr>
+              <w:spacing w:after="20"/>
+            </w:pPr>
+            <w:r/>
+            <w:r>
+              <w:rPr>
+                <w:rFonts w:ascii="Consolas" w:hAnsi="Consolas"/>
+                <w:color w:val="0B616E"/>
+                <w:sz w:val="19"/>
+              </w:rPr>
+              <w:t>sm1_u3_test_b11.mp3</w:t>
+            </w:r>
+            <w:r>
+              <w:rPr>
+                <w:i w:val="0"/>
+                <w:color w:val="1F2937"/>
+                <w:sz w:val="19"/>
+              </w:rPr>
+              <w:t xml:space="preserve"> — совпадают ли верные ответы с тем, что звучит</w:t>
+            </w:r>
+          </w:p>
+        </w:tc>
+      </w:tr>
+      <w:tr>
+        <w:tc>
+          <w:tcPr>
+            <w:tcW w:type="dxa" w:w="3400"/>
+            <w:shd w:val="clear" w:color="auto" w:fill="F3F7FC"/>
+          </w:tcPr>
+          <w:p>
+            <w:pPr>
+              <w:spacing w:after="20"/>
+            </w:pPr>
+            <w:r/>
+            <w:r>
+              <w:rPr>
+                <w:i w:val="0"/>
+                <w:color w:val="143A6B"/>
+                <w:sz w:val="19"/>
+              </w:rPr>
+              <w:t>С3</w:t>
+            </w:r>
+          </w:p>
+        </w:tc>
+        <w:tc>
+          <w:tcPr>
+            <w:tcW w:type="dxa" w:w="3400"/>
+          </w:tcPr>
+          <w:p>
+            <w:pPr>
+              <w:spacing w:after="20"/>
+            </w:pPr>
+            <w:r/>
+            <w:r>
+              <w:rPr>
+                <w:i w:val="0"/>
+                <w:color w:val="1F2937"/>
+                <w:sz w:val="19"/>
+              </w:rPr>
+              <w:t>Юнит 4, тест, блок 11</w:t>
+            </w:r>
+          </w:p>
+        </w:tc>
+        <w:tc>
+          <w:tcPr>
+            <w:tcW w:type="dxa" w:w="3400"/>
+          </w:tcPr>
+          <w:p>
+            <w:pPr>
+              <w:spacing w:after="20"/>
+            </w:pPr>
+            <w:r/>
+            <w:r>
+              <w:rPr>
+                <w:rFonts w:ascii="Consolas" w:hAnsi="Consolas"/>
+                <w:color w:val="0B616E"/>
+                <w:sz w:val="19"/>
+              </w:rPr>
+              <w:t>sm1_u4_test_b11.mp3</w:t>
+            </w:r>
+            <w:r>
+              <w:rPr>
+                <w:i w:val="0"/>
+                <w:color w:val="1F2937"/>
+                <w:sz w:val="19"/>
+              </w:rPr>
+              <w:t xml:space="preserve"> — то же</w:t>
+            </w:r>
+          </w:p>
+        </w:tc>
+      </w:tr>
+      <w:tr>
+        <w:tc>
+          <w:tcPr>
+            <w:tcW w:type="dxa" w:w="3400"/>
+            <w:shd w:val="clear" w:color="auto" w:fill="F3F7FC"/>
+          </w:tcPr>
+          <w:p>
+            <w:pPr>
+              <w:spacing w:after="20"/>
+            </w:pPr>
+            <w:r/>
+            <w:r>
+              <w:rPr>
+                <w:i w:val="0"/>
+                <w:color w:val="143A6B"/>
+                <w:sz w:val="19"/>
+              </w:rPr>
+              <w:t>С4</w:t>
+            </w:r>
+          </w:p>
+        </w:tc>
+        <w:tc>
+          <w:tcPr>
+            <w:tcW w:type="dxa" w:w="3400"/>
+          </w:tcPr>
+          <w:p>
+            <w:pPr>
+              <w:spacing w:after="20"/>
+            </w:pPr>
+            <w:r/>
+            <w:r>
+              <w:rPr>
+                <w:i w:val="0"/>
+                <w:color w:val="1F2937"/>
+                <w:sz w:val="19"/>
+              </w:rPr>
+              <w:t>Юнит 6, тест, блок 10</w:t>
+            </w:r>
+          </w:p>
+        </w:tc>
+        <w:tc>
+          <w:tcPr>
+            <w:tcW w:type="dxa" w:w="3400"/>
+          </w:tcPr>
+          <w:p>
+            <w:pPr>
+              <w:spacing w:after="20"/>
+            </w:pPr>
+            <w:r/>
+            <w:r>
+              <w:rPr>
+                <w:rFonts w:ascii="Consolas" w:hAnsi="Consolas"/>
+                <w:color w:val="0B616E"/>
+                <w:sz w:val="19"/>
+              </w:rPr>
+              <w:t>sm1_u6_test_b10.mp3</w:t>
+            </w:r>
+            <w:r>
+              <w:rPr>
+                <w:i w:val="0"/>
+                <w:color w:val="1F2937"/>
+                <w:sz w:val="19"/>
+              </w:rPr>
+              <w:t xml:space="preserve"> — сверить ключ пяти утверждений и сказать, рассказ это или диалог двумя голосами (по решению от 20.10 аудирование — только рассказ в третьем лице)</w:t>
+            </w:r>
+          </w:p>
+        </w:tc>
+      </w:tr>
+      <w:tr>
+        <w:tc>
+          <w:tcPr>
+            <w:tcW w:type="dxa" w:w="3400"/>
+            <w:shd w:val="clear" w:color="auto" w:fill="F3F7FC"/>
+          </w:tcPr>
+          <w:p>
+            <w:pPr>
+              <w:spacing w:after="20"/>
+            </w:pPr>
+            <w:r/>
+            <w:r>
+              <w:rPr>
+                <w:i w:val="0"/>
+                <w:color w:val="143A6B"/>
+                <w:sz w:val="19"/>
+              </w:rPr>
+              <w:t>С5</w:t>
+            </w:r>
+          </w:p>
+        </w:tc>
+        <w:tc>
+          <w:tcPr>
+            <w:tcW w:type="dxa" w:w="3400"/>
+          </w:tcPr>
+          <w:p>
+            <w:pPr>
+              <w:spacing w:after="20"/>
+            </w:pPr>
+            <w:r/>
+            <w:r>
+              <w:rPr>
+                <w:i w:val="0"/>
+                <w:color w:val="1F2937"/>
+                <w:sz w:val="19"/>
+              </w:rPr>
+              <w:t>Юнит 9, тест, блок 10</w:t>
+            </w:r>
+          </w:p>
+        </w:tc>
+        <w:tc>
+          <w:tcPr>
+            <w:tcW w:type="dxa" w:w="3400"/>
+          </w:tcPr>
+          <w:p>
+            <w:pPr>
+              <w:spacing w:after="20"/>
+            </w:pPr>
+            <w:r/>
+            <w:r>
+              <w:rPr>
+                <w:rFonts w:ascii="Consolas" w:hAnsi="Consolas"/>
+                <w:color w:val="0B616E"/>
+                <w:sz w:val="19"/>
+              </w:rPr>
+              <w:t>sm1_u9_test_b9.mp3</w:t>
+            </w:r>
+            <w:r>
+              <w:rPr>
+                <w:i w:val="0"/>
+                <w:color w:val="1F2937"/>
+                <w:sz w:val="19"/>
+              </w:rPr>
+              <w:t xml:space="preserve"> — сверить пять ключей</w:t>
+            </w:r>
+          </w:p>
+        </w:tc>
+      </w:tr>
+      <w:tr>
+        <w:tc>
+          <w:tcPr>
+            <w:tcW w:type="dxa" w:w="3400"/>
+            <w:shd w:val="clear" w:color="auto" w:fill="F3F7FC"/>
+          </w:tcPr>
+          <w:p>
+            <w:pPr>
+              <w:spacing w:after="20"/>
+            </w:pPr>
+            <w:r/>
+            <w:r>
+              <w:rPr>
+                <w:i w:val="0"/>
+                <w:color w:val="143A6B"/>
+                <w:sz w:val="19"/>
+              </w:rPr>
+              <w:t>С6</w:t>
+            </w:r>
+          </w:p>
+        </w:tc>
+        <w:tc>
+          <w:tcPr>
+            <w:tcW w:type="dxa" w:w="3400"/>
+          </w:tcPr>
+          <w:p>
+            <w:pPr>
+              <w:spacing w:after="20"/>
+            </w:pPr>
+            <w:r/>
+            <w:r>
+              <w:rPr>
+                <w:i w:val="0"/>
+                <w:color w:val="1F2937"/>
+                <w:sz w:val="19"/>
+              </w:rPr>
+              <w:t>Юнит 9, ДЗ 5, блок 3</w:t>
+            </w:r>
+          </w:p>
+        </w:tc>
+        <w:tc>
+          <w:tcPr>
+            <w:tcW w:type="dxa" w:w="3400"/>
+          </w:tcPr>
+          <w:p>
+            <w:pPr>
+              <w:spacing w:after="20"/>
+            </w:pPr>
+            <w:r/>
+            <w:r>
+              <w:rPr>
+                <w:rFonts w:ascii="Consolas" w:hAnsi="Consolas"/>
+                <w:color w:val="0B616E"/>
+                <w:sz w:val="19"/>
+              </w:rPr>
+              <w:t>sm1_u9_hw5_b7.mp3</w:t>
+            </w:r>
+            <w:r>
+              <w:rPr>
+                <w:i w:val="0"/>
+                <w:color w:val="1F2937"/>
+                <w:sz w:val="19"/>
+              </w:rPr>
+              <w:t xml:space="preserve"> — какие имена у детей на картинке: без записи точки не проверить</w:t>
+            </w:r>
+          </w:p>
+        </w:tc>
+      </w:tr>
+    </w:tbl>
+    <w:p>
+      <w:pPr>
+        <w:spacing w:after="80"/>
+      </w:pPr>
+    </w:p>
+    <w:p>
+      <w:pPr>
+        <w:spacing w:after="120"/>
+      </w:pPr>
+      <w:r>
+        <w:rPr>
+          <w:b/>
+          <w:color w:val="143A6B"/>
+          <w:sz w:val="21"/>
+        </w:rPr>
+        <w:t>2. Посмотреть видео и сверить ответы.</w:t>
+      </w:r>
+    </w:p>
+    <w:tbl>
+      <w:tblPr>
+        <w:tblW w:type="auto" w:w="0"/>
+        <w:tblLook w:firstColumn="1" w:firstRow="1" w:lastColumn="0" w:lastRow="0" w:noHBand="0" w:noVBand="1" w:val="04A0"/>
+        <w:tblBorders>
+          <w:top w:val="single" w:sz="4" w:space="0" w:color="C9D4E4"/>
+          <w:left w:val="single" w:sz="4" w:space="0" w:color="C9D4E4"/>
+          <w:bottom w:val="single" w:sz="4" w:space="0" w:color="C9D4E4"/>
+          <w:right w:val="single" w:sz="4" w:space="0" w:color="C9D4E4"/>
+          <w:insideH w:val="single" w:sz="4" w:space="0" w:color="C9D4E4"/>
+          <w:insideV w:val="single" w:sz="4" w:space="0" w:color="C9D4E4"/>
+        </w:tblBorders>
+      </w:tblPr>
+      <w:tblGrid>
+        <w:gridCol w:w="3400"/>
+        <w:gridCol w:w="3400"/>
+        <w:gridCol w:w="3400"/>
+      </w:tblGrid>
+      <w:tr>
+        <w:tc>
+          <w:tcPr>
+            <w:tcW w:type="dxa" w:w="3400"/>
+            <w:shd w:val="clear" w:color="auto" w:fill="1F3A6B"/>
+          </w:tcPr>
+          <w:p>
+            <w:pPr>
+              <w:spacing w:after="0"/>
+            </w:pPr>
+            <w:r/>
+            <w:r>
+              <w:rPr>
+                <w:b/>
+                <w:color w:val="FFFFFF"/>
+                <w:sz w:val="19"/>
+              </w:rPr>
+              <w:t>№</w:t>
+            </w:r>
+          </w:p>
+        </w:tc>
+        <w:tc>
+          <w:tcPr>
+            <w:tcW w:type="dxa" w:w="3400"/>
+            <w:shd w:val="clear" w:color="auto" w:fill="1F3A6B"/>
+          </w:tcPr>
+          <w:p>
+            <w:pPr>
+              <w:spacing w:after="0"/>
+            </w:pPr>
+            <w:r/>
+            <w:r>
+              <w:rPr>
+                <w:b/>
+                <w:color w:val="FFFFFF"/>
+                <w:sz w:val="19"/>
+              </w:rPr>
+              <w:t>где</w:t>
+            </w:r>
+          </w:p>
+        </w:tc>
+        <w:tc>
+          <w:tcPr>
+            <w:tcW w:type="dxa" w:w="3400"/>
+            <w:shd w:val="clear" w:color="auto" w:fill="1F3A6B"/>
+          </w:tcPr>
+          <w:p>
+            <w:pPr>
+              <w:spacing w:after="0"/>
+            </w:pPr>
+            <w:r/>
+            <w:r>
+              <w:rPr>
+                <w:b/>
+                <w:color w:val="FFFFFF"/>
+                <w:sz w:val="19"/>
+              </w:rPr>
+              <w:t>что проверить</w:t>
+            </w:r>
+          </w:p>
+        </w:tc>
+      </w:tr>
+      <w:tr>
+        <w:tc>
+          <w:tcPr>
+            <w:tcW w:type="dxa" w:w="3400"/>
+            <w:shd w:val="clear" w:color="auto" w:fill="F3F7FC"/>
+          </w:tcPr>
+          <w:p>
+            <w:pPr>
+              <w:spacing w:after="20"/>
+            </w:pPr>
+            <w:r/>
+            <w:r>
+              <w:rPr>
+                <w:i w:val="0"/>
+                <w:color w:val="143A6B"/>
+                <w:sz w:val="19"/>
+              </w:rPr>
+              <w:t>В1</w:t>
+            </w:r>
+          </w:p>
+        </w:tc>
+        <w:tc>
+          <w:tcPr>
+            <w:tcW w:type="dxa" w:w="3400"/>
+          </w:tcPr>
+          <w:p>
+            <w:pPr>
+              <w:spacing w:after="20"/>
+            </w:pPr>
+            <w:r/>
+            <w:r>
+              <w:rPr>
+                <w:i w:val="0"/>
+                <w:color w:val="1F2937"/>
+                <w:sz w:val="19"/>
+              </w:rPr>
+              <w:t>Юнит 3, ДЗ 3, блок 3 и ДЗ 6, блок 6</w:t>
+            </w:r>
+          </w:p>
+        </w:tc>
+        <w:tc>
+          <w:tcPr>
+            <w:tcW w:type="dxa" w:w="3400"/>
+          </w:tcPr>
+          <w:p>
+            <w:pPr>
+              <w:spacing w:after="20"/>
+            </w:pPr>
+            <w:r/>
+            <w:r>
+              <w:rPr>
+                <w:i w:val="0"/>
+                <w:color w:val="1F2937"/>
+                <w:sz w:val="19"/>
+              </w:rPr>
+              <w:t>ответы выведены из текста задания, а не из видео</w:t>
+            </w:r>
+          </w:p>
+        </w:tc>
+      </w:tr>
+      <w:tr>
+        <w:tc>
+          <w:tcPr>
+            <w:tcW w:type="dxa" w:w="3400"/>
+            <w:shd w:val="clear" w:color="auto" w:fill="F3F7FC"/>
+          </w:tcPr>
+          <w:p>
+            <w:pPr>
+              <w:spacing w:after="20"/>
+            </w:pPr>
+            <w:r/>
+            <w:r>
+              <w:rPr>
+                <w:i w:val="0"/>
+                <w:color w:val="143A6B"/>
+                <w:sz w:val="19"/>
+              </w:rPr>
+              <w:t>В2</w:t>
+            </w:r>
+          </w:p>
+        </w:tc>
+        <w:tc>
+          <w:tcPr>
+            <w:tcW w:type="dxa" w:w="3400"/>
+          </w:tcPr>
+          <w:p>
+            <w:pPr>
+              <w:spacing w:after="20"/>
+            </w:pPr>
+            <w:r/>
+            <w:r>
+              <w:rPr>
+                <w:i w:val="0"/>
+                <w:color w:val="1F2937"/>
+                <w:sz w:val="19"/>
+              </w:rPr>
+              <w:t>Юнит 4, ДЗ 5, блок 13</w:t>
+            </w:r>
+          </w:p>
+        </w:tc>
+        <w:tc>
+          <w:tcPr>
+            <w:tcW w:type="dxa" w:w="3400"/>
+          </w:tcPr>
+          <w:p>
+            <w:pPr>
+              <w:spacing w:after="20"/>
+            </w:pPr>
+            <w:r/>
+            <w:r>
+              <w:rPr>
+                <w:rFonts w:ascii="Consolas" w:hAnsi="Consolas"/>
+                <w:color w:val="0B616E"/>
+                <w:sz w:val="19"/>
+              </w:rPr>
+              <w:t>sm1_u4_hw5_b13.mp4</w:t>
+            </w:r>
+            <w:r>
+              <w:rPr>
+                <w:i w:val="0"/>
+                <w:color w:val="1F2937"/>
+                <w:sz w:val="19"/>
+              </w:rPr>
+              <w:t xml:space="preserve"> — сверить числа: в ключе 13, 14 и 11</w:t>
+            </w:r>
+          </w:p>
+        </w:tc>
+      </w:tr>
+      <w:tr>
+        <w:tc>
+          <w:tcPr>
+            <w:tcW w:type="dxa" w:w="3400"/>
+            <w:shd w:val="clear" w:color="auto" w:fill="F3F7FC"/>
+          </w:tcPr>
+          <w:p>
+            <w:pPr>
+              <w:spacing w:after="20"/>
+            </w:pPr>
+            <w:r/>
+            <w:r>
+              <w:rPr>
+                <w:i w:val="0"/>
+                <w:color w:val="143A6B"/>
+                <w:sz w:val="19"/>
+              </w:rPr>
+              <w:t>В3</w:t>
+            </w:r>
+          </w:p>
+        </w:tc>
+        <w:tc>
+          <w:tcPr>
+            <w:tcW w:type="dxa" w:w="3400"/>
+          </w:tcPr>
+          <w:p>
+            <w:pPr>
+              <w:spacing w:after="20"/>
+            </w:pPr>
+            <w:r/>
+            <w:r>
+              <w:rPr>
+                <w:i w:val="0"/>
+                <w:color w:val="1F2937"/>
+                <w:sz w:val="19"/>
+              </w:rPr>
+              <w:t>Юнит 6, ДЗ 6, блок 4</w:t>
+            </w:r>
+          </w:p>
+        </w:tc>
+        <w:tc>
+          <w:tcPr>
+            <w:tcW w:type="dxa" w:w="3400"/>
+          </w:tcPr>
+          <w:p>
+            <w:pPr>
+              <w:spacing w:after="20"/>
+            </w:pPr>
+            <w:r/>
+            <w:r>
+              <w:rPr>
+                <w:i w:val="0"/>
+                <w:color w:val="1F2937"/>
+                <w:sz w:val="19"/>
+              </w:rPr>
+              <w:t>«Отметь дома, которые были в видео»: сейчас неверными помечены cave house и yurt — те самые, которым учит урок, а верными castle, hut, igloo и caravan, которых в курсе нет</w:t>
+            </w:r>
+          </w:p>
+        </w:tc>
+      </w:tr>
+    </w:tbl>
+    <w:p>
+      <w:pPr>
+        <w:spacing w:after="80"/>
+      </w:pPr>
+    </w:p>
+    <w:p>
+      <w:pPr>
+        <w:spacing w:after="120"/>
+      </w:pPr>
+      <w:r>
+        <w:rPr>
+          <w:b/>
+          <w:color w:val="143A6B"/>
+          <w:sz w:val="21"/>
+        </w:rPr>
+        <w:t>3. Посмотреть блоки, где картинка спорит с ключом.</w:t>
+      </w:r>
+    </w:p>
+    <w:tbl>
+      <w:tblPr>
+        <w:tblW w:type="auto" w:w="0"/>
+        <w:tblLook w:firstColumn="1" w:firstRow="1" w:lastColumn="0" w:lastRow="0" w:noHBand="0" w:noVBand="1" w:val="04A0"/>
+        <w:tblBorders>
+          <w:top w:val="single" w:sz="4" w:space="0" w:color="C9D4E4"/>
+          <w:left w:val="single" w:sz="4" w:space="0" w:color="C9D4E4"/>
+          <w:bottom w:val="single" w:sz="4" w:space="0" w:color="C9D4E4"/>
+          <w:right w:val="single" w:sz="4" w:space="0" w:color="C9D4E4"/>
+          <w:insideH w:val="single" w:sz="4" w:space="0" w:color="C9D4E4"/>
+          <w:insideV w:val="single" w:sz="4" w:space="0" w:color="C9D4E4"/>
+        </w:tblBorders>
+      </w:tblPr>
+      <w:tblGrid>
+        <w:gridCol w:w="3400"/>
+        <w:gridCol w:w="3400"/>
+        <w:gridCol w:w="3400"/>
+      </w:tblGrid>
+      <w:tr>
+        <w:tc>
+          <w:tcPr>
+            <w:tcW w:type="dxa" w:w="3400"/>
+            <w:shd w:val="clear" w:color="auto" w:fill="1F3A6B"/>
+          </w:tcPr>
+          <w:p>
+            <w:pPr>
+              <w:spacing w:after="0"/>
+            </w:pPr>
+            <w:r/>
+            <w:r>
+              <w:rPr>
+                <w:b/>
+                <w:color w:val="FFFFFF"/>
+                <w:sz w:val="19"/>
+              </w:rPr>
+              <w:t>№</w:t>
+            </w:r>
+          </w:p>
+        </w:tc>
+        <w:tc>
+          <w:tcPr>
+            <w:tcW w:type="dxa" w:w="3400"/>
+            <w:shd w:val="clear" w:color="auto" w:fill="1F3A6B"/>
+          </w:tcPr>
+          <w:p>
+            <w:pPr>
+              <w:spacing w:after="0"/>
+            </w:pPr>
+            <w:r/>
+            <w:r>
+              <w:rPr>
+                <w:b/>
+                <w:color w:val="FFFFFF"/>
+                <w:sz w:val="19"/>
+              </w:rPr>
+              <w:t>где</w:t>
+            </w:r>
+          </w:p>
+        </w:tc>
+        <w:tc>
+          <w:tcPr>
+            <w:tcW w:type="dxa" w:w="3400"/>
+            <w:shd w:val="clear" w:color="auto" w:fill="1F3A6B"/>
+          </w:tcPr>
+          <w:p>
+            <w:pPr>
+              <w:spacing w:after="0"/>
+            </w:pPr>
+            <w:r/>
+            <w:r>
+              <w:rPr>
+                <w:b/>
+                <w:color w:val="FFFFFF"/>
+                <w:sz w:val="19"/>
+              </w:rPr>
+              <w:t>что не так</w:t>
+            </w:r>
+          </w:p>
+        </w:tc>
+      </w:tr>
+      <w:tr>
+        <w:tc>
+          <w:tcPr>
+            <w:tcW w:type="dxa" w:w="3400"/>
+            <w:shd w:val="clear" w:color="auto" w:fill="F3F7FC"/>
+          </w:tcPr>
+          <w:p>
+            <w:pPr>
+              <w:spacing w:after="20"/>
+            </w:pPr>
+            <w:r/>
+            <w:r>
+              <w:rPr>
+                <w:i w:val="0"/>
+                <w:color w:val="143A6B"/>
+                <w:sz w:val="19"/>
+              </w:rPr>
+              <w:t>К1</w:t>
+            </w:r>
+          </w:p>
+        </w:tc>
+        <w:tc>
+          <w:tcPr>
+            <w:tcW w:type="dxa" w:w="3400"/>
+          </w:tcPr>
+          <w:p>
+            <w:pPr>
+              <w:spacing w:after="20"/>
+            </w:pPr>
+            <w:r/>
+            <w:r>
+              <w:rPr>
+                <w:i w:val="0"/>
+                <w:color w:val="1F2937"/>
+                <w:sz w:val="19"/>
+              </w:rPr>
+              <w:t>Юнит 3, ДЗ 3, блок 5</w:t>
+            </w:r>
+          </w:p>
+        </w:tc>
+        <w:tc>
+          <w:tcPr>
+            <w:tcW w:type="dxa" w:w="3400"/>
+          </w:tcPr>
+          <w:p>
+            <w:pPr>
+              <w:spacing w:after="20"/>
+            </w:pPr>
+            <w:r/>
+            <w:r>
+              <w:rPr>
+                <w:i w:val="0"/>
+                <w:color w:val="1F2937"/>
+                <w:sz w:val="19"/>
+              </w:rPr>
+              <w:t>«What colour is the ball?» — верный ответ «blue and yellow», а картинка чёрно-белая, и среди вариантов есть «black and white». Нужен цветной кадр мяча</w:t>
+            </w:r>
+          </w:p>
+        </w:tc>
+      </w:tr>
+      <w:tr>
+        <w:tc>
+          <w:tcPr>
+            <w:tcW w:type="dxa" w:w="3400"/>
+            <w:shd w:val="clear" w:color="auto" w:fill="F3F7FC"/>
+          </w:tcPr>
+          <w:p>
+            <w:pPr>
+              <w:spacing w:after="20"/>
+            </w:pPr>
+            <w:r/>
+            <w:r>
+              <w:rPr>
+                <w:i w:val="0"/>
+                <w:color w:val="143A6B"/>
+                <w:sz w:val="19"/>
+              </w:rPr>
+              <w:t>К2</w:t>
+            </w:r>
+          </w:p>
+        </w:tc>
+        <w:tc>
+          <w:tcPr>
+            <w:tcW w:type="dxa" w:w="3400"/>
+          </w:tcPr>
+          <w:p>
+            <w:pPr>
+              <w:spacing w:after="20"/>
+            </w:pPr>
+            <w:r/>
+            <w:r>
+              <w:rPr>
+                <w:i w:val="0"/>
+                <w:color w:val="1F2937"/>
+                <w:sz w:val="19"/>
+              </w:rPr>
+              <w:t>Юнит 6, тест, блок 3, вопросы 4–5</w:t>
+            </w:r>
+          </w:p>
+        </w:tc>
+        <w:tc>
+          <w:tcPr>
+            <w:tcW w:type="dxa" w:w="3400"/>
+          </w:tcPr>
+          <w:p>
+            <w:pPr>
+              <w:spacing w:after="20"/>
+            </w:pPr>
+            <w:r/>
+            <w:r>
+              <w:rPr>
+                <w:i w:val="0"/>
+                <w:color w:val="1F2937"/>
+                <w:sz w:val="19"/>
+              </w:rPr>
+              <w:t>«Is there a crocodile?» — ключ «No, there isn't» при крупном крокодиле на картинке; «Are there any bikes?» — «No, there aren't» при двух велосипедах</w:t>
+            </w:r>
+          </w:p>
+        </w:tc>
+      </w:tr>
+      <w:tr>
+        <w:tc>
+          <w:tcPr>
+            <w:tcW w:type="dxa" w:w="3400"/>
+            <w:shd w:val="clear" w:color="auto" w:fill="F3F7FC"/>
+          </w:tcPr>
+          <w:p>
+            <w:pPr>
+              <w:spacing w:after="20"/>
+            </w:pPr>
+            <w:r/>
+            <w:r>
+              <w:rPr>
+                <w:i w:val="0"/>
+                <w:color w:val="143A6B"/>
+                <w:sz w:val="19"/>
+              </w:rPr>
+              <w:t>К3</w:t>
+            </w:r>
+          </w:p>
+        </w:tc>
+        <w:tc>
+          <w:tcPr>
+            <w:tcW w:type="dxa" w:w="3400"/>
+          </w:tcPr>
+          <w:p>
+            <w:pPr>
+              <w:spacing w:after="20"/>
+            </w:pPr>
+            <w:r/>
+            <w:r>
+              <w:rPr>
+                <w:i w:val="0"/>
+                <w:color w:val="1F2937"/>
+                <w:sz w:val="19"/>
+              </w:rPr>
+              <w:t>Юнит 9, ДЗ 5, блок 4</w:t>
+            </w:r>
+          </w:p>
+        </w:tc>
+        <w:tc>
+          <w:tcPr>
+            <w:tcW w:type="dxa" w:w="3400"/>
+          </w:tcPr>
+          <w:p>
+            <w:pPr>
+              <w:spacing w:after="20"/>
+            </w:pPr>
+            <w:r/>
+            <w:r>
+              <w:rPr>
+                <w:i w:val="0"/>
+                <w:color w:val="1F2937"/>
+                <w:sz w:val="19"/>
+              </w:rPr>
+              <w:t>«They are making a sandcastle» — True, а на картинке замок без людей</w:t>
+            </w:r>
+          </w:p>
+        </w:tc>
+      </w:tr>
+      <w:tr>
+        <w:tc>
+          <w:tcPr>
+            <w:tcW w:type="dxa" w:w="3400"/>
+            <w:shd w:val="clear" w:color="auto" w:fill="F3F7FC"/>
+          </w:tcPr>
+          <w:p>
+            <w:pPr>
+              <w:spacing w:after="20"/>
+            </w:pPr>
+            <w:r/>
+            <w:r>
+              <w:rPr>
+                <w:i w:val="0"/>
+                <w:color w:val="143A6B"/>
+                <w:sz w:val="19"/>
+              </w:rPr>
+              <w:t>К4</w:t>
+            </w:r>
+          </w:p>
+        </w:tc>
+        <w:tc>
+          <w:tcPr>
+            <w:tcW w:type="dxa" w:w="3400"/>
+          </w:tcPr>
+          <w:p>
+            <w:pPr>
+              <w:spacing w:after="20"/>
+            </w:pPr>
+            <w:r/>
+            <w:r>
+              <w:rPr>
+                <w:i w:val="0"/>
+                <w:color w:val="1F2937"/>
+                <w:sz w:val="19"/>
+              </w:rPr>
+              <w:t>Юнит 3, ДЗ 2, блок 10</w:t>
+            </w:r>
+          </w:p>
+        </w:tc>
+        <w:tc>
+          <w:tcPr>
+            <w:tcW w:type="dxa" w:w="3400"/>
+          </w:tcPr>
+          <w:p>
+            <w:pPr>
+              <w:spacing w:after="20"/>
+            </w:pPr>
+            <w:r/>
+            <w:r>
+              <w:rPr>
+                <w:i w:val="0"/>
+                <w:color w:val="1F2937"/>
+                <w:sz w:val="19"/>
+              </w:rPr>
+              <w:t>образец «The frog is in the box», на картинке лягушка на тумбочке</w:t>
+            </w:r>
+          </w:p>
+        </w:tc>
+      </w:tr>
+    </w:tbl>
+    <w:p>
+      <w:pPr>
+        <w:spacing w:after="80"/>
+      </w:pPr>
     </w:p>
     <w:p>
       <w:pPr>

--- a/builds/Вычитка — что нужно от вас.docx
+++ b/builds/Вычитка — что нужно от вас.docx
@@ -1012,6 +1012,14 @@
         </w:rPr>
         <w:t>1. Послушать записи и сверить с ключами.</w:t>
       </w:r>
+      <w:r>
+        <w:rPr>
+          <w:i w:val="0"/>
+          <w:color w:val="1F2937"/>
+          <w:sz w:val="21"/>
+        </w:rPr>
+        <w:t xml:space="preserve"> (С1 закрыт: обе записи на местах — короткая в блоке 1, длинная в блоке 3.)</w:t>
+      </w:r>
     </w:p>
     <w:tbl>
       <w:tblPr>
@@ -1089,98 +1097,6 @@
                 <w:sz w:val="19"/>
               </w:rPr>
               <w:t>что проверить</w:t>
-            </w:r>
-          </w:p>
-        </w:tc>
-      </w:tr>
-      <w:tr>
-        <w:tc>
-          <w:tcPr>
-            <w:tcW w:type="dxa" w:w="3400"/>
-            <w:shd w:val="clear" w:color="auto" w:fill="F3F7FC"/>
-          </w:tcPr>
-          <w:p>
-            <w:pPr>
-              <w:spacing w:after="20"/>
-            </w:pPr>
-            <w:r/>
-            <w:r>
-              <w:rPr>
-                <w:i w:val="0"/>
-                <w:color w:val="143A6B"/>
-                <w:sz w:val="19"/>
-              </w:rPr>
-              <w:t>С1</w:t>
-            </w:r>
-          </w:p>
-        </w:tc>
-        <w:tc>
-          <w:tcPr>
-            <w:tcW w:type="dxa" w:w="3400"/>
-          </w:tcPr>
-          <w:p>
-            <w:pPr>
-              <w:spacing w:after="20"/>
-            </w:pPr>
-            <w:r/>
-            <w:r>
-              <w:rPr>
-                <w:i w:val="0"/>
-                <w:color w:val="1F2937"/>
-                <w:sz w:val="19"/>
-              </w:rPr>
-              <w:t>Final Test, блок 1</w:t>
-            </w:r>
-          </w:p>
-        </w:tc>
-        <w:tc>
-          <w:tcPr>
-            <w:tcW w:type="dxa" w:w="3400"/>
-          </w:tcPr>
-          <w:p>
-            <w:pPr>
-              <w:spacing w:after="20"/>
-            </w:pPr>
-            <w:r/>
-            <w:r>
-              <w:rPr>
-                <w:i w:val="0"/>
-                <w:color w:val="1F2937"/>
-                <w:sz w:val="19"/>
-              </w:rPr>
-              <w:t xml:space="preserve">В бакете лежат две записи: </w:t>
-            </w:r>
-            <w:r>
-              <w:rPr>
-                <w:rFonts w:ascii="Consolas" w:hAnsi="Consolas"/>
-                <w:color w:val="0B616E"/>
-                <w:sz w:val="19"/>
-              </w:rPr>
-              <w:t>sm1_final_b1.mp3</w:t>
-            </w:r>
-            <w:r>
-              <w:rPr>
-                <w:i w:val="0"/>
-                <w:color w:val="1F2937"/>
-                <w:sz w:val="19"/>
-              </w:rPr>
-              <w:t xml:space="preserve"> (2 мин 47 с) и </w:t>
-            </w:r>
-            <w:r>
-              <w:rPr>
-                <w:rFonts w:ascii="Consolas" w:hAnsi="Consolas"/>
-                <w:color w:val="0B616E"/>
-                <w:sz w:val="19"/>
-              </w:rPr>
-              <w:t>sm1_final_b1 (1).mp3</w:t>
-            </w:r>
-            <w:r>
-              <w:rPr>
-                <w:i w:val="0"/>
-                <w:color w:val="1F2937"/>
-                <w:sz w:val="19"/>
-              </w:rPr>
-              <w:t xml:space="preserve"> (1 мин 26 с). В блоке стоит короткая, и в ней, похоже, нет второй части про пикник — а на ней держится блок 3. Послушать обе и сказать, какая полная</w:t>
             </w:r>
           </w:p>
         </w:tc>
@@ -4672,7 +4588,7 @@
           <w:color w:val="5A6372"/>
           <w:sz w:val="18"/>
         </w:rPr>
-        <w:t>Документ пересобран 20.10.2026. Источник: builds/vychitka_ot_vas.md</w:t>
+        <w:t>Документ пересобран 21.10.2026. Источник: builds/vychitka_ot_vas.md</w:t>
       </w:r>
     </w:p>
     <w:sectPr>

--- a/builds/Вычитка — что нужно от вас.docx
+++ b/builds/Вычитка — что нужно от вас.docx
@@ -963,7 +963,7 @@
           <w:color w:val="143A6B"/>
           <w:sz w:val="28"/>
         </w:rPr>
-        <w:t>Super Minds 1 — вычитка идёт</w:t>
+        <w:t>Super Minds 1 — вычитка закончена, осталась ваша часть</w:t>
       </w:r>
     </w:p>
     <w:p>
@@ -976,7 +976,7 @@
           <w:color w:val="143A6B"/>
           <w:sz w:val="21"/>
         </w:rPr>
-        <w:t>Статус.</w:t>
+        <w:t>Статус на 21.10.2026.</w:t>
       </w:r>
       <w:r>
         <w:rPr>
@@ -984,7 +984,20 @@
           <w:color w:val="1F2937"/>
           <w:sz w:val="21"/>
         </w:rPr>
-        <w:t xml:space="preserve"> Прочитаны семь юнитов из одиннадцати (0, 3, 4, 5, 6, 9 и Final Test), четыре дочитываются. Централизованная часть закрыта: карточки стоят вторым блоком, склейки разобраны, перед длинными сериями одинаковых заданий появились заголовки, 49 блоков с кривым апострофом исправлены, четыре блока «Собери слово», где слово не собиралось вовсе, починены.</w:t>
+        <w:t xml:space="preserve"> Прочитаны все одиннадцать юнитов, правки применены, 59 лишних блоков удалены, нумерация выровнена, «Озвучить пачкой» нажата — незаозвученных мест в курсе ноль. Картинки от вас вставлены все: 48 файлов, ключи сверены с изображениями везде, где от картинки зависит ответ. Битых ссылок на картинки нет: 555 ссылок, все на существующие файлы.</w:t>
+      </w:r>
+    </w:p>
+    <w:p>
+      <w:pPr>
+        <w:spacing w:after="120"/>
+      </w:pPr>
+      <w:r>
+        <w:rPr>
+          <w:i w:val="0"/>
+          <w:color w:val="1F2937"/>
+          <w:sz w:val="21"/>
+        </w:rPr>
+        <w:t>Остались только места, которые надо посмотреть и послушать вам — они ниже.</w:t>
       </w:r>
     </w:p>
     <w:p>
@@ -2083,7 +2096,390 @@
           <w:color w:val="143A6B"/>
           <w:sz w:val="28"/>
         </w:rPr>
-        <w:t>Super Minds 2 — ведёт свой чат</w:t>
+        <w:t>Super Minds 2 — правки идут</w:t>
+      </w:r>
+    </w:p>
+    <w:p>
+      <w:pPr>
+        <w:spacing w:after="120"/>
+      </w:pPr>
+      <w:r>
+        <w:rPr>
+          <w:b/>
+          <w:color w:val="143A6B"/>
+          <w:sz w:val="21"/>
+        </w:rPr>
+        <w:t>Статус на 21.10.2026.</w:t>
+      </w:r>
+      <w:r>
+        <w:rPr>
+          <w:i w:val="0"/>
+          <w:color w:val="1F2937"/>
+          <w:sz w:val="21"/>
+        </w:rPr>
+        <w:t xml:space="preserve"> Обе вычитки (по базе и сверка с планами уроков) сделаны раньше, 8 тысяч строк отчётов. Сейчас идёт применение находок — четыре агента по три юнита. По базе чисто: порогов нет, звука в «Собери предложение» нет, плейсхолдеров не осталось, опубликованных уроков ноль, незаозвученных мест ноль.</w:t>
+      </w:r>
+    </w:p>
+    <w:p>
+      <w:pPr>
+        <w:spacing w:after="80" w:before="200"/>
+      </w:pPr>
+      <w:r>
+        <w:rPr>
+          <w:i w:val="0"/>
+          <w:color w:val="B13E0F"/>
+          <w:sz w:val="23"/>
+        </w:rPr>
+        <w:t>Что нужно от вас</w:t>
+      </w:r>
+    </w:p>
+    <w:p>
+      <w:pPr>
+        <w:spacing w:after="120"/>
+      </w:pPr>
+      <w:r>
+        <w:rPr>
+          <w:b/>
+          <w:color w:val="143A6B"/>
+          <w:sz w:val="21"/>
+        </w:rPr>
+        <w:t>Посмотреть диктанты — читается ли с картинки именно нужное слово.</w:t>
+      </w:r>
+      <w:r>
+        <w:rPr>
+          <w:i w:val="0"/>
+          <w:color w:val="1F2937"/>
+          <w:sz w:val="21"/>
+        </w:rPr>
+        <w:t xml:space="preserve"> Диктанты сокращены до пяти слов по вашему решению от 21.10; слово пишется целиком по картинке, без подсказок и без звука. Поэтому картинка должна читаться однозначно.</w:t>
+      </w:r>
+    </w:p>
+    <w:tbl>
+      <w:tblPr>
+        <w:tblW w:type="auto" w:w="0"/>
+        <w:tblLook w:firstColumn="1" w:firstRow="1" w:lastColumn="0" w:lastRow="0" w:noHBand="0" w:noVBand="1" w:val="04A0"/>
+        <w:tblBorders>
+          <w:top w:val="single" w:sz="4" w:space="0" w:color="C9D4E4"/>
+          <w:left w:val="single" w:sz="4" w:space="0" w:color="C9D4E4"/>
+          <w:bottom w:val="single" w:sz="4" w:space="0" w:color="C9D4E4"/>
+          <w:right w:val="single" w:sz="4" w:space="0" w:color="C9D4E4"/>
+          <w:insideH w:val="single" w:sz="4" w:space="0" w:color="C9D4E4"/>
+          <w:insideV w:val="single" w:sz="4" w:space="0" w:color="C9D4E4"/>
+        </w:tblBorders>
+      </w:tblPr>
+      <w:tblGrid>
+        <w:gridCol w:w="3400"/>
+        <w:gridCol w:w="3400"/>
+        <w:gridCol w:w="3400"/>
+      </w:tblGrid>
+      <w:tr>
+        <w:tc>
+          <w:tcPr>
+            <w:tcW w:type="dxa" w:w="3400"/>
+            <w:shd w:val="clear" w:color="auto" w:fill="1F3A6B"/>
+          </w:tcPr>
+          <w:p>
+            <w:pPr>
+              <w:spacing w:after="0"/>
+            </w:pPr>
+            <w:r/>
+            <w:r>
+              <w:rPr>
+                <w:b/>
+                <w:color w:val="FFFFFF"/>
+                <w:sz w:val="19"/>
+              </w:rPr>
+              <w:t>№</w:t>
+            </w:r>
+          </w:p>
+        </w:tc>
+        <w:tc>
+          <w:tcPr>
+            <w:tcW w:type="dxa" w:w="3400"/>
+            <w:shd w:val="clear" w:color="auto" w:fill="1F3A6B"/>
+          </w:tcPr>
+          <w:p>
+            <w:pPr>
+              <w:spacing w:after="0"/>
+            </w:pPr>
+            <w:r/>
+            <w:r>
+              <w:rPr>
+                <w:b/>
+                <w:color w:val="FFFFFF"/>
+                <w:sz w:val="19"/>
+              </w:rPr>
+              <w:t>где</w:t>
+            </w:r>
+          </w:p>
+        </w:tc>
+        <w:tc>
+          <w:tcPr>
+            <w:tcW w:type="dxa" w:w="3400"/>
+            <w:shd w:val="clear" w:color="auto" w:fill="1F3A6B"/>
+          </w:tcPr>
+          <w:p>
+            <w:pPr>
+              <w:spacing w:after="0"/>
+            </w:pPr>
+            <w:r/>
+            <w:r>
+              <w:rPr>
+                <w:b/>
+                <w:color w:val="FFFFFF"/>
+                <w:sz w:val="19"/>
+              </w:rPr>
+              <w:t>что посмотреть</w:t>
+            </w:r>
+          </w:p>
+        </w:tc>
+      </w:tr>
+      <w:tr>
+        <w:tc>
+          <w:tcPr>
+            <w:tcW w:type="dxa" w:w="3400"/>
+            <w:shd w:val="clear" w:color="auto" w:fill="F3F7FC"/>
+          </w:tcPr>
+          <w:p>
+            <w:pPr>
+              <w:spacing w:after="20"/>
+            </w:pPr>
+            <w:r/>
+            <w:r>
+              <w:rPr>
+                <w:i w:val="0"/>
+                <w:color w:val="143A6B"/>
+                <w:sz w:val="19"/>
+              </w:rPr>
+              <w:t>Д1</w:t>
+            </w:r>
+          </w:p>
+        </w:tc>
+        <w:tc>
+          <w:tcPr>
+            <w:tcW w:type="dxa" w:w="3400"/>
+          </w:tcPr>
+          <w:p>
+            <w:pPr>
+              <w:spacing w:after="20"/>
+            </w:pPr>
+            <w:r/>
+            <w:r>
+              <w:rPr>
+                <w:i w:val="0"/>
+                <w:color w:val="1F2937"/>
+                <w:sz w:val="19"/>
+              </w:rPr>
+              <w:t>Юнит 9, тест, блок 2</w:t>
+            </w:r>
+          </w:p>
+        </w:tc>
+        <w:tc>
+          <w:tcPr>
+            <w:tcW w:type="dxa" w:w="3400"/>
+          </w:tcPr>
+          <w:p>
+            <w:pPr>
+              <w:spacing w:after="20"/>
+            </w:pPr>
+            <w:r/>
+            <w:r>
+              <w:rPr>
+                <w:i w:val="0"/>
+                <w:color w:val="1F2937"/>
+                <w:sz w:val="19"/>
+              </w:rPr>
+              <w:t xml:space="preserve">пять картинок: </w:t>
+            </w:r>
+            <w:r>
+              <w:rPr>
+                <w:rFonts w:ascii="Consolas" w:hAnsi="Consolas"/>
+                <w:color w:val="0B616E"/>
+                <w:sz w:val="19"/>
+              </w:rPr>
+              <w:t>y_camping</w:t>
+            </w:r>
+            <w:r>
+              <w:rPr>
+                <w:i w:val="0"/>
+                <w:color w:val="1F2937"/>
+                <w:sz w:val="19"/>
+              </w:rPr>
+              <w:t xml:space="preserve">, </w:t>
+            </w:r>
+            <w:r>
+              <w:rPr>
+                <w:rFonts w:ascii="Consolas" w:hAnsi="Consolas"/>
+                <w:color w:val="0B616E"/>
+                <w:sz w:val="19"/>
+              </w:rPr>
+              <w:t>y_hiking</w:t>
+            </w:r>
+            <w:r>
+              <w:rPr>
+                <w:i w:val="0"/>
+                <w:color w:val="1F2937"/>
+                <w:sz w:val="19"/>
+              </w:rPr>
+              <w:t xml:space="preserve">, </w:t>
+            </w:r>
+            <w:r>
+              <w:rPr>
+                <w:rFonts w:ascii="Consolas" w:hAnsi="Consolas"/>
+                <w:color w:val="0B616E"/>
+                <w:sz w:val="19"/>
+              </w:rPr>
+              <w:t>y_comic</w:t>
+            </w:r>
+            <w:r>
+              <w:rPr>
+                <w:i w:val="0"/>
+                <w:color w:val="1F2937"/>
+                <w:sz w:val="19"/>
+              </w:rPr>
+              <w:t xml:space="preserve">, </w:t>
+            </w:r>
+            <w:r>
+              <w:rPr>
+                <w:rFonts w:ascii="Consolas" w:hAnsi="Consolas"/>
+                <w:color w:val="0B616E"/>
+                <w:sz w:val="19"/>
+              </w:rPr>
+              <w:t>y_treehouse</w:t>
+            </w:r>
+            <w:r>
+              <w:rPr>
+                <w:i w:val="0"/>
+                <w:color w:val="1F2937"/>
+                <w:sz w:val="19"/>
+              </w:rPr>
+              <w:t xml:space="preserve">, </w:t>
+            </w:r>
+            <w:r>
+              <w:rPr>
+                <w:rFonts w:ascii="Consolas" w:hAnsi="Consolas"/>
+                <w:color w:val="0B616E"/>
+                <w:sz w:val="19"/>
+              </w:rPr>
+              <w:t>y_scrapbook</w:t>
+            </w:r>
+          </w:p>
+        </w:tc>
+      </w:tr>
+      <w:tr>
+        <w:tc>
+          <w:tcPr>
+            <w:tcW w:type="dxa" w:w="3400"/>
+            <w:shd w:val="clear" w:color="auto" w:fill="F3F7FC"/>
+          </w:tcPr>
+          <w:p>
+            <w:pPr>
+              <w:spacing w:after="20"/>
+            </w:pPr>
+            <w:r/>
+            <w:r>
+              <w:rPr>
+                <w:i w:val="0"/>
+                <w:color w:val="143A6B"/>
+                <w:sz w:val="19"/>
+              </w:rPr>
+              <w:t>Д2</w:t>
+            </w:r>
+          </w:p>
+        </w:tc>
+        <w:tc>
+          <w:tcPr>
+            <w:tcW w:type="dxa" w:w="3400"/>
+          </w:tcPr>
+          <w:p>
+            <w:pPr>
+              <w:spacing w:after="20"/>
+            </w:pPr>
+            <w:r/>
+            <w:r>
+              <w:rPr>
+                <w:i w:val="0"/>
+                <w:color w:val="1F2937"/>
+                <w:sz w:val="19"/>
+              </w:rPr>
+              <w:t>Final Test, блок 7</w:t>
+            </w:r>
+          </w:p>
+        </w:tc>
+        <w:tc>
+          <w:tcPr>
+            <w:tcW w:type="dxa" w:w="3400"/>
+          </w:tcPr>
+          <w:p>
+            <w:pPr>
+              <w:spacing w:after="20"/>
+            </w:pPr>
+            <w:r/>
+            <w:r>
+              <w:rPr>
+                <w:i w:val="0"/>
+                <w:color w:val="1F2937"/>
+                <w:sz w:val="19"/>
+              </w:rPr>
+              <w:t>пять картинок: крокодил, арбуз, шкаф для одежды, очки, вертолёт</w:t>
+            </w:r>
+          </w:p>
+        </w:tc>
+      </w:tr>
+    </w:tbl>
+    <w:p>
+      <w:pPr>
+        <w:spacing w:after="80"/>
+      </w:pPr>
+    </w:p>
+    <w:p>
+      <w:pPr>
+        <w:spacing w:after="100" w:before="280"/>
+      </w:pPr>
+      <w:r>
+        <w:rPr>
+          <w:i w:val="0"/>
+          <w:color w:val="143A6B"/>
+          <w:sz w:val="28"/>
+        </w:rPr>
+        <w:t>Go Getter 1 — вычитка началась</w:t>
+      </w:r>
+    </w:p>
+    <w:p>
+      <w:pPr>
+        <w:spacing w:after="120"/>
+      </w:pPr>
+      <w:r>
+        <w:rPr>
+          <w:b/>
+          <w:color w:val="143A6B"/>
+          <w:sz w:val="21"/>
+        </w:rPr>
+        <w:t>Статус на 21.10.2026.</w:t>
+      </w:r>
+      <w:r>
+        <w:rPr>
+          <w:i w:val="0"/>
+          <w:color w:val="1F2937"/>
+          <w:sz w:val="21"/>
+        </w:rPr>
+        <w:t xml:space="preserve"> Собрана программа курса по 68 планам уроков и 9 конспектам (</w:t>
+      </w:r>
+      <w:r>
+        <w:rPr>
+          <w:rFonts w:ascii="Consolas" w:hAnsi="Consolas"/>
+          <w:color w:val="0B616E"/>
+          <w:sz w:val="21"/>
+        </w:rPr>
+        <w:t>builds/gg1/plan/syllabus.md</w:t>
+      </w:r>
+      <w:r>
+        <w:rPr>
+          <w:i w:val="0"/>
+          <w:color w:val="1F2937"/>
+          <w:sz w:val="21"/>
+        </w:rPr>
+        <w:t>). Идёт сквозная техническая проверка по всему курсу. Разбор по юнитам начнётся, когда закончится SM2.</w:t>
       </w:r>
     </w:p>
     <w:p>
@@ -2096,7 +2492,7 @@
           <w:color w:val="1F2937"/>
           <w:sz w:val="21"/>
         </w:rPr>
-        <w:t>Раздел заполняет сессия, которая занимается SM2.</w:t>
+        <w:t>Пока вашей части здесь нет — появится после разбора по юнитам.</w:t>
       </w:r>
     </w:p>
     <w:p>

--- a/builds/Вычитка — что нужно от вас.docx
+++ b/builds/Вычитка — что нужно от вас.docx
@@ -4984,7 +4984,7 @@
           <w:color w:val="5A6372"/>
           <w:sz w:val="18"/>
         </w:rPr>
-        <w:t>Документ пересобран 21.10.2026. Источник: builds/vychitka_ot_vas.md</w:t>
+        <w:t>Документ пересобран 22.10.2026. Источник: builds/vychitka_ot_vas.md</w:t>
       </w:r>
     </w:p>
     <w:sectPr>

--- a/builds/Вычитка — что нужно от вас.docx
+++ b/builds/Вычитка — что нужно от вас.docx
@@ -70,7 +70,7 @@
           <w:color w:val="1F2937"/>
           <w:sz w:val="21"/>
         </w:rPr>
-        <w:t xml:space="preserve">Как читать раздел курса: сначала </w:t>
+        <w:t xml:space="preserve">Как устроен раздел курса: сначала </w:t>
       </w:r>
       <w:r>
         <w:rPr>
@@ -94,7 +94,7 @@
           <w:color w:val="143A6B"/>
           <w:sz w:val="21"/>
         </w:rPr>
-        <w:t>что нужно от вас</w:t>
+        <w:t>одна таблица «что нужно от вас»</w:t>
       </w:r>
       <w:r>
         <w:rPr>
@@ -102,7 +102,7 @@
           <w:color w:val="1F2937"/>
           <w:sz w:val="21"/>
         </w:rPr>
-        <w:t xml:space="preserve"> — ровно те места, которые можем проверить только вы; потом </w:t>
+        <w:t xml:space="preserve">; потом </w:t>
       </w:r>
       <w:r>
         <w:rPr>
@@ -119,6 +119,27 @@
           <w:sz w:val="21"/>
         </w:rPr>
         <w:t>, чтобы не возвращаться к ним второй раз.</w:t>
+      </w:r>
+    </w:p>
+    <w:p>
+      <w:pPr>
+        <w:spacing w:after="120"/>
+      </w:pPr>
+      <w:r>
+        <w:rPr>
+          <w:b/>
+          <w:color w:val="143A6B"/>
+          <w:sz w:val="21"/>
+        </w:rPr>
+        <w:t>Таблица идёт по домашкам, а не по видам работы.</w:t>
+      </w:r>
+      <w:r>
+        <w:rPr>
+          <w:i w:val="0"/>
+          <w:color w:val="1F2937"/>
+          <w:sz w:val="21"/>
+        </w:rPr>
+        <w:t xml:space="preserve"> Строки отсортированы: юнит → урок → блок. Открыли одну домашку — сделали в ней всё сразу и закрыли. В столбце «что» стоит значок, чем заняться: 🎧 послушать запись · 🎬 посмотреть видео · 👁 посмотреть блок глазами · 🎤 записать. Номер слева закреплён за строкой: отвечать можно просто «3 ок, 5 меняем картинку».</w:t>
       </w:r>
     </w:p>
     <w:p>
@@ -189,19 +210,6 @@
         <w:t>Что нужно от вас</w:t>
       </w:r>
     </w:p>
-    <w:p>
-      <w:pPr>
-        <w:spacing w:after="120"/>
-      </w:pPr>
-      <w:r>
-        <w:rPr>
-          <w:b/>
-          <w:color w:val="143A6B"/>
-          <w:sz w:val="21"/>
-        </w:rPr>
-        <w:t>1. Послушать записи и сверить с ключами — 7 мест.</w:t>
-      </w:r>
-    </w:p>
     <w:tbl>
       <w:tblPr>
         <w:tblW w:type="auto" w:w="0"/>
@@ -216,14 +224,16 @@
         </w:tblBorders>
       </w:tblPr>
       <w:tblGrid>
-        <w:gridCol w:w="3400"/>
-        <w:gridCol w:w="3400"/>
-        <w:gridCol w:w="3400"/>
+        <w:gridCol w:w="2040"/>
+        <w:gridCol w:w="2040"/>
+        <w:gridCol w:w="2040"/>
+        <w:gridCol w:w="2040"/>
+        <w:gridCol w:w="2040"/>
       </w:tblGrid>
       <w:tr>
         <w:tc>
           <w:tcPr>
-            <w:tcW w:type="dxa" w:w="3400"/>
+            <w:tcW w:type="dxa" w:w="2040"/>
             <w:shd w:val="clear" w:color="auto" w:fill="1F3A6B"/>
           </w:tcPr>
           <w:p>
@@ -243,7 +253,7 @@
         </w:tc>
         <w:tc>
           <w:tcPr>
-            <w:tcW w:type="dxa" w:w="3400"/>
+            <w:tcW w:type="dxa" w:w="2040"/>
             <w:shd w:val="clear" w:color="auto" w:fill="1F3A6B"/>
           </w:tcPr>
           <w:p>
@@ -257,13 +267,53 @@
                 <w:color w:val="FFFFFF"/>
                 <w:sz w:val="19"/>
               </w:rPr>
-              <w:t>где</w:t>
+              <w:t>юнит</w:t>
             </w:r>
           </w:p>
         </w:tc>
         <w:tc>
           <w:tcPr>
-            <w:tcW w:type="dxa" w:w="3400"/>
+            <w:tcW w:type="dxa" w:w="2040"/>
+            <w:shd w:val="clear" w:color="auto" w:fill="1F3A6B"/>
+          </w:tcPr>
+          <w:p>
+            <w:pPr>
+              <w:spacing w:after="0"/>
+            </w:pPr>
+            <w:r/>
+            <w:r>
+              <w:rPr>
+                <w:b/>
+                <w:color w:val="FFFFFF"/>
+                <w:sz w:val="19"/>
+              </w:rPr>
+              <w:t>урок</w:t>
+            </w:r>
+          </w:p>
+        </w:tc>
+        <w:tc>
+          <w:tcPr>
+            <w:tcW w:type="dxa" w:w="2040"/>
+            <w:shd w:val="clear" w:color="auto" w:fill="1F3A6B"/>
+          </w:tcPr>
+          <w:p>
+            <w:pPr>
+              <w:spacing w:after="0"/>
+            </w:pPr>
+            <w:r/>
+            <w:r>
+              <w:rPr>
+                <w:b/>
+                <w:color w:val="FFFFFF"/>
+                <w:sz w:val="19"/>
+              </w:rPr>
+              <w:t>блок</w:t>
+            </w:r>
+          </w:p>
+        </w:tc>
+        <w:tc>
+          <w:tcPr>
+            <w:tcW w:type="dxa" w:w="2040"/>
             <w:shd w:val="clear" w:color="auto" w:fill="1F3A6B"/>
           </w:tcPr>
           <w:p>
@@ -285,7 +335,7 @@
       <w:tr>
         <w:tc>
           <w:tcPr>
-            <w:tcW w:type="dxa" w:w="3400"/>
+            <w:tcW w:type="dxa" w:w="2040"/>
             <w:shd w:val="clear" w:color="auto" w:fill="F3F7FC"/>
           </w:tcPr>
           <w:p>
@@ -299,13 +349,13 @@
                 <w:color w:val="143A6B"/>
                 <w:sz w:val="19"/>
               </w:rPr>
-              <w:t>П1</w:t>
+              <w:t>1</w:t>
             </w:r>
           </w:p>
         </w:tc>
         <w:tc>
           <w:tcPr>
-            <w:tcW w:type="dxa" w:w="3400"/>
+            <w:tcW w:type="dxa" w:w="2040"/>
           </w:tcPr>
           <w:p>
             <w:pPr>
@@ -318,13 +368,13 @@
                 <w:color w:val="1F2937"/>
                 <w:sz w:val="19"/>
               </w:rPr>
-              <w:t>Юнит 9, ДЗ 2, блок 6 и Final Test, блоки 4, 5, 7</w:t>
+              <w:t>2</w:t>
             </w:r>
           </w:p>
         </w:tc>
         <w:tc>
           <w:tcPr>
-            <w:tcW w:type="dxa" w:w="3400"/>
+            <w:tcW w:type="dxa" w:w="2040"/>
           </w:tcPr>
           <w:p>
             <w:pPr>
@@ -337,7 +387,45 @@
                 <w:color w:val="1F2937"/>
                 <w:sz w:val="19"/>
               </w:rPr>
-              <w:t>18 пунктов аудирования: совпадают ли верные ответы с тем, что звучит</w:t>
+              <w:t>ДЗ 3</w:t>
+            </w:r>
+          </w:p>
+        </w:tc>
+        <w:tc>
+          <w:tcPr>
+            <w:tcW w:type="dxa" w:w="2040"/>
+          </w:tcPr>
+          <w:p>
+            <w:pPr>
+              <w:spacing w:after="20"/>
+            </w:pPr>
+            <w:r/>
+            <w:r>
+              <w:rPr>
+                <w:i w:val="0"/>
+                <w:color w:val="1F2937"/>
+                <w:sz w:val="19"/>
+              </w:rPr>
+              <w:t>10</w:t>
+            </w:r>
+          </w:p>
+        </w:tc>
+        <w:tc>
+          <w:tcPr>
+            <w:tcW w:type="dxa" w:w="2040"/>
+          </w:tcPr>
+          <w:p>
+            <w:pPr>
+              <w:spacing w:after="20"/>
+            </w:pPr>
+            <w:r/>
+            <w:r>
+              <w:rPr>
+                <w:i w:val="0"/>
+                <w:color w:val="1F2937"/>
+                <w:sz w:val="19"/>
+              </w:rPr>
+              <w:t>🎧 в записи-образце должны звучать три реплики, на которые отвечает ученик</w:t>
             </w:r>
           </w:p>
         </w:tc>
@@ -345,7 +433,7 @@
       <w:tr>
         <w:tc>
           <w:tcPr>
-            <w:tcW w:type="dxa" w:w="3400"/>
+            <w:tcW w:type="dxa" w:w="2040"/>
             <w:shd w:val="clear" w:color="auto" w:fill="F3F7FC"/>
           </w:tcPr>
           <w:p>
@@ -359,13 +447,13 @@
                 <w:color w:val="143A6B"/>
                 <w:sz w:val="19"/>
               </w:rPr>
-              <w:t>П2</w:t>
+              <w:t>2</w:t>
             </w:r>
           </w:p>
         </w:tc>
         <w:tc>
           <w:tcPr>
-            <w:tcW w:type="dxa" w:w="3400"/>
+            <w:tcW w:type="dxa" w:w="2040"/>
           </w:tcPr>
           <w:p>
             <w:pPr>
@@ -378,13 +466,13 @@
                 <w:color w:val="1F2937"/>
                 <w:sz w:val="19"/>
               </w:rPr>
-              <w:t>Юнит 2, ДЗ 3, блок 10</w:t>
+              <w:t>2</w:t>
             </w:r>
           </w:p>
         </w:tc>
         <w:tc>
           <w:tcPr>
-            <w:tcW w:type="dxa" w:w="3400"/>
+            <w:tcW w:type="dxa" w:w="2040"/>
           </w:tcPr>
           <w:p>
             <w:pPr>
@@ -397,7 +485,45 @@
                 <w:color w:val="1F2937"/>
                 <w:sz w:val="19"/>
               </w:rPr>
-              <w:t>в записи-образце должны звучать три реплики, на которые отвечает ученик</w:t>
+              <w:t>ДЗ 6</w:t>
+            </w:r>
+          </w:p>
+        </w:tc>
+        <w:tc>
+          <w:tcPr>
+            <w:tcW w:type="dxa" w:w="2040"/>
+          </w:tcPr>
+          <w:p>
+            <w:pPr>
+              <w:spacing w:after="20"/>
+            </w:pPr>
+            <w:r/>
+            <w:r>
+              <w:rPr>
+                <w:i w:val="0"/>
+                <w:color w:val="1F2937"/>
+                <w:sz w:val="19"/>
+              </w:rPr>
+              <w:t>3</w:t>
+            </w:r>
+          </w:p>
+        </w:tc>
+        <w:tc>
+          <w:tcPr>
+            <w:tcW w:type="dxa" w:w="2040"/>
+          </w:tcPr>
+          <w:p>
+            <w:pPr>
+              <w:spacing w:after="20"/>
+            </w:pPr>
+            <w:r/>
+            <w:r>
+              <w:rPr>
+                <w:i w:val="0"/>
+                <w:color w:val="1F2937"/>
+                <w:sz w:val="19"/>
+              </w:rPr>
+              <w:t>🎬 какой оранжевый овощ в видео: в письме Марка их два (морковь и тыква), сейчас у вопроса два верных ответа</w:t>
             </w:r>
           </w:p>
         </w:tc>
@@ -405,7 +531,7 @@
       <w:tr>
         <w:tc>
           <w:tcPr>
-            <w:tcW w:type="dxa" w:w="3400"/>
+            <w:tcW w:type="dxa" w:w="2040"/>
             <w:shd w:val="clear" w:color="auto" w:fill="F3F7FC"/>
           </w:tcPr>
           <w:p>
@@ -419,13 +545,13 @@
                 <w:color w:val="143A6B"/>
                 <w:sz w:val="19"/>
               </w:rPr>
-              <w:t>П3</w:t>
+              <w:t>3</w:t>
             </w:r>
           </w:p>
         </w:tc>
         <w:tc>
           <w:tcPr>
-            <w:tcW w:type="dxa" w:w="3400"/>
+            <w:tcW w:type="dxa" w:w="2040"/>
           </w:tcPr>
           <w:p>
             <w:pPr>
@@ -438,13 +564,13 @@
                 <w:color w:val="1F2937"/>
                 <w:sz w:val="19"/>
               </w:rPr>
-              <w:t>Юнит 2, ДЗ 6, блок 3</w:t>
+              <w:t>8</w:t>
             </w:r>
           </w:p>
         </w:tc>
         <w:tc>
           <w:tcPr>
-            <w:tcW w:type="dxa" w:w="3400"/>
+            <w:tcW w:type="dxa" w:w="2040"/>
           </w:tcPr>
           <w:p>
             <w:pPr>
@@ -457,7 +583,45 @@
                 <w:color w:val="1F2937"/>
                 <w:sz w:val="19"/>
               </w:rPr>
-              <w:t>какой оранжевый овощ в видео: в письме Марка их два (морковь и тыква), сейчас у вопроса два верных ответа</w:t>
+              <w:t>ДЗ 3</w:t>
+            </w:r>
+          </w:p>
+        </w:tc>
+        <w:tc>
+          <w:tcPr>
+            <w:tcW w:type="dxa" w:w="2040"/>
+          </w:tcPr>
+          <w:p>
+            <w:pPr>
+              <w:spacing w:after="20"/>
+            </w:pPr>
+            <w:r/>
+            <w:r>
+              <w:rPr>
+                <w:i w:val="0"/>
+                <w:color w:val="1F2937"/>
+                <w:sz w:val="19"/>
+              </w:rPr>
+              <w:t>—</w:t>
+            </w:r>
+          </w:p>
+        </w:tc>
+        <w:tc>
+          <w:tcPr>
+            <w:tcW w:type="dxa" w:w="2040"/>
+          </w:tcPr>
+          <w:p>
+            <w:pPr>
+              <w:spacing w:after="20"/>
+            </w:pPr>
+            <w:r/>
+            <w:r>
+              <w:rPr>
+                <w:i w:val="0"/>
+                <w:color w:val="1F2937"/>
+                <w:sz w:val="19"/>
+              </w:rPr>
+              <w:t>🎧 задание «на слух» решается без записи (стена китайская, Тадж-Махал индийский). Нужно знать, что слышно, чтобы переписать вопросы</w:t>
             </w:r>
           </w:p>
         </w:tc>
@@ -465,7 +629,7 @@
       <w:tr>
         <w:tc>
           <w:tcPr>
-            <w:tcW w:type="dxa" w:w="3400"/>
+            <w:tcW w:type="dxa" w:w="2040"/>
             <w:shd w:val="clear" w:color="auto" w:fill="F3F7FC"/>
           </w:tcPr>
           <w:p>
@@ -479,13 +643,13 @@
                 <w:color w:val="143A6B"/>
                 <w:sz w:val="19"/>
               </w:rPr>
-              <w:t>П4</w:t>
+              <w:t>4</w:t>
             </w:r>
           </w:p>
         </w:tc>
         <w:tc>
           <w:tcPr>
-            <w:tcW w:type="dxa" w:w="3400"/>
+            <w:tcW w:type="dxa" w:w="2040"/>
           </w:tcPr>
           <w:p>
             <w:pPr>
@@ -498,13 +662,13 @@
                 <w:color w:val="1F2937"/>
                 <w:sz w:val="19"/>
               </w:rPr>
-              <w:t>Юнит 8, ДЗ 7, блок 11</w:t>
+              <w:t>8</w:t>
             </w:r>
           </w:p>
         </w:tc>
         <w:tc>
           <w:tcPr>
-            <w:tcW w:type="dxa" w:w="3400"/>
+            <w:tcW w:type="dxa" w:w="2040"/>
           </w:tcPr>
           <w:p>
             <w:pPr>
@@ -517,7 +681,45 @@
                 <w:color w:val="1F2937"/>
                 <w:sz w:val="19"/>
               </w:rPr>
-              <w:t>что в видео про Грега и зачем оно там — ролик стоит между двумя несвязанными заданиями</w:t>
+              <w:t>ДЗ 7</w:t>
+            </w:r>
+          </w:p>
+        </w:tc>
+        <w:tc>
+          <w:tcPr>
+            <w:tcW w:type="dxa" w:w="2040"/>
+          </w:tcPr>
+          <w:p>
+            <w:pPr>
+              <w:spacing w:after="20"/>
+            </w:pPr>
+            <w:r/>
+            <w:r>
+              <w:rPr>
+                <w:i w:val="0"/>
+                <w:color w:val="1F2937"/>
+                <w:sz w:val="19"/>
+              </w:rPr>
+              <w:t>11</w:t>
+            </w:r>
+          </w:p>
+        </w:tc>
+        <w:tc>
+          <w:tcPr>
+            <w:tcW w:type="dxa" w:w="2040"/>
+          </w:tcPr>
+          <w:p>
+            <w:pPr>
+              <w:spacing w:after="20"/>
+            </w:pPr>
+            <w:r/>
+            <w:r>
+              <w:rPr>
+                <w:i w:val="0"/>
+                <w:color w:val="1F2937"/>
+                <w:sz w:val="19"/>
+              </w:rPr>
+              <w:t>🎬 что в видео про Грега и зачем оно там — ролик стоит между двумя несвязанными заданиями</w:t>
             </w:r>
           </w:p>
         </w:tc>
@@ -525,7 +727,7 @@
       <w:tr>
         <w:tc>
           <w:tcPr>
-            <w:tcW w:type="dxa" w:w="3400"/>
+            <w:tcW w:type="dxa" w:w="2040"/>
             <w:shd w:val="clear" w:color="auto" w:fill="F3F7FC"/>
           </w:tcPr>
           <w:p>
@@ -539,13 +741,13 @@
                 <w:color w:val="143A6B"/>
                 <w:sz w:val="19"/>
               </w:rPr>
-              <w:t>П5</w:t>
+              <w:t>5</w:t>
             </w:r>
           </w:p>
         </w:tc>
         <w:tc>
           <w:tcPr>
-            <w:tcW w:type="dxa" w:w="3400"/>
+            <w:tcW w:type="dxa" w:w="2040"/>
           </w:tcPr>
           <w:p>
             <w:pPr>
@@ -558,13 +760,13 @@
                 <w:color w:val="1F2937"/>
                 <w:sz w:val="19"/>
               </w:rPr>
-              <w:t>Юнит 9, ДЗ 3, блок 2</w:t>
+              <w:t>9</w:t>
             </w:r>
           </w:p>
         </w:tc>
         <w:tc>
           <w:tcPr>
-            <w:tcW w:type="dxa" w:w="3400"/>
+            <w:tcW w:type="dxa" w:w="2040"/>
           </w:tcPr>
           <w:p>
             <w:pPr>
@@ -577,7 +779,45 @@
                 <w:color w:val="1F2937"/>
                 <w:sz w:val="19"/>
               </w:rPr>
-              <w:t>сколько в песне подменённых слов на самом деле — в задании это не сказано, а проверяет учитель</w:t>
+              <w:t>ДЗ 2</w:t>
+            </w:r>
+          </w:p>
+        </w:tc>
+        <w:tc>
+          <w:tcPr>
+            <w:tcW w:type="dxa" w:w="2040"/>
+          </w:tcPr>
+          <w:p>
+            <w:pPr>
+              <w:spacing w:after="20"/>
+            </w:pPr>
+            <w:r/>
+            <w:r>
+              <w:rPr>
+                <w:i w:val="0"/>
+                <w:color w:val="1F2937"/>
+                <w:sz w:val="19"/>
+              </w:rPr>
+              <w:t>6</w:t>
+            </w:r>
+          </w:p>
+        </w:tc>
+        <w:tc>
+          <w:tcPr>
+            <w:tcW w:type="dxa" w:w="2040"/>
+          </w:tcPr>
+          <w:p>
+            <w:pPr>
+              <w:spacing w:after="20"/>
+            </w:pPr>
+            <w:r/>
+            <w:r>
+              <w:rPr>
+                <w:i w:val="0"/>
+                <w:color w:val="1F2937"/>
+                <w:sz w:val="19"/>
+              </w:rPr>
+              <w:t>🎧 аудирование: совпадают ли верные ответы с тем, что звучит</w:t>
             </w:r>
           </w:p>
         </w:tc>
@@ -585,7 +825,7 @@
       <w:tr>
         <w:tc>
           <w:tcPr>
-            <w:tcW w:type="dxa" w:w="3400"/>
+            <w:tcW w:type="dxa" w:w="2040"/>
             <w:shd w:val="clear" w:color="auto" w:fill="F3F7FC"/>
           </w:tcPr>
           <w:p>
@@ -599,13 +839,13 @@
                 <w:color w:val="143A6B"/>
                 <w:sz w:val="19"/>
               </w:rPr>
-              <w:t>П6</w:t>
+              <w:t>6</w:t>
             </w:r>
           </w:p>
         </w:tc>
         <w:tc>
           <w:tcPr>
-            <w:tcW w:type="dxa" w:w="3400"/>
+            <w:tcW w:type="dxa" w:w="2040"/>
           </w:tcPr>
           <w:p>
             <w:pPr>
@@ -618,13 +858,13 @@
                 <w:color w:val="1F2937"/>
                 <w:sz w:val="19"/>
               </w:rPr>
-              <w:t>Юнит 8, ДЗ 3</w:t>
+              <w:t>9</w:t>
             </w:r>
           </w:p>
         </w:tc>
         <w:tc>
           <w:tcPr>
-            <w:tcW w:type="dxa" w:w="3400"/>
+            <w:tcW w:type="dxa" w:w="2040"/>
           </w:tcPr>
           <w:p>
             <w:pPr>
@@ -637,7 +877,45 @@
                 <w:color w:val="1F2937"/>
                 <w:sz w:val="19"/>
               </w:rPr>
-              <w:t>задание «на слух» решается без записи (стена китайская, Тадж-Махал индийский) — нужно знать, что слышно, чтобы переписать вопросы</w:t>
+              <w:t>ДЗ 3</w:t>
+            </w:r>
+          </w:p>
+        </w:tc>
+        <w:tc>
+          <w:tcPr>
+            <w:tcW w:type="dxa" w:w="2040"/>
+          </w:tcPr>
+          <w:p>
+            <w:pPr>
+              <w:spacing w:after="20"/>
+            </w:pPr>
+            <w:r/>
+            <w:r>
+              <w:rPr>
+                <w:i w:val="0"/>
+                <w:color w:val="1F2937"/>
+                <w:sz w:val="19"/>
+              </w:rPr>
+              <w:t>2</w:t>
+            </w:r>
+          </w:p>
+        </w:tc>
+        <w:tc>
+          <w:tcPr>
+            <w:tcW w:type="dxa" w:w="2040"/>
+          </w:tcPr>
+          <w:p>
+            <w:pPr>
+              <w:spacing w:after="20"/>
+            </w:pPr>
+            <w:r/>
+            <w:r>
+              <w:rPr>
+                <w:i w:val="0"/>
+                <w:color w:val="1F2937"/>
+                <w:sz w:val="19"/>
+              </w:rPr>
+              <w:t>🎧 сколько в песне подменённых слов на самом деле — в задании это не сказано, а проверяет учитель</w:t>
             </w:r>
           </w:p>
         </w:tc>
@@ -645,7 +923,7 @@
       <w:tr>
         <w:tc>
           <w:tcPr>
-            <w:tcW w:type="dxa" w:w="3400"/>
+            <w:tcW w:type="dxa" w:w="2040"/>
             <w:shd w:val="clear" w:color="auto" w:fill="F3F7FC"/>
           </w:tcPr>
           <w:p>
@@ -659,13 +937,13 @@
                 <w:color w:val="143A6B"/>
                 <w:sz w:val="19"/>
               </w:rPr>
-              <w:t>П7</w:t>
+              <w:t>7</w:t>
             </w:r>
           </w:p>
         </w:tc>
         <w:tc>
           <w:tcPr>
-            <w:tcW w:type="dxa" w:w="3400"/>
+            <w:tcW w:type="dxa" w:w="2040"/>
           </w:tcPr>
           <w:p>
             <w:pPr>
@@ -678,13 +956,13 @@
                 <w:color w:val="1F2937"/>
                 <w:sz w:val="19"/>
               </w:rPr>
-              <w:t>после наших правок текста</w:t>
+              <w:t>Final Test</w:t>
             </w:r>
           </w:p>
         </w:tc>
         <w:tc>
           <w:tcPr>
-            <w:tcW w:type="dxa" w:w="3400"/>
+            <w:tcW w:type="dxa" w:w="2040"/>
           </w:tcPr>
           <w:p>
             <w:pPr>
@@ -697,7 +975,45 @@
                 <w:color w:val="1F2937"/>
                 <w:sz w:val="19"/>
               </w:rPr>
-              <w:t>около 10 блоков придётся переозвучить: Julie вместо July, bookshop, ill, «do the shopping», «do your homework». Мы очистим звук и разметим — вам останется нажать «Озвучить пачкой» в «Контент» → «Медиа»</w:t>
+              <w:t>—</w:t>
+            </w:r>
+          </w:p>
+        </w:tc>
+        <w:tc>
+          <w:tcPr>
+            <w:tcW w:type="dxa" w:w="2040"/>
+          </w:tcPr>
+          <w:p>
+            <w:pPr>
+              <w:spacing w:after="20"/>
+            </w:pPr>
+            <w:r/>
+            <w:r>
+              <w:rPr>
+                <w:i w:val="0"/>
+                <w:color w:val="1F2937"/>
+                <w:sz w:val="19"/>
+              </w:rPr>
+              <w:t>4, 5, 7</w:t>
+            </w:r>
+          </w:p>
+        </w:tc>
+        <w:tc>
+          <w:tcPr>
+            <w:tcW w:type="dxa" w:w="2040"/>
+          </w:tcPr>
+          <w:p>
+            <w:pPr>
+              <w:spacing w:after="20"/>
+            </w:pPr>
+            <w:r/>
+            <w:r>
+              <w:rPr>
+                <w:i w:val="0"/>
+                <w:color w:val="1F2937"/>
+                <w:sz w:val="19"/>
+              </w:rPr>
+              <w:t>🎧 18 пунктов аудирования: совпадают ли верные ответы с тем, что звучит</w:t>
             </w:r>
           </w:p>
         </w:tc>
@@ -707,6 +1023,27 @@
       <w:pPr>
         <w:spacing w:after="80"/>
       </w:pPr>
+    </w:p>
+    <w:p>
+      <w:pPr>
+        <w:spacing w:after="120"/>
+      </w:pPr>
+      <w:r>
+        <w:rPr>
+          <w:b/>
+          <w:color w:val="143A6B"/>
+          <w:sz w:val="21"/>
+        </w:rPr>
+        <w:t>По всему курсу.</w:t>
+      </w:r>
+      <w:r>
+        <w:rPr>
+          <w:i w:val="0"/>
+          <w:color w:val="1F2937"/>
+          <w:sz w:val="21"/>
+        </w:rPr>
+        <w:t xml:space="preserve"> После наших правок текста около 10 блоков придётся переозвучить: Julie вместо July, bookshop, ill, «do the shopping», «do your homework». Мы очистим звук и разметим — вам останется нажать «Озвучить пачкой» в «Контент» → «Медиа».</w:t>
+      </w:r>
     </w:p>
     <w:p>
       <w:pPr>
@@ -1013,27 +1350,6 @@
         <w:t>Что нужно от вас</w:t>
       </w:r>
     </w:p>
-    <w:p>
-      <w:pPr>
-        <w:spacing w:after="120"/>
-      </w:pPr>
-      <w:r>
-        <w:rPr>
-          <w:b/>
-          <w:color w:val="143A6B"/>
-          <w:sz w:val="21"/>
-        </w:rPr>
-        <w:t>1. Послушать записи и сверить с ключами.</w:t>
-      </w:r>
-      <w:r>
-        <w:rPr>
-          <w:i w:val="0"/>
-          <w:color w:val="1F2937"/>
-          <w:sz w:val="21"/>
-        </w:rPr>
-        <w:t xml:space="preserve"> (С1 закрыт: обе записи на местах — короткая в блоке 1, длинная в блоке 3.)</w:t>
-      </w:r>
-    </w:p>
     <w:tbl>
       <w:tblPr>
         <w:tblW w:type="auto" w:w="0"/>
@@ -1048,14 +1364,16 @@
         </w:tblBorders>
       </w:tblPr>
       <w:tblGrid>
-        <w:gridCol w:w="3400"/>
-        <w:gridCol w:w="3400"/>
-        <w:gridCol w:w="3400"/>
+        <w:gridCol w:w="2040"/>
+        <w:gridCol w:w="2040"/>
+        <w:gridCol w:w="2040"/>
+        <w:gridCol w:w="2040"/>
+        <w:gridCol w:w="2040"/>
       </w:tblGrid>
       <w:tr>
         <w:tc>
           <w:tcPr>
-            <w:tcW w:type="dxa" w:w="3400"/>
+            <w:tcW w:type="dxa" w:w="2040"/>
             <w:shd w:val="clear" w:color="auto" w:fill="1F3A6B"/>
           </w:tcPr>
           <w:p>
@@ -1075,7 +1393,7 @@
         </w:tc>
         <w:tc>
           <w:tcPr>
-            <w:tcW w:type="dxa" w:w="3400"/>
+            <w:tcW w:type="dxa" w:w="2040"/>
             <w:shd w:val="clear" w:color="auto" w:fill="1F3A6B"/>
           </w:tcPr>
           <w:p>
@@ -1089,13 +1407,53 @@
                 <w:color w:val="FFFFFF"/>
                 <w:sz w:val="19"/>
               </w:rPr>
-              <w:t>где</w:t>
+              <w:t>юнит</w:t>
             </w:r>
           </w:p>
         </w:tc>
         <w:tc>
           <w:tcPr>
-            <w:tcW w:type="dxa" w:w="3400"/>
+            <w:tcW w:type="dxa" w:w="2040"/>
+            <w:shd w:val="clear" w:color="auto" w:fill="1F3A6B"/>
+          </w:tcPr>
+          <w:p>
+            <w:pPr>
+              <w:spacing w:after="0"/>
+            </w:pPr>
+            <w:r/>
+            <w:r>
+              <w:rPr>
+                <w:b/>
+                <w:color w:val="FFFFFF"/>
+                <w:sz w:val="19"/>
+              </w:rPr>
+              <w:t>урок</w:t>
+            </w:r>
+          </w:p>
+        </w:tc>
+        <w:tc>
+          <w:tcPr>
+            <w:tcW w:type="dxa" w:w="2040"/>
+            <w:shd w:val="clear" w:color="auto" w:fill="1F3A6B"/>
+          </w:tcPr>
+          <w:p>
+            <w:pPr>
+              <w:spacing w:after="0"/>
+            </w:pPr>
+            <w:r/>
+            <w:r>
+              <w:rPr>
+                <w:b/>
+                <w:color w:val="FFFFFF"/>
+                <w:sz w:val="19"/>
+              </w:rPr>
+              <w:t>блок</w:t>
+            </w:r>
+          </w:p>
+        </w:tc>
+        <w:tc>
+          <w:tcPr>
+            <w:tcW w:type="dxa" w:w="2040"/>
             <w:shd w:val="clear" w:color="auto" w:fill="1F3A6B"/>
           </w:tcPr>
           <w:p>
@@ -1117,7 +1475,7 @@
       <w:tr>
         <w:tc>
           <w:tcPr>
-            <w:tcW w:type="dxa" w:w="3400"/>
+            <w:tcW w:type="dxa" w:w="2040"/>
             <w:shd w:val="clear" w:color="auto" w:fill="F3F7FC"/>
           </w:tcPr>
           <w:p>
@@ -1131,13 +1489,13 @@
                 <w:color w:val="143A6B"/>
                 <w:sz w:val="19"/>
               </w:rPr>
-              <w:t>С2</w:t>
+              <w:t>1</w:t>
             </w:r>
           </w:p>
         </w:tc>
         <w:tc>
           <w:tcPr>
-            <w:tcW w:type="dxa" w:w="3400"/>
+            <w:tcW w:type="dxa" w:w="2040"/>
           </w:tcPr>
           <w:p>
             <w:pPr>
@@ -1150,19 +1508,457 @@
                 <w:color w:val="1F2937"/>
                 <w:sz w:val="19"/>
               </w:rPr>
-              <w:t>Юнит 3, тест, блоки 11–12</w:t>
+              <w:t>3</w:t>
             </w:r>
           </w:p>
         </w:tc>
         <w:tc>
           <w:tcPr>
-            <w:tcW w:type="dxa" w:w="3400"/>
+            <w:tcW w:type="dxa" w:w="2040"/>
           </w:tcPr>
           <w:p>
             <w:pPr>
               <w:spacing w:after="20"/>
             </w:pPr>
             <w:r/>
+            <w:r>
+              <w:rPr>
+                <w:i w:val="0"/>
+                <w:color w:val="1F2937"/>
+                <w:sz w:val="19"/>
+              </w:rPr>
+              <w:t>ДЗ 2</w:t>
+            </w:r>
+          </w:p>
+        </w:tc>
+        <w:tc>
+          <w:tcPr>
+            <w:tcW w:type="dxa" w:w="2040"/>
+          </w:tcPr>
+          <w:p>
+            <w:pPr>
+              <w:spacing w:after="20"/>
+            </w:pPr>
+            <w:r/>
+            <w:r>
+              <w:rPr>
+                <w:i w:val="0"/>
+                <w:color w:val="1F2937"/>
+                <w:sz w:val="19"/>
+              </w:rPr>
+              <w:t>10</w:t>
+            </w:r>
+          </w:p>
+        </w:tc>
+        <w:tc>
+          <w:tcPr>
+            <w:tcW w:type="dxa" w:w="2040"/>
+          </w:tcPr>
+          <w:p>
+            <w:pPr>
+              <w:spacing w:after="20"/>
+            </w:pPr>
+            <w:r/>
+            <w:r>
+              <w:rPr>
+                <w:i w:val="0"/>
+                <w:color w:val="1F2937"/>
+                <w:sz w:val="19"/>
+              </w:rPr>
+              <w:t>👁 образец «The frog is in the box», а на картинке лягушка на тумбочке</w:t>
+            </w:r>
+          </w:p>
+        </w:tc>
+      </w:tr>
+      <w:tr>
+        <w:tc>
+          <w:tcPr>
+            <w:tcW w:type="dxa" w:w="2040"/>
+            <w:shd w:val="clear" w:color="auto" w:fill="F3F7FC"/>
+          </w:tcPr>
+          <w:p>
+            <w:pPr>
+              <w:spacing w:after="20"/>
+            </w:pPr>
+            <w:r/>
+            <w:r>
+              <w:rPr>
+                <w:i w:val="0"/>
+                <w:color w:val="143A6B"/>
+                <w:sz w:val="19"/>
+              </w:rPr>
+              <w:t>2</w:t>
+            </w:r>
+          </w:p>
+        </w:tc>
+        <w:tc>
+          <w:tcPr>
+            <w:tcW w:type="dxa" w:w="2040"/>
+          </w:tcPr>
+          <w:p>
+            <w:pPr>
+              <w:spacing w:after="20"/>
+            </w:pPr>
+            <w:r/>
+            <w:r>
+              <w:rPr>
+                <w:i w:val="0"/>
+                <w:color w:val="1F2937"/>
+                <w:sz w:val="19"/>
+              </w:rPr>
+              <w:t>3</w:t>
+            </w:r>
+          </w:p>
+        </w:tc>
+        <w:tc>
+          <w:tcPr>
+            <w:tcW w:type="dxa" w:w="2040"/>
+          </w:tcPr>
+          <w:p>
+            <w:pPr>
+              <w:spacing w:after="20"/>
+            </w:pPr>
+            <w:r/>
+            <w:r>
+              <w:rPr>
+                <w:i w:val="0"/>
+                <w:color w:val="1F2937"/>
+                <w:sz w:val="19"/>
+              </w:rPr>
+              <w:t>ДЗ 3</w:t>
+            </w:r>
+          </w:p>
+        </w:tc>
+        <w:tc>
+          <w:tcPr>
+            <w:tcW w:type="dxa" w:w="2040"/>
+          </w:tcPr>
+          <w:p>
+            <w:pPr>
+              <w:spacing w:after="20"/>
+            </w:pPr>
+            <w:r/>
+            <w:r>
+              <w:rPr>
+                <w:i w:val="0"/>
+                <w:color w:val="1F2937"/>
+                <w:sz w:val="19"/>
+              </w:rPr>
+              <w:t>3</w:t>
+            </w:r>
+          </w:p>
+        </w:tc>
+        <w:tc>
+          <w:tcPr>
+            <w:tcW w:type="dxa" w:w="2040"/>
+          </w:tcPr>
+          <w:p>
+            <w:pPr>
+              <w:spacing w:after="20"/>
+            </w:pPr>
+            <w:r/>
+            <w:r>
+              <w:rPr>
+                <w:i w:val="0"/>
+                <w:color w:val="1F2937"/>
+                <w:sz w:val="19"/>
+              </w:rPr>
+              <w:t>🎬 ответы выведены из текста задания, а не из видео</w:t>
+            </w:r>
+          </w:p>
+        </w:tc>
+      </w:tr>
+      <w:tr>
+        <w:tc>
+          <w:tcPr>
+            <w:tcW w:type="dxa" w:w="2040"/>
+            <w:shd w:val="clear" w:color="auto" w:fill="F3F7FC"/>
+          </w:tcPr>
+          <w:p>
+            <w:pPr>
+              <w:spacing w:after="20"/>
+            </w:pPr>
+            <w:r/>
+            <w:r>
+              <w:rPr>
+                <w:i w:val="0"/>
+                <w:color w:val="143A6B"/>
+                <w:sz w:val="19"/>
+              </w:rPr>
+              <w:t>3</w:t>
+            </w:r>
+          </w:p>
+        </w:tc>
+        <w:tc>
+          <w:tcPr>
+            <w:tcW w:type="dxa" w:w="2040"/>
+          </w:tcPr>
+          <w:p>
+            <w:pPr>
+              <w:spacing w:after="20"/>
+            </w:pPr>
+            <w:r/>
+            <w:r>
+              <w:rPr>
+                <w:i w:val="0"/>
+                <w:color w:val="1F2937"/>
+                <w:sz w:val="19"/>
+              </w:rPr>
+              <w:t>3</w:t>
+            </w:r>
+          </w:p>
+        </w:tc>
+        <w:tc>
+          <w:tcPr>
+            <w:tcW w:type="dxa" w:w="2040"/>
+          </w:tcPr>
+          <w:p>
+            <w:pPr>
+              <w:spacing w:after="20"/>
+            </w:pPr>
+            <w:r/>
+            <w:r>
+              <w:rPr>
+                <w:i w:val="0"/>
+                <w:color w:val="1F2937"/>
+                <w:sz w:val="19"/>
+              </w:rPr>
+              <w:t>ДЗ 3</w:t>
+            </w:r>
+          </w:p>
+        </w:tc>
+        <w:tc>
+          <w:tcPr>
+            <w:tcW w:type="dxa" w:w="2040"/>
+          </w:tcPr>
+          <w:p>
+            <w:pPr>
+              <w:spacing w:after="20"/>
+            </w:pPr>
+            <w:r/>
+            <w:r>
+              <w:rPr>
+                <w:i w:val="0"/>
+                <w:color w:val="1F2937"/>
+                <w:sz w:val="19"/>
+              </w:rPr>
+              <w:t>5</w:t>
+            </w:r>
+          </w:p>
+        </w:tc>
+        <w:tc>
+          <w:tcPr>
+            <w:tcW w:type="dxa" w:w="2040"/>
+          </w:tcPr>
+          <w:p>
+            <w:pPr>
+              <w:spacing w:after="20"/>
+            </w:pPr>
+            <w:r/>
+            <w:r>
+              <w:rPr>
+                <w:i w:val="0"/>
+                <w:color w:val="1F2937"/>
+                <w:sz w:val="19"/>
+              </w:rPr>
+              <w:t>👁 «What colour is the ball?» — верный ответ «blue and yellow», а картинка чёрно-белая, и среди вариантов есть «black and white». Нужен цветной кадр мяча</w:t>
+            </w:r>
+          </w:p>
+        </w:tc>
+      </w:tr>
+      <w:tr>
+        <w:tc>
+          <w:tcPr>
+            <w:tcW w:type="dxa" w:w="2040"/>
+            <w:shd w:val="clear" w:color="auto" w:fill="F3F7FC"/>
+          </w:tcPr>
+          <w:p>
+            <w:pPr>
+              <w:spacing w:after="20"/>
+            </w:pPr>
+            <w:r/>
+            <w:r>
+              <w:rPr>
+                <w:i w:val="0"/>
+                <w:color w:val="143A6B"/>
+                <w:sz w:val="19"/>
+              </w:rPr>
+              <w:t>4</w:t>
+            </w:r>
+          </w:p>
+        </w:tc>
+        <w:tc>
+          <w:tcPr>
+            <w:tcW w:type="dxa" w:w="2040"/>
+          </w:tcPr>
+          <w:p>
+            <w:pPr>
+              <w:spacing w:after="20"/>
+            </w:pPr>
+            <w:r/>
+            <w:r>
+              <w:rPr>
+                <w:i w:val="0"/>
+                <w:color w:val="1F2937"/>
+                <w:sz w:val="19"/>
+              </w:rPr>
+              <w:t>3</w:t>
+            </w:r>
+          </w:p>
+        </w:tc>
+        <w:tc>
+          <w:tcPr>
+            <w:tcW w:type="dxa" w:w="2040"/>
+          </w:tcPr>
+          <w:p>
+            <w:pPr>
+              <w:spacing w:after="20"/>
+            </w:pPr>
+            <w:r/>
+            <w:r>
+              <w:rPr>
+                <w:i w:val="0"/>
+                <w:color w:val="1F2937"/>
+                <w:sz w:val="19"/>
+              </w:rPr>
+              <w:t>ДЗ 6</w:t>
+            </w:r>
+          </w:p>
+        </w:tc>
+        <w:tc>
+          <w:tcPr>
+            <w:tcW w:type="dxa" w:w="2040"/>
+          </w:tcPr>
+          <w:p>
+            <w:pPr>
+              <w:spacing w:after="20"/>
+            </w:pPr>
+            <w:r/>
+            <w:r>
+              <w:rPr>
+                <w:i w:val="0"/>
+                <w:color w:val="1F2937"/>
+                <w:sz w:val="19"/>
+              </w:rPr>
+              <w:t>6</w:t>
+            </w:r>
+          </w:p>
+        </w:tc>
+        <w:tc>
+          <w:tcPr>
+            <w:tcW w:type="dxa" w:w="2040"/>
+          </w:tcPr>
+          <w:p>
+            <w:pPr>
+              <w:spacing w:after="20"/>
+            </w:pPr>
+            <w:r/>
+            <w:r>
+              <w:rPr>
+                <w:i w:val="0"/>
+                <w:color w:val="1F2937"/>
+                <w:sz w:val="19"/>
+              </w:rPr>
+              <w:t>🎬 ответы выведены из текста задания, а не из видео</w:t>
+            </w:r>
+          </w:p>
+        </w:tc>
+      </w:tr>
+      <w:tr>
+        <w:tc>
+          <w:tcPr>
+            <w:tcW w:type="dxa" w:w="2040"/>
+            <w:shd w:val="clear" w:color="auto" w:fill="F3F7FC"/>
+          </w:tcPr>
+          <w:p>
+            <w:pPr>
+              <w:spacing w:after="20"/>
+            </w:pPr>
+            <w:r/>
+            <w:r>
+              <w:rPr>
+                <w:i w:val="0"/>
+                <w:color w:val="143A6B"/>
+                <w:sz w:val="19"/>
+              </w:rPr>
+              <w:t>5</w:t>
+            </w:r>
+          </w:p>
+        </w:tc>
+        <w:tc>
+          <w:tcPr>
+            <w:tcW w:type="dxa" w:w="2040"/>
+          </w:tcPr>
+          <w:p>
+            <w:pPr>
+              <w:spacing w:after="20"/>
+            </w:pPr>
+            <w:r/>
+            <w:r>
+              <w:rPr>
+                <w:i w:val="0"/>
+                <w:color w:val="1F2937"/>
+                <w:sz w:val="19"/>
+              </w:rPr>
+              <w:t>3</w:t>
+            </w:r>
+          </w:p>
+        </w:tc>
+        <w:tc>
+          <w:tcPr>
+            <w:tcW w:type="dxa" w:w="2040"/>
+          </w:tcPr>
+          <w:p>
+            <w:pPr>
+              <w:spacing w:after="20"/>
+            </w:pPr>
+            <w:r/>
+            <w:r>
+              <w:rPr>
+                <w:i w:val="0"/>
+                <w:color w:val="1F2937"/>
+                <w:sz w:val="19"/>
+              </w:rPr>
+              <w:t>тест</w:t>
+            </w:r>
+          </w:p>
+        </w:tc>
+        <w:tc>
+          <w:tcPr>
+            <w:tcW w:type="dxa" w:w="2040"/>
+          </w:tcPr>
+          <w:p>
+            <w:pPr>
+              <w:spacing w:after="20"/>
+            </w:pPr>
+            <w:r/>
+            <w:r>
+              <w:rPr>
+                <w:i w:val="0"/>
+                <w:color w:val="1F2937"/>
+                <w:sz w:val="19"/>
+              </w:rPr>
+              <w:t>11–12</w:t>
+            </w:r>
+          </w:p>
+        </w:tc>
+        <w:tc>
+          <w:tcPr>
+            <w:tcW w:type="dxa" w:w="2040"/>
+          </w:tcPr>
+          <w:p>
+            <w:pPr>
+              <w:spacing w:after="20"/>
+            </w:pPr>
+            <w:r/>
+            <w:r>
+              <w:rPr>
+                <w:i w:val="0"/>
+                <w:color w:val="1F2937"/>
+                <w:sz w:val="19"/>
+              </w:rPr>
+              <w:t xml:space="preserve">🎧 </w:t>
+            </w:r>
             <w:r>
               <w:rPr>
                 <w:rFonts w:ascii="Consolas" w:hAnsi="Consolas"/>
@@ -1185,7 +1981,7 @@
       <w:tr>
         <w:tc>
           <w:tcPr>
-            <w:tcW w:type="dxa" w:w="3400"/>
+            <w:tcW w:type="dxa" w:w="2040"/>
             <w:shd w:val="clear" w:color="auto" w:fill="F3F7FC"/>
           </w:tcPr>
           <w:p>
@@ -1199,13 +1995,13 @@
                 <w:color w:val="143A6B"/>
                 <w:sz w:val="19"/>
               </w:rPr>
-              <w:t>С3</w:t>
+              <w:t>6</w:t>
             </w:r>
           </w:p>
         </w:tc>
         <w:tc>
           <w:tcPr>
-            <w:tcW w:type="dxa" w:w="3400"/>
+            <w:tcW w:type="dxa" w:w="2040"/>
           </w:tcPr>
           <w:p>
             <w:pPr>
@@ -1218,19 +2014,179 @@
                 <w:color w:val="1F2937"/>
                 <w:sz w:val="19"/>
               </w:rPr>
-              <w:t>Юнит 4, тест, блок 11</w:t>
+              <w:t>4</w:t>
             </w:r>
           </w:p>
         </w:tc>
         <w:tc>
           <w:tcPr>
-            <w:tcW w:type="dxa" w:w="3400"/>
+            <w:tcW w:type="dxa" w:w="2040"/>
           </w:tcPr>
           <w:p>
             <w:pPr>
               <w:spacing w:after="20"/>
             </w:pPr>
             <w:r/>
+            <w:r>
+              <w:rPr>
+                <w:i w:val="0"/>
+                <w:color w:val="1F2937"/>
+                <w:sz w:val="19"/>
+              </w:rPr>
+              <w:t>ДЗ 5</w:t>
+            </w:r>
+          </w:p>
+        </w:tc>
+        <w:tc>
+          <w:tcPr>
+            <w:tcW w:type="dxa" w:w="2040"/>
+          </w:tcPr>
+          <w:p>
+            <w:pPr>
+              <w:spacing w:after="20"/>
+            </w:pPr>
+            <w:r/>
+            <w:r>
+              <w:rPr>
+                <w:i w:val="0"/>
+                <w:color w:val="1F2937"/>
+                <w:sz w:val="19"/>
+              </w:rPr>
+              <w:t>13</w:t>
+            </w:r>
+          </w:p>
+        </w:tc>
+        <w:tc>
+          <w:tcPr>
+            <w:tcW w:type="dxa" w:w="2040"/>
+          </w:tcPr>
+          <w:p>
+            <w:pPr>
+              <w:spacing w:after="20"/>
+            </w:pPr>
+            <w:r/>
+            <w:r>
+              <w:rPr>
+                <w:i w:val="0"/>
+                <w:color w:val="1F2937"/>
+                <w:sz w:val="19"/>
+              </w:rPr>
+              <w:t xml:space="preserve">🎬 </w:t>
+            </w:r>
+            <w:r>
+              <w:rPr>
+                <w:rFonts w:ascii="Consolas" w:hAnsi="Consolas"/>
+                <w:color w:val="0B616E"/>
+                <w:sz w:val="19"/>
+              </w:rPr>
+              <w:t>sm1_u4_hw5_b13.mp4</w:t>
+            </w:r>
+            <w:r>
+              <w:rPr>
+                <w:i w:val="0"/>
+                <w:color w:val="1F2937"/>
+                <w:sz w:val="19"/>
+              </w:rPr>
+              <w:t xml:space="preserve"> — сверить числа: в ключе 13, 14 и 11</w:t>
+            </w:r>
+          </w:p>
+        </w:tc>
+      </w:tr>
+      <w:tr>
+        <w:tc>
+          <w:tcPr>
+            <w:tcW w:type="dxa" w:w="2040"/>
+            <w:shd w:val="clear" w:color="auto" w:fill="F3F7FC"/>
+          </w:tcPr>
+          <w:p>
+            <w:pPr>
+              <w:spacing w:after="20"/>
+            </w:pPr>
+            <w:r/>
+            <w:r>
+              <w:rPr>
+                <w:i w:val="0"/>
+                <w:color w:val="143A6B"/>
+                <w:sz w:val="19"/>
+              </w:rPr>
+              <w:t>7</w:t>
+            </w:r>
+          </w:p>
+        </w:tc>
+        <w:tc>
+          <w:tcPr>
+            <w:tcW w:type="dxa" w:w="2040"/>
+          </w:tcPr>
+          <w:p>
+            <w:pPr>
+              <w:spacing w:after="20"/>
+            </w:pPr>
+            <w:r/>
+            <w:r>
+              <w:rPr>
+                <w:i w:val="0"/>
+                <w:color w:val="1F2937"/>
+                <w:sz w:val="19"/>
+              </w:rPr>
+              <w:t>4</w:t>
+            </w:r>
+          </w:p>
+        </w:tc>
+        <w:tc>
+          <w:tcPr>
+            <w:tcW w:type="dxa" w:w="2040"/>
+          </w:tcPr>
+          <w:p>
+            <w:pPr>
+              <w:spacing w:after="20"/>
+            </w:pPr>
+            <w:r/>
+            <w:r>
+              <w:rPr>
+                <w:i w:val="0"/>
+                <w:color w:val="1F2937"/>
+                <w:sz w:val="19"/>
+              </w:rPr>
+              <w:t>тест</w:t>
+            </w:r>
+          </w:p>
+        </w:tc>
+        <w:tc>
+          <w:tcPr>
+            <w:tcW w:type="dxa" w:w="2040"/>
+          </w:tcPr>
+          <w:p>
+            <w:pPr>
+              <w:spacing w:after="20"/>
+            </w:pPr>
+            <w:r/>
+            <w:r>
+              <w:rPr>
+                <w:i w:val="0"/>
+                <w:color w:val="1F2937"/>
+                <w:sz w:val="19"/>
+              </w:rPr>
+              <w:t>11</w:t>
+            </w:r>
+          </w:p>
+        </w:tc>
+        <w:tc>
+          <w:tcPr>
+            <w:tcW w:type="dxa" w:w="2040"/>
+          </w:tcPr>
+          <w:p>
+            <w:pPr>
+              <w:spacing w:after="20"/>
+            </w:pPr>
+            <w:r/>
+            <w:r>
+              <w:rPr>
+                <w:i w:val="0"/>
+                <w:color w:val="1F2937"/>
+                <w:sz w:val="19"/>
+              </w:rPr>
+              <w:t xml:space="preserve">🎧 </w:t>
+            </w:r>
             <w:r>
               <w:rPr>
                 <w:rFonts w:ascii="Consolas" w:hAnsi="Consolas"/>
@@ -1245,7 +2201,7 @@
                 <w:color w:val="1F2937"/>
                 <w:sz w:val="19"/>
               </w:rPr>
-              <w:t xml:space="preserve"> — то же</w:t>
+              <w:t xml:space="preserve"> — совпадают ли верные ответы с тем, что звучит</w:t>
             </w:r>
           </w:p>
         </w:tc>
@@ -1253,7 +2209,7 @@
       <w:tr>
         <w:tc>
           <w:tcPr>
-            <w:tcW w:type="dxa" w:w="3400"/>
+            <w:tcW w:type="dxa" w:w="2040"/>
             <w:shd w:val="clear" w:color="auto" w:fill="F3F7FC"/>
           </w:tcPr>
           <w:p>
@@ -1267,13 +2223,13 @@
                 <w:color w:val="143A6B"/>
                 <w:sz w:val="19"/>
               </w:rPr>
-              <w:t>С4</w:t>
+              <w:t>8</w:t>
             </w:r>
           </w:p>
         </w:tc>
         <w:tc>
           <w:tcPr>
-            <w:tcW w:type="dxa" w:w="3400"/>
+            <w:tcW w:type="dxa" w:w="2040"/>
           </w:tcPr>
           <w:p>
             <w:pPr>
@@ -1286,19 +2242,261 @@
                 <w:color w:val="1F2937"/>
                 <w:sz w:val="19"/>
               </w:rPr>
-              <w:t>Юнит 6, тест, блок 10</w:t>
+              <w:t>6</w:t>
             </w:r>
           </w:p>
         </w:tc>
         <w:tc>
           <w:tcPr>
-            <w:tcW w:type="dxa" w:w="3400"/>
+            <w:tcW w:type="dxa" w:w="2040"/>
           </w:tcPr>
           <w:p>
             <w:pPr>
               <w:spacing w:after="20"/>
             </w:pPr>
             <w:r/>
+            <w:r>
+              <w:rPr>
+                <w:i w:val="0"/>
+                <w:color w:val="1F2937"/>
+                <w:sz w:val="19"/>
+              </w:rPr>
+              <w:t>ДЗ 6</w:t>
+            </w:r>
+          </w:p>
+        </w:tc>
+        <w:tc>
+          <w:tcPr>
+            <w:tcW w:type="dxa" w:w="2040"/>
+          </w:tcPr>
+          <w:p>
+            <w:pPr>
+              <w:spacing w:after="20"/>
+            </w:pPr>
+            <w:r/>
+            <w:r>
+              <w:rPr>
+                <w:i w:val="0"/>
+                <w:color w:val="1F2937"/>
+                <w:sz w:val="19"/>
+              </w:rPr>
+              <w:t>4</w:t>
+            </w:r>
+          </w:p>
+        </w:tc>
+        <w:tc>
+          <w:tcPr>
+            <w:tcW w:type="dxa" w:w="2040"/>
+          </w:tcPr>
+          <w:p>
+            <w:pPr>
+              <w:spacing w:after="20"/>
+            </w:pPr>
+            <w:r/>
+            <w:r>
+              <w:rPr>
+                <w:i w:val="0"/>
+                <w:color w:val="1F2937"/>
+                <w:sz w:val="19"/>
+              </w:rPr>
+              <w:t>🎬 «Отметь дома, которые были в видео»: сейчас неверными помечены cave house и yurt — те самые, которым учит урок, а верными castle, hut, igloo и caravan, которых в курсе нет</w:t>
+            </w:r>
+          </w:p>
+        </w:tc>
+      </w:tr>
+      <w:tr>
+        <w:tc>
+          <w:tcPr>
+            <w:tcW w:type="dxa" w:w="2040"/>
+            <w:shd w:val="clear" w:color="auto" w:fill="F3F7FC"/>
+          </w:tcPr>
+          <w:p>
+            <w:pPr>
+              <w:spacing w:after="20"/>
+            </w:pPr>
+            <w:r/>
+            <w:r>
+              <w:rPr>
+                <w:i w:val="0"/>
+                <w:color w:val="143A6B"/>
+                <w:sz w:val="19"/>
+              </w:rPr>
+              <w:t>9</w:t>
+            </w:r>
+          </w:p>
+        </w:tc>
+        <w:tc>
+          <w:tcPr>
+            <w:tcW w:type="dxa" w:w="2040"/>
+          </w:tcPr>
+          <w:p>
+            <w:pPr>
+              <w:spacing w:after="20"/>
+            </w:pPr>
+            <w:r/>
+            <w:r>
+              <w:rPr>
+                <w:i w:val="0"/>
+                <w:color w:val="1F2937"/>
+                <w:sz w:val="19"/>
+              </w:rPr>
+              <w:t>6</w:t>
+            </w:r>
+          </w:p>
+        </w:tc>
+        <w:tc>
+          <w:tcPr>
+            <w:tcW w:type="dxa" w:w="2040"/>
+          </w:tcPr>
+          <w:p>
+            <w:pPr>
+              <w:spacing w:after="20"/>
+            </w:pPr>
+            <w:r/>
+            <w:r>
+              <w:rPr>
+                <w:i w:val="0"/>
+                <w:color w:val="1F2937"/>
+                <w:sz w:val="19"/>
+              </w:rPr>
+              <w:t>тест</w:t>
+            </w:r>
+          </w:p>
+        </w:tc>
+        <w:tc>
+          <w:tcPr>
+            <w:tcW w:type="dxa" w:w="2040"/>
+          </w:tcPr>
+          <w:p>
+            <w:pPr>
+              <w:spacing w:after="20"/>
+            </w:pPr>
+            <w:r/>
+            <w:r>
+              <w:rPr>
+                <w:i w:val="0"/>
+                <w:color w:val="1F2937"/>
+                <w:sz w:val="19"/>
+              </w:rPr>
+              <w:t>3, вопросы 4–5</w:t>
+            </w:r>
+          </w:p>
+        </w:tc>
+        <w:tc>
+          <w:tcPr>
+            <w:tcW w:type="dxa" w:w="2040"/>
+          </w:tcPr>
+          <w:p>
+            <w:pPr>
+              <w:spacing w:after="20"/>
+            </w:pPr>
+            <w:r/>
+            <w:r>
+              <w:rPr>
+                <w:i w:val="0"/>
+                <w:color w:val="1F2937"/>
+                <w:sz w:val="19"/>
+              </w:rPr>
+              <w:t>👁 «Is there a crocodile?» — ключ «No, there isn't» при крупном крокодиле на картинке; «Are there any bikes?» — «No, there aren't» при двух велосипедах</w:t>
+            </w:r>
+          </w:p>
+        </w:tc>
+      </w:tr>
+      <w:tr>
+        <w:tc>
+          <w:tcPr>
+            <w:tcW w:type="dxa" w:w="2040"/>
+            <w:shd w:val="clear" w:color="auto" w:fill="F3F7FC"/>
+          </w:tcPr>
+          <w:p>
+            <w:pPr>
+              <w:spacing w:after="20"/>
+            </w:pPr>
+            <w:r/>
+            <w:r>
+              <w:rPr>
+                <w:i w:val="0"/>
+                <w:color w:val="143A6B"/>
+                <w:sz w:val="19"/>
+              </w:rPr>
+              <w:t>10</w:t>
+            </w:r>
+          </w:p>
+        </w:tc>
+        <w:tc>
+          <w:tcPr>
+            <w:tcW w:type="dxa" w:w="2040"/>
+          </w:tcPr>
+          <w:p>
+            <w:pPr>
+              <w:spacing w:after="20"/>
+            </w:pPr>
+            <w:r/>
+            <w:r>
+              <w:rPr>
+                <w:i w:val="0"/>
+                <w:color w:val="1F2937"/>
+                <w:sz w:val="19"/>
+              </w:rPr>
+              <w:t>6</w:t>
+            </w:r>
+          </w:p>
+        </w:tc>
+        <w:tc>
+          <w:tcPr>
+            <w:tcW w:type="dxa" w:w="2040"/>
+          </w:tcPr>
+          <w:p>
+            <w:pPr>
+              <w:spacing w:after="20"/>
+            </w:pPr>
+            <w:r/>
+            <w:r>
+              <w:rPr>
+                <w:i w:val="0"/>
+                <w:color w:val="1F2937"/>
+                <w:sz w:val="19"/>
+              </w:rPr>
+              <w:t>тест</w:t>
+            </w:r>
+          </w:p>
+        </w:tc>
+        <w:tc>
+          <w:tcPr>
+            <w:tcW w:type="dxa" w:w="2040"/>
+          </w:tcPr>
+          <w:p>
+            <w:pPr>
+              <w:spacing w:after="20"/>
+            </w:pPr>
+            <w:r/>
+            <w:r>
+              <w:rPr>
+                <w:i w:val="0"/>
+                <w:color w:val="1F2937"/>
+                <w:sz w:val="19"/>
+              </w:rPr>
+              <w:t>10</w:t>
+            </w:r>
+          </w:p>
+        </w:tc>
+        <w:tc>
+          <w:tcPr>
+            <w:tcW w:type="dxa" w:w="2040"/>
+          </w:tcPr>
+          <w:p>
+            <w:pPr>
+              <w:spacing w:after="20"/>
+            </w:pPr>
+            <w:r/>
+            <w:r>
+              <w:rPr>
+                <w:i w:val="0"/>
+                <w:color w:val="1F2937"/>
+                <w:sz w:val="19"/>
+              </w:rPr>
+              <w:t xml:space="preserve">🎧 </w:t>
+            </w:r>
             <w:r>
               <w:rPr>
                 <w:rFonts w:ascii="Consolas" w:hAnsi="Consolas"/>
@@ -1321,7 +2519,7 @@
       <w:tr>
         <w:tc>
           <w:tcPr>
-            <w:tcW w:type="dxa" w:w="3400"/>
+            <w:tcW w:type="dxa" w:w="2040"/>
             <w:shd w:val="clear" w:color="auto" w:fill="F3F7FC"/>
           </w:tcPr>
           <w:p>
@@ -1335,13 +2533,13 @@
                 <w:color w:val="143A6B"/>
                 <w:sz w:val="19"/>
               </w:rPr>
-              <w:t>С5</w:t>
+              <w:t>11</w:t>
             </w:r>
           </w:p>
         </w:tc>
         <w:tc>
           <w:tcPr>
-            <w:tcW w:type="dxa" w:w="3400"/>
+            <w:tcW w:type="dxa" w:w="2040"/>
           </w:tcPr>
           <w:p>
             <w:pPr>
@@ -1354,62 +2552,13 @@
                 <w:color w:val="1F2937"/>
                 <w:sz w:val="19"/>
               </w:rPr>
-              <w:t>Юнит 9, тест, блок 10</w:t>
+              <w:t>9</w:t>
             </w:r>
           </w:p>
         </w:tc>
         <w:tc>
           <w:tcPr>
-            <w:tcW w:type="dxa" w:w="3400"/>
-          </w:tcPr>
-          <w:p>
-            <w:pPr>
-              <w:spacing w:after="20"/>
-            </w:pPr>
-            <w:r/>
-            <w:r>
-              <w:rPr>
-                <w:rFonts w:ascii="Consolas" w:hAnsi="Consolas"/>
-                <w:color w:val="0B616E"/>
-                <w:sz w:val="19"/>
-              </w:rPr>
-              <w:t>sm1_u9_test_b9.mp3</w:t>
-            </w:r>
-            <w:r>
-              <w:rPr>
-                <w:i w:val="0"/>
-                <w:color w:val="1F2937"/>
-                <w:sz w:val="19"/>
-              </w:rPr>
-              <w:t xml:space="preserve"> — сверить пять ключей</w:t>
-            </w:r>
-          </w:p>
-        </w:tc>
-      </w:tr>
-      <w:tr>
-        <w:tc>
-          <w:tcPr>
-            <w:tcW w:type="dxa" w:w="3400"/>
-            <w:shd w:val="clear" w:color="auto" w:fill="F3F7FC"/>
-          </w:tcPr>
-          <w:p>
-            <w:pPr>
-              <w:spacing w:after="20"/>
-            </w:pPr>
-            <w:r/>
-            <w:r>
-              <w:rPr>
-                <w:i w:val="0"/>
-                <w:color w:val="143A6B"/>
-                <w:sz w:val="19"/>
-              </w:rPr>
-              <w:t>С6</w:t>
-            </w:r>
-          </w:p>
-        </w:tc>
-        <w:tc>
-          <w:tcPr>
-            <w:tcW w:type="dxa" w:w="3400"/>
+            <w:tcW w:type="dxa" w:w="2040"/>
           </w:tcPr>
           <w:p>
             <w:pPr>
@@ -1422,19 +2571,46 @@
                 <w:color w:val="1F2937"/>
                 <w:sz w:val="19"/>
               </w:rPr>
-              <w:t>Юнит 9, ДЗ 5, блок 3</w:t>
+              <w:t>ДЗ 5</w:t>
             </w:r>
           </w:p>
         </w:tc>
         <w:tc>
           <w:tcPr>
-            <w:tcW w:type="dxa" w:w="3400"/>
+            <w:tcW w:type="dxa" w:w="2040"/>
           </w:tcPr>
           <w:p>
             <w:pPr>
               <w:spacing w:after="20"/>
             </w:pPr>
             <w:r/>
+            <w:r>
+              <w:rPr>
+                <w:i w:val="0"/>
+                <w:color w:val="1F2937"/>
+                <w:sz w:val="19"/>
+              </w:rPr>
+              <w:t>3</w:t>
+            </w:r>
+          </w:p>
+        </w:tc>
+        <w:tc>
+          <w:tcPr>
+            <w:tcW w:type="dxa" w:w="2040"/>
+          </w:tcPr>
+          <w:p>
+            <w:pPr>
+              <w:spacing w:after="20"/>
+            </w:pPr>
+            <w:r/>
+            <w:r>
+              <w:rPr>
+                <w:i w:val="0"/>
+                <w:color w:val="1F2937"/>
+                <w:sz w:val="19"/>
+              </w:rPr>
+              <w:t xml:space="preserve">🎧 </w:t>
+            </w:r>
             <w:r>
               <w:rPr>
                 <w:rFonts w:ascii="Consolas" w:hAnsi="Consolas"/>
@@ -1454,109 +2630,10 @@
           </w:p>
         </w:tc>
       </w:tr>
-    </w:tbl>
-    <w:p>
-      <w:pPr>
-        <w:spacing w:after="80"/>
-      </w:pPr>
-    </w:p>
-    <w:p>
-      <w:pPr>
-        <w:spacing w:after="120"/>
-      </w:pPr>
-      <w:r>
-        <w:rPr>
-          <w:b/>
-          <w:color w:val="143A6B"/>
-          <w:sz w:val="21"/>
-        </w:rPr>
-        <w:t>2. Посмотреть видео и сверить ответы.</w:t>
-      </w:r>
-    </w:p>
-    <w:tbl>
-      <w:tblPr>
-        <w:tblW w:type="auto" w:w="0"/>
-        <w:tblLook w:firstColumn="1" w:firstRow="1" w:lastColumn="0" w:lastRow="0" w:noHBand="0" w:noVBand="1" w:val="04A0"/>
-        <w:tblBorders>
-          <w:top w:val="single" w:sz="4" w:space="0" w:color="C9D4E4"/>
-          <w:left w:val="single" w:sz="4" w:space="0" w:color="C9D4E4"/>
-          <w:bottom w:val="single" w:sz="4" w:space="0" w:color="C9D4E4"/>
-          <w:right w:val="single" w:sz="4" w:space="0" w:color="C9D4E4"/>
-          <w:insideH w:val="single" w:sz="4" w:space="0" w:color="C9D4E4"/>
-          <w:insideV w:val="single" w:sz="4" w:space="0" w:color="C9D4E4"/>
-        </w:tblBorders>
-      </w:tblPr>
-      <w:tblGrid>
-        <w:gridCol w:w="3400"/>
-        <w:gridCol w:w="3400"/>
-        <w:gridCol w:w="3400"/>
-      </w:tblGrid>
       <w:tr>
         <w:tc>
           <w:tcPr>
-            <w:tcW w:type="dxa" w:w="3400"/>
-            <w:shd w:val="clear" w:color="auto" w:fill="1F3A6B"/>
-          </w:tcPr>
-          <w:p>
-            <w:pPr>
-              <w:spacing w:after="0"/>
-            </w:pPr>
-            <w:r/>
-            <w:r>
-              <w:rPr>
-                <w:b/>
-                <w:color w:val="FFFFFF"/>
-                <w:sz w:val="19"/>
-              </w:rPr>
-              <w:t>№</w:t>
-            </w:r>
-          </w:p>
-        </w:tc>
-        <w:tc>
-          <w:tcPr>
-            <w:tcW w:type="dxa" w:w="3400"/>
-            <w:shd w:val="clear" w:color="auto" w:fill="1F3A6B"/>
-          </w:tcPr>
-          <w:p>
-            <w:pPr>
-              <w:spacing w:after="0"/>
-            </w:pPr>
-            <w:r/>
-            <w:r>
-              <w:rPr>
-                <w:b/>
-                <w:color w:val="FFFFFF"/>
-                <w:sz w:val="19"/>
-              </w:rPr>
-              <w:t>где</w:t>
-            </w:r>
-          </w:p>
-        </w:tc>
-        <w:tc>
-          <w:tcPr>
-            <w:tcW w:type="dxa" w:w="3400"/>
-            <w:shd w:val="clear" w:color="auto" w:fill="1F3A6B"/>
-          </w:tcPr>
-          <w:p>
-            <w:pPr>
-              <w:spacing w:after="0"/>
-            </w:pPr>
-            <w:r/>
-            <w:r>
-              <w:rPr>
-                <w:b/>
-                <w:color w:val="FFFFFF"/>
-                <w:sz w:val="19"/>
-              </w:rPr>
-              <w:t>что проверить</w:t>
-            </w:r>
-          </w:p>
-        </w:tc>
-      </w:tr>
-      <w:tr>
-        <w:tc>
-          <w:tcPr>
-            <w:tcW w:type="dxa" w:w="3400"/>
+            <w:tcW w:type="dxa" w:w="2040"/>
             <w:shd w:val="clear" w:color="auto" w:fill="F3F7FC"/>
           </w:tcPr>
           <w:p>
@@ -1570,13 +2647,13 @@
                 <w:color w:val="143A6B"/>
                 <w:sz w:val="19"/>
               </w:rPr>
-              <w:t>В1</w:t>
+              <w:t>12</w:t>
             </w:r>
           </w:p>
         </w:tc>
         <w:tc>
           <w:tcPr>
-            <w:tcW w:type="dxa" w:w="3400"/>
+            <w:tcW w:type="dxa" w:w="2040"/>
           </w:tcPr>
           <w:p>
             <w:pPr>
@@ -1589,13 +2666,13 @@
                 <w:color w:val="1F2937"/>
                 <w:sz w:val="19"/>
               </w:rPr>
-              <w:t>Юнит 3, ДЗ 3, блок 3 и ДЗ 6, блок 6</w:t>
+              <w:t>9</w:t>
             </w:r>
           </w:p>
         </w:tc>
         <w:tc>
           <w:tcPr>
-            <w:tcW w:type="dxa" w:w="3400"/>
+            <w:tcW w:type="dxa" w:w="2040"/>
           </w:tcPr>
           <w:p>
             <w:pPr>
@@ -1608,7 +2685,45 @@
                 <w:color w:val="1F2937"/>
                 <w:sz w:val="19"/>
               </w:rPr>
-              <w:t>ответы выведены из текста задания, а не из видео</w:t>
+              <w:t>ДЗ 5</w:t>
+            </w:r>
+          </w:p>
+        </w:tc>
+        <w:tc>
+          <w:tcPr>
+            <w:tcW w:type="dxa" w:w="2040"/>
+          </w:tcPr>
+          <w:p>
+            <w:pPr>
+              <w:spacing w:after="20"/>
+            </w:pPr>
+            <w:r/>
+            <w:r>
+              <w:rPr>
+                <w:i w:val="0"/>
+                <w:color w:val="1F2937"/>
+                <w:sz w:val="19"/>
+              </w:rPr>
+              <w:t>4</w:t>
+            </w:r>
+          </w:p>
+        </w:tc>
+        <w:tc>
+          <w:tcPr>
+            <w:tcW w:type="dxa" w:w="2040"/>
+          </w:tcPr>
+          <w:p>
+            <w:pPr>
+              <w:spacing w:after="20"/>
+            </w:pPr>
+            <w:r/>
+            <w:r>
+              <w:rPr>
+                <w:i w:val="0"/>
+                <w:color w:val="1F2937"/>
+                <w:sz w:val="19"/>
+              </w:rPr>
+              <w:t>👁 «They are making a sandcastle» — True, а на картинке замок без людей</w:t>
             </w:r>
           </w:p>
         </w:tc>
@@ -1616,7 +2731,7 @@
       <w:tr>
         <w:tc>
           <w:tcPr>
-            <w:tcW w:type="dxa" w:w="3400"/>
+            <w:tcW w:type="dxa" w:w="2040"/>
             <w:shd w:val="clear" w:color="auto" w:fill="F3F7FC"/>
           </w:tcPr>
           <w:p>
@@ -1630,13 +2745,13 @@
                 <w:color w:val="143A6B"/>
                 <w:sz w:val="19"/>
               </w:rPr>
-              <w:t>В2</w:t>
+              <w:t>13</w:t>
             </w:r>
           </w:p>
         </w:tc>
         <w:tc>
           <w:tcPr>
-            <w:tcW w:type="dxa" w:w="3400"/>
+            <w:tcW w:type="dxa" w:w="2040"/>
           </w:tcPr>
           <w:p>
             <w:pPr>
@@ -1649,62 +2764,13 @@
                 <w:color w:val="1F2937"/>
                 <w:sz w:val="19"/>
               </w:rPr>
-              <w:t>Юнит 4, ДЗ 5, блок 13</w:t>
+              <w:t>9</w:t>
             </w:r>
           </w:p>
         </w:tc>
         <w:tc>
           <w:tcPr>
-            <w:tcW w:type="dxa" w:w="3400"/>
-          </w:tcPr>
-          <w:p>
-            <w:pPr>
-              <w:spacing w:after="20"/>
-            </w:pPr>
-            <w:r/>
-            <w:r>
-              <w:rPr>
-                <w:rFonts w:ascii="Consolas" w:hAnsi="Consolas"/>
-                <w:color w:val="0B616E"/>
-                <w:sz w:val="19"/>
-              </w:rPr>
-              <w:t>sm1_u4_hw5_b13.mp4</w:t>
-            </w:r>
-            <w:r>
-              <w:rPr>
-                <w:i w:val="0"/>
-                <w:color w:val="1F2937"/>
-                <w:sz w:val="19"/>
-              </w:rPr>
-              <w:t xml:space="preserve"> — сверить числа: в ключе 13, 14 и 11</w:t>
-            </w:r>
-          </w:p>
-        </w:tc>
-      </w:tr>
-      <w:tr>
-        <w:tc>
-          <w:tcPr>
-            <w:tcW w:type="dxa" w:w="3400"/>
-            <w:shd w:val="clear" w:color="auto" w:fill="F3F7FC"/>
-          </w:tcPr>
-          <w:p>
-            <w:pPr>
-              <w:spacing w:after="20"/>
-            </w:pPr>
-            <w:r/>
-            <w:r>
-              <w:rPr>
-                <w:i w:val="0"/>
-                <w:color w:val="143A6B"/>
-                <w:sz w:val="19"/>
-              </w:rPr>
-              <w:t>В3</w:t>
-            </w:r>
-          </w:p>
-        </w:tc>
-        <w:tc>
-          <w:tcPr>
-            <w:tcW w:type="dxa" w:w="3400"/>
+            <w:tcW w:type="dxa" w:w="2040"/>
           </w:tcPr>
           <w:p>
             <w:pPr>
@@ -1717,13 +2783,13 @@
                 <w:color w:val="1F2937"/>
                 <w:sz w:val="19"/>
               </w:rPr>
-              <w:t>Юнит 6, ДЗ 6, блок 4</w:t>
+              <w:t>тест</w:t>
             </w:r>
           </w:p>
         </w:tc>
         <w:tc>
           <w:tcPr>
-            <w:tcW w:type="dxa" w:w="3400"/>
+            <w:tcW w:type="dxa" w:w="2040"/>
           </w:tcPr>
           <w:p>
             <w:pPr>
@@ -1736,134 +2802,13 @@
                 <w:color w:val="1F2937"/>
                 <w:sz w:val="19"/>
               </w:rPr>
-              <w:t>«Отметь дома, которые были в видео»: сейчас неверными помечены cave house и yurt — те самые, которым учит урок, а верными castle, hut, igloo и caravan, которых в курсе нет</w:t>
-            </w:r>
-          </w:p>
-        </w:tc>
-      </w:tr>
-    </w:tbl>
-    <w:p>
-      <w:pPr>
-        <w:spacing w:after="80"/>
-      </w:pPr>
-    </w:p>
-    <w:p>
-      <w:pPr>
-        <w:spacing w:after="120"/>
-      </w:pPr>
-      <w:r>
-        <w:rPr>
-          <w:b/>
-          <w:color w:val="143A6B"/>
-          <w:sz w:val="21"/>
-        </w:rPr>
-        <w:t>3. Посмотреть блоки, где картинка спорит с ключом.</w:t>
-      </w:r>
-    </w:p>
-    <w:tbl>
-      <w:tblPr>
-        <w:tblW w:type="auto" w:w="0"/>
-        <w:tblLook w:firstColumn="1" w:firstRow="1" w:lastColumn="0" w:lastRow="0" w:noHBand="0" w:noVBand="1" w:val="04A0"/>
-        <w:tblBorders>
-          <w:top w:val="single" w:sz="4" w:space="0" w:color="C9D4E4"/>
-          <w:left w:val="single" w:sz="4" w:space="0" w:color="C9D4E4"/>
-          <w:bottom w:val="single" w:sz="4" w:space="0" w:color="C9D4E4"/>
-          <w:right w:val="single" w:sz="4" w:space="0" w:color="C9D4E4"/>
-          <w:insideH w:val="single" w:sz="4" w:space="0" w:color="C9D4E4"/>
-          <w:insideV w:val="single" w:sz="4" w:space="0" w:color="C9D4E4"/>
-        </w:tblBorders>
-      </w:tblPr>
-      <w:tblGrid>
-        <w:gridCol w:w="3400"/>
-        <w:gridCol w:w="3400"/>
-        <w:gridCol w:w="3400"/>
-      </w:tblGrid>
-      <w:tr>
-        <w:tc>
-          <w:tcPr>
-            <w:tcW w:type="dxa" w:w="3400"/>
-            <w:shd w:val="clear" w:color="auto" w:fill="1F3A6B"/>
-          </w:tcPr>
-          <w:p>
-            <w:pPr>
-              <w:spacing w:after="0"/>
-            </w:pPr>
-            <w:r/>
-            <w:r>
-              <w:rPr>
-                <w:b/>
-                <w:color w:val="FFFFFF"/>
-                <w:sz w:val="19"/>
-              </w:rPr>
-              <w:t>№</w:t>
+              <w:t>10</w:t>
             </w:r>
           </w:p>
         </w:tc>
         <w:tc>
           <w:tcPr>
-            <w:tcW w:type="dxa" w:w="3400"/>
-            <w:shd w:val="clear" w:color="auto" w:fill="1F3A6B"/>
-          </w:tcPr>
-          <w:p>
-            <w:pPr>
-              <w:spacing w:after="0"/>
-            </w:pPr>
-            <w:r/>
-            <w:r>
-              <w:rPr>
-                <w:b/>
-                <w:color w:val="FFFFFF"/>
-                <w:sz w:val="19"/>
-              </w:rPr>
-              <w:t>где</w:t>
-            </w:r>
-          </w:p>
-        </w:tc>
-        <w:tc>
-          <w:tcPr>
-            <w:tcW w:type="dxa" w:w="3400"/>
-            <w:shd w:val="clear" w:color="auto" w:fill="1F3A6B"/>
-          </w:tcPr>
-          <w:p>
-            <w:pPr>
-              <w:spacing w:after="0"/>
-            </w:pPr>
-            <w:r/>
-            <w:r>
-              <w:rPr>
-                <w:b/>
-                <w:color w:val="FFFFFF"/>
-                <w:sz w:val="19"/>
-              </w:rPr>
-              <w:t>что не так</w:t>
-            </w:r>
-          </w:p>
-        </w:tc>
-      </w:tr>
-      <w:tr>
-        <w:tc>
-          <w:tcPr>
-            <w:tcW w:type="dxa" w:w="3400"/>
-            <w:shd w:val="clear" w:color="auto" w:fill="F3F7FC"/>
-          </w:tcPr>
-          <w:p>
-            <w:pPr>
-              <w:spacing w:after="20"/>
-            </w:pPr>
-            <w:r/>
-            <w:r>
-              <w:rPr>
-                <w:i w:val="0"/>
-                <w:color w:val="143A6B"/>
-                <w:sz w:val="19"/>
-              </w:rPr>
-              <w:t>К1</w:t>
-            </w:r>
-          </w:p>
-        </w:tc>
-        <w:tc>
-          <w:tcPr>
-            <w:tcW w:type="dxa" w:w="3400"/>
+            <w:tcW w:type="dxa" w:w="2040"/>
           </w:tcPr>
           <w:p>
             <w:pPr>
@@ -1876,206 +2821,23 @@
                 <w:color w:val="1F2937"/>
                 <w:sz w:val="19"/>
               </w:rPr>
-              <w:t>Юнит 3, ДЗ 3, блок 5</w:t>
+              <w:t xml:space="preserve">🎧 </w:t>
             </w:r>
-          </w:p>
-        </w:tc>
-        <w:tc>
-          <w:tcPr>
-            <w:tcW w:type="dxa" w:w="3400"/>
-          </w:tcPr>
-          <w:p>
-            <w:pPr>
-              <w:spacing w:after="20"/>
-            </w:pPr>
-            <w:r/>
+            <w:r>
+              <w:rPr>
+                <w:rFonts w:ascii="Consolas" w:hAnsi="Consolas"/>
+                <w:color w:val="0B616E"/>
+                <w:sz w:val="19"/>
+              </w:rPr>
+              <w:t>sm1_u9_test_b9.mp3</w:t>
+            </w:r>
             <w:r>
               <w:rPr>
                 <w:i w:val="0"/>
                 <w:color w:val="1F2937"/>
                 <w:sz w:val="19"/>
               </w:rPr>
-              <w:t>«What colour is the ball?» — верный ответ «blue and yellow», а картинка чёрно-белая, и среди вариантов есть «black and white». Нужен цветной кадр мяча</w:t>
-            </w:r>
-          </w:p>
-        </w:tc>
-      </w:tr>
-      <w:tr>
-        <w:tc>
-          <w:tcPr>
-            <w:tcW w:type="dxa" w:w="3400"/>
-            <w:shd w:val="clear" w:color="auto" w:fill="F3F7FC"/>
-          </w:tcPr>
-          <w:p>
-            <w:pPr>
-              <w:spacing w:after="20"/>
-            </w:pPr>
-            <w:r/>
-            <w:r>
-              <w:rPr>
-                <w:i w:val="0"/>
-                <w:color w:val="143A6B"/>
-                <w:sz w:val="19"/>
-              </w:rPr>
-              <w:t>К2</w:t>
-            </w:r>
-          </w:p>
-        </w:tc>
-        <w:tc>
-          <w:tcPr>
-            <w:tcW w:type="dxa" w:w="3400"/>
-          </w:tcPr>
-          <w:p>
-            <w:pPr>
-              <w:spacing w:after="20"/>
-            </w:pPr>
-            <w:r/>
-            <w:r>
-              <w:rPr>
-                <w:i w:val="0"/>
-                <w:color w:val="1F2937"/>
-                <w:sz w:val="19"/>
-              </w:rPr>
-              <w:t>Юнит 6, тест, блок 3, вопросы 4–5</w:t>
-            </w:r>
-          </w:p>
-        </w:tc>
-        <w:tc>
-          <w:tcPr>
-            <w:tcW w:type="dxa" w:w="3400"/>
-          </w:tcPr>
-          <w:p>
-            <w:pPr>
-              <w:spacing w:after="20"/>
-            </w:pPr>
-            <w:r/>
-            <w:r>
-              <w:rPr>
-                <w:i w:val="0"/>
-                <w:color w:val="1F2937"/>
-                <w:sz w:val="19"/>
-              </w:rPr>
-              <w:t>«Is there a crocodile?» — ключ «No, there isn't» при крупном крокодиле на картинке; «Are there any bikes?» — «No, there aren't» при двух велосипедах</w:t>
-            </w:r>
-          </w:p>
-        </w:tc>
-      </w:tr>
-      <w:tr>
-        <w:tc>
-          <w:tcPr>
-            <w:tcW w:type="dxa" w:w="3400"/>
-            <w:shd w:val="clear" w:color="auto" w:fill="F3F7FC"/>
-          </w:tcPr>
-          <w:p>
-            <w:pPr>
-              <w:spacing w:after="20"/>
-            </w:pPr>
-            <w:r/>
-            <w:r>
-              <w:rPr>
-                <w:i w:val="0"/>
-                <w:color w:val="143A6B"/>
-                <w:sz w:val="19"/>
-              </w:rPr>
-              <w:t>К3</w:t>
-            </w:r>
-          </w:p>
-        </w:tc>
-        <w:tc>
-          <w:tcPr>
-            <w:tcW w:type="dxa" w:w="3400"/>
-          </w:tcPr>
-          <w:p>
-            <w:pPr>
-              <w:spacing w:after="20"/>
-            </w:pPr>
-            <w:r/>
-            <w:r>
-              <w:rPr>
-                <w:i w:val="0"/>
-                <w:color w:val="1F2937"/>
-                <w:sz w:val="19"/>
-              </w:rPr>
-              <w:t>Юнит 9, ДЗ 5, блок 4</w:t>
-            </w:r>
-          </w:p>
-        </w:tc>
-        <w:tc>
-          <w:tcPr>
-            <w:tcW w:type="dxa" w:w="3400"/>
-          </w:tcPr>
-          <w:p>
-            <w:pPr>
-              <w:spacing w:after="20"/>
-            </w:pPr>
-            <w:r/>
-            <w:r>
-              <w:rPr>
-                <w:i w:val="0"/>
-                <w:color w:val="1F2937"/>
-                <w:sz w:val="19"/>
-              </w:rPr>
-              <w:t>«They are making a sandcastle» — True, а на картинке замок без людей</w:t>
-            </w:r>
-          </w:p>
-        </w:tc>
-      </w:tr>
-      <w:tr>
-        <w:tc>
-          <w:tcPr>
-            <w:tcW w:type="dxa" w:w="3400"/>
-            <w:shd w:val="clear" w:color="auto" w:fill="F3F7FC"/>
-          </w:tcPr>
-          <w:p>
-            <w:pPr>
-              <w:spacing w:after="20"/>
-            </w:pPr>
-            <w:r/>
-            <w:r>
-              <w:rPr>
-                <w:i w:val="0"/>
-                <w:color w:val="143A6B"/>
-                <w:sz w:val="19"/>
-              </w:rPr>
-              <w:t>К4</w:t>
-            </w:r>
-          </w:p>
-        </w:tc>
-        <w:tc>
-          <w:tcPr>
-            <w:tcW w:type="dxa" w:w="3400"/>
-          </w:tcPr>
-          <w:p>
-            <w:pPr>
-              <w:spacing w:after="20"/>
-            </w:pPr>
-            <w:r/>
-            <w:r>
-              <w:rPr>
-                <w:i w:val="0"/>
-                <w:color w:val="1F2937"/>
-                <w:sz w:val="19"/>
-              </w:rPr>
-              <w:t>Юнит 3, ДЗ 2, блок 10</w:t>
-            </w:r>
-          </w:p>
-        </w:tc>
-        <w:tc>
-          <w:tcPr>
-            <w:tcW w:type="dxa" w:w="3400"/>
-          </w:tcPr>
-          <w:p>
-            <w:pPr>
-              <w:spacing w:after="20"/>
-            </w:pPr>
-            <w:r/>
-            <w:r>
-              <w:rPr>
-                <w:i w:val="0"/>
-                <w:color w:val="1F2937"/>
-                <w:sz w:val="19"/>
-              </w:rPr>
-              <w:t>образец «The frog is in the box», на картинке лягушка на тумбочке</w:t>
+              <w:t xml:space="preserve"> — сверить пять ключей</w:t>
             </w:r>
           </w:p>
         </w:tc>
@@ -2139,19 +2901,11 @@
       </w:pPr>
       <w:r>
         <w:rPr>
-          <w:b/>
-          <w:color w:val="143A6B"/>
-          <w:sz w:val="21"/>
-        </w:rPr>
-        <w:t>Посмотреть диктанты — читается ли с картинки именно нужное слово.</w:t>
-      </w:r>
-      <w:r>
-        <w:rPr>
           <w:i w:val="0"/>
           <w:color w:val="1F2937"/>
           <w:sz w:val="21"/>
         </w:rPr>
-        <w:t xml:space="preserve"> Диктанты сокращены до пяти слов по вашему решению от 21.10; слово пишется целиком по картинке, без подсказок и без звука. Поэтому картинка должна читаться однозначно.</w:t>
+        <w:t>Диктанты сокращены до пяти слов по вашему решению от 21.10: слово пишется целиком по картинке, без подсказок и без звука. Поэтому картинка должна читаться однозначно — на это и смотрим.</w:t>
       </w:r>
     </w:p>
     <w:tbl>
@@ -2168,14 +2922,16 @@
         </w:tblBorders>
       </w:tblPr>
       <w:tblGrid>
-        <w:gridCol w:w="3400"/>
-        <w:gridCol w:w="3400"/>
-        <w:gridCol w:w="3400"/>
+        <w:gridCol w:w="2040"/>
+        <w:gridCol w:w="2040"/>
+        <w:gridCol w:w="2040"/>
+        <w:gridCol w:w="2040"/>
+        <w:gridCol w:w="2040"/>
       </w:tblGrid>
       <w:tr>
         <w:tc>
           <w:tcPr>
-            <w:tcW w:type="dxa" w:w="3400"/>
+            <w:tcW w:type="dxa" w:w="2040"/>
             <w:shd w:val="clear" w:color="auto" w:fill="1F3A6B"/>
           </w:tcPr>
           <w:p>
@@ -2195,7 +2951,7 @@
         </w:tc>
         <w:tc>
           <w:tcPr>
-            <w:tcW w:type="dxa" w:w="3400"/>
+            <w:tcW w:type="dxa" w:w="2040"/>
             <w:shd w:val="clear" w:color="auto" w:fill="1F3A6B"/>
           </w:tcPr>
           <w:p>
@@ -2209,13 +2965,13 @@
                 <w:color w:val="FFFFFF"/>
                 <w:sz w:val="19"/>
               </w:rPr>
-              <w:t>где</w:t>
+              <w:t>юнит</w:t>
             </w:r>
           </w:p>
         </w:tc>
         <w:tc>
           <w:tcPr>
-            <w:tcW w:type="dxa" w:w="3400"/>
+            <w:tcW w:type="dxa" w:w="2040"/>
             <w:shd w:val="clear" w:color="auto" w:fill="1F3A6B"/>
           </w:tcPr>
           <w:p>
@@ -2229,7 +2985,47 @@
                 <w:color w:val="FFFFFF"/>
                 <w:sz w:val="19"/>
               </w:rPr>
-              <w:t>что посмотреть</w:t>
+              <w:t>урок</w:t>
+            </w:r>
+          </w:p>
+        </w:tc>
+        <w:tc>
+          <w:tcPr>
+            <w:tcW w:type="dxa" w:w="2040"/>
+            <w:shd w:val="clear" w:color="auto" w:fill="1F3A6B"/>
+          </w:tcPr>
+          <w:p>
+            <w:pPr>
+              <w:spacing w:after="0"/>
+            </w:pPr>
+            <w:r/>
+            <w:r>
+              <w:rPr>
+                <w:b/>
+                <w:color w:val="FFFFFF"/>
+                <w:sz w:val="19"/>
+              </w:rPr>
+              <w:t>блок</w:t>
+            </w:r>
+          </w:p>
+        </w:tc>
+        <w:tc>
+          <w:tcPr>
+            <w:tcW w:type="dxa" w:w="2040"/>
+            <w:shd w:val="clear" w:color="auto" w:fill="1F3A6B"/>
+          </w:tcPr>
+          <w:p>
+            <w:pPr>
+              <w:spacing w:after="0"/>
+            </w:pPr>
+            <w:r/>
+            <w:r>
+              <w:rPr>
+                <w:b/>
+                <w:color w:val="FFFFFF"/>
+                <w:sz w:val="19"/>
+              </w:rPr>
+              <w:t>что проверить</w:t>
             </w:r>
           </w:p>
         </w:tc>
@@ -2237,7 +3033,7 @@
       <w:tr>
         <w:tc>
           <w:tcPr>
-            <w:tcW w:type="dxa" w:w="3400"/>
+            <w:tcW w:type="dxa" w:w="2040"/>
             <w:shd w:val="clear" w:color="auto" w:fill="F3F7FC"/>
           </w:tcPr>
           <w:p>
@@ -2251,13 +3047,13 @@
                 <w:color w:val="143A6B"/>
                 <w:sz w:val="19"/>
               </w:rPr>
-              <w:t>Д1</w:t>
+              <w:t>1</w:t>
             </w:r>
           </w:p>
         </w:tc>
         <w:tc>
           <w:tcPr>
-            <w:tcW w:type="dxa" w:w="3400"/>
+            <w:tcW w:type="dxa" w:w="2040"/>
           </w:tcPr>
           <w:p>
             <w:pPr>
@@ -2270,13 +3066,13 @@
                 <w:color w:val="1F2937"/>
                 <w:sz w:val="19"/>
               </w:rPr>
-              <w:t>Юнит 9, тест, блок 2</w:t>
+              <w:t>9</w:t>
             </w:r>
           </w:p>
         </w:tc>
         <w:tc>
           <w:tcPr>
-            <w:tcW w:type="dxa" w:w="3400"/>
+            <w:tcW w:type="dxa" w:w="2040"/>
           </w:tcPr>
           <w:p>
             <w:pPr>
@@ -2289,7 +3085,45 @@
                 <w:color w:val="1F2937"/>
                 <w:sz w:val="19"/>
               </w:rPr>
-              <w:t xml:space="preserve">пять картинок: </w:t>
+              <w:t>тест</w:t>
+            </w:r>
+          </w:p>
+        </w:tc>
+        <w:tc>
+          <w:tcPr>
+            <w:tcW w:type="dxa" w:w="2040"/>
+          </w:tcPr>
+          <w:p>
+            <w:pPr>
+              <w:spacing w:after="20"/>
+            </w:pPr>
+            <w:r/>
+            <w:r>
+              <w:rPr>
+                <w:i w:val="0"/>
+                <w:color w:val="1F2937"/>
+                <w:sz w:val="19"/>
+              </w:rPr>
+              <w:t>2</w:t>
+            </w:r>
+          </w:p>
+        </w:tc>
+        <w:tc>
+          <w:tcPr>
+            <w:tcW w:type="dxa" w:w="2040"/>
+          </w:tcPr>
+          <w:p>
+            <w:pPr>
+              <w:spacing w:after="20"/>
+            </w:pPr>
+            <w:r/>
+            <w:r>
+              <w:rPr>
+                <w:i w:val="0"/>
+                <w:color w:val="1F2937"/>
+                <w:sz w:val="19"/>
+              </w:rPr>
+              <w:t xml:space="preserve">👁 диктант, пять картинок: </w:t>
             </w:r>
             <w:r>
               <w:rPr>
@@ -2363,13 +3197,21 @@
               </w:rPr>
               <w:t>y_scrapbook</w:t>
             </w:r>
+            <w:r>
+              <w:rPr>
+                <w:i w:val="0"/>
+                <w:color w:val="1F2937"/>
+                <w:sz w:val="19"/>
+              </w:rPr>
+              <w:t xml:space="preserve"> — читается ли с каждой именно нужная фраза</w:t>
+            </w:r>
           </w:p>
         </w:tc>
       </w:tr>
       <w:tr>
         <w:tc>
           <w:tcPr>
-            <w:tcW w:type="dxa" w:w="3400"/>
+            <w:tcW w:type="dxa" w:w="2040"/>
             <w:shd w:val="clear" w:color="auto" w:fill="F3F7FC"/>
           </w:tcPr>
           <w:p>
@@ -2383,13 +3225,13 @@
                 <w:color w:val="143A6B"/>
                 <w:sz w:val="19"/>
               </w:rPr>
-              <w:t>Д2</w:t>
+              <w:t>2</w:t>
             </w:r>
           </w:p>
         </w:tc>
         <w:tc>
           <w:tcPr>
-            <w:tcW w:type="dxa" w:w="3400"/>
+            <w:tcW w:type="dxa" w:w="2040"/>
           </w:tcPr>
           <w:p>
             <w:pPr>
@@ -2402,13 +3244,13 @@
                 <w:color w:val="1F2937"/>
                 <w:sz w:val="19"/>
               </w:rPr>
-              <w:t>Final Test, блок 7</w:t>
+              <w:t>Final Test</w:t>
             </w:r>
           </w:p>
         </w:tc>
         <w:tc>
           <w:tcPr>
-            <w:tcW w:type="dxa" w:w="3400"/>
+            <w:tcW w:type="dxa" w:w="2040"/>
           </w:tcPr>
           <w:p>
             <w:pPr>
@@ -2421,7 +3263,45 @@
                 <w:color w:val="1F2937"/>
                 <w:sz w:val="19"/>
               </w:rPr>
-              <w:t>пять картинок: крокодил, арбуз, шкаф для одежды, очки, вертолёт</w:t>
+              <w:t>—</w:t>
+            </w:r>
+          </w:p>
+        </w:tc>
+        <w:tc>
+          <w:tcPr>
+            <w:tcW w:type="dxa" w:w="2040"/>
+          </w:tcPr>
+          <w:p>
+            <w:pPr>
+              <w:spacing w:after="20"/>
+            </w:pPr>
+            <w:r/>
+            <w:r>
+              <w:rPr>
+                <w:i w:val="0"/>
+                <w:color w:val="1F2937"/>
+                <w:sz w:val="19"/>
+              </w:rPr>
+              <w:t>7</w:t>
+            </w:r>
+          </w:p>
+        </w:tc>
+        <w:tc>
+          <w:tcPr>
+            <w:tcW w:type="dxa" w:w="2040"/>
+          </w:tcPr>
+          <w:p>
+            <w:pPr>
+              <w:spacing w:after="20"/>
+            </w:pPr>
+            <w:r/>
+            <w:r>
+              <w:rPr>
+                <w:i w:val="0"/>
+                <w:color w:val="1F2937"/>
+                <w:sz w:val="19"/>
+              </w:rPr>
+              <w:t>👁 диктант, пять картинок: крокодил, арбуз, шкаф для одежды, очки, вертолёт</w:t>
             </w:r>
           </w:p>
         </w:tc>
@@ -2663,19 +3543,6 @@
         <w:t>Что нужно от вас</w:t>
       </w:r>
     </w:p>
-    <w:p>
-      <w:pPr>
-        <w:spacing w:after="120"/>
-      </w:pPr>
-      <w:r>
-        <w:rPr>
-          <w:i w:val="0"/>
-          <w:color w:val="1F2937"/>
-          <w:sz w:val="21"/>
-        </w:rPr>
-        <w:t>Послушать записи и сверить с ключами — 5 мест.</w:t>
-      </w:r>
-    </w:p>
     <w:tbl>
       <w:tblPr>
         <w:tblW w:type="auto" w:w="0"/>
@@ -2690,14 +3557,16 @@
         </w:tblBorders>
       </w:tblPr>
       <w:tblGrid>
-        <w:gridCol w:w="3400"/>
-        <w:gridCol w:w="3400"/>
-        <w:gridCol w:w="3400"/>
+        <w:gridCol w:w="2040"/>
+        <w:gridCol w:w="2040"/>
+        <w:gridCol w:w="2040"/>
+        <w:gridCol w:w="2040"/>
+        <w:gridCol w:w="2040"/>
       </w:tblGrid>
       <w:tr>
         <w:tc>
           <w:tcPr>
-            <w:tcW w:type="dxa" w:w="3400"/>
+            <w:tcW w:type="dxa" w:w="2040"/>
             <w:shd w:val="clear" w:color="auto" w:fill="1F3A6B"/>
           </w:tcPr>
           <w:p>
@@ -2717,7 +3586,7 @@
         </w:tc>
         <w:tc>
           <w:tcPr>
-            <w:tcW w:type="dxa" w:w="3400"/>
+            <w:tcW w:type="dxa" w:w="2040"/>
             <w:shd w:val="clear" w:color="auto" w:fill="1F3A6B"/>
           </w:tcPr>
           <w:p>
@@ -2731,13 +3600,53 @@
                 <w:color w:val="FFFFFF"/>
                 <w:sz w:val="19"/>
               </w:rPr>
-              <w:t>где</w:t>
+              <w:t>юнит</w:t>
             </w:r>
           </w:p>
         </w:tc>
         <w:tc>
           <w:tcPr>
-            <w:tcW w:type="dxa" w:w="3400"/>
+            <w:tcW w:type="dxa" w:w="2040"/>
+            <w:shd w:val="clear" w:color="auto" w:fill="1F3A6B"/>
+          </w:tcPr>
+          <w:p>
+            <w:pPr>
+              <w:spacing w:after="0"/>
+            </w:pPr>
+            <w:r/>
+            <w:r>
+              <w:rPr>
+                <w:b/>
+                <w:color w:val="FFFFFF"/>
+                <w:sz w:val="19"/>
+              </w:rPr>
+              <w:t>урок</w:t>
+            </w:r>
+          </w:p>
+        </w:tc>
+        <w:tc>
+          <w:tcPr>
+            <w:tcW w:type="dxa" w:w="2040"/>
+            <w:shd w:val="clear" w:color="auto" w:fill="1F3A6B"/>
+          </w:tcPr>
+          <w:p>
+            <w:pPr>
+              <w:spacing w:after="0"/>
+            </w:pPr>
+            <w:r/>
+            <w:r>
+              <w:rPr>
+                <w:b/>
+                <w:color w:val="FFFFFF"/>
+                <w:sz w:val="19"/>
+              </w:rPr>
+              <w:t>блок</w:t>
+            </w:r>
+          </w:p>
+        </w:tc>
+        <w:tc>
+          <w:tcPr>
+            <w:tcW w:type="dxa" w:w="2040"/>
             <w:shd w:val="clear" w:color="auto" w:fill="1F3A6B"/>
           </w:tcPr>
           <w:p>
@@ -2759,7 +3668,7 @@
       <w:tr>
         <w:tc>
           <w:tcPr>
-            <w:tcW w:type="dxa" w:w="3400"/>
+            <w:tcW w:type="dxa" w:w="2040"/>
             <w:shd w:val="clear" w:color="auto" w:fill="F3F7FC"/>
           </w:tcPr>
           <w:p>
@@ -2773,13 +3682,13 @@
                 <w:color w:val="143A6B"/>
                 <w:sz w:val="19"/>
               </w:rPr>
-              <w:t>Р1</w:t>
+              <w:t>1</w:t>
             </w:r>
           </w:p>
         </w:tc>
         <w:tc>
           <w:tcPr>
-            <w:tcW w:type="dxa" w:w="3400"/>
+            <w:tcW w:type="dxa" w:w="2040"/>
           </w:tcPr>
           <w:p>
             <w:pPr>
@@ -2792,13 +3701,13 @@
                 <w:color w:val="1F2937"/>
                 <w:sz w:val="19"/>
               </w:rPr>
-              <w:t>Юнит 0, ДЗ 5, блок 13</w:t>
+              <w:t>0</w:t>
             </w:r>
           </w:p>
         </w:tc>
         <w:tc>
           <w:tcPr>
-            <w:tcW w:type="dxa" w:w="3400"/>
+            <w:tcW w:type="dxa" w:w="2040"/>
           </w:tcPr>
           <w:p>
             <w:pPr>
@@ -2811,7 +3720,45 @@
                 <w:color w:val="1F2937"/>
                 <w:sz w:val="19"/>
               </w:rPr>
-              <w:t>варианты «9» и «4»: на том, что в них звучит, держится ключ</w:t>
+              <w:t>ДЗ 5</w:t>
+            </w:r>
+          </w:p>
+        </w:tc>
+        <w:tc>
+          <w:tcPr>
+            <w:tcW w:type="dxa" w:w="2040"/>
+          </w:tcPr>
+          <w:p>
+            <w:pPr>
+              <w:spacing w:after="20"/>
+            </w:pPr>
+            <w:r/>
+            <w:r>
+              <w:rPr>
+                <w:i w:val="0"/>
+                <w:color w:val="1F2937"/>
+                <w:sz w:val="19"/>
+              </w:rPr>
+              <w:t>13</w:t>
+            </w:r>
+          </w:p>
+        </w:tc>
+        <w:tc>
+          <w:tcPr>
+            <w:tcW w:type="dxa" w:w="2040"/>
+          </w:tcPr>
+          <w:p>
+            <w:pPr>
+              <w:spacing w:after="20"/>
+            </w:pPr>
+            <w:r/>
+            <w:r>
+              <w:rPr>
+                <w:i w:val="0"/>
+                <w:color w:val="1F2937"/>
+                <w:sz w:val="19"/>
+              </w:rPr>
+              <w:t>🎧 варианты «9» и «4»: на том, что в них звучит, держится ключ</w:t>
             </w:r>
           </w:p>
         </w:tc>
@@ -2819,7 +3766,7 @@
       <w:tr>
         <w:tc>
           <w:tcPr>
-            <w:tcW w:type="dxa" w:w="3400"/>
+            <w:tcW w:type="dxa" w:w="2040"/>
             <w:shd w:val="clear" w:color="auto" w:fill="F3F7FC"/>
           </w:tcPr>
           <w:p>
@@ -2833,13 +3780,13 @@
                 <w:color w:val="143A6B"/>
                 <w:sz w:val="19"/>
               </w:rPr>
-              <w:t>Р2</w:t>
+              <w:t>2</w:t>
             </w:r>
           </w:p>
         </w:tc>
         <w:tc>
           <w:tcPr>
-            <w:tcW w:type="dxa" w:w="3400"/>
+            <w:tcW w:type="dxa" w:w="2040"/>
           </w:tcPr>
           <w:p>
             <w:pPr>
@@ -2852,13 +3799,13 @@
                 <w:color w:val="1F2937"/>
                 <w:sz w:val="19"/>
               </w:rPr>
-              <w:t>Юнит 1, Тест, блок 2, вопрос 4</w:t>
+              <w:t>1</w:t>
             </w:r>
           </w:p>
         </w:tc>
         <w:tc>
           <w:tcPr>
-            <w:tcW w:type="dxa" w:w="3400"/>
+            <w:tcW w:type="dxa" w:w="2040"/>
           </w:tcPr>
           <w:p>
             <w:pPr>
@@ -2871,7 +3818,175 @@
                 <w:color w:val="1F2937"/>
                 <w:sz w:val="19"/>
               </w:rPr>
-              <w:t xml:space="preserve">набор вариантов подменился: было </w:t>
+              <w:t>ДЗ 3</w:t>
+            </w:r>
+          </w:p>
+        </w:tc>
+        <w:tc>
+          <w:tcPr>
+            <w:tcW w:type="dxa" w:w="2040"/>
+          </w:tcPr>
+          <w:p>
+            <w:pPr>
+              <w:spacing w:after="20"/>
+            </w:pPr>
+            <w:r/>
+            <w:r>
+              <w:rPr>
+                <w:i w:val="0"/>
+                <w:color w:val="1F2937"/>
+                <w:sz w:val="19"/>
+              </w:rPr>
+              <w:t>7</w:t>
+            </w:r>
+          </w:p>
+        </w:tc>
+        <w:tc>
+          <w:tcPr>
+            <w:tcW w:type="dxa" w:w="2040"/>
+          </w:tcPr>
+          <w:p>
+            <w:pPr>
+              <w:spacing w:after="20"/>
+            </w:pPr>
+            <w:r/>
+            <w:r>
+              <w:rPr>
+                <w:i w:val="0"/>
+                <w:color w:val="1F2937"/>
+                <w:sz w:val="19"/>
+              </w:rPr>
+              <w:t xml:space="preserve">🎧 в аудио про монстров </w:t>
+            </w:r>
+            <w:r>
+              <w:rPr>
+                <w:rFonts w:ascii="Consolas" w:hAnsi="Consolas"/>
+                <w:color w:val="0B616E"/>
+                <w:sz w:val="19"/>
+              </w:rPr>
+              <w:t>I've got…</w:t>
+            </w:r>
+            <w:r>
+              <w:rPr>
+                <w:i w:val="0"/>
+                <w:color w:val="1F2937"/>
+                <w:sz w:val="19"/>
+              </w:rPr>
+              <w:t xml:space="preserve"> или </w:t>
+            </w:r>
+            <w:r>
+              <w:rPr>
+                <w:rFonts w:ascii="Consolas" w:hAnsi="Consolas"/>
+                <w:color w:val="0B616E"/>
+                <w:sz w:val="19"/>
+              </w:rPr>
+              <w:t>It's got…</w:t>
+            </w:r>
+            <w:r>
+              <w:rPr>
+                <w:i w:val="0"/>
+                <w:color w:val="1F2937"/>
+                <w:sz w:val="19"/>
+              </w:rPr>
+              <w:t>? План урока 3 использует обе конструкции</w:t>
+            </w:r>
+          </w:p>
+        </w:tc>
+      </w:tr>
+      <w:tr>
+        <w:tc>
+          <w:tcPr>
+            <w:tcW w:type="dxa" w:w="2040"/>
+            <w:shd w:val="clear" w:color="auto" w:fill="F3F7FC"/>
+          </w:tcPr>
+          <w:p>
+            <w:pPr>
+              <w:spacing w:after="20"/>
+            </w:pPr>
+            <w:r/>
+            <w:r>
+              <w:rPr>
+                <w:i w:val="0"/>
+                <w:color w:val="143A6B"/>
+                <w:sz w:val="19"/>
+              </w:rPr>
+              <w:t>3</w:t>
+            </w:r>
+          </w:p>
+        </w:tc>
+        <w:tc>
+          <w:tcPr>
+            <w:tcW w:type="dxa" w:w="2040"/>
+          </w:tcPr>
+          <w:p>
+            <w:pPr>
+              <w:spacing w:after="20"/>
+            </w:pPr>
+            <w:r/>
+            <w:r>
+              <w:rPr>
+                <w:i w:val="0"/>
+                <w:color w:val="1F2937"/>
+                <w:sz w:val="19"/>
+              </w:rPr>
+              <w:t>1</w:t>
+            </w:r>
+          </w:p>
+        </w:tc>
+        <w:tc>
+          <w:tcPr>
+            <w:tcW w:type="dxa" w:w="2040"/>
+          </w:tcPr>
+          <w:p>
+            <w:pPr>
+              <w:spacing w:after="20"/>
+            </w:pPr>
+            <w:r/>
+            <w:r>
+              <w:rPr>
+                <w:i w:val="0"/>
+                <w:color w:val="1F2937"/>
+                <w:sz w:val="19"/>
+              </w:rPr>
+              <w:t>тест</w:t>
+            </w:r>
+          </w:p>
+        </w:tc>
+        <w:tc>
+          <w:tcPr>
+            <w:tcW w:type="dxa" w:w="2040"/>
+          </w:tcPr>
+          <w:p>
+            <w:pPr>
+              <w:spacing w:after="20"/>
+            </w:pPr>
+            <w:r/>
+            <w:r>
+              <w:rPr>
+                <w:i w:val="0"/>
+                <w:color w:val="1F2937"/>
+                <w:sz w:val="19"/>
+              </w:rPr>
+              <w:t>2, вопрос 4</w:t>
+            </w:r>
+          </w:p>
+        </w:tc>
+        <w:tc>
+          <w:tcPr>
+            <w:tcW w:type="dxa" w:w="2040"/>
+          </w:tcPr>
+          <w:p>
+            <w:pPr>
+              <w:spacing w:after="20"/>
+            </w:pPr>
+            <w:r/>
+            <w:r>
+              <w:rPr>
+                <w:i w:val="0"/>
+                <w:color w:val="1F2937"/>
+                <w:sz w:val="19"/>
+              </w:rPr>
+              <w:t xml:space="preserve">🎧 набор вариантов подменился: было </w:t>
             </w:r>
             <w:r>
               <w:rPr>
@@ -2919,7 +4034,7 @@
       <w:tr>
         <w:tc>
           <w:tcPr>
-            <w:tcW w:type="dxa" w:w="3400"/>
+            <w:tcW w:type="dxa" w:w="2040"/>
             <w:shd w:val="clear" w:color="auto" w:fill="F3F7FC"/>
           </w:tcPr>
           <w:p>
@@ -2933,13 +4048,13 @@
                 <w:color w:val="143A6B"/>
                 <w:sz w:val="19"/>
               </w:rPr>
-              <w:t>Р3</w:t>
+              <w:t>4</w:t>
             </w:r>
           </w:p>
         </w:tc>
         <w:tc>
           <w:tcPr>
-            <w:tcW w:type="dxa" w:w="3400"/>
+            <w:tcW w:type="dxa" w:w="2040"/>
           </w:tcPr>
           <w:p>
             <w:pPr>
@@ -2952,13 +4067,13 @@
                 <w:color w:val="1F2937"/>
                 <w:sz w:val="19"/>
               </w:rPr>
-              <w:t>Юнит 2, ДЗ 3, блок 6</w:t>
+              <w:t>1</w:t>
             </w:r>
           </w:p>
         </w:tc>
         <w:tc>
           <w:tcPr>
-            <w:tcW w:type="dxa" w:w="3400"/>
+            <w:tcW w:type="dxa" w:w="2040"/>
           </w:tcPr>
           <w:p>
             <w:pPr>
@@ -2971,35 +4086,13 @@
                 <w:color w:val="1F2937"/>
                 <w:sz w:val="19"/>
               </w:rPr>
-              <w:t>в записи слово или целая фраза — от этого зависит заголовок</w:t>
-            </w:r>
-          </w:p>
-        </w:tc>
-      </w:tr>
-      <w:tr>
-        <w:tc>
-          <w:tcPr>
-            <w:tcW w:type="dxa" w:w="3400"/>
-            <w:shd w:val="clear" w:color="auto" w:fill="F3F7FC"/>
-          </w:tcPr>
-          <w:p>
-            <w:pPr>
-              <w:spacing w:after="20"/>
-            </w:pPr>
-            <w:r/>
-            <w:r>
-              <w:rPr>
-                <w:i w:val="0"/>
-                <w:color w:val="143A6B"/>
-                <w:sz w:val="19"/>
-              </w:rPr>
-              <w:t>Р4</w:t>
+              <w:t>тест</w:t>
             </w:r>
           </w:p>
         </w:tc>
         <w:tc>
           <w:tcPr>
-            <w:tcW w:type="dxa" w:w="3400"/>
+            <w:tcW w:type="dxa" w:w="2040"/>
           </w:tcPr>
           <w:p>
             <w:pPr>
@@ -3012,13 +4105,13 @@
                 <w:color w:val="1F2937"/>
                 <w:sz w:val="19"/>
               </w:rPr>
-              <w:t>Юнит 1, ДЗ 3 блок 7 и Тест блок 9</w:t>
+              <w:t>9</w:t>
             </w:r>
           </w:p>
         </w:tc>
         <w:tc>
           <w:tcPr>
-            <w:tcW w:type="dxa" w:w="3400"/>
+            <w:tcW w:type="dxa" w:w="2040"/>
           </w:tcPr>
           <w:p>
             <w:pPr>
@@ -3031,7 +4124,7 @@
                 <w:color w:val="1F2937"/>
                 <w:sz w:val="19"/>
               </w:rPr>
-              <w:t xml:space="preserve">в аудио про монстров </w:t>
+              <w:t xml:space="preserve">🎧 то же, что в строке 2: </w:t>
             </w:r>
             <w:r>
               <w:rPr>
@@ -3057,21 +4150,13 @@
               </w:rPr>
               <w:t>It's got…</w:t>
             </w:r>
-            <w:r>
-              <w:rPr>
-                <w:i w:val="0"/>
-                <w:color w:val="1F2937"/>
-                <w:sz w:val="19"/>
-              </w:rPr>
-              <w:t>? План урока 3 использует обе конструкции</w:t>
-            </w:r>
           </w:p>
         </w:tc>
       </w:tr>
       <w:tr>
         <w:tc>
           <w:tcPr>
-            <w:tcW w:type="dxa" w:w="3400"/>
+            <w:tcW w:type="dxa" w:w="2040"/>
             <w:shd w:val="clear" w:color="auto" w:fill="F3F7FC"/>
           </w:tcPr>
           <w:p>
@@ -3085,13 +4170,13 @@
                 <w:color w:val="143A6B"/>
                 <w:sz w:val="19"/>
               </w:rPr>
-              <w:t>Р5</w:t>
+              <w:t>5</w:t>
             </w:r>
           </w:p>
         </w:tc>
         <w:tc>
           <w:tcPr>
-            <w:tcW w:type="dxa" w:w="3400"/>
+            <w:tcW w:type="dxa" w:w="2040"/>
           </w:tcPr>
           <w:p>
             <w:pPr>
@@ -3104,13 +4189,13 @@
                 <w:color w:val="1F2937"/>
                 <w:sz w:val="19"/>
               </w:rPr>
-              <w:t>Юнит 4, ДЗ 5, блок 5</w:t>
+              <w:t>2</w:t>
             </w:r>
           </w:p>
         </w:tc>
         <w:tc>
           <w:tcPr>
-            <w:tcW w:type="dxa" w:w="3400"/>
+            <w:tcW w:type="dxa" w:w="2040"/>
           </w:tcPr>
           <w:p>
             <w:pPr>
@@ -3123,7 +4208,143 @@
                 <w:color w:val="1F2937"/>
                 <w:sz w:val="19"/>
               </w:rPr>
-              <w:t xml:space="preserve">порядок кадров. Первый подтверждён самой рабочей тетрадью — там у кадра </w:t>
+              <w:t>ДЗ 3</w:t>
+            </w:r>
+          </w:p>
+        </w:tc>
+        <w:tc>
+          <w:tcPr>
+            <w:tcW w:type="dxa" w:w="2040"/>
+          </w:tcPr>
+          <w:p>
+            <w:pPr>
+              <w:spacing w:after="20"/>
+            </w:pPr>
+            <w:r/>
+            <w:r>
+              <w:rPr>
+                <w:i w:val="0"/>
+                <w:color w:val="1F2937"/>
+                <w:sz w:val="19"/>
+              </w:rPr>
+              <w:t>6</w:t>
+            </w:r>
+          </w:p>
+        </w:tc>
+        <w:tc>
+          <w:tcPr>
+            <w:tcW w:type="dxa" w:w="2040"/>
+          </w:tcPr>
+          <w:p>
+            <w:pPr>
+              <w:spacing w:after="20"/>
+            </w:pPr>
+            <w:r/>
+            <w:r>
+              <w:rPr>
+                <w:i w:val="0"/>
+                <w:color w:val="1F2937"/>
+                <w:sz w:val="19"/>
+              </w:rPr>
+              <w:t>🎧 в записи слово или целая фраза — от этого зависит заголовок</w:t>
+            </w:r>
+          </w:p>
+        </w:tc>
+      </w:tr>
+      <w:tr>
+        <w:tc>
+          <w:tcPr>
+            <w:tcW w:type="dxa" w:w="2040"/>
+            <w:shd w:val="clear" w:color="auto" w:fill="F3F7FC"/>
+          </w:tcPr>
+          <w:p>
+            <w:pPr>
+              <w:spacing w:after="20"/>
+            </w:pPr>
+            <w:r/>
+            <w:r>
+              <w:rPr>
+                <w:i w:val="0"/>
+                <w:color w:val="143A6B"/>
+                <w:sz w:val="19"/>
+              </w:rPr>
+              <w:t>6</w:t>
+            </w:r>
+          </w:p>
+        </w:tc>
+        <w:tc>
+          <w:tcPr>
+            <w:tcW w:type="dxa" w:w="2040"/>
+          </w:tcPr>
+          <w:p>
+            <w:pPr>
+              <w:spacing w:after="20"/>
+            </w:pPr>
+            <w:r/>
+            <w:r>
+              <w:rPr>
+                <w:i w:val="0"/>
+                <w:color w:val="1F2937"/>
+                <w:sz w:val="19"/>
+              </w:rPr>
+              <w:t>4</w:t>
+            </w:r>
+          </w:p>
+        </w:tc>
+        <w:tc>
+          <w:tcPr>
+            <w:tcW w:type="dxa" w:w="2040"/>
+          </w:tcPr>
+          <w:p>
+            <w:pPr>
+              <w:spacing w:after="20"/>
+            </w:pPr>
+            <w:r/>
+            <w:r>
+              <w:rPr>
+                <w:i w:val="0"/>
+                <w:color w:val="1F2937"/>
+                <w:sz w:val="19"/>
+              </w:rPr>
+              <w:t>ДЗ 5</w:t>
+            </w:r>
+          </w:p>
+        </w:tc>
+        <w:tc>
+          <w:tcPr>
+            <w:tcW w:type="dxa" w:w="2040"/>
+          </w:tcPr>
+          <w:p>
+            <w:pPr>
+              <w:spacing w:after="20"/>
+            </w:pPr>
+            <w:r/>
+            <w:r>
+              <w:rPr>
+                <w:i w:val="0"/>
+                <w:color w:val="1F2937"/>
+                <w:sz w:val="19"/>
+              </w:rPr>
+              <w:t>5</w:t>
+            </w:r>
+          </w:p>
+        </w:tc>
+        <w:tc>
+          <w:tcPr>
+            <w:tcW w:type="dxa" w:w="2040"/>
+          </w:tcPr>
+          <w:p>
+            <w:pPr>
+              <w:spacing w:after="20"/>
+            </w:pPr>
+            <w:r/>
+            <w:r>
+              <w:rPr>
+                <w:i w:val="0"/>
+                <w:color w:val="1F2937"/>
+                <w:sz w:val="19"/>
+              </w:rPr>
+              <w:t xml:space="preserve">👁 порядок кадров. Первый подтверждён самой рабочей тетрадью — там у кадра </w:t>
             </w:r>
             <w:r>
               <w:rPr>

--- a/builds/Вычитка — что нужно от вас.docx
+++ b/builds/Вычитка — что нужно от вас.docx
@@ -2858,7 +2858,7 @@
           <w:color w:val="143A6B"/>
           <w:sz w:val="28"/>
         </w:rPr>
-        <w:t>Super Minds 2 — правки идут</w:t>
+        <w:t>Super Minds 2 — вычитка закончена, идёт второй проход</w:t>
       </w:r>
     </w:p>
     <w:p>
@@ -2871,7 +2871,7 @@
           <w:color w:val="143A6B"/>
           <w:sz w:val="21"/>
         </w:rPr>
-        <w:t>Статус на 21.10.2026.</w:t>
+        <w:t>Статус на 22.10.2026.</w:t>
       </w:r>
       <w:r>
         <w:rPr>
@@ -2879,7 +2879,92 @@
           <w:color w:val="1F2937"/>
           <w:sz w:val="21"/>
         </w:rPr>
-        <w:t xml:space="preserve"> Обе вычитки (по базе и сверка с планами уроков) сделаны раньше, 8 тысяч строк отчётов. Сейчас идёт применение находок — четыре агента по три юнита. По базе чисто: порогов нет, звука в «Собери предложение» нет, плейсхолдеров не осталось, опубликованных уроков ноль, незаозвученных мест ноль.</w:t>
+        <w:t xml:space="preserve"> Вычитка и применение находок закончены 14–15.10: обе сверки (по базе и с планами уроков), больше сотни правок, финальный тест пересобран. Сейчас идёт </w:t>
+      </w:r>
+      <w:r>
+        <w:rPr>
+          <w:b/>
+          <w:color w:val="143A6B"/>
+          <w:sz w:val="21"/>
+        </w:rPr>
+        <w:t>второй узкий проход — только по решениям от 20 и 21.10</w:t>
+      </w:r>
+      <w:r>
+        <w:rPr>
+          <w:i w:val="0"/>
+          <w:color w:val="1F2937"/>
+          <w:sz w:val="21"/>
+        </w:rPr>
+        <w:t>, которых на момент вычитки ещё не было:</w:t>
+      </w:r>
+    </w:p>
+    <w:p>
+      <w:pPr>
+        <w:pStyle w:val="ListBullet"/>
+        <w:spacing w:after="60"/>
+      </w:pPr>
+      <w:r>
+        <w:rPr>
+          <w:i w:val="0"/>
+          <w:color w:val="1F2937"/>
+          <w:sz w:val="21"/>
+        </w:rPr>
+        <w:t>задания по возрастанию сложности, и внутри каждой темы отдельно;</w:t>
+      </w:r>
+    </w:p>
+    <w:p>
+      <w:pPr>
+        <w:pStyle w:val="ListBullet"/>
+        <w:spacing w:after="60"/>
+      </w:pPr>
+      <w:r>
+        <w:rPr>
+          <w:i w:val="0"/>
+          <w:color w:val="1F2937"/>
+          <w:sz w:val="21"/>
+        </w:rPr>
+        <w:t>заголовок-разделитель перед серией из четырёх и более одинаковых заданий;</w:t>
+      </w:r>
+    </w:p>
+    <w:p>
+      <w:pPr>
+        <w:pStyle w:val="ListBullet"/>
+        <w:spacing w:after="60"/>
+      </w:pPr>
+      <w:r>
+        <w:rPr>
+          <w:i w:val="0"/>
+          <w:color w:val="1F2937"/>
+          <w:sz w:val="21"/>
+        </w:rPr>
+        <w:t>карточки вторым блоком, текстовый «Давай повторим» убрать там, где есть карточки;</w:t>
+      </w:r>
+    </w:p>
+    <w:p>
+      <w:pPr>
+        <w:pStyle w:val="ListBullet"/>
+        <w:spacing w:after="60"/>
+      </w:pPr>
+      <w:r>
+        <w:rPr>
+          <w:i w:val="0"/>
+          <w:color w:val="1F2937"/>
+          <w:sz w:val="21"/>
+        </w:rPr>
+        <w:t>диктант — пять слов, а не десять.</w:t>
+      </w:r>
+    </w:p>
+    <w:p>
+      <w:pPr>
+        <w:spacing w:after="120"/>
+      </w:pPr>
+      <w:r>
+        <w:rPr>
+          <w:i w:val="0"/>
+          <w:color w:val="1F2937"/>
+          <w:sz w:val="21"/>
+        </w:rPr>
+        <w:t>По базе чисто: порогов нет, звука в «Собери предложение» нет, плейсхолдеров не осталось, опубликованных уроков ноль, незаозвученных мест ноль.</w:t>
       </w:r>
     </w:p>
     <w:p>
@@ -3322,7 +3407,7 @@
           <w:color w:val="143A6B"/>
           <w:sz w:val="28"/>
         </w:rPr>
-        <w:t>Go Getter 1 — вычитка началась</w:t>
+        <w:t>Go Getter 1 — отложен до конца SM2</w:t>
       </w:r>
     </w:p>
     <w:p>
@@ -3335,7 +3420,7 @@
           <w:color w:val="143A6B"/>
           <w:sz w:val="21"/>
         </w:rPr>
-        <w:t>Статус на 21.10.2026.</w:t>
+        <w:t>Статус на 22.10.2026.</w:t>
       </w:r>
       <w:r>
         <w:rPr>
@@ -3343,7 +3428,20 @@
           <w:color w:val="1F2937"/>
           <w:sz w:val="21"/>
         </w:rPr>
-        <w:t xml:space="preserve"> Собрана программа курса по 68 планам уроков и 9 конспектам (</w:t>
+        <w:t xml:space="preserve"> Решение Анны от 22.10: вычитку GG1 останавливаем и ждём команды продолжить — сначала доводим до конца Super Minds 2.</w:t>
+      </w:r>
+    </w:p>
+    <w:p>
+      <w:pPr>
+        <w:spacing w:after="120"/>
+      </w:pPr>
+      <w:r>
+        <w:rPr>
+          <w:i w:val="0"/>
+          <w:color w:val="1F2937"/>
+          <w:sz w:val="21"/>
+        </w:rPr>
+        <w:t>Что успели: собрана программа курса по 68 планам уроков и 9 конспектам (</w:t>
       </w:r>
       <w:r>
         <w:rPr>
@@ -3359,7 +3457,23 @@
           <w:color w:val="1F2937"/>
           <w:sz w:val="21"/>
         </w:rPr>
-        <w:t>). Идёт сквозная техническая проверка по всему курсу. Разбор по юнитам начнётся, когда закончится SM2.</w:t>
+        <w:t xml:space="preserve">), сделана часть сквозной технической проверки (отчёт — </w:t>
+      </w:r>
+      <w:r>
+        <w:rPr>
+          <w:rFonts w:ascii="Consolas" w:hAnsi="Consolas"/>
+          <w:color w:val="0B616E"/>
+          <w:sz w:val="21"/>
+        </w:rPr>
+        <w:t>builds/gg1/review/centr.md</w:t>
+      </w:r>
+      <w:r>
+        <w:rPr>
+          <w:i w:val="0"/>
+          <w:color w:val="1F2937"/>
+          <w:sz w:val="21"/>
+        </w:rPr>
+        <w:t>). Шесть вопросов по программе ждут ответа и записаны там же; торопить с ними не нужно, они понадобятся, когда вернёмся к курсу.</w:t>
       </w:r>
     </w:p>
     <w:p>
@@ -3372,7 +3486,7 @@
           <w:color w:val="1F2937"/>
           <w:sz w:val="21"/>
         </w:rPr>
-        <w:t>Пока вашей части здесь нет — появится после разбора по юнитам.</w:t>
+        <w:t>Вашей части здесь пока нет — появится после разбора по юнитам.</w:t>
       </w:r>
     </w:p>
     <w:p>

--- a/builds/Вычитка — что нужно от вас.docx
+++ b/builds/Вычитка — что нужно от вас.docx
@@ -1489,104 +1489,6 @@
                 <w:color w:val="143A6B"/>
                 <w:sz w:val="19"/>
               </w:rPr>
-              <w:t>1</w:t>
-            </w:r>
-          </w:p>
-        </w:tc>
-        <w:tc>
-          <w:tcPr>
-            <w:tcW w:type="dxa" w:w="2040"/>
-          </w:tcPr>
-          <w:p>
-            <w:pPr>
-              <w:spacing w:after="20"/>
-            </w:pPr>
-            <w:r/>
-            <w:r>
-              <w:rPr>
-                <w:i w:val="0"/>
-                <w:color w:val="1F2937"/>
-                <w:sz w:val="19"/>
-              </w:rPr>
-              <w:t>3</w:t>
-            </w:r>
-          </w:p>
-        </w:tc>
-        <w:tc>
-          <w:tcPr>
-            <w:tcW w:type="dxa" w:w="2040"/>
-          </w:tcPr>
-          <w:p>
-            <w:pPr>
-              <w:spacing w:after="20"/>
-            </w:pPr>
-            <w:r/>
-            <w:r>
-              <w:rPr>
-                <w:i w:val="0"/>
-                <w:color w:val="1F2937"/>
-                <w:sz w:val="19"/>
-              </w:rPr>
-              <w:t>ДЗ 2</w:t>
-            </w:r>
-          </w:p>
-        </w:tc>
-        <w:tc>
-          <w:tcPr>
-            <w:tcW w:type="dxa" w:w="2040"/>
-          </w:tcPr>
-          <w:p>
-            <w:pPr>
-              <w:spacing w:after="20"/>
-            </w:pPr>
-            <w:r/>
-            <w:r>
-              <w:rPr>
-                <w:i w:val="0"/>
-                <w:color w:val="1F2937"/>
-                <w:sz w:val="19"/>
-              </w:rPr>
-              <w:t>10</w:t>
-            </w:r>
-          </w:p>
-        </w:tc>
-        <w:tc>
-          <w:tcPr>
-            <w:tcW w:type="dxa" w:w="2040"/>
-          </w:tcPr>
-          <w:p>
-            <w:pPr>
-              <w:spacing w:after="20"/>
-            </w:pPr>
-            <w:r/>
-            <w:r>
-              <w:rPr>
-                <w:i w:val="0"/>
-                <w:color w:val="1F2937"/>
-                <w:sz w:val="19"/>
-              </w:rPr>
-              <w:t>👁 образец «The frog is in the box», а на картинке лягушка на тумбочке</w:t>
-            </w:r>
-          </w:p>
-        </w:tc>
-      </w:tr>
-      <w:tr>
-        <w:tc>
-          <w:tcPr>
-            <w:tcW w:type="dxa" w:w="2040"/>
-            <w:shd w:val="clear" w:color="auto" w:fill="F3F7FC"/>
-          </w:tcPr>
-          <w:p>
-            <w:pPr>
-              <w:spacing w:after="20"/>
-            </w:pPr>
-            <w:r/>
-            <w:r>
-              <w:rPr>
-                <w:i w:val="0"/>
-                <w:color w:val="143A6B"/>
-                <w:sz w:val="19"/>
-              </w:rPr>
               <w:t>2</w:t>
             </w:r>
           </w:p>
@@ -1761,7 +1663,7 @@
                 <w:color w:val="1F2937"/>
                 <w:sz w:val="19"/>
               </w:rPr>
-              <w:t>👁 «What colour is the ball?» — верный ответ «blue and yellow», а картинка чёрно-белая, и среди вариантов есть «black and white». Нужен цветной кадр мяча</w:t>
+              <w:t>🎬 «What colour is the ball?» — ответ берётся только из видео, картинки в блоке нет. Сверить, что звучит ключ «blue and yellow»</w:t>
             </w:r>
           </w:p>
         </w:tc>
@@ -2321,104 +2223,6 @@
                 <w:color w:val="143A6B"/>
                 <w:sz w:val="19"/>
               </w:rPr>
-              <w:t>9</w:t>
-            </w:r>
-          </w:p>
-        </w:tc>
-        <w:tc>
-          <w:tcPr>
-            <w:tcW w:type="dxa" w:w="2040"/>
-          </w:tcPr>
-          <w:p>
-            <w:pPr>
-              <w:spacing w:after="20"/>
-            </w:pPr>
-            <w:r/>
-            <w:r>
-              <w:rPr>
-                <w:i w:val="0"/>
-                <w:color w:val="1F2937"/>
-                <w:sz w:val="19"/>
-              </w:rPr>
-              <w:t>6</w:t>
-            </w:r>
-          </w:p>
-        </w:tc>
-        <w:tc>
-          <w:tcPr>
-            <w:tcW w:type="dxa" w:w="2040"/>
-          </w:tcPr>
-          <w:p>
-            <w:pPr>
-              <w:spacing w:after="20"/>
-            </w:pPr>
-            <w:r/>
-            <w:r>
-              <w:rPr>
-                <w:i w:val="0"/>
-                <w:color w:val="1F2937"/>
-                <w:sz w:val="19"/>
-              </w:rPr>
-              <w:t>тест</w:t>
-            </w:r>
-          </w:p>
-        </w:tc>
-        <w:tc>
-          <w:tcPr>
-            <w:tcW w:type="dxa" w:w="2040"/>
-          </w:tcPr>
-          <w:p>
-            <w:pPr>
-              <w:spacing w:after="20"/>
-            </w:pPr>
-            <w:r/>
-            <w:r>
-              <w:rPr>
-                <w:i w:val="0"/>
-                <w:color w:val="1F2937"/>
-                <w:sz w:val="19"/>
-              </w:rPr>
-              <w:t>3, вопросы 4–5</w:t>
-            </w:r>
-          </w:p>
-        </w:tc>
-        <w:tc>
-          <w:tcPr>
-            <w:tcW w:type="dxa" w:w="2040"/>
-          </w:tcPr>
-          <w:p>
-            <w:pPr>
-              <w:spacing w:after="20"/>
-            </w:pPr>
-            <w:r/>
-            <w:r>
-              <w:rPr>
-                <w:i w:val="0"/>
-                <w:color w:val="1F2937"/>
-                <w:sz w:val="19"/>
-              </w:rPr>
-              <w:t>👁 «Is there a crocodile?» — ключ «No, there isn't» при крупном крокодиле на картинке; «Are there any bikes?» — «No, there aren't» при двух велосипедах</w:t>
-            </w:r>
-          </w:p>
-        </w:tc>
-      </w:tr>
-      <w:tr>
-        <w:tc>
-          <w:tcPr>
-            <w:tcW w:type="dxa" w:w="2040"/>
-            <w:shd w:val="clear" w:color="auto" w:fill="F3F7FC"/>
-          </w:tcPr>
-          <w:p>
-            <w:pPr>
-              <w:spacing w:after="20"/>
-            </w:pPr>
-            <w:r/>
-            <w:r>
-              <w:rPr>
-                <w:i w:val="0"/>
-                <w:color w:val="143A6B"/>
-                <w:sz w:val="19"/>
-              </w:rPr>
               <w:t>10</w:t>
             </w:r>
           </w:p>
@@ -2647,104 +2451,6 @@
                 <w:color w:val="143A6B"/>
                 <w:sz w:val="19"/>
               </w:rPr>
-              <w:t>12</w:t>
-            </w:r>
-          </w:p>
-        </w:tc>
-        <w:tc>
-          <w:tcPr>
-            <w:tcW w:type="dxa" w:w="2040"/>
-          </w:tcPr>
-          <w:p>
-            <w:pPr>
-              <w:spacing w:after="20"/>
-            </w:pPr>
-            <w:r/>
-            <w:r>
-              <w:rPr>
-                <w:i w:val="0"/>
-                <w:color w:val="1F2937"/>
-                <w:sz w:val="19"/>
-              </w:rPr>
-              <w:t>9</w:t>
-            </w:r>
-          </w:p>
-        </w:tc>
-        <w:tc>
-          <w:tcPr>
-            <w:tcW w:type="dxa" w:w="2040"/>
-          </w:tcPr>
-          <w:p>
-            <w:pPr>
-              <w:spacing w:after="20"/>
-            </w:pPr>
-            <w:r/>
-            <w:r>
-              <w:rPr>
-                <w:i w:val="0"/>
-                <w:color w:val="1F2937"/>
-                <w:sz w:val="19"/>
-              </w:rPr>
-              <w:t>ДЗ 5</w:t>
-            </w:r>
-          </w:p>
-        </w:tc>
-        <w:tc>
-          <w:tcPr>
-            <w:tcW w:type="dxa" w:w="2040"/>
-          </w:tcPr>
-          <w:p>
-            <w:pPr>
-              <w:spacing w:after="20"/>
-            </w:pPr>
-            <w:r/>
-            <w:r>
-              <w:rPr>
-                <w:i w:val="0"/>
-                <w:color w:val="1F2937"/>
-                <w:sz w:val="19"/>
-              </w:rPr>
-              <w:t>4</w:t>
-            </w:r>
-          </w:p>
-        </w:tc>
-        <w:tc>
-          <w:tcPr>
-            <w:tcW w:type="dxa" w:w="2040"/>
-          </w:tcPr>
-          <w:p>
-            <w:pPr>
-              <w:spacing w:after="20"/>
-            </w:pPr>
-            <w:r/>
-            <w:r>
-              <w:rPr>
-                <w:i w:val="0"/>
-                <w:color w:val="1F2937"/>
-                <w:sz w:val="19"/>
-              </w:rPr>
-              <w:t>👁 «They are making a sandcastle» — True, а на картинке замок без людей</w:t>
-            </w:r>
-          </w:p>
-        </w:tc>
-      </w:tr>
-      <w:tr>
-        <w:tc>
-          <w:tcPr>
-            <w:tcW w:type="dxa" w:w="2040"/>
-            <w:shd w:val="clear" w:color="auto" w:fill="F3F7FC"/>
-          </w:tcPr>
-          <w:p>
-            <w:pPr>
-              <w:spacing w:after="20"/>
-            </w:pPr>
-            <w:r/>
-            <w:r>
-              <w:rPr>
-                <w:i w:val="0"/>
-                <w:color w:val="143A6B"/>
-                <w:sz w:val="19"/>
-              </w:rPr>
               <w:t>13</w:t>
             </w:r>
           </w:p>
@@ -2847,6 +2553,27 @@
       <w:pPr>
         <w:spacing w:after="80"/>
       </w:pPr>
+    </w:p>
+    <w:p>
+      <w:pPr>
+        <w:spacing w:after="120"/>
+      </w:pPr>
+      <w:r>
+        <w:rPr>
+          <w:b/>
+          <w:color w:val="143A6B"/>
+          <w:sz w:val="21"/>
+        </w:rPr>
+        <w:t>Снято 22.10 после проверки в базе.</w:t>
+      </w:r>
+      <w:r>
+        <w:rPr>
+          <w:i w:val="0"/>
+          <w:color w:val="1F2937"/>
+          <w:sz w:val="21"/>
+        </w:rPr>
+        <w:t xml:space="preserve"> Пункт 1 (лягушка на тумбочке вместо коробки) — заказана новая картинка комнаты, ответы трёх блоков ю3 ДЗ 2 от неё зависят. Пункт 9 (крокодил и велосипеды в тесте ю6) — ключи и картинки сходятся: на картинках крокодил и два велосипеда, ответы «Yes». Пункт 12 (замок из песка в ю9 ДЗ 5) — того блока в домашке больше нет.</w:t>
+      </w:r>
     </w:p>
     <w:p>
       <w:pPr>

--- a/builds/Вычитка — что нужно от вас.docx
+++ b/builds/Вычитка — что нужно от вас.docx
@@ -57,7 +57,20 @@
           <w:color w:val="1F2937"/>
           <w:sz w:val="21"/>
         </w:rPr>
-        <w:t>. Сделанное убираем, новое дописываем. Дата последней сборки — на обложке.</w:t>
+        <w:t>.</w:t>
+      </w:r>
+    </w:p>
+    <w:p>
+      <w:pPr>
+        <w:spacing w:after="100" w:before="280"/>
+      </w:pPr>
+      <w:r>
+        <w:rPr>
+          <w:i w:val="0"/>
+          <w:color w:val="143A6B"/>
+          <w:sz w:val="28"/>
+        </w:rPr>
+        <w:t>Как пользоваться</w:t>
       </w:r>
     </w:p>
     <w:p>
@@ -70,7 +83,7 @@
           <w:color w:val="1F2937"/>
           <w:sz w:val="21"/>
         </w:rPr>
-        <w:t xml:space="preserve">Как устроен раздел курса: сначала </w:t>
+        <w:t xml:space="preserve">В каждом разделе — </w:t>
       </w:r>
       <w:r>
         <w:rPr>
@@ -78,7 +91,7 @@
           <w:color w:val="143A6B"/>
           <w:sz w:val="21"/>
         </w:rPr>
-        <w:t>статус</w:t>
+        <w:t>одна таблица</w:t>
       </w:r>
       <w:r>
         <w:rPr>
@@ -86,39 +99,33 @@
           <w:color w:val="1F2937"/>
           <w:sz w:val="21"/>
         </w:rPr>
-        <w:t xml:space="preserve"> — где вычитка, что уже исправлено; потом </w:t>
+        <w:t>. Строки идут по домашкам: юнит → урок → блок. Открыли одну домашку — сделали в ней всё и закрыли.</w:t>
       </w:r>
-      <w:r>
-        <w:rPr>
-          <w:b/>
-          <w:color w:val="143A6B"/>
-          <w:sz w:val="21"/>
-        </w:rPr>
-        <w:t>одна таблица «что нужно от вас»</w:t>
-      </w:r>
+    </w:p>
+    <w:p>
+      <w:pPr>
+        <w:spacing w:after="120"/>
+      </w:pPr>
       <w:r>
         <w:rPr>
           <w:i w:val="0"/>
           <w:color w:val="1F2937"/>
           <w:sz w:val="21"/>
         </w:rPr>
-        <w:t xml:space="preserve">; потом </w:t>
+        <w:t>Столбец «что сделать» написан так, чтобы задание можно было отдать помощнику: там сказано, что открыть, что именно сравнить и что сообщить в ответ. Значок в начале строки — чем заняться: 🎧 послушать запись · 🎬 посмотреть видео · 👁 посмотреть блок глазами.</w:t>
       </w:r>
-      <w:r>
-        <w:rPr>
-          <w:b/>
-          <w:color w:val="143A6B"/>
-          <w:sz w:val="21"/>
-        </w:rPr>
-        <w:t>принятые решения</w:t>
-      </w:r>
+    </w:p>
+    <w:p>
+      <w:pPr>
+        <w:spacing w:after="120"/>
+      </w:pPr>
       <w:r>
         <w:rPr>
           <w:i w:val="0"/>
           <w:color w:val="1F2937"/>
           <w:sz w:val="21"/>
         </w:rPr>
-        <w:t>, чтобы не возвращаться к ним второй раз.</w:t>
+        <w:t>Номер слева закреплён за строкой и не меняется, пока строка не закрыта. Отвечать можно по номерам: «3 — всё сходится, 5 — пункты 2 и 4 неверные».</w:t>
       </w:r>
     </w:p>
     <w:p>
@@ -131,7 +138,7 @@
           <w:color w:val="143A6B"/>
           <w:sz w:val="21"/>
         </w:rPr>
-        <w:t>Таблица идёт по домашкам, а не по видам работы.</w:t>
+        <w:t>Где это искать.</w:t>
       </w:r>
       <w:r>
         <w:rPr>
@@ -139,7 +146,28 @@
           <w:color w:val="1F2937"/>
           <w:sz w:val="21"/>
         </w:rPr>
-        <w:t xml:space="preserve"> Строки отсортированы: юнит → урок → блок. Открыли одну домашку — сделали в ней всё сразу и закрыли. В столбце «что» стоит значок, чем заняться: 🎧 послушать запись · 🎬 посмотреть видео · 👁 посмотреть блок глазами · 🎤 записать. Номер слева закреплён за строкой: отвечать можно просто «3 ок, 5 меняем картинку».</w:t>
+        <w:t xml:space="preserve"> «Контент» → «Библиотека» → курс → юнит → 👁. Номер блока — как в редакторе, считая с единицы.</w:t>
+      </w:r>
+    </w:p>
+    <w:p>
+      <w:pPr>
+        <w:spacing w:after="120"/>
+      </w:pPr>
+      <w:r>
+        <w:rPr>
+          <w:b/>
+          <w:color w:val="143A6B"/>
+          <w:sz w:val="21"/>
+        </w:rPr>
+        <w:t>Сделанное из таблиц убирается.</w:t>
+      </w:r>
+      <w:r>
+        <w:rPr>
+          <w:i w:val="0"/>
+          <w:color w:val="1F2937"/>
+          <w:sz w:val="21"/>
+        </w:rPr>
+        <w:t xml:space="preserve"> Если строки нет — значит вопрос закрыт, и проверять его второй раз не нужно.</w:t>
       </w:r>
     </w:p>
     <w:p>
@@ -152,7 +180,7 @@
           <w:color w:val="143A6B"/>
           <w:sz w:val="28"/>
         </w:rPr>
-        <w:t>Super Minds 3 — вычитка идёт</w:t>
+        <w:t>Super Minds 1</w:t>
       </w:r>
     </w:p>
     <w:p>
@@ -161,53 +189,11 @@
       </w:pPr>
       <w:r>
         <w:rPr>
-          <w:b/>
-          <w:color w:val="143A6B"/>
-          <w:sz w:val="21"/>
-        </w:rPr>
-        <w:t>Статус.</w:t>
-      </w:r>
-      <w:r>
-        <w:rPr>
           <w:i w:val="0"/>
           <w:color w:val="1F2937"/>
           <w:sz w:val="21"/>
         </w:rPr>
-        <w:t xml:space="preserve"> Прочитаны все девять юнитов: 65 домашек, 10 тестов, 678 блоков. Нашли 198 ошибок и расхождений, 43 домашки ниже нормы по объёму, 15 без устного и письменного задания. Подробная сводка — «Вычитка SM3 — сводка», решения по 16 пунктам вы дали 19.10.</w:t>
-      </w:r>
-    </w:p>
-    <w:p>
-      <w:pPr>
-        <w:spacing w:after="120"/>
-      </w:pPr>
-      <w:r>
-        <w:rPr>
-          <w:b/>
-          <w:color w:val="143A6B"/>
-          <w:sz w:val="21"/>
-        </w:rPr>
-        <w:t>Уже исправлено:</w:t>
-      </w:r>
-      <w:r>
-        <w:rPr>
-          <w:i w:val="0"/>
-          <w:color w:val="1F2937"/>
-          <w:sz w:val="21"/>
-        </w:rPr>
-        <w:t xml:space="preserve"> вставлены целые развороты четырёх обрезанных историй (юниты 6, 7, 9 и Final Test), переписана карточка «куда и зачем» в юните 4, четыре записи юнита 2 встали в блоки со звуком вместо чёрного видеоплеера.</w:t>
-      </w:r>
-    </w:p>
-    <w:p>
-      <w:pPr>
-        <w:spacing w:after="80" w:before="200"/>
-      </w:pPr>
-      <w:r>
-        <w:rPr>
-          <w:i w:val="0"/>
-          <w:color w:val="B13E0F"/>
-          <w:sz w:val="23"/>
-        </w:rPr>
-        <w:t>Что нужно от вас</w:t>
+        <w:t>Вычитка и правки закончены. Осталось то, что можно проверить только человеком: записи и видео, которые мы не слышим и не видим.</w:t>
       </w:r>
     </w:p>
     <w:tbl>
@@ -327,105 +313,7 @@
                 <w:color w:val="FFFFFF"/>
                 <w:sz w:val="19"/>
               </w:rPr>
-              <w:t>что проверить</w:t>
-            </w:r>
-          </w:p>
-        </w:tc>
-      </w:tr>
-      <w:tr>
-        <w:tc>
-          <w:tcPr>
-            <w:tcW w:type="dxa" w:w="2040"/>
-            <w:shd w:val="clear" w:color="auto" w:fill="F3F7FC"/>
-          </w:tcPr>
-          <w:p>
-            <w:pPr>
-              <w:spacing w:after="20"/>
-            </w:pPr>
-            <w:r/>
-            <w:r>
-              <w:rPr>
-                <w:i w:val="0"/>
-                <w:color w:val="143A6B"/>
-                <w:sz w:val="19"/>
-              </w:rPr>
-              <w:t>1</w:t>
-            </w:r>
-          </w:p>
-        </w:tc>
-        <w:tc>
-          <w:tcPr>
-            <w:tcW w:type="dxa" w:w="2040"/>
-          </w:tcPr>
-          <w:p>
-            <w:pPr>
-              <w:spacing w:after="20"/>
-            </w:pPr>
-            <w:r/>
-            <w:r>
-              <w:rPr>
-                <w:i w:val="0"/>
-                <w:color w:val="1F2937"/>
-                <w:sz w:val="19"/>
-              </w:rPr>
-              <w:t>2</w:t>
-            </w:r>
-          </w:p>
-        </w:tc>
-        <w:tc>
-          <w:tcPr>
-            <w:tcW w:type="dxa" w:w="2040"/>
-          </w:tcPr>
-          <w:p>
-            <w:pPr>
-              <w:spacing w:after="20"/>
-            </w:pPr>
-            <w:r/>
-            <w:r>
-              <w:rPr>
-                <w:i w:val="0"/>
-                <w:color w:val="1F2937"/>
-                <w:sz w:val="19"/>
-              </w:rPr>
-              <w:t>ДЗ 3</w:t>
-            </w:r>
-          </w:p>
-        </w:tc>
-        <w:tc>
-          <w:tcPr>
-            <w:tcW w:type="dxa" w:w="2040"/>
-          </w:tcPr>
-          <w:p>
-            <w:pPr>
-              <w:spacing w:after="20"/>
-            </w:pPr>
-            <w:r/>
-            <w:r>
-              <w:rPr>
-                <w:i w:val="0"/>
-                <w:color w:val="1F2937"/>
-                <w:sz w:val="19"/>
-              </w:rPr>
-              <w:t>10</w:t>
-            </w:r>
-          </w:p>
-        </w:tc>
-        <w:tc>
-          <w:tcPr>
-            <w:tcW w:type="dxa" w:w="2040"/>
-          </w:tcPr>
-          <w:p>
-            <w:pPr>
-              <w:spacing w:after="20"/>
-            </w:pPr>
-            <w:r/>
-            <w:r>
-              <w:rPr>
-                <w:i w:val="0"/>
-                <w:color w:val="1F2937"/>
-                <w:sz w:val="19"/>
-              </w:rPr>
-              <w:t>🎧 в записи-образце должны звучать три реплики, на которые отвечает ученик</w:t>
+              <w:t>что сделать</w:t>
             </w:r>
           </w:p>
         </w:tc>
@@ -466,7 +354,7 @@
                 <w:color w:val="1F2937"/>
                 <w:sz w:val="19"/>
               </w:rPr>
-              <w:t>2</w:t>
+              <w:t>3</w:t>
             </w:r>
           </w:p>
         </w:tc>
@@ -485,7 +373,7 @@
                 <w:color w:val="1F2937"/>
                 <w:sz w:val="19"/>
               </w:rPr>
-              <w:t>ДЗ 6</w:t>
+              <w:t>ДЗ 3</w:t>
             </w:r>
           </w:p>
         </w:tc>
@@ -523,7 +411,39 @@
                 <w:color w:val="1F2937"/>
                 <w:sz w:val="19"/>
               </w:rPr>
-              <w:t>🎬 какой оранжевый овощ в видео: в письме Марка их два (морковь и тыква), сейчас у вопроса два верных ответа</w:t>
+              <w:t xml:space="preserve">🎬 Посмотрите видео в этом блоке. В задании спрашивают, о каких животных пойдёт речь, и верными отмечены </w:t>
+            </w:r>
+            <w:r>
+              <w:rPr>
+                <w:b/>
+                <w:color w:val="1F2937"/>
+                <w:sz w:val="19"/>
+              </w:rPr>
+              <w:t>frogs</w:t>
+            </w:r>
+            <w:r>
+              <w:rPr>
+                <w:i w:val="0"/>
+                <w:color w:val="1F2937"/>
+                <w:sz w:val="19"/>
+              </w:rPr>
+              <w:t xml:space="preserve"> и </w:t>
+            </w:r>
+            <w:r>
+              <w:rPr>
+                <w:b/>
+                <w:color w:val="1F2937"/>
+                <w:sz w:val="19"/>
+              </w:rPr>
+              <w:t>cats</w:t>
+            </w:r>
+            <w:r>
+              <w:rPr>
+                <w:i w:val="0"/>
+                <w:color w:val="1F2937"/>
+                <w:sz w:val="19"/>
+              </w:rPr>
+              <w:t>. Проверьте: про этих ли животных видео. Если про других — напишите, про каких</w:t>
             </w:r>
           </w:p>
         </w:tc>
@@ -564,7 +484,7 @@
                 <w:color w:val="1F2937"/>
                 <w:sz w:val="19"/>
               </w:rPr>
-              <w:t>8</w:t>
+              <w:t>3</w:t>
             </w:r>
           </w:p>
         </w:tc>
@@ -602,7 +522,7 @@
                 <w:color w:val="1F2937"/>
                 <w:sz w:val="19"/>
               </w:rPr>
-              <w:t>—</w:t>
+              <w:t>5</w:t>
             </w:r>
           </w:p>
         </w:tc>
@@ -621,7 +541,23 @@
                 <w:color w:val="1F2937"/>
                 <w:sz w:val="19"/>
               </w:rPr>
-              <w:t>🎧 задание «на слух» решается без записи (стена китайская, Тадж-Махал индийский). Нужно знать, что слышно, чтобы переписать вопросы</w:t>
+              <w:t xml:space="preserve">🎬 То же видео. Вопрос «What colour is the ball?», верным отмечен вариант </w:t>
+            </w:r>
+            <w:r>
+              <w:rPr>
+                <w:b/>
+                <w:color w:val="1F2937"/>
+                <w:sz w:val="19"/>
+              </w:rPr>
+              <w:t>blue and yellow</w:t>
+            </w:r>
+            <w:r>
+              <w:rPr>
+                <w:i w:val="0"/>
+                <w:color w:val="1F2937"/>
+                <w:sz w:val="19"/>
+              </w:rPr>
+              <w:t>. Посмотрите, какого цвета мяч в видео, и подтвердите или назовите верный цвет. Картинки в блоке нет намеренно: ответ должен браться из видео</w:t>
             </w:r>
           </w:p>
         </w:tc>
@@ -662,7 +598,7 @@
                 <w:color w:val="1F2937"/>
                 <w:sz w:val="19"/>
               </w:rPr>
-              <w:t>8</w:t>
+              <w:t>3</w:t>
             </w:r>
           </w:p>
         </w:tc>
@@ -681,7 +617,7 @@
                 <w:color w:val="1F2937"/>
                 <w:sz w:val="19"/>
               </w:rPr>
-              <w:t>ДЗ 7</w:t>
+              <w:t>ДЗ 6</w:t>
             </w:r>
           </w:p>
         </w:tc>
@@ -700,7 +636,7 @@
                 <w:color w:val="1F2937"/>
                 <w:sz w:val="19"/>
               </w:rPr>
-              <w:t>11</w:t>
+              <w:t>6</w:t>
             </w:r>
           </w:p>
         </w:tc>
@@ -719,7 +655,7 @@
                 <w:color w:val="1F2937"/>
                 <w:sz w:val="19"/>
               </w:rPr>
-              <w:t>🎬 что в видео про Грега и зачем оно там — ролик стоит между двумя несвязанными заданиями</w:t>
+              <w:t>🎬 Посмотрите видео и сверьте с ним ответы задания. Мы выводили их из текста задания, а не из самого ролика, — это надо подтвердить</w:t>
             </w:r>
           </w:p>
         </w:tc>
@@ -760,7 +696,7 @@
                 <w:color w:val="1F2937"/>
                 <w:sz w:val="19"/>
               </w:rPr>
-              <w:t>9</w:t>
+              <w:t>3</w:t>
             </w:r>
           </w:p>
         </w:tc>
@@ -779,7 +715,7 @@
                 <w:color w:val="1F2937"/>
                 <w:sz w:val="19"/>
               </w:rPr>
-              <w:t>ДЗ 2</w:t>
+              <w:t>тест</w:t>
             </w:r>
           </w:p>
         </w:tc>
@@ -798,7 +734,7 @@
                 <w:color w:val="1F2937"/>
                 <w:sz w:val="19"/>
               </w:rPr>
-              <w:t>6</w:t>
+              <w:t>11–12</w:t>
             </w:r>
           </w:p>
         </w:tc>
@@ -817,7 +753,23 @@
                 <w:color w:val="1F2937"/>
                 <w:sz w:val="19"/>
               </w:rPr>
-              <w:t>🎧 аудирование: совпадают ли верные ответы с тем, что звучит</w:t>
+              <w:t xml:space="preserve">🎧 Включите запись </w:t>
+            </w:r>
+            <w:r>
+              <w:rPr>
+                <w:rFonts w:ascii="Consolas" w:hAnsi="Consolas"/>
+                <w:color w:val="0B616E"/>
+                <w:sz w:val="19"/>
+              </w:rPr>
+              <w:t>sm1_u3_test_b11.mp3</w:t>
+            </w:r>
+            <w:r>
+              <w:rPr>
+                <w:i w:val="0"/>
+                <w:color w:val="1F2937"/>
+                <w:sz w:val="19"/>
+              </w:rPr>
+              <w:t>. Она обслуживает два блока подряд. По каждому вопросу сверьте: тот ли вариант отмечен верным. Назовите номера вопросов, где не сходится</w:t>
             </w:r>
           </w:p>
         </w:tc>
@@ -858,7 +810,7 @@
                 <w:color w:val="1F2937"/>
                 <w:sz w:val="19"/>
               </w:rPr>
-              <w:t>9</w:t>
+              <w:t>4</w:t>
             </w:r>
           </w:p>
         </w:tc>
@@ -877,7 +829,7 @@
                 <w:color w:val="1F2937"/>
                 <w:sz w:val="19"/>
               </w:rPr>
-              <w:t>ДЗ 3</w:t>
+              <w:t>ДЗ 5</w:t>
             </w:r>
           </w:p>
         </w:tc>
@@ -896,7 +848,7 @@
                 <w:color w:val="1F2937"/>
                 <w:sz w:val="19"/>
               </w:rPr>
-              <w:t>2</w:t>
+              <w:t>13</w:t>
             </w:r>
           </w:p>
         </w:tc>
@@ -915,7 +867,39 @@
                 <w:color w:val="1F2937"/>
                 <w:sz w:val="19"/>
               </w:rPr>
-              <w:t>🎧 сколько в песне подменённых слов на самом деле — в задании это не сказано, а проверяет учитель</w:t>
+              <w:t xml:space="preserve">🎬 Посмотрите видео </w:t>
+            </w:r>
+            <w:r>
+              <w:rPr>
+                <w:rFonts w:ascii="Consolas" w:hAnsi="Consolas"/>
+                <w:color w:val="0B616E"/>
+                <w:sz w:val="19"/>
+              </w:rPr>
+              <w:t>sm1_u4_hw5_b13.mp4</w:t>
+            </w:r>
+            <w:r>
+              <w:rPr>
+                <w:i w:val="0"/>
+                <w:color w:val="1F2937"/>
+                <w:sz w:val="19"/>
+              </w:rPr>
+              <w:t xml:space="preserve"> и сверьте числа: в ключе стоят </w:t>
+            </w:r>
+            <w:r>
+              <w:rPr>
+                <w:b/>
+                <w:color w:val="1F2937"/>
+                <w:sz w:val="19"/>
+              </w:rPr>
+              <w:t>13, 14 и 11</w:t>
+            </w:r>
+            <w:r>
+              <w:rPr>
+                <w:i w:val="0"/>
+                <w:color w:val="1F2937"/>
+                <w:sz w:val="19"/>
+              </w:rPr>
+              <w:t>. Если в видео звучат другие — напишите какие</w:t>
             </w:r>
           </w:p>
         </w:tc>
@@ -956,7 +940,7 @@
                 <w:color w:val="1F2937"/>
                 <w:sz w:val="19"/>
               </w:rPr>
-              <w:t>Final Test</w:t>
+              <w:t>4</w:t>
             </w:r>
           </w:p>
         </w:tc>
@@ -975,7 +959,7 @@
                 <w:color w:val="1F2937"/>
                 <w:sz w:val="19"/>
               </w:rPr>
-              <w:t>—</w:t>
+              <w:t>тест</w:t>
             </w:r>
           </w:p>
         </w:tc>
@@ -994,7 +978,7 @@
                 <w:color w:val="1F2937"/>
                 <w:sz w:val="19"/>
               </w:rPr>
-              <w:t>4, 5, 7</w:t>
+              <w:t>11</w:t>
             </w:r>
           </w:p>
         </w:tc>
@@ -1013,7 +997,543 @@
                 <w:color w:val="1F2937"/>
                 <w:sz w:val="19"/>
               </w:rPr>
-              <w:t>🎧 18 пунктов аудирования: совпадают ли верные ответы с тем, что звучит</w:t>
+              <w:t xml:space="preserve">🎧 Включите запись </w:t>
+            </w:r>
+            <w:r>
+              <w:rPr>
+                <w:rFonts w:ascii="Consolas" w:hAnsi="Consolas"/>
+                <w:color w:val="0B616E"/>
+                <w:sz w:val="19"/>
+              </w:rPr>
+              <w:t>sm1_u4_test_b11.mp3</w:t>
+            </w:r>
+            <w:r>
+              <w:rPr>
+                <w:i w:val="0"/>
+                <w:color w:val="1F2937"/>
+                <w:sz w:val="19"/>
+              </w:rPr>
+              <w:t xml:space="preserve"> и сверьте с ней верные ответы. Назовите номера вопросов, где не сходится</w:t>
+            </w:r>
+          </w:p>
+        </w:tc>
+      </w:tr>
+      <w:tr>
+        <w:tc>
+          <w:tcPr>
+            <w:tcW w:type="dxa" w:w="2040"/>
+            <w:shd w:val="clear" w:color="auto" w:fill="F3F7FC"/>
+          </w:tcPr>
+          <w:p>
+            <w:pPr>
+              <w:spacing w:after="20"/>
+            </w:pPr>
+            <w:r/>
+            <w:r>
+              <w:rPr>
+                <w:i w:val="0"/>
+                <w:color w:val="143A6B"/>
+                <w:sz w:val="19"/>
+              </w:rPr>
+              <w:t>8</w:t>
+            </w:r>
+          </w:p>
+        </w:tc>
+        <w:tc>
+          <w:tcPr>
+            <w:tcW w:type="dxa" w:w="2040"/>
+          </w:tcPr>
+          <w:p>
+            <w:pPr>
+              <w:spacing w:after="20"/>
+            </w:pPr>
+            <w:r/>
+            <w:r>
+              <w:rPr>
+                <w:i w:val="0"/>
+                <w:color w:val="1F2937"/>
+                <w:sz w:val="19"/>
+              </w:rPr>
+              <w:t>6</w:t>
+            </w:r>
+          </w:p>
+        </w:tc>
+        <w:tc>
+          <w:tcPr>
+            <w:tcW w:type="dxa" w:w="2040"/>
+          </w:tcPr>
+          <w:p>
+            <w:pPr>
+              <w:spacing w:after="20"/>
+            </w:pPr>
+            <w:r/>
+            <w:r>
+              <w:rPr>
+                <w:i w:val="0"/>
+                <w:color w:val="1F2937"/>
+                <w:sz w:val="19"/>
+              </w:rPr>
+              <w:t>ДЗ 6</w:t>
+            </w:r>
+          </w:p>
+        </w:tc>
+        <w:tc>
+          <w:tcPr>
+            <w:tcW w:type="dxa" w:w="2040"/>
+          </w:tcPr>
+          <w:p>
+            <w:pPr>
+              <w:spacing w:after="20"/>
+            </w:pPr>
+            <w:r/>
+            <w:r>
+              <w:rPr>
+                <w:i w:val="0"/>
+                <w:color w:val="1F2937"/>
+                <w:sz w:val="19"/>
+              </w:rPr>
+              <w:t>4</w:t>
+            </w:r>
+          </w:p>
+        </w:tc>
+        <w:tc>
+          <w:tcPr>
+            <w:tcW w:type="dxa" w:w="2040"/>
+          </w:tcPr>
+          <w:p>
+            <w:pPr>
+              <w:spacing w:after="20"/>
+            </w:pPr>
+            <w:r/>
+            <w:r>
+              <w:rPr>
+                <w:i w:val="0"/>
+                <w:color w:val="1F2937"/>
+                <w:sz w:val="19"/>
+              </w:rPr>
+              <w:t xml:space="preserve">🎬 Задание «Отметь дома, которые были в видео». Сейчас верными отмечены </w:t>
+            </w:r>
+            <w:r>
+              <w:rPr>
+                <w:b/>
+                <w:color w:val="1F2937"/>
+                <w:sz w:val="19"/>
+              </w:rPr>
+              <w:t>castle, hut, igloo, caravan</w:t>
+            </w:r>
+            <w:r>
+              <w:rPr>
+                <w:i w:val="0"/>
+                <w:color w:val="1F2937"/>
+                <w:sz w:val="19"/>
+              </w:rPr>
+              <w:t xml:space="preserve">, а неверными — </w:t>
+            </w:r>
+            <w:r>
+              <w:rPr>
+                <w:b/>
+                <w:color w:val="1F2937"/>
+                <w:sz w:val="19"/>
+              </w:rPr>
+              <w:t>cave house</w:t>
+            </w:r>
+            <w:r>
+              <w:rPr>
+                <w:i w:val="0"/>
+                <w:color w:val="1F2937"/>
+                <w:sz w:val="19"/>
+              </w:rPr>
+              <w:t xml:space="preserve"> и </w:t>
+            </w:r>
+            <w:r>
+              <w:rPr>
+                <w:b/>
+                <w:color w:val="1F2937"/>
+                <w:sz w:val="19"/>
+              </w:rPr>
+              <w:t>yurt</w:t>
+            </w:r>
+            <w:r>
+              <w:rPr>
+                <w:i w:val="0"/>
+                <w:color w:val="1F2937"/>
+                <w:sz w:val="19"/>
+              </w:rPr>
+              <w:t>, то есть именно те два, которым учит урок. Похоже на ошибку. Посмотрите видео и скажите, какие дома в нём на самом деле</w:t>
+            </w:r>
+          </w:p>
+        </w:tc>
+      </w:tr>
+      <w:tr>
+        <w:tc>
+          <w:tcPr>
+            <w:tcW w:type="dxa" w:w="2040"/>
+            <w:shd w:val="clear" w:color="auto" w:fill="F3F7FC"/>
+          </w:tcPr>
+          <w:p>
+            <w:pPr>
+              <w:spacing w:after="20"/>
+            </w:pPr>
+            <w:r/>
+            <w:r>
+              <w:rPr>
+                <w:i w:val="0"/>
+                <w:color w:val="143A6B"/>
+                <w:sz w:val="19"/>
+              </w:rPr>
+              <w:t>10</w:t>
+            </w:r>
+          </w:p>
+        </w:tc>
+        <w:tc>
+          <w:tcPr>
+            <w:tcW w:type="dxa" w:w="2040"/>
+          </w:tcPr>
+          <w:p>
+            <w:pPr>
+              <w:spacing w:after="20"/>
+            </w:pPr>
+            <w:r/>
+            <w:r>
+              <w:rPr>
+                <w:i w:val="0"/>
+                <w:color w:val="1F2937"/>
+                <w:sz w:val="19"/>
+              </w:rPr>
+              <w:t>6</w:t>
+            </w:r>
+          </w:p>
+        </w:tc>
+        <w:tc>
+          <w:tcPr>
+            <w:tcW w:type="dxa" w:w="2040"/>
+          </w:tcPr>
+          <w:p>
+            <w:pPr>
+              <w:spacing w:after="20"/>
+            </w:pPr>
+            <w:r/>
+            <w:r>
+              <w:rPr>
+                <w:i w:val="0"/>
+                <w:color w:val="1F2937"/>
+                <w:sz w:val="19"/>
+              </w:rPr>
+              <w:t>тест</w:t>
+            </w:r>
+          </w:p>
+        </w:tc>
+        <w:tc>
+          <w:tcPr>
+            <w:tcW w:type="dxa" w:w="2040"/>
+          </w:tcPr>
+          <w:p>
+            <w:pPr>
+              <w:spacing w:after="20"/>
+            </w:pPr>
+            <w:r/>
+            <w:r>
+              <w:rPr>
+                <w:i w:val="0"/>
+                <w:color w:val="1F2937"/>
+                <w:sz w:val="19"/>
+              </w:rPr>
+              <w:t>10</w:t>
+            </w:r>
+          </w:p>
+        </w:tc>
+        <w:tc>
+          <w:tcPr>
+            <w:tcW w:type="dxa" w:w="2040"/>
+          </w:tcPr>
+          <w:p>
+            <w:pPr>
+              <w:spacing w:after="20"/>
+            </w:pPr>
+            <w:r/>
+            <w:r>
+              <w:rPr>
+                <w:i w:val="0"/>
+                <w:color w:val="1F2937"/>
+                <w:sz w:val="19"/>
+              </w:rPr>
+              <w:t xml:space="preserve">🎧 Включите запись </w:t>
+            </w:r>
+            <w:r>
+              <w:rPr>
+                <w:rFonts w:ascii="Consolas" w:hAnsi="Consolas"/>
+                <w:color w:val="0B616E"/>
+                <w:sz w:val="19"/>
+              </w:rPr>
+              <w:t>sm1_u6_test_b10.mp3</w:t>
+            </w:r>
+            <w:r>
+              <w:rPr>
+                <w:i w:val="0"/>
+                <w:color w:val="1F2937"/>
+                <w:sz w:val="19"/>
+              </w:rPr>
+              <w:t xml:space="preserve">. Два дела: сверьте ключ пяти утверждений и скажите, </w:t>
+            </w:r>
+            <w:r>
+              <w:rPr>
+                <w:b/>
+                <w:color w:val="1F2937"/>
+                <w:sz w:val="19"/>
+              </w:rPr>
+              <w:t>рассказ это или диалог двумя голосами</w:t>
+            </w:r>
+            <w:r>
+              <w:rPr>
+                <w:i w:val="0"/>
+                <w:color w:val="1F2937"/>
+                <w:sz w:val="19"/>
+              </w:rPr>
+              <w:t>. По решению от 20.10 аудирование должно быть рассказом в третьем лице; если там диалог, запись придётся переписать</w:t>
+            </w:r>
+          </w:p>
+        </w:tc>
+      </w:tr>
+      <w:tr>
+        <w:tc>
+          <w:tcPr>
+            <w:tcW w:type="dxa" w:w="2040"/>
+            <w:shd w:val="clear" w:color="auto" w:fill="F3F7FC"/>
+          </w:tcPr>
+          <w:p>
+            <w:pPr>
+              <w:spacing w:after="20"/>
+            </w:pPr>
+            <w:r/>
+            <w:r>
+              <w:rPr>
+                <w:i w:val="0"/>
+                <w:color w:val="143A6B"/>
+                <w:sz w:val="19"/>
+              </w:rPr>
+              <w:t>11</w:t>
+            </w:r>
+          </w:p>
+        </w:tc>
+        <w:tc>
+          <w:tcPr>
+            <w:tcW w:type="dxa" w:w="2040"/>
+          </w:tcPr>
+          <w:p>
+            <w:pPr>
+              <w:spacing w:after="20"/>
+            </w:pPr>
+            <w:r/>
+            <w:r>
+              <w:rPr>
+                <w:i w:val="0"/>
+                <w:color w:val="1F2937"/>
+                <w:sz w:val="19"/>
+              </w:rPr>
+              <w:t>9</w:t>
+            </w:r>
+          </w:p>
+        </w:tc>
+        <w:tc>
+          <w:tcPr>
+            <w:tcW w:type="dxa" w:w="2040"/>
+          </w:tcPr>
+          <w:p>
+            <w:pPr>
+              <w:spacing w:after="20"/>
+            </w:pPr>
+            <w:r/>
+            <w:r>
+              <w:rPr>
+                <w:i w:val="0"/>
+                <w:color w:val="1F2937"/>
+                <w:sz w:val="19"/>
+              </w:rPr>
+              <w:t>ДЗ 5</w:t>
+            </w:r>
+          </w:p>
+        </w:tc>
+        <w:tc>
+          <w:tcPr>
+            <w:tcW w:type="dxa" w:w="2040"/>
+          </w:tcPr>
+          <w:p>
+            <w:pPr>
+              <w:spacing w:after="20"/>
+            </w:pPr>
+            <w:r/>
+            <w:r>
+              <w:rPr>
+                <w:i w:val="0"/>
+                <w:color w:val="1F2937"/>
+                <w:sz w:val="19"/>
+              </w:rPr>
+              <w:t>3</w:t>
+            </w:r>
+          </w:p>
+        </w:tc>
+        <w:tc>
+          <w:tcPr>
+            <w:tcW w:type="dxa" w:w="2040"/>
+          </w:tcPr>
+          <w:p>
+            <w:pPr>
+              <w:spacing w:after="20"/>
+            </w:pPr>
+            <w:r/>
+            <w:r>
+              <w:rPr>
+                <w:i w:val="0"/>
+                <w:color w:val="1F2937"/>
+                <w:sz w:val="19"/>
+              </w:rPr>
+              <w:t xml:space="preserve">🎧 Включите запись </w:t>
+            </w:r>
+            <w:r>
+              <w:rPr>
+                <w:rFonts w:ascii="Consolas" w:hAnsi="Consolas"/>
+                <w:color w:val="0B616E"/>
+                <w:sz w:val="19"/>
+              </w:rPr>
+              <w:t>sm1_u9_hw5_b7.mp3</w:t>
+            </w:r>
+            <w:r>
+              <w:rPr>
+                <w:i w:val="0"/>
+                <w:color w:val="1F2937"/>
+                <w:sz w:val="19"/>
+              </w:rPr>
+              <w:t xml:space="preserve"> и скажите, </w:t>
+            </w:r>
+            <w:r>
+              <w:rPr>
+                <w:b/>
+                <w:color w:val="1F2937"/>
+                <w:sz w:val="19"/>
+              </w:rPr>
+              <w:t>какие имена у детей на картинке</w:t>
+            </w:r>
+            <w:r>
+              <w:rPr>
+                <w:i w:val="0"/>
+                <w:color w:val="1F2937"/>
+                <w:sz w:val="19"/>
+              </w:rPr>
+              <w:t>. Без записи сверить точки на картинке не с чем</w:t>
+            </w:r>
+          </w:p>
+        </w:tc>
+      </w:tr>
+      <w:tr>
+        <w:tc>
+          <w:tcPr>
+            <w:tcW w:type="dxa" w:w="2040"/>
+            <w:shd w:val="clear" w:color="auto" w:fill="F3F7FC"/>
+          </w:tcPr>
+          <w:p>
+            <w:pPr>
+              <w:spacing w:after="20"/>
+            </w:pPr>
+            <w:r/>
+            <w:r>
+              <w:rPr>
+                <w:i w:val="0"/>
+                <w:color w:val="143A6B"/>
+                <w:sz w:val="19"/>
+              </w:rPr>
+              <w:t>13</w:t>
+            </w:r>
+          </w:p>
+        </w:tc>
+        <w:tc>
+          <w:tcPr>
+            <w:tcW w:type="dxa" w:w="2040"/>
+          </w:tcPr>
+          <w:p>
+            <w:pPr>
+              <w:spacing w:after="20"/>
+            </w:pPr>
+            <w:r/>
+            <w:r>
+              <w:rPr>
+                <w:i w:val="0"/>
+                <w:color w:val="1F2937"/>
+                <w:sz w:val="19"/>
+              </w:rPr>
+              <w:t>9</w:t>
+            </w:r>
+          </w:p>
+        </w:tc>
+        <w:tc>
+          <w:tcPr>
+            <w:tcW w:type="dxa" w:w="2040"/>
+          </w:tcPr>
+          <w:p>
+            <w:pPr>
+              <w:spacing w:after="20"/>
+            </w:pPr>
+            <w:r/>
+            <w:r>
+              <w:rPr>
+                <w:i w:val="0"/>
+                <w:color w:val="1F2937"/>
+                <w:sz w:val="19"/>
+              </w:rPr>
+              <w:t>тест</w:t>
+            </w:r>
+          </w:p>
+        </w:tc>
+        <w:tc>
+          <w:tcPr>
+            <w:tcW w:type="dxa" w:w="2040"/>
+          </w:tcPr>
+          <w:p>
+            <w:pPr>
+              <w:spacing w:after="20"/>
+            </w:pPr>
+            <w:r/>
+            <w:r>
+              <w:rPr>
+                <w:i w:val="0"/>
+                <w:color w:val="1F2937"/>
+                <w:sz w:val="19"/>
+              </w:rPr>
+              <w:t>10</w:t>
+            </w:r>
+          </w:p>
+        </w:tc>
+        <w:tc>
+          <w:tcPr>
+            <w:tcW w:type="dxa" w:w="2040"/>
+          </w:tcPr>
+          <w:p>
+            <w:pPr>
+              <w:spacing w:after="20"/>
+            </w:pPr>
+            <w:r/>
+            <w:r>
+              <w:rPr>
+                <w:i w:val="0"/>
+                <w:color w:val="1F2937"/>
+                <w:sz w:val="19"/>
+              </w:rPr>
+              <w:t xml:space="preserve">🎧 Включите запись </w:t>
+            </w:r>
+            <w:r>
+              <w:rPr>
+                <w:rFonts w:ascii="Consolas" w:hAnsi="Consolas"/>
+                <w:color w:val="0B616E"/>
+                <w:sz w:val="19"/>
+              </w:rPr>
+              <w:t>sm1_u9_test_b9.mp3</w:t>
+            </w:r>
+            <w:r>
+              <w:rPr>
+                <w:i w:val="0"/>
+                <w:color w:val="1F2937"/>
+                <w:sz w:val="19"/>
+              </w:rPr>
+              <w:t xml:space="preserve"> и сверьте пять ключей. Назовите номера, где не сходится</w:t>
             </w:r>
           </w:p>
         </w:tc>
@@ -1026,113 +1546,15 @@
     </w:p>
     <w:p>
       <w:pPr>
-        <w:spacing w:after="120"/>
-      </w:pPr>
-      <w:r>
-        <w:rPr>
-          <w:b/>
-          <w:color w:val="143A6B"/>
-          <w:sz w:val="21"/>
-        </w:rPr>
-        <w:t>По всему курсу.</w:t>
-      </w:r>
-      <w:r>
-        <w:rPr>
-          <w:i w:val="0"/>
-          <w:color w:val="1F2937"/>
-          <w:sz w:val="21"/>
-        </w:rPr>
-        <w:t xml:space="preserve"> После наших правок текста около 10 блоков придётся переозвучить: Julie вместо July, bookshop, ill, «do the shopping», «do your homework». Мы очистим звук и разметим — вам останется нажать «Озвучить пачкой» в «Контент» → «Медиа».</w:t>
-      </w:r>
-    </w:p>
-    <w:p>
-      <w:pPr>
-        <w:spacing w:after="120"/>
-      </w:pPr>
-      <w:r>
-        <w:rPr>
-          <w:b/>
-          <w:color w:val="143A6B"/>
-          <w:sz w:val="21"/>
-        </w:rPr>
-        <w:t>Уровень курса — решено 19.10:</w:t>
-      </w:r>
-      <w:r>
-        <w:rPr>
-          <w:i w:val="0"/>
-          <w:color w:val="1F2937"/>
-          <w:sz w:val="21"/>
-        </w:rPr>
-        <w:t xml:space="preserve"> A1+ в начале и A2 к юнитам 6–9. По этому ориентиру судим, не идёт ли задание вперёд программы.</w:t>
-      </w:r>
-    </w:p>
-    <w:p>
-      <w:pPr>
-        <w:spacing w:after="80" w:before="200"/>
+        <w:spacing w:after="100" w:before="280"/>
       </w:pPr>
       <w:r>
         <w:rPr>
           <w:i w:val="0"/>
-          <w:color w:val="B13E0F"/>
-          <w:sz w:val="23"/>
+          <w:color w:val="143A6B"/>
+          <w:sz w:val="28"/>
         </w:rPr>
-        <w:t>Принятые решения (19.10)</w:t>
-      </w:r>
-    </w:p>
-    <w:p>
-      <w:pPr>
-        <w:pStyle w:val="ListBullet"/>
-        <w:spacing w:after="60"/>
-      </w:pPr>
-      <w:r>
-        <w:rPr>
-          <w:i w:val="0"/>
-          <w:color w:val="1F2937"/>
-          <w:sz w:val="21"/>
-        </w:rPr>
-        <w:t>Все десять тестов перебираем: повторы домашек заменяем на непроверенные темы.</w:t>
-      </w:r>
-    </w:p>
-    <w:p>
-      <w:pPr>
-        <w:pStyle w:val="ListBullet"/>
-        <w:spacing w:after="60"/>
-      </w:pPr>
-      <w:r>
-        <w:rPr>
-          <w:i w:val="0"/>
-          <w:color w:val="1F2937"/>
-          <w:sz w:val="21"/>
-        </w:rPr>
-        <w:t>Объём добираем до 6–8 заданий по материалу того же урока.</w:t>
-      </w:r>
-    </w:p>
-    <w:p>
-      <w:pPr>
-        <w:pStyle w:val="ListBullet"/>
-        <w:spacing w:after="60"/>
-      </w:pPr>
-      <w:r>
-        <w:rPr>
-          <w:i w:val="0"/>
-          <w:color w:val="1F2937"/>
-          <w:sz w:val="21"/>
-        </w:rPr>
-        <w:t>Говорение ставим в домашки юнитов 3, 4, 5 и 9.</w:t>
-      </w:r>
-    </w:p>
-    <w:p>
-      <w:pPr>
-        <w:pStyle w:val="ListBullet"/>
-        <w:spacing w:after="60"/>
-      </w:pPr>
-      <w:r>
-        <w:rPr>
-          <w:i w:val="0"/>
-          <w:color w:val="1F2937"/>
-          <w:sz w:val="21"/>
-        </w:rPr>
-        <w:t>Домашки-двойники не делим: убираем лишние приветствия, при необходимости</w:t>
+        <w:t>Super Minds 2</w:t>
       </w:r>
     </w:p>
     <w:p>
@@ -1145,209 +1567,7 @@
           <w:color w:val="1F2937"/>
           <w:sz w:val="21"/>
         </w:rPr>
-        <w:t>снимаем задание; длиннее обычного — не страшно.</w:t>
-      </w:r>
-    </w:p>
-    <w:p>
-      <w:pPr>
-        <w:pStyle w:val="ListBullet"/>
-        <w:spacing w:after="60"/>
-      </w:pPr>
-      <w:r>
-        <w:rPr>
-          <w:i w:val="0"/>
-          <w:color w:val="1F2937"/>
-          <w:sz w:val="21"/>
-        </w:rPr>
-        <w:t>«Нарисуй и приложи» → «нарисуй и покажи на занятии»: файл приложить некуда.</w:t>
-      </w:r>
-    </w:p>
-    <w:p>
-      <w:pPr>
-        <w:pStyle w:val="ListBullet"/>
-        <w:spacing w:after="60"/>
-      </w:pPr>
-      <w:r>
-        <w:rPr>
-          <w:i w:val="0"/>
-          <w:color w:val="1F2937"/>
-          <w:sz w:val="21"/>
-        </w:rPr>
-        <w:t xml:space="preserve">Обещание «3 балла к контрольной» убираем, </w:t>
-      </w:r>
-      <w:r>
-        <w:rPr>
-          <w:rFonts w:ascii="Consolas" w:hAnsi="Consolas"/>
-          <w:color w:val="0B616E"/>
-          <w:sz w:val="21"/>
-        </w:rPr>
-        <w:t>digital radio</w:t>
-      </w:r>
-      <w:r>
-        <w:rPr>
-          <w:i w:val="0"/>
-          <w:color w:val="1F2937"/>
-          <w:sz w:val="21"/>
-        </w:rPr>
-        <w:t xml:space="preserve"> в тесте заменяем,</w:t>
-      </w:r>
-    </w:p>
-    <w:p>
-      <w:pPr>
-        <w:spacing w:after="120"/>
-      </w:pPr>
-      <w:r>
-        <w:rPr>
-          <w:i w:val="0"/>
-          <w:color w:val="1F2937"/>
-          <w:sz w:val="21"/>
-        </w:rPr>
-        <w:t xml:space="preserve">исключение </w:t>
-      </w:r>
-      <w:r>
-        <w:rPr>
-          <w:rFonts w:ascii="Consolas" w:hAnsi="Consolas"/>
-          <w:color w:val="0B616E"/>
-          <w:sz w:val="21"/>
-        </w:rPr>
-        <w:t>good → the best</w:t>
-      </w:r>
-      <w:r>
-        <w:rPr>
-          <w:i w:val="0"/>
-          <w:color w:val="1F2937"/>
-          <w:sz w:val="21"/>
-        </w:rPr>
-        <w:t xml:space="preserve"> снимаем.</w:t>
-      </w:r>
-    </w:p>
-    <w:p>
-      <w:pPr>
-        <w:pStyle w:val="ListBullet"/>
-        <w:spacing w:after="60"/>
-      </w:pPr>
-      <w:r>
-        <w:rPr>
-          <w:i w:val="0"/>
-          <w:color w:val="1F2937"/>
-          <w:sz w:val="21"/>
-        </w:rPr>
-        <w:t>Шесть заданий «опиши время» в юните 3 собираем в один блок с вводом ответа.</w:t>
-      </w:r>
-    </w:p>
-    <w:p>
-      <w:pPr>
-        <w:pStyle w:val="ListBullet"/>
-        <w:spacing w:after="60"/>
-      </w:pPr>
-      <w:r>
-        <w:rPr>
-          <w:i w:val="0"/>
-          <w:color w:val="1F2937"/>
-          <w:sz w:val="21"/>
-        </w:rPr>
-        <w:t>Final Test дополняем темами юнитов 1, 6, 8, 9; задания, которых не учили, убираем.</w:t>
-      </w:r>
-    </w:p>
-    <w:p>
-      <w:pPr>
-        <w:pStyle w:val="ListBullet"/>
-        <w:spacing w:after="60"/>
-      </w:pPr>
-      <w:r>
-        <w:rPr>
-          <w:i w:val="0"/>
-          <w:color w:val="1F2937"/>
-          <w:sz w:val="21"/>
-        </w:rPr>
-        <w:t>Задание про дни недели («напиши по-английски: понедельник») оставляем как есть —</w:t>
-      </w:r>
-    </w:p>
-    <w:p>
-      <w:pPr>
-        <w:spacing w:after="120"/>
-      </w:pPr>
-      <w:r>
-        <w:rPr>
-          <w:i w:val="0"/>
-          <w:color w:val="1F2937"/>
-          <w:sz w:val="21"/>
-        </w:rPr>
-        <w:t>сознательное исключение из правила «перевод не делаем».</w:t>
-      </w:r>
-    </w:p>
-    <w:p>
-      <w:pPr>
-        <w:pStyle w:val="ListBullet"/>
-        <w:spacing w:after="60"/>
-      </w:pPr>
-      <w:r>
-        <w:rPr>
-          <w:i w:val="0"/>
-          <w:color w:val="1F2937"/>
-          <w:sz w:val="21"/>
-        </w:rPr>
-        <w:t>Порогов нет нигде — 19.10 сняты и у тестов («пороги убираем отовсюду»).</w:t>
-      </w:r>
-    </w:p>
-    <w:p>
-      <w:pPr>
-        <w:spacing w:after="100" w:before="280"/>
-      </w:pPr>
-      <w:r>
-        <w:rPr>
-          <w:i w:val="0"/>
-          <w:color w:val="143A6B"/>
-          <w:sz w:val="28"/>
-        </w:rPr>
-        <w:t>Super Minds 1 — вычитка закончена, осталась ваша часть</w:t>
-      </w:r>
-    </w:p>
-    <w:p>
-      <w:pPr>
-        <w:spacing w:after="120"/>
-      </w:pPr>
-      <w:r>
-        <w:rPr>
-          <w:b/>
-          <w:color w:val="143A6B"/>
-          <w:sz w:val="21"/>
-        </w:rPr>
-        <w:t>Статус на 21.10.2026.</w:t>
-      </w:r>
-      <w:r>
-        <w:rPr>
-          <w:i w:val="0"/>
-          <w:color w:val="1F2937"/>
-          <w:sz w:val="21"/>
-        </w:rPr>
-        <w:t xml:space="preserve"> Прочитаны все одиннадцать юнитов, правки применены, 59 лишних блоков удалены, нумерация выровнена, «Озвучить пачкой» нажата — незаозвученных мест в курсе ноль. Картинки от вас вставлены все: 48 файлов, ключи сверены с изображениями везде, где от картинки зависит ответ. Битых ссылок на картинки нет: 555 ссылок, все на существующие файлы.</w:t>
-      </w:r>
-    </w:p>
-    <w:p>
-      <w:pPr>
-        <w:spacing w:after="120"/>
-      </w:pPr>
-      <w:r>
-        <w:rPr>
-          <w:i w:val="0"/>
-          <w:color w:val="1F2937"/>
-          <w:sz w:val="21"/>
-        </w:rPr>
-        <w:t>Остались только места, которые надо посмотреть и послушать вам — они ниже.</w:t>
-      </w:r>
-    </w:p>
-    <w:p>
-      <w:pPr>
-        <w:spacing w:after="80" w:before="200"/>
-      </w:pPr>
-      <w:r>
-        <w:rPr>
-          <w:i w:val="0"/>
-          <w:color w:val="B13E0F"/>
-          <w:sz w:val="23"/>
-        </w:rPr>
-        <w:t>Что нужно от вас</w:t>
+        <w:t>Вычитка и правки закончены 14–15.10. Идёт второй узкий проход — только по решениям от 20 и 21.10: порядок заданий по возрастанию сложности, заголовки-разделители перед длинными сериями, карточки вторым блоком, диктант на пять слов. Строки ниже появятся и дополнятся по ходу.</w:t>
       </w:r>
     </w:p>
     <w:tbl>
@@ -1467,7 +1687,7 @@
                 <w:color w:val="FFFFFF"/>
                 <w:sz w:val="19"/>
               </w:rPr>
-              <w:t>что проверить</w:t>
+              <w:t>что сделать</w:t>
             </w:r>
           </w:p>
         </w:tc>
@@ -1489,969 +1709,7 @@
                 <w:color w:val="143A6B"/>
                 <w:sz w:val="19"/>
               </w:rPr>
-              <w:t>2</w:t>
-            </w:r>
-          </w:p>
-        </w:tc>
-        <w:tc>
-          <w:tcPr>
-            <w:tcW w:type="dxa" w:w="2040"/>
-          </w:tcPr>
-          <w:p>
-            <w:pPr>
-              <w:spacing w:after="20"/>
-            </w:pPr>
-            <w:r/>
-            <w:r>
-              <w:rPr>
-                <w:i w:val="0"/>
-                <w:color w:val="1F2937"/>
-                <w:sz w:val="19"/>
-              </w:rPr>
-              <w:t>3</w:t>
-            </w:r>
-          </w:p>
-        </w:tc>
-        <w:tc>
-          <w:tcPr>
-            <w:tcW w:type="dxa" w:w="2040"/>
-          </w:tcPr>
-          <w:p>
-            <w:pPr>
-              <w:spacing w:after="20"/>
-            </w:pPr>
-            <w:r/>
-            <w:r>
-              <w:rPr>
-                <w:i w:val="0"/>
-                <w:color w:val="1F2937"/>
-                <w:sz w:val="19"/>
-              </w:rPr>
-              <w:t>ДЗ 3</w:t>
-            </w:r>
-          </w:p>
-        </w:tc>
-        <w:tc>
-          <w:tcPr>
-            <w:tcW w:type="dxa" w:w="2040"/>
-          </w:tcPr>
-          <w:p>
-            <w:pPr>
-              <w:spacing w:after="20"/>
-            </w:pPr>
-            <w:r/>
-            <w:r>
-              <w:rPr>
-                <w:i w:val="0"/>
-                <w:color w:val="1F2937"/>
-                <w:sz w:val="19"/>
-              </w:rPr>
-              <w:t>3</w:t>
-            </w:r>
-          </w:p>
-        </w:tc>
-        <w:tc>
-          <w:tcPr>
-            <w:tcW w:type="dxa" w:w="2040"/>
-          </w:tcPr>
-          <w:p>
-            <w:pPr>
-              <w:spacing w:after="20"/>
-            </w:pPr>
-            <w:r/>
-            <w:r>
-              <w:rPr>
-                <w:i w:val="0"/>
-                <w:color w:val="1F2937"/>
-                <w:sz w:val="19"/>
-              </w:rPr>
-              <w:t>🎬 ответы выведены из текста задания, а не из видео</w:t>
-            </w:r>
-          </w:p>
-        </w:tc>
-      </w:tr>
-      <w:tr>
-        <w:tc>
-          <w:tcPr>
-            <w:tcW w:type="dxa" w:w="2040"/>
-            <w:shd w:val="clear" w:color="auto" w:fill="F3F7FC"/>
-          </w:tcPr>
-          <w:p>
-            <w:pPr>
-              <w:spacing w:after="20"/>
-            </w:pPr>
-            <w:r/>
-            <w:r>
-              <w:rPr>
-                <w:i w:val="0"/>
-                <w:color w:val="143A6B"/>
-                <w:sz w:val="19"/>
-              </w:rPr>
-              <w:t>3</w:t>
-            </w:r>
-          </w:p>
-        </w:tc>
-        <w:tc>
-          <w:tcPr>
-            <w:tcW w:type="dxa" w:w="2040"/>
-          </w:tcPr>
-          <w:p>
-            <w:pPr>
-              <w:spacing w:after="20"/>
-            </w:pPr>
-            <w:r/>
-            <w:r>
-              <w:rPr>
-                <w:i w:val="0"/>
-                <w:color w:val="1F2937"/>
-                <w:sz w:val="19"/>
-              </w:rPr>
-              <w:t>3</w:t>
-            </w:r>
-          </w:p>
-        </w:tc>
-        <w:tc>
-          <w:tcPr>
-            <w:tcW w:type="dxa" w:w="2040"/>
-          </w:tcPr>
-          <w:p>
-            <w:pPr>
-              <w:spacing w:after="20"/>
-            </w:pPr>
-            <w:r/>
-            <w:r>
-              <w:rPr>
-                <w:i w:val="0"/>
-                <w:color w:val="1F2937"/>
-                <w:sz w:val="19"/>
-              </w:rPr>
-              <w:t>ДЗ 3</w:t>
-            </w:r>
-          </w:p>
-        </w:tc>
-        <w:tc>
-          <w:tcPr>
-            <w:tcW w:type="dxa" w:w="2040"/>
-          </w:tcPr>
-          <w:p>
-            <w:pPr>
-              <w:spacing w:after="20"/>
-            </w:pPr>
-            <w:r/>
-            <w:r>
-              <w:rPr>
-                <w:i w:val="0"/>
-                <w:color w:val="1F2937"/>
-                <w:sz w:val="19"/>
-              </w:rPr>
-              <w:t>5</w:t>
-            </w:r>
-          </w:p>
-        </w:tc>
-        <w:tc>
-          <w:tcPr>
-            <w:tcW w:type="dxa" w:w="2040"/>
-          </w:tcPr>
-          <w:p>
-            <w:pPr>
-              <w:spacing w:after="20"/>
-            </w:pPr>
-            <w:r/>
-            <w:r>
-              <w:rPr>
-                <w:i w:val="0"/>
-                <w:color w:val="1F2937"/>
-                <w:sz w:val="19"/>
-              </w:rPr>
-              <w:t>🎬 «What colour is the ball?» — ответ берётся только из видео, картинки в блоке нет. Сверить, что звучит ключ «blue and yellow»</w:t>
-            </w:r>
-          </w:p>
-        </w:tc>
-      </w:tr>
-      <w:tr>
-        <w:tc>
-          <w:tcPr>
-            <w:tcW w:type="dxa" w:w="2040"/>
-            <w:shd w:val="clear" w:color="auto" w:fill="F3F7FC"/>
-          </w:tcPr>
-          <w:p>
-            <w:pPr>
-              <w:spacing w:after="20"/>
-            </w:pPr>
-            <w:r/>
-            <w:r>
-              <w:rPr>
-                <w:i w:val="0"/>
-                <w:color w:val="143A6B"/>
-                <w:sz w:val="19"/>
-              </w:rPr>
-              <w:t>4</w:t>
-            </w:r>
-          </w:p>
-        </w:tc>
-        <w:tc>
-          <w:tcPr>
-            <w:tcW w:type="dxa" w:w="2040"/>
-          </w:tcPr>
-          <w:p>
-            <w:pPr>
-              <w:spacing w:after="20"/>
-            </w:pPr>
-            <w:r/>
-            <w:r>
-              <w:rPr>
-                <w:i w:val="0"/>
-                <w:color w:val="1F2937"/>
-                <w:sz w:val="19"/>
-              </w:rPr>
-              <w:t>3</w:t>
-            </w:r>
-          </w:p>
-        </w:tc>
-        <w:tc>
-          <w:tcPr>
-            <w:tcW w:type="dxa" w:w="2040"/>
-          </w:tcPr>
-          <w:p>
-            <w:pPr>
-              <w:spacing w:after="20"/>
-            </w:pPr>
-            <w:r/>
-            <w:r>
-              <w:rPr>
-                <w:i w:val="0"/>
-                <w:color w:val="1F2937"/>
-                <w:sz w:val="19"/>
-              </w:rPr>
-              <w:t>ДЗ 6</w:t>
-            </w:r>
-          </w:p>
-        </w:tc>
-        <w:tc>
-          <w:tcPr>
-            <w:tcW w:type="dxa" w:w="2040"/>
-          </w:tcPr>
-          <w:p>
-            <w:pPr>
-              <w:spacing w:after="20"/>
-            </w:pPr>
-            <w:r/>
-            <w:r>
-              <w:rPr>
-                <w:i w:val="0"/>
-                <w:color w:val="1F2937"/>
-                <w:sz w:val="19"/>
-              </w:rPr>
-              <w:t>6</w:t>
-            </w:r>
-          </w:p>
-        </w:tc>
-        <w:tc>
-          <w:tcPr>
-            <w:tcW w:type="dxa" w:w="2040"/>
-          </w:tcPr>
-          <w:p>
-            <w:pPr>
-              <w:spacing w:after="20"/>
-            </w:pPr>
-            <w:r/>
-            <w:r>
-              <w:rPr>
-                <w:i w:val="0"/>
-                <w:color w:val="1F2937"/>
-                <w:sz w:val="19"/>
-              </w:rPr>
-              <w:t>🎬 ответы выведены из текста задания, а не из видео</w:t>
-            </w:r>
-          </w:p>
-        </w:tc>
-      </w:tr>
-      <w:tr>
-        <w:tc>
-          <w:tcPr>
-            <w:tcW w:type="dxa" w:w="2040"/>
-            <w:shd w:val="clear" w:color="auto" w:fill="F3F7FC"/>
-          </w:tcPr>
-          <w:p>
-            <w:pPr>
-              <w:spacing w:after="20"/>
-            </w:pPr>
-            <w:r/>
-            <w:r>
-              <w:rPr>
-                <w:i w:val="0"/>
-                <w:color w:val="143A6B"/>
-                <w:sz w:val="19"/>
-              </w:rPr>
-              <w:t>5</w:t>
-            </w:r>
-          </w:p>
-        </w:tc>
-        <w:tc>
-          <w:tcPr>
-            <w:tcW w:type="dxa" w:w="2040"/>
-          </w:tcPr>
-          <w:p>
-            <w:pPr>
-              <w:spacing w:after="20"/>
-            </w:pPr>
-            <w:r/>
-            <w:r>
-              <w:rPr>
-                <w:i w:val="0"/>
-                <w:color w:val="1F2937"/>
-                <w:sz w:val="19"/>
-              </w:rPr>
-              <w:t>3</w:t>
-            </w:r>
-          </w:p>
-        </w:tc>
-        <w:tc>
-          <w:tcPr>
-            <w:tcW w:type="dxa" w:w="2040"/>
-          </w:tcPr>
-          <w:p>
-            <w:pPr>
-              <w:spacing w:after="20"/>
-            </w:pPr>
-            <w:r/>
-            <w:r>
-              <w:rPr>
-                <w:i w:val="0"/>
-                <w:color w:val="1F2937"/>
-                <w:sz w:val="19"/>
-              </w:rPr>
-              <w:t>тест</w:t>
-            </w:r>
-          </w:p>
-        </w:tc>
-        <w:tc>
-          <w:tcPr>
-            <w:tcW w:type="dxa" w:w="2040"/>
-          </w:tcPr>
-          <w:p>
-            <w:pPr>
-              <w:spacing w:after="20"/>
-            </w:pPr>
-            <w:r/>
-            <w:r>
-              <w:rPr>
-                <w:i w:val="0"/>
-                <w:color w:val="1F2937"/>
-                <w:sz w:val="19"/>
-              </w:rPr>
-              <w:t>11–12</w:t>
-            </w:r>
-          </w:p>
-        </w:tc>
-        <w:tc>
-          <w:tcPr>
-            <w:tcW w:type="dxa" w:w="2040"/>
-          </w:tcPr>
-          <w:p>
-            <w:pPr>
-              <w:spacing w:after="20"/>
-            </w:pPr>
-            <w:r/>
-            <w:r>
-              <w:rPr>
-                <w:i w:val="0"/>
-                <w:color w:val="1F2937"/>
-                <w:sz w:val="19"/>
-              </w:rPr>
-              <w:t xml:space="preserve">🎧 </w:t>
-            </w:r>
-            <w:r>
-              <w:rPr>
-                <w:rFonts w:ascii="Consolas" w:hAnsi="Consolas"/>
-                <w:color w:val="0B616E"/>
-                <w:sz w:val="19"/>
-              </w:rPr>
-              <w:t>sm1_u3_test_b11.mp3</w:t>
-            </w:r>
-            <w:r>
-              <w:rPr>
-                <w:i w:val="0"/>
-                <w:color w:val="1F2937"/>
-                <w:sz w:val="19"/>
-              </w:rPr>
-              <w:t xml:space="preserve"> — совпадают ли верные ответы с тем, что звучит</w:t>
-            </w:r>
-          </w:p>
-        </w:tc>
-      </w:tr>
-      <w:tr>
-        <w:tc>
-          <w:tcPr>
-            <w:tcW w:type="dxa" w:w="2040"/>
-            <w:shd w:val="clear" w:color="auto" w:fill="F3F7FC"/>
-          </w:tcPr>
-          <w:p>
-            <w:pPr>
-              <w:spacing w:after="20"/>
-            </w:pPr>
-            <w:r/>
-            <w:r>
-              <w:rPr>
-                <w:i w:val="0"/>
-                <w:color w:val="143A6B"/>
-                <w:sz w:val="19"/>
-              </w:rPr>
-              <w:t>6</w:t>
-            </w:r>
-          </w:p>
-        </w:tc>
-        <w:tc>
-          <w:tcPr>
-            <w:tcW w:type="dxa" w:w="2040"/>
-          </w:tcPr>
-          <w:p>
-            <w:pPr>
-              <w:spacing w:after="20"/>
-            </w:pPr>
-            <w:r/>
-            <w:r>
-              <w:rPr>
-                <w:i w:val="0"/>
-                <w:color w:val="1F2937"/>
-                <w:sz w:val="19"/>
-              </w:rPr>
-              <w:t>4</w:t>
-            </w:r>
-          </w:p>
-        </w:tc>
-        <w:tc>
-          <w:tcPr>
-            <w:tcW w:type="dxa" w:w="2040"/>
-          </w:tcPr>
-          <w:p>
-            <w:pPr>
-              <w:spacing w:after="20"/>
-            </w:pPr>
-            <w:r/>
-            <w:r>
-              <w:rPr>
-                <w:i w:val="0"/>
-                <w:color w:val="1F2937"/>
-                <w:sz w:val="19"/>
-              </w:rPr>
-              <w:t>ДЗ 5</w:t>
-            </w:r>
-          </w:p>
-        </w:tc>
-        <w:tc>
-          <w:tcPr>
-            <w:tcW w:type="dxa" w:w="2040"/>
-          </w:tcPr>
-          <w:p>
-            <w:pPr>
-              <w:spacing w:after="20"/>
-            </w:pPr>
-            <w:r/>
-            <w:r>
-              <w:rPr>
-                <w:i w:val="0"/>
-                <w:color w:val="1F2937"/>
-                <w:sz w:val="19"/>
-              </w:rPr>
-              <w:t>13</w:t>
-            </w:r>
-          </w:p>
-        </w:tc>
-        <w:tc>
-          <w:tcPr>
-            <w:tcW w:type="dxa" w:w="2040"/>
-          </w:tcPr>
-          <w:p>
-            <w:pPr>
-              <w:spacing w:after="20"/>
-            </w:pPr>
-            <w:r/>
-            <w:r>
-              <w:rPr>
-                <w:i w:val="0"/>
-                <w:color w:val="1F2937"/>
-                <w:sz w:val="19"/>
-              </w:rPr>
-              <w:t xml:space="preserve">🎬 </w:t>
-            </w:r>
-            <w:r>
-              <w:rPr>
-                <w:rFonts w:ascii="Consolas" w:hAnsi="Consolas"/>
-                <w:color w:val="0B616E"/>
-                <w:sz w:val="19"/>
-              </w:rPr>
-              <w:t>sm1_u4_hw5_b13.mp4</w:t>
-            </w:r>
-            <w:r>
-              <w:rPr>
-                <w:i w:val="0"/>
-                <w:color w:val="1F2937"/>
-                <w:sz w:val="19"/>
-              </w:rPr>
-              <w:t xml:space="preserve"> — сверить числа: в ключе 13, 14 и 11</w:t>
-            </w:r>
-          </w:p>
-        </w:tc>
-      </w:tr>
-      <w:tr>
-        <w:tc>
-          <w:tcPr>
-            <w:tcW w:type="dxa" w:w="2040"/>
-            <w:shd w:val="clear" w:color="auto" w:fill="F3F7FC"/>
-          </w:tcPr>
-          <w:p>
-            <w:pPr>
-              <w:spacing w:after="20"/>
-            </w:pPr>
-            <w:r/>
-            <w:r>
-              <w:rPr>
-                <w:i w:val="0"/>
-                <w:color w:val="143A6B"/>
-                <w:sz w:val="19"/>
-              </w:rPr>
-              <w:t>7</w:t>
-            </w:r>
-          </w:p>
-        </w:tc>
-        <w:tc>
-          <w:tcPr>
-            <w:tcW w:type="dxa" w:w="2040"/>
-          </w:tcPr>
-          <w:p>
-            <w:pPr>
-              <w:spacing w:after="20"/>
-            </w:pPr>
-            <w:r/>
-            <w:r>
-              <w:rPr>
-                <w:i w:val="0"/>
-                <w:color w:val="1F2937"/>
-                <w:sz w:val="19"/>
-              </w:rPr>
-              <w:t>4</w:t>
-            </w:r>
-          </w:p>
-        </w:tc>
-        <w:tc>
-          <w:tcPr>
-            <w:tcW w:type="dxa" w:w="2040"/>
-          </w:tcPr>
-          <w:p>
-            <w:pPr>
-              <w:spacing w:after="20"/>
-            </w:pPr>
-            <w:r/>
-            <w:r>
-              <w:rPr>
-                <w:i w:val="0"/>
-                <w:color w:val="1F2937"/>
-                <w:sz w:val="19"/>
-              </w:rPr>
-              <w:t>тест</w:t>
-            </w:r>
-          </w:p>
-        </w:tc>
-        <w:tc>
-          <w:tcPr>
-            <w:tcW w:type="dxa" w:w="2040"/>
-          </w:tcPr>
-          <w:p>
-            <w:pPr>
-              <w:spacing w:after="20"/>
-            </w:pPr>
-            <w:r/>
-            <w:r>
-              <w:rPr>
-                <w:i w:val="0"/>
-                <w:color w:val="1F2937"/>
-                <w:sz w:val="19"/>
-              </w:rPr>
-              <w:t>11</w:t>
-            </w:r>
-          </w:p>
-        </w:tc>
-        <w:tc>
-          <w:tcPr>
-            <w:tcW w:type="dxa" w:w="2040"/>
-          </w:tcPr>
-          <w:p>
-            <w:pPr>
-              <w:spacing w:after="20"/>
-            </w:pPr>
-            <w:r/>
-            <w:r>
-              <w:rPr>
-                <w:i w:val="0"/>
-                <w:color w:val="1F2937"/>
-                <w:sz w:val="19"/>
-              </w:rPr>
-              <w:t xml:space="preserve">🎧 </w:t>
-            </w:r>
-            <w:r>
-              <w:rPr>
-                <w:rFonts w:ascii="Consolas" w:hAnsi="Consolas"/>
-                <w:color w:val="0B616E"/>
-                <w:sz w:val="19"/>
-              </w:rPr>
-              <w:t>sm1_u4_test_b11.mp3</w:t>
-            </w:r>
-            <w:r>
-              <w:rPr>
-                <w:i w:val="0"/>
-                <w:color w:val="1F2937"/>
-                <w:sz w:val="19"/>
-              </w:rPr>
-              <w:t xml:space="preserve"> — совпадают ли верные ответы с тем, что звучит</w:t>
-            </w:r>
-          </w:p>
-        </w:tc>
-      </w:tr>
-      <w:tr>
-        <w:tc>
-          <w:tcPr>
-            <w:tcW w:type="dxa" w:w="2040"/>
-            <w:shd w:val="clear" w:color="auto" w:fill="F3F7FC"/>
-          </w:tcPr>
-          <w:p>
-            <w:pPr>
-              <w:spacing w:after="20"/>
-            </w:pPr>
-            <w:r/>
-            <w:r>
-              <w:rPr>
-                <w:i w:val="0"/>
-                <w:color w:val="143A6B"/>
-                <w:sz w:val="19"/>
-              </w:rPr>
-              <w:t>8</w:t>
-            </w:r>
-          </w:p>
-        </w:tc>
-        <w:tc>
-          <w:tcPr>
-            <w:tcW w:type="dxa" w:w="2040"/>
-          </w:tcPr>
-          <w:p>
-            <w:pPr>
-              <w:spacing w:after="20"/>
-            </w:pPr>
-            <w:r/>
-            <w:r>
-              <w:rPr>
-                <w:i w:val="0"/>
-                <w:color w:val="1F2937"/>
-                <w:sz w:val="19"/>
-              </w:rPr>
-              <w:t>6</w:t>
-            </w:r>
-          </w:p>
-        </w:tc>
-        <w:tc>
-          <w:tcPr>
-            <w:tcW w:type="dxa" w:w="2040"/>
-          </w:tcPr>
-          <w:p>
-            <w:pPr>
-              <w:spacing w:after="20"/>
-            </w:pPr>
-            <w:r/>
-            <w:r>
-              <w:rPr>
-                <w:i w:val="0"/>
-                <w:color w:val="1F2937"/>
-                <w:sz w:val="19"/>
-              </w:rPr>
-              <w:t>ДЗ 6</w:t>
-            </w:r>
-          </w:p>
-        </w:tc>
-        <w:tc>
-          <w:tcPr>
-            <w:tcW w:type="dxa" w:w="2040"/>
-          </w:tcPr>
-          <w:p>
-            <w:pPr>
-              <w:spacing w:after="20"/>
-            </w:pPr>
-            <w:r/>
-            <w:r>
-              <w:rPr>
-                <w:i w:val="0"/>
-                <w:color w:val="1F2937"/>
-                <w:sz w:val="19"/>
-              </w:rPr>
-              <w:t>4</w:t>
-            </w:r>
-          </w:p>
-        </w:tc>
-        <w:tc>
-          <w:tcPr>
-            <w:tcW w:type="dxa" w:w="2040"/>
-          </w:tcPr>
-          <w:p>
-            <w:pPr>
-              <w:spacing w:after="20"/>
-            </w:pPr>
-            <w:r/>
-            <w:r>
-              <w:rPr>
-                <w:i w:val="0"/>
-                <w:color w:val="1F2937"/>
-                <w:sz w:val="19"/>
-              </w:rPr>
-              <w:t>🎬 «Отметь дома, которые были в видео»: сейчас неверными помечены cave house и yurt — те самые, которым учит урок, а верными castle, hut, igloo и caravan, которых в курсе нет</w:t>
-            </w:r>
-          </w:p>
-        </w:tc>
-      </w:tr>
-      <w:tr>
-        <w:tc>
-          <w:tcPr>
-            <w:tcW w:type="dxa" w:w="2040"/>
-            <w:shd w:val="clear" w:color="auto" w:fill="F3F7FC"/>
-          </w:tcPr>
-          <w:p>
-            <w:pPr>
-              <w:spacing w:after="20"/>
-            </w:pPr>
-            <w:r/>
-            <w:r>
-              <w:rPr>
-                <w:i w:val="0"/>
-                <w:color w:val="143A6B"/>
-                <w:sz w:val="19"/>
-              </w:rPr>
-              <w:t>10</w:t>
-            </w:r>
-          </w:p>
-        </w:tc>
-        <w:tc>
-          <w:tcPr>
-            <w:tcW w:type="dxa" w:w="2040"/>
-          </w:tcPr>
-          <w:p>
-            <w:pPr>
-              <w:spacing w:after="20"/>
-            </w:pPr>
-            <w:r/>
-            <w:r>
-              <w:rPr>
-                <w:i w:val="0"/>
-                <w:color w:val="1F2937"/>
-                <w:sz w:val="19"/>
-              </w:rPr>
-              <w:t>6</w:t>
-            </w:r>
-          </w:p>
-        </w:tc>
-        <w:tc>
-          <w:tcPr>
-            <w:tcW w:type="dxa" w:w="2040"/>
-          </w:tcPr>
-          <w:p>
-            <w:pPr>
-              <w:spacing w:after="20"/>
-            </w:pPr>
-            <w:r/>
-            <w:r>
-              <w:rPr>
-                <w:i w:val="0"/>
-                <w:color w:val="1F2937"/>
-                <w:sz w:val="19"/>
-              </w:rPr>
-              <w:t>тест</w:t>
-            </w:r>
-          </w:p>
-        </w:tc>
-        <w:tc>
-          <w:tcPr>
-            <w:tcW w:type="dxa" w:w="2040"/>
-          </w:tcPr>
-          <w:p>
-            <w:pPr>
-              <w:spacing w:after="20"/>
-            </w:pPr>
-            <w:r/>
-            <w:r>
-              <w:rPr>
-                <w:i w:val="0"/>
-                <w:color w:val="1F2937"/>
-                <w:sz w:val="19"/>
-              </w:rPr>
-              <w:t>10</w:t>
-            </w:r>
-          </w:p>
-        </w:tc>
-        <w:tc>
-          <w:tcPr>
-            <w:tcW w:type="dxa" w:w="2040"/>
-          </w:tcPr>
-          <w:p>
-            <w:pPr>
-              <w:spacing w:after="20"/>
-            </w:pPr>
-            <w:r/>
-            <w:r>
-              <w:rPr>
-                <w:i w:val="0"/>
-                <w:color w:val="1F2937"/>
-                <w:sz w:val="19"/>
-              </w:rPr>
-              <w:t xml:space="preserve">🎧 </w:t>
-            </w:r>
-            <w:r>
-              <w:rPr>
-                <w:rFonts w:ascii="Consolas" w:hAnsi="Consolas"/>
-                <w:color w:val="0B616E"/>
-                <w:sz w:val="19"/>
-              </w:rPr>
-              <w:t>sm1_u6_test_b10.mp3</w:t>
-            </w:r>
-            <w:r>
-              <w:rPr>
-                <w:i w:val="0"/>
-                <w:color w:val="1F2937"/>
-                <w:sz w:val="19"/>
-              </w:rPr>
-              <w:t xml:space="preserve"> — сверить ключ пяти утверждений и сказать, рассказ это или диалог двумя голосами (по решению от 20.10 аудирование — только рассказ в третьем лице)</w:t>
-            </w:r>
-          </w:p>
-        </w:tc>
-      </w:tr>
-      <w:tr>
-        <w:tc>
-          <w:tcPr>
-            <w:tcW w:type="dxa" w:w="2040"/>
-            <w:shd w:val="clear" w:color="auto" w:fill="F3F7FC"/>
-          </w:tcPr>
-          <w:p>
-            <w:pPr>
-              <w:spacing w:after="20"/>
-            </w:pPr>
-            <w:r/>
-            <w:r>
-              <w:rPr>
-                <w:i w:val="0"/>
-                <w:color w:val="143A6B"/>
-                <w:sz w:val="19"/>
-              </w:rPr>
-              <w:t>11</w:t>
-            </w:r>
-          </w:p>
-        </w:tc>
-        <w:tc>
-          <w:tcPr>
-            <w:tcW w:type="dxa" w:w="2040"/>
-          </w:tcPr>
-          <w:p>
-            <w:pPr>
-              <w:spacing w:after="20"/>
-            </w:pPr>
-            <w:r/>
-            <w:r>
-              <w:rPr>
-                <w:i w:val="0"/>
-                <w:color w:val="1F2937"/>
-                <w:sz w:val="19"/>
-              </w:rPr>
-              <w:t>9</w:t>
-            </w:r>
-          </w:p>
-        </w:tc>
-        <w:tc>
-          <w:tcPr>
-            <w:tcW w:type="dxa" w:w="2040"/>
-          </w:tcPr>
-          <w:p>
-            <w:pPr>
-              <w:spacing w:after="20"/>
-            </w:pPr>
-            <w:r/>
-            <w:r>
-              <w:rPr>
-                <w:i w:val="0"/>
-                <w:color w:val="1F2937"/>
-                <w:sz w:val="19"/>
-              </w:rPr>
-              <w:t>ДЗ 5</w:t>
-            </w:r>
-          </w:p>
-        </w:tc>
-        <w:tc>
-          <w:tcPr>
-            <w:tcW w:type="dxa" w:w="2040"/>
-          </w:tcPr>
-          <w:p>
-            <w:pPr>
-              <w:spacing w:after="20"/>
-            </w:pPr>
-            <w:r/>
-            <w:r>
-              <w:rPr>
-                <w:i w:val="0"/>
-                <w:color w:val="1F2937"/>
-                <w:sz w:val="19"/>
-              </w:rPr>
-              <w:t>3</w:t>
-            </w:r>
-          </w:p>
-        </w:tc>
-        <w:tc>
-          <w:tcPr>
-            <w:tcW w:type="dxa" w:w="2040"/>
-          </w:tcPr>
-          <w:p>
-            <w:pPr>
-              <w:spacing w:after="20"/>
-            </w:pPr>
-            <w:r/>
-            <w:r>
-              <w:rPr>
-                <w:i w:val="0"/>
-                <w:color w:val="1F2937"/>
-                <w:sz w:val="19"/>
-              </w:rPr>
-              <w:t xml:space="preserve">🎧 </w:t>
-            </w:r>
-            <w:r>
-              <w:rPr>
-                <w:rFonts w:ascii="Consolas" w:hAnsi="Consolas"/>
-                <w:color w:val="0B616E"/>
-                <w:sz w:val="19"/>
-              </w:rPr>
-              <w:t>sm1_u9_hw5_b7.mp3</w:t>
-            </w:r>
-            <w:r>
-              <w:rPr>
-                <w:i w:val="0"/>
-                <w:color w:val="1F2937"/>
-                <w:sz w:val="19"/>
-              </w:rPr>
-              <w:t xml:space="preserve"> — какие имена у детей на картинке: без записи точки не проверить</w:t>
-            </w:r>
-          </w:p>
-        </w:tc>
-      </w:tr>
-      <w:tr>
-        <w:tc>
-          <w:tcPr>
-            <w:tcW w:type="dxa" w:w="2040"/>
-            <w:shd w:val="clear" w:color="auto" w:fill="F3F7FC"/>
-          </w:tcPr>
-          <w:p>
-            <w:pPr>
-              <w:spacing w:after="20"/>
-            </w:pPr>
-            <w:r/>
-            <w:r>
-              <w:rPr>
-                <w:i w:val="0"/>
-                <w:color w:val="143A6B"/>
-                <w:sz w:val="19"/>
-              </w:rPr>
-              <w:t>13</w:t>
+              <w:t>1</w:t>
             </w:r>
           </w:p>
         </w:tc>
@@ -2508,7 +1766,7 @@
                 <w:color w:val="1F2937"/>
                 <w:sz w:val="19"/>
               </w:rPr>
-              <w:t>10</w:t>
+              <w:t>2</w:t>
             </w:r>
           </w:p>
         </w:tc>
@@ -2527,7 +1785,7 @@
                 <w:color w:val="1F2937"/>
                 <w:sz w:val="19"/>
               </w:rPr>
-              <w:t xml:space="preserve">🎧 </w:t>
+              <w:t xml:space="preserve">👁 Откройте диктант и посмотрите пять картинок: </w:t>
             </w:r>
             <w:r>
               <w:rPr>
@@ -2535,7 +1793,7 @@
                 <w:color w:val="0B616E"/>
                 <w:sz w:val="19"/>
               </w:rPr>
-              <w:t>sm1_u9_test_b9.mp3</w:t>
+              <w:t>y_camping</w:t>
             </w:r>
             <w:r>
               <w:rPr>
@@ -2543,7 +1801,185 @@
                 <w:color w:val="1F2937"/>
                 <w:sz w:val="19"/>
               </w:rPr>
-              <w:t xml:space="preserve"> — сверить пять ключей</w:t>
+              <w:t xml:space="preserve">, </w:t>
+            </w:r>
+            <w:r>
+              <w:rPr>
+                <w:rFonts w:ascii="Consolas" w:hAnsi="Consolas"/>
+                <w:color w:val="0B616E"/>
+                <w:sz w:val="19"/>
+              </w:rPr>
+              <w:t>y_hiking</w:t>
+            </w:r>
+            <w:r>
+              <w:rPr>
+                <w:i w:val="0"/>
+                <w:color w:val="1F2937"/>
+                <w:sz w:val="19"/>
+              </w:rPr>
+              <w:t xml:space="preserve">, </w:t>
+            </w:r>
+            <w:r>
+              <w:rPr>
+                <w:rFonts w:ascii="Consolas" w:hAnsi="Consolas"/>
+                <w:color w:val="0B616E"/>
+                <w:sz w:val="19"/>
+              </w:rPr>
+              <w:t>y_comic</w:t>
+            </w:r>
+            <w:r>
+              <w:rPr>
+                <w:i w:val="0"/>
+                <w:color w:val="1F2937"/>
+                <w:sz w:val="19"/>
+              </w:rPr>
+              <w:t xml:space="preserve">, </w:t>
+            </w:r>
+            <w:r>
+              <w:rPr>
+                <w:rFonts w:ascii="Consolas" w:hAnsi="Consolas"/>
+                <w:color w:val="0B616E"/>
+                <w:sz w:val="19"/>
+              </w:rPr>
+              <w:t>y_treehouse</w:t>
+            </w:r>
+            <w:r>
+              <w:rPr>
+                <w:i w:val="0"/>
+                <w:color w:val="1F2937"/>
+                <w:sz w:val="19"/>
+              </w:rPr>
+              <w:t xml:space="preserve">, </w:t>
+            </w:r>
+            <w:r>
+              <w:rPr>
+                <w:rFonts w:ascii="Consolas" w:hAnsi="Consolas"/>
+                <w:color w:val="0B616E"/>
+                <w:sz w:val="19"/>
+              </w:rPr>
+              <w:t>y_scrapbook</w:t>
+            </w:r>
+            <w:r>
+              <w:rPr>
+                <w:i w:val="0"/>
+                <w:color w:val="1F2937"/>
+                <w:sz w:val="19"/>
+              </w:rPr>
+              <w:t xml:space="preserve">. Слово теперь пишется по картинке, без подсказки и без звука, поэтому с каждой картинки должна читаться </w:t>
+            </w:r>
+            <w:r>
+              <w:rPr>
+                <w:b/>
+                <w:color w:val="1F2937"/>
+                <w:sz w:val="19"/>
+              </w:rPr>
+              <w:t>ровно одна</w:t>
+            </w:r>
+            <w:r>
+              <w:rPr>
+                <w:i w:val="0"/>
+                <w:color w:val="1F2937"/>
+                <w:sz w:val="19"/>
+              </w:rPr>
+              <w:t xml:space="preserve"> нужная фраза. Назовите те, где возможен другой ответ, — заменим картинку</w:t>
+            </w:r>
+          </w:p>
+        </w:tc>
+      </w:tr>
+      <w:tr>
+        <w:tc>
+          <w:tcPr>
+            <w:tcW w:type="dxa" w:w="2040"/>
+            <w:shd w:val="clear" w:color="auto" w:fill="F3F7FC"/>
+          </w:tcPr>
+          <w:p>
+            <w:pPr>
+              <w:spacing w:after="20"/>
+            </w:pPr>
+            <w:r/>
+            <w:r>
+              <w:rPr>
+                <w:i w:val="0"/>
+                <w:color w:val="143A6B"/>
+                <w:sz w:val="19"/>
+              </w:rPr>
+              <w:t>2</w:t>
+            </w:r>
+          </w:p>
+        </w:tc>
+        <w:tc>
+          <w:tcPr>
+            <w:tcW w:type="dxa" w:w="2040"/>
+          </w:tcPr>
+          <w:p>
+            <w:pPr>
+              <w:spacing w:after="20"/>
+            </w:pPr>
+            <w:r/>
+            <w:r>
+              <w:rPr>
+                <w:i w:val="0"/>
+                <w:color w:val="1F2937"/>
+                <w:sz w:val="19"/>
+              </w:rPr>
+              <w:t>Final Test</w:t>
+            </w:r>
+          </w:p>
+        </w:tc>
+        <w:tc>
+          <w:tcPr>
+            <w:tcW w:type="dxa" w:w="2040"/>
+          </w:tcPr>
+          <w:p>
+            <w:pPr>
+              <w:spacing w:after="20"/>
+            </w:pPr>
+            <w:r/>
+            <w:r>
+              <w:rPr>
+                <w:i w:val="0"/>
+                <w:color w:val="1F2937"/>
+                <w:sz w:val="19"/>
+              </w:rPr>
+              <w:t>—</w:t>
+            </w:r>
+          </w:p>
+        </w:tc>
+        <w:tc>
+          <w:tcPr>
+            <w:tcW w:type="dxa" w:w="2040"/>
+          </w:tcPr>
+          <w:p>
+            <w:pPr>
+              <w:spacing w:after="20"/>
+            </w:pPr>
+            <w:r/>
+            <w:r>
+              <w:rPr>
+                <w:i w:val="0"/>
+                <w:color w:val="1F2937"/>
+                <w:sz w:val="19"/>
+              </w:rPr>
+              <w:t>7</w:t>
+            </w:r>
+          </w:p>
+        </w:tc>
+        <w:tc>
+          <w:tcPr>
+            <w:tcW w:type="dxa" w:w="2040"/>
+          </w:tcPr>
+          <w:p>
+            <w:pPr>
+              <w:spacing w:after="20"/>
+            </w:pPr>
+            <w:r/>
+            <w:r>
+              <w:rPr>
+                <w:i w:val="0"/>
+                <w:color w:val="1F2937"/>
+                <w:sz w:val="19"/>
+              </w:rPr>
+              <w:t>👁 То же самое с пятью картинками финального диктанта: крокодил, арбуз, шкаф для одежды, очки, вертолёт</w:t>
             </w:r>
           </w:p>
         </w:tc>
@@ -2556,27 +1992,6 @@
     </w:p>
     <w:p>
       <w:pPr>
-        <w:spacing w:after="120"/>
-      </w:pPr>
-      <w:r>
-        <w:rPr>
-          <w:b/>
-          <w:color w:val="143A6B"/>
-          <w:sz w:val="21"/>
-        </w:rPr>
-        <w:t>Снято 22.10 после проверки в базе.</w:t>
-      </w:r>
-      <w:r>
-        <w:rPr>
-          <w:i w:val="0"/>
-          <w:color w:val="1F2937"/>
-          <w:sz w:val="21"/>
-        </w:rPr>
-        <w:t xml:space="preserve"> Пункт 1 (лягушка на тумбочке вместо коробки) — заказана новая картинка комнаты, ответы трёх блоков ю3 ДЗ 2 от неё зависят. Пункт 9 (крокодил и велосипеды в тесте ю6) — ключи и картинки сходятся: на картинках крокодил и два велосипеда, ответы «Yes». Пункт 12 (замок из песка в ю9 ДЗ 5) — того блока в домашке больше нет.</w:t>
-      </w:r>
-    </w:p>
-    <w:p>
-      <w:pPr>
         <w:spacing w:after="100" w:before="280"/>
       </w:pPr>
       <w:r>
@@ -2585,139 +2000,7 @@
           <w:color w:val="143A6B"/>
           <w:sz w:val="28"/>
         </w:rPr>
-        <w:t>Super Minds 2 — вычитка закончена, идёт второй проход</w:t>
-      </w:r>
-    </w:p>
-    <w:p>
-      <w:pPr>
-        <w:spacing w:after="120"/>
-      </w:pPr>
-      <w:r>
-        <w:rPr>
-          <w:b/>
-          <w:color w:val="143A6B"/>
-          <w:sz w:val="21"/>
-        </w:rPr>
-        <w:t>Статус на 22.10.2026.</w:t>
-      </w:r>
-      <w:r>
-        <w:rPr>
-          <w:i w:val="0"/>
-          <w:color w:val="1F2937"/>
-          <w:sz w:val="21"/>
-        </w:rPr>
-        <w:t xml:space="preserve"> Вычитка и применение находок закончены 14–15.10: обе сверки (по базе и с планами уроков), больше сотни правок, финальный тест пересобран. Сейчас идёт </w:t>
-      </w:r>
-      <w:r>
-        <w:rPr>
-          <w:b/>
-          <w:color w:val="143A6B"/>
-          <w:sz w:val="21"/>
-        </w:rPr>
-        <w:t>второй узкий проход — только по решениям от 20 и 21.10</w:t>
-      </w:r>
-      <w:r>
-        <w:rPr>
-          <w:i w:val="0"/>
-          <w:color w:val="1F2937"/>
-          <w:sz w:val="21"/>
-        </w:rPr>
-        <w:t>, которых на момент вычитки ещё не было:</w:t>
-      </w:r>
-    </w:p>
-    <w:p>
-      <w:pPr>
-        <w:pStyle w:val="ListBullet"/>
-        <w:spacing w:after="60"/>
-      </w:pPr>
-      <w:r>
-        <w:rPr>
-          <w:i w:val="0"/>
-          <w:color w:val="1F2937"/>
-          <w:sz w:val="21"/>
-        </w:rPr>
-        <w:t>задания по возрастанию сложности, и внутри каждой темы отдельно;</w:t>
-      </w:r>
-    </w:p>
-    <w:p>
-      <w:pPr>
-        <w:pStyle w:val="ListBullet"/>
-        <w:spacing w:after="60"/>
-      </w:pPr>
-      <w:r>
-        <w:rPr>
-          <w:i w:val="0"/>
-          <w:color w:val="1F2937"/>
-          <w:sz w:val="21"/>
-        </w:rPr>
-        <w:t>заголовок-разделитель перед серией из четырёх и более одинаковых заданий;</w:t>
-      </w:r>
-    </w:p>
-    <w:p>
-      <w:pPr>
-        <w:pStyle w:val="ListBullet"/>
-        <w:spacing w:after="60"/>
-      </w:pPr>
-      <w:r>
-        <w:rPr>
-          <w:i w:val="0"/>
-          <w:color w:val="1F2937"/>
-          <w:sz w:val="21"/>
-        </w:rPr>
-        <w:t>карточки вторым блоком, текстовый «Давай повторим» убрать там, где есть карточки;</w:t>
-      </w:r>
-    </w:p>
-    <w:p>
-      <w:pPr>
-        <w:pStyle w:val="ListBullet"/>
-        <w:spacing w:after="60"/>
-      </w:pPr>
-      <w:r>
-        <w:rPr>
-          <w:i w:val="0"/>
-          <w:color w:val="1F2937"/>
-          <w:sz w:val="21"/>
-        </w:rPr>
-        <w:t>диктант — пять слов, а не десять.</w:t>
-      </w:r>
-    </w:p>
-    <w:p>
-      <w:pPr>
-        <w:spacing w:after="120"/>
-      </w:pPr>
-      <w:r>
-        <w:rPr>
-          <w:i w:val="0"/>
-          <w:color w:val="1F2937"/>
-          <w:sz w:val="21"/>
-        </w:rPr>
-        <w:t>По базе чисто: порогов нет, звука в «Собери предложение» нет, плейсхолдеров не осталось, опубликованных уроков ноль, незаозвученных мест ноль.</w:t>
-      </w:r>
-    </w:p>
-    <w:p>
-      <w:pPr>
-        <w:spacing w:after="80" w:before="200"/>
-      </w:pPr>
-      <w:r>
-        <w:rPr>
-          <w:i w:val="0"/>
-          <w:color w:val="B13E0F"/>
-          <w:sz w:val="23"/>
-        </w:rPr>
-        <w:t>Что нужно от вас</w:t>
-      </w:r>
-    </w:p>
-    <w:p>
-      <w:pPr>
-        <w:spacing w:after="120"/>
-      </w:pPr>
-      <w:r>
-        <w:rPr>
-          <w:i w:val="0"/>
-          <w:color w:val="1F2937"/>
-          <w:sz w:val="21"/>
-        </w:rPr>
-        <w:t>Диктанты сокращены до пяти слов по вашему решению от 21.10: слово пишется целиком по картинке, без подсказок и без звука. Поэтому картинка должна читаться однозначно — на это и смотрим.</w:t>
+        <w:t>Super Minds 3 — ведёт свой чат</w:t>
       </w:r>
     </w:p>
     <w:tbl>
@@ -2837,7 +2120,7 @@
                 <w:color w:val="FFFFFF"/>
                 <w:sz w:val="19"/>
               </w:rPr>
-              <w:t>что проверить</w:t>
+              <w:t>что сделать</w:t>
             </w:r>
           </w:p>
         </w:tc>
@@ -2878,7 +2161,7 @@
                 <w:color w:val="1F2937"/>
                 <w:sz w:val="19"/>
               </w:rPr>
-              <w:t>9</w:t>
+              <w:t>2</w:t>
             </w:r>
           </w:p>
         </w:tc>
@@ -2897,7 +2180,83 @@
                 <w:color w:val="1F2937"/>
                 <w:sz w:val="19"/>
               </w:rPr>
-              <w:t>тест</w:t>
+              <w:t>ДЗ 3</w:t>
+            </w:r>
+          </w:p>
+        </w:tc>
+        <w:tc>
+          <w:tcPr>
+            <w:tcW w:type="dxa" w:w="2040"/>
+          </w:tcPr>
+          <w:p>
+            <w:pPr>
+              <w:spacing w:after="20"/>
+            </w:pPr>
+            <w:r/>
+            <w:r>
+              <w:rPr>
+                <w:i w:val="0"/>
+                <w:color w:val="1F2937"/>
+                <w:sz w:val="19"/>
+              </w:rPr>
+              <w:t>10</w:t>
+            </w:r>
+          </w:p>
+        </w:tc>
+        <w:tc>
+          <w:tcPr>
+            <w:tcW w:type="dxa" w:w="2040"/>
+          </w:tcPr>
+          <w:p>
+            <w:pPr>
+              <w:spacing w:after="20"/>
+            </w:pPr>
+            <w:r/>
+            <w:r>
+              <w:rPr>
+                <w:i w:val="0"/>
+                <w:color w:val="1F2937"/>
+                <w:sz w:val="19"/>
+              </w:rPr>
+              <w:t xml:space="preserve">🎧 Послушайте запись-образец. В ней должны звучать </w:t>
+            </w:r>
+            <w:r>
+              <w:rPr>
+                <w:b/>
+                <w:color w:val="1F2937"/>
+                <w:sz w:val="19"/>
+              </w:rPr>
+              <w:t>три реплики</w:t>
+            </w:r>
+            <w:r>
+              <w:rPr>
+                <w:i w:val="0"/>
+                <w:color w:val="1F2937"/>
+                <w:sz w:val="19"/>
+              </w:rPr>
+              <w:t>, на которые отвечает ученик. Скажите, сколько их там на самом деле</w:t>
+            </w:r>
+          </w:p>
+        </w:tc>
+      </w:tr>
+      <w:tr>
+        <w:tc>
+          <w:tcPr>
+            <w:tcW w:type="dxa" w:w="2040"/>
+            <w:shd w:val="clear" w:color="auto" w:fill="F3F7FC"/>
+          </w:tcPr>
+          <w:p>
+            <w:pPr>
+              <w:spacing w:after="20"/>
+            </w:pPr>
+            <w:r/>
+            <w:r>
+              <w:rPr>
+                <w:i w:val="0"/>
+                <w:color w:val="143A6B"/>
+                <w:sz w:val="19"/>
+              </w:rPr>
+              <w:t>2</w:t>
             </w:r>
           </w:p>
         </w:tc>
@@ -2935,87 +2294,45 @@
                 <w:color w:val="1F2937"/>
                 <w:sz w:val="19"/>
               </w:rPr>
-              <w:t xml:space="preserve">👁 диктант, пять картинок: </w:t>
+              <w:t>ДЗ 6</w:t>
             </w:r>
-            <w:r>
-              <w:rPr>
-                <w:rFonts w:ascii="Consolas" w:hAnsi="Consolas"/>
-                <w:color w:val="0B616E"/>
-                <w:sz w:val="19"/>
-              </w:rPr>
-              <w:t>y_camping</w:t>
-            </w:r>
+          </w:p>
+        </w:tc>
+        <w:tc>
+          <w:tcPr>
+            <w:tcW w:type="dxa" w:w="2040"/>
+          </w:tcPr>
+          <w:p>
+            <w:pPr>
+              <w:spacing w:after="20"/>
+            </w:pPr>
+            <w:r/>
             <w:r>
               <w:rPr>
                 <w:i w:val="0"/>
                 <w:color w:val="1F2937"/>
                 <w:sz w:val="19"/>
               </w:rPr>
-              <w:t xml:space="preserve">, </w:t>
+              <w:t>3</w:t>
             </w:r>
-            <w:r>
-              <w:rPr>
-                <w:rFonts w:ascii="Consolas" w:hAnsi="Consolas"/>
-                <w:color w:val="0B616E"/>
-                <w:sz w:val="19"/>
-              </w:rPr>
-              <w:t>y_hiking</w:t>
-            </w:r>
+          </w:p>
+        </w:tc>
+        <w:tc>
+          <w:tcPr>
+            <w:tcW w:type="dxa" w:w="2040"/>
+          </w:tcPr>
+          <w:p>
+            <w:pPr>
+              <w:spacing w:after="20"/>
+            </w:pPr>
+            <w:r/>
             <w:r>
               <w:rPr>
                 <w:i w:val="0"/>
                 <w:color w:val="1F2937"/>
                 <w:sz w:val="19"/>
               </w:rPr>
-              <w:t xml:space="preserve">, </w:t>
-            </w:r>
-            <w:r>
-              <w:rPr>
-                <w:rFonts w:ascii="Consolas" w:hAnsi="Consolas"/>
-                <w:color w:val="0B616E"/>
-                <w:sz w:val="19"/>
-              </w:rPr>
-              <w:t>y_comic</w:t>
-            </w:r>
-            <w:r>
-              <w:rPr>
-                <w:i w:val="0"/>
-                <w:color w:val="1F2937"/>
-                <w:sz w:val="19"/>
-              </w:rPr>
-              <w:t xml:space="preserve">, </w:t>
-            </w:r>
-            <w:r>
-              <w:rPr>
-                <w:rFonts w:ascii="Consolas" w:hAnsi="Consolas"/>
-                <w:color w:val="0B616E"/>
-                <w:sz w:val="19"/>
-              </w:rPr>
-              <w:t>y_treehouse</w:t>
-            </w:r>
-            <w:r>
-              <w:rPr>
-                <w:i w:val="0"/>
-                <w:color w:val="1F2937"/>
-                <w:sz w:val="19"/>
-              </w:rPr>
-              <w:t xml:space="preserve">, </w:t>
-            </w:r>
-            <w:r>
-              <w:rPr>
-                <w:rFonts w:ascii="Consolas" w:hAnsi="Consolas"/>
-                <w:color w:val="0B616E"/>
-                <w:sz w:val="19"/>
-              </w:rPr>
-              <w:t>y_scrapbook</w:t>
-            </w:r>
-            <w:r>
-              <w:rPr>
-                <w:i w:val="0"/>
-                <w:color w:val="1F2937"/>
-                <w:sz w:val="19"/>
-              </w:rPr>
-              <w:t xml:space="preserve"> — читается ли с каждой именно нужная фраза</w:t>
+              <w:t>🎬 Посмотрите видео. В письме Марка два оранжевых овоща — морковь и тыква, — поэтому у вопроса сейчас два верных ответа. Скажите, какой овощ в видео, чтобы оставить один</w:t>
             </w:r>
           </w:p>
         </w:tc>
@@ -3037,7 +2354,415 @@
                 <w:color w:val="143A6B"/>
                 <w:sz w:val="19"/>
               </w:rPr>
+              <w:t>3</w:t>
+            </w:r>
+          </w:p>
+        </w:tc>
+        <w:tc>
+          <w:tcPr>
+            <w:tcW w:type="dxa" w:w="2040"/>
+          </w:tcPr>
+          <w:p>
+            <w:pPr>
+              <w:spacing w:after="20"/>
+            </w:pPr>
+            <w:r/>
+            <w:r>
+              <w:rPr>
+                <w:i w:val="0"/>
+                <w:color w:val="1F2937"/>
+                <w:sz w:val="19"/>
+              </w:rPr>
+              <w:t>8</w:t>
+            </w:r>
+          </w:p>
+        </w:tc>
+        <w:tc>
+          <w:tcPr>
+            <w:tcW w:type="dxa" w:w="2040"/>
+          </w:tcPr>
+          <w:p>
+            <w:pPr>
+              <w:spacing w:after="20"/>
+            </w:pPr>
+            <w:r/>
+            <w:r>
+              <w:rPr>
+                <w:i w:val="0"/>
+                <w:color w:val="1F2937"/>
+                <w:sz w:val="19"/>
+              </w:rPr>
+              <w:t>ДЗ 3</w:t>
+            </w:r>
+          </w:p>
+        </w:tc>
+        <w:tc>
+          <w:tcPr>
+            <w:tcW w:type="dxa" w:w="2040"/>
+          </w:tcPr>
+          <w:p>
+            <w:pPr>
+              <w:spacing w:after="20"/>
+            </w:pPr>
+            <w:r/>
+            <w:r>
+              <w:rPr>
+                <w:i w:val="0"/>
+                <w:color w:val="1F2937"/>
+                <w:sz w:val="19"/>
+              </w:rPr>
+              <w:t>—</w:t>
+            </w:r>
+          </w:p>
+        </w:tc>
+        <w:tc>
+          <w:tcPr>
+            <w:tcW w:type="dxa" w:w="2040"/>
+          </w:tcPr>
+          <w:p>
+            <w:pPr>
+              <w:spacing w:after="20"/>
+            </w:pPr>
+            <w:r/>
+            <w:r>
+              <w:rPr>
+                <w:i w:val="0"/>
+                <w:color w:val="1F2937"/>
+                <w:sz w:val="19"/>
+              </w:rPr>
+              <w:t>🎧 Задание «на слух» решается без записи: стена и так китайская, Тадж-Махал индийский. Послушайте запись и скажите, что в ней звучит, — по этому перепишем вопросы</w:t>
+            </w:r>
+          </w:p>
+        </w:tc>
+      </w:tr>
+      <w:tr>
+        <w:tc>
+          <w:tcPr>
+            <w:tcW w:type="dxa" w:w="2040"/>
+            <w:shd w:val="clear" w:color="auto" w:fill="F3F7FC"/>
+          </w:tcPr>
+          <w:p>
+            <w:pPr>
+              <w:spacing w:after="20"/>
+            </w:pPr>
+            <w:r/>
+            <w:r>
+              <w:rPr>
+                <w:i w:val="0"/>
+                <w:color w:val="143A6B"/>
+                <w:sz w:val="19"/>
+              </w:rPr>
+              <w:t>4</w:t>
+            </w:r>
+          </w:p>
+        </w:tc>
+        <w:tc>
+          <w:tcPr>
+            <w:tcW w:type="dxa" w:w="2040"/>
+          </w:tcPr>
+          <w:p>
+            <w:pPr>
+              <w:spacing w:after="20"/>
+            </w:pPr>
+            <w:r/>
+            <w:r>
+              <w:rPr>
+                <w:i w:val="0"/>
+                <w:color w:val="1F2937"/>
+                <w:sz w:val="19"/>
+              </w:rPr>
+              <w:t>8</w:t>
+            </w:r>
+          </w:p>
+        </w:tc>
+        <w:tc>
+          <w:tcPr>
+            <w:tcW w:type="dxa" w:w="2040"/>
+          </w:tcPr>
+          <w:p>
+            <w:pPr>
+              <w:spacing w:after="20"/>
+            </w:pPr>
+            <w:r/>
+            <w:r>
+              <w:rPr>
+                <w:i w:val="0"/>
+                <w:color w:val="1F2937"/>
+                <w:sz w:val="19"/>
+              </w:rPr>
+              <w:t>ДЗ 7</w:t>
+            </w:r>
+          </w:p>
+        </w:tc>
+        <w:tc>
+          <w:tcPr>
+            <w:tcW w:type="dxa" w:w="2040"/>
+          </w:tcPr>
+          <w:p>
+            <w:pPr>
+              <w:spacing w:after="20"/>
+            </w:pPr>
+            <w:r/>
+            <w:r>
+              <w:rPr>
+                <w:i w:val="0"/>
+                <w:color w:val="1F2937"/>
+                <w:sz w:val="19"/>
+              </w:rPr>
+              <w:t>11</w:t>
+            </w:r>
+          </w:p>
+        </w:tc>
+        <w:tc>
+          <w:tcPr>
+            <w:tcW w:type="dxa" w:w="2040"/>
+          </w:tcPr>
+          <w:p>
+            <w:pPr>
+              <w:spacing w:after="20"/>
+            </w:pPr>
+            <w:r/>
+            <w:r>
+              <w:rPr>
+                <w:i w:val="0"/>
+                <w:color w:val="1F2937"/>
+                <w:sz w:val="19"/>
+              </w:rPr>
+              <w:t>🎬 Посмотрите ролик про Грега и скажите, о чём он и зачем он здесь: сейчас он стоит между двумя несвязанными заданиями</w:t>
+            </w:r>
+          </w:p>
+        </w:tc>
+      </w:tr>
+      <w:tr>
+        <w:tc>
+          <w:tcPr>
+            <w:tcW w:type="dxa" w:w="2040"/>
+            <w:shd w:val="clear" w:color="auto" w:fill="F3F7FC"/>
+          </w:tcPr>
+          <w:p>
+            <w:pPr>
+              <w:spacing w:after="20"/>
+            </w:pPr>
+            <w:r/>
+            <w:r>
+              <w:rPr>
+                <w:i w:val="0"/>
+                <w:color w:val="143A6B"/>
+                <w:sz w:val="19"/>
+              </w:rPr>
+              <w:t>5</w:t>
+            </w:r>
+          </w:p>
+        </w:tc>
+        <w:tc>
+          <w:tcPr>
+            <w:tcW w:type="dxa" w:w="2040"/>
+          </w:tcPr>
+          <w:p>
+            <w:pPr>
+              <w:spacing w:after="20"/>
+            </w:pPr>
+            <w:r/>
+            <w:r>
+              <w:rPr>
+                <w:i w:val="0"/>
+                <w:color w:val="1F2937"/>
+                <w:sz w:val="19"/>
+              </w:rPr>
+              <w:t>9</w:t>
+            </w:r>
+          </w:p>
+        </w:tc>
+        <w:tc>
+          <w:tcPr>
+            <w:tcW w:type="dxa" w:w="2040"/>
+          </w:tcPr>
+          <w:p>
+            <w:pPr>
+              <w:spacing w:after="20"/>
+            </w:pPr>
+            <w:r/>
+            <w:r>
+              <w:rPr>
+                <w:i w:val="0"/>
+                <w:color w:val="1F2937"/>
+                <w:sz w:val="19"/>
+              </w:rPr>
+              <w:t>ДЗ 2</w:t>
+            </w:r>
+          </w:p>
+        </w:tc>
+        <w:tc>
+          <w:tcPr>
+            <w:tcW w:type="dxa" w:w="2040"/>
+          </w:tcPr>
+          <w:p>
+            <w:pPr>
+              <w:spacing w:after="20"/>
+            </w:pPr>
+            <w:r/>
+            <w:r>
+              <w:rPr>
+                <w:i w:val="0"/>
+                <w:color w:val="1F2937"/>
+                <w:sz w:val="19"/>
+              </w:rPr>
+              <w:t>6</w:t>
+            </w:r>
+          </w:p>
+        </w:tc>
+        <w:tc>
+          <w:tcPr>
+            <w:tcW w:type="dxa" w:w="2040"/>
+          </w:tcPr>
+          <w:p>
+            <w:pPr>
+              <w:spacing w:after="20"/>
+            </w:pPr>
+            <w:r/>
+            <w:r>
+              <w:rPr>
+                <w:i w:val="0"/>
+                <w:color w:val="1F2937"/>
+                <w:sz w:val="19"/>
+              </w:rPr>
+              <w:t>🎧 Послушайте запись и сверьте верные ответы. Назовите номера, где не сходится</w:t>
+            </w:r>
+          </w:p>
+        </w:tc>
+      </w:tr>
+      <w:tr>
+        <w:tc>
+          <w:tcPr>
+            <w:tcW w:type="dxa" w:w="2040"/>
+            <w:shd w:val="clear" w:color="auto" w:fill="F3F7FC"/>
+          </w:tcPr>
+          <w:p>
+            <w:pPr>
+              <w:spacing w:after="20"/>
+            </w:pPr>
+            <w:r/>
+            <w:r>
+              <w:rPr>
+                <w:i w:val="0"/>
+                <w:color w:val="143A6B"/>
+                <w:sz w:val="19"/>
+              </w:rPr>
+              <w:t>6</w:t>
+            </w:r>
+          </w:p>
+        </w:tc>
+        <w:tc>
+          <w:tcPr>
+            <w:tcW w:type="dxa" w:w="2040"/>
+          </w:tcPr>
+          <w:p>
+            <w:pPr>
+              <w:spacing w:after="20"/>
+            </w:pPr>
+            <w:r/>
+            <w:r>
+              <w:rPr>
+                <w:i w:val="0"/>
+                <w:color w:val="1F2937"/>
+                <w:sz w:val="19"/>
+              </w:rPr>
+              <w:t>9</w:t>
+            </w:r>
+          </w:p>
+        </w:tc>
+        <w:tc>
+          <w:tcPr>
+            <w:tcW w:type="dxa" w:w="2040"/>
+          </w:tcPr>
+          <w:p>
+            <w:pPr>
+              <w:spacing w:after="20"/>
+            </w:pPr>
+            <w:r/>
+            <w:r>
+              <w:rPr>
+                <w:i w:val="0"/>
+                <w:color w:val="1F2937"/>
+                <w:sz w:val="19"/>
+              </w:rPr>
+              <w:t>ДЗ 3</w:t>
+            </w:r>
+          </w:p>
+        </w:tc>
+        <w:tc>
+          <w:tcPr>
+            <w:tcW w:type="dxa" w:w="2040"/>
+          </w:tcPr>
+          <w:p>
+            <w:pPr>
+              <w:spacing w:after="20"/>
+            </w:pPr>
+            <w:r/>
+            <w:r>
+              <w:rPr>
+                <w:i w:val="0"/>
+                <w:color w:val="1F2937"/>
+                <w:sz w:val="19"/>
+              </w:rPr>
               <w:t>2</w:t>
+            </w:r>
+          </w:p>
+        </w:tc>
+        <w:tc>
+          <w:tcPr>
+            <w:tcW w:type="dxa" w:w="2040"/>
+          </w:tcPr>
+          <w:p>
+            <w:pPr>
+              <w:spacing w:after="20"/>
+            </w:pPr>
+            <w:r/>
+            <w:r>
+              <w:rPr>
+                <w:i w:val="0"/>
+                <w:color w:val="1F2937"/>
+                <w:sz w:val="19"/>
+              </w:rPr>
+              <w:t xml:space="preserve">🎧 Послушайте песню и скажите, </w:t>
+            </w:r>
+            <w:r>
+              <w:rPr>
+                <w:b/>
+                <w:color w:val="1F2937"/>
+                <w:sz w:val="19"/>
+              </w:rPr>
+              <w:t>сколько в ней подменённых слов</w:t>
+            </w:r>
+            <w:r>
+              <w:rPr>
+                <w:i w:val="0"/>
+                <w:color w:val="1F2937"/>
+                <w:sz w:val="19"/>
+              </w:rPr>
+              <w:t>. В задании это число не названо, а проверяет его учитель</w:t>
+            </w:r>
+          </w:p>
+        </w:tc>
+      </w:tr>
+      <w:tr>
+        <w:tc>
+          <w:tcPr>
+            <w:tcW w:type="dxa" w:w="2040"/>
+            <w:shd w:val="clear" w:color="auto" w:fill="F3F7FC"/>
+          </w:tcPr>
+          <w:p>
+            <w:pPr>
+              <w:spacing w:after="20"/>
+            </w:pPr>
+            <w:r/>
+            <w:r>
+              <w:rPr>
+                <w:i w:val="0"/>
+                <w:color w:val="143A6B"/>
+                <w:sz w:val="19"/>
+              </w:rPr>
+              <w:t>7</w:t>
             </w:r>
           </w:p>
         </w:tc>
@@ -3094,7 +2819,7 @@
                 <w:color w:val="1F2937"/>
                 <w:sz w:val="19"/>
               </w:rPr>
-              <w:t>7</w:t>
+              <w:t>4, 5, 7</w:t>
             </w:r>
           </w:p>
         </w:tc>
@@ -3113,7 +2838,7 @@
                 <w:color w:val="1F2937"/>
                 <w:sz w:val="19"/>
               </w:rPr>
-              <w:t>👁 диктант, пять картинок: крокодил, арбуз, шкаф для одежды, очки, вертолёт</w:t>
+              <w:t>🎧 Три блока аудирования, 18 пунктов. Послушайте и сверьте верные ответы. Назовите номера, где не сходится</w:t>
             </w:r>
           </w:p>
         </w:tc>
@@ -3126,19 +2851,6 @@
     </w:p>
     <w:p>
       <w:pPr>
-        <w:spacing w:after="100" w:before="280"/>
-      </w:pPr>
-      <w:r>
-        <w:rPr>
-          <w:i w:val="0"/>
-          <w:color w:val="143A6B"/>
-          <w:sz w:val="28"/>
-        </w:rPr>
-        <w:t>Go Getter 1 — отложен до конца SM2</w:t>
-      </w:r>
-    </w:p>
-    <w:p>
-      <w:pPr>
         <w:spacing w:after="120"/>
       </w:pPr>
       <w:r>
@@ -3147,7 +2859,7 @@
           <w:color w:val="143A6B"/>
           <w:sz w:val="21"/>
         </w:rPr>
-        <w:t>Статус на 22.10.2026.</w:t>
+        <w:t>По всему курсу.</w:t>
       </w:r>
       <w:r>
         <w:rPr>
@@ -3155,65 +2867,7 @@
           <w:color w:val="1F2937"/>
           <w:sz w:val="21"/>
         </w:rPr>
-        <w:t xml:space="preserve"> Решение Анны от 22.10: вычитку GG1 останавливаем и ждём команды продолжить — сначала доводим до конца Super Minds 2.</w:t>
-      </w:r>
-    </w:p>
-    <w:p>
-      <w:pPr>
-        <w:spacing w:after="120"/>
-      </w:pPr>
-      <w:r>
-        <w:rPr>
-          <w:i w:val="0"/>
-          <w:color w:val="1F2937"/>
-          <w:sz w:val="21"/>
-        </w:rPr>
-        <w:t>Что успели: собрана программа курса по 68 планам уроков и 9 конспектам (</w:t>
-      </w:r>
-      <w:r>
-        <w:rPr>
-          <w:rFonts w:ascii="Consolas" w:hAnsi="Consolas"/>
-          <w:color w:val="0B616E"/>
-          <w:sz w:val="21"/>
-        </w:rPr>
-        <w:t>builds/gg1/plan/syllabus.md</w:t>
-      </w:r>
-      <w:r>
-        <w:rPr>
-          <w:i w:val="0"/>
-          <w:color w:val="1F2937"/>
-          <w:sz w:val="21"/>
-        </w:rPr>
-        <w:t xml:space="preserve">), сделана часть сквозной технической проверки (отчёт — </w:t>
-      </w:r>
-      <w:r>
-        <w:rPr>
-          <w:rFonts w:ascii="Consolas" w:hAnsi="Consolas"/>
-          <w:color w:val="0B616E"/>
-          <w:sz w:val="21"/>
-        </w:rPr>
-        <w:t>builds/gg1/review/centr.md</w:t>
-      </w:r>
-      <w:r>
-        <w:rPr>
-          <w:i w:val="0"/>
-          <w:color w:val="1F2937"/>
-          <w:sz w:val="21"/>
-        </w:rPr>
-        <w:t>). Шесть вопросов по программе ждут ответа и записаны там же; торопить с ними не нужно, они понадобятся, когда вернёмся к курсу.</w:t>
-      </w:r>
-    </w:p>
-    <w:p>
-      <w:pPr>
-        <w:spacing w:after="120"/>
-      </w:pPr>
-      <w:r>
-        <w:rPr>
-          <w:i w:val="0"/>
-          <w:color w:val="1F2937"/>
-          <w:sz w:val="21"/>
-        </w:rPr>
-        <w:t>Вашей части здесь пока нет — появится после разбора по юнитам.</w:t>
+        <w:t xml:space="preserve"> После правок текста около 10 блоков надо переозвучить (Julie вместо July, bookshop, ill, «do the shopping», «do your homework»). Чат SM3 очистит звук и разметит, вам останется нажать «Озвучить пачкой» в «Контент» → «Медиа».</w:t>
       </w:r>
     </w:p>
     <w:p>
@@ -3226,162 +2880,7 @@
           <w:color w:val="143A6B"/>
           <w:sz w:val="28"/>
         </w:rPr>
-        <w:t>Wow Dragon 1 — ведёт свой чат</w:t>
-      </w:r>
-    </w:p>
-    <w:p>
-      <w:pPr>
-        <w:spacing w:after="120"/>
-      </w:pPr>
-      <w:r>
-        <w:rPr>
-          <w:i w:val="0"/>
-          <w:color w:val="1F2937"/>
-          <w:sz w:val="21"/>
-        </w:rPr>
-        <w:t>Раздел заполняет сессия, которая занимается WD1.</w:t>
-      </w:r>
-    </w:p>
-    <w:p>
-      <w:pPr>
-        <w:spacing w:after="100" w:before="280"/>
-      </w:pPr>
-      <w:r>
-        <w:rPr>
-          <w:i w:val="0"/>
-          <w:color w:val="143A6B"/>
-          <w:sz w:val="28"/>
-        </w:rPr>
-        <w:t>Wow Dragon 2 — ведёт свой чат</w:t>
-      </w:r>
-    </w:p>
-    <w:p>
-      <w:pPr>
-        <w:spacing w:after="120"/>
-      </w:pPr>
-      <w:r>
-        <w:rPr>
-          <w:i w:val="0"/>
-          <w:color w:val="1F2937"/>
-          <w:sz w:val="21"/>
-        </w:rPr>
-        <w:t>Раздел заполняет сессия, которая занимается WD2.</w:t>
-      </w:r>
-    </w:p>
-    <w:p>
-      <w:pPr>
-        <w:spacing w:after="100" w:before="280"/>
-      </w:pPr>
-      <w:r>
-        <w:rPr>
-          <w:i w:val="0"/>
-          <w:color w:val="143A6B"/>
-          <w:sz w:val="28"/>
-        </w:rPr>
-        <w:t>Super Minds Starter (SM0) — вычитка закончена, идут правки</w:t>
-      </w:r>
-    </w:p>
-    <w:p>
-      <w:pPr>
-        <w:spacing w:after="120"/>
-      </w:pPr>
-      <w:r>
-        <w:rPr>
-          <w:b/>
-          <w:color w:val="143A6B"/>
-          <w:sz w:val="21"/>
-        </w:rPr>
-        <w:t>Статус.</w:t>
-      </w:r>
-      <w:r>
-        <w:rPr>
-          <w:i w:val="0"/>
-          <w:color w:val="1F2937"/>
-          <w:sz w:val="21"/>
-        </w:rPr>
-        <w:t xml:space="preserve"> Прочитаны все шесть юнитов: 31 домашка, 6 тестов, 440 блоков, и отдельно — 38 планов уроков и 40 презентаций с Диска. Нашли 105 ошибок и расхождений по базе плюс 8 расхождений с планами. Решения по 34 пунктам Анна дала 19–20.10. Сводки: </w:t>
-      </w:r>
-      <w:r>
-        <w:rPr>
-          <w:rFonts w:ascii="Consolas" w:hAnsi="Consolas"/>
-          <w:color w:val="0B616E"/>
-          <w:sz w:val="21"/>
-        </w:rPr>
-        <w:t>builds/sm0/vychitka/svodka.md</w:t>
-      </w:r>
-      <w:r>
-        <w:rPr>
-          <w:i w:val="0"/>
-          <w:color w:val="1F2937"/>
-          <w:sz w:val="21"/>
-        </w:rPr>
-        <w:t xml:space="preserve"> (по базе), </w:t>
-      </w:r>
-      <w:r>
-        <w:rPr>
-          <w:rFonts w:ascii="Consolas" w:hAnsi="Consolas"/>
-          <w:color w:val="0B616E"/>
-          <w:sz w:val="21"/>
-        </w:rPr>
-        <w:t>builds/sm0/plans/svodka.md</w:t>
-      </w:r>
-      <w:r>
-        <w:rPr>
-          <w:i w:val="0"/>
-          <w:color w:val="1F2937"/>
-          <w:sz w:val="21"/>
-        </w:rPr>
-        <w:t xml:space="preserve"> (планы против домашек).</w:t>
-      </w:r>
-    </w:p>
-    <w:p>
-      <w:pPr>
-        <w:spacing w:after="120"/>
-      </w:pPr>
-      <w:r>
-        <w:rPr>
-          <w:b/>
-          <w:color w:val="143A6B"/>
-          <w:sz w:val="21"/>
-        </w:rPr>
-        <w:t>Уже исправлено (20.10):</w:t>
-      </w:r>
-      <w:r>
-        <w:rPr>
-          <w:i w:val="0"/>
-          <w:color w:val="1F2937"/>
-          <w:sz w:val="21"/>
-        </w:rPr>
-        <w:t xml:space="preserve"> 11 заданий на перевод — русское слово заменено картинкой, в курсе их больше не осталось; карточки с лексикой переставлены вторым блоком во всех 11 домашках; три одинаковых «I've got a dog!» в юните 1 разведены по плану урока; шесть неверных ключей — те места, где прилежный ученик получал «неверно»; </w:t>
-      </w:r>
-      <w:r>
-        <w:rPr>
-          <w:rFonts w:ascii="Consolas" w:hAnsi="Consolas"/>
-          <w:color w:val="0B616E"/>
-          <w:sz w:val="21"/>
-        </w:rPr>
-        <w:t>fire fighter</w:t>
-      </w:r>
-      <w:r>
-        <w:rPr>
-          <w:i w:val="0"/>
-          <w:color w:val="1F2937"/>
-          <w:sz w:val="21"/>
-        </w:rPr>
-        <w:t xml:space="preserve"> приведён к учебнику в трёх местах; истории собраны в домашки юнитов 0, 1, 2, 3 и 4 — кадры из ваших разворотов, порядок из книги, записи из хранилища; оба записанных вами звука — /s/ и /æ/ — стоят в юните 0, ДЗ 1, блок 2; в юните 0 убрана «I have a pen.» и починен блок «Молодец!», который был микрофоном с ручной проверкой; карточки Misty и Whisper готовы.</w:t>
-      </w:r>
-    </w:p>
-    <w:p>
-      <w:pPr>
-        <w:spacing w:after="80" w:before="200"/>
-      </w:pPr>
-      <w:r>
-        <w:rPr>
-          <w:i w:val="0"/>
-          <w:color w:val="B13E0F"/>
-          <w:sz w:val="23"/>
-        </w:rPr>
-        <w:t>Что нужно от вас</w:t>
+        <w:t>Super Minds Starter (SM0) — ведёт свой чат</w:t>
       </w:r>
     </w:p>
     <w:tbl>
@@ -3501,7 +3000,7 @@
                 <w:color w:val="FFFFFF"/>
                 <w:sz w:val="19"/>
               </w:rPr>
-              <w:t>что проверить</w:t>
+              <w:t>что сделать</w:t>
             </w:r>
           </w:p>
         </w:tc>
@@ -3599,7 +3098,7 @@
                 <w:color w:val="1F2937"/>
                 <w:sz w:val="19"/>
               </w:rPr>
-              <w:t>🎧 варианты «9» и «4»: на том, что в них звучит, держится ключ</w:t>
+              <w:t>🎧 Послушайте, что звучит в вариантах «9» и «4»: на этом держится верный ответ. Скажите, какой вариант звучит правильно</w:t>
             </w:r>
           </w:p>
         </w:tc>
@@ -3697,15 +3196,15 @@
                 <w:color w:val="1F2937"/>
                 <w:sz w:val="19"/>
               </w:rPr>
-              <w:t xml:space="preserve">🎧 в аудио про монстров </w:t>
+              <w:t xml:space="preserve">🎧 Послушайте запись про монстров и скажите, что в ней звучит — </w:t>
             </w:r>
             <w:r>
               <w:rPr>
-                <w:rFonts w:ascii="Consolas" w:hAnsi="Consolas"/>
-                <w:color w:val="0B616E"/>
+                <w:b/>
+                <w:color w:val="1F2937"/>
                 <w:sz w:val="19"/>
               </w:rPr>
-              <w:t>I've got…</w:t>
+              <w:t>`I've got…` или `It's got…`</w:t>
             </w:r>
             <w:r>
               <w:rPr>
@@ -3713,23 +3212,7 @@
                 <w:color w:val="1F2937"/>
                 <w:sz w:val="19"/>
               </w:rPr>
-              <w:t xml:space="preserve"> или </w:t>
-            </w:r>
-            <w:r>
-              <w:rPr>
-                <w:rFonts w:ascii="Consolas" w:hAnsi="Consolas"/>
-                <w:color w:val="0B616E"/>
-                <w:sz w:val="19"/>
-              </w:rPr>
-              <w:t>It's got…</w:t>
-            </w:r>
-            <w:r>
-              <w:rPr>
-                <w:i w:val="0"/>
-                <w:color w:val="1F2937"/>
-                <w:sz w:val="19"/>
-              </w:rPr>
-              <w:t>? План урока 3 использует обе конструкции</w:t>
+              <w:t>. План третьего урока использует обе конструкции, поэтому без записи не выбрать</w:t>
             </w:r>
           </w:p>
         </w:tc>
@@ -3827,7 +3310,7 @@
                 <w:color w:val="1F2937"/>
                 <w:sz w:val="19"/>
               </w:rPr>
-              <w:t xml:space="preserve">🎧 набор вариантов подменился: было </w:t>
+              <w:t xml:space="preserve">🎧 Набор вариантов подменился: было </w:t>
             </w:r>
             <w:r>
               <w:rPr>
@@ -3859,7 +3342,7 @@
                 <w:color w:val="1F2937"/>
                 <w:sz w:val="19"/>
               </w:rPr>
-              <w:t xml:space="preserve">, верным стоит </w:t>
+              <w:t xml:space="preserve">, а верным стоит </w:t>
             </w:r>
             <w:r>
               <w:rPr>
@@ -3868,6 +3351,14 @@
                 <w:sz w:val="19"/>
               </w:rPr>
               <w:t>u</w:t>
+            </w:r>
+            <w:r>
+              <w:rPr>
+                <w:i w:val="0"/>
+                <w:color w:val="1F2937"/>
+                <w:sz w:val="19"/>
+              </w:rPr>
+              <w:t>. Послушайте запись и скажите, какая буква в ней звучит</w:t>
             </w:r>
           </w:p>
         </w:tc>
@@ -3965,7 +3456,7 @@
                 <w:color w:val="1F2937"/>
                 <w:sz w:val="19"/>
               </w:rPr>
-              <w:t xml:space="preserve">🎧 то же, что в строке 2: </w:t>
+              <w:t xml:space="preserve">🎧 То же, что в строке 2: в записи </w:t>
             </w:r>
             <w:r>
               <w:rPr>
@@ -3990,6 +3481,14 @@
                 <w:sz w:val="19"/>
               </w:rPr>
               <w:t>It's got…</w:t>
+            </w:r>
+            <w:r>
+              <w:rPr>
+                <w:i w:val="0"/>
+                <w:color w:val="1F2937"/>
+                <w:sz w:val="19"/>
+              </w:rPr>
+              <w:t>?</w:t>
             </w:r>
           </w:p>
         </w:tc>
@@ -4087,7 +3586,23 @@
                 <w:color w:val="1F2937"/>
                 <w:sz w:val="19"/>
               </w:rPr>
-              <w:t>🎧 в записи слово или целая фраза — от этого зависит заголовок</w:t>
+              <w:t xml:space="preserve">🎧 Послушайте запись и скажите, звучит там </w:t>
+            </w:r>
+            <w:r>
+              <w:rPr>
+                <w:b/>
+                <w:color w:val="1F2937"/>
+                <w:sz w:val="19"/>
+              </w:rPr>
+              <w:t>одно слово или целая фраза</w:t>
+            </w:r>
+            <w:r>
+              <w:rPr>
+                <w:i w:val="0"/>
+                <w:color w:val="1F2937"/>
+                <w:sz w:val="19"/>
+              </w:rPr>
+              <w:t>. От этого зависит заголовок задания</w:t>
             </w:r>
           </w:p>
         </w:tc>
@@ -4185,7 +3700,7 @@
                 <w:color w:val="1F2937"/>
                 <w:sz w:val="19"/>
               </w:rPr>
-              <w:t xml:space="preserve">👁 порядок кадров. Первый подтверждён самой рабочей тетрадью — там у кадра </w:t>
+              <w:t xml:space="preserve">👁 Порядок кадров истории. Первый кадр подтверждён рабочей тетрадью — там у кадра </w:t>
             </w:r>
             <w:r>
               <w:rPr>
@@ -4201,7 +3716,15 @@
                 <w:color w:val="1F2937"/>
                 <w:sz w:val="19"/>
               </w:rPr>
-              <w:t xml:space="preserve"> уже проставлена единица; проверить надо три остальных. Сейчас стоит d → b → a → c</w:t>
+              <w:t xml:space="preserve"> проставлена единица. Проверьте три остальных: сейчас стоит </w:t>
+            </w:r>
+            <w:r>
+              <w:rPr>
+                <w:b/>
+                <w:color w:val="1F2937"/>
+                <w:sz w:val="19"/>
+              </w:rPr>
+              <w:t>d → b → a → c</w:t>
             </w:r>
           </w:p>
         </w:tc>
@@ -4214,15 +3737,119 @@
     </w:p>
     <w:p>
       <w:pPr>
-        <w:spacing w:after="80" w:before="200"/>
+        <w:spacing w:after="100" w:before="280"/>
       </w:pPr>
       <w:r>
         <w:rPr>
           <w:i w:val="0"/>
-          <w:color w:val="B13E0F"/>
-          <w:sz w:val="23"/>
+          <w:color w:val="143A6B"/>
+          <w:sz w:val="28"/>
         </w:rPr>
-        <w:t>Принятые решения (19–20.10)</w:t>
+        <w:t>Go Getter 1 — отложен</w:t>
+      </w:r>
+    </w:p>
+    <w:p>
+      <w:pPr>
+        <w:spacing w:after="120"/>
+      </w:pPr>
+      <w:r>
+        <w:rPr>
+          <w:i w:val="0"/>
+          <w:color w:val="1F2937"/>
+          <w:sz w:val="21"/>
+        </w:rPr>
+        <w:t>Решение Анны от 22.10: вычитку GG1 останавливаем и ждём команды продолжить — сначала доводим до конца Super Minds 2. Вашей части здесь пока нет, она появится после разбора по юнитам.</w:t>
+      </w:r>
+    </w:p>
+    <w:p>
+      <w:pPr>
+        <w:spacing w:after="100" w:before="280"/>
+      </w:pPr>
+      <w:r>
+        <w:rPr>
+          <w:i w:val="0"/>
+          <w:color w:val="143A6B"/>
+          <w:sz w:val="28"/>
+        </w:rPr>
+        <w:t>Wow Dragon 1 — ведёт свой чат</w:t>
+      </w:r>
+    </w:p>
+    <w:p>
+      <w:pPr>
+        <w:spacing w:after="120"/>
+      </w:pPr>
+      <w:r>
+        <w:rPr>
+          <w:i w:val="0"/>
+          <w:color w:val="1F2937"/>
+          <w:sz w:val="21"/>
+        </w:rPr>
+        <w:t>Раздел заполняет сессия, которая занимается WD1.</w:t>
+      </w:r>
+    </w:p>
+    <w:p>
+      <w:pPr>
+        <w:spacing w:after="100" w:before="280"/>
+      </w:pPr>
+      <w:r>
+        <w:rPr>
+          <w:i w:val="0"/>
+          <w:color w:val="143A6B"/>
+          <w:sz w:val="28"/>
+        </w:rPr>
+        <w:t>Wow Dragon 2 — ведёт свой чат</w:t>
+      </w:r>
+    </w:p>
+    <w:p>
+      <w:pPr>
+        <w:spacing w:after="120"/>
+      </w:pPr>
+      <w:r>
+        <w:rPr>
+          <w:i w:val="0"/>
+          <w:color w:val="1F2937"/>
+          <w:sz w:val="21"/>
+        </w:rPr>
+        <w:t>Раздел заполняет сессия, которая занимается WD2.</w:t>
+      </w:r>
+    </w:p>
+    <w:p>
+      <w:pPr>
+        <w:spacing w:after="80"/>
+      </w:pPr>
+      <w:r>
+        <w:rPr>
+          <w:i w:val="0"/>
+          <w:color w:val="143A6B"/>
+          <w:sz w:val="38"/>
+        </w:rPr>
+        <w:t>Приложение. Принятые решения</w:t>
+      </w:r>
+    </w:p>
+    <w:p>
+      <w:pPr>
+        <w:spacing w:after="120"/>
+      </w:pPr>
+      <w:r>
+        <w:rPr>
+          <w:i w:val="0"/>
+          <w:color w:val="1F2937"/>
+          <w:sz w:val="21"/>
+        </w:rPr>
+        <w:t>Здесь то, к чему не надо возвращаться: решения уже приняты и применены. Это справка, а не список дел.</w:t>
+      </w:r>
+    </w:p>
+    <w:p>
+      <w:pPr>
+        <w:spacing w:after="100" w:before="280"/>
+      </w:pPr>
+      <w:r>
+        <w:rPr>
+          <w:i w:val="0"/>
+          <w:color w:val="143A6B"/>
+          <w:sz w:val="28"/>
+        </w:rPr>
+        <w:t>Общее для всех курсов</w:t>
       </w:r>
     </w:p>
     <w:p>
@@ -4244,7 +3871,7 @@
           <w:color w:val="1F2937"/>
           <w:sz w:val="21"/>
         </w:rPr>
-        <w:t xml:space="preserve"> — сняты и у тестов, по всем курсам (56 уроков, копия в</w:t>
+        <w:t xml:space="preserve"> — сняты и у тестов (19.10, копия в</w:t>
       </w:r>
     </w:p>
     <w:p>
@@ -4279,7 +3906,7 @@
           <w:color w:val="143A6B"/>
           <w:sz w:val="21"/>
         </w:rPr>
-        <w:t>Тесты: меняем материал, строй не трогаем.</w:t>
+        <w:t>Карточки с лексикой идут сразу после приветствия</w:t>
       </w:r>
       <w:r>
         <w:rPr>
@@ -4287,7 +3914,51 @@
           <w:color w:val="1F2937"/>
           <w:sz w:val="21"/>
         </w:rPr>
-        <w:t xml:space="preserve"> Повторы домашек заменяем на</w:t>
+        <w:t>, вторым блоком (20.10).</w:t>
+      </w:r>
+    </w:p>
+    <w:p>
+      <w:pPr>
+        <w:pStyle w:val="ListBullet"/>
+        <w:spacing w:after="60"/>
+      </w:pPr>
+      <w:r>
+        <w:rPr>
+          <w:b/>
+          <w:color w:val="143A6B"/>
+          <w:sz w:val="21"/>
+        </w:rPr>
+        <w:t>Задания по возрастанию сложности</w:t>
+      </w:r>
+      <w:r>
+        <w:rPr>
+          <w:i w:val="0"/>
+          <w:color w:val="1F2937"/>
+          <w:sz w:val="21"/>
+        </w:rPr>
+        <w:t>, и внутри каждой темы отдельно (20.10).</w:t>
+      </w:r>
+    </w:p>
+    <w:p>
+      <w:pPr>
+        <w:pStyle w:val="ListBullet"/>
+        <w:spacing w:after="60"/>
+      </w:pPr>
+      <w:r>
+        <w:rPr>
+          <w:b/>
+          <w:color w:val="143A6B"/>
+          <w:sz w:val="21"/>
+        </w:rPr>
+        <w:t>Перед серией из четырёх и более одинаковых заданий — заголовок-разделитель</w:t>
+      </w:r>
+      <w:r>
+        <w:rPr>
+          <w:i w:val="0"/>
+          <w:color w:val="1F2937"/>
+          <w:sz w:val="21"/>
+        </w:rPr>
+        <w:t>;</w:t>
       </w:r>
     </w:p>
     <w:p>
@@ -4300,7 +3971,380 @@
           <w:color w:val="1F2937"/>
           <w:sz w:val="21"/>
         </w:rPr>
-        <w:t>непроверенные темы; набор блоков и этапы теста остаются — SM0 устроен иначе, чем остальные курсы, потому что дети ещё не читают.</w:t>
+        <w:t>в тестах не ставим (20.10).</w:t>
+      </w:r>
+    </w:p>
+    <w:p>
+      <w:pPr>
+        <w:pStyle w:val="ListBullet"/>
+        <w:spacing w:after="60"/>
+      </w:pPr>
+      <w:r>
+        <w:rPr>
+          <w:b/>
+          <w:color w:val="143A6B"/>
+          <w:sz w:val="21"/>
+        </w:rPr>
+        <w:t>Заданий «найди перевод» не делаем</w:t>
+      </w:r>
+      <w:r>
+        <w:rPr>
+          <w:i w:val="0"/>
+          <w:color w:val="1F2937"/>
+          <w:sz w:val="21"/>
+        </w:rPr>
+        <w:t>: вместо них картинка и английские</w:t>
+      </w:r>
+    </w:p>
+    <w:p>
+      <w:pPr>
+        <w:spacing w:after="120"/>
+      </w:pPr>
+      <w:r>
+        <w:rPr>
+          <w:i w:val="0"/>
+          <w:color w:val="1F2937"/>
+          <w:sz w:val="21"/>
+        </w:rPr>
+        <w:t>варианты.</w:t>
+      </w:r>
+    </w:p>
+    <w:p>
+      <w:pPr>
+        <w:pStyle w:val="ListBullet"/>
+        <w:spacing w:after="60"/>
+      </w:pPr>
+      <w:r>
+        <w:rPr>
+          <w:b/>
+          <w:color w:val="143A6B"/>
+          <w:sz w:val="21"/>
+        </w:rPr>
+        <w:t>Диктант в тесте — пять слов</w:t>
+      </w:r>
+      <w:r>
+        <w:rPr>
+          <w:i w:val="0"/>
+          <w:color w:val="1F2937"/>
+          <w:sz w:val="21"/>
+        </w:rPr>
+        <w:t>, не десять (21.10).</w:t>
+      </w:r>
+    </w:p>
+    <w:p>
+      <w:pPr>
+        <w:pStyle w:val="ListBullet"/>
+        <w:spacing w:after="60"/>
+      </w:pPr>
+      <w:r>
+        <w:rPr>
+          <w:b/>
+          <w:color w:val="143A6B"/>
+          <w:sz w:val="21"/>
+        </w:rPr>
+        <w:t>Звук в «Составь предложение» — только в SM0</w:t>
+      </w:r>
+      <w:r>
+        <w:rPr>
+          <w:i w:val="0"/>
+          <w:color w:val="1F2937"/>
+          <w:sz w:val="21"/>
+        </w:rPr>
+        <w:t xml:space="preserve"> (19.10).</w:t>
+      </w:r>
+    </w:p>
+    <w:p>
+      <w:pPr>
+        <w:pStyle w:val="ListBullet"/>
+        <w:spacing w:after="60"/>
+      </w:pPr>
+      <w:r>
+        <w:rPr>
+          <w:b/>
+          <w:color w:val="143A6B"/>
+          <w:sz w:val="21"/>
+        </w:rPr>
+        <w:t>Аудирование — рассказ в третьем лице, без диалогов</w:t>
+      </w:r>
+      <w:r>
+        <w:rPr>
+          <w:i w:val="0"/>
+          <w:color w:val="1F2937"/>
+          <w:sz w:val="21"/>
+        </w:rPr>
+        <w:t xml:space="preserve"> (20.10).</w:t>
+      </w:r>
+    </w:p>
+    <w:p>
+      <w:pPr>
+        <w:spacing w:after="100" w:before="280"/>
+      </w:pPr>
+      <w:r>
+        <w:rPr>
+          <w:i w:val="0"/>
+          <w:color w:val="143A6B"/>
+          <w:sz w:val="28"/>
+        </w:rPr>
+        <w:t>Super Minds 3</w:t>
+      </w:r>
+    </w:p>
+    <w:p>
+      <w:pPr>
+        <w:pStyle w:val="ListBullet"/>
+        <w:spacing w:after="60"/>
+      </w:pPr>
+      <w:r>
+        <w:rPr>
+          <w:i w:val="0"/>
+          <w:color w:val="1F2937"/>
+          <w:sz w:val="21"/>
+        </w:rPr>
+        <w:t>Все десять тестов перебираем: повторы домашек заменяем на непроверенные темы.</w:t>
+      </w:r>
+    </w:p>
+    <w:p>
+      <w:pPr>
+        <w:pStyle w:val="ListBullet"/>
+        <w:spacing w:after="60"/>
+      </w:pPr>
+      <w:r>
+        <w:rPr>
+          <w:i w:val="0"/>
+          <w:color w:val="1F2937"/>
+          <w:sz w:val="21"/>
+        </w:rPr>
+        <w:t>Объём добираем до 6–8 заданий по материалу того же урока.</w:t>
+      </w:r>
+    </w:p>
+    <w:p>
+      <w:pPr>
+        <w:pStyle w:val="ListBullet"/>
+        <w:spacing w:after="60"/>
+      </w:pPr>
+      <w:r>
+        <w:rPr>
+          <w:i w:val="0"/>
+          <w:color w:val="1F2937"/>
+          <w:sz w:val="21"/>
+        </w:rPr>
+        <w:t>Говорение ставим в домашки юнитов 3, 4, 5 и 9.</w:t>
+      </w:r>
+    </w:p>
+    <w:p>
+      <w:pPr>
+        <w:pStyle w:val="ListBullet"/>
+        <w:spacing w:after="60"/>
+      </w:pPr>
+      <w:r>
+        <w:rPr>
+          <w:i w:val="0"/>
+          <w:color w:val="1F2937"/>
+          <w:sz w:val="21"/>
+        </w:rPr>
+        <w:t>Домашки-двойники не делим: убираем лишние приветствия, при необходимости</w:t>
+      </w:r>
+    </w:p>
+    <w:p>
+      <w:pPr>
+        <w:spacing w:after="120"/>
+      </w:pPr>
+      <w:r>
+        <w:rPr>
+          <w:i w:val="0"/>
+          <w:color w:val="1F2937"/>
+          <w:sz w:val="21"/>
+        </w:rPr>
+        <w:t>снимаем задание; длиннее обычного — не страшно.</w:t>
+      </w:r>
+    </w:p>
+    <w:p>
+      <w:pPr>
+        <w:pStyle w:val="ListBullet"/>
+        <w:spacing w:after="60"/>
+      </w:pPr>
+      <w:r>
+        <w:rPr>
+          <w:i w:val="0"/>
+          <w:color w:val="1F2937"/>
+          <w:sz w:val="21"/>
+        </w:rPr>
+        <w:t>«Нарисуй и приложи» → «нарисуй и покажи на занятии».</w:t>
+      </w:r>
+    </w:p>
+    <w:p>
+      <w:pPr>
+        <w:pStyle w:val="ListBullet"/>
+        <w:spacing w:after="60"/>
+      </w:pPr>
+      <w:r>
+        <w:rPr>
+          <w:i w:val="0"/>
+          <w:color w:val="1F2937"/>
+          <w:sz w:val="21"/>
+        </w:rPr>
+        <w:t xml:space="preserve">Обещание «3 балла к контрольной» убрано, </w:t>
+      </w:r>
+      <w:r>
+        <w:rPr>
+          <w:rFonts w:ascii="Consolas" w:hAnsi="Consolas"/>
+          <w:color w:val="0B616E"/>
+          <w:sz w:val="21"/>
+        </w:rPr>
+        <w:t>digital radio</w:t>
+      </w:r>
+      <w:r>
+        <w:rPr>
+          <w:i w:val="0"/>
+          <w:color w:val="1F2937"/>
+          <w:sz w:val="21"/>
+        </w:rPr>
+        <w:t xml:space="preserve"> в тесте заменён,</w:t>
+      </w:r>
+    </w:p>
+    <w:p>
+      <w:pPr>
+        <w:spacing w:after="120"/>
+      </w:pPr>
+      <w:r>
+        <w:rPr>
+          <w:i w:val="0"/>
+          <w:color w:val="1F2937"/>
+          <w:sz w:val="21"/>
+        </w:rPr>
+        <w:t xml:space="preserve">исключение </w:t>
+      </w:r>
+      <w:r>
+        <w:rPr>
+          <w:rFonts w:ascii="Consolas" w:hAnsi="Consolas"/>
+          <w:color w:val="0B616E"/>
+          <w:sz w:val="21"/>
+        </w:rPr>
+        <w:t>good → the best</w:t>
+      </w:r>
+      <w:r>
+        <w:rPr>
+          <w:i w:val="0"/>
+          <w:color w:val="1F2937"/>
+          <w:sz w:val="21"/>
+        </w:rPr>
+        <w:t xml:space="preserve"> снято.</w:t>
+      </w:r>
+    </w:p>
+    <w:p>
+      <w:pPr>
+        <w:pStyle w:val="ListBullet"/>
+        <w:spacing w:after="60"/>
+      </w:pPr>
+      <w:r>
+        <w:rPr>
+          <w:i w:val="0"/>
+          <w:color w:val="1F2937"/>
+          <w:sz w:val="21"/>
+        </w:rPr>
+        <w:t>Шесть заданий «опиши время» в юните 3 собраны в один блок с вводом ответа.</w:t>
+      </w:r>
+    </w:p>
+    <w:p>
+      <w:pPr>
+        <w:pStyle w:val="ListBullet"/>
+        <w:spacing w:after="60"/>
+      </w:pPr>
+      <w:r>
+        <w:rPr>
+          <w:i w:val="0"/>
+          <w:color w:val="1F2937"/>
+          <w:sz w:val="21"/>
+        </w:rPr>
+        <w:t>Final Test дополнен темами юнитов 1, 6, 8, 9; задания, которых не учили, убраны.</w:t>
+      </w:r>
+    </w:p>
+    <w:p>
+      <w:pPr>
+        <w:pStyle w:val="ListBullet"/>
+        <w:spacing w:after="60"/>
+      </w:pPr>
+      <w:r>
+        <w:rPr>
+          <w:i w:val="0"/>
+          <w:color w:val="1F2937"/>
+          <w:sz w:val="21"/>
+        </w:rPr>
+        <w:t>«Напиши по-английски: понедельник» оставлено как есть — сознательное</w:t>
+      </w:r>
+    </w:p>
+    <w:p>
+      <w:pPr>
+        <w:spacing w:after="120"/>
+      </w:pPr>
+      <w:r>
+        <w:rPr>
+          <w:i w:val="0"/>
+          <w:color w:val="1F2937"/>
+          <w:sz w:val="21"/>
+        </w:rPr>
+        <w:t>исключение из правила «перевод не делаем».</w:t>
+      </w:r>
+    </w:p>
+    <w:p>
+      <w:pPr>
+        <w:pStyle w:val="ListBullet"/>
+        <w:spacing w:after="60"/>
+      </w:pPr>
+      <w:r>
+        <w:rPr>
+          <w:i w:val="0"/>
+          <w:color w:val="1F2937"/>
+          <w:sz w:val="21"/>
+        </w:rPr>
+        <w:t>Уровень курса: A1+ в начале, A2 к юнитам 6–9.</w:t>
+      </w:r>
+    </w:p>
+    <w:p>
+      <w:pPr>
+        <w:spacing w:after="100" w:before="280"/>
+      </w:pPr>
+      <w:r>
+        <w:rPr>
+          <w:i w:val="0"/>
+          <w:color w:val="143A6B"/>
+          <w:sz w:val="28"/>
+        </w:rPr>
+        <w:t>Super Minds Starter (SM0)</w:t>
+      </w:r>
+    </w:p>
+    <w:p>
+      <w:pPr>
+        <w:pStyle w:val="ListBullet"/>
+        <w:spacing w:after="60"/>
+      </w:pPr>
+      <w:r>
+        <w:rPr>
+          <w:b/>
+          <w:color w:val="143A6B"/>
+          <w:sz w:val="21"/>
+        </w:rPr>
+        <w:t>Тесты: меняем материал, строй не трогаем</w:t>
+      </w:r>
+      <w:r>
+        <w:rPr>
+          <w:i w:val="0"/>
+          <w:color w:val="1F2937"/>
+          <w:sz w:val="21"/>
+        </w:rPr>
+        <w:t xml:space="preserve"> — SM0 устроен иначе, дети ещё</w:t>
+      </w:r>
+    </w:p>
+    <w:p>
+      <w:pPr>
+        <w:spacing w:after="120"/>
+      </w:pPr>
+      <w:r>
+        <w:rPr>
+          <w:i w:val="0"/>
+          <w:color w:val="1F2937"/>
+          <w:sz w:val="21"/>
+        </w:rPr>
+        <w:t>не читают.</w:t>
       </w:r>
     </w:p>
     <w:p>
@@ -4366,20 +4410,7 @@
           <w:color w:val="1F2937"/>
           <w:sz w:val="21"/>
         </w:rPr>
-        <w:t xml:space="preserve"> — там, где по планам учим лексику и</w:t>
-      </w:r>
-    </w:p>
-    <w:p>
-      <w:pPr>
-        <w:spacing w:after="120"/>
-      </w:pPr>
-      <w:r>
-        <w:rPr>
-          <w:i w:val="0"/>
-          <w:color w:val="1F2937"/>
-          <w:sz w:val="21"/>
-        </w:rPr>
-        <w:t>грамматику и ученику есть что сказать.</w:t>
+        <w:t xml:space="preserve"> там, где ученику есть что сказать.</w:t>
       </w:r>
     </w:p>
     <w:p>
@@ -4401,21 +4432,15 @@
           <w:color w:val="1F2937"/>
           <w:sz w:val="21"/>
         </w:rPr>
-        <w:t xml:space="preserve"> — слова историй и кролика.</w:t>
+        <w:t xml:space="preserve">; </w:t>
       </w:r>
-    </w:p>
-    <w:p>
-      <w:pPr>
-        <w:pStyle w:val="ListBullet"/>
-        <w:spacing w:after="60"/>
-      </w:pPr>
       <w:r>
         <w:rPr>
           <w:b/>
           <w:color w:val="143A6B"/>
           <w:sz w:val="21"/>
         </w:rPr>
-        <w:t>Героев берём из учебника</w:t>
+        <w:t>героев берём из учебника</w:t>
       </w:r>
       <w:r>
         <w:rPr>
@@ -4423,29 +4448,7 @@
           <w:color w:val="1F2937"/>
           <w:sz w:val="21"/>
         </w:rPr>
-        <w:t xml:space="preserve"> — Misty (девочка) и Whisper (мальчик).</w:t>
-      </w:r>
-    </w:p>
-    <w:p>
-      <w:pPr>
-        <w:pStyle w:val="ListBullet"/>
-        <w:spacing w:after="60"/>
-      </w:pPr>
-      <w:r>
-        <w:rPr>
-          <w:b/>
-          <w:color w:val="143A6B"/>
-          <w:sz w:val="21"/>
-        </w:rPr>
-        <w:t>Карточки с лексикой идут сразу после приветствия</w:t>
-      </w:r>
-      <w:r>
-        <w:rPr>
-          <w:i w:val="0"/>
-          <w:color w:val="1F2937"/>
-          <w:sz w:val="21"/>
-        </w:rPr>
-        <w:t xml:space="preserve"> (решение от 20.10).</w:t>
+        <w:t xml:space="preserve"> — Misty (девочка) и</w:t>
       </w:r>
     </w:p>
     <w:p>
@@ -4458,7 +4461,7 @@
           <w:color w:val="1F2937"/>
           <w:sz w:val="21"/>
         </w:rPr>
-        <w:t>В SM0 все 11 карточек переставлены вторым блоком.</w:t>
+        <w:t>Whisper (мальчик).</w:t>
       </w:r>
     </w:p>
     <w:p>
@@ -4480,20 +4483,7 @@
           <w:color w:val="1F2937"/>
           <w:sz w:val="21"/>
         </w:rPr>
-        <w:t xml:space="preserve"> — темы города в курсе нет намеренно,</w:t>
-      </w:r>
-    </w:p>
-    <w:p>
-      <w:pPr>
-        <w:spacing w:after="120"/>
-      </w:pPr>
-      <w:r>
-        <w:rPr>
-          <w:i w:val="0"/>
-          <w:color w:val="1F2937"/>
-          <w:sz w:val="21"/>
-        </w:rPr>
-        <w:t>поэтому история Track 73 (голубь на автобусной остановке) нам не нужна.</w:t>
+        <w:t xml:space="preserve"> — темы города в курсе нет намеренно.</w:t>
       </w:r>
     </w:p>
     <w:p>
@@ -4507,7 +4497,7 @@
           <w:color w:val="143A6B"/>
           <w:sz w:val="21"/>
         </w:rPr>
-        <w:t>`fire fighter` — в два слова, как в учебнике.</w:t>
+        <w:t>`fire fighter` — в два слова</w:t>
       </w:r>
       <w:r>
         <w:rPr>
@@ -4515,20 +4505,7 @@
           <w:color w:val="1F2937"/>
           <w:sz w:val="21"/>
         </w:rPr>
-        <w:t xml:space="preserve"> База уже такая; три места,</w:t>
-      </w:r>
-    </w:p>
-    <w:p>
-      <w:pPr>
-        <w:spacing w:after="120"/>
-      </w:pPr>
-      <w:r>
-        <w:rPr>
-          <w:i w:val="0"/>
-          <w:color w:val="1F2937"/>
-          <w:sz w:val="21"/>
-        </w:rPr>
-        <w:t>где стояло слитно (юнит 3 ДЗ 3 блок 6, юнит 5 ДЗ 2 блок 6 и итоговый тест блок 10), исправлены 20.10, звук там пойдёт на переозвучку.</w:t>
+        <w:t>, как в учебнике.</w:t>
       </w:r>
     </w:p>
     <w:p>
@@ -4598,13 +4575,12 @@
           <w:color w:val="1F2937"/>
           <w:sz w:val="21"/>
         </w:rPr>
-        <w:t>).</w:t>
+        <w:t>),</w:t>
       </w:r>
     </w:p>
     <w:p>
       <w:pPr>
-        <w:pStyle w:val="ListBullet"/>
-        <w:spacing w:after="60"/>
+        <w:spacing w:after="120"/>
       </w:pPr>
       <w:r>
         <w:rPr>
@@ -4612,7 +4588,7 @@
           <w:color w:val="143A6B"/>
           <w:sz w:val="21"/>
         </w:rPr>
-        <w:t>Придуманные написания убираем</w:t>
+        <w:t>придуманные убираем</w:t>
       </w:r>
       <w:r>
         <w:rPr>
@@ -4684,20 +4660,7 @@
           <w:color w:val="1F2937"/>
           <w:sz w:val="21"/>
         </w:rPr>
-        <w:t>), реальные</w:t>
-      </w:r>
-    </w:p>
-    <w:p>
-      <w:pPr>
-        <w:spacing w:after="120"/>
-      </w:pPr>
-      <w:r>
-        <w:rPr>
-          <w:i w:val="0"/>
-          <w:color w:val="1F2937"/>
-          <w:sz w:val="21"/>
-        </w:rPr>
-        <w:t>слова для чтения оставляем.</w:t>
+        <w:t>).</w:t>
       </w:r>
     </w:p>
     <w:p>
@@ -4711,7 +4674,7 @@
           <w:color w:val="143A6B"/>
           <w:sz w:val="21"/>
         </w:rPr>
-        <w:t>Алфавитные «расставь буквы» переводим в «впиши ответ»</w:t>
+        <w:t>Алфавитные «расставь буквы» переведены в «впиши ответ»</w:t>
       </w:r>
       <w:r>
         <w:rPr>
@@ -4719,7 +4682,7 @@
           <w:color w:val="1F2937"/>
           <w:sz w:val="21"/>
         </w:rPr>
-        <w:t>, а «собери слово»</w:t>
+        <w:t>, «собери слово»</w:t>
       </w:r>
     </w:p>
     <w:p>
@@ -4732,7 +4695,7 @@
           <w:color w:val="1F2937"/>
           <w:sz w:val="21"/>
         </w:rPr>
-        <w:t>возвращаем словам со звуком.</w:t>
+        <w:t>возвращено словам со звуком.</w:t>
       </w:r>
     </w:p>
     <w:p>
@@ -4754,7 +4717,7 @@
           <w:color w:val="1F2937"/>
           <w:sz w:val="21"/>
         </w:rPr>
-        <w:t xml:space="preserve"> в юните 2: план Анна поправила в своей копии, правим домашку.</w:t>
+        <w:t xml:space="preserve"> в юните 2.</w:t>
       </w:r>
     </w:p>
     <w:p>
@@ -4776,7 +4739,7 @@
           <w:color w:val="1F2937"/>
           <w:sz w:val="21"/>
         </w:rPr>
-        <w:t xml:space="preserve"> из юнита 0, ДЗ 4 убираем совсем.</w:t>
+        <w:t xml:space="preserve"> из юнита 0, ДЗ 4 убрана.</w:t>
       </w:r>
     </w:p>
     <w:p>
@@ -4798,1243 +4761,8 @@
           <w:color w:val="1F2937"/>
           <w:sz w:val="21"/>
         </w:rPr>
-        <w:t xml:space="preserve"> — работаем с домашками. Пробник</w:t>
+        <w:t xml:space="preserve"> — работаем с домашками.</w:t>
       </w:r>
-    </w:p>
-    <w:p>
-      <w:pPr>
-        <w:spacing w:after="120"/>
-      </w:pPr>
-      <w:r>
-        <w:rPr>
-          <w:rFonts w:ascii="Consolas" w:hAnsi="Consolas"/>
-          <w:color w:val="0B616E"/>
-          <w:sz w:val="21"/>
-        </w:rPr>
-        <w:t>Lesson 1</w:t>
-      </w:r>
-      <w:r>
-        <w:rPr>
-          <w:i w:val="0"/>
-          <w:color w:val="1F2937"/>
-          <w:sz w:val="21"/>
-        </w:rPr>
-        <w:t xml:space="preserve"> юнита 1 в базе остаётся.</w:t>
-      </w:r>
-    </w:p>
-    <w:p>
-      <w:pPr>
-        <w:pStyle w:val="ListBullet"/>
-        <w:spacing w:after="60"/>
-      </w:pPr>
-      <w:r>
-        <w:rPr>
-          <w:b/>
-          <w:color w:val="143A6B"/>
-          <w:sz w:val="21"/>
-        </w:rPr>
-        <w:t>Публикацию ДЗ 2 юнита 0 Анна убрала</w:t>
-      </w:r>
-      <w:r>
-        <w:rPr>
-          <w:i w:val="0"/>
-          <w:color w:val="1F2937"/>
-          <w:sz w:val="21"/>
-        </w:rPr>
-        <w:t xml:space="preserve">; </w:t>
-      </w:r>
-      <w:r>
-        <w:rPr>
-          <w:rFonts w:ascii="Consolas" w:hAnsi="Consolas"/>
-          <w:color w:val="0B616E"/>
-          <w:sz w:val="21"/>
-        </w:rPr>
-        <w:t>.webm</w:t>
-      </w:r>
-      <w:r>
-        <w:rPr>
-          <w:i w:val="0"/>
-          <w:color w:val="1F2937"/>
-          <w:sz w:val="21"/>
-        </w:rPr>
-        <w:t xml:space="preserve"> проверять не нужно —</w:t>
-      </w:r>
-    </w:p>
-    <w:p>
-      <w:pPr>
-        <w:spacing w:after="120"/>
-      </w:pPr>
-      <w:r>
-        <w:rPr>
-          <w:i w:val="0"/>
-          <w:color w:val="1F2937"/>
-          <w:sz w:val="21"/>
-        </w:rPr>
-        <w:t>переозвучим эти блоки заодно с битыми ссылками.</w:t>
-      </w:r>
-    </w:p>
-    <w:p>
-      <w:pPr>
-        <w:spacing w:after="80" w:before="200"/>
-      </w:pPr>
-      <w:r>
-        <w:rPr>
-          <w:i w:val="0"/>
-          <w:color w:val="B13E0F"/>
-          <w:sz w:val="23"/>
-        </w:rPr>
-        <w:t>Исправлено 20.10 — шесть неверных ключей</w:t>
-      </w:r>
-    </w:p>
-    <w:tbl>
-      <w:tblPr>
-        <w:tblW w:type="auto" w:w="0"/>
-        <w:tblLook w:firstColumn="1" w:firstRow="1" w:lastColumn="0" w:lastRow="0" w:noHBand="0" w:noVBand="1" w:val="04A0"/>
-        <w:tblBorders>
-          <w:top w:val="single" w:sz="4" w:space="0" w:color="C9D4E4"/>
-          <w:left w:val="single" w:sz="4" w:space="0" w:color="C9D4E4"/>
-          <w:bottom w:val="single" w:sz="4" w:space="0" w:color="C9D4E4"/>
-          <w:right w:val="single" w:sz="4" w:space="0" w:color="C9D4E4"/>
-          <w:insideH w:val="single" w:sz="4" w:space="0" w:color="C9D4E4"/>
-          <w:insideV w:val="single" w:sz="4" w:space="0" w:color="C9D4E4"/>
-        </w:tblBorders>
-      </w:tblPr>
-      <w:tblGrid>
-        <w:gridCol w:w="5100"/>
-        <w:gridCol w:w="5100"/>
-      </w:tblGrid>
-      <w:tr>
-        <w:tc>
-          <w:tcPr>
-            <w:tcW w:type="dxa" w:w="5100"/>
-            <w:shd w:val="clear" w:color="auto" w:fill="1F3A6B"/>
-          </w:tcPr>
-          <w:p>
-            <w:pPr>
-              <w:spacing w:after="0"/>
-            </w:pPr>
-            <w:r/>
-            <w:r>
-              <w:rPr>
-                <w:b/>
-                <w:color w:val="FFFFFF"/>
-                <w:sz w:val="19"/>
-              </w:rPr>
-              <w:t>где</w:t>
-            </w:r>
-          </w:p>
-        </w:tc>
-        <w:tc>
-          <w:tcPr>
-            <w:tcW w:type="dxa" w:w="5100"/>
-            <w:shd w:val="clear" w:color="auto" w:fill="1F3A6B"/>
-          </w:tcPr>
-          <w:p>
-            <w:pPr>
-              <w:spacing w:after="0"/>
-            </w:pPr>
-            <w:r/>
-            <w:r>
-              <w:rPr>
-                <w:b/>
-                <w:color w:val="FFFFFF"/>
-                <w:sz w:val="19"/>
-              </w:rPr>
-              <w:t>что было</w:t>
-            </w:r>
-          </w:p>
-        </w:tc>
-      </w:tr>
-      <w:tr>
-        <w:tc>
-          <w:tcPr>
-            <w:tcW w:type="dxa" w:w="5100"/>
-            <w:shd w:val="clear" w:color="auto" w:fill="F3F7FC"/>
-          </w:tcPr>
-          <w:p>
-            <w:pPr>
-              <w:spacing w:after="20"/>
-            </w:pPr>
-            <w:r/>
-            <w:r>
-              <w:rPr>
-                <w:i w:val="0"/>
-                <w:color w:val="143A6B"/>
-                <w:sz w:val="19"/>
-              </w:rPr>
-              <w:t>Юнит 3, ДЗ 3, блок 6</w:t>
-            </w:r>
-          </w:p>
-        </w:tc>
-        <w:tc>
-          <w:tcPr>
-            <w:tcW w:type="dxa" w:w="5100"/>
-          </w:tcPr>
-          <w:p>
-            <w:pPr>
-              <w:spacing w:after="20"/>
-            </w:pPr>
-            <w:r/>
-            <w:r>
-              <w:rPr>
-                <w:i w:val="0"/>
-                <w:color w:val="1F2937"/>
-                <w:sz w:val="19"/>
-              </w:rPr>
-              <w:t>битая ссылка у вопроса, а звук лежал внутри верного варианта — динамик стоял ровно на правильном ответе. Озвучка перенесена к вопросу</w:t>
-            </w:r>
-          </w:p>
-        </w:tc>
-      </w:tr>
-      <w:tr>
-        <w:tc>
-          <w:tcPr>
-            <w:tcW w:type="dxa" w:w="5100"/>
-            <w:shd w:val="clear" w:color="auto" w:fill="F3F7FC"/>
-          </w:tcPr>
-          <w:p>
-            <w:pPr>
-              <w:spacing w:after="20"/>
-            </w:pPr>
-            <w:r/>
-            <w:r>
-              <w:rPr>
-                <w:i w:val="0"/>
-                <w:color w:val="143A6B"/>
-                <w:sz w:val="19"/>
-              </w:rPr>
-              <w:t>Юнит 3, ДЗ 2, блок 2</w:t>
-            </w:r>
-          </w:p>
-        </w:tc>
-        <w:tc>
-          <w:tcPr>
-            <w:tcW w:type="dxa" w:w="5100"/>
-          </w:tcPr>
-          <w:p>
-            <w:pPr>
-              <w:spacing w:after="20"/>
-            </w:pPr>
-            <w:r/>
-            <w:r>
-              <w:rPr>
-                <w:i w:val="0"/>
-                <w:color w:val="1F2937"/>
-                <w:sz w:val="19"/>
-              </w:rPr>
-              <w:t xml:space="preserve">звучит </w:t>
-            </w:r>
-            <w:r>
-              <w:rPr>
-                <w:rFonts w:ascii="Consolas" w:hAnsi="Consolas"/>
-                <w:color w:val="0B616E"/>
-                <w:sz w:val="19"/>
-              </w:rPr>
-              <w:t>cube</w:t>
-            </w:r>
-            <w:r>
-              <w:rPr>
-                <w:i w:val="0"/>
-                <w:color w:val="1F2937"/>
-                <w:sz w:val="19"/>
-              </w:rPr>
-              <w:t xml:space="preserve">, а варианты только </w:t>
-            </w:r>
-            <w:r>
-              <w:rPr>
-                <w:rFonts w:ascii="Consolas" w:hAnsi="Consolas"/>
-                <w:color w:val="0B616E"/>
-                <w:sz w:val="19"/>
-              </w:rPr>
-              <w:t>cub</w:t>
-            </w:r>
-            <w:r>
-              <w:rPr>
-                <w:i w:val="0"/>
-                <w:color w:val="1F2937"/>
-                <w:sz w:val="19"/>
-              </w:rPr>
-              <w:t xml:space="preserve"> и </w:t>
-            </w:r>
-            <w:r>
-              <w:rPr>
-                <w:rFonts w:ascii="Consolas" w:hAnsi="Consolas"/>
-                <w:color w:val="0B616E"/>
-                <w:sz w:val="19"/>
-              </w:rPr>
-              <w:t>kube</w:t>
-            </w:r>
-            <w:r>
-              <w:rPr>
-                <w:i w:val="0"/>
-                <w:color w:val="1F2937"/>
-                <w:sz w:val="19"/>
-              </w:rPr>
-              <w:t xml:space="preserve"> — верного среди них не было, любой ответ считался неверным. Добавлен </w:t>
-            </w:r>
-            <w:r>
-              <w:rPr>
-                <w:rFonts w:ascii="Consolas" w:hAnsi="Consolas"/>
-                <w:color w:val="0B616E"/>
-                <w:sz w:val="19"/>
-              </w:rPr>
-              <w:t>cube</w:t>
-            </w:r>
-          </w:p>
-        </w:tc>
-      </w:tr>
-      <w:tr>
-        <w:tc>
-          <w:tcPr>
-            <w:tcW w:type="dxa" w:w="5100"/>
-            <w:shd w:val="clear" w:color="auto" w:fill="F3F7FC"/>
-          </w:tcPr>
-          <w:p>
-            <w:pPr>
-              <w:spacing w:after="20"/>
-            </w:pPr>
-            <w:r/>
-            <w:r>
-              <w:rPr>
-                <w:i w:val="0"/>
-                <w:color w:val="143A6B"/>
-                <w:sz w:val="19"/>
-              </w:rPr>
-              <w:t>Юнит 3, ДЗ 6, блок 3</w:t>
-            </w:r>
-          </w:p>
-        </w:tc>
-        <w:tc>
-          <w:tcPr>
-            <w:tcW w:type="dxa" w:w="5100"/>
-          </w:tcPr>
-          <w:p>
-            <w:pPr>
-              <w:spacing w:after="20"/>
-            </w:pPr>
-            <w:r/>
-            <w:r>
-              <w:rPr>
-                <w:i w:val="0"/>
-                <w:color w:val="1F2937"/>
-                <w:sz w:val="19"/>
-              </w:rPr>
-              <w:t xml:space="preserve">«найди слово без звука /ch/», а во всех трёх вариантах было </w:t>
-            </w:r>
-            <w:r>
-              <w:rPr>
-                <w:rFonts w:ascii="Consolas" w:hAnsi="Consolas"/>
-                <w:color w:val="0B616E"/>
-                <w:sz w:val="19"/>
-              </w:rPr>
-              <w:t>ch</w:t>
-            </w:r>
-            <w:r>
-              <w:rPr>
-                <w:i w:val="0"/>
-                <w:color w:val="1F2937"/>
-                <w:sz w:val="19"/>
-              </w:rPr>
-              <w:t xml:space="preserve">. </w:t>
-            </w:r>
-            <w:r>
-              <w:rPr>
-                <w:rFonts w:ascii="Consolas" w:hAnsi="Consolas"/>
-                <w:color w:val="0B616E"/>
-                <w:sz w:val="19"/>
-              </w:rPr>
-              <w:t>chek</w:t>
-            </w:r>
-            <w:r>
-              <w:rPr>
-                <w:i w:val="0"/>
-                <w:color w:val="1F2937"/>
-                <w:sz w:val="19"/>
-              </w:rPr>
-              <w:t xml:space="preserve"> → </w:t>
-            </w:r>
-            <w:r>
-              <w:rPr>
-                <w:rFonts w:ascii="Consolas" w:hAnsi="Consolas"/>
-                <w:color w:val="0B616E"/>
-                <w:sz w:val="19"/>
-              </w:rPr>
-              <w:t>cek</w:t>
-            </w:r>
-          </w:p>
-        </w:tc>
-      </w:tr>
-      <w:tr>
-        <w:tc>
-          <w:tcPr>
-            <w:tcW w:type="dxa" w:w="5100"/>
-            <w:shd w:val="clear" w:color="auto" w:fill="F3F7FC"/>
-          </w:tcPr>
-          <w:p>
-            <w:pPr>
-              <w:spacing w:after="20"/>
-            </w:pPr>
-            <w:r/>
-            <w:r>
-              <w:rPr>
-                <w:i w:val="0"/>
-                <w:color w:val="143A6B"/>
-                <w:sz w:val="19"/>
-              </w:rPr>
-              <w:t>Юнит 2, Тест, блок 2</w:t>
-            </w:r>
-          </w:p>
-        </w:tc>
-        <w:tc>
-          <w:tcPr>
-            <w:tcW w:type="dxa" w:w="5100"/>
-          </w:tcPr>
-          <w:p>
-            <w:pPr>
-              <w:spacing w:after="20"/>
-            </w:pPr>
-            <w:r/>
-            <w:r>
-              <w:rPr>
-                <w:i w:val="0"/>
-                <w:color w:val="1F2937"/>
-                <w:sz w:val="19"/>
-              </w:rPr>
-              <w:t xml:space="preserve">кириллическая </w:t>
-            </w:r>
-            <w:r>
-              <w:rPr>
-                <w:b/>
-                <w:color w:val="1F2937"/>
-                <w:sz w:val="19"/>
-              </w:rPr>
-              <w:t>р</w:t>
-            </w:r>
-            <w:r>
-              <w:rPr>
-                <w:i w:val="0"/>
-                <w:color w:val="1F2937"/>
-                <w:sz w:val="19"/>
-              </w:rPr>
-              <w:t xml:space="preserve"> внутри английского </w:t>
-            </w:r>
-            <w:r>
-              <w:rPr>
-                <w:rFonts w:ascii="Consolas" w:hAnsi="Consolas"/>
-                <w:color w:val="0B616E"/>
-                <w:sz w:val="19"/>
-              </w:rPr>
-              <w:t>yeр</w:t>
-            </w:r>
-            <w:r>
-              <w:rPr>
-                <w:i w:val="0"/>
-                <w:color w:val="1F2937"/>
-                <w:sz w:val="19"/>
-              </w:rPr>
-              <w:t xml:space="preserve"> → </w:t>
-            </w:r>
-            <w:r>
-              <w:rPr>
-                <w:rFonts w:ascii="Consolas" w:hAnsi="Consolas"/>
-                <w:color w:val="0B616E"/>
-                <w:sz w:val="19"/>
-              </w:rPr>
-              <w:t>yek</w:t>
-            </w:r>
-          </w:p>
-        </w:tc>
-      </w:tr>
-      <w:tr>
-        <w:tc>
-          <w:tcPr>
-            <w:tcW w:type="dxa" w:w="5100"/>
-            <w:shd w:val="clear" w:color="auto" w:fill="F3F7FC"/>
-          </w:tcPr>
-          <w:p>
-            <w:pPr>
-              <w:spacing w:after="20"/>
-            </w:pPr>
-            <w:r/>
-            <w:r>
-              <w:rPr>
-                <w:i w:val="0"/>
-                <w:color w:val="143A6B"/>
-                <w:sz w:val="19"/>
-              </w:rPr>
-              <w:t>Юнит 4, ДЗ 3, блок 4</w:t>
-            </w:r>
-          </w:p>
-        </w:tc>
-        <w:tc>
-          <w:tcPr>
-            <w:tcW w:type="dxa" w:w="5100"/>
-          </w:tcPr>
-          <w:p>
-            <w:pPr>
-              <w:spacing w:after="20"/>
-            </w:pPr>
-            <w:r/>
-            <w:r>
-              <w:rPr>
-                <w:i w:val="0"/>
-                <w:color w:val="1F2937"/>
-                <w:sz w:val="19"/>
-              </w:rPr>
-              <w:t>звучало «I'm dancing» (то же стоит вопросом 3), а верной отмечена картинка «бежит». Вернули задуманное «I'm running», звук переозвучить</w:t>
-            </w:r>
-          </w:p>
-        </w:tc>
-      </w:tr>
-      <w:tr>
-        <w:tc>
-          <w:tcPr>
-            <w:tcW w:type="dxa" w:w="5100"/>
-            <w:shd w:val="clear" w:color="auto" w:fill="F3F7FC"/>
-          </w:tcPr>
-          <w:p>
-            <w:pPr>
-              <w:spacing w:after="20"/>
-            </w:pPr>
-            <w:r/>
-            <w:r>
-              <w:rPr>
-                <w:i w:val="0"/>
-                <w:color w:val="143A6B"/>
-                <w:sz w:val="19"/>
-              </w:rPr>
-              <w:t>Юнит 4, ДЗ 6, блок 8</w:t>
-            </w:r>
-          </w:p>
-        </w:tc>
-        <w:tc>
-          <w:tcPr>
-            <w:tcW w:type="dxa" w:w="5100"/>
-          </w:tcPr>
-          <w:p>
-            <w:pPr>
-              <w:spacing w:after="20"/>
-            </w:pPr>
-            <w:r/>
-            <w:r>
-              <w:rPr>
-                <w:i w:val="0"/>
-                <w:color w:val="1F2937"/>
-                <w:sz w:val="19"/>
-              </w:rPr>
-              <w:t>блок на чтение: два ключа из четырёх противоречили тексту, к вопросам были прицеплены чужие записи. Ключи выставлены по картинкам, записи убраны</w:t>
-            </w:r>
-          </w:p>
-        </w:tc>
-      </w:tr>
-      <w:tr>
-        <w:tc>
-          <w:tcPr>
-            <w:tcW w:type="dxa" w:w="5100"/>
-            <w:shd w:val="clear" w:color="auto" w:fill="F3F7FC"/>
-          </w:tcPr>
-          <w:p>
-            <w:pPr>
-              <w:spacing w:after="20"/>
-            </w:pPr>
-            <w:r/>
-            <w:r>
-              <w:rPr>
-                <w:i w:val="0"/>
-                <w:color w:val="143A6B"/>
-                <w:sz w:val="19"/>
-              </w:rPr>
-              <w:t>Итоговый тест, блок 12</w:t>
-            </w:r>
-          </w:p>
-        </w:tc>
-        <w:tc>
-          <w:tcPr>
-            <w:tcW w:type="dxa" w:w="5100"/>
-          </w:tcPr>
-          <w:p>
-            <w:pPr>
-              <w:spacing w:after="20"/>
-            </w:pPr>
-            <w:r/>
-            <w:r>
-              <w:rPr>
-                <w:i w:val="0"/>
-                <w:color w:val="1F2937"/>
-                <w:sz w:val="19"/>
-              </w:rPr>
-              <w:t xml:space="preserve">«Is he a gardener?» с картинкой садовника было отмечено «No» → «Yes». Там же </w:t>
-            </w:r>
-            <w:r>
-              <w:rPr>
-                <w:rFonts w:ascii="Consolas" w:hAnsi="Consolas"/>
-                <w:color w:val="0B616E"/>
-                <w:sz w:val="19"/>
-              </w:rPr>
-              <w:t>my mum</w:t>
-            </w:r>
-            <w:r>
-              <w:rPr>
-                <w:i w:val="0"/>
-                <w:color w:val="1F2937"/>
-                <w:sz w:val="19"/>
-              </w:rPr>
-              <w:t xml:space="preserve"> → </w:t>
-            </w:r>
-            <w:r>
-              <w:rPr>
-                <w:rFonts w:ascii="Consolas" w:hAnsi="Consolas"/>
-                <w:color w:val="0B616E"/>
-                <w:sz w:val="19"/>
-              </w:rPr>
-              <w:t>your mum</w:t>
-            </w:r>
-            <w:r>
-              <w:rPr>
-                <w:i w:val="0"/>
-                <w:color w:val="1F2937"/>
-                <w:sz w:val="19"/>
-              </w:rPr>
-              <w:t>, звук переозвучить</w:t>
-            </w:r>
-          </w:p>
-        </w:tc>
-      </w:tr>
-    </w:tbl>
-    <w:p>
-      <w:pPr>
-        <w:spacing w:after="80"/>
-      </w:pPr>
-    </w:p>
-    <w:p>
-      <w:pPr>
-        <w:spacing w:after="120"/>
-      </w:pPr>
-      <w:r>
-        <w:rPr>
-          <w:i w:val="0"/>
-          <w:color w:val="1F2937"/>
-          <w:sz w:val="21"/>
-        </w:rPr>
-        <w:t xml:space="preserve">Копия прежних значений — </w:t>
-      </w:r>
-      <w:r>
-        <w:rPr>
-          <w:rFonts w:ascii="Consolas" w:hAnsi="Consolas"/>
-          <w:color w:val="0B616E"/>
-          <w:sz w:val="21"/>
-        </w:rPr>
-        <w:t>classroom_backup_sm0_keys_20261020</w:t>
-      </w:r>
-      <w:r>
-        <w:rPr>
-          <w:i w:val="0"/>
-          <w:color w:val="1F2937"/>
-          <w:sz w:val="21"/>
-        </w:rPr>
-        <w:t>.</w:t>
-      </w:r>
-    </w:p>
-    <w:p>
-      <w:pPr>
-        <w:spacing w:after="80" w:before="200"/>
-      </w:pPr>
-      <w:r>
-        <w:rPr>
-          <w:i w:val="0"/>
-          <w:color w:val="B13E0F"/>
-          <w:sz w:val="23"/>
-        </w:rPr>
-        <w:t>Что ещё исправляем сами, одной правкой по курсу</w:t>
-      </w:r>
-    </w:p>
-    <w:tbl>
-      <w:tblPr>
-        <w:tblW w:type="auto" w:w="0"/>
-        <w:tblLook w:firstColumn="1" w:firstRow="1" w:lastColumn="0" w:lastRow="0" w:noHBand="0" w:noVBand="1" w:val="04A0"/>
-        <w:tblBorders>
-          <w:top w:val="single" w:sz="4" w:space="0" w:color="C9D4E4"/>
-          <w:left w:val="single" w:sz="4" w:space="0" w:color="C9D4E4"/>
-          <w:bottom w:val="single" w:sz="4" w:space="0" w:color="C9D4E4"/>
-          <w:right w:val="single" w:sz="4" w:space="0" w:color="C9D4E4"/>
-          <w:insideH w:val="single" w:sz="4" w:space="0" w:color="C9D4E4"/>
-          <w:insideV w:val="single" w:sz="4" w:space="0" w:color="C9D4E4"/>
-        </w:tblBorders>
-      </w:tblPr>
-      <w:tblGrid>
-        <w:gridCol w:w="5100"/>
-        <w:gridCol w:w="5100"/>
-      </w:tblGrid>
-      <w:tr>
-        <w:tc>
-          <w:tcPr>
-            <w:tcW w:type="dxa" w:w="5100"/>
-            <w:shd w:val="clear" w:color="auto" w:fill="1F3A6B"/>
-          </w:tcPr>
-          <w:p>
-            <w:pPr>
-              <w:spacing w:after="0"/>
-            </w:pPr>
-            <w:r/>
-            <w:r>
-              <w:rPr>
-                <w:b/>
-                <w:color w:val="FFFFFF"/>
-                <w:sz w:val="19"/>
-              </w:rPr>
-              <w:t>что</w:t>
-            </w:r>
-          </w:p>
-        </w:tc>
-        <w:tc>
-          <w:tcPr>
-            <w:tcW w:type="dxa" w:w="5100"/>
-            <w:shd w:val="clear" w:color="auto" w:fill="1F3A6B"/>
-          </w:tcPr>
-          <w:p>
-            <w:pPr>
-              <w:spacing w:after="0"/>
-            </w:pPr>
-            <w:r/>
-            <w:r>
-              <w:rPr>
-                <w:b/>
-                <w:color w:val="FFFFFF"/>
-                <w:sz w:val="19"/>
-              </w:rPr>
-              <w:t>сколько</w:t>
-            </w:r>
-          </w:p>
-        </w:tc>
-      </w:tr>
-      <w:tr>
-        <w:tc>
-          <w:tcPr>
-            <w:tcW w:type="dxa" w:w="5100"/>
-            <w:shd w:val="clear" w:color="auto" w:fill="F3F7FC"/>
-          </w:tcPr>
-          <w:p>
-            <w:pPr>
-              <w:spacing w:after="20"/>
-            </w:pPr>
-            <w:r/>
-            <w:r>
-              <w:rPr>
-                <w:i w:val="0"/>
-                <w:color w:val="143A6B"/>
-                <w:sz w:val="19"/>
-              </w:rPr>
-              <w:t>задания на перевод — меняем русское слово на картинку</w:t>
-            </w:r>
-          </w:p>
-        </w:tc>
-        <w:tc>
-          <w:tcPr>
-            <w:tcW w:type="dxa" w:w="5100"/>
-          </w:tcPr>
-          <w:p>
-            <w:pPr>
-              <w:spacing w:after="20"/>
-            </w:pPr>
-            <w:r/>
-            <w:r>
-              <w:rPr>
-                <w:i w:val="0"/>
-                <w:color w:val="1F2937"/>
-                <w:sz w:val="19"/>
-              </w:rPr>
-              <w:t>11 блоков</w:t>
-            </w:r>
-          </w:p>
-        </w:tc>
-      </w:tr>
-      <w:tr>
-        <w:tc>
-          <w:tcPr>
-            <w:tcW w:type="dxa" w:w="5100"/>
-            <w:shd w:val="clear" w:color="auto" w:fill="F3F7FC"/>
-          </w:tcPr>
-          <w:p>
-            <w:pPr>
-              <w:spacing w:after="20"/>
-            </w:pPr>
-            <w:r/>
-            <w:r>
-              <w:rPr>
-                <w:i w:val="0"/>
-                <w:color w:val="143A6B"/>
-                <w:sz w:val="19"/>
-              </w:rPr>
-              <w:t xml:space="preserve">битые ссылки на звук </w:t>
-            </w:r>
-            <w:r>
-              <w:rPr>
-                <w:rFonts w:ascii="Consolas" w:hAnsi="Consolas"/>
-                <w:color w:val="0B616E"/>
-                <w:sz w:val="19"/>
-              </w:rPr>
-              <w:t>ВАШ-ПРОЕКТ.supabase.co</w:t>
-            </w:r>
-          </w:p>
-        </w:tc>
-        <w:tc>
-          <w:tcPr>
-            <w:tcW w:type="dxa" w:w="5100"/>
-          </w:tcPr>
-          <w:p>
-            <w:pPr>
-              <w:spacing w:after="20"/>
-            </w:pPr>
-            <w:r/>
-            <w:r>
-              <w:rPr>
-                <w:i w:val="0"/>
-                <w:color w:val="1F2937"/>
-                <w:sz w:val="19"/>
-              </w:rPr>
-              <w:t>37 ссылок в 19 блоках</w:t>
-            </w:r>
-          </w:p>
-        </w:tc>
-      </w:tr>
-      <w:tr>
-        <w:tc>
-          <w:tcPr>
-            <w:tcW w:type="dxa" w:w="5100"/>
-            <w:shd w:val="clear" w:color="auto" w:fill="F3F7FC"/>
-          </w:tcPr>
-          <w:p>
-            <w:pPr>
-              <w:spacing w:after="20"/>
-            </w:pPr>
-            <w:r/>
-            <w:r>
-              <w:rPr>
-                <w:i w:val="0"/>
-                <w:color w:val="143A6B"/>
-                <w:sz w:val="19"/>
-              </w:rPr>
-              <w:t xml:space="preserve">блоки, озвученные </w:t>
-            </w:r>
-            <w:r>
-              <w:rPr>
-                <w:rFonts w:ascii="Consolas" w:hAnsi="Consolas"/>
-                <w:color w:val="0B616E"/>
-                <w:sz w:val="19"/>
-              </w:rPr>
-              <w:t>.webm</w:t>
-            </w:r>
-            <w:r>
-              <w:rPr>
-                <w:i w:val="0"/>
-                <w:color w:val="143A6B"/>
-                <w:sz w:val="19"/>
-              </w:rPr>
-              <w:t xml:space="preserve"> — переозвучим в обычный формат</w:t>
-            </w:r>
-          </w:p>
-        </w:tc>
-        <w:tc>
-          <w:tcPr>
-            <w:tcW w:type="dxa" w:w="5100"/>
-          </w:tcPr>
-          <w:p>
-            <w:pPr>
-              <w:spacing w:after="20"/>
-            </w:pPr>
-            <w:r/>
-            <w:r>
-              <w:rPr>
-                <w:i w:val="0"/>
-                <w:color w:val="1F2937"/>
-                <w:sz w:val="19"/>
-              </w:rPr>
-              <w:t>97 блоков</w:t>
-            </w:r>
-          </w:p>
-        </w:tc>
-      </w:tr>
-      <w:tr>
-        <w:tc>
-          <w:tcPr>
-            <w:tcW w:type="dxa" w:w="5100"/>
-            <w:shd w:val="clear" w:color="auto" w:fill="F3F7FC"/>
-          </w:tcPr>
-          <w:p>
-            <w:pPr>
-              <w:spacing w:after="20"/>
-            </w:pPr>
-            <w:r/>
-            <w:r>
-              <w:rPr>
-                <w:i w:val="0"/>
-                <w:color w:val="143A6B"/>
-                <w:sz w:val="19"/>
-              </w:rPr>
-              <w:t>вопросы из двух текстовых вариантов: платформа их не перемешивает, в 44 верный ответ записан первым</w:t>
-            </w:r>
-          </w:p>
-        </w:tc>
-        <w:tc>
-          <w:tcPr>
-            <w:tcW w:type="dxa" w:w="5100"/>
-          </w:tcPr>
-          <w:p>
-            <w:pPr>
-              <w:spacing w:after="20"/>
-            </w:pPr>
-            <w:r/>
-            <w:r>
-              <w:rPr>
-                <w:i w:val="0"/>
-                <w:color w:val="1F2937"/>
-                <w:sz w:val="19"/>
-              </w:rPr>
-              <w:t>83 вопроса в 28 блоках</w:t>
-            </w:r>
-          </w:p>
-        </w:tc>
-      </w:tr>
-      <w:tr>
-        <w:tc>
-          <w:tcPr>
-            <w:tcW w:type="dxa" w:w="5100"/>
-            <w:shd w:val="clear" w:color="auto" w:fill="F3F7FC"/>
-          </w:tcPr>
-          <w:p>
-            <w:pPr>
-              <w:spacing w:after="20"/>
-            </w:pPr>
-            <w:r/>
-            <w:r>
-              <w:rPr>
-                <w:i w:val="0"/>
-                <w:color w:val="143A6B"/>
-                <w:sz w:val="19"/>
-              </w:rPr>
-              <w:t>«составь слово» без заголовка и заголовки, выдающие ответ</w:t>
-            </w:r>
-          </w:p>
-        </w:tc>
-        <w:tc>
-          <w:tcPr>
-            <w:tcW w:type="dxa" w:w="5100"/>
-          </w:tcPr>
-          <w:p>
-            <w:pPr>
-              <w:spacing w:after="20"/>
-            </w:pPr>
-            <w:r/>
-            <w:r>
-              <w:rPr>
-                <w:i w:val="0"/>
-                <w:color w:val="1F2937"/>
-                <w:sz w:val="19"/>
-              </w:rPr>
-              <w:t>14 блоков</w:t>
-            </w:r>
-          </w:p>
-        </w:tc>
-      </w:tr>
-      <w:tr>
-        <w:tc>
-          <w:tcPr>
-            <w:tcW w:type="dxa" w:w="5100"/>
-            <w:shd w:val="clear" w:color="auto" w:fill="F3F7FC"/>
-          </w:tcPr>
-          <w:p>
-            <w:pPr>
-              <w:spacing w:after="20"/>
-            </w:pPr>
-            <w:r/>
-            <w:r>
-              <w:rPr>
-                <w:i w:val="0"/>
-                <w:color w:val="143A6B"/>
-                <w:sz w:val="19"/>
-              </w:rPr>
-              <w:t>звук стоит только у верного варианта</w:t>
-            </w:r>
-          </w:p>
-        </w:tc>
-        <w:tc>
-          <w:tcPr>
-            <w:tcW w:type="dxa" w:w="5100"/>
-          </w:tcPr>
-          <w:p>
-            <w:pPr>
-              <w:spacing w:after="20"/>
-            </w:pPr>
-            <w:r/>
-            <w:r>
-              <w:rPr>
-                <w:i w:val="0"/>
-                <w:color w:val="1F2937"/>
-                <w:sz w:val="19"/>
-              </w:rPr>
-              <w:t>4 блока</w:t>
-            </w:r>
-          </w:p>
-        </w:tc>
-      </w:tr>
-      <w:tr>
-        <w:tc>
-          <w:tcPr>
-            <w:tcW w:type="dxa" w:w="5100"/>
-            <w:shd w:val="clear" w:color="auto" w:fill="F3F7FC"/>
-          </w:tcPr>
-          <w:p>
-            <w:pPr>
-              <w:spacing w:after="20"/>
-            </w:pPr>
-            <w:r/>
-            <w:r>
-              <w:rPr>
-                <w:i w:val="0"/>
-                <w:color w:val="143A6B"/>
-                <w:sz w:val="19"/>
-              </w:rPr>
-              <w:t>инструкция лежит в тексте вопроса и повторяется с номером</w:t>
-            </w:r>
-          </w:p>
-        </w:tc>
-        <w:tc>
-          <w:tcPr>
-            <w:tcW w:type="dxa" w:w="5100"/>
-          </w:tcPr>
-          <w:p>
-            <w:pPr>
-              <w:spacing w:after="20"/>
-            </w:pPr>
-            <w:r/>
-            <w:r>
-              <w:rPr>
-                <w:i w:val="0"/>
-                <w:color w:val="1F2937"/>
-                <w:sz w:val="19"/>
-              </w:rPr>
-              <w:t>8 блоков</w:t>
-            </w:r>
-          </w:p>
-        </w:tc>
-      </w:tr>
-      <w:tr>
-        <w:tc>
-          <w:tcPr>
-            <w:tcW w:type="dxa" w:w="5100"/>
-            <w:shd w:val="clear" w:color="auto" w:fill="F3F7FC"/>
-          </w:tcPr>
-          <w:p>
-            <w:pPr>
-              <w:spacing w:after="20"/>
-            </w:pPr>
-            <w:r/>
-            <w:r>
-              <w:rPr>
-                <w:i w:val="0"/>
-                <w:color w:val="143A6B"/>
-                <w:sz w:val="19"/>
-              </w:rPr>
-              <w:t>материал вперёд программы</w:t>
-            </w:r>
-          </w:p>
-        </w:tc>
-        <w:tc>
-          <w:tcPr>
-            <w:tcW w:type="dxa" w:w="5100"/>
-          </w:tcPr>
-          <w:p>
-            <w:pPr>
-              <w:spacing w:after="20"/>
-            </w:pPr>
-            <w:r/>
-            <w:r>
-              <w:rPr>
-                <w:i w:val="0"/>
-                <w:color w:val="1F2937"/>
-                <w:sz w:val="19"/>
-              </w:rPr>
-              <w:t>4 блока</w:t>
-            </w:r>
-          </w:p>
-        </w:tc>
-      </w:tr>
-      <w:tr>
-        <w:tc>
-          <w:tcPr>
-            <w:tcW w:type="dxa" w:w="5100"/>
-            <w:shd w:val="clear" w:color="auto" w:fill="F3F7FC"/>
-          </w:tcPr>
-          <w:p>
-            <w:pPr>
-              <w:spacing w:after="20"/>
-            </w:pPr>
-            <w:r/>
-            <w:r>
-              <w:rPr>
-                <w:i w:val="0"/>
-                <w:color w:val="143A6B"/>
-                <w:sz w:val="19"/>
-              </w:rPr>
-              <w:t>озвученные опечатки (</w:t>
-            </w:r>
-            <w:r>
-              <w:rPr>
-                <w:rFonts w:ascii="Consolas" w:hAnsi="Consolas"/>
-                <w:color w:val="0B616E"/>
-                <w:sz w:val="19"/>
-              </w:rPr>
-              <w:t>Thi is my mum</w:t>
-            </w:r>
-            <w:r>
-              <w:rPr>
-                <w:i w:val="0"/>
-                <w:color w:val="143A6B"/>
-                <w:sz w:val="19"/>
-              </w:rPr>
-              <w:t xml:space="preserve">, </w:t>
-            </w:r>
-            <w:r>
-              <w:rPr>
-                <w:rFonts w:ascii="Consolas" w:hAnsi="Consolas"/>
-                <w:color w:val="0B616E"/>
-                <w:sz w:val="19"/>
-              </w:rPr>
-              <w:t>He is a techer</w:t>
-            </w:r>
-            <w:r>
-              <w:rPr>
-                <w:i w:val="0"/>
-                <w:color w:val="143A6B"/>
-                <w:sz w:val="19"/>
-              </w:rPr>
-              <w:t xml:space="preserve">, </w:t>
-            </w:r>
-            <w:r>
-              <w:rPr>
-                <w:rFonts w:ascii="Consolas" w:hAnsi="Consolas"/>
-                <w:color w:val="0B616E"/>
-                <w:sz w:val="19"/>
-              </w:rPr>
-              <w:t>I've got three eyes</w:t>
-            </w:r>
-            <w:r>
-              <w:rPr>
-                <w:i w:val="0"/>
-                <w:color w:val="143A6B"/>
-                <w:sz w:val="19"/>
-              </w:rPr>
-              <w:t xml:space="preserve"> при двуглазом монстре)</w:t>
-            </w:r>
-          </w:p>
-        </w:tc>
-        <w:tc>
-          <w:tcPr>
-            <w:tcW w:type="dxa" w:w="5100"/>
-          </w:tcPr>
-          <w:p>
-            <w:pPr>
-              <w:spacing w:after="20"/>
-            </w:pPr>
-            <w:r/>
-            <w:r>
-              <w:rPr>
-                <w:i w:val="0"/>
-                <w:color w:val="1F2937"/>
-                <w:sz w:val="19"/>
-              </w:rPr>
-              <w:t>3 места</w:t>
-            </w:r>
-          </w:p>
-        </w:tc>
-      </w:tr>
-      <w:tr>
-        <w:tc>
-          <w:tcPr>
-            <w:tcW w:type="dxa" w:w="5100"/>
-            <w:shd w:val="clear" w:color="auto" w:fill="F3F7FC"/>
-          </w:tcPr>
-          <w:p>
-            <w:pPr>
-              <w:spacing w:after="20"/>
-            </w:pPr>
-            <w:r/>
-            <w:r>
-              <w:rPr>
-                <w:i w:val="0"/>
-                <w:color w:val="143A6B"/>
-                <w:sz w:val="19"/>
-              </w:rPr>
-              <w:t>кадры и записи историй в домашки юнитов 0, 2, 3, 4</w:t>
-            </w:r>
-          </w:p>
-        </w:tc>
-        <w:tc>
-          <w:tcPr>
-            <w:tcW w:type="dxa" w:w="5100"/>
-          </w:tcPr>
-          <w:p>
-            <w:pPr>
-              <w:spacing w:after="20"/>
-            </w:pPr>
-            <w:r/>
-            <w:r>
-              <w:rPr>
-                <w:i w:val="0"/>
-                <w:color w:val="1F2937"/>
-                <w:sz w:val="19"/>
-              </w:rPr>
-              <w:t>4 блока</w:t>
-            </w:r>
-          </w:p>
-        </w:tc>
-      </w:tr>
-      <w:tr>
-        <w:tc>
-          <w:tcPr>
-            <w:tcW w:type="dxa" w:w="5100"/>
-            <w:shd w:val="clear" w:color="auto" w:fill="F3F7FC"/>
-          </w:tcPr>
-          <w:p>
-            <w:pPr>
-              <w:spacing w:after="20"/>
-            </w:pPr>
-            <w:r/>
-            <w:r>
-              <w:rPr>
-                <w:i w:val="0"/>
-                <w:color w:val="143A6B"/>
-                <w:sz w:val="19"/>
-              </w:rPr>
-              <w:t>картинки мельче 300 px; первыми профессии юнита 3</w:t>
-            </w:r>
-          </w:p>
-        </w:tc>
-        <w:tc>
-          <w:tcPr>
-            <w:tcW w:type="dxa" w:w="5100"/>
-          </w:tcPr>
-          <w:p>
-            <w:pPr>
-              <w:spacing w:after="20"/>
-            </w:pPr>
-            <w:r/>
-            <w:r>
-              <w:rPr>
-                <w:i w:val="0"/>
-                <w:color w:val="1F2937"/>
-                <w:sz w:val="19"/>
-              </w:rPr>
-              <w:t>128 из 150</w:t>
-            </w:r>
-          </w:p>
-        </w:tc>
-      </w:tr>
-    </w:tbl>
-    <w:p>
-      <w:pPr>
-        <w:spacing w:after="80"/>
-      </w:pPr>
     </w:p>
     <w:p>
       <w:pPr>

--- a/builds/Вычитка — что нужно от вас.docx
+++ b/builds/Вычитка — что нужно от вас.docx
@@ -1554,7 +1554,7 @@
           <w:color w:val="143A6B"/>
           <w:sz w:val="28"/>
         </w:rPr>
-        <w:t>Super Minds 2</w:t>
+        <w:t>Super Minds 2 — закончен</w:t>
       </w:r>
     </w:p>
     <w:p>
@@ -1567,7 +1567,7 @@
           <w:color w:val="1F2937"/>
           <w:sz w:val="21"/>
         </w:rPr>
-        <w:t>Вычитка и правки закончены 14–15.10. Идёт второй узкий проход — только по решениям от 20 и 21.10: порядок заданий по возрастанию сложности, заголовки-разделители перед длинными сериями, карточки вторым блоком, диктант на пять слов. Строки ниже появятся и дополнятся по ходу.</w:t>
+        <w:t>Вычитка, правки и второй проход по решениям от 20–21.10 закончены 22.10. Лишние блоки удалены, «Озвучить пачкой» нажата — незаозвученных мест ноль. Осталось то, что можно проверить только человеком.</w:t>
       </w:r>
     </w:p>
     <w:tbl>
@@ -1728,6 +1728,478 @@
                 <w:color w:val="1F2937"/>
                 <w:sz w:val="19"/>
               </w:rPr>
+              <w:t>2</w:t>
+            </w:r>
+          </w:p>
+        </w:tc>
+        <w:tc>
+          <w:tcPr>
+            <w:tcW w:type="dxa" w:w="2040"/>
+          </w:tcPr>
+          <w:p>
+            <w:pPr>
+              <w:spacing w:after="20"/>
+            </w:pPr>
+            <w:r/>
+            <w:r>
+              <w:rPr>
+                <w:i w:val="0"/>
+                <w:color w:val="1F2937"/>
+                <w:sz w:val="19"/>
+              </w:rPr>
+              <w:t>ДЗ 5</w:t>
+            </w:r>
+          </w:p>
+        </w:tc>
+        <w:tc>
+          <w:tcPr>
+            <w:tcW w:type="dxa" w:w="2040"/>
+          </w:tcPr>
+          <w:p>
+            <w:pPr>
+              <w:spacing w:after="20"/>
+            </w:pPr>
+            <w:r/>
+            <w:r>
+              <w:rPr>
+                <w:i w:val="0"/>
+                <w:color w:val="1F2937"/>
+                <w:sz w:val="19"/>
+              </w:rPr>
+              <w:t>4</w:t>
+            </w:r>
+          </w:p>
+        </w:tc>
+        <w:tc>
+          <w:tcPr>
+            <w:tcW w:type="dxa" w:w="2040"/>
+          </w:tcPr>
+          <w:p>
+            <w:pPr>
+              <w:spacing w:after="20"/>
+            </w:pPr>
+            <w:r/>
+            <w:r>
+              <w:rPr>
+                <w:i w:val="0"/>
+                <w:color w:val="1F2937"/>
+                <w:sz w:val="19"/>
+              </w:rPr>
+              <w:t xml:space="preserve">🎧 Послушайте запись. Вопрос «Does the mouse eat cheese?», верным стоит </w:t>
+            </w:r>
+            <w:r>
+              <w:rPr>
+                <w:b/>
+                <w:color w:val="1F2937"/>
+                <w:sz w:val="19"/>
+              </w:rPr>
+              <w:t>No</w:t>
+            </w:r>
+            <w:r>
+              <w:rPr>
+                <w:i w:val="0"/>
+                <w:color w:val="1F2937"/>
+                <w:sz w:val="19"/>
+              </w:rPr>
+              <w:t>. Подтвердите, что в записи именно так: тот же вопрос идёт ещё раз в ДЗ 7, блок 15</w:t>
+            </w:r>
+          </w:p>
+        </w:tc>
+      </w:tr>
+      <w:tr>
+        <w:tc>
+          <w:tcPr>
+            <w:tcW w:type="dxa" w:w="2040"/>
+            <w:shd w:val="clear" w:color="auto" w:fill="F3F7FC"/>
+          </w:tcPr>
+          <w:p>
+            <w:pPr>
+              <w:spacing w:after="20"/>
+            </w:pPr>
+            <w:r/>
+            <w:r>
+              <w:rPr>
+                <w:i w:val="0"/>
+                <w:color w:val="143A6B"/>
+                <w:sz w:val="19"/>
+              </w:rPr>
+              <w:t>2</w:t>
+            </w:r>
+          </w:p>
+        </w:tc>
+        <w:tc>
+          <w:tcPr>
+            <w:tcW w:type="dxa" w:w="2040"/>
+          </w:tcPr>
+          <w:p>
+            <w:pPr>
+              <w:spacing w:after="20"/>
+            </w:pPr>
+            <w:r/>
+            <w:r>
+              <w:rPr>
+                <w:i w:val="0"/>
+                <w:color w:val="1F2937"/>
+                <w:sz w:val="19"/>
+              </w:rPr>
+              <w:t>7</w:t>
+            </w:r>
+          </w:p>
+        </w:tc>
+        <w:tc>
+          <w:tcPr>
+            <w:tcW w:type="dxa" w:w="2040"/>
+          </w:tcPr>
+          <w:p>
+            <w:pPr>
+              <w:spacing w:after="20"/>
+            </w:pPr>
+            <w:r/>
+            <w:r>
+              <w:rPr>
+                <w:i w:val="0"/>
+                <w:color w:val="1F2937"/>
+                <w:sz w:val="19"/>
+              </w:rPr>
+              <w:t>ДЗ 4</w:t>
+            </w:r>
+          </w:p>
+        </w:tc>
+        <w:tc>
+          <w:tcPr>
+            <w:tcW w:type="dxa" w:w="2040"/>
+          </w:tcPr>
+          <w:p>
+            <w:pPr>
+              <w:spacing w:after="20"/>
+            </w:pPr>
+            <w:r/>
+            <w:r>
+              <w:rPr>
+                <w:i w:val="0"/>
+                <w:color w:val="1F2937"/>
+                <w:sz w:val="19"/>
+              </w:rPr>
+              <w:t>7</w:t>
+            </w:r>
+          </w:p>
+        </w:tc>
+        <w:tc>
+          <w:tcPr>
+            <w:tcW w:type="dxa" w:w="2040"/>
+          </w:tcPr>
+          <w:p>
+            <w:pPr>
+              <w:spacing w:after="20"/>
+            </w:pPr>
+            <w:r/>
+            <w:r>
+              <w:rPr>
+                <w:i w:val="0"/>
+                <w:color w:val="1F2937"/>
+                <w:sz w:val="19"/>
+              </w:rPr>
+              <w:t xml:space="preserve">👁 Реплику «Now it's my turn to help you» сейчас говорит </w:t>
+            </w:r>
+            <w:r>
+              <w:rPr>
+                <w:b/>
+                <w:color w:val="1F2937"/>
+                <w:sz w:val="19"/>
+              </w:rPr>
+              <w:t>водитель</w:t>
+            </w:r>
+            <w:r>
+              <w:rPr>
+                <w:i w:val="0"/>
+                <w:color w:val="1F2937"/>
+                <w:sz w:val="19"/>
+              </w:rPr>
+              <w:t xml:space="preserve"> — так в комиксе. В плане урока и в учебнике её говорит </w:t>
+            </w:r>
+            <w:r>
+              <w:rPr>
+                <w:b/>
+                <w:color w:val="1F2937"/>
+                <w:sz w:val="19"/>
+              </w:rPr>
+              <w:t>Thunder</w:t>
+            </w:r>
+            <w:r>
+              <w:rPr>
+                <w:i w:val="0"/>
+                <w:color w:val="1F2937"/>
+                <w:sz w:val="19"/>
+              </w:rPr>
+              <w:t>. Скажите, кто прав, и я перепишу пару</w:t>
+            </w:r>
+          </w:p>
+        </w:tc>
+      </w:tr>
+      <w:tr>
+        <w:tc>
+          <w:tcPr>
+            <w:tcW w:type="dxa" w:w="2040"/>
+            <w:shd w:val="clear" w:color="auto" w:fill="F3F7FC"/>
+          </w:tcPr>
+          <w:p>
+            <w:pPr>
+              <w:spacing w:after="20"/>
+            </w:pPr>
+            <w:r/>
+            <w:r>
+              <w:rPr>
+                <w:i w:val="0"/>
+                <w:color w:val="143A6B"/>
+                <w:sz w:val="19"/>
+              </w:rPr>
+              <w:t>3</w:t>
+            </w:r>
+          </w:p>
+        </w:tc>
+        <w:tc>
+          <w:tcPr>
+            <w:tcW w:type="dxa" w:w="2040"/>
+          </w:tcPr>
+          <w:p>
+            <w:pPr>
+              <w:spacing w:after="20"/>
+            </w:pPr>
+            <w:r/>
+            <w:r>
+              <w:rPr>
+                <w:i w:val="0"/>
+                <w:color w:val="1F2937"/>
+                <w:sz w:val="19"/>
+              </w:rPr>
+              <w:t>8</w:t>
+            </w:r>
+          </w:p>
+        </w:tc>
+        <w:tc>
+          <w:tcPr>
+            <w:tcW w:type="dxa" w:w="2040"/>
+          </w:tcPr>
+          <w:p>
+            <w:pPr>
+              <w:spacing w:after="20"/>
+            </w:pPr>
+            <w:r/>
+            <w:r>
+              <w:rPr>
+                <w:i w:val="0"/>
+                <w:color w:val="1F2937"/>
+                <w:sz w:val="19"/>
+              </w:rPr>
+              <w:t>ДЗ 3</w:t>
+            </w:r>
+          </w:p>
+        </w:tc>
+        <w:tc>
+          <w:tcPr>
+            <w:tcW w:type="dxa" w:w="2040"/>
+          </w:tcPr>
+          <w:p>
+            <w:pPr>
+              <w:spacing w:after="20"/>
+            </w:pPr>
+            <w:r/>
+            <w:r>
+              <w:rPr>
+                <w:i w:val="0"/>
+                <w:color w:val="1F2937"/>
+                <w:sz w:val="19"/>
+              </w:rPr>
+              <w:t>2</w:t>
+            </w:r>
+          </w:p>
+        </w:tc>
+        <w:tc>
+          <w:tcPr>
+            <w:tcW w:type="dxa" w:w="2040"/>
+          </w:tcPr>
+          <w:p>
+            <w:pPr>
+              <w:spacing w:after="20"/>
+            </w:pPr>
+            <w:r/>
+            <w:r>
+              <w:rPr>
+                <w:i w:val="0"/>
+                <w:color w:val="1F2937"/>
+                <w:sz w:val="19"/>
+              </w:rPr>
+              <w:t xml:space="preserve">👁 Карточка </w:t>
+            </w:r>
+            <w:r>
+              <w:rPr>
+                <w:rFonts w:ascii="Consolas" w:hAnsi="Consolas"/>
+                <w:color w:val="0B616E"/>
+                <w:sz w:val="19"/>
+              </w:rPr>
+              <w:t>card_like</w:t>
+            </w:r>
+            <w:r>
+              <w:rPr>
+                <w:i w:val="0"/>
+                <w:color w:val="1F2937"/>
+                <w:sz w:val="19"/>
+              </w:rPr>
+              <w:t xml:space="preserve"> противоречит сама себе: «I don't» объяснено и как несогласие, и как согласие с отрицанием. Посмотрите и скажите, перерисовывать ли. Предлагаемая строка: «I like hockey. — I don't.» = «А я не люблю хоккей»</w:t>
+            </w:r>
+          </w:p>
+        </w:tc>
+      </w:tr>
+      <w:tr>
+        <w:tc>
+          <w:tcPr>
+            <w:tcW w:type="dxa" w:w="2040"/>
+            <w:shd w:val="clear" w:color="auto" w:fill="F3F7FC"/>
+          </w:tcPr>
+          <w:p>
+            <w:pPr>
+              <w:spacing w:after="20"/>
+            </w:pPr>
+            <w:r/>
+            <w:r>
+              <w:rPr>
+                <w:i w:val="0"/>
+                <w:color w:val="143A6B"/>
+                <w:sz w:val="19"/>
+              </w:rPr>
+              <w:t>4</w:t>
+            </w:r>
+          </w:p>
+        </w:tc>
+        <w:tc>
+          <w:tcPr>
+            <w:tcW w:type="dxa" w:w="2040"/>
+          </w:tcPr>
+          <w:p>
+            <w:pPr>
+              <w:spacing w:after="20"/>
+            </w:pPr>
+            <w:r/>
+            <w:r>
+              <w:rPr>
+                <w:i w:val="0"/>
+                <w:color w:val="1F2937"/>
+                <w:sz w:val="19"/>
+              </w:rPr>
+              <w:t>8</w:t>
+            </w:r>
+          </w:p>
+        </w:tc>
+        <w:tc>
+          <w:tcPr>
+            <w:tcW w:type="dxa" w:w="2040"/>
+          </w:tcPr>
+          <w:p>
+            <w:pPr>
+              <w:spacing w:after="20"/>
+            </w:pPr>
+            <w:r/>
+            <w:r>
+              <w:rPr>
+                <w:i w:val="0"/>
+                <w:color w:val="1F2937"/>
+                <w:sz w:val="19"/>
+              </w:rPr>
+              <w:t>—</w:t>
+            </w:r>
+          </w:p>
+        </w:tc>
+        <w:tc>
+          <w:tcPr>
+            <w:tcW w:type="dxa" w:w="2040"/>
+          </w:tcPr>
+          <w:p>
+            <w:pPr>
+              <w:spacing w:after="20"/>
+            </w:pPr>
+            <w:r/>
+            <w:r>
+              <w:rPr>
+                <w:i w:val="0"/>
+                <w:color w:val="1F2937"/>
+                <w:sz w:val="19"/>
+              </w:rPr>
+              <w:t>—</w:t>
+            </w:r>
+          </w:p>
+        </w:tc>
+        <w:tc>
+          <w:tcPr>
+            <w:tcW w:type="dxa" w:w="2040"/>
+          </w:tcPr>
+          <w:p>
+            <w:pPr>
+              <w:spacing w:after="20"/>
+            </w:pPr>
+            <w:r/>
+            <w:r>
+              <w:rPr>
+                <w:i w:val="0"/>
+                <w:color w:val="1F2937"/>
+                <w:sz w:val="19"/>
+              </w:rPr>
+              <w:t xml:space="preserve">👁 Стяжение или полная форма? Планы уроков 2 и 7 учат только </w:t>
+            </w:r>
+            <w:r>
+              <w:rPr>
+                <w:rFonts w:ascii="Consolas" w:hAnsi="Consolas"/>
+                <w:color w:val="0B616E"/>
+                <w:sz w:val="19"/>
+              </w:rPr>
+              <w:t>Playing football's fun</w:t>
+            </w:r>
+            <w:r>
+              <w:rPr>
+                <w:i w:val="0"/>
+                <w:color w:val="1F2937"/>
+                <w:sz w:val="19"/>
+              </w:rPr>
+              <w:t xml:space="preserve"> и называют полную форму ошибкой, а все упражнения юнита — на полной. Нужно одно решение: переделать упражнения или поправить карточку и планы</w:t>
+            </w:r>
+          </w:p>
+        </w:tc>
+      </w:tr>
+      <w:tr>
+        <w:tc>
+          <w:tcPr>
+            <w:tcW w:type="dxa" w:w="2040"/>
+            <w:shd w:val="clear" w:color="auto" w:fill="F3F7FC"/>
+          </w:tcPr>
+          <w:p>
+            <w:pPr>
+              <w:spacing w:after="20"/>
+            </w:pPr>
+            <w:r/>
+            <w:r>
+              <w:rPr>
+                <w:i w:val="0"/>
+                <w:color w:val="143A6B"/>
+                <w:sz w:val="19"/>
+              </w:rPr>
+              <w:t>5</w:t>
+            </w:r>
+          </w:p>
+        </w:tc>
+        <w:tc>
+          <w:tcPr>
+            <w:tcW w:type="dxa" w:w="2040"/>
+          </w:tcPr>
+          <w:p>
+            <w:pPr>
+              <w:spacing w:after="20"/>
+            </w:pPr>
+            <w:r/>
+            <w:r>
+              <w:rPr>
+                <w:i w:val="0"/>
+                <w:color w:val="1F2937"/>
+                <w:sz w:val="19"/>
+              </w:rPr>
               <w:t>9</w:t>
             </w:r>
           </w:p>
@@ -1785,7 +2257,7 @@
                 <w:color w:val="1F2937"/>
                 <w:sz w:val="19"/>
               </w:rPr>
-              <w:t xml:space="preserve">👁 Откройте диктант и посмотрите пять картинок: </w:t>
+              <w:t xml:space="preserve">👁 Диктант, пять картинок: </w:t>
             </w:r>
             <w:r>
               <w:rPr>
@@ -1865,23 +2337,7 @@
                 <w:color w:val="1F2937"/>
                 <w:sz w:val="19"/>
               </w:rPr>
-              <w:t xml:space="preserve">. Слово теперь пишется по картинке, без подсказки и без звука, поэтому с каждой картинки должна читаться </w:t>
-            </w:r>
-            <w:r>
-              <w:rPr>
-                <w:b/>
-                <w:color w:val="1F2937"/>
-                <w:sz w:val="19"/>
-              </w:rPr>
-              <w:t>ровно одна</w:t>
-            </w:r>
-            <w:r>
-              <w:rPr>
-                <w:i w:val="0"/>
-                <w:color w:val="1F2937"/>
-                <w:sz w:val="19"/>
-              </w:rPr>
-              <w:t xml:space="preserve"> нужная фраза. Назовите те, где возможен другой ответ, — заменим картинку</w:t>
+              <w:t>. Слово пишется по картинке, без подсказки и без звука, поэтому с каждой должна читаться ровно одна нужная фраза. Назовите те, где возможен другой ответ</w:t>
             </w:r>
           </w:p>
         </w:tc>
@@ -1903,7 +2359,7 @@
                 <w:color w:val="143A6B"/>
                 <w:sz w:val="19"/>
               </w:rPr>
-              <w:t>2</w:t>
+              <w:t>6</w:t>
             </w:r>
           </w:p>
         </w:tc>
@@ -1979,7 +2435,7 @@
                 <w:color w:val="1F2937"/>
                 <w:sz w:val="19"/>
               </w:rPr>
-              <w:t>👁 То же самое с пятью картинками финального диктанта: крокодил, арбуз, шкаф для одежды, очки, вертолёт</w:t>
+              <w:t>👁 То же с пятью картинками финального диктанта: крокодил, арбуз, шкаф для одежды, очки, вертолёт</w:t>
             </w:r>
           </w:p>
         </w:tc>
@@ -1989,6 +2445,75 @@
       <w:pPr>
         <w:spacing w:after="80"/>
       </w:pPr>
+    </w:p>
+    <w:p>
+      <w:pPr>
+        <w:spacing w:after="120"/>
+      </w:pPr>
+      <w:r>
+        <w:rPr>
+          <w:b/>
+          <w:color w:val="143A6B"/>
+          <w:sz w:val="21"/>
+        </w:rPr>
+        <w:t>Ждут картинок</w:t>
+      </w:r>
+      <w:r>
+        <w:rPr>
+          <w:i w:val="0"/>
+          <w:color w:val="1F2937"/>
+          <w:sz w:val="21"/>
+        </w:rPr>
+        <w:t xml:space="preserve"> (промпты высланы в чат): две картинки «я» и «ты» для юнита 6 ДЗ 2, ракетка для настольного тенниса в юните 8, перерисовка </w:t>
+      </w:r>
+      <w:r>
+        <w:rPr>
+          <w:rFonts w:ascii="Consolas" w:hAnsi="Consolas"/>
+          <w:color w:val="0B616E"/>
+          <w:sz w:val="21"/>
+        </w:rPr>
+        <w:t>mary_text.webp</w:t>
+      </w:r>
+      <w:r>
+        <w:rPr>
+          <w:i w:val="0"/>
+          <w:color w:val="1F2937"/>
+          <w:sz w:val="21"/>
+        </w:rPr>
+        <w:t xml:space="preserve"> в юните 7 — там </w:t>
+      </w:r>
+      <w:r>
+        <w:rPr>
+          <w:rFonts w:ascii="Consolas" w:hAnsi="Consolas"/>
+          <w:color w:val="0B616E"/>
+          <w:sz w:val="21"/>
+        </w:rPr>
+        <w:t>favorite</w:t>
+      </w:r>
+      <w:r>
+        <w:rPr>
+          <w:i w:val="0"/>
+          <w:color w:val="1F2937"/>
+          <w:sz w:val="21"/>
+        </w:rPr>
+        <w:t xml:space="preserve"> вместо </w:t>
+      </w:r>
+      <w:r>
+        <w:rPr>
+          <w:rFonts w:ascii="Consolas" w:hAnsi="Consolas"/>
+          <w:color w:val="0B616E"/>
+          <w:sz w:val="21"/>
+        </w:rPr>
+        <w:t>favourite</w:t>
+      </w:r>
+      <w:r>
+        <w:rPr>
+          <w:i w:val="0"/>
+          <w:color w:val="1F2937"/>
+          <w:sz w:val="21"/>
+        </w:rPr>
+        <w:t>.</w:t>
+      </w:r>
     </w:p>
     <w:p>
       <w:pPr>

--- a/builds/Вычитка — что нужно от вас.docx
+++ b/builds/Вычитка — что нужно от вас.docx
@@ -4270,6 +4270,1463 @@
           <w:color w:val="143A6B"/>
           <w:sz w:val="28"/>
         </w:rPr>
+        <w:t>Go Getter 2 — тесты вычитаны</w:t>
+      </w:r>
+    </w:p>
+    <w:p>
+      <w:pPr>
+        <w:spacing w:after="120"/>
+      </w:pPr>
+      <w:r>
+        <w:rPr>
+          <w:b/>
+          <w:color w:val="143A6B"/>
+          <w:sz w:val="21"/>
+        </w:rPr>
+        <w:t>Статус на 22.10.2026.</w:t>
+      </w:r>
+      <w:r>
+        <w:rPr>
+          <w:i w:val="0"/>
+          <w:color w:val="1F2937"/>
+          <w:sz w:val="21"/>
+        </w:rPr>
+        <w:t xml:space="preserve"> Все десять тестов прошли техническую вычитку. Домашки пойдут отдельным заходом.</w:t>
+      </w:r>
+    </w:p>
+    <w:p>
+      <w:pPr>
+        <w:spacing w:after="80" w:before="200"/>
+      </w:pPr>
+      <w:r>
+        <w:rPr>
+          <w:i w:val="0"/>
+          <w:color w:val="B13E0F"/>
+          <w:sz w:val="23"/>
+        </w:rPr>
+        <w:t>Что нужно от вас</w:t>
+      </w:r>
+    </w:p>
+    <w:p>
+      <w:pPr>
+        <w:spacing w:after="120"/>
+      </w:pPr>
+      <w:r>
+        <w:rPr>
+          <w:i w:val="0"/>
+          <w:color w:val="1F2937"/>
+          <w:sz w:val="21"/>
+        </w:rPr>
+        <w:t>Аудиоскриптов к записям нет, поэтому ключи десяти блоков после аудирования проверить можем только вы. Порядок одинаковый: включите запись, пройдите по вопросам блока, назовите номера, где ответ не сходится с тем, что звучит. Это не праздная проверка: в первом юните такой ключ уже оказался неверным — в записи «никогда в будни», а верным стояло «может играть в субботу».</w:t>
+      </w:r>
+    </w:p>
+    <w:tbl>
+      <w:tblPr>
+        <w:tblW w:type="auto" w:w="0"/>
+        <w:tblLook w:firstColumn="1" w:firstRow="1" w:lastColumn="0" w:lastRow="0" w:noHBand="0" w:noVBand="1" w:val="04A0"/>
+        <w:tblBorders>
+          <w:top w:val="single" w:sz="4" w:space="0" w:color="C9D4E4"/>
+          <w:left w:val="single" w:sz="4" w:space="0" w:color="C9D4E4"/>
+          <w:bottom w:val="single" w:sz="4" w:space="0" w:color="C9D4E4"/>
+          <w:right w:val="single" w:sz="4" w:space="0" w:color="C9D4E4"/>
+          <w:insideH w:val="single" w:sz="4" w:space="0" w:color="C9D4E4"/>
+          <w:insideV w:val="single" w:sz="4" w:space="0" w:color="C9D4E4"/>
+        </w:tblBorders>
+      </w:tblPr>
+      <w:tblGrid>
+        <w:gridCol w:w="2040"/>
+        <w:gridCol w:w="2040"/>
+        <w:gridCol w:w="2040"/>
+        <w:gridCol w:w="2040"/>
+        <w:gridCol w:w="2040"/>
+      </w:tblGrid>
+      <w:tr>
+        <w:tc>
+          <w:tcPr>
+            <w:tcW w:type="dxa" w:w="2040"/>
+            <w:shd w:val="clear" w:color="auto" w:fill="1F3A6B"/>
+          </w:tcPr>
+          <w:p>
+            <w:pPr>
+              <w:spacing w:after="0"/>
+            </w:pPr>
+            <w:r/>
+            <w:r>
+              <w:rPr>
+                <w:b/>
+                <w:color w:val="FFFFFF"/>
+                <w:sz w:val="19"/>
+              </w:rPr>
+              <w:t>№</w:t>
+            </w:r>
+          </w:p>
+        </w:tc>
+        <w:tc>
+          <w:tcPr>
+            <w:tcW w:type="dxa" w:w="2040"/>
+            <w:shd w:val="clear" w:color="auto" w:fill="1F3A6B"/>
+          </w:tcPr>
+          <w:p>
+            <w:pPr>
+              <w:spacing w:after="0"/>
+            </w:pPr>
+            <w:r/>
+            <w:r>
+              <w:rPr>
+                <w:b/>
+                <w:color w:val="FFFFFF"/>
+                <w:sz w:val="19"/>
+              </w:rPr>
+              <w:t>юнит</w:t>
+            </w:r>
+          </w:p>
+        </w:tc>
+        <w:tc>
+          <w:tcPr>
+            <w:tcW w:type="dxa" w:w="2040"/>
+            <w:shd w:val="clear" w:color="auto" w:fill="1F3A6B"/>
+          </w:tcPr>
+          <w:p>
+            <w:pPr>
+              <w:spacing w:after="0"/>
+            </w:pPr>
+            <w:r/>
+            <w:r>
+              <w:rPr>
+                <w:b/>
+                <w:color w:val="FFFFFF"/>
+                <w:sz w:val="19"/>
+              </w:rPr>
+              <w:t>урок</w:t>
+            </w:r>
+          </w:p>
+        </w:tc>
+        <w:tc>
+          <w:tcPr>
+            <w:tcW w:type="dxa" w:w="2040"/>
+            <w:shd w:val="clear" w:color="auto" w:fill="1F3A6B"/>
+          </w:tcPr>
+          <w:p>
+            <w:pPr>
+              <w:spacing w:after="0"/>
+            </w:pPr>
+            <w:r/>
+            <w:r>
+              <w:rPr>
+                <w:b/>
+                <w:color w:val="FFFFFF"/>
+                <w:sz w:val="19"/>
+              </w:rPr>
+              <w:t>блок</w:t>
+            </w:r>
+          </w:p>
+        </w:tc>
+        <w:tc>
+          <w:tcPr>
+            <w:tcW w:type="dxa" w:w="2040"/>
+            <w:shd w:val="clear" w:color="auto" w:fill="1F3A6B"/>
+          </w:tcPr>
+          <w:p>
+            <w:pPr>
+              <w:spacing w:after="0"/>
+            </w:pPr>
+            <w:r/>
+            <w:r>
+              <w:rPr>
+                <w:b/>
+                <w:color w:val="FFFFFF"/>
+                <w:sz w:val="19"/>
+              </w:rPr>
+              <w:t>что сделать</w:t>
+            </w:r>
+          </w:p>
+        </w:tc>
+      </w:tr>
+      <w:tr>
+        <w:tc>
+          <w:tcPr>
+            <w:tcW w:type="dxa" w:w="2040"/>
+            <w:shd w:val="clear" w:color="auto" w:fill="F3F7FC"/>
+          </w:tcPr>
+          <w:p>
+            <w:pPr>
+              <w:spacing w:after="20"/>
+            </w:pPr>
+            <w:r/>
+            <w:r>
+              <w:rPr>
+                <w:i w:val="0"/>
+                <w:color w:val="143A6B"/>
+                <w:sz w:val="19"/>
+              </w:rPr>
+              <w:t>1</w:t>
+            </w:r>
+          </w:p>
+        </w:tc>
+        <w:tc>
+          <w:tcPr>
+            <w:tcW w:type="dxa" w:w="2040"/>
+          </w:tcPr>
+          <w:p>
+            <w:pPr>
+              <w:spacing w:after="20"/>
+            </w:pPr>
+            <w:r/>
+            <w:r>
+              <w:rPr>
+                <w:i w:val="0"/>
+                <w:color w:val="1F2937"/>
+                <w:sz w:val="19"/>
+              </w:rPr>
+              <w:t>0</w:t>
+            </w:r>
+          </w:p>
+        </w:tc>
+        <w:tc>
+          <w:tcPr>
+            <w:tcW w:type="dxa" w:w="2040"/>
+          </w:tcPr>
+          <w:p>
+            <w:pPr>
+              <w:spacing w:after="20"/>
+            </w:pPr>
+            <w:r/>
+            <w:r>
+              <w:rPr>
+                <w:i w:val="0"/>
+                <w:color w:val="1F2937"/>
+                <w:sz w:val="19"/>
+              </w:rPr>
+              <w:t>тест</w:t>
+            </w:r>
+          </w:p>
+        </w:tc>
+        <w:tc>
+          <w:tcPr>
+            <w:tcW w:type="dxa" w:w="2040"/>
+          </w:tcPr>
+          <w:p>
+            <w:pPr>
+              <w:spacing w:after="20"/>
+            </w:pPr>
+            <w:r/>
+            <w:r>
+              <w:rPr>
+                <w:i w:val="0"/>
+                <w:color w:val="1F2937"/>
+                <w:sz w:val="19"/>
+              </w:rPr>
+              <w:t>13</w:t>
+            </w:r>
+          </w:p>
+        </w:tc>
+        <w:tc>
+          <w:tcPr>
+            <w:tcW w:type="dxa" w:w="2040"/>
+          </w:tcPr>
+          <w:p>
+            <w:pPr>
+              <w:spacing w:after="20"/>
+            </w:pPr>
+            <w:r/>
+            <w:r>
+              <w:rPr>
+                <w:i w:val="0"/>
+                <w:color w:val="1F2937"/>
+                <w:sz w:val="19"/>
+              </w:rPr>
+              <w:t>🎧 три подростка рассказывают о себе на видеозвонке — сверить ключи вопросов после записи</w:t>
+            </w:r>
+          </w:p>
+        </w:tc>
+      </w:tr>
+      <w:tr>
+        <w:tc>
+          <w:tcPr>
+            <w:tcW w:type="dxa" w:w="2040"/>
+            <w:shd w:val="clear" w:color="auto" w:fill="F3F7FC"/>
+          </w:tcPr>
+          <w:p>
+            <w:pPr>
+              <w:spacing w:after="20"/>
+            </w:pPr>
+            <w:r/>
+            <w:r>
+              <w:rPr>
+                <w:i w:val="0"/>
+                <w:color w:val="143A6B"/>
+                <w:sz w:val="19"/>
+              </w:rPr>
+              <w:t>2</w:t>
+            </w:r>
+          </w:p>
+        </w:tc>
+        <w:tc>
+          <w:tcPr>
+            <w:tcW w:type="dxa" w:w="2040"/>
+          </w:tcPr>
+          <w:p>
+            <w:pPr>
+              <w:spacing w:after="20"/>
+            </w:pPr>
+            <w:r/>
+            <w:r>
+              <w:rPr>
+                <w:i w:val="0"/>
+                <w:color w:val="1F2937"/>
+                <w:sz w:val="19"/>
+              </w:rPr>
+              <w:t>1</w:t>
+            </w:r>
+          </w:p>
+        </w:tc>
+        <w:tc>
+          <w:tcPr>
+            <w:tcW w:type="dxa" w:w="2040"/>
+          </w:tcPr>
+          <w:p>
+            <w:pPr>
+              <w:spacing w:after="20"/>
+            </w:pPr>
+            <w:r/>
+            <w:r>
+              <w:rPr>
+                <w:i w:val="0"/>
+                <w:color w:val="1F2937"/>
+                <w:sz w:val="19"/>
+              </w:rPr>
+              <w:t>тест</w:t>
+            </w:r>
+          </w:p>
+        </w:tc>
+        <w:tc>
+          <w:tcPr>
+            <w:tcW w:type="dxa" w:w="2040"/>
+          </w:tcPr>
+          <w:p>
+            <w:pPr>
+              <w:spacing w:after="20"/>
+            </w:pPr>
+            <w:r/>
+            <w:r>
+              <w:rPr>
+                <w:i w:val="0"/>
+                <w:color w:val="1F2937"/>
+                <w:sz w:val="19"/>
+              </w:rPr>
+              <w:t>13</w:t>
+            </w:r>
+          </w:p>
+        </w:tc>
+        <w:tc>
+          <w:tcPr>
+            <w:tcW w:type="dxa" w:w="2040"/>
+          </w:tcPr>
+          <w:p>
+            <w:pPr>
+              <w:spacing w:after="20"/>
+            </w:pPr>
+            <w:r/>
+            <w:r>
+              <w:rPr>
+                <w:i w:val="0"/>
+                <w:color w:val="1F2937"/>
+                <w:sz w:val="19"/>
+              </w:rPr>
+              <w:t>🎧 София рассказывает про свой вторник: проверить порядок событий</w:t>
+            </w:r>
+          </w:p>
+        </w:tc>
+      </w:tr>
+      <w:tr>
+        <w:tc>
+          <w:tcPr>
+            <w:tcW w:type="dxa" w:w="2040"/>
+            <w:shd w:val="clear" w:color="auto" w:fill="F3F7FC"/>
+          </w:tcPr>
+          <w:p>
+            <w:pPr>
+              <w:spacing w:after="20"/>
+            </w:pPr>
+            <w:r/>
+            <w:r>
+              <w:rPr>
+                <w:i w:val="0"/>
+                <w:color w:val="143A6B"/>
+                <w:sz w:val="19"/>
+              </w:rPr>
+              <w:t>3</w:t>
+            </w:r>
+          </w:p>
+        </w:tc>
+        <w:tc>
+          <w:tcPr>
+            <w:tcW w:type="dxa" w:w="2040"/>
+          </w:tcPr>
+          <w:p>
+            <w:pPr>
+              <w:spacing w:after="20"/>
+            </w:pPr>
+            <w:r/>
+            <w:r>
+              <w:rPr>
+                <w:i w:val="0"/>
+                <w:color w:val="1F2937"/>
+                <w:sz w:val="19"/>
+              </w:rPr>
+              <w:t>2</w:t>
+            </w:r>
+          </w:p>
+        </w:tc>
+        <w:tc>
+          <w:tcPr>
+            <w:tcW w:type="dxa" w:w="2040"/>
+          </w:tcPr>
+          <w:p>
+            <w:pPr>
+              <w:spacing w:after="20"/>
+            </w:pPr>
+            <w:r/>
+            <w:r>
+              <w:rPr>
+                <w:i w:val="0"/>
+                <w:color w:val="1F2937"/>
+                <w:sz w:val="19"/>
+              </w:rPr>
+              <w:t>тест</w:t>
+            </w:r>
+          </w:p>
+        </w:tc>
+        <w:tc>
+          <w:tcPr>
+            <w:tcW w:type="dxa" w:w="2040"/>
+          </w:tcPr>
+          <w:p>
+            <w:pPr>
+              <w:spacing w:after="20"/>
+            </w:pPr>
+            <w:r/>
+            <w:r>
+              <w:rPr>
+                <w:i w:val="0"/>
+                <w:color w:val="1F2937"/>
+                <w:sz w:val="19"/>
+              </w:rPr>
+              <w:t>13</w:t>
+            </w:r>
+          </w:p>
+        </w:tc>
+        <w:tc>
+          <w:tcPr>
+            <w:tcW w:type="dxa" w:w="2040"/>
+          </w:tcPr>
+          <w:p>
+            <w:pPr>
+              <w:spacing w:after="20"/>
+            </w:pPr>
+            <w:r/>
+            <w:r>
+              <w:rPr>
+                <w:i w:val="0"/>
+                <w:color w:val="1F2937"/>
+                <w:sz w:val="19"/>
+              </w:rPr>
+              <w:t>🎧 Мия о покупках в супермаркете: шесть утверждений «верно / неверно»</w:t>
+            </w:r>
+          </w:p>
+        </w:tc>
+      </w:tr>
+      <w:tr>
+        <w:tc>
+          <w:tcPr>
+            <w:tcW w:type="dxa" w:w="2040"/>
+            <w:shd w:val="clear" w:color="auto" w:fill="F3F7FC"/>
+          </w:tcPr>
+          <w:p>
+            <w:pPr>
+              <w:spacing w:after="20"/>
+            </w:pPr>
+            <w:r/>
+            <w:r>
+              <w:rPr>
+                <w:i w:val="0"/>
+                <w:color w:val="143A6B"/>
+                <w:sz w:val="19"/>
+              </w:rPr>
+              <w:t>4</w:t>
+            </w:r>
+          </w:p>
+        </w:tc>
+        <w:tc>
+          <w:tcPr>
+            <w:tcW w:type="dxa" w:w="2040"/>
+          </w:tcPr>
+          <w:p>
+            <w:pPr>
+              <w:spacing w:after="20"/>
+            </w:pPr>
+            <w:r/>
+            <w:r>
+              <w:rPr>
+                <w:i w:val="0"/>
+                <w:color w:val="1F2937"/>
+                <w:sz w:val="19"/>
+              </w:rPr>
+              <w:t>3</w:t>
+            </w:r>
+          </w:p>
+        </w:tc>
+        <w:tc>
+          <w:tcPr>
+            <w:tcW w:type="dxa" w:w="2040"/>
+          </w:tcPr>
+          <w:p>
+            <w:pPr>
+              <w:spacing w:after="20"/>
+            </w:pPr>
+            <w:r/>
+            <w:r>
+              <w:rPr>
+                <w:i w:val="0"/>
+                <w:color w:val="1F2937"/>
+                <w:sz w:val="19"/>
+              </w:rPr>
+              <w:t>тест</w:t>
+            </w:r>
+          </w:p>
+        </w:tc>
+        <w:tc>
+          <w:tcPr>
+            <w:tcW w:type="dxa" w:w="2040"/>
+          </w:tcPr>
+          <w:p>
+            <w:pPr>
+              <w:spacing w:after="20"/>
+            </w:pPr>
+            <w:r/>
+            <w:r>
+              <w:rPr>
+                <w:i w:val="0"/>
+                <w:color w:val="1F2937"/>
+                <w:sz w:val="19"/>
+              </w:rPr>
+              <w:t>12</w:t>
+            </w:r>
+          </w:p>
+        </w:tc>
+        <w:tc>
+          <w:tcPr>
+            <w:tcW w:type="dxa" w:w="2040"/>
+          </w:tcPr>
+          <w:p>
+            <w:pPr>
+              <w:spacing w:after="20"/>
+            </w:pPr>
+            <w:r/>
+            <w:r>
+              <w:rPr>
+                <w:i w:val="0"/>
+                <w:color w:val="1F2937"/>
+                <w:sz w:val="19"/>
+              </w:rPr>
+              <w:t>🎧 разговор Эммы с мамой по телефону: «верно / неверно / не сказано»</w:t>
+            </w:r>
+          </w:p>
+        </w:tc>
+      </w:tr>
+      <w:tr>
+        <w:tc>
+          <w:tcPr>
+            <w:tcW w:type="dxa" w:w="2040"/>
+            <w:shd w:val="clear" w:color="auto" w:fill="F3F7FC"/>
+          </w:tcPr>
+          <w:p>
+            <w:pPr>
+              <w:spacing w:after="20"/>
+            </w:pPr>
+            <w:r/>
+            <w:r>
+              <w:rPr>
+                <w:i w:val="0"/>
+                <w:color w:val="143A6B"/>
+                <w:sz w:val="19"/>
+              </w:rPr>
+              <w:t>5</w:t>
+            </w:r>
+          </w:p>
+        </w:tc>
+        <w:tc>
+          <w:tcPr>
+            <w:tcW w:type="dxa" w:w="2040"/>
+          </w:tcPr>
+          <w:p>
+            <w:pPr>
+              <w:spacing w:after="20"/>
+            </w:pPr>
+            <w:r/>
+            <w:r>
+              <w:rPr>
+                <w:i w:val="0"/>
+                <w:color w:val="1F2937"/>
+                <w:sz w:val="19"/>
+              </w:rPr>
+              <w:t>4</w:t>
+            </w:r>
+          </w:p>
+        </w:tc>
+        <w:tc>
+          <w:tcPr>
+            <w:tcW w:type="dxa" w:w="2040"/>
+          </w:tcPr>
+          <w:p>
+            <w:pPr>
+              <w:spacing w:after="20"/>
+            </w:pPr>
+            <w:r/>
+            <w:r>
+              <w:rPr>
+                <w:i w:val="0"/>
+                <w:color w:val="1F2937"/>
+                <w:sz w:val="19"/>
+              </w:rPr>
+              <w:t>тест</w:t>
+            </w:r>
+          </w:p>
+        </w:tc>
+        <w:tc>
+          <w:tcPr>
+            <w:tcW w:type="dxa" w:w="2040"/>
+          </w:tcPr>
+          <w:p>
+            <w:pPr>
+              <w:spacing w:after="20"/>
+            </w:pPr>
+            <w:r/>
+            <w:r>
+              <w:rPr>
+                <w:i w:val="0"/>
+                <w:color w:val="1F2937"/>
+                <w:sz w:val="19"/>
+              </w:rPr>
+              <w:t>14</w:t>
+            </w:r>
+          </w:p>
+        </w:tc>
+        <w:tc>
+          <w:tcPr>
+            <w:tcW w:type="dxa" w:w="2040"/>
+          </w:tcPr>
+          <w:p>
+            <w:pPr>
+              <w:spacing w:after="20"/>
+            </w:pPr>
+            <w:r/>
+            <w:r>
+              <w:rPr>
+                <w:i w:val="0"/>
+                <w:color w:val="1F2937"/>
+                <w:sz w:val="19"/>
+              </w:rPr>
+              <w:t>🎧 интервью с туристом: выбрать ответ на каждый вопрос</w:t>
+            </w:r>
+          </w:p>
+        </w:tc>
+      </w:tr>
+      <w:tr>
+        <w:tc>
+          <w:tcPr>
+            <w:tcW w:type="dxa" w:w="2040"/>
+            <w:shd w:val="clear" w:color="auto" w:fill="F3F7FC"/>
+          </w:tcPr>
+          <w:p>
+            <w:pPr>
+              <w:spacing w:after="20"/>
+            </w:pPr>
+            <w:r/>
+            <w:r>
+              <w:rPr>
+                <w:i w:val="0"/>
+                <w:color w:val="143A6B"/>
+                <w:sz w:val="19"/>
+              </w:rPr>
+              <w:t>6</w:t>
+            </w:r>
+          </w:p>
+        </w:tc>
+        <w:tc>
+          <w:tcPr>
+            <w:tcW w:type="dxa" w:w="2040"/>
+          </w:tcPr>
+          <w:p>
+            <w:pPr>
+              <w:spacing w:after="20"/>
+            </w:pPr>
+            <w:r/>
+            <w:r>
+              <w:rPr>
+                <w:i w:val="0"/>
+                <w:color w:val="1F2937"/>
+                <w:sz w:val="19"/>
+              </w:rPr>
+              <w:t>5</w:t>
+            </w:r>
+          </w:p>
+        </w:tc>
+        <w:tc>
+          <w:tcPr>
+            <w:tcW w:type="dxa" w:w="2040"/>
+          </w:tcPr>
+          <w:p>
+            <w:pPr>
+              <w:spacing w:after="20"/>
+            </w:pPr>
+            <w:r/>
+            <w:r>
+              <w:rPr>
+                <w:i w:val="0"/>
+                <w:color w:val="1F2937"/>
+                <w:sz w:val="19"/>
+              </w:rPr>
+              <w:t>тест</w:t>
+            </w:r>
+          </w:p>
+        </w:tc>
+        <w:tc>
+          <w:tcPr>
+            <w:tcW w:type="dxa" w:w="2040"/>
+          </w:tcPr>
+          <w:p>
+            <w:pPr>
+              <w:spacing w:after="20"/>
+            </w:pPr>
+            <w:r/>
+            <w:r>
+              <w:rPr>
+                <w:i w:val="0"/>
+                <w:color w:val="1F2937"/>
+                <w:sz w:val="19"/>
+              </w:rPr>
+              <w:t>12</w:t>
+            </w:r>
+          </w:p>
+        </w:tc>
+        <w:tc>
+          <w:tcPr>
+            <w:tcW w:type="dxa" w:w="2040"/>
+          </w:tcPr>
+          <w:p>
+            <w:pPr>
+              <w:spacing w:after="20"/>
+            </w:pPr>
+            <w:r/>
+            <w:r>
+              <w:rPr>
+                <w:i w:val="0"/>
+                <w:color w:val="1F2937"/>
+                <w:sz w:val="19"/>
+              </w:rPr>
+              <w:t>🎧 Лиам объясняет дорогу до отеля: порядок мест, мимо которых пройдёт турист</w:t>
+            </w:r>
+          </w:p>
+        </w:tc>
+      </w:tr>
+      <w:tr>
+        <w:tc>
+          <w:tcPr>
+            <w:tcW w:type="dxa" w:w="2040"/>
+            <w:shd w:val="clear" w:color="auto" w:fill="F3F7FC"/>
+          </w:tcPr>
+          <w:p>
+            <w:pPr>
+              <w:spacing w:after="20"/>
+            </w:pPr>
+            <w:r/>
+            <w:r>
+              <w:rPr>
+                <w:i w:val="0"/>
+                <w:color w:val="143A6B"/>
+                <w:sz w:val="19"/>
+              </w:rPr>
+              <w:t>7</w:t>
+            </w:r>
+          </w:p>
+        </w:tc>
+        <w:tc>
+          <w:tcPr>
+            <w:tcW w:type="dxa" w:w="2040"/>
+          </w:tcPr>
+          <w:p>
+            <w:pPr>
+              <w:spacing w:after="20"/>
+            </w:pPr>
+            <w:r/>
+            <w:r>
+              <w:rPr>
+                <w:i w:val="0"/>
+                <w:color w:val="1F2937"/>
+                <w:sz w:val="19"/>
+              </w:rPr>
+              <w:t>6</w:t>
+            </w:r>
+          </w:p>
+        </w:tc>
+        <w:tc>
+          <w:tcPr>
+            <w:tcW w:type="dxa" w:w="2040"/>
+          </w:tcPr>
+          <w:p>
+            <w:pPr>
+              <w:spacing w:after="20"/>
+            </w:pPr>
+            <w:r/>
+            <w:r>
+              <w:rPr>
+                <w:i w:val="0"/>
+                <w:color w:val="1F2937"/>
+                <w:sz w:val="19"/>
+              </w:rPr>
+              <w:t>тест</w:t>
+            </w:r>
+          </w:p>
+        </w:tc>
+        <w:tc>
+          <w:tcPr>
+            <w:tcW w:type="dxa" w:w="2040"/>
+          </w:tcPr>
+          <w:p>
+            <w:pPr>
+              <w:spacing w:after="20"/>
+            </w:pPr>
+            <w:r/>
+            <w:r>
+              <w:rPr>
+                <w:i w:val="0"/>
+                <w:color w:val="1F2937"/>
+                <w:sz w:val="19"/>
+              </w:rPr>
+              <w:t>12</w:t>
+            </w:r>
+          </w:p>
+        </w:tc>
+        <w:tc>
+          <w:tcPr>
+            <w:tcW w:type="dxa" w:w="2040"/>
+          </w:tcPr>
+          <w:p>
+            <w:pPr>
+              <w:spacing w:after="20"/>
+            </w:pPr>
+            <w:r/>
+            <w:r>
+              <w:rPr>
+                <w:i w:val="0"/>
+                <w:color w:val="1F2937"/>
+                <w:sz w:val="19"/>
+              </w:rPr>
+              <w:t>🎧 четыре человека рассказывают, что делали вчера</w:t>
+            </w:r>
+          </w:p>
+        </w:tc>
+      </w:tr>
+      <w:tr>
+        <w:tc>
+          <w:tcPr>
+            <w:tcW w:type="dxa" w:w="2040"/>
+            <w:shd w:val="clear" w:color="auto" w:fill="F3F7FC"/>
+          </w:tcPr>
+          <w:p>
+            <w:pPr>
+              <w:spacing w:after="20"/>
+            </w:pPr>
+            <w:r/>
+            <w:r>
+              <w:rPr>
+                <w:i w:val="0"/>
+                <w:color w:val="143A6B"/>
+                <w:sz w:val="19"/>
+              </w:rPr>
+              <w:t>8</w:t>
+            </w:r>
+          </w:p>
+        </w:tc>
+        <w:tc>
+          <w:tcPr>
+            <w:tcW w:type="dxa" w:w="2040"/>
+          </w:tcPr>
+          <w:p>
+            <w:pPr>
+              <w:spacing w:after="20"/>
+            </w:pPr>
+            <w:r/>
+            <w:r>
+              <w:rPr>
+                <w:i w:val="0"/>
+                <w:color w:val="1F2937"/>
+                <w:sz w:val="19"/>
+              </w:rPr>
+              <w:t>7</w:t>
+            </w:r>
+          </w:p>
+        </w:tc>
+        <w:tc>
+          <w:tcPr>
+            <w:tcW w:type="dxa" w:w="2040"/>
+          </w:tcPr>
+          <w:p>
+            <w:pPr>
+              <w:spacing w:after="20"/>
+            </w:pPr>
+            <w:r/>
+            <w:r>
+              <w:rPr>
+                <w:i w:val="0"/>
+                <w:color w:val="1F2937"/>
+                <w:sz w:val="19"/>
+              </w:rPr>
+              <w:t>тест</w:t>
+            </w:r>
+          </w:p>
+        </w:tc>
+        <w:tc>
+          <w:tcPr>
+            <w:tcW w:type="dxa" w:w="2040"/>
+          </w:tcPr>
+          <w:p>
+            <w:pPr>
+              <w:spacing w:after="20"/>
+            </w:pPr>
+            <w:r/>
+            <w:r>
+              <w:rPr>
+                <w:i w:val="0"/>
+                <w:color w:val="1F2937"/>
+                <w:sz w:val="19"/>
+              </w:rPr>
+              <w:t>12</w:t>
+            </w:r>
+          </w:p>
+        </w:tc>
+        <w:tc>
+          <w:tcPr>
+            <w:tcW w:type="dxa" w:w="2040"/>
+          </w:tcPr>
+          <w:p>
+            <w:pPr>
+              <w:spacing w:after="20"/>
+            </w:pPr>
+            <w:r/>
+            <w:r>
+              <w:rPr>
+                <w:i w:val="0"/>
+                <w:color w:val="1F2937"/>
+                <w:sz w:val="19"/>
+              </w:rPr>
+              <w:t>🎧 разговор в кассе на вокзале</w:t>
+            </w:r>
+          </w:p>
+        </w:tc>
+      </w:tr>
+      <w:tr>
+        <w:tc>
+          <w:tcPr>
+            <w:tcW w:type="dxa" w:w="2040"/>
+            <w:shd w:val="clear" w:color="auto" w:fill="F3F7FC"/>
+          </w:tcPr>
+          <w:p>
+            <w:pPr>
+              <w:spacing w:after="20"/>
+            </w:pPr>
+            <w:r/>
+            <w:r>
+              <w:rPr>
+                <w:i w:val="0"/>
+                <w:color w:val="143A6B"/>
+                <w:sz w:val="19"/>
+              </w:rPr>
+              <w:t>9</w:t>
+            </w:r>
+          </w:p>
+        </w:tc>
+        <w:tc>
+          <w:tcPr>
+            <w:tcW w:type="dxa" w:w="2040"/>
+          </w:tcPr>
+          <w:p>
+            <w:pPr>
+              <w:spacing w:after="20"/>
+            </w:pPr>
+            <w:r/>
+            <w:r>
+              <w:rPr>
+                <w:i w:val="0"/>
+                <w:color w:val="1F2937"/>
+                <w:sz w:val="19"/>
+              </w:rPr>
+              <w:t>8</w:t>
+            </w:r>
+          </w:p>
+        </w:tc>
+        <w:tc>
+          <w:tcPr>
+            <w:tcW w:type="dxa" w:w="2040"/>
+          </w:tcPr>
+          <w:p>
+            <w:pPr>
+              <w:spacing w:after="20"/>
+            </w:pPr>
+            <w:r/>
+            <w:r>
+              <w:rPr>
+                <w:i w:val="0"/>
+                <w:color w:val="1F2937"/>
+                <w:sz w:val="19"/>
+              </w:rPr>
+              <w:t>тест</w:t>
+            </w:r>
+          </w:p>
+        </w:tc>
+        <w:tc>
+          <w:tcPr>
+            <w:tcW w:type="dxa" w:w="2040"/>
+          </w:tcPr>
+          <w:p>
+            <w:pPr>
+              <w:spacing w:after="20"/>
+            </w:pPr>
+            <w:r/>
+            <w:r>
+              <w:rPr>
+                <w:i w:val="0"/>
+                <w:color w:val="1F2937"/>
+                <w:sz w:val="19"/>
+              </w:rPr>
+              <w:t>13</w:t>
+            </w:r>
+          </w:p>
+        </w:tc>
+        <w:tc>
+          <w:tcPr>
+            <w:tcW w:type="dxa" w:w="2040"/>
+          </w:tcPr>
+          <w:p>
+            <w:pPr>
+              <w:spacing w:after="20"/>
+            </w:pPr>
+            <w:r/>
+            <w:r>
+              <w:rPr>
+                <w:i w:val="0"/>
+                <w:color w:val="1F2937"/>
+                <w:sz w:val="19"/>
+              </w:rPr>
+              <w:t>🎧 разговор Софи и Бена о субботе</w:t>
+            </w:r>
+          </w:p>
+        </w:tc>
+      </w:tr>
+      <w:tr>
+        <w:tc>
+          <w:tcPr>
+            <w:tcW w:type="dxa" w:w="2040"/>
+            <w:shd w:val="clear" w:color="auto" w:fill="F3F7FC"/>
+          </w:tcPr>
+          <w:p>
+            <w:pPr>
+              <w:spacing w:after="20"/>
+            </w:pPr>
+            <w:r/>
+            <w:r>
+              <w:rPr>
+                <w:i w:val="0"/>
+                <w:color w:val="143A6B"/>
+                <w:sz w:val="19"/>
+              </w:rPr>
+              <w:t>10</w:t>
+            </w:r>
+          </w:p>
+        </w:tc>
+        <w:tc>
+          <w:tcPr>
+            <w:tcW w:type="dxa" w:w="2040"/>
+          </w:tcPr>
+          <w:p>
+            <w:pPr>
+              <w:spacing w:after="20"/>
+            </w:pPr>
+            <w:r/>
+            <w:r>
+              <w:rPr>
+                <w:i w:val="0"/>
+                <w:color w:val="1F2937"/>
+                <w:sz w:val="19"/>
+              </w:rPr>
+              <w:t>Final Test</w:t>
+            </w:r>
+          </w:p>
+        </w:tc>
+        <w:tc>
+          <w:tcPr>
+            <w:tcW w:type="dxa" w:w="2040"/>
+          </w:tcPr>
+          <w:p>
+            <w:pPr>
+              <w:spacing w:after="20"/>
+            </w:pPr>
+            <w:r/>
+            <w:r>
+              <w:rPr>
+                <w:i w:val="0"/>
+                <w:color w:val="1F2937"/>
+                <w:sz w:val="19"/>
+              </w:rPr>
+              <w:t>—</w:t>
+            </w:r>
+          </w:p>
+        </w:tc>
+        <w:tc>
+          <w:tcPr>
+            <w:tcW w:type="dxa" w:w="2040"/>
+          </w:tcPr>
+          <w:p>
+            <w:pPr>
+              <w:spacing w:after="20"/>
+            </w:pPr>
+            <w:r/>
+            <w:r>
+              <w:rPr>
+                <w:i w:val="0"/>
+                <w:color w:val="1F2937"/>
+                <w:sz w:val="19"/>
+              </w:rPr>
+              <w:t>10</w:t>
+            </w:r>
+          </w:p>
+        </w:tc>
+        <w:tc>
+          <w:tcPr>
+            <w:tcW w:type="dxa" w:w="2040"/>
+          </w:tcPr>
+          <w:p>
+            <w:pPr>
+              <w:spacing w:after="20"/>
+            </w:pPr>
+            <w:r/>
+            <w:r>
+              <w:rPr>
+                <w:i w:val="0"/>
+                <w:color w:val="1F2937"/>
+                <w:sz w:val="19"/>
+              </w:rPr>
+              <w:t>🎧 разговор Софи с мамой</w:t>
+            </w:r>
+          </w:p>
+        </w:tc>
+      </w:tr>
+    </w:tbl>
+    <w:p>
+      <w:pPr>
+        <w:spacing w:after="80"/>
+      </w:pPr>
+    </w:p>
+    <w:p>
+      <w:pPr>
+        <w:spacing w:after="100" w:before="280"/>
+      </w:pPr>
+      <w:r>
+        <w:rPr>
+          <w:i w:val="0"/>
+          <w:color w:val="143A6B"/>
+          <w:sz w:val="28"/>
+        </w:rPr>
+        <w:t>Go Getter 3 — тесты вычитаны и достроены</w:t>
+      </w:r>
+    </w:p>
+    <w:p>
+      <w:pPr>
+        <w:spacing w:after="120"/>
+      </w:pPr>
+      <w:r>
+        <w:rPr>
+          <w:b/>
+          <w:color w:val="143A6B"/>
+          <w:sz w:val="21"/>
+        </w:rPr>
+        <w:t>Статус на 22.10.2026.</w:t>
+      </w:r>
+      <w:r>
+        <w:rPr>
+          <w:i w:val="0"/>
+          <w:color w:val="1F2937"/>
+          <w:sz w:val="21"/>
+        </w:rPr>
+        <w:t xml:space="preserve"> Курс состоит только из тестов, домашек нет. В тесты юнитов 1–8 добавлены чтение и аудирование, добрана лексика, поставлены приветствия и прощания; было 115 блоков, стало 185. Девять записей ждут озвучки через SpeechKit — это отдельная задача, не ваша.</w:t>
+      </w:r>
+    </w:p>
+    <w:p>
+      <w:pPr>
+        <w:spacing w:after="80" w:before="200"/>
+      </w:pPr>
+      <w:r>
+        <w:rPr>
+          <w:i w:val="0"/>
+          <w:color w:val="B13E0F"/>
+          <w:sz w:val="23"/>
+        </w:rPr>
+        <w:t>Что нужно от вас</w:t>
+      </w:r>
+    </w:p>
+    <w:tbl>
+      <w:tblPr>
+        <w:tblW w:type="auto" w:w="0"/>
+        <w:tblLook w:firstColumn="1" w:firstRow="1" w:lastColumn="0" w:lastRow="0" w:noHBand="0" w:noVBand="1" w:val="04A0"/>
+        <w:tblBorders>
+          <w:top w:val="single" w:sz="4" w:space="0" w:color="C9D4E4"/>
+          <w:left w:val="single" w:sz="4" w:space="0" w:color="C9D4E4"/>
+          <w:bottom w:val="single" w:sz="4" w:space="0" w:color="C9D4E4"/>
+          <w:right w:val="single" w:sz="4" w:space="0" w:color="C9D4E4"/>
+          <w:insideH w:val="single" w:sz="4" w:space="0" w:color="C9D4E4"/>
+          <w:insideV w:val="single" w:sz="4" w:space="0" w:color="C9D4E4"/>
+        </w:tblBorders>
+      </w:tblPr>
+      <w:tblGrid>
+        <w:gridCol w:w="2040"/>
+        <w:gridCol w:w="2040"/>
+        <w:gridCol w:w="2040"/>
+        <w:gridCol w:w="2040"/>
+        <w:gridCol w:w="2040"/>
+      </w:tblGrid>
+      <w:tr>
+        <w:tc>
+          <w:tcPr>
+            <w:tcW w:type="dxa" w:w="2040"/>
+            <w:shd w:val="clear" w:color="auto" w:fill="1F3A6B"/>
+          </w:tcPr>
+          <w:p>
+            <w:pPr>
+              <w:spacing w:after="0"/>
+            </w:pPr>
+            <w:r/>
+            <w:r>
+              <w:rPr>
+                <w:b/>
+                <w:color w:val="FFFFFF"/>
+                <w:sz w:val="19"/>
+              </w:rPr>
+              <w:t>№</w:t>
+            </w:r>
+          </w:p>
+        </w:tc>
+        <w:tc>
+          <w:tcPr>
+            <w:tcW w:type="dxa" w:w="2040"/>
+            <w:shd w:val="clear" w:color="auto" w:fill="1F3A6B"/>
+          </w:tcPr>
+          <w:p>
+            <w:pPr>
+              <w:spacing w:after="0"/>
+            </w:pPr>
+            <w:r/>
+            <w:r>
+              <w:rPr>
+                <w:b/>
+                <w:color w:val="FFFFFF"/>
+                <w:sz w:val="19"/>
+              </w:rPr>
+              <w:t>юнит</w:t>
+            </w:r>
+          </w:p>
+        </w:tc>
+        <w:tc>
+          <w:tcPr>
+            <w:tcW w:type="dxa" w:w="2040"/>
+            <w:shd w:val="clear" w:color="auto" w:fill="1F3A6B"/>
+          </w:tcPr>
+          <w:p>
+            <w:pPr>
+              <w:spacing w:after="0"/>
+            </w:pPr>
+            <w:r/>
+            <w:r>
+              <w:rPr>
+                <w:b/>
+                <w:color w:val="FFFFFF"/>
+                <w:sz w:val="19"/>
+              </w:rPr>
+              <w:t>урок</w:t>
+            </w:r>
+          </w:p>
+        </w:tc>
+        <w:tc>
+          <w:tcPr>
+            <w:tcW w:type="dxa" w:w="2040"/>
+            <w:shd w:val="clear" w:color="auto" w:fill="1F3A6B"/>
+          </w:tcPr>
+          <w:p>
+            <w:pPr>
+              <w:spacing w:after="0"/>
+            </w:pPr>
+            <w:r/>
+            <w:r>
+              <w:rPr>
+                <w:b/>
+                <w:color w:val="FFFFFF"/>
+                <w:sz w:val="19"/>
+              </w:rPr>
+              <w:t>блок</w:t>
+            </w:r>
+          </w:p>
+        </w:tc>
+        <w:tc>
+          <w:tcPr>
+            <w:tcW w:type="dxa" w:w="2040"/>
+            <w:shd w:val="clear" w:color="auto" w:fill="1F3A6B"/>
+          </w:tcPr>
+          <w:p>
+            <w:pPr>
+              <w:spacing w:after="0"/>
+            </w:pPr>
+            <w:r/>
+            <w:r>
+              <w:rPr>
+                <w:b/>
+                <w:color w:val="FFFFFF"/>
+                <w:sz w:val="19"/>
+              </w:rPr>
+              <w:t>что сделать</w:t>
+            </w:r>
+          </w:p>
+        </w:tc>
+      </w:tr>
+      <w:tr>
+        <w:tc>
+          <w:tcPr>
+            <w:tcW w:type="dxa" w:w="2040"/>
+            <w:shd w:val="clear" w:color="auto" w:fill="F3F7FC"/>
+          </w:tcPr>
+          <w:p>
+            <w:pPr>
+              <w:spacing w:after="20"/>
+            </w:pPr>
+            <w:r/>
+            <w:r>
+              <w:rPr>
+                <w:i w:val="0"/>
+                <w:color w:val="143A6B"/>
+                <w:sz w:val="19"/>
+              </w:rPr>
+              <w:t>1</w:t>
+            </w:r>
+          </w:p>
+        </w:tc>
+        <w:tc>
+          <w:tcPr>
+            <w:tcW w:type="dxa" w:w="2040"/>
+          </w:tcPr>
+          <w:p>
+            <w:pPr>
+              <w:spacing w:after="20"/>
+            </w:pPr>
+            <w:r/>
+            <w:r>
+              <w:rPr>
+                <w:i w:val="0"/>
+                <w:color w:val="1F2937"/>
+                <w:sz w:val="19"/>
+              </w:rPr>
+              <w:t>Final Test</w:t>
+            </w:r>
+          </w:p>
+        </w:tc>
+        <w:tc>
+          <w:tcPr>
+            <w:tcW w:type="dxa" w:w="2040"/>
+          </w:tcPr>
+          <w:p>
+            <w:pPr>
+              <w:spacing w:after="20"/>
+            </w:pPr>
+            <w:r/>
+            <w:r>
+              <w:rPr>
+                <w:i w:val="0"/>
+                <w:color w:val="1F2937"/>
+                <w:sz w:val="19"/>
+              </w:rPr>
+              <w:t>—</w:t>
+            </w:r>
+          </w:p>
+        </w:tc>
+        <w:tc>
+          <w:tcPr>
+            <w:tcW w:type="dxa" w:w="2040"/>
+          </w:tcPr>
+          <w:p>
+            <w:pPr>
+              <w:spacing w:after="20"/>
+            </w:pPr>
+            <w:r/>
+            <w:r>
+              <w:rPr>
+                <w:i w:val="0"/>
+                <w:color w:val="1F2937"/>
+                <w:sz w:val="19"/>
+              </w:rPr>
+              <w:t>3</w:t>
+            </w:r>
+          </w:p>
+        </w:tc>
+        <w:tc>
+          <w:tcPr>
+            <w:tcW w:type="dxa" w:w="2040"/>
+          </w:tcPr>
+          <w:p>
+            <w:pPr>
+              <w:spacing w:after="20"/>
+            </w:pPr>
+            <w:r/>
+            <w:r>
+              <w:rPr>
+                <w:i w:val="0"/>
+                <w:color w:val="1F2937"/>
+                <w:sz w:val="19"/>
+              </w:rPr>
+              <w:t xml:space="preserve">🎧 Включите </w:t>
+            </w:r>
+            <w:r>
+              <w:rPr>
+                <w:rFonts w:ascii="Consolas" w:hAnsi="Consolas"/>
+                <w:color w:val="0B616E"/>
+                <w:sz w:val="19"/>
+              </w:rPr>
+              <w:t>gg3_final_b2.mp3</w:t>
+            </w:r>
+            <w:r>
+              <w:rPr>
+                <w:i w:val="0"/>
+                <w:color w:val="1F2937"/>
+                <w:sz w:val="19"/>
+              </w:rPr>
+              <w:t xml:space="preserve"> и сверьте шесть утверждений блока 3. Два ключа зависят от детали в записи, без прослушивания их не проверить</w:t>
+            </w:r>
+          </w:p>
+        </w:tc>
+      </w:tr>
+    </w:tbl>
+    <w:p>
+      <w:pPr>
+        <w:spacing w:after="80"/>
+      </w:pPr>
+    </w:p>
+    <w:p>
+      <w:pPr>
+        <w:spacing w:after="100" w:before="280"/>
+      </w:pPr>
+      <w:r>
+        <w:rPr>
+          <w:i w:val="0"/>
+          <w:color w:val="143A6B"/>
+          <w:sz w:val="28"/>
+        </w:rPr>
         <w:t>Go Getter 1 — отложен</w:t>
       </w:r>
     </w:p>

--- a/builds/Вычитка — что нужно от вас.docx
+++ b/builds/Вычитка — что нужно от вас.docx
@@ -168,6 +168,27 @@
           <w:sz w:val="21"/>
         </w:rPr>
         <w:t xml:space="preserve"> Если строки нет — значит вопрос закрыт, и проверять его второй раз не нужно.</w:t>
+      </w:r>
+    </w:p>
+    <w:p>
+      <w:pPr>
+        <w:spacing w:after="120"/>
+      </w:pPr>
+      <w:r>
+        <w:rPr>
+          <w:b/>
+          <w:color w:val="143A6B"/>
+          <w:sz w:val="21"/>
+        </w:rPr>
+        <w:t>Готово к вычитке на 22.10.2026:</w:t>
+      </w:r>
+      <w:r>
+        <w:rPr>
+          <w:i w:val="0"/>
+          <w:color w:val="1F2937"/>
+          <w:sz w:val="21"/>
+        </w:rPr>
+        <w:t xml:space="preserve"> Super Minds 1, Super Minds 2, тесты Go Getter 1, Go Getter 2 и Go Getter 3. Разделы Super Minds 3 и Super Minds Starter ведут свои чаты. Домашки Go Getter 1 и 2 — следующий заход, начало ноября.</w:t>
       </w:r>
     </w:p>
     <w:p>
@@ -5459,7 +5480,7 @@
           <w:color w:val="1F2937"/>
           <w:sz w:val="21"/>
         </w:rPr>
-        <w:t xml:space="preserve"> Курс состоит только из тестов, домашек нет. В тесты юнитов 1–8 добавлены чтение и аудирование, добрана лексика, поставлены приветствия и прощания; было 115 блоков, стало 185. Девять записей ждут озвучки через SpeechKit — это отдельная задача, не ваша.</w:t>
+        <w:t xml:space="preserve"> Курс состоит только из тестов, домашек нет. В тесты юнитов 1–8 добавлены чтение и аудирование, добрана лексика, поставлены приветствия и прощания; было 115 блоков, стало 181. Девять записей ждут озвучки через SpeechKit — это отдельная задача, не ваша.</w:t>
       </w:r>
     </w:p>
     <w:p>
@@ -5727,7 +5748,49 @@
           <w:color w:val="143A6B"/>
           <w:sz w:val="28"/>
         </w:rPr>
-        <w:t>Go Getter 1 — отложен</w:t>
+        <w:t>Go Getter 1 — тесты вычитаны</w:t>
+      </w:r>
+    </w:p>
+    <w:p>
+      <w:pPr>
+        <w:spacing w:after="120"/>
+      </w:pPr>
+      <w:r>
+        <w:rPr>
+          <w:b/>
+          <w:color w:val="143A6B"/>
+          <w:sz w:val="21"/>
+        </w:rPr>
+        <w:t>Статус на 22.10.2026.</w:t>
+      </w:r>
+      <w:r>
+        <w:rPr>
+          <w:i w:val="0"/>
+          <w:color w:val="1F2937"/>
+          <w:sz w:val="21"/>
+        </w:rPr>
+        <w:t xml:space="preserve"> Все десять тестов прошли техническую вычитку и достроены: добавлены чтение, аудирование, письмо и говорение, поставлены приветствия и прощания, диктанты приведены к пяти словам. Было 146 блоков, стало 166. Записи для аудирования готовы и вставлены — незаозвученных мест и пустых видео в тестах ноль.</w:t>
+      </w:r>
+    </w:p>
+    <w:p>
+      <w:pPr>
+        <w:spacing w:after="120"/>
+      </w:pPr>
+      <w:r>
+        <w:rPr>
+          <w:b/>
+          <w:color w:val="143A6B"/>
+          <w:sz w:val="21"/>
+        </w:rPr>
+        <w:t>Вашей части здесь нет.</w:t>
+      </w:r>
+      <w:r>
+        <w:rPr>
+          <w:i w:val="0"/>
+          <w:color w:val="1F2937"/>
+          <w:sz w:val="21"/>
+        </w:rPr>
+        <w:t xml:space="preserve"> Ключи всех аудирований мы писали сами, поэтому сверять их с записью не нужно. Остаётся только публикация — её вы включаете сами.</w:t>
       </w:r>
     </w:p>
     <w:p>
@@ -5740,7 +5803,7 @@
           <w:color w:val="1F2937"/>
           <w:sz w:val="21"/>
         </w:rPr>
-        <w:t>Решение Анны от 22.10: вычитку GG1 останавливаем и ждём команды продолжить — сначала доводим до конца Super Minds 2. Вашей части здесь пока нет, она появится после разбора по юнитам.</w:t>
+        <w:t>Домашки GG1 (девять юнитов) — следующий заход, начало ноября.</w:t>
       </w:r>
     </w:p>
     <w:p>

--- a/builds/Вычитка — что нужно от вас.docx
+++ b/builds/Вычитка — что нужно от вас.docx
@@ -180,7 +180,7 @@
           <w:color w:val="143A6B"/>
           <w:sz w:val="21"/>
         </w:rPr>
-        <w:t>Готово к вычитке на 22.10.2026:</w:t>
+        <w:t>Готово к вычитке на 23.10.2026:</w:t>
       </w:r>
       <w:r>
         <w:rPr>
@@ -188,7 +188,28 @@
           <w:color w:val="1F2937"/>
           <w:sz w:val="21"/>
         </w:rPr>
-        <w:t xml:space="preserve"> Super Minds 1, Super Minds 2, тесты Go Getter 1, Go Getter 2 и Go Getter 3. Разделы Super Minds 3 и Super Minds Starter ведут свои чаты. Домашки Go Getter 1 и 2 — следующий заход, начало ноября.</w:t>
+        <w:t xml:space="preserve"> Super Minds 1, Super Minds 2, тесты Go Getter 1, Go Getter 2 и Go Getter 3. Разделы Super Minds 3, Super Minds Starter, Wow Dragon 1 и Wow Dragon 2 ведут свои чаты, но живут здесь же. Домашки Go Getter 1 и 2 — следующий заход, начало ноября.</w:t>
+      </w:r>
+    </w:p>
+    <w:p>
+      <w:pPr>
+        <w:spacing w:after="120"/>
+      </w:pPr>
+      <w:r>
+        <w:rPr>
+          <w:b/>
+          <w:color w:val="143A6B"/>
+          <w:sz w:val="21"/>
+        </w:rPr>
+        <w:t>Отдельных файлов по курсам больше нет.</w:t>
+      </w:r>
+      <w:r>
+        <w:rPr>
+          <w:i w:val="0"/>
+          <w:color w:val="1F2937"/>
+          <w:sz w:val="21"/>
+        </w:rPr>
+        <w:t xml:space="preserve"> 23.10 сюда сведены оба документа по Wow Dragon («WD1 — доработать руками», «WD2 — что нужно от вас») и сводка по Super Minds 3. Если у вас открыт старый файл по одному курсу — он больше не пополняется, смотреть надо этот.</w:t>
       </w:r>
     </w:p>
     <w:p>
@@ -2477,7 +2498,7 @@
           <w:color w:val="143A6B"/>
           <w:sz w:val="21"/>
         </w:rPr>
-        <w:t>Ждут картинок</w:t>
+        <w:t>Картинок больше не ждём.</w:t>
       </w:r>
       <w:r>
         <w:rPr>
@@ -2485,7 +2506,7 @@
           <w:color w:val="1F2937"/>
           <w:sz w:val="21"/>
         </w:rPr>
-        <w:t xml:space="preserve"> (промпты высланы в чат): две картинки «я» и «ты» для юнита 6 ДЗ 2, ракетка для настольного тенниса в юните 8, перерисовка </w:t>
+        <w:t xml:space="preserve"> Ваши «я» и «ты» для юнита 6 и ракетка для настольного тенниса в юните 8 вставлены 22.10; текст Мэри в юните 7 (ДЗ 5, блоки 2 и 6) перерисован 23.10 — </w:t>
       </w:r>
       <w:r>
         <w:rPr>
@@ -2493,7 +2514,7 @@
           <w:color w:val="0B616E"/>
           <w:sz w:val="21"/>
         </w:rPr>
-        <w:t>mary_text.webp</w:t>
+        <w:t>favourite</w:t>
       </w:r>
       <w:r>
         <w:rPr>
@@ -2501,7 +2522,7 @@
           <w:color w:val="1F2937"/>
           <w:sz w:val="21"/>
         </w:rPr>
-        <w:t xml:space="preserve"> в юните 7 — там </w:t>
+        <w:t xml:space="preserve"> вместо </w:t>
       </w:r>
       <w:r>
         <w:rPr>
@@ -2517,23 +2538,7 @@
           <w:color w:val="1F2937"/>
           <w:sz w:val="21"/>
         </w:rPr>
-        <w:t xml:space="preserve"> вместо </w:t>
-      </w:r>
-      <w:r>
-        <w:rPr>
-          <w:rFonts w:ascii="Consolas" w:hAnsi="Consolas"/>
-          <w:color w:val="0B616E"/>
-          <w:sz w:val="21"/>
-        </w:rPr>
-        <w:t>favourite</w:t>
-      </w:r>
-      <w:r>
-        <w:rPr>
-          <w:i w:val="0"/>
-          <w:color w:val="1F2937"/>
-          <w:sz w:val="21"/>
-        </w:rPr>
-        <w:t>.</w:t>
+        <w:t>, остальное слово в слово как было.</w:t>
       </w:r>
     </w:p>
     <w:p>
@@ -3405,7 +3410,7 @@
           <w:color w:val="143A6B"/>
           <w:sz w:val="21"/>
         </w:rPr>
-        <w:t>По всему курсу.</w:t>
+        <w:t>По всему курсу — сделано 23.10.</w:t>
       </w:r>
       <w:r>
         <w:rPr>
@@ -3413,7 +3418,39 @@
           <w:color w:val="1F2937"/>
           <w:sz w:val="21"/>
         </w:rPr>
-        <w:t xml:space="preserve"> После правок текста около 10 блоков надо переозвучить (Julie вместо July, bookshop, ill, «do the shopping», «do your homework»). Чат SM3 очистит звук и разметит, вам останется нажать «Озвучить пачкой» в «Контент» → «Медиа».</w:t>
+        <w:t xml:space="preserve"> Английский поправлен прямо в базе (Julie вместо July, </w:t>
+      </w:r>
+      <w:r>
+        <w:rPr>
+          <w:rFonts w:ascii="Consolas" w:hAnsi="Consolas"/>
+          <w:color w:val="0B616E"/>
+          <w:sz w:val="21"/>
+        </w:rPr>
+        <w:t>bookshop</w:t>
+      </w:r>
+      <w:r>
+        <w:rPr>
+          <w:i w:val="0"/>
+          <w:color w:val="1F2937"/>
+          <w:sz w:val="21"/>
+        </w:rPr>
+        <w:t xml:space="preserve">, </w:t>
+      </w:r>
+      <w:r>
+        <w:rPr>
+          <w:rFonts w:ascii="Consolas" w:hAnsi="Consolas"/>
+          <w:color w:val="0B616E"/>
+          <w:sz w:val="21"/>
+        </w:rPr>
+        <w:t>ill</w:t>
+      </w:r>
+      <w:r>
+        <w:rPr>
+          <w:i w:val="0"/>
+          <w:color w:val="1F2937"/>
+          <w:sz w:val="21"/>
+        </w:rPr>
+        <w:t>, «do my homework», «do the shopping», «do your homework», «it's not very bad», «there wasn't any sun») — восемь блоков в юнитах 1, 3, 7, 8, 9. Звук, который спорил с новым текстом, снят в двух из них: юнит 7 ДЗ 7 блок 8 и юнит 8 ДЗ 7 блок 9. Ваше действие — общая «Озвучить пачкой» (см. раздел «Озвучка» ниже), отдельно по SM3 ничего делать не нужно.</w:t>
       </w:r>
     </w:p>
     <w:p>
@@ -5816,7 +5853,28 @@
           <w:color w:val="143A6B"/>
           <w:sz w:val="28"/>
         </w:rPr>
-        <w:t>Wow Dragon 1 — ведёт свой чат</w:t>
+        <w:t>Wow Dragon 1</w:t>
+      </w:r>
+    </w:p>
+    <w:p>
+      <w:pPr>
+        <w:spacing w:after="120"/>
+      </w:pPr>
+      <w:r>
+        <w:rPr>
+          <w:b/>
+          <w:color w:val="143A6B"/>
+          <w:sz w:val="21"/>
+        </w:rPr>
+        <w:t>Статус на 23.10.2026.</w:t>
+      </w:r>
+      <w:r>
+        <w:rPr>
+          <w:i w:val="0"/>
+          <w:color w:val="1F2937"/>
+          <w:sz w:val="21"/>
+        </w:rPr>
+        <w:t xml:space="preserve"> Сюда сведён прежний файл «WD1 — доработать руками». 78 домашек, решения от 14.10 в силе (пороги сняты, ДЗ 26, 53 и 80 остаются домашками, финальный тест берём как есть).</w:t>
       </w:r>
     </w:p>
     <w:p>
@@ -5829,7 +5887,2563 @@
           <w:color w:val="1F2937"/>
           <w:sz w:val="21"/>
         </w:rPr>
-        <w:t>Раздел заполняет сессия, которая занимается WD1.</w:t>
+        <w:t xml:space="preserve">В курсе </w:t>
+      </w:r>
+      <w:r>
+        <w:rPr>
+          <w:b/>
+          <w:color w:val="143A6B"/>
+          <w:sz w:val="21"/>
+        </w:rPr>
+        <w:t>восемь блоков без звука</w:t>
+      </w:r>
+      <w:r>
+        <w:rPr>
+          <w:i w:val="0"/>
+          <w:color w:val="1F2937"/>
+          <w:sz w:val="21"/>
+        </w:rPr>
+        <w:t xml:space="preserve">: задание «послушай букву» без записи решить нельзя. Синтез буквы читает не так, как нужно на этом этапе, поэтому буквы начитываете вы. Запись кладём в блок мы — просто пришлите файлы, названные по схеме </w:t>
+      </w:r>
+      <w:r>
+        <w:rPr>
+          <w:rFonts w:ascii="Consolas" w:hAnsi="Consolas"/>
+          <w:color w:val="0B616E"/>
+          <w:sz w:val="21"/>
+        </w:rPr>
+        <w:t>wd1_hw32_b7.mp3</w:t>
+      </w:r>
+      <w:r>
+        <w:rPr>
+          <w:i w:val="0"/>
+          <w:color w:val="1F2937"/>
+          <w:sz w:val="21"/>
+        </w:rPr>
+        <w:t xml:space="preserve"> (ДЗ 32, блок 7 как в редакторе).</w:t>
+      </w:r>
+    </w:p>
+    <w:tbl>
+      <w:tblPr>
+        <w:tblW w:type="auto" w:w="0"/>
+        <w:tblLook w:firstColumn="1" w:firstRow="1" w:lastColumn="0" w:lastRow="0" w:noHBand="0" w:noVBand="1" w:val="04A0"/>
+        <w:tblBorders>
+          <w:top w:val="single" w:sz="4" w:space="0" w:color="C9D4E4"/>
+          <w:left w:val="single" w:sz="4" w:space="0" w:color="C9D4E4"/>
+          <w:bottom w:val="single" w:sz="4" w:space="0" w:color="C9D4E4"/>
+          <w:right w:val="single" w:sz="4" w:space="0" w:color="C9D4E4"/>
+          <w:insideH w:val="single" w:sz="4" w:space="0" w:color="C9D4E4"/>
+          <w:insideV w:val="single" w:sz="4" w:space="0" w:color="C9D4E4"/>
+        </w:tblBorders>
+      </w:tblPr>
+      <w:tblGrid>
+        <w:gridCol w:w="2040"/>
+        <w:gridCol w:w="2040"/>
+        <w:gridCol w:w="2040"/>
+        <w:gridCol w:w="2040"/>
+        <w:gridCol w:w="2040"/>
+      </w:tblGrid>
+      <w:tr>
+        <w:tc>
+          <w:tcPr>
+            <w:tcW w:type="dxa" w:w="2040"/>
+            <w:shd w:val="clear" w:color="auto" w:fill="1F3A6B"/>
+          </w:tcPr>
+          <w:p>
+            <w:pPr>
+              <w:spacing w:after="0"/>
+            </w:pPr>
+            <w:r/>
+            <w:r>
+              <w:rPr>
+                <w:b/>
+                <w:color w:val="FFFFFF"/>
+                <w:sz w:val="19"/>
+              </w:rPr>
+              <w:t>№</w:t>
+            </w:r>
+          </w:p>
+        </w:tc>
+        <w:tc>
+          <w:tcPr>
+            <w:tcW w:type="dxa" w:w="2040"/>
+            <w:shd w:val="clear" w:color="auto" w:fill="1F3A6B"/>
+          </w:tcPr>
+          <w:p>
+            <w:pPr>
+              <w:spacing w:after="0"/>
+            </w:pPr>
+            <w:r/>
+            <w:r>
+              <w:rPr>
+                <w:b/>
+                <w:color w:val="FFFFFF"/>
+                <w:sz w:val="19"/>
+              </w:rPr>
+              <w:t>юнит</w:t>
+            </w:r>
+          </w:p>
+        </w:tc>
+        <w:tc>
+          <w:tcPr>
+            <w:tcW w:type="dxa" w:w="2040"/>
+            <w:shd w:val="clear" w:color="auto" w:fill="1F3A6B"/>
+          </w:tcPr>
+          <w:p>
+            <w:pPr>
+              <w:spacing w:after="0"/>
+            </w:pPr>
+            <w:r/>
+            <w:r>
+              <w:rPr>
+                <w:b/>
+                <w:color w:val="FFFFFF"/>
+                <w:sz w:val="19"/>
+              </w:rPr>
+              <w:t>урок</w:t>
+            </w:r>
+          </w:p>
+        </w:tc>
+        <w:tc>
+          <w:tcPr>
+            <w:tcW w:type="dxa" w:w="2040"/>
+            <w:shd w:val="clear" w:color="auto" w:fill="1F3A6B"/>
+          </w:tcPr>
+          <w:p>
+            <w:pPr>
+              <w:spacing w:after="0"/>
+            </w:pPr>
+            <w:r/>
+            <w:r>
+              <w:rPr>
+                <w:b/>
+                <w:color w:val="FFFFFF"/>
+                <w:sz w:val="19"/>
+              </w:rPr>
+              <w:t>блок</w:t>
+            </w:r>
+          </w:p>
+        </w:tc>
+        <w:tc>
+          <w:tcPr>
+            <w:tcW w:type="dxa" w:w="2040"/>
+            <w:shd w:val="clear" w:color="auto" w:fill="1F3A6B"/>
+          </w:tcPr>
+          <w:p>
+            <w:pPr>
+              <w:spacing w:after="0"/>
+            </w:pPr>
+            <w:r/>
+            <w:r>
+              <w:rPr>
+                <w:b/>
+                <w:color w:val="FFFFFF"/>
+                <w:sz w:val="19"/>
+              </w:rPr>
+              <w:t>что сделать</w:t>
+            </w:r>
+          </w:p>
+        </w:tc>
+      </w:tr>
+      <w:tr>
+        <w:tc>
+          <w:tcPr>
+            <w:tcW w:type="dxa" w:w="2040"/>
+            <w:shd w:val="clear" w:color="auto" w:fill="F3F7FC"/>
+          </w:tcPr>
+          <w:p>
+            <w:pPr>
+              <w:spacing w:after="20"/>
+            </w:pPr>
+            <w:r/>
+            <w:r>
+              <w:rPr>
+                <w:i w:val="0"/>
+                <w:color w:val="143A6B"/>
+                <w:sz w:val="19"/>
+              </w:rPr>
+              <w:t>1</w:t>
+            </w:r>
+          </w:p>
+        </w:tc>
+        <w:tc>
+          <w:tcPr>
+            <w:tcW w:type="dxa" w:w="2040"/>
+          </w:tcPr>
+          <w:p>
+            <w:pPr>
+              <w:spacing w:after="20"/>
+            </w:pPr>
+            <w:r/>
+            <w:r>
+              <w:rPr>
+                <w:i w:val="0"/>
+                <w:color w:val="1F2937"/>
+                <w:sz w:val="19"/>
+              </w:rPr>
+              <w:t>2</w:t>
+            </w:r>
+          </w:p>
+        </w:tc>
+        <w:tc>
+          <w:tcPr>
+            <w:tcW w:type="dxa" w:w="2040"/>
+          </w:tcPr>
+          <w:p>
+            <w:pPr>
+              <w:spacing w:after="20"/>
+            </w:pPr>
+            <w:r/>
+            <w:r>
+              <w:rPr>
+                <w:i w:val="0"/>
+                <w:color w:val="1F2937"/>
+                <w:sz w:val="19"/>
+              </w:rPr>
+              <w:t>ДЗ 32</w:t>
+            </w:r>
+          </w:p>
+        </w:tc>
+        <w:tc>
+          <w:tcPr>
+            <w:tcW w:type="dxa" w:w="2040"/>
+          </w:tcPr>
+          <w:p>
+            <w:pPr>
+              <w:spacing w:after="20"/>
+            </w:pPr>
+            <w:r/>
+            <w:r>
+              <w:rPr>
+                <w:i w:val="0"/>
+                <w:color w:val="1F2937"/>
+                <w:sz w:val="19"/>
+              </w:rPr>
+              <w:t>6</w:t>
+            </w:r>
+          </w:p>
+        </w:tc>
+        <w:tc>
+          <w:tcPr>
+            <w:tcW w:type="dxa" w:w="2040"/>
+          </w:tcPr>
+          <w:p>
+            <w:pPr>
+              <w:spacing w:after="20"/>
+            </w:pPr>
+            <w:r/>
+            <w:r>
+              <w:rPr>
+                <w:i w:val="0"/>
+                <w:color w:val="1F2937"/>
+                <w:sz w:val="19"/>
+              </w:rPr>
+              <w:t xml:space="preserve">🎤 «Разложи буквы: наша волшебная буква и все остальные» — назвать голосом </w:t>
+            </w:r>
+            <w:r>
+              <w:rPr>
+                <w:b/>
+                <w:color w:val="1F2937"/>
+                <w:sz w:val="19"/>
+              </w:rPr>
+              <w:t>P</w:t>
+            </w:r>
+            <w:r>
+              <w:rPr>
+                <w:i w:val="0"/>
+                <w:color w:val="1F2937"/>
+                <w:sz w:val="19"/>
+              </w:rPr>
+              <w:t xml:space="preserve"> и </w:t>
+            </w:r>
+            <w:r>
+              <w:rPr>
+                <w:b/>
+                <w:color w:val="1F2937"/>
+                <w:sz w:val="19"/>
+              </w:rPr>
+              <w:t>p</w:t>
+            </w:r>
+            <w:r>
+              <w:rPr>
+                <w:i w:val="0"/>
+                <w:color w:val="1F2937"/>
+                <w:sz w:val="19"/>
+              </w:rPr>
+              <w:t xml:space="preserve"> и остальные буквы плиток</w:t>
+            </w:r>
+          </w:p>
+        </w:tc>
+      </w:tr>
+      <w:tr>
+        <w:tc>
+          <w:tcPr>
+            <w:tcW w:type="dxa" w:w="2040"/>
+            <w:shd w:val="clear" w:color="auto" w:fill="F3F7FC"/>
+          </w:tcPr>
+          <w:p>
+            <w:pPr>
+              <w:spacing w:after="20"/>
+            </w:pPr>
+            <w:r/>
+            <w:r>
+              <w:rPr>
+                <w:i w:val="0"/>
+                <w:color w:val="143A6B"/>
+                <w:sz w:val="19"/>
+              </w:rPr>
+              <w:t>2</w:t>
+            </w:r>
+          </w:p>
+        </w:tc>
+        <w:tc>
+          <w:tcPr>
+            <w:tcW w:type="dxa" w:w="2040"/>
+          </w:tcPr>
+          <w:p>
+            <w:pPr>
+              <w:spacing w:after="20"/>
+            </w:pPr>
+            <w:r/>
+            <w:r>
+              <w:rPr>
+                <w:i w:val="0"/>
+                <w:color w:val="1F2937"/>
+                <w:sz w:val="19"/>
+              </w:rPr>
+              <w:t>2</w:t>
+            </w:r>
+          </w:p>
+        </w:tc>
+        <w:tc>
+          <w:tcPr>
+            <w:tcW w:type="dxa" w:w="2040"/>
+          </w:tcPr>
+          <w:p>
+            <w:pPr>
+              <w:spacing w:after="20"/>
+            </w:pPr>
+            <w:r/>
+            <w:r>
+              <w:rPr>
+                <w:i w:val="0"/>
+                <w:color w:val="1F2937"/>
+                <w:sz w:val="19"/>
+              </w:rPr>
+              <w:t>ДЗ 32</w:t>
+            </w:r>
+          </w:p>
+        </w:tc>
+        <w:tc>
+          <w:tcPr>
+            <w:tcW w:type="dxa" w:w="2040"/>
+          </w:tcPr>
+          <w:p>
+            <w:pPr>
+              <w:spacing w:after="20"/>
+            </w:pPr>
+            <w:r/>
+            <w:r>
+              <w:rPr>
+                <w:i w:val="0"/>
+                <w:color w:val="1F2937"/>
+                <w:sz w:val="19"/>
+              </w:rPr>
+              <w:t>7</w:t>
+            </w:r>
+          </w:p>
+        </w:tc>
+        <w:tc>
+          <w:tcPr>
+            <w:tcW w:type="dxa" w:w="2040"/>
+          </w:tcPr>
+          <w:p>
+            <w:pPr>
+              <w:spacing w:after="20"/>
+            </w:pPr>
+            <w:r/>
+            <w:r>
+              <w:rPr>
+                <w:i w:val="0"/>
+                <w:color w:val="1F2937"/>
+                <w:sz w:val="19"/>
+              </w:rPr>
+              <w:t>🎤 «Послушай аудио. Всё верно?», три вопроса. Ключи сейчас ✅ ❌ ✅ — надо начитать то, что под них подходит, и заодно подтвердить ключи</w:t>
+            </w:r>
+          </w:p>
+        </w:tc>
+      </w:tr>
+      <w:tr>
+        <w:tc>
+          <w:tcPr>
+            <w:tcW w:type="dxa" w:w="2040"/>
+            <w:shd w:val="clear" w:color="auto" w:fill="F3F7FC"/>
+          </w:tcPr>
+          <w:p>
+            <w:pPr>
+              <w:spacing w:after="20"/>
+            </w:pPr>
+            <w:r/>
+            <w:r>
+              <w:rPr>
+                <w:i w:val="0"/>
+                <w:color w:val="143A6B"/>
+                <w:sz w:val="19"/>
+              </w:rPr>
+              <w:t>3</w:t>
+            </w:r>
+          </w:p>
+        </w:tc>
+        <w:tc>
+          <w:tcPr>
+            <w:tcW w:type="dxa" w:w="2040"/>
+          </w:tcPr>
+          <w:p>
+            <w:pPr>
+              <w:spacing w:after="20"/>
+            </w:pPr>
+            <w:r/>
+            <w:r>
+              <w:rPr>
+                <w:i w:val="0"/>
+                <w:color w:val="1F2937"/>
+                <w:sz w:val="19"/>
+              </w:rPr>
+              <w:t>2</w:t>
+            </w:r>
+          </w:p>
+        </w:tc>
+        <w:tc>
+          <w:tcPr>
+            <w:tcW w:type="dxa" w:w="2040"/>
+          </w:tcPr>
+          <w:p>
+            <w:pPr>
+              <w:spacing w:after="20"/>
+            </w:pPr>
+            <w:r/>
+            <w:r>
+              <w:rPr>
+                <w:i w:val="0"/>
+                <w:color w:val="1F2937"/>
+                <w:sz w:val="19"/>
+              </w:rPr>
+              <w:t>ДЗ 40</w:t>
+            </w:r>
+          </w:p>
+        </w:tc>
+        <w:tc>
+          <w:tcPr>
+            <w:tcW w:type="dxa" w:w="2040"/>
+          </w:tcPr>
+          <w:p>
+            <w:pPr>
+              <w:spacing w:after="20"/>
+            </w:pPr>
+            <w:r/>
+            <w:r>
+              <w:rPr>
+                <w:i w:val="0"/>
+                <w:color w:val="1F2937"/>
+                <w:sz w:val="19"/>
+              </w:rPr>
+              <w:t>4</w:t>
+            </w:r>
+          </w:p>
+        </w:tc>
+        <w:tc>
+          <w:tcPr>
+            <w:tcW w:type="dxa" w:w="2040"/>
+          </w:tcPr>
+          <w:p>
+            <w:pPr>
+              <w:spacing w:after="20"/>
+            </w:pPr>
+            <w:r/>
+            <w:r>
+              <w:rPr>
+                <w:i w:val="0"/>
+                <w:color w:val="1F2937"/>
+                <w:sz w:val="19"/>
+              </w:rPr>
+              <w:t>🎤 «Соедини большую и маленькую букву» — назвать буквы обеих сторон (U/u, P/p и т. д.)</w:t>
+            </w:r>
+          </w:p>
+        </w:tc>
+      </w:tr>
+      <w:tr>
+        <w:tc>
+          <w:tcPr>
+            <w:tcW w:type="dxa" w:w="2040"/>
+            <w:shd w:val="clear" w:color="auto" w:fill="F3F7FC"/>
+          </w:tcPr>
+          <w:p>
+            <w:pPr>
+              <w:spacing w:after="20"/>
+            </w:pPr>
+            <w:r/>
+            <w:r>
+              <w:rPr>
+                <w:i w:val="0"/>
+                <w:color w:val="143A6B"/>
+                <w:sz w:val="19"/>
+              </w:rPr>
+              <w:t>4</w:t>
+            </w:r>
+          </w:p>
+        </w:tc>
+        <w:tc>
+          <w:tcPr>
+            <w:tcW w:type="dxa" w:w="2040"/>
+          </w:tcPr>
+          <w:p>
+            <w:pPr>
+              <w:spacing w:after="20"/>
+            </w:pPr>
+            <w:r/>
+            <w:r>
+              <w:rPr>
+                <w:i w:val="0"/>
+                <w:color w:val="1F2937"/>
+                <w:sz w:val="19"/>
+              </w:rPr>
+              <w:t>2</w:t>
+            </w:r>
+          </w:p>
+        </w:tc>
+        <w:tc>
+          <w:tcPr>
+            <w:tcW w:type="dxa" w:w="2040"/>
+          </w:tcPr>
+          <w:p>
+            <w:pPr>
+              <w:spacing w:after="20"/>
+            </w:pPr>
+            <w:r/>
+            <w:r>
+              <w:rPr>
+                <w:i w:val="0"/>
+                <w:color w:val="1F2937"/>
+                <w:sz w:val="19"/>
+              </w:rPr>
+              <w:t>ДЗ 53</w:t>
+            </w:r>
+          </w:p>
+        </w:tc>
+        <w:tc>
+          <w:tcPr>
+            <w:tcW w:type="dxa" w:w="2040"/>
+          </w:tcPr>
+          <w:p>
+            <w:pPr>
+              <w:spacing w:after="20"/>
+            </w:pPr>
+            <w:r/>
+            <w:r>
+              <w:rPr>
+                <w:i w:val="0"/>
+                <w:color w:val="1F2937"/>
+                <w:sz w:val="19"/>
+              </w:rPr>
+              <w:t>4</w:t>
+            </w:r>
+          </w:p>
+        </w:tc>
+        <w:tc>
+          <w:tcPr>
+            <w:tcW w:type="dxa" w:w="2040"/>
+          </w:tcPr>
+          <w:p>
+            <w:pPr>
+              <w:spacing w:after="20"/>
+            </w:pPr>
+            <w:r/>
+            <w:r>
+              <w:rPr>
+                <w:i w:val="0"/>
+                <w:color w:val="1F2937"/>
+                <w:sz w:val="19"/>
+              </w:rPr>
+              <w:t>🎤 «Послушай и выбери букву», три вопроса; варианты — картинки, без записи выбрать не из чего</w:t>
+            </w:r>
+          </w:p>
+        </w:tc>
+      </w:tr>
+      <w:tr>
+        <w:tc>
+          <w:tcPr>
+            <w:tcW w:type="dxa" w:w="2040"/>
+            <w:shd w:val="clear" w:color="auto" w:fill="F3F7FC"/>
+          </w:tcPr>
+          <w:p>
+            <w:pPr>
+              <w:spacing w:after="20"/>
+            </w:pPr>
+            <w:r/>
+            <w:r>
+              <w:rPr>
+                <w:i w:val="0"/>
+                <w:color w:val="143A6B"/>
+                <w:sz w:val="19"/>
+              </w:rPr>
+              <w:t>5</w:t>
+            </w:r>
+          </w:p>
+        </w:tc>
+        <w:tc>
+          <w:tcPr>
+            <w:tcW w:type="dxa" w:w="2040"/>
+          </w:tcPr>
+          <w:p>
+            <w:pPr>
+              <w:spacing w:after="20"/>
+            </w:pPr>
+            <w:r/>
+            <w:r>
+              <w:rPr>
+                <w:i w:val="0"/>
+                <w:color w:val="1F2937"/>
+                <w:sz w:val="19"/>
+              </w:rPr>
+              <w:t>3</w:t>
+            </w:r>
+          </w:p>
+        </w:tc>
+        <w:tc>
+          <w:tcPr>
+            <w:tcW w:type="dxa" w:w="2040"/>
+          </w:tcPr>
+          <w:p>
+            <w:pPr>
+              <w:spacing w:after="20"/>
+            </w:pPr>
+            <w:r/>
+            <w:r>
+              <w:rPr>
+                <w:i w:val="0"/>
+                <w:color w:val="1F2937"/>
+                <w:sz w:val="19"/>
+              </w:rPr>
+              <w:t>ДЗ 59</w:t>
+            </w:r>
+          </w:p>
+        </w:tc>
+        <w:tc>
+          <w:tcPr>
+            <w:tcW w:type="dxa" w:w="2040"/>
+          </w:tcPr>
+          <w:p>
+            <w:pPr>
+              <w:spacing w:after="20"/>
+            </w:pPr>
+            <w:r/>
+            <w:r>
+              <w:rPr>
+                <w:i w:val="0"/>
+                <w:color w:val="1F2937"/>
+                <w:sz w:val="19"/>
+              </w:rPr>
+              <w:t>7</w:t>
+            </w:r>
+          </w:p>
+        </w:tc>
+        <w:tc>
+          <w:tcPr>
+            <w:tcW w:type="dxa" w:w="2040"/>
+          </w:tcPr>
+          <w:p>
+            <w:pPr>
+              <w:spacing w:after="20"/>
+            </w:pPr>
+            <w:r/>
+            <w:r>
+              <w:rPr>
+                <w:i w:val="0"/>
+                <w:color w:val="1F2937"/>
+                <w:sz w:val="19"/>
+              </w:rPr>
+              <w:t xml:space="preserve">🎤 «Послушай и найди букву», четыре вопроса: </w:t>
+            </w:r>
+            <w:r>
+              <w:rPr>
+                <w:b/>
+                <w:color w:val="1F2937"/>
+                <w:sz w:val="19"/>
+              </w:rPr>
+              <w:t>B · D · P · U</w:t>
+            </w:r>
+          </w:p>
+        </w:tc>
+      </w:tr>
+      <w:tr>
+        <w:tc>
+          <w:tcPr>
+            <w:tcW w:type="dxa" w:w="2040"/>
+            <w:shd w:val="clear" w:color="auto" w:fill="F3F7FC"/>
+          </w:tcPr>
+          <w:p>
+            <w:pPr>
+              <w:spacing w:after="20"/>
+            </w:pPr>
+            <w:r/>
+            <w:r>
+              <w:rPr>
+                <w:i w:val="0"/>
+                <w:color w:val="143A6B"/>
+                <w:sz w:val="19"/>
+              </w:rPr>
+              <w:t>6</w:t>
+            </w:r>
+          </w:p>
+        </w:tc>
+        <w:tc>
+          <w:tcPr>
+            <w:tcW w:type="dxa" w:w="2040"/>
+          </w:tcPr>
+          <w:p>
+            <w:pPr>
+              <w:spacing w:after="20"/>
+            </w:pPr>
+            <w:r/>
+            <w:r>
+              <w:rPr>
+                <w:i w:val="0"/>
+                <w:color w:val="1F2937"/>
+                <w:sz w:val="19"/>
+              </w:rPr>
+              <w:t>3</w:t>
+            </w:r>
+          </w:p>
+        </w:tc>
+        <w:tc>
+          <w:tcPr>
+            <w:tcW w:type="dxa" w:w="2040"/>
+          </w:tcPr>
+          <w:p>
+            <w:pPr>
+              <w:spacing w:after="20"/>
+            </w:pPr>
+            <w:r/>
+            <w:r>
+              <w:rPr>
+                <w:i w:val="0"/>
+                <w:color w:val="1F2937"/>
+                <w:sz w:val="19"/>
+              </w:rPr>
+              <w:t>ДЗ 59</w:t>
+            </w:r>
+          </w:p>
+        </w:tc>
+        <w:tc>
+          <w:tcPr>
+            <w:tcW w:type="dxa" w:w="2040"/>
+          </w:tcPr>
+          <w:p>
+            <w:pPr>
+              <w:spacing w:after="20"/>
+            </w:pPr>
+            <w:r/>
+            <w:r>
+              <w:rPr>
+                <w:i w:val="0"/>
+                <w:color w:val="1F2937"/>
+                <w:sz w:val="19"/>
+              </w:rPr>
+              <w:t>8</w:t>
+            </w:r>
+          </w:p>
+        </w:tc>
+        <w:tc>
+          <w:tcPr>
+            <w:tcW w:type="dxa" w:w="2040"/>
+          </w:tcPr>
+          <w:p>
+            <w:pPr>
+              <w:spacing w:after="20"/>
+            </w:pPr>
+            <w:r/>
+            <w:r>
+              <w:rPr>
+                <w:i w:val="0"/>
+                <w:color w:val="1F2937"/>
+                <w:sz w:val="19"/>
+              </w:rPr>
+              <w:t xml:space="preserve">🎤 «Послушай и соедини большую и маленькую букву» — назвать </w:t>
+            </w:r>
+            <w:r>
+              <w:rPr>
+                <w:b/>
+                <w:color w:val="1F2937"/>
+                <w:sz w:val="19"/>
+              </w:rPr>
+              <w:t>b, d</w:t>
+            </w:r>
+            <w:r>
+              <w:rPr>
+                <w:i w:val="0"/>
+                <w:color w:val="1F2937"/>
+                <w:sz w:val="19"/>
+              </w:rPr>
+              <w:t xml:space="preserve"> и остальные</w:t>
+            </w:r>
+          </w:p>
+        </w:tc>
+      </w:tr>
+      <w:tr>
+        <w:tc>
+          <w:tcPr>
+            <w:tcW w:type="dxa" w:w="2040"/>
+            <w:shd w:val="clear" w:color="auto" w:fill="F3F7FC"/>
+          </w:tcPr>
+          <w:p>
+            <w:pPr>
+              <w:spacing w:after="20"/>
+            </w:pPr>
+            <w:r/>
+            <w:r>
+              <w:rPr>
+                <w:i w:val="0"/>
+                <w:color w:val="143A6B"/>
+                <w:sz w:val="19"/>
+              </w:rPr>
+              <w:t>7</w:t>
+            </w:r>
+          </w:p>
+        </w:tc>
+        <w:tc>
+          <w:tcPr>
+            <w:tcW w:type="dxa" w:w="2040"/>
+          </w:tcPr>
+          <w:p>
+            <w:pPr>
+              <w:spacing w:after="20"/>
+            </w:pPr>
+            <w:r/>
+            <w:r>
+              <w:rPr>
+                <w:i w:val="0"/>
+                <w:color w:val="1F2937"/>
+                <w:sz w:val="19"/>
+              </w:rPr>
+              <w:t>3</w:t>
+            </w:r>
+          </w:p>
+        </w:tc>
+        <w:tc>
+          <w:tcPr>
+            <w:tcW w:type="dxa" w:w="2040"/>
+          </w:tcPr>
+          <w:p>
+            <w:pPr>
+              <w:spacing w:after="20"/>
+            </w:pPr>
+            <w:r/>
+            <w:r>
+              <w:rPr>
+                <w:i w:val="0"/>
+                <w:color w:val="1F2937"/>
+                <w:sz w:val="19"/>
+              </w:rPr>
+              <w:t>ДЗ 67</w:t>
+            </w:r>
+          </w:p>
+        </w:tc>
+        <w:tc>
+          <w:tcPr>
+            <w:tcW w:type="dxa" w:w="2040"/>
+          </w:tcPr>
+          <w:p>
+            <w:pPr>
+              <w:spacing w:after="20"/>
+            </w:pPr>
+            <w:r/>
+            <w:r>
+              <w:rPr>
+                <w:i w:val="0"/>
+                <w:color w:val="1F2937"/>
+                <w:sz w:val="19"/>
+              </w:rPr>
+              <w:t>6</w:t>
+            </w:r>
+          </w:p>
+        </w:tc>
+        <w:tc>
+          <w:tcPr>
+            <w:tcW w:type="dxa" w:w="2040"/>
+          </w:tcPr>
+          <w:p>
+            <w:pPr>
+              <w:spacing w:after="20"/>
+            </w:pPr>
+            <w:r/>
+            <w:r>
+              <w:rPr>
+                <w:i w:val="0"/>
+                <w:color w:val="1F2937"/>
+                <w:sz w:val="19"/>
+              </w:rPr>
+              <w:t xml:space="preserve">🎤 «Соедини большую и маленькую букву. Нажми на букву и послушай» — </w:t>
+            </w:r>
+            <w:r>
+              <w:rPr>
+                <w:b/>
+                <w:color w:val="1F2937"/>
+                <w:sz w:val="19"/>
+              </w:rPr>
+              <w:t>t, b</w:t>
+            </w:r>
+            <w:r>
+              <w:rPr>
+                <w:i w:val="0"/>
+                <w:color w:val="1F2937"/>
+                <w:sz w:val="19"/>
+              </w:rPr>
+              <w:t xml:space="preserve"> и остальные</w:t>
+            </w:r>
+          </w:p>
+        </w:tc>
+      </w:tr>
+      <w:tr>
+        <w:tc>
+          <w:tcPr>
+            <w:tcW w:type="dxa" w:w="2040"/>
+            <w:shd w:val="clear" w:color="auto" w:fill="F3F7FC"/>
+          </w:tcPr>
+          <w:p>
+            <w:pPr>
+              <w:spacing w:after="20"/>
+            </w:pPr>
+            <w:r/>
+            <w:r>
+              <w:rPr>
+                <w:i w:val="0"/>
+                <w:color w:val="143A6B"/>
+                <w:sz w:val="19"/>
+              </w:rPr>
+              <w:t>8</w:t>
+            </w:r>
+          </w:p>
+        </w:tc>
+        <w:tc>
+          <w:tcPr>
+            <w:tcW w:type="dxa" w:w="2040"/>
+          </w:tcPr>
+          <w:p>
+            <w:pPr>
+              <w:spacing w:after="20"/>
+            </w:pPr>
+            <w:r/>
+            <w:r>
+              <w:rPr>
+                <w:i w:val="0"/>
+                <w:color w:val="1F2937"/>
+                <w:sz w:val="19"/>
+              </w:rPr>
+              <w:t>3</w:t>
+            </w:r>
+          </w:p>
+        </w:tc>
+        <w:tc>
+          <w:tcPr>
+            <w:tcW w:type="dxa" w:w="2040"/>
+          </w:tcPr>
+          <w:p>
+            <w:pPr>
+              <w:spacing w:after="20"/>
+            </w:pPr>
+            <w:r/>
+            <w:r>
+              <w:rPr>
+                <w:i w:val="0"/>
+                <w:color w:val="1F2937"/>
+                <w:sz w:val="19"/>
+              </w:rPr>
+              <w:t>ДЗ 75</w:t>
+            </w:r>
+          </w:p>
+        </w:tc>
+        <w:tc>
+          <w:tcPr>
+            <w:tcW w:type="dxa" w:w="2040"/>
+          </w:tcPr>
+          <w:p>
+            <w:pPr>
+              <w:spacing w:after="20"/>
+            </w:pPr>
+            <w:r/>
+            <w:r>
+              <w:rPr>
+                <w:i w:val="0"/>
+                <w:color w:val="1F2937"/>
+                <w:sz w:val="19"/>
+              </w:rPr>
+              <w:t>6</w:t>
+            </w:r>
+          </w:p>
+        </w:tc>
+        <w:tc>
+          <w:tcPr>
+            <w:tcW w:type="dxa" w:w="2040"/>
+          </w:tcPr>
+          <w:p>
+            <w:pPr>
+              <w:spacing w:after="20"/>
+            </w:pPr>
+            <w:r/>
+            <w:r>
+              <w:rPr>
+                <w:i w:val="0"/>
+                <w:color w:val="1F2937"/>
+                <w:sz w:val="19"/>
+              </w:rPr>
+              <w:t xml:space="preserve">🎤 «Соедини большую и маленькую букву» — </w:t>
+            </w:r>
+            <w:r>
+              <w:rPr>
+                <w:b/>
+                <w:color w:val="1F2937"/>
+                <w:sz w:val="19"/>
+              </w:rPr>
+              <w:t>s, t</w:t>
+            </w:r>
+            <w:r>
+              <w:rPr>
+                <w:i w:val="0"/>
+                <w:color w:val="1F2937"/>
+                <w:sz w:val="19"/>
+              </w:rPr>
+              <w:t xml:space="preserve"> и остальные</w:t>
+            </w:r>
+          </w:p>
+        </w:tc>
+      </w:tr>
+    </w:tbl>
+    <w:p>
+      <w:pPr>
+        <w:spacing w:after="80"/>
+      </w:pPr>
+    </w:p>
+    <w:p>
+      <w:pPr>
+        <w:spacing w:after="100" w:before="280"/>
+      </w:pPr>
+      <w:r>
+        <w:rPr>
+          <w:i w:val="0"/>
+          <w:color w:val="143A6B"/>
+          <w:sz w:val="28"/>
+        </w:rPr>
+        <w:t>Wow Dragon 2</w:t>
+      </w:r>
+    </w:p>
+    <w:p>
+      <w:pPr>
+        <w:spacing w:after="120"/>
+      </w:pPr>
+      <w:r>
+        <w:rPr>
+          <w:b/>
+          <w:color w:val="143A6B"/>
+          <w:sz w:val="21"/>
+        </w:rPr>
+        <w:t>Статус на 23.10.2026.</w:t>
+      </w:r>
+      <w:r>
+        <w:rPr>
+          <w:i w:val="0"/>
+          <w:color w:val="1F2937"/>
+          <w:sz w:val="21"/>
+        </w:rPr>
+        <w:t xml:space="preserve"> Сюда сведён прежний файл «WD2 — что нужно от вас». Что из него уже закрыто: аудио с Диска переименовано и залито, комиксы с картинками и репликами вставлены, картинки по промптам сгенерированы и стоят на местах, ДЗ 81 удалена, временное правило загрузки снято.</w:t>
+      </w:r>
+    </w:p>
+    <w:p>
+      <w:pPr>
+        <w:spacing w:after="120"/>
+      </w:pPr>
+      <w:r>
+        <w:rPr>
+          <w:i w:val="0"/>
+          <w:color w:val="1F2937"/>
+          <w:sz w:val="21"/>
+        </w:rPr>
+        <w:t xml:space="preserve">Осталось </w:t>
+      </w:r>
+      <w:r>
+        <w:rPr>
+          <w:b/>
+          <w:color w:val="143A6B"/>
+          <w:sz w:val="21"/>
+        </w:rPr>
+        <w:t>двенадцать блоков без звука</w:t>
+      </w:r>
+      <w:r>
+        <w:rPr>
+          <w:i w:val="0"/>
+          <w:color w:val="1F2937"/>
+          <w:sz w:val="21"/>
+        </w:rPr>
+        <w:t xml:space="preserve"> — тоже буквы, и четыре блока с кадрами комикса. Имя файла — </w:t>
+      </w:r>
+      <w:r>
+        <w:rPr>
+          <w:rFonts w:ascii="Consolas" w:hAnsi="Consolas"/>
+          <w:color w:val="0B616E"/>
+          <w:sz w:val="21"/>
+        </w:rPr>
+        <w:t>wd2_hw11_b3.mp3</w:t>
+      </w:r>
+      <w:r>
+        <w:rPr>
+          <w:i w:val="0"/>
+          <w:color w:val="1F2937"/>
+          <w:sz w:val="21"/>
+        </w:rPr>
+        <w:t xml:space="preserve"> (ДЗ 11, блок 3 как в редакторе).</w:t>
+      </w:r>
+    </w:p>
+    <w:tbl>
+      <w:tblPr>
+        <w:tblW w:type="auto" w:w="0"/>
+        <w:tblLook w:firstColumn="1" w:firstRow="1" w:lastColumn="0" w:lastRow="0" w:noHBand="0" w:noVBand="1" w:val="04A0"/>
+        <w:tblBorders>
+          <w:top w:val="single" w:sz="4" w:space="0" w:color="C9D4E4"/>
+          <w:left w:val="single" w:sz="4" w:space="0" w:color="C9D4E4"/>
+          <w:bottom w:val="single" w:sz="4" w:space="0" w:color="C9D4E4"/>
+          <w:right w:val="single" w:sz="4" w:space="0" w:color="C9D4E4"/>
+          <w:insideH w:val="single" w:sz="4" w:space="0" w:color="C9D4E4"/>
+          <w:insideV w:val="single" w:sz="4" w:space="0" w:color="C9D4E4"/>
+        </w:tblBorders>
+      </w:tblPr>
+      <w:tblGrid>
+        <w:gridCol w:w="2040"/>
+        <w:gridCol w:w="2040"/>
+        <w:gridCol w:w="2040"/>
+        <w:gridCol w:w="2040"/>
+        <w:gridCol w:w="2040"/>
+      </w:tblGrid>
+      <w:tr>
+        <w:tc>
+          <w:tcPr>
+            <w:tcW w:type="dxa" w:w="2040"/>
+            <w:shd w:val="clear" w:color="auto" w:fill="1F3A6B"/>
+          </w:tcPr>
+          <w:p>
+            <w:pPr>
+              <w:spacing w:after="0"/>
+            </w:pPr>
+            <w:r/>
+            <w:r>
+              <w:rPr>
+                <w:b/>
+                <w:color w:val="FFFFFF"/>
+                <w:sz w:val="19"/>
+              </w:rPr>
+              <w:t>№</w:t>
+            </w:r>
+          </w:p>
+        </w:tc>
+        <w:tc>
+          <w:tcPr>
+            <w:tcW w:type="dxa" w:w="2040"/>
+            <w:shd w:val="clear" w:color="auto" w:fill="1F3A6B"/>
+          </w:tcPr>
+          <w:p>
+            <w:pPr>
+              <w:spacing w:after="0"/>
+            </w:pPr>
+            <w:r/>
+            <w:r>
+              <w:rPr>
+                <w:b/>
+                <w:color w:val="FFFFFF"/>
+                <w:sz w:val="19"/>
+              </w:rPr>
+              <w:t>юнит</w:t>
+            </w:r>
+          </w:p>
+        </w:tc>
+        <w:tc>
+          <w:tcPr>
+            <w:tcW w:type="dxa" w:w="2040"/>
+            <w:shd w:val="clear" w:color="auto" w:fill="1F3A6B"/>
+          </w:tcPr>
+          <w:p>
+            <w:pPr>
+              <w:spacing w:after="0"/>
+            </w:pPr>
+            <w:r/>
+            <w:r>
+              <w:rPr>
+                <w:b/>
+                <w:color w:val="FFFFFF"/>
+                <w:sz w:val="19"/>
+              </w:rPr>
+              <w:t>урок</w:t>
+            </w:r>
+          </w:p>
+        </w:tc>
+        <w:tc>
+          <w:tcPr>
+            <w:tcW w:type="dxa" w:w="2040"/>
+            <w:shd w:val="clear" w:color="auto" w:fill="1F3A6B"/>
+          </w:tcPr>
+          <w:p>
+            <w:pPr>
+              <w:spacing w:after="0"/>
+            </w:pPr>
+            <w:r/>
+            <w:r>
+              <w:rPr>
+                <w:b/>
+                <w:color w:val="FFFFFF"/>
+                <w:sz w:val="19"/>
+              </w:rPr>
+              <w:t>блок</w:t>
+            </w:r>
+          </w:p>
+        </w:tc>
+        <w:tc>
+          <w:tcPr>
+            <w:tcW w:type="dxa" w:w="2040"/>
+            <w:shd w:val="clear" w:color="auto" w:fill="1F3A6B"/>
+          </w:tcPr>
+          <w:p>
+            <w:pPr>
+              <w:spacing w:after="0"/>
+            </w:pPr>
+            <w:r/>
+            <w:r>
+              <w:rPr>
+                <w:b/>
+                <w:color w:val="FFFFFF"/>
+                <w:sz w:val="19"/>
+              </w:rPr>
+              <w:t>что сделать</w:t>
+            </w:r>
+          </w:p>
+        </w:tc>
+      </w:tr>
+      <w:tr>
+        <w:tc>
+          <w:tcPr>
+            <w:tcW w:type="dxa" w:w="2040"/>
+            <w:shd w:val="clear" w:color="auto" w:fill="F3F7FC"/>
+          </w:tcPr>
+          <w:p>
+            <w:pPr>
+              <w:spacing w:after="20"/>
+            </w:pPr>
+            <w:r/>
+            <w:r>
+              <w:rPr>
+                <w:i w:val="0"/>
+                <w:color w:val="143A6B"/>
+                <w:sz w:val="19"/>
+              </w:rPr>
+              <w:t>1</w:t>
+            </w:r>
+          </w:p>
+        </w:tc>
+        <w:tc>
+          <w:tcPr>
+            <w:tcW w:type="dxa" w:w="2040"/>
+          </w:tcPr>
+          <w:p>
+            <w:pPr>
+              <w:spacing w:after="20"/>
+            </w:pPr>
+            <w:r/>
+            <w:r>
+              <w:rPr>
+                <w:i w:val="0"/>
+                <w:color w:val="1F2937"/>
+                <w:sz w:val="19"/>
+              </w:rPr>
+              <w:t>1</w:t>
+            </w:r>
+          </w:p>
+        </w:tc>
+        <w:tc>
+          <w:tcPr>
+            <w:tcW w:type="dxa" w:w="2040"/>
+          </w:tcPr>
+          <w:p>
+            <w:pPr>
+              <w:spacing w:after="20"/>
+            </w:pPr>
+            <w:r/>
+            <w:r>
+              <w:rPr>
+                <w:i w:val="0"/>
+                <w:color w:val="1F2937"/>
+                <w:sz w:val="19"/>
+              </w:rPr>
+              <w:t>ДЗ 10</w:t>
+            </w:r>
+          </w:p>
+        </w:tc>
+        <w:tc>
+          <w:tcPr>
+            <w:tcW w:type="dxa" w:w="2040"/>
+          </w:tcPr>
+          <w:p>
+            <w:pPr>
+              <w:spacing w:after="20"/>
+            </w:pPr>
+            <w:r/>
+            <w:r>
+              <w:rPr>
+                <w:i w:val="0"/>
+                <w:color w:val="1F2937"/>
+                <w:sz w:val="19"/>
+              </w:rPr>
+              <w:t>3</w:t>
+            </w:r>
+          </w:p>
+        </w:tc>
+        <w:tc>
+          <w:tcPr>
+            <w:tcW w:type="dxa" w:w="2040"/>
+          </w:tcPr>
+          <w:p>
+            <w:pPr>
+              <w:spacing w:after="20"/>
+            </w:pPr>
+            <w:r/>
+            <w:r>
+              <w:rPr>
+                <w:i w:val="0"/>
+                <w:color w:val="1F2937"/>
+                <w:sz w:val="19"/>
+              </w:rPr>
+              <w:t>👁 «Чья это тень?» — звук у вопроса пустой, а ответы (cat · dog · unicorn) видны по тени. Скажите, нужен ли тут звук вообще: если нет, я уберу пустое поле</w:t>
+            </w:r>
+          </w:p>
+        </w:tc>
+      </w:tr>
+      <w:tr>
+        <w:tc>
+          <w:tcPr>
+            <w:tcW w:type="dxa" w:w="2040"/>
+            <w:shd w:val="clear" w:color="auto" w:fill="F3F7FC"/>
+          </w:tcPr>
+          <w:p>
+            <w:pPr>
+              <w:spacing w:after="20"/>
+            </w:pPr>
+            <w:r/>
+            <w:r>
+              <w:rPr>
+                <w:i w:val="0"/>
+                <w:color w:val="143A6B"/>
+                <w:sz w:val="19"/>
+              </w:rPr>
+              <w:t>2</w:t>
+            </w:r>
+          </w:p>
+        </w:tc>
+        <w:tc>
+          <w:tcPr>
+            <w:tcW w:type="dxa" w:w="2040"/>
+          </w:tcPr>
+          <w:p>
+            <w:pPr>
+              <w:spacing w:after="20"/>
+            </w:pPr>
+            <w:r/>
+            <w:r>
+              <w:rPr>
+                <w:i w:val="0"/>
+                <w:color w:val="1F2937"/>
+                <w:sz w:val="19"/>
+              </w:rPr>
+              <w:t>1</w:t>
+            </w:r>
+          </w:p>
+        </w:tc>
+        <w:tc>
+          <w:tcPr>
+            <w:tcW w:type="dxa" w:w="2040"/>
+          </w:tcPr>
+          <w:p>
+            <w:pPr>
+              <w:spacing w:after="20"/>
+            </w:pPr>
+            <w:r/>
+            <w:r>
+              <w:rPr>
+                <w:i w:val="0"/>
+                <w:color w:val="1F2937"/>
+                <w:sz w:val="19"/>
+              </w:rPr>
+              <w:t>ДЗ 11</w:t>
+            </w:r>
+          </w:p>
+        </w:tc>
+        <w:tc>
+          <w:tcPr>
+            <w:tcW w:type="dxa" w:w="2040"/>
+          </w:tcPr>
+          <w:p>
+            <w:pPr>
+              <w:spacing w:after="20"/>
+            </w:pPr>
+            <w:r/>
+            <w:r>
+              <w:rPr>
+                <w:i w:val="0"/>
+                <w:color w:val="1F2937"/>
+                <w:sz w:val="19"/>
+              </w:rPr>
+              <w:t>3</w:t>
+            </w:r>
+          </w:p>
+        </w:tc>
+        <w:tc>
+          <w:tcPr>
+            <w:tcW w:type="dxa" w:w="2040"/>
+          </w:tcPr>
+          <w:p>
+            <w:pPr>
+              <w:spacing w:after="20"/>
+            </w:pPr>
+            <w:r/>
+            <w:r>
+              <w:rPr>
+                <w:i w:val="0"/>
+                <w:color w:val="1F2937"/>
+                <w:sz w:val="19"/>
+              </w:rPr>
+              <w:t xml:space="preserve">🎤 Начитать </w:t>
+            </w:r>
+            <w:r>
+              <w:rPr>
+                <w:b/>
+                <w:color w:val="1F2937"/>
+                <w:sz w:val="19"/>
+              </w:rPr>
+              <w:t>H</w:t>
+            </w:r>
+            <w:r>
+              <w:rPr>
+                <w:i w:val="0"/>
+                <w:color w:val="1F2937"/>
+                <w:sz w:val="19"/>
+              </w:rPr>
+              <w:t xml:space="preserve"> (вопрос 1) и </w:t>
+            </w:r>
+            <w:r>
+              <w:rPr>
+                <w:b/>
+                <w:color w:val="1F2937"/>
+                <w:sz w:val="19"/>
+              </w:rPr>
+              <w:t>h</w:t>
+            </w:r>
+            <w:r>
+              <w:rPr>
+                <w:i w:val="0"/>
+                <w:color w:val="1F2937"/>
+                <w:sz w:val="19"/>
+              </w:rPr>
+              <w:t xml:space="preserve"> (вопрос 2)</w:t>
+            </w:r>
+          </w:p>
+        </w:tc>
+      </w:tr>
+      <w:tr>
+        <w:tc>
+          <w:tcPr>
+            <w:tcW w:type="dxa" w:w="2040"/>
+            <w:shd w:val="clear" w:color="auto" w:fill="F3F7FC"/>
+          </w:tcPr>
+          <w:p>
+            <w:pPr>
+              <w:spacing w:after="20"/>
+            </w:pPr>
+            <w:r/>
+            <w:r>
+              <w:rPr>
+                <w:i w:val="0"/>
+                <w:color w:val="143A6B"/>
+                <w:sz w:val="19"/>
+              </w:rPr>
+              <w:t>3</w:t>
+            </w:r>
+          </w:p>
+        </w:tc>
+        <w:tc>
+          <w:tcPr>
+            <w:tcW w:type="dxa" w:w="2040"/>
+          </w:tcPr>
+          <w:p>
+            <w:pPr>
+              <w:spacing w:after="20"/>
+            </w:pPr>
+            <w:r/>
+            <w:r>
+              <w:rPr>
+                <w:i w:val="0"/>
+                <w:color w:val="1F2937"/>
+                <w:sz w:val="19"/>
+              </w:rPr>
+              <w:t>1</w:t>
+            </w:r>
+          </w:p>
+        </w:tc>
+        <w:tc>
+          <w:tcPr>
+            <w:tcW w:type="dxa" w:w="2040"/>
+          </w:tcPr>
+          <w:p>
+            <w:pPr>
+              <w:spacing w:after="20"/>
+            </w:pPr>
+            <w:r/>
+            <w:r>
+              <w:rPr>
+                <w:i w:val="0"/>
+                <w:color w:val="1F2937"/>
+                <w:sz w:val="19"/>
+              </w:rPr>
+              <w:t>ДЗ 18</w:t>
+            </w:r>
+          </w:p>
+        </w:tc>
+        <w:tc>
+          <w:tcPr>
+            <w:tcW w:type="dxa" w:w="2040"/>
+          </w:tcPr>
+          <w:p>
+            <w:pPr>
+              <w:spacing w:after="20"/>
+            </w:pPr>
+            <w:r/>
+            <w:r>
+              <w:rPr>
+                <w:i w:val="0"/>
+                <w:color w:val="1F2937"/>
+                <w:sz w:val="19"/>
+              </w:rPr>
+              <w:t>3</w:t>
+            </w:r>
+          </w:p>
+        </w:tc>
+        <w:tc>
+          <w:tcPr>
+            <w:tcW w:type="dxa" w:w="2040"/>
+          </w:tcPr>
+          <w:p>
+            <w:pPr>
+              <w:spacing w:after="20"/>
+            </w:pPr>
+            <w:r/>
+            <w:r>
+              <w:rPr>
+                <w:i w:val="0"/>
+                <w:color w:val="1F2937"/>
+                <w:sz w:val="19"/>
+              </w:rPr>
+              <w:t xml:space="preserve">🎤 Начитать </w:t>
+            </w:r>
+            <w:r>
+              <w:rPr>
+                <w:b/>
+                <w:color w:val="1F2937"/>
+                <w:sz w:val="19"/>
+              </w:rPr>
+              <w:t>G</w:t>
+            </w:r>
+            <w:r>
+              <w:rPr>
+                <w:i w:val="0"/>
+                <w:color w:val="1F2937"/>
+                <w:sz w:val="19"/>
+              </w:rPr>
+              <w:t xml:space="preserve"> и </w:t>
+            </w:r>
+            <w:r>
+              <w:rPr>
+                <w:b/>
+                <w:color w:val="1F2937"/>
+                <w:sz w:val="19"/>
+              </w:rPr>
+              <w:t>g</w:t>
+            </w:r>
+          </w:p>
+        </w:tc>
+      </w:tr>
+      <w:tr>
+        <w:tc>
+          <w:tcPr>
+            <w:tcW w:type="dxa" w:w="2040"/>
+            <w:shd w:val="clear" w:color="auto" w:fill="F3F7FC"/>
+          </w:tcPr>
+          <w:p>
+            <w:pPr>
+              <w:spacing w:after="20"/>
+            </w:pPr>
+            <w:r/>
+            <w:r>
+              <w:rPr>
+                <w:i w:val="0"/>
+                <w:color w:val="143A6B"/>
+                <w:sz w:val="19"/>
+              </w:rPr>
+              <w:t>4</w:t>
+            </w:r>
+          </w:p>
+        </w:tc>
+        <w:tc>
+          <w:tcPr>
+            <w:tcW w:type="dxa" w:w="2040"/>
+          </w:tcPr>
+          <w:p>
+            <w:pPr>
+              <w:spacing w:after="20"/>
+            </w:pPr>
+            <w:r/>
+            <w:r>
+              <w:rPr>
+                <w:i w:val="0"/>
+                <w:color w:val="1F2937"/>
+                <w:sz w:val="19"/>
+              </w:rPr>
+              <w:t>1</w:t>
+            </w:r>
+          </w:p>
+        </w:tc>
+        <w:tc>
+          <w:tcPr>
+            <w:tcW w:type="dxa" w:w="2040"/>
+          </w:tcPr>
+          <w:p>
+            <w:pPr>
+              <w:spacing w:after="20"/>
+            </w:pPr>
+            <w:r/>
+            <w:r>
+              <w:rPr>
+                <w:i w:val="0"/>
+                <w:color w:val="1F2937"/>
+                <w:sz w:val="19"/>
+              </w:rPr>
+              <w:t>ДЗ 18</w:t>
+            </w:r>
+          </w:p>
+        </w:tc>
+        <w:tc>
+          <w:tcPr>
+            <w:tcW w:type="dxa" w:w="2040"/>
+          </w:tcPr>
+          <w:p>
+            <w:pPr>
+              <w:spacing w:after="20"/>
+            </w:pPr>
+            <w:r/>
+            <w:r>
+              <w:rPr>
+                <w:i w:val="0"/>
+                <w:color w:val="1F2937"/>
+                <w:sz w:val="19"/>
+              </w:rPr>
+              <w:t>11</w:t>
+            </w:r>
+          </w:p>
+        </w:tc>
+        <w:tc>
+          <w:tcPr>
+            <w:tcW w:type="dxa" w:w="2040"/>
+          </w:tcPr>
+          <w:p>
+            <w:pPr>
+              <w:spacing w:after="20"/>
+            </w:pPr>
+            <w:r/>
+            <w:r>
+              <w:rPr>
+                <w:i w:val="0"/>
+                <w:color w:val="1F2937"/>
+                <w:sz w:val="19"/>
+              </w:rPr>
+              <w:t>👁 «Расставь картинки из комикса по порядку» — у трёх кадров пустой звук. Скажите, нужны ли реплики кадров здесь или задание и так понятно</w:t>
+            </w:r>
+          </w:p>
+        </w:tc>
+      </w:tr>
+      <w:tr>
+        <w:tc>
+          <w:tcPr>
+            <w:tcW w:type="dxa" w:w="2040"/>
+            <w:shd w:val="clear" w:color="auto" w:fill="F3F7FC"/>
+          </w:tcPr>
+          <w:p>
+            <w:pPr>
+              <w:spacing w:after="20"/>
+            </w:pPr>
+            <w:r/>
+            <w:r>
+              <w:rPr>
+                <w:i w:val="0"/>
+                <w:color w:val="143A6B"/>
+                <w:sz w:val="19"/>
+              </w:rPr>
+              <w:t>5</w:t>
+            </w:r>
+          </w:p>
+        </w:tc>
+        <w:tc>
+          <w:tcPr>
+            <w:tcW w:type="dxa" w:w="2040"/>
+          </w:tcPr>
+          <w:p>
+            <w:pPr>
+              <w:spacing w:after="20"/>
+            </w:pPr>
+            <w:r/>
+            <w:r>
+              <w:rPr>
+                <w:i w:val="0"/>
+                <w:color w:val="1F2937"/>
+                <w:sz w:val="19"/>
+              </w:rPr>
+              <w:t>1</w:t>
+            </w:r>
+          </w:p>
+        </w:tc>
+        <w:tc>
+          <w:tcPr>
+            <w:tcW w:type="dxa" w:w="2040"/>
+          </w:tcPr>
+          <w:p>
+            <w:pPr>
+              <w:spacing w:after="20"/>
+            </w:pPr>
+            <w:r/>
+            <w:r>
+              <w:rPr>
+                <w:i w:val="0"/>
+                <w:color w:val="1F2937"/>
+                <w:sz w:val="19"/>
+              </w:rPr>
+              <w:t>ДЗ 19</w:t>
+            </w:r>
+          </w:p>
+        </w:tc>
+        <w:tc>
+          <w:tcPr>
+            <w:tcW w:type="dxa" w:w="2040"/>
+          </w:tcPr>
+          <w:p>
+            <w:pPr>
+              <w:spacing w:after="20"/>
+            </w:pPr>
+            <w:r/>
+            <w:r>
+              <w:rPr>
+                <w:i w:val="0"/>
+                <w:color w:val="1F2937"/>
+                <w:sz w:val="19"/>
+              </w:rPr>
+              <w:t>9</w:t>
+            </w:r>
+          </w:p>
+        </w:tc>
+        <w:tc>
+          <w:tcPr>
+            <w:tcW w:type="dxa" w:w="2040"/>
+          </w:tcPr>
+          <w:p>
+            <w:pPr>
+              <w:spacing w:after="20"/>
+            </w:pPr>
+            <w:r/>
+            <w:r>
+              <w:rPr>
+                <w:i w:val="0"/>
+                <w:color w:val="1F2937"/>
+                <w:sz w:val="19"/>
+              </w:rPr>
+              <w:t xml:space="preserve">🎤 Начитать </w:t>
+            </w:r>
+            <w:r>
+              <w:rPr>
+                <w:b/>
+                <w:color w:val="1F2937"/>
+                <w:sz w:val="19"/>
+              </w:rPr>
+              <w:t>G</w:t>
+            </w:r>
+            <w:r>
+              <w:rPr>
+                <w:i w:val="0"/>
+                <w:color w:val="1F2937"/>
+                <w:sz w:val="19"/>
+              </w:rPr>
+              <w:t xml:space="preserve"> и </w:t>
+            </w:r>
+            <w:r>
+              <w:rPr>
+                <w:b/>
+                <w:color w:val="1F2937"/>
+                <w:sz w:val="19"/>
+              </w:rPr>
+              <w:t>H</w:t>
+            </w:r>
+          </w:p>
+        </w:tc>
+      </w:tr>
+      <w:tr>
+        <w:tc>
+          <w:tcPr>
+            <w:tcW w:type="dxa" w:w="2040"/>
+            <w:shd w:val="clear" w:color="auto" w:fill="F3F7FC"/>
+          </w:tcPr>
+          <w:p>
+            <w:pPr>
+              <w:spacing w:after="20"/>
+            </w:pPr>
+            <w:r/>
+            <w:r>
+              <w:rPr>
+                <w:i w:val="0"/>
+                <w:color w:val="143A6B"/>
+                <w:sz w:val="19"/>
+              </w:rPr>
+              <w:t>6</w:t>
+            </w:r>
+          </w:p>
+        </w:tc>
+        <w:tc>
+          <w:tcPr>
+            <w:tcW w:type="dxa" w:w="2040"/>
+          </w:tcPr>
+          <w:p>
+            <w:pPr>
+              <w:spacing w:after="20"/>
+            </w:pPr>
+            <w:r/>
+            <w:r>
+              <w:rPr>
+                <w:i w:val="0"/>
+                <w:color w:val="1F2937"/>
+                <w:sz w:val="19"/>
+              </w:rPr>
+              <w:t>1</w:t>
+            </w:r>
+          </w:p>
+        </w:tc>
+        <w:tc>
+          <w:tcPr>
+            <w:tcW w:type="dxa" w:w="2040"/>
+          </w:tcPr>
+          <w:p>
+            <w:pPr>
+              <w:spacing w:after="20"/>
+            </w:pPr>
+            <w:r/>
+            <w:r>
+              <w:rPr>
+                <w:i w:val="0"/>
+                <w:color w:val="1F2937"/>
+                <w:sz w:val="19"/>
+              </w:rPr>
+              <w:t>ДЗ 26</w:t>
+            </w:r>
+          </w:p>
+        </w:tc>
+        <w:tc>
+          <w:tcPr>
+            <w:tcW w:type="dxa" w:w="2040"/>
+          </w:tcPr>
+          <w:p>
+            <w:pPr>
+              <w:spacing w:after="20"/>
+            </w:pPr>
+            <w:r/>
+            <w:r>
+              <w:rPr>
+                <w:i w:val="0"/>
+                <w:color w:val="1F2937"/>
+                <w:sz w:val="19"/>
+              </w:rPr>
+              <w:t>4</w:t>
+            </w:r>
+          </w:p>
+        </w:tc>
+        <w:tc>
+          <w:tcPr>
+            <w:tcW w:type="dxa" w:w="2040"/>
+          </w:tcPr>
+          <w:p>
+            <w:pPr>
+              <w:spacing w:after="20"/>
+            </w:pPr>
+            <w:r/>
+            <w:r>
+              <w:rPr>
+                <w:i w:val="0"/>
+                <w:color w:val="1F2937"/>
+                <w:sz w:val="19"/>
+              </w:rPr>
+              <w:t xml:space="preserve">🎤 Начитать </w:t>
+            </w:r>
+            <w:r>
+              <w:rPr>
+                <w:b/>
+                <w:color w:val="1F2937"/>
+                <w:sz w:val="19"/>
+              </w:rPr>
+              <w:t>T · G · H</w:t>
+            </w:r>
+          </w:p>
+        </w:tc>
+      </w:tr>
+      <w:tr>
+        <w:tc>
+          <w:tcPr>
+            <w:tcW w:type="dxa" w:w="2040"/>
+            <w:shd w:val="clear" w:color="auto" w:fill="F3F7FC"/>
+          </w:tcPr>
+          <w:p>
+            <w:pPr>
+              <w:spacing w:after="20"/>
+            </w:pPr>
+            <w:r/>
+            <w:r>
+              <w:rPr>
+                <w:i w:val="0"/>
+                <w:color w:val="143A6B"/>
+                <w:sz w:val="19"/>
+              </w:rPr>
+              <w:t>7</w:t>
+            </w:r>
+          </w:p>
+        </w:tc>
+        <w:tc>
+          <w:tcPr>
+            <w:tcW w:type="dxa" w:w="2040"/>
+          </w:tcPr>
+          <w:p>
+            <w:pPr>
+              <w:spacing w:after="20"/>
+            </w:pPr>
+            <w:r/>
+            <w:r>
+              <w:rPr>
+                <w:i w:val="0"/>
+                <w:color w:val="1F2937"/>
+                <w:sz w:val="19"/>
+              </w:rPr>
+              <w:t>1</w:t>
+            </w:r>
+          </w:p>
+        </w:tc>
+        <w:tc>
+          <w:tcPr>
+            <w:tcW w:type="dxa" w:w="2040"/>
+          </w:tcPr>
+          <w:p>
+            <w:pPr>
+              <w:spacing w:after="20"/>
+            </w:pPr>
+            <w:r/>
+            <w:r>
+              <w:rPr>
+                <w:i w:val="0"/>
+                <w:color w:val="1F2937"/>
+                <w:sz w:val="19"/>
+              </w:rPr>
+              <w:t>ДЗ 27</w:t>
+            </w:r>
+          </w:p>
+        </w:tc>
+        <w:tc>
+          <w:tcPr>
+            <w:tcW w:type="dxa" w:w="2040"/>
+          </w:tcPr>
+          <w:p>
+            <w:pPr>
+              <w:spacing w:after="20"/>
+            </w:pPr>
+            <w:r/>
+            <w:r>
+              <w:rPr>
+                <w:i w:val="0"/>
+                <w:color w:val="1F2937"/>
+                <w:sz w:val="19"/>
+              </w:rPr>
+              <w:t>7</w:t>
+            </w:r>
+          </w:p>
+        </w:tc>
+        <w:tc>
+          <w:tcPr>
+            <w:tcW w:type="dxa" w:w="2040"/>
+          </w:tcPr>
+          <w:p>
+            <w:pPr>
+              <w:spacing w:after="20"/>
+            </w:pPr>
+            <w:r/>
+            <w:r>
+              <w:rPr>
+                <w:i w:val="0"/>
+                <w:color w:val="1F2937"/>
+                <w:sz w:val="19"/>
+              </w:rPr>
+              <w:t xml:space="preserve">🎤 Начитать </w:t>
+            </w:r>
+            <w:r>
+              <w:rPr>
+                <w:b/>
+                <w:color w:val="1F2937"/>
+                <w:sz w:val="19"/>
+              </w:rPr>
+              <w:t>G · H · T</w:t>
+            </w:r>
+          </w:p>
+        </w:tc>
+      </w:tr>
+      <w:tr>
+        <w:tc>
+          <w:tcPr>
+            <w:tcW w:type="dxa" w:w="2040"/>
+            <w:shd w:val="clear" w:color="auto" w:fill="F3F7FC"/>
+          </w:tcPr>
+          <w:p>
+            <w:pPr>
+              <w:spacing w:after="20"/>
+            </w:pPr>
+            <w:r/>
+            <w:r>
+              <w:rPr>
+                <w:i w:val="0"/>
+                <w:color w:val="143A6B"/>
+                <w:sz w:val="19"/>
+              </w:rPr>
+              <w:t>8</w:t>
+            </w:r>
+          </w:p>
+        </w:tc>
+        <w:tc>
+          <w:tcPr>
+            <w:tcW w:type="dxa" w:w="2040"/>
+          </w:tcPr>
+          <w:p>
+            <w:pPr>
+              <w:spacing w:after="20"/>
+            </w:pPr>
+            <w:r/>
+            <w:r>
+              <w:rPr>
+                <w:i w:val="0"/>
+                <w:color w:val="1F2937"/>
+                <w:sz w:val="19"/>
+              </w:rPr>
+              <w:t>2</w:t>
+            </w:r>
+          </w:p>
+        </w:tc>
+        <w:tc>
+          <w:tcPr>
+            <w:tcW w:type="dxa" w:w="2040"/>
+          </w:tcPr>
+          <w:p>
+            <w:pPr>
+              <w:spacing w:after="20"/>
+            </w:pPr>
+            <w:r/>
+            <w:r>
+              <w:rPr>
+                <w:i w:val="0"/>
+                <w:color w:val="1F2937"/>
+                <w:sz w:val="19"/>
+              </w:rPr>
+              <w:t>ДЗ 34</w:t>
+            </w:r>
+          </w:p>
+        </w:tc>
+        <w:tc>
+          <w:tcPr>
+            <w:tcW w:type="dxa" w:w="2040"/>
+          </w:tcPr>
+          <w:p>
+            <w:pPr>
+              <w:spacing w:after="20"/>
+            </w:pPr>
+            <w:r/>
+            <w:r>
+              <w:rPr>
+                <w:i w:val="0"/>
+                <w:color w:val="1F2937"/>
+                <w:sz w:val="19"/>
+              </w:rPr>
+              <w:t>7</w:t>
+            </w:r>
+          </w:p>
+        </w:tc>
+        <w:tc>
+          <w:tcPr>
+            <w:tcW w:type="dxa" w:w="2040"/>
+          </w:tcPr>
+          <w:p>
+            <w:pPr>
+              <w:spacing w:after="20"/>
+            </w:pPr>
+            <w:r/>
+            <w:r>
+              <w:rPr>
+                <w:i w:val="0"/>
+                <w:color w:val="1F2937"/>
+                <w:sz w:val="19"/>
+              </w:rPr>
+              <w:t>👁 «Посмотри на ряд. Какая буква следующая?» — звук у вопроса пустой, задание зрительное. Скажите, убирать поле или начитать букву</w:t>
+            </w:r>
+          </w:p>
+        </w:tc>
+      </w:tr>
+      <w:tr>
+        <w:tc>
+          <w:tcPr>
+            <w:tcW w:type="dxa" w:w="2040"/>
+            <w:shd w:val="clear" w:color="auto" w:fill="F3F7FC"/>
+          </w:tcPr>
+          <w:p>
+            <w:pPr>
+              <w:spacing w:after="20"/>
+            </w:pPr>
+            <w:r/>
+            <w:r>
+              <w:rPr>
+                <w:i w:val="0"/>
+                <w:color w:val="143A6B"/>
+                <w:sz w:val="19"/>
+              </w:rPr>
+              <w:t>9</w:t>
+            </w:r>
+          </w:p>
+        </w:tc>
+        <w:tc>
+          <w:tcPr>
+            <w:tcW w:type="dxa" w:w="2040"/>
+          </w:tcPr>
+          <w:p>
+            <w:pPr>
+              <w:spacing w:after="20"/>
+            </w:pPr>
+            <w:r/>
+            <w:r>
+              <w:rPr>
+                <w:i w:val="0"/>
+                <w:color w:val="1F2937"/>
+                <w:sz w:val="19"/>
+              </w:rPr>
+              <w:t>2</w:t>
+            </w:r>
+          </w:p>
+        </w:tc>
+        <w:tc>
+          <w:tcPr>
+            <w:tcW w:type="dxa" w:w="2040"/>
+          </w:tcPr>
+          <w:p>
+            <w:pPr>
+              <w:spacing w:after="20"/>
+            </w:pPr>
+            <w:r/>
+            <w:r>
+              <w:rPr>
+                <w:i w:val="0"/>
+                <w:color w:val="1F2937"/>
+                <w:sz w:val="19"/>
+              </w:rPr>
+              <w:t>ДЗ 42</w:t>
+            </w:r>
+          </w:p>
+        </w:tc>
+        <w:tc>
+          <w:tcPr>
+            <w:tcW w:type="dxa" w:w="2040"/>
+          </w:tcPr>
+          <w:p>
+            <w:pPr>
+              <w:spacing w:after="20"/>
+            </w:pPr>
+            <w:r/>
+            <w:r>
+              <w:rPr>
+                <w:i w:val="0"/>
+                <w:color w:val="1F2937"/>
+                <w:sz w:val="19"/>
+              </w:rPr>
+              <w:t>6</w:t>
+            </w:r>
+          </w:p>
+        </w:tc>
+        <w:tc>
+          <w:tcPr>
+            <w:tcW w:type="dxa" w:w="2040"/>
+          </w:tcPr>
+          <w:p>
+            <w:pPr>
+              <w:spacing w:after="20"/>
+            </w:pPr>
+            <w:r/>
+            <w:r>
+              <w:rPr>
+                <w:i w:val="0"/>
+                <w:color w:val="1F2937"/>
+                <w:sz w:val="19"/>
+              </w:rPr>
+              <w:t xml:space="preserve">🎤 Начитать </w:t>
+            </w:r>
+            <w:r>
+              <w:rPr>
+                <w:b/>
+                <w:color w:val="1F2937"/>
+                <w:sz w:val="19"/>
+              </w:rPr>
+              <w:t>TH</w:t>
+            </w:r>
+            <w:r>
+              <w:rPr>
+                <w:i w:val="0"/>
+                <w:color w:val="1F2937"/>
+                <w:sz w:val="19"/>
+              </w:rPr>
+              <w:t xml:space="preserve"> (звук [θ]) и </w:t>
+            </w:r>
+            <w:r>
+              <w:rPr>
+                <w:b/>
+                <w:color w:val="1F2937"/>
+                <w:sz w:val="19"/>
+              </w:rPr>
+              <w:t>th</w:t>
+            </w:r>
+          </w:p>
+        </w:tc>
+      </w:tr>
+      <w:tr>
+        <w:tc>
+          <w:tcPr>
+            <w:tcW w:type="dxa" w:w="2040"/>
+            <w:shd w:val="clear" w:color="auto" w:fill="F3F7FC"/>
+          </w:tcPr>
+          <w:p>
+            <w:pPr>
+              <w:spacing w:after="20"/>
+            </w:pPr>
+            <w:r/>
+            <w:r>
+              <w:rPr>
+                <w:i w:val="0"/>
+                <w:color w:val="143A6B"/>
+                <w:sz w:val="19"/>
+              </w:rPr>
+              <w:t>10</w:t>
+            </w:r>
+          </w:p>
+        </w:tc>
+        <w:tc>
+          <w:tcPr>
+            <w:tcW w:type="dxa" w:w="2040"/>
+          </w:tcPr>
+          <w:p>
+            <w:pPr>
+              <w:spacing w:after="20"/>
+            </w:pPr>
+            <w:r/>
+            <w:r>
+              <w:rPr>
+                <w:i w:val="0"/>
+                <w:color w:val="1F2937"/>
+                <w:sz w:val="19"/>
+              </w:rPr>
+              <w:t>2</w:t>
+            </w:r>
+          </w:p>
+        </w:tc>
+        <w:tc>
+          <w:tcPr>
+            <w:tcW w:type="dxa" w:w="2040"/>
+          </w:tcPr>
+          <w:p>
+            <w:pPr>
+              <w:spacing w:after="20"/>
+            </w:pPr>
+            <w:r/>
+            <w:r>
+              <w:rPr>
+                <w:i w:val="0"/>
+                <w:color w:val="1F2937"/>
+                <w:sz w:val="19"/>
+              </w:rPr>
+              <w:t>ДЗ 42</w:t>
+            </w:r>
+          </w:p>
+        </w:tc>
+        <w:tc>
+          <w:tcPr>
+            <w:tcW w:type="dxa" w:w="2040"/>
+          </w:tcPr>
+          <w:p>
+            <w:pPr>
+              <w:spacing w:after="20"/>
+            </w:pPr>
+            <w:r/>
+            <w:r>
+              <w:rPr>
+                <w:i w:val="0"/>
+                <w:color w:val="1F2937"/>
+                <w:sz w:val="19"/>
+              </w:rPr>
+              <w:t>8</w:t>
+            </w:r>
+          </w:p>
+        </w:tc>
+        <w:tc>
+          <w:tcPr>
+            <w:tcW w:type="dxa" w:w="2040"/>
+          </w:tcPr>
+          <w:p>
+            <w:pPr>
+              <w:spacing w:after="20"/>
+            </w:pPr>
+            <w:r/>
+            <w:r>
+              <w:rPr>
+                <w:i w:val="0"/>
+                <w:color w:val="1F2937"/>
+                <w:sz w:val="19"/>
+              </w:rPr>
+              <w:t>👁 Кадры комикса без звука — то же, что строка 4</w:t>
+            </w:r>
+          </w:p>
+        </w:tc>
+      </w:tr>
+      <w:tr>
+        <w:tc>
+          <w:tcPr>
+            <w:tcW w:type="dxa" w:w="2040"/>
+            <w:shd w:val="clear" w:color="auto" w:fill="F3F7FC"/>
+          </w:tcPr>
+          <w:p>
+            <w:pPr>
+              <w:spacing w:after="20"/>
+            </w:pPr>
+            <w:r/>
+            <w:r>
+              <w:rPr>
+                <w:i w:val="0"/>
+                <w:color w:val="143A6B"/>
+                <w:sz w:val="19"/>
+              </w:rPr>
+              <w:t>11</w:t>
+            </w:r>
+          </w:p>
+        </w:tc>
+        <w:tc>
+          <w:tcPr>
+            <w:tcW w:type="dxa" w:w="2040"/>
+          </w:tcPr>
+          <w:p>
+            <w:pPr>
+              <w:spacing w:after="20"/>
+            </w:pPr>
+            <w:r/>
+            <w:r>
+              <w:rPr>
+                <w:i w:val="0"/>
+                <w:color w:val="1F2937"/>
+                <w:sz w:val="19"/>
+              </w:rPr>
+              <w:t>3</w:t>
+            </w:r>
+          </w:p>
+        </w:tc>
+        <w:tc>
+          <w:tcPr>
+            <w:tcW w:type="dxa" w:w="2040"/>
+          </w:tcPr>
+          <w:p>
+            <w:pPr>
+              <w:spacing w:after="20"/>
+            </w:pPr>
+            <w:r/>
+            <w:r>
+              <w:rPr>
+                <w:i w:val="0"/>
+                <w:color w:val="1F2937"/>
+                <w:sz w:val="19"/>
+              </w:rPr>
+              <w:t>ДЗ 59</w:t>
+            </w:r>
+          </w:p>
+        </w:tc>
+        <w:tc>
+          <w:tcPr>
+            <w:tcW w:type="dxa" w:w="2040"/>
+          </w:tcPr>
+          <w:p>
+            <w:pPr>
+              <w:spacing w:after="20"/>
+            </w:pPr>
+            <w:r/>
+            <w:r>
+              <w:rPr>
+                <w:i w:val="0"/>
+                <w:color w:val="1F2937"/>
+                <w:sz w:val="19"/>
+              </w:rPr>
+              <w:t>9</w:t>
+            </w:r>
+          </w:p>
+        </w:tc>
+        <w:tc>
+          <w:tcPr>
+            <w:tcW w:type="dxa" w:w="2040"/>
+          </w:tcPr>
+          <w:p>
+            <w:pPr>
+              <w:spacing w:after="20"/>
+            </w:pPr>
+            <w:r/>
+            <w:r>
+              <w:rPr>
+                <w:i w:val="0"/>
+                <w:color w:val="1F2937"/>
+                <w:sz w:val="19"/>
+              </w:rPr>
+              <w:t>👁 Кадры комикса без звука — то же, что строка 4</w:t>
+            </w:r>
+          </w:p>
+        </w:tc>
+      </w:tr>
+      <w:tr>
+        <w:tc>
+          <w:tcPr>
+            <w:tcW w:type="dxa" w:w="2040"/>
+            <w:shd w:val="clear" w:color="auto" w:fill="F3F7FC"/>
+          </w:tcPr>
+          <w:p>
+            <w:pPr>
+              <w:spacing w:after="20"/>
+            </w:pPr>
+            <w:r/>
+            <w:r>
+              <w:rPr>
+                <w:i w:val="0"/>
+                <w:color w:val="143A6B"/>
+                <w:sz w:val="19"/>
+              </w:rPr>
+              <w:t>12</w:t>
+            </w:r>
+          </w:p>
+        </w:tc>
+        <w:tc>
+          <w:tcPr>
+            <w:tcW w:type="dxa" w:w="2040"/>
+          </w:tcPr>
+          <w:p>
+            <w:pPr>
+              <w:spacing w:after="20"/>
+            </w:pPr>
+            <w:r/>
+            <w:r>
+              <w:rPr>
+                <w:i w:val="0"/>
+                <w:color w:val="1F2937"/>
+                <w:sz w:val="19"/>
+              </w:rPr>
+              <w:t>3</w:t>
+            </w:r>
+          </w:p>
+        </w:tc>
+        <w:tc>
+          <w:tcPr>
+            <w:tcW w:type="dxa" w:w="2040"/>
+          </w:tcPr>
+          <w:p>
+            <w:pPr>
+              <w:spacing w:after="20"/>
+            </w:pPr>
+            <w:r/>
+            <w:r>
+              <w:rPr>
+                <w:i w:val="0"/>
+                <w:color w:val="1F2937"/>
+                <w:sz w:val="19"/>
+              </w:rPr>
+              <w:t>ДЗ 75</w:t>
+            </w:r>
+          </w:p>
+        </w:tc>
+        <w:tc>
+          <w:tcPr>
+            <w:tcW w:type="dxa" w:w="2040"/>
+          </w:tcPr>
+          <w:p>
+            <w:pPr>
+              <w:spacing w:after="20"/>
+            </w:pPr>
+            <w:r/>
+            <w:r>
+              <w:rPr>
+                <w:i w:val="0"/>
+                <w:color w:val="1F2937"/>
+                <w:sz w:val="19"/>
+              </w:rPr>
+              <w:t>8</w:t>
+            </w:r>
+          </w:p>
+        </w:tc>
+        <w:tc>
+          <w:tcPr>
+            <w:tcW w:type="dxa" w:w="2040"/>
+          </w:tcPr>
+          <w:p>
+            <w:pPr>
+              <w:spacing w:after="20"/>
+            </w:pPr>
+            <w:r/>
+            <w:r>
+              <w:rPr>
+                <w:i w:val="0"/>
+                <w:color w:val="1F2937"/>
+                <w:sz w:val="19"/>
+              </w:rPr>
+              <w:t>👁 Кадры комикса без звука — то же, что строка 4</w:t>
+            </w:r>
+          </w:p>
+        </w:tc>
+      </w:tr>
+    </w:tbl>
+    <w:p>
+      <w:pPr>
+        <w:spacing w:after="80"/>
+      </w:pPr>
+    </w:p>
+    <w:p>
+      <w:pPr>
+        <w:spacing w:after="120"/>
+      </w:pPr>
+      <w:r>
+        <w:rPr>
+          <w:b/>
+          <w:color w:val="143A6B"/>
+          <w:sz w:val="21"/>
+        </w:rPr>
+        <w:t>Комиксы — посмотреть глазами.</w:t>
+      </w:r>
+      <w:r>
+        <w:rPr>
+          <w:i w:val="0"/>
+          <w:color w:val="1F2937"/>
+          <w:sz w:val="21"/>
+        </w:rPr>
+        <w:t xml:space="preserve"> В девяти домашках (11, 18, 26, 34, 42, 50, 59, 67, 75) стоит комикс и два-три задания по нему. Кто какую реплику говорит, мы брали из имени файла и сверяли с картинкой, поэтому один проход глазами нужен: заголовок блока — «Посмотри и послушай комикс»; кнопка «Кадр N» играет реплики своего кадра и по порядку; в «Кто это сказал?» картинки героев чёткие и без кусков соседних; в «Повтори за героем» образец — та самая реплика, что на картинке.</w:t>
       </w:r>
     </w:p>
     <w:p>
@@ -5842,7 +8456,7 @@
           <w:color w:val="143A6B"/>
           <w:sz w:val="28"/>
         </w:rPr>
-        <w:t>Wow Dragon 2 — ведёт свой чат</w:t>
+        <w:t>Озвучка — одна кнопка на все курсы</w:t>
       </w:r>
     </w:p>
     <w:p>
@@ -5855,7 +8469,388 @@
           <w:color w:val="1F2937"/>
           <w:sz w:val="21"/>
         </w:rPr>
-        <w:t>Раздел заполняет сессия, которая занимается WD2.</w:t>
+        <w:t>Делается один раз в «Контент» → «Медиа» → «Озвучить пачкой». Кнопка находит размеченные места и синтезирует только их; уже готовый звук не трогает.</w:t>
+      </w:r>
+    </w:p>
+    <w:tbl>
+      <w:tblPr>
+        <w:tblW w:type="auto" w:w="0"/>
+        <w:tblLook w:firstColumn="1" w:firstRow="1" w:lastColumn="0" w:lastRow="0" w:noHBand="0" w:noVBand="1" w:val="04A0"/>
+        <w:tblBorders>
+          <w:top w:val="single" w:sz="4" w:space="0" w:color="C9D4E4"/>
+          <w:left w:val="single" w:sz="4" w:space="0" w:color="C9D4E4"/>
+          <w:bottom w:val="single" w:sz="4" w:space="0" w:color="C9D4E4"/>
+          <w:right w:val="single" w:sz="4" w:space="0" w:color="C9D4E4"/>
+          <w:insideH w:val="single" w:sz="4" w:space="0" w:color="C9D4E4"/>
+          <w:insideV w:val="single" w:sz="4" w:space="0" w:color="C9D4E4"/>
+        </w:tblBorders>
+      </w:tblPr>
+      <w:tblGrid>
+        <w:gridCol w:w="5100"/>
+        <w:gridCol w:w="5100"/>
+      </w:tblGrid>
+      <w:tr>
+        <w:tc>
+          <w:tcPr>
+            <w:tcW w:type="dxa" w:w="5100"/>
+            <w:shd w:val="clear" w:color="auto" w:fill="1F3A6B"/>
+          </w:tcPr>
+          <w:p>
+            <w:pPr>
+              <w:spacing w:after="0"/>
+            </w:pPr>
+            <w:r/>
+            <w:r>
+              <w:rPr>
+                <w:b/>
+                <w:color w:val="FFFFFF"/>
+                <w:sz w:val="19"/>
+              </w:rPr>
+              <w:t>курс</w:t>
+            </w:r>
+          </w:p>
+        </w:tc>
+        <w:tc>
+          <w:tcPr>
+            <w:tcW w:type="dxa" w:w="5100"/>
+            <w:shd w:val="clear" w:color="auto" w:fill="1F3A6B"/>
+          </w:tcPr>
+          <w:p>
+            <w:pPr>
+              <w:spacing w:after="0"/>
+            </w:pPr>
+            <w:r/>
+            <w:r>
+              <w:rPr>
+                <w:b/>
+                <w:color w:val="FFFFFF"/>
+                <w:sz w:val="19"/>
+              </w:rPr>
+              <w:t>мест ждёт синтеза</w:t>
+            </w:r>
+          </w:p>
+        </w:tc>
+      </w:tr>
+      <w:tr>
+        <w:tc>
+          <w:tcPr>
+            <w:tcW w:type="dxa" w:w="5100"/>
+            <w:shd w:val="clear" w:color="auto" w:fill="F3F7FC"/>
+          </w:tcPr>
+          <w:p>
+            <w:pPr>
+              <w:spacing w:after="20"/>
+            </w:pPr>
+            <w:r/>
+            <w:r>
+              <w:rPr>
+                <w:i w:val="0"/>
+                <w:color w:val="143A6B"/>
+                <w:sz w:val="19"/>
+              </w:rPr>
+              <w:t>Wow Dragon 1</w:t>
+            </w:r>
+          </w:p>
+        </w:tc>
+        <w:tc>
+          <w:tcPr>
+            <w:tcW w:type="dxa" w:w="5100"/>
+          </w:tcPr>
+          <w:p>
+            <w:pPr>
+              <w:spacing w:after="20"/>
+            </w:pPr>
+            <w:r/>
+            <w:r>
+              <w:rPr>
+                <w:i w:val="0"/>
+                <w:color w:val="1F2937"/>
+                <w:sz w:val="19"/>
+              </w:rPr>
+              <w:t>55</w:t>
+            </w:r>
+          </w:p>
+        </w:tc>
+      </w:tr>
+      <w:tr>
+        <w:tc>
+          <w:tcPr>
+            <w:tcW w:type="dxa" w:w="5100"/>
+            <w:shd w:val="clear" w:color="auto" w:fill="F3F7FC"/>
+          </w:tcPr>
+          <w:p>
+            <w:pPr>
+              <w:spacing w:after="20"/>
+            </w:pPr>
+            <w:r/>
+            <w:r>
+              <w:rPr>
+                <w:i w:val="0"/>
+                <w:color w:val="143A6B"/>
+                <w:sz w:val="19"/>
+              </w:rPr>
+              <w:t>Wow Dragon 2</w:t>
+            </w:r>
+          </w:p>
+        </w:tc>
+        <w:tc>
+          <w:tcPr>
+            <w:tcW w:type="dxa" w:w="5100"/>
+          </w:tcPr>
+          <w:p>
+            <w:pPr>
+              <w:spacing w:after="20"/>
+            </w:pPr>
+            <w:r/>
+            <w:r>
+              <w:rPr>
+                <w:i w:val="0"/>
+                <w:color w:val="1F2937"/>
+                <w:sz w:val="19"/>
+              </w:rPr>
+              <w:t>53</w:t>
+            </w:r>
+          </w:p>
+        </w:tc>
+      </w:tr>
+      <w:tr>
+        <w:tc>
+          <w:tcPr>
+            <w:tcW w:type="dxa" w:w="5100"/>
+            <w:shd w:val="clear" w:color="auto" w:fill="F3F7FC"/>
+          </w:tcPr>
+          <w:p>
+            <w:pPr>
+              <w:spacing w:after="20"/>
+            </w:pPr>
+            <w:r/>
+            <w:r>
+              <w:rPr>
+                <w:i w:val="0"/>
+                <w:color w:val="143A6B"/>
+                <w:sz w:val="19"/>
+              </w:rPr>
+              <w:t>Super Minds 3</w:t>
+            </w:r>
+          </w:p>
+        </w:tc>
+        <w:tc>
+          <w:tcPr>
+            <w:tcW w:type="dxa" w:w="5100"/>
+          </w:tcPr>
+          <w:p>
+            <w:pPr>
+              <w:spacing w:after="20"/>
+            </w:pPr>
+            <w:r/>
+            <w:r>
+              <w:rPr>
+                <w:i w:val="0"/>
+                <w:color w:val="1F2937"/>
+                <w:sz w:val="19"/>
+              </w:rPr>
+              <w:t>2 (юнит 7 ДЗ 7 б8, юнит 8 ДЗ 7 б9 — переозвучка после правки текста)</w:t>
+            </w:r>
+          </w:p>
+        </w:tc>
+      </w:tr>
+      <w:tr>
+        <w:tc>
+          <w:tcPr>
+            <w:tcW w:type="dxa" w:w="5100"/>
+            <w:shd w:val="clear" w:color="auto" w:fill="F3F7FC"/>
+          </w:tcPr>
+          <w:p>
+            <w:pPr>
+              <w:spacing w:after="20"/>
+            </w:pPr>
+            <w:r/>
+            <w:r>
+              <w:rPr>
+                <w:i w:val="0"/>
+                <w:color w:val="143A6B"/>
+                <w:sz w:val="19"/>
+              </w:rPr>
+              <w:t>Super Minds 0</w:t>
+            </w:r>
+          </w:p>
+        </w:tc>
+        <w:tc>
+          <w:tcPr>
+            <w:tcW w:type="dxa" w:w="5100"/>
+          </w:tcPr>
+          <w:p>
+            <w:pPr>
+              <w:spacing w:after="20"/>
+            </w:pPr>
+            <w:r/>
+            <w:r>
+              <w:rPr>
+                <w:i w:val="0"/>
+                <w:color w:val="1F2937"/>
+                <w:sz w:val="19"/>
+              </w:rPr>
+              <w:t>1 (юнит 4 ДЗ 1 б3)</w:t>
+            </w:r>
+          </w:p>
+        </w:tc>
+      </w:tr>
+      <w:tr>
+        <w:tc>
+          <w:tcPr>
+            <w:tcW w:type="dxa" w:w="5100"/>
+            <w:shd w:val="clear" w:color="auto" w:fill="F3F7FC"/>
+          </w:tcPr>
+          <w:p>
+            <w:pPr>
+              <w:spacing w:after="20"/>
+            </w:pPr>
+            <w:r/>
+            <w:r>
+              <w:rPr>
+                <w:i w:val="0"/>
+                <w:color w:val="143A6B"/>
+                <w:sz w:val="19"/>
+              </w:rPr>
+              <w:t>Super Minds 1</w:t>
+            </w:r>
+          </w:p>
+        </w:tc>
+        <w:tc>
+          <w:tcPr>
+            <w:tcW w:type="dxa" w:w="5100"/>
+          </w:tcPr>
+          <w:p>
+            <w:pPr>
+              <w:spacing w:after="20"/>
+            </w:pPr>
+            <w:r/>
+            <w:r>
+              <w:rPr>
+                <w:i w:val="0"/>
+                <w:color w:val="1F2937"/>
+                <w:sz w:val="19"/>
+              </w:rPr>
+              <w:t>1 (юнит 1 ДЗ 5 б4)</w:t>
+            </w:r>
+          </w:p>
+        </w:tc>
+      </w:tr>
+      <w:tr>
+        <w:tc>
+          <w:tcPr>
+            <w:tcW w:type="dxa" w:w="5100"/>
+            <w:shd w:val="clear" w:color="auto" w:fill="F3F7FC"/>
+          </w:tcPr>
+          <w:p>
+            <w:pPr>
+              <w:spacing w:after="20"/>
+            </w:pPr>
+            <w:r/>
+            <w:r>
+              <w:rPr>
+                <w:i w:val="0"/>
+                <w:color w:val="143A6B"/>
+                <w:sz w:val="19"/>
+              </w:rPr>
+              <w:t>Super Minds 2</w:t>
+            </w:r>
+          </w:p>
+        </w:tc>
+        <w:tc>
+          <w:tcPr>
+            <w:tcW w:type="dxa" w:w="5100"/>
+          </w:tcPr>
+          <w:p>
+            <w:pPr>
+              <w:spacing w:after="20"/>
+            </w:pPr>
+            <w:r/>
+            <w:r>
+              <w:rPr>
+                <w:i w:val="0"/>
+                <w:color w:val="1F2937"/>
+                <w:sz w:val="19"/>
+              </w:rPr>
+              <w:t>1 (юнит 8 ДЗ 4 б8)</w:t>
+            </w:r>
+          </w:p>
+        </w:tc>
+      </w:tr>
+      <w:tr>
+        <w:tc>
+          <w:tcPr>
+            <w:tcW w:type="dxa" w:w="5100"/>
+            <w:shd w:val="clear" w:color="auto" w:fill="F3F7FC"/>
+          </w:tcPr>
+          <w:p>
+            <w:pPr>
+              <w:spacing w:after="20"/>
+            </w:pPr>
+            <w:r/>
+            <w:r>
+              <w:rPr>
+                <w:i w:val="0"/>
+                <w:color w:val="143A6B"/>
+                <w:sz w:val="19"/>
+              </w:rPr>
+              <w:t>Go Getter 1, 2, 3</w:t>
+            </w:r>
+          </w:p>
+        </w:tc>
+        <w:tc>
+          <w:tcPr>
+            <w:tcW w:type="dxa" w:w="5100"/>
+          </w:tcPr>
+          <w:p>
+            <w:pPr>
+              <w:spacing w:after="20"/>
+            </w:pPr>
+            <w:r/>
+            <w:r>
+              <w:rPr>
+                <w:i w:val="0"/>
+                <w:color w:val="1F2937"/>
+                <w:sz w:val="19"/>
+              </w:rPr>
+              <w:t>0</w:t>
+            </w:r>
+          </w:p>
+        </w:tc>
+      </w:tr>
+    </w:tbl>
+    <w:p>
+      <w:pPr>
+        <w:spacing w:after="80"/>
+      </w:pPr>
+    </w:p>
+    <w:p>
+      <w:pPr>
+        <w:spacing w:after="120"/>
+      </w:pPr>
+      <w:r>
+        <w:rPr>
+          <w:i w:val="0"/>
+          <w:color w:val="1F2937"/>
+          <w:sz w:val="21"/>
+        </w:rPr>
+        <w:t xml:space="preserve">Отдельно от кнопки: </w:t>
+      </w:r>
+      <w:r>
+        <w:rPr>
+          <w:b/>
+          <w:color w:val="143A6B"/>
+          <w:sz w:val="21"/>
+        </w:rPr>
+        <w:t>Super Minds 0, юнит 1, ДЗ 2, блок 8</w:t>
+      </w:r>
+      <w:r>
+        <w:rPr>
+          <w:i w:val="0"/>
+          <w:color w:val="1F2937"/>
+          <w:sz w:val="21"/>
+        </w:rPr>
+        <w:t xml:space="preserve"> — там звук не размечен, его начитываете вы (как и буквы в Wow Dragon).</w:t>
       </w:r>
     </w:p>
     <w:p>
@@ -6819,7 +9814,7 @@
           <w:color w:val="5A6372"/>
           <w:sz w:val="18"/>
         </w:rPr>
-        <w:t>Документ пересобран 22.10.2026. Источник: builds/vychitka_ot_vas.md</w:t>
+        <w:t>Документ пересобран 23.10.2026. Источник: builds/vychitka_ot_vas.md</w:t>
       </w:r>
     </w:p>
     <w:sectPr>

--- a/builds/Вычитка — что нужно от вас.docx
+++ b/builds/Вычитка — что нужно от вас.docx
@@ -6962,6 +6962,59 @@
       </w:pPr>
       <w:r>
         <w:rPr>
+          <w:b/>
+          <w:color w:val="143A6B"/>
+          <w:sz w:val="21"/>
+        </w:rPr>
+        <w:t>Сделано 23.10 по вашим решениям.</w:t>
+      </w:r>
+      <w:r>
+        <w:rPr>
+          <w:i w:val="0"/>
+          <w:color w:val="1F2937"/>
+          <w:sz w:val="21"/>
+        </w:rPr>
+        <w:t xml:space="preserve"> «Чья это тень?» (ДЗ 10 б3) и кадры комикса (ДЗ 18 б11, ДЗ 42 б8, ДЗ 59 б9, ДЗ 75 б8) остаются зрительными — пустое поле звука убрано, «Озвучить пачкой» туда ничего не подставит. Задание «Посмотри на ряд. Какая буква следующая?» (ДЗ 34 б7) убираем: скрипт </w:t>
+      </w:r>
+      <w:r>
+        <w:rPr>
+          <w:rFonts w:ascii="Consolas" w:hAnsi="Consolas"/>
+          <w:color w:val="0B616E"/>
+          <w:sz w:val="21"/>
+        </w:rPr>
+        <w:t>builds/wd2/udalit_hw34_b7.sql</w:t>
+      </w:r>
+      <w:r>
+        <w:rPr>
+          <w:i w:val="0"/>
+          <w:color w:val="1F2937"/>
+          <w:sz w:val="21"/>
+        </w:rPr>
+        <w:t xml:space="preserve">, запустить в SQL Editor (копия блока — в </w:t>
+      </w:r>
+      <w:r>
+        <w:rPr>
+          <w:rFonts w:ascii="Consolas" w:hAnsi="Consolas"/>
+          <w:color w:val="0B616E"/>
+          <w:sz w:val="21"/>
+        </w:rPr>
+        <w:t>classroom_backup_wd2_20261023</w:t>
+      </w:r>
+      <w:r>
+        <w:rPr>
+          <w:i w:val="0"/>
+          <w:color w:val="1F2937"/>
+          <w:sz w:val="21"/>
+        </w:rPr>
+        <w:t>).</w:t>
+      </w:r>
+    </w:p>
+    <w:p>
+      <w:pPr>
+        <w:spacing w:after="120"/>
+      </w:pPr>
+      <w:r>
+        <w:rPr>
           <w:i w:val="0"/>
           <w:color w:val="1F2937"/>
           <w:sz w:val="21"/>
@@ -6974,7 +7027,7 @@
           <w:color w:val="143A6B"/>
           <w:sz w:val="21"/>
         </w:rPr>
-        <w:t>двенадцать блоков без звука</w:t>
+        <w:t>шесть блоков без звука</w:t>
       </w:r>
       <w:r>
         <w:rPr>
@@ -6982,7 +7035,7 @@
           <w:color w:val="1F2937"/>
           <w:sz w:val="21"/>
         </w:rPr>
-        <w:t xml:space="preserve"> — тоже буквы, и четыре блока с кадрами комикса. Имя файла — </w:t>
+        <w:t xml:space="preserve"> — буквы. Имя файла </w:t>
       </w:r>
       <w:r>
         <w:rPr>
@@ -6998,7 +7051,7 @@
           <w:color w:val="1F2937"/>
           <w:sz w:val="21"/>
         </w:rPr>
-        <w:t xml:space="preserve"> (ДЗ 11, блок 3 как в редакторе).</w:t>
+        <w:t xml:space="preserve"> (ДЗ 11, блок 3 как в редакторе), но одной записи на букву хватает: один и тот же файл я поставлю во все блоки, где эта буква нужна.</w:t>
       </w:r>
     </w:p>
     <w:tbl>
@@ -7178,7 +7231,7 @@
                 <w:color w:val="1F2937"/>
                 <w:sz w:val="19"/>
               </w:rPr>
-              <w:t>ДЗ 10</w:t>
+              <w:t>ДЗ 11</w:t>
             </w:r>
           </w:p>
         </w:tc>
@@ -7216,7 +7269,39 @@
                 <w:color w:val="1F2937"/>
                 <w:sz w:val="19"/>
               </w:rPr>
-              <w:t>👁 «Чья это тень?» — звук у вопроса пустой, а ответы (cat · dog · unicorn) видны по тени. Скажите, нужен ли тут звук вообще: если нет, я уберу пустое поле</w:t>
+              <w:t xml:space="preserve">🎤 </w:t>
+            </w:r>
+            <w:r>
+              <w:rPr>
+                <w:b/>
+                <w:color w:val="1F2937"/>
+                <w:sz w:val="19"/>
+              </w:rPr>
+              <w:t>H</w:t>
+            </w:r>
+            <w:r>
+              <w:rPr>
+                <w:i w:val="0"/>
+                <w:color w:val="1F2937"/>
+                <w:sz w:val="19"/>
+              </w:rPr>
+              <w:t xml:space="preserve"> (вопрос 1) и </w:t>
+            </w:r>
+            <w:r>
+              <w:rPr>
+                <w:b/>
+                <w:color w:val="1F2937"/>
+                <w:sz w:val="19"/>
+              </w:rPr>
+              <w:t>h</w:t>
+            </w:r>
+            <w:r>
+              <w:rPr>
+                <w:i w:val="0"/>
+                <w:color w:val="1F2937"/>
+                <w:sz w:val="19"/>
+              </w:rPr>
+              <w:t xml:space="preserve"> (вопрос 2)</w:t>
             </w:r>
           </w:p>
         </w:tc>
@@ -7276,7 +7361,7 @@
                 <w:color w:val="1F2937"/>
                 <w:sz w:val="19"/>
               </w:rPr>
-              <w:t>ДЗ 11</w:t>
+              <w:t>ДЗ 18</w:t>
             </w:r>
           </w:p>
         </w:tc>
@@ -7314,7 +7399,7 @@
                 <w:color w:val="1F2937"/>
                 <w:sz w:val="19"/>
               </w:rPr>
-              <w:t xml:space="preserve">🎤 Начитать </w:t>
+              <w:t xml:space="preserve">🎤 </w:t>
             </w:r>
             <w:r>
               <w:rPr>
@@ -7322,7 +7407,7 @@
                 <w:color w:val="1F2937"/>
                 <w:sz w:val="19"/>
               </w:rPr>
-              <w:t>H</w:t>
+              <w:t>G</w:t>
             </w:r>
             <w:r>
               <w:rPr>
@@ -7330,7 +7415,7 @@
                 <w:color w:val="1F2937"/>
                 <w:sz w:val="19"/>
               </w:rPr>
-              <w:t xml:space="preserve"> (вопрос 1) и </w:t>
+              <w:t xml:space="preserve"> и </w:t>
             </w:r>
             <w:r>
               <w:rPr>
@@ -7338,15 +7423,7 @@
                 <w:color w:val="1F2937"/>
                 <w:sz w:val="19"/>
               </w:rPr>
-              <w:t>h</w:t>
-            </w:r>
-            <w:r>
-              <w:rPr>
-                <w:i w:val="0"/>
-                <w:color w:val="1F2937"/>
-                <w:sz w:val="19"/>
-              </w:rPr>
-              <w:t xml:space="preserve"> (вопрос 2)</w:t>
+              <w:t>g</w:t>
             </w:r>
           </w:p>
         </w:tc>
@@ -7406,7 +7483,7 @@
                 <w:color w:val="1F2937"/>
                 <w:sz w:val="19"/>
               </w:rPr>
-              <w:t>ДЗ 18</w:t>
+              <w:t>ДЗ 19</w:t>
             </w:r>
           </w:p>
         </w:tc>
@@ -7425,7 +7502,7 @@
                 <w:color w:val="1F2937"/>
                 <w:sz w:val="19"/>
               </w:rPr>
-              <w:t>3</w:t>
+              <w:t>9</w:t>
             </w:r>
           </w:p>
         </w:tc>
@@ -7444,7 +7521,7 @@
                 <w:color w:val="1F2937"/>
                 <w:sz w:val="19"/>
               </w:rPr>
-              <w:t xml:space="preserve">🎤 Начитать </w:t>
+              <w:t xml:space="preserve">🎤 </w:t>
             </w:r>
             <w:r>
               <w:rPr>
@@ -7468,7 +7545,7 @@
                 <w:color w:val="1F2937"/>
                 <w:sz w:val="19"/>
               </w:rPr>
-              <w:t>g</w:t>
+              <w:t>H</w:t>
             </w:r>
           </w:p>
         </w:tc>
@@ -7528,7 +7605,7 @@
                 <w:color w:val="1F2937"/>
                 <w:sz w:val="19"/>
               </w:rPr>
-              <w:t>ДЗ 18</w:t>
+              <w:t>ДЗ 26</w:t>
             </w:r>
           </w:p>
         </w:tc>
@@ -7547,7 +7624,7 @@
                 <w:color w:val="1F2937"/>
                 <w:sz w:val="19"/>
               </w:rPr>
-              <w:t>11</w:t>
+              <w:t>4</w:t>
             </w:r>
           </w:p>
         </w:tc>
@@ -7566,7 +7643,15 @@
                 <w:color w:val="1F2937"/>
                 <w:sz w:val="19"/>
               </w:rPr>
-              <w:t>👁 «Расставь картинки из комикса по порядку» — у трёх кадров пустой звук. Скажите, нужны ли реплики кадров здесь или задание и так понятно</w:t>
+              <w:t xml:space="preserve">🎤 </w:t>
+            </w:r>
+            <w:r>
+              <w:rPr>
+                <w:b/>
+                <w:color w:val="1F2937"/>
+                <w:sz w:val="19"/>
+              </w:rPr>
+              <w:t>T · G · H</w:t>
             </w:r>
           </w:p>
         </w:tc>
@@ -7626,7 +7711,7 @@
                 <w:color w:val="1F2937"/>
                 <w:sz w:val="19"/>
               </w:rPr>
-              <w:t>ДЗ 19</w:t>
+              <w:t>ДЗ 27</w:t>
             </w:r>
           </w:p>
         </w:tc>
@@ -7645,7 +7730,7 @@
                 <w:color w:val="1F2937"/>
                 <w:sz w:val="19"/>
               </w:rPr>
-              <w:t>9</w:t>
+              <w:t>7</w:t>
             </w:r>
           </w:p>
         </w:tc>
@@ -7664,7 +7749,7 @@
                 <w:color w:val="1F2937"/>
                 <w:sz w:val="19"/>
               </w:rPr>
-              <w:t xml:space="preserve">🎤 Начитать </w:t>
+              <w:t xml:space="preserve">🎤 </w:t>
             </w:r>
             <w:r>
               <w:rPr>
@@ -7672,23 +7757,7 @@
                 <w:color w:val="1F2937"/>
                 <w:sz w:val="19"/>
               </w:rPr>
-              <w:t>G</w:t>
-            </w:r>
-            <w:r>
-              <w:rPr>
-                <w:i w:val="0"/>
-                <w:color w:val="1F2937"/>
-                <w:sz w:val="19"/>
-              </w:rPr>
-              <w:t xml:space="preserve"> и </w:t>
-            </w:r>
-            <w:r>
-              <w:rPr>
-                <w:b/>
-                <w:color w:val="1F2937"/>
-                <w:sz w:val="19"/>
-              </w:rPr>
-              <w:t>H</w:t>
+              <w:t>G · H · T</w:t>
             </w:r>
           </w:p>
         </w:tc>
@@ -7729,7 +7798,7 @@
                 <w:color w:val="1F2937"/>
                 <w:sz w:val="19"/>
               </w:rPr>
-              <w:t>1</w:t>
+              <w:t>2</w:t>
             </w:r>
           </w:p>
         </w:tc>
@@ -7748,7 +7817,7 @@
                 <w:color w:val="1F2937"/>
                 <w:sz w:val="19"/>
               </w:rPr>
-              <w:t>ДЗ 26</w:t>
+              <w:t>ДЗ 42</w:t>
             </w:r>
           </w:p>
         </w:tc>
@@ -7767,7 +7836,7 @@
                 <w:color w:val="1F2937"/>
                 <w:sz w:val="19"/>
               </w:rPr>
-              <w:t>4</w:t>
+              <w:t>6</w:t>
             </w:r>
           </w:p>
         </w:tc>
@@ -7786,7 +7855,7 @@
                 <w:color w:val="1F2937"/>
                 <w:sz w:val="19"/>
               </w:rPr>
-              <w:t xml:space="preserve">🎤 Начитать </w:t>
+              <w:t xml:space="preserve">🎤 </w:t>
             </w:r>
             <w:r>
               <w:rPr>
@@ -7794,105 +7863,15 @@
                 <w:color w:val="1F2937"/>
                 <w:sz w:val="19"/>
               </w:rPr>
-              <w:t>T · G · H</w:t>
-            </w:r>
-          </w:p>
-        </w:tc>
-      </w:tr>
-      <w:tr>
-        <w:tc>
-          <w:tcPr>
-            <w:tcW w:type="dxa" w:w="2040"/>
-            <w:shd w:val="clear" w:color="auto" w:fill="F3F7FC"/>
-          </w:tcPr>
-          <w:p>
-            <w:pPr>
-              <w:spacing w:after="20"/>
-            </w:pPr>
-            <w:r/>
-            <w:r>
-              <w:rPr>
-                <w:i w:val="0"/>
-                <w:color w:val="143A6B"/>
-                <w:sz w:val="19"/>
-              </w:rPr>
-              <w:t>7</w:t>
-            </w:r>
-          </w:p>
-        </w:tc>
-        <w:tc>
-          <w:tcPr>
-            <w:tcW w:type="dxa" w:w="2040"/>
-          </w:tcPr>
-          <w:p>
-            <w:pPr>
-              <w:spacing w:after="20"/>
-            </w:pPr>
-            <w:r/>
+              <w:t>TH</w:t>
+            </w:r>
             <w:r>
               <w:rPr>
                 <w:i w:val="0"/>
                 <w:color w:val="1F2937"/>
                 <w:sz w:val="19"/>
               </w:rPr>
-              <w:t>1</w:t>
-            </w:r>
-          </w:p>
-        </w:tc>
-        <w:tc>
-          <w:tcPr>
-            <w:tcW w:type="dxa" w:w="2040"/>
-          </w:tcPr>
-          <w:p>
-            <w:pPr>
-              <w:spacing w:after="20"/>
-            </w:pPr>
-            <w:r/>
-            <w:r>
-              <w:rPr>
-                <w:i w:val="0"/>
-                <w:color w:val="1F2937"/>
-                <w:sz w:val="19"/>
-              </w:rPr>
-              <w:t>ДЗ 27</w:t>
-            </w:r>
-          </w:p>
-        </w:tc>
-        <w:tc>
-          <w:tcPr>
-            <w:tcW w:type="dxa" w:w="2040"/>
-          </w:tcPr>
-          <w:p>
-            <w:pPr>
-              <w:spacing w:after="20"/>
-            </w:pPr>
-            <w:r/>
-            <w:r>
-              <w:rPr>
-                <w:i w:val="0"/>
-                <w:color w:val="1F2937"/>
-                <w:sz w:val="19"/>
-              </w:rPr>
-              <w:t>7</w:t>
-            </w:r>
-          </w:p>
-        </w:tc>
-        <w:tc>
-          <w:tcPr>
-            <w:tcW w:type="dxa" w:w="2040"/>
-          </w:tcPr>
-          <w:p>
-            <w:pPr>
-              <w:spacing w:after="20"/>
-            </w:pPr>
-            <w:r/>
-            <w:r>
-              <w:rPr>
-                <w:i w:val="0"/>
-                <w:color w:val="1F2937"/>
-                <w:sz w:val="19"/>
-              </w:rPr>
-              <w:t xml:space="preserve">🎤 Начитать </w:t>
+              <w:t xml:space="preserve"> (звук [θ], как в *think*) и </w:t>
             </w:r>
             <w:r>
               <w:rPr>
@@ -7900,521 +7879,7 @@
                 <w:color w:val="1F2937"/>
                 <w:sz w:val="19"/>
               </w:rPr>
-              <w:t>G · H · T</w:t>
-            </w:r>
-          </w:p>
-        </w:tc>
-      </w:tr>
-      <w:tr>
-        <w:tc>
-          <w:tcPr>
-            <w:tcW w:type="dxa" w:w="2040"/>
-            <w:shd w:val="clear" w:color="auto" w:fill="F3F7FC"/>
-          </w:tcPr>
-          <w:p>
-            <w:pPr>
-              <w:spacing w:after="20"/>
-            </w:pPr>
-            <w:r/>
-            <w:r>
-              <w:rPr>
-                <w:i w:val="0"/>
-                <w:color w:val="143A6B"/>
-                <w:sz w:val="19"/>
-              </w:rPr>
-              <w:t>8</w:t>
-            </w:r>
-          </w:p>
-        </w:tc>
-        <w:tc>
-          <w:tcPr>
-            <w:tcW w:type="dxa" w:w="2040"/>
-          </w:tcPr>
-          <w:p>
-            <w:pPr>
-              <w:spacing w:after="20"/>
-            </w:pPr>
-            <w:r/>
-            <w:r>
-              <w:rPr>
-                <w:i w:val="0"/>
-                <w:color w:val="1F2937"/>
-                <w:sz w:val="19"/>
-              </w:rPr>
-              <w:t>2</w:t>
-            </w:r>
-          </w:p>
-        </w:tc>
-        <w:tc>
-          <w:tcPr>
-            <w:tcW w:type="dxa" w:w="2040"/>
-          </w:tcPr>
-          <w:p>
-            <w:pPr>
-              <w:spacing w:after="20"/>
-            </w:pPr>
-            <w:r/>
-            <w:r>
-              <w:rPr>
-                <w:i w:val="0"/>
-                <w:color w:val="1F2937"/>
-                <w:sz w:val="19"/>
-              </w:rPr>
-              <w:t>ДЗ 34</w:t>
-            </w:r>
-          </w:p>
-        </w:tc>
-        <w:tc>
-          <w:tcPr>
-            <w:tcW w:type="dxa" w:w="2040"/>
-          </w:tcPr>
-          <w:p>
-            <w:pPr>
-              <w:spacing w:after="20"/>
-            </w:pPr>
-            <w:r/>
-            <w:r>
-              <w:rPr>
-                <w:i w:val="0"/>
-                <w:color w:val="1F2937"/>
-                <w:sz w:val="19"/>
-              </w:rPr>
-              <w:t>7</w:t>
-            </w:r>
-          </w:p>
-        </w:tc>
-        <w:tc>
-          <w:tcPr>
-            <w:tcW w:type="dxa" w:w="2040"/>
-          </w:tcPr>
-          <w:p>
-            <w:pPr>
-              <w:spacing w:after="20"/>
-            </w:pPr>
-            <w:r/>
-            <w:r>
-              <w:rPr>
-                <w:i w:val="0"/>
-                <w:color w:val="1F2937"/>
-                <w:sz w:val="19"/>
-              </w:rPr>
-              <w:t>👁 «Посмотри на ряд. Какая буква следующая?» — звук у вопроса пустой, задание зрительное. Скажите, убирать поле или начитать букву</w:t>
-            </w:r>
-          </w:p>
-        </w:tc>
-      </w:tr>
-      <w:tr>
-        <w:tc>
-          <w:tcPr>
-            <w:tcW w:type="dxa" w:w="2040"/>
-            <w:shd w:val="clear" w:color="auto" w:fill="F3F7FC"/>
-          </w:tcPr>
-          <w:p>
-            <w:pPr>
-              <w:spacing w:after="20"/>
-            </w:pPr>
-            <w:r/>
-            <w:r>
-              <w:rPr>
-                <w:i w:val="0"/>
-                <w:color w:val="143A6B"/>
-                <w:sz w:val="19"/>
-              </w:rPr>
-              <w:t>9</w:t>
-            </w:r>
-          </w:p>
-        </w:tc>
-        <w:tc>
-          <w:tcPr>
-            <w:tcW w:type="dxa" w:w="2040"/>
-          </w:tcPr>
-          <w:p>
-            <w:pPr>
-              <w:spacing w:after="20"/>
-            </w:pPr>
-            <w:r/>
-            <w:r>
-              <w:rPr>
-                <w:i w:val="0"/>
-                <w:color w:val="1F2937"/>
-                <w:sz w:val="19"/>
-              </w:rPr>
-              <w:t>2</w:t>
-            </w:r>
-          </w:p>
-        </w:tc>
-        <w:tc>
-          <w:tcPr>
-            <w:tcW w:type="dxa" w:w="2040"/>
-          </w:tcPr>
-          <w:p>
-            <w:pPr>
-              <w:spacing w:after="20"/>
-            </w:pPr>
-            <w:r/>
-            <w:r>
-              <w:rPr>
-                <w:i w:val="0"/>
-                <w:color w:val="1F2937"/>
-                <w:sz w:val="19"/>
-              </w:rPr>
-              <w:t>ДЗ 42</w:t>
-            </w:r>
-          </w:p>
-        </w:tc>
-        <w:tc>
-          <w:tcPr>
-            <w:tcW w:type="dxa" w:w="2040"/>
-          </w:tcPr>
-          <w:p>
-            <w:pPr>
-              <w:spacing w:after="20"/>
-            </w:pPr>
-            <w:r/>
-            <w:r>
-              <w:rPr>
-                <w:i w:val="0"/>
-                <w:color w:val="1F2937"/>
-                <w:sz w:val="19"/>
-              </w:rPr>
-              <w:t>6</w:t>
-            </w:r>
-          </w:p>
-        </w:tc>
-        <w:tc>
-          <w:tcPr>
-            <w:tcW w:type="dxa" w:w="2040"/>
-          </w:tcPr>
-          <w:p>
-            <w:pPr>
-              <w:spacing w:after="20"/>
-            </w:pPr>
-            <w:r/>
-            <w:r>
-              <w:rPr>
-                <w:i w:val="0"/>
-                <w:color w:val="1F2937"/>
-                <w:sz w:val="19"/>
-              </w:rPr>
-              <w:t xml:space="preserve">🎤 Начитать </w:t>
-            </w:r>
-            <w:r>
-              <w:rPr>
-                <w:b/>
-                <w:color w:val="1F2937"/>
-                <w:sz w:val="19"/>
-              </w:rPr>
-              <w:t>TH</w:t>
-            </w:r>
-            <w:r>
-              <w:rPr>
-                <w:i w:val="0"/>
-                <w:color w:val="1F2937"/>
-                <w:sz w:val="19"/>
-              </w:rPr>
-              <w:t xml:space="preserve"> (звук [θ]) и </w:t>
-            </w:r>
-            <w:r>
-              <w:rPr>
-                <w:b/>
-                <w:color w:val="1F2937"/>
-                <w:sz w:val="19"/>
-              </w:rPr>
               <w:t>th</w:t>
-            </w:r>
-          </w:p>
-        </w:tc>
-      </w:tr>
-      <w:tr>
-        <w:tc>
-          <w:tcPr>
-            <w:tcW w:type="dxa" w:w="2040"/>
-            <w:shd w:val="clear" w:color="auto" w:fill="F3F7FC"/>
-          </w:tcPr>
-          <w:p>
-            <w:pPr>
-              <w:spacing w:after="20"/>
-            </w:pPr>
-            <w:r/>
-            <w:r>
-              <w:rPr>
-                <w:i w:val="0"/>
-                <w:color w:val="143A6B"/>
-                <w:sz w:val="19"/>
-              </w:rPr>
-              <w:t>10</w:t>
-            </w:r>
-          </w:p>
-        </w:tc>
-        <w:tc>
-          <w:tcPr>
-            <w:tcW w:type="dxa" w:w="2040"/>
-          </w:tcPr>
-          <w:p>
-            <w:pPr>
-              <w:spacing w:after="20"/>
-            </w:pPr>
-            <w:r/>
-            <w:r>
-              <w:rPr>
-                <w:i w:val="0"/>
-                <w:color w:val="1F2937"/>
-                <w:sz w:val="19"/>
-              </w:rPr>
-              <w:t>2</w:t>
-            </w:r>
-          </w:p>
-        </w:tc>
-        <w:tc>
-          <w:tcPr>
-            <w:tcW w:type="dxa" w:w="2040"/>
-          </w:tcPr>
-          <w:p>
-            <w:pPr>
-              <w:spacing w:after="20"/>
-            </w:pPr>
-            <w:r/>
-            <w:r>
-              <w:rPr>
-                <w:i w:val="0"/>
-                <w:color w:val="1F2937"/>
-                <w:sz w:val="19"/>
-              </w:rPr>
-              <w:t>ДЗ 42</w:t>
-            </w:r>
-          </w:p>
-        </w:tc>
-        <w:tc>
-          <w:tcPr>
-            <w:tcW w:type="dxa" w:w="2040"/>
-          </w:tcPr>
-          <w:p>
-            <w:pPr>
-              <w:spacing w:after="20"/>
-            </w:pPr>
-            <w:r/>
-            <w:r>
-              <w:rPr>
-                <w:i w:val="0"/>
-                <w:color w:val="1F2937"/>
-                <w:sz w:val="19"/>
-              </w:rPr>
-              <w:t>8</w:t>
-            </w:r>
-          </w:p>
-        </w:tc>
-        <w:tc>
-          <w:tcPr>
-            <w:tcW w:type="dxa" w:w="2040"/>
-          </w:tcPr>
-          <w:p>
-            <w:pPr>
-              <w:spacing w:after="20"/>
-            </w:pPr>
-            <w:r/>
-            <w:r>
-              <w:rPr>
-                <w:i w:val="0"/>
-                <w:color w:val="1F2937"/>
-                <w:sz w:val="19"/>
-              </w:rPr>
-              <w:t>👁 Кадры комикса без звука — то же, что строка 4</w:t>
-            </w:r>
-          </w:p>
-        </w:tc>
-      </w:tr>
-      <w:tr>
-        <w:tc>
-          <w:tcPr>
-            <w:tcW w:type="dxa" w:w="2040"/>
-            <w:shd w:val="clear" w:color="auto" w:fill="F3F7FC"/>
-          </w:tcPr>
-          <w:p>
-            <w:pPr>
-              <w:spacing w:after="20"/>
-            </w:pPr>
-            <w:r/>
-            <w:r>
-              <w:rPr>
-                <w:i w:val="0"/>
-                <w:color w:val="143A6B"/>
-                <w:sz w:val="19"/>
-              </w:rPr>
-              <w:t>11</w:t>
-            </w:r>
-          </w:p>
-        </w:tc>
-        <w:tc>
-          <w:tcPr>
-            <w:tcW w:type="dxa" w:w="2040"/>
-          </w:tcPr>
-          <w:p>
-            <w:pPr>
-              <w:spacing w:after="20"/>
-            </w:pPr>
-            <w:r/>
-            <w:r>
-              <w:rPr>
-                <w:i w:val="0"/>
-                <w:color w:val="1F2937"/>
-                <w:sz w:val="19"/>
-              </w:rPr>
-              <w:t>3</w:t>
-            </w:r>
-          </w:p>
-        </w:tc>
-        <w:tc>
-          <w:tcPr>
-            <w:tcW w:type="dxa" w:w="2040"/>
-          </w:tcPr>
-          <w:p>
-            <w:pPr>
-              <w:spacing w:after="20"/>
-            </w:pPr>
-            <w:r/>
-            <w:r>
-              <w:rPr>
-                <w:i w:val="0"/>
-                <w:color w:val="1F2937"/>
-                <w:sz w:val="19"/>
-              </w:rPr>
-              <w:t>ДЗ 59</w:t>
-            </w:r>
-          </w:p>
-        </w:tc>
-        <w:tc>
-          <w:tcPr>
-            <w:tcW w:type="dxa" w:w="2040"/>
-          </w:tcPr>
-          <w:p>
-            <w:pPr>
-              <w:spacing w:after="20"/>
-            </w:pPr>
-            <w:r/>
-            <w:r>
-              <w:rPr>
-                <w:i w:val="0"/>
-                <w:color w:val="1F2937"/>
-                <w:sz w:val="19"/>
-              </w:rPr>
-              <w:t>9</w:t>
-            </w:r>
-          </w:p>
-        </w:tc>
-        <w:tc>
-          <w:tcPr>
-            <w:tcW w:type="dxa" w:w="2040"/>
-          </w:tcPr>
-          <w:p>
-            <w:pPr>
-              <w:spacing w:after="20"/>
-            </w:pPr>
-            <w:r/>
-            <w:r>
-              <w:rPr>
-                <w:i w:val="0"/>
-                <w:color w:val="1F2937"/>
-                <w:sz w:val="19"/>
-              </w:rPr>
-              <w:t>👁 Кадры комикса без звука — то же, что строка 4</w:t>
-            </w:r>
-          </w:p>
-        </w:tc>
-      </w:tr>
-      <w:tr>
-        <w:tc>
-          <w:tcPr>
-            <w:tcW w:type="dxa" w:w="2040"/>
-            <w:shd w:val="clear" w:color="auto" w:fill="F3F7FC"/>
-          </w:tcPr>
-          <w:p>
-            <w:pPr>
-              <w:spacing w:after="20"/>
-            </w:pPr>
-            <w:r/>
-            <w:r>
-              <w:rPr>
-                <w:i w:val="0"/>
-                <w:color w:val="143A6B"/>
-                <w:sz w:val="19"/>
-              </w:rPr>
-              <w:t>12</w:t>
-            </w:r>
-          </w:p>
-        </w:tc>
-        <w:tc>
-          <w:tcPr>
-            <w:tcW w:type="dxa" w:w="2040"/>
-          </w:tcPr>
-          <w:p>
-            <w:pPr>
-              <w:spacing w:after="20"/>
-            </w:pPr>
-            <w:r/>
-            <w:r>
-              <w:rPr>
-                <w:i w:val="0"/>
-                <w:color w:val="1F2937"/>
-                <w:sz w:val="19"/>
-              </w:rPr>
-              <w:t>3</w:t>
-            </w:r>
-          </w:p>
-        </w:tc>
-        <w:tc>
-          <w:tcPr>
-            <w:tcW w:type="dxa" w:w="2040"/>
-          </w:tcPr>
-          <w:p>
-            <w:pPr>
-              <w:spacing w:after="20"/>
-            </w:pPr>
-            <w:r/>
-            <w:r>
-              <w:rPr>
-                <w:i w:val="0"/>
-                <w:color w:val="1F2937"/>
-                <w:sz w:val="19"/>
-              </w:rPr>
-              <w:t>ДЗ 75</w:t>
-            </w:r>
-          </w:p>
-        </w:tc>
-        <w:tc>
-          <w:tcPr>
-            <w:tcW w:type="dxa" w:w="2040"/>
-          </w:tcPr>
-          <w:p>
-            <w:pPr>
-              <w:spacing w:after="20"/>
-            </w:pPr>
-            <w:r/>
-            <w:r>
-              <w:rPr>
-                <w:i w:val="0"/>
-                <w:color w:val="1F2937"/>
-                <w:sz w:val="19"/>
-              </w:rPr>
-              <w:t>8</w:t>
-            </w:r>
-          </w:p>
-        </w:tc>
-        <w:tc>
-          <w:tcPr>
-            <w:tcW w:type="dxa" w:w="2040"/>
-          </w:tcPr>
-          <w:p>
-            <w:pPr>
-              <w:spacing w:after="20"/>
-            </w:pPr>
-            <w:r/>
-            <w:r>
-              <w:rPr>
-                <w:i w:val="0"/>
-                <w:color w:val="1F2937"/>
-                <w:sz w:val="19"/>
-              </w:rPr>
-              <w:t>👁 Кадры комикса без звука — то же, что строка 4</w:t>
             </w:r>
           </w:p>
         </w:tc>

--- a/builds/Вычитка — что нужно от вас.docx
+++ b/builds/Вычитка — что нужно от вас.docx
@@ -4207,6 +4207,136 @@
                 <w:color w:val="143A6B"/>
                 <w:sz w:val="19"/>
               </w:rPr>
+              <w:t>7</w:t>
+            </w:r>
+          </w:p>
+        </w:tc>
+        <w:tc>
+          <w:tcPr>
+            <w:tcW w:type="dxa" w:w="2040"/>
+          </w:tcPr>
+          <w:p>
+            <w:pPr>
+              <w:spacing w:after="20"/>
+            </w:pPr>
+            <w:r/>
+            <w:r>
+              <w:rPr>
+                <w:i w:val="0"/>
+                <w:color w:val="1F2937"/>
+                <w:sz w:val="19"/>
+              </w:rPr>
+              <w:t>2</w:t>
+            </w:r>
+          </w:p>
+        </w:tc>
+        <w:tc>
+          <w:tcPr>
+            <w:tcW w:type="dxa" w:w="2040"/>
+          </w:tcPr>
+          <w:p>
+            <w:pPr>
+              <w:spacing w:after="20"/>
+            </w:pPr>
+            <w:r/>
+            <w:r>
+              <w:rPr>
+                <w:i w:val="0"/>
+                <w:color w:val="1F2937"/>
+                <w:sz w:val="19"/>
+              </w:rPr>
+              <w:t>ДЗ 2</w:t>
+            </w:r>
+          </w:p>
+        </w:tc>
+        <w:tc>
+          <w:tcPr>
+            <w:tcW w:type="dxa" w:w="2040"/>
+          </w:tcPr>
+          <w:p>
+            <w:pPr>
+              <w:spacing w:after="20"/>
+            </w:pPr>
+            <w:r/>
+            <w:r>
+              <w:rPr>
+                <w:i w:val="0"/>
+                <w:color w:val="1F2937"/>
+                <w:sz w:val="19"/>
+              </w:rPr>
+              <w:t>7</w:t>
+            </w:r>
+          </w:p>
+        </w:tc>
+        <w:tc>
+          <w:tcPr>
+            <w:tcW w:type="dxa" w:w="2040"/>
+          </w:tcPr>
+          <w:p>
+            <w:pPr>
+              <w:spacing w:after="20"/>
+            </w:pPr>
+            <w:r/>
+            <w:r>
+              <w:rPr>
+                <w:i w:val="0"/>
+                <w:color w:val="1F2937"/>
+                <w:sz w:val="19"/>
+              </w:rPr>
+              <w:t xml:space="preserve">🎤 «Распредели слова: где звук /j/, а где /kw/» — ребёнок транскрипцию не читает. 23.10: заголовок переписан, у всех шести слов появился звук. Если нужен звук и у самих корзинок — запишите два файла </w:t>
+            </w:r>
+            <w:r>
+              <w:rPr>
+                <w:rFonts w:ascii="Consolas" w:hAnsi="Consolas"/>
+                <w:color w:val="0B616E"/>
+                <w:sz w:val="19"/>
+              </w:rPr>
+              <w:t>sm0_u2_hw2_b7_j.mp3</w:t>
+            </w:r>
+            <w:r>
+              <w:rPr>
+                <w:i w:val="0"/>
+                <w:color w:val="1F2937"/>
+                <w:sz w:val="19"/>
+              </w:rPr>
+              <w:t xml:space="preserve"> и </w:t>
+            </w:r>
+            <w:r>
+              <w:rPr>
+                <w:rFonts w:ascii="Consolas" w:hAnsi="Consolas"/>
+                <w:color w:val="0B616E"/>
+                <w:sz w:val="19"/>
+              </w:rPr>
+              <w:t>sm0_u2_hw2_b7_qu.mp3</w:t>
+            </w:r>
+            <w:r>
+              <w:rPr>
+                <w:i w:val="0"/>
+                <w:color w:val="1F2937"/>
+                <w:sz w:val="19"/>
+              </w:rPr>
+              <w:t>, поставлю их кнопками над заданием</w:t>
+            </w:r>
+          </w:p>
+        </w:tc>
+      </w:tr>
+      <w:tr>
+        <w:tc>
+          <w:tcPr>
+            <w:tcW w:type="dxa" w:w="2040"/>
+            <w:shd w:val="clear" w:color="auto" w:fill="F3F7FC"/>
+          </w:tcPr>
+          <w:p>
+            <w:pPr>
+              <w:spacing w:after="20"/>
+            </w:pPr>
+            <w:r/>
+            <w:r>
+              <w:rPr>
+                <w:i w:val="0"/>
+                <w:color w:val="143A6B"/>
+                <w:sz w:val="19"/>
+              </w:rPr>
               <w:t>6</w:t>
             </w:r>
           </w:p>
@@ -6365,7 +6495,39 @@
                 <w:color w:val="1F2937"/>
                 <w:sz w:val="19"/>
               </w:rPr>
-              <w:t>🎤 «Соедини большую и маленькую букву» — назвать буквы обеих сторон (U/u, P/p и т. д.)</w:t>
+              <w:t xml:space="preserve">🎤 «Соедини большую и маленькую букву» — назвать </w:t>
+            </w:r>
+            <w:r>
+              <w:rPr>
+                <w:b/>
+                <w:color w:val="1F2937"/>
+                <w:sz w:val="19"/>
+              </w:rPr>
+              <w:t>U</w:t>
+            </w:r>
+            <w:r>
+              <w:rPr>
+                <w:i w:val="0"/>
+                <w:color w:val="1F2937"/>
+                <w:sz w:val="19"/>
+              </w:rPr>
+              <w:t xml:space="preserve"> и </w:t>
+            </w:r>
+            <w:r>
+              <w:rPr>
+                <w:b/>
+                <w:color w:val="1F2937"/>
+                <w:sz w:val="19"/>
+              </w:rPr>
+              <w:t>P</w:t>
+            </w:r>
+            <w:r>
+              <w:rPr>
+                <w:i w:val="0"/>
+                <w:color w:val="1F2937"/>
+                <w:sz w:val="19"/>
+              </w:rPr>
+              <w:t>. 23.10 блок сведён к двум парам: лишние U и P с подписями «u (2)» и «p (2)» убраны</w:t>
             </w:r>
           </w:p>
         </w:tc>
@@ -7909,6 +8071,837 @@
           <w:sz w:val="21"/>
         </w:rPr>
         <w:t xml:space="preserve"> В девяти домашках (11, 18, 26, 34, 42, 50, 59, 67, 75) стоит комикс и два-три задания по нему. Кто какую реплику говорит, мы брали из имени файла и сверяли с картинкой, поэтому один проход глазами нужен: заголовок блока — «Посмотри и послушай комикс»; кнопка «Кадр N» играет реплики своего кадра и по порядку; в «Кто это сказал?» картинки героев чёткие и без кусков соседних; в «Повтори за героем» образец — та самая реплика, что на картинке.</w:t>
+      </w:r>
+    </w:p>
+    <w:p>
+      <w:pPr>
+        <w:spacing w:after="100" w:before="280"/>
+      </w:pPr>
+      <w:r>
+        <w:rPr>
+          <w:i w:val="0"/>
+          <w:color w:val="143A6B"/>
+          <w:sz w:val="28"/>
+        </w:rPr>
+        <w:t>Записать голосом — десять файлов</w:t>
+      </w:r>
+    </w:p>
+    <w:p>
+      <w:pPr>
+        <w:spacing w:after="120"/>
+      </w:pPr>
+      <w:r>
+        <w:rPr>
+          <w:i w:val="0"/>
+          <w:color w:val="1F2937"/>
+          <w:sz w:val="21"/>
+        </w:rPr>
+        <w:t>Это весь список записей по обоим Wow Dragon. Блоков, где нужен звук, двадцать, но буквы повторяются: один файл я ставлю во все блоки, где эта буква нужна.</w:t>
+      </w:r>
+    </w:p>
+    <w:p>
+      <w:pPr>
+        <w:spacing w:after="120"/>
+      </w:pPr>
+      <w:r>
+        <w:rPr>
+          <w:i w:val="0"/>
+          <w:color w:val="1F2937"/>
+          <w:sz w:val="21"/>
+        </w:rPr>
+        <w:t xml:space="preserve">🔴 </w:t>
+      </w:r>
+      <w:r>
+        <w:rPr>
+          <w:b/>
+          <w:color w:val="143A6B"/>
+          <w:sz w:val="21"/>
+        </w:rPr>
+        <w:t>Сначала одно решение: название буквы или её звук.</w:t>
+      </w:r>
+      <w:r>
+        <w:rPr>
+          <w:i w:val="0"/>
+          <w:color w:val="1F2937"/>
+          <w:sz w:val="21"/>
+        </w:rPr>
+        <w:t xml:space="preserve"> «би, ди, пи» или [b], [d], [p]. В WD2 ДЗ 42 точно нужен звук (TH как [θ]); по остальным решаете вы, и от этого зависит, что наговорить.</w:t>
+      </w:r>
+    </w:p>
+    <w:tbl>
+      <w:tblPr>
+        <w:tblW w:type="auto" w:w="0"/>
+        <w:tblLook w:firstColumn="1" w:firstRow="1" w:lastColumn="0" w:lastRow="0" w:noHBand="0" w:noVBand="1" w:val="04A0"/>
+        <w:tblBorders>
+          <w:top w:val="single" w:sz="4" w:space="0" w:color="C9D4E4"/>
+          <w:left w:val="single" w:sz="4" w:space="0" w:color="C9D4E4"/>
+          <w:bottom w:val="single" w:sz="4" w:space="0" w:color="C9D4E4"/>
+          <w:right w:val="single" w:sz="4" w:space="0" w:color="C9D4E4"/>
+          <w:insideH w:val="single" w:sz="4" w:space="0" w:color="C9D4E4"/>
+          <w:insideV w:val="single" w:sz="4" w:space="0" w:color="C9D4E4"/>
+        </w:tblBorders>
+      </w:tblPr>
+      <w:tblGrid>
+        <w:gridCol w:w="3400"/>
+        <w:gridCol w:w="3400"/>
+        <w:gridCol w:w="3400"/>
+      </w:tblGrid>
+      <w:tr>
+        <w:tc>
+          <w:tcPr>
+            <w:tcW w:type="dxa" w:w="3400"/>
+            <w:shd w:val="clear" w:color="auto" w:fill="1F3A6B"/>
+          </w:tcPr>
+          <w:p>
+            <w:pPr>
+              <w:spacing w:after="0"/>
+            </w:pPr>
+            <w:r/>
+            <w:r>
+              <w:rPr>
+                <w:b/>
+                <w:color w:val="FFFFFF"/>
+                <w:sz w:val="19"/>
+              </w:rPr>
+              <w:t>файл</w:t>
+            </w:r>
+          </w:p>
+        </w:tc>
+        <w:tc>
+          <w:tcPr>
+            <w:tcW w:type="dxa" w:w="3400"/>
+            <w:shd w:val="clear" w:color="auto" w:fill="1F3A6B"/>
+          </w:tcPr>
+          <w:p>
+            <w:pPr>
+              <w:spacing w:after="0"/>
+            </w:pPr>
+            <w:r/>
+            <w:r>
+              <w:rPr>
+                <w:b/>
+                <w:color w:val="FFFFFF"/>
+                <w:sz w:val="19"/>
+              </w:rPr>
+              <w:t>что сказать</w:t>
+            </w:r>
+          </w:p>
+        </w:tc>
+        <w:tc>
+          <w:tcPr>
+            <w:tcW w:type="dxa" w:w="3400"/>
+            <w:shd w:val="clear" w:color="auto" w:fill="1F3A6B"/>
+          </w:tcPr>
+          <w:p>
+            <w:pPr>
+              <w:spacing w:after="0"/>
+            </w:pPr>
+            <w:r/>
+            <w:r>
+              <w:rPr>
+                <w:b/>
+                <w:color w:val="FFFFFF"/>
+                <w:sz w:val="19"/>
+              </w:rPr>
+              <w:t>куда встанет</w:t>
+            </w:r>
+          </w:p>
+        </w:tc>
+      </w:tr>
+      <w:tr>
+        <w:tc>
+          <w:tcPr>
+            <w:tcW w:type="dxa" w:w="3400"/>
+            <w:shd w:val="clear" w:color="auto" w:fill="F3F7FC"/>
+          </w:tcPr>
+          <w:p>
+            <w:pPr>
+              <w:spacing w:after="20"/>
+            </w:pPr>
+            <w:r/>
+            <w:r>
+              <w:rPr>
+                <w:rFonts w:ascii="Consolas" w:hAnsi="Consolas"/>
+                <w:color w:val="0B616E"/>
+                <w:sz w:val="19"/>
+              </w:rPr>
+              <w:t>wd1_P.mp3</w:t>
+            </w:r>
+          </w:p>
+        </w:tc>
+        <w:tc>
+          <w:tcPr>
+            <w:tcW w:type="dxa" w:w="3400"/>
+          </w:tcPr>
+          <w:p>
+            <w:pPr>
+              <w:spacing w:after="20"/>
+            </w:pPr>
+            <w:r/>
+            <w:r>
+              <w:rPr>
+                <w:i w:val="0"/>
+                <w:color w:val="1F2937"/>
+                <w:sz w:val="19"/>
+              </w:rPr>
+              <w:t>P</w:t>
+            </w:r>
+          </w:p>
+        </w:tc>
+        <w:tc>
+          <w:tcPr>
+            <w:tcW w:type="dxa" w:w="3400"/>
+          </w:tcPr>
+          <w:p>
+            <w:pPr>
+              <w:spacing w:after="20"/>
+            </w:pPr>
+            <w:r/>
+            <w:r>
+              <w:rPr>
+                <w:i w:val="0"/>
+                <w:color w:val="1F2937"/>
+                <w:sz w:val="19"/>
+              </w:rPr>
+              <w:t>WD1: ДЗ 32 б6 и б7, ДЗ 40 б4, ДЗ 53 б4, ДЗ 59 б7 и б8</w:t>
+            </w:r>
+          </w:p>
+        </w:tc>
+      </w:tr>
+      <w:tr>
+        <w:tc>
+          <w:tcPr>
+            <w:tcW w:type="dxa" w:w="3400"/>
+            <w:shd w:val="clear" w:color="auto" w:fill="F3F7FC"/>
+          </w:tcPr>
+          <w:p>
+            <w:pPr>
+              <w:spacing w:after="20"/>
+            </w:pPr>
+            <w:r/>
+            <w:r>
+              <w:rPr>
+                <w:rFonts w:ascii="Consolas" w:hAnsi="Consolas"/>
+                <w:color w:val="0B616E"/>
+                <w:sz w:val="19"/>
+              </w:rPr>
+              <w:t>wd1_B.mp3</w:t>
+            </w:r>
+          </w:p>
+        </w:tc>
+        <w:tc>
+          <w:tcPr>
+            <w:tcW w:type="dxa" w:w="3400"/>
+          </w:tcPr>
+          <w:p>
+            <w:pPr>
+              <w:spacing w:after="20"/>
+            </w:pPr>
+            <w:r/>
+            <w:r>
+              <w:rPr>
+                <w:i w:val="0"/>
+                <w:color w:val="1F2937"/>
+                <w:sz w:val="19"/>
+              </w:rPr>
+              <w:t>B</w:t>
+            </w:r>
+          </w:p>
+        </w:tc>
+        <w:tc>
+          <w:tcPr>
+            <w:tcW w:type="dxa" w:w="3400"/>
+          </w:tcPr>
+          <w:p>
+            <w:pPr>
+              <w:spacing w:after="20"/>
+            </w:pPr>
+            <w:r/>
+            <w:r>
+              <w:rPr>
+                <w:i w:val="0"/>
+                <w:color w:val="1F2937"/>
+                <w:sz w:val="19"/>
+              </w:rPr>
+              <w:t>WD1: ДЗ 59 б7 и б8, ДЗ 67 б6, ДЗ 75 б6</w:t>
+            </w:r>
+          </w:p>
+        </w:tc>
+      </w:tr>
+      <w:tr>
+        <w:tc>
+          <w:tcPr>
+            <w:tcW w:type="dxa" w:w="3400"/>
+            <w:shd w:val="clear" w:color="auto" w:fill="F3F7FC"/>
+          </w:tcPr>
+          <w:p>
+            <w:pPr>
+              <w:spacing w:after="20"/>
+            </w:pPr>
+            <w:r/>
+            <w:r>
+              <w:rPr>
+                <w:rFonts w:ascii="Consolas" w:hAnsi="Consolas"/>
+                <w:color w:val="0B616E"/>
+                <w:sz w:val="19"/>
+              </w:rPr>
+              <w:t>wd1_D.mp3</w:t>
+            </w:r>
+          </w:p>
+        </w:tc>
+        <w:tc>
+          <w:tcPr>
+            <w:tcW w:type="dxa" w:w="3400"/>
+          </w:tcPr>
+          <w:p>
+            <w:pPr>
+              <w:spacing w:after="20"/>
+            </w:pPr>
+            <w:r/>
+            <w:r>
+              <w:rPr>
+                <w:i w:val="0"/>
+                <w:color w:val="1F2937"/>
+                <w:sz w:val="19"/>
+              </w:rPr>
+              <w:t>D</w:t>
+            </w:r>
+          </w:p>
+        </w:tc>
+        <w:tc>
+          <w:tcPr>
+            <w:tcW w:type="dxa" w:w="3400"/>
+          </w:tcPr>
+          <w:p>
+            <w:pPr>
+              <w:spacing w:after="20"/>
+            </w:pPr>
+            <w:r/>
+            <w:r>
+              <w:rPr>
+                <w:i w:val="0"/>
+                <w:color w:val="1F2937"/>
+                <w:sz w:val="19"/>
+              </w:rPr>
+              <w:t>WD1: ДЗ 53 б4, ДЗ 59 б7 и б8, ДЗ 67 б6</w:t>
+            </w:r>
+          </w:p>
+        </w:tc>
+      </w:tr>
+      <w:tr>
+        <w:tc>
+          <w:tcPr>
+            <w:tcW w:type="dxa" w:w="3400"/>
+            <w:shd w:val="clear" w:color="auto" w:fill="F3F7FC"/>
+          </w:tcPr>
+          <w:p>
+            <w:pPr>
+              <w:spacing w:after="20"/>
+            </w:pPr>
+            <w:r/>
+            <w:r>
+              <w:rPr>
+                <w:rFonts w:ascii="Consolas" w:hAnsi="Consolas"/>
+                <w:color w:val="0B616E"/>
+                <w:sz w:val="19"/>
+              </w:rPr>
+              <w:t>wd1_U.mp3</w:t>
+            </w:r>
+          </w:p>
+        </w:tc>
+        <w:tc>
+          <w:tcPr>
+            <w:tcW w:type="dxa" w:w="3400"/>
+          </w:tcPr>
+          <w:p>
+            <w:pPr>
+              <w:spacing w:after="20"/>
+            </w:pPr>
+            <w:r/>
+            <w:r>
+              <w:rPr>
+                <w:i w:val="0"/>
+                <w:color w:val="1F2937"/>
+                <w:sz w:val="19"/>
+              </w:rPr>
+              <w:t>U</w:t>
+            </w:r>
+          </w:p>
+        </w:tc>
+        <w:tc>
+          <w:tcPr>
+            <w:tcW w:type="dxa" w:w="3400"/>
+          </w:tcPr>
+          <w:p>
+            <w:pPr>
+              <w:spacing w:after="20"/>
+            </w:pPr>
+            <w:r/>
+            <w:r>
+              <w:rPr>
+                <w:i w:val="0"/>
+                <w:color w:val="1F2937"/>
+                <w:sz w:val="19"/>
+              </w:rPr>
+              <w:t>WD1: ДЗ 40 б4, ДЗ 53 б4, ДЗ 59 б7 и б8</w:t>
+            </w:r>
+          </w:p>
+        </w:tc>
+      </w:tr>
+      <w:tr>
+        <w:tc>
+          <w:tcPr>
+            <w:tcW w:type="dxa" w:w="3400"/>
+            <w:shd w:val="clear" w:color="auto" w:fill="F3F7FC"/>
+          </w:tcPr>
+          <w:p>
+            <w:pPr>
+              <w:spacing w:after="20"/>
+            </w:pPr>
+            <w:r/>
+            <w:r>
+              <w:rPr>
+                <w:rFonts w:ascii="Consolas" w:hAnsi="Consolas"/>
+                <w:color w:val="0B616E"/>
+                <w:sz w:val="19"/>
+              </w:rPr>
+              <w:t>wd1_T.mp3</w:t>
+            </w:r>
+          </w:p>
+        </w:tc>
+        <w:tc>
+          <w:tcPr>
+            <w:tcW w:type="dxa" w:w="3400"/>
+          </w:tcPr>
+          <w:p>
+            <w:pPr>
+              <w:spacing w:after="20"/>
+            </w:pPr>
+            <w:r/>
+            <w:r>
+              <w:rPr>
+                <w:i w:val="0"/>
+                <w:color w:val="1F2937"/>
+                <w:sz w:val="19"/>
+              </w:rPr>
+              <w:t>T</w:t>
+            </w:r>
+          </w:p>
+        </w:tc>
+        <w:tc>
+          <w:tcPr>
+            <w:tcW w:type="dxa" w:w="3400"/>
+          </w:tcPr>
+          <w:p>
+            <w:pPr>
+              <w:spacing w:after="20"/>
+            </w:pPr>
+            <w:r/>
+            <w:r>
+              <w:rPr>
+                <w:i w:val="0"/>
+                <w:color w:val="1F2937"/>
+                <w:sz w:val="19"/>
+              </w:rPr>
+              <w:t>WD1: ДЗ 67 б6, ДЗ 75 б6</w:t>
+            </w:r>
+          </w:p>
+        </w:tc>
+      </w:tr>
+      <w:tr>
+        <w:tc>
+          <w:tcPr>
+            <w:tcW w:type="dxa" w:w="3400"/>
+            <w:shd w:val="clear" w:color="auto" w:fill="F3F7FC"/>
+          </w:tcPr>
+          <w:p>
+            <w:pPr>
+              <w:spacing w:after="20"/>
+            </w:pPr>
+            <w:r/>
+            <w:r>
+              <w:rPr>
+                <w:rFonts w:ascii="Consolas" w:hAnsi="Consolas"/>
+                <w:color w:val="0B616E"/>
+                <w:sz w:val="19"/>
+              </w:rPr>
+              <w:t>wd1_S.mp3</w:t>
+            </w:r>
+          </w:p>
+        </w:tc>
+        <w:tc>
+          <w:tcPr>
+            <w:tcW w:type="dxa" w:w="3400"/>
+          </w:tcPr>
+          <w:p>
+            <w:pPr>
+              <w:spacing w:after="20"/>
+            </w:pPr>
+            <w:r/>
+            <w:r>
+              <w:rPr>
+                <w:i w:val="0"/>
+                <w:color w:val="1F2937"/>
+                <w:sz w:val="19"/>
+              </w:rPr>
+              <w:t>S</w:t>
+            </w:r>
+          </w:p>
+        </w:tc>
+        <w:tc>
+          <w:tcPr>
+            <w:tcW w:type="dxa" w:w="3400"/>
+          </w:tcPr>
+          <w:p>
+            <w:pPr>
+              <w:spacing w:after="20"/>
+            </w:pPr>
+            <w:r/>
+            <w:r>
+              <w:rPr>
+                <w:i w:val="0"/>
+                <w:color w:val="1F2937"/>
+                <w:sz w:val="19"/>
+              </w:rPr>
+              <w:t>WD1: ДЗ 75 б6</w:t>
+            </w:r>
+          </w:p>
+        </w:tc>
+      </w:tr>
+      <w:tr>
+        <w:tc>
+          <w:tcPr>
+            <w:tcW w:type="dxa" w:w="3400"/>
+            <w:shd w:val="clear" w:color="auto" w:fill="F3F7FC"/>
+          </w:tcPr>
+          <w:p>
+            <w:pPr>
+              <w:spacing w:after="20"/>
+            </w:pPr>
+            <w:r/>
+            <w:r>
+              <w:rPr>
+                <w:rFonts w:ascii="Consolas" w:hAnsi="Consolas"/>
+                <w:color w:val="0B616E"/>
+                <w:sz w:val="19"/>
+              </w:rPr>
+              <w:t>wd2_G.mp3</w:t>
+            </w:r>
+          </w:p>
+        </w:tc>
+        <w:tc>
+          <w:tcPr>
+            <w:tcW w:type="dxa" w:w="3400"/>
+          </w:tcPr>
+          <w:p>
+            <w:pPr>
+              <w:spacing w:after="20"/>
+            </w:pPr>
+            <w:r/>
+            <w:r>
+              <w:rPr>
+                <w:i w:val="0"/>
+                <w:color w:val="1F2937"/>
+                <w:sz w:val="19"/>
+              </w:rPr>
+              <w:t>G</w:t>
+            </w:r>
+          </w:p>
+        </w:tc>
+        <w:tc>
+          <w:tcPr>
+            <w:tcW w:type="dxa" w:w="3400"/>
+          </w:tcPr>
+          <w:p>
+            <w:pPr>
+              <w:spacing w:after="20"/>
+            </w:pPr>
+            <w:r/>
+            <w:r>
+              <w:rPr>
+                <w:i w:val="0"/>
+                <w:color w:val="1F2937"/>
+                <w:sz w:val="19"/>
+              </w:rPr>
+              <w:t>WD2: ДЗ 18 б3, ДЗ 19 б9, ДЗ 26 б4, ДЗ 27 б7</w:t>
+            </w:r>
+          </w:p>
+        </w:tc>
+      </w:tr>
+      <w:tr>
+        <w:tc>
+          <w:tcPr>
+            <w:tcW w:type="dxa" w:w="3400"/>
+            <w:shd w:val="clear" w:color="auto" w:fill="F3F7FC"/>
+          </w:tcPr>
+          <w:p>
+            <w:pPr>
+              <w:spacing w:after="20"/>
+            </w:pPr>
+            <w:r/>
+            <w:r>
+              <w:rPr>
+                <w:rFonts w:ascii="Consolas" w:hAnsi="Consolas"/>
+                <w:color w:val="0B616E"/>
+                <w:sz w:val="19"/>
+              </w:rPr>
+              <w:t>wd2_H.mp3</w:t>
+            </w:r>
+          </w:p>
+        </w:tc>
+        <w:tc>
+          <w:tcPr>
+            <w:tcW w:type="dxa" w:w="3400"/>
+          </w:tcPr>
+          <w:p>
+            <w:pPr>
+              <w:spacing w:after="20"/>
+            </w:pPr>
+            <w:r/>
+            <w:r>
+              <w:rPr>
+                <w:i w:val="0"/>
+                <w:color w:val="1F2937"/>
+                <w:sz w:val="19"/>
+              </w:rPr>
+              <w:t>H</w:t>
+            </w:r>
+          </w:p>
+        </w:tc>
+        <w:tc>
+          <w:tcPr>
+            <w:tcW w:type="dxa" w:w="3400"/>
+          </w:tcPr>
+          <w:p>
+            <w:pPr>
+              <w:spacing w:after="20"/>
+            </w:pPr>
+            <w:r/>
+            <w:r>
+              <w:rPr>
+                <w:i w:val="0"/>
+                <w:color w:val="1F2937"/>
+                <w:sz w:val="19"/>
+              </w:rPr>
+              <w:t>WD2: ДЗ 11 б3, ДЗ 19 б9, ДЗ 26 б4, ДЗ 27 б7</w:t>
+            </w:r>
+          </w:p>
+        </w:tc>
+      </w:tr>
+      <w:tr>
+        <w:tc>
+          <w:tcPr>
+            <w:tcW w:type="dxa" w:w="3400"/>
+            <w:shd w:val="clear" w:color="auto" w:fill="F3F7FC"/>
+          </w:tcPr>
+          <w:p>
+            <w:pPr>
+              <w:spacing w:after="20"/>
+            </w:pPr>
+            <w:r/>
+            <w:r>
+              <w:rPr>
+                <w:rFonts w:ascii="Consolas" w:hAnsi="Consolas"/>
+                <w:color w:val="0B616E"/>
+                <w:sz w:val="19"/>
+              </w:rPr>
+              <w:t>wd2_T.mp3</w:t>
+            </w:r>
+          </w:p>
+        </w:tc>
+        <w:tc>
+          <w:tcPr>
+            <w:tcW w:type="dxa" w:w="3400"/>
+          </w:tcPr>
+          <w:p>
+            <w:pPr>
+              <w:spacing w:after="20"/>
+            </w:pPr>
+            <w:r/>
+            <w:r>
+              <w:rPr>
+                <w:i w:val="0"/>
+                <w:color w:val="1F2937"/>
+                <w:sz w:val="19"/>
+              </w:rPr>
+              <w:t>T</w:t>
+            </w:r>
+          </w:p>
+        </w:tc>
+        <w:tc>
+          <w:tcPr>
+            <w:tcW w:type="dxa" w:w="3400"/>
+          </w:tcPr>
+          <w:p>
+            <w:pPr>
+              <w:spacing w:after="20"/>
+            </w:pPr>
+            <w:r/>
+            <w:r>
+              <w:rPr>
+                <w:i w:val="0"/>
+                <w:color w:val="1F2937"/>
+                <w:sz w:val="19"/>
+              </w:rPr>
+              <w:t>WD2: ДЗ 26 б4, ДЗ 27 б7</w:t>
+            </w:r>
+          </w:p>
+        </w:tc>
+      </w:tr>
+      <w:tr>
+        <w:tc>
+          <w:tcPr>
+            <w:tcW w:type="dxa" w:w="3400"/>
+            <w:shd w:val="clear" w:color="auto" w:fill="F3F7FC"/>
+          </w:tcPr>
+          <w:p>
+            <w:pPr>
+              <w:spacing w:after="20"/>
+            </w:pPr>
+            <w:r/>
+            <w:r>
+              <w:rPr>
+                <w:rFonts w:ascii="Consolas" w:hAnsi="Consolas"/>
+                <w:color w:val="0B616E"/>
+                <w:sz w:val="19"/>
+              </w:rPr>
+              <w:t>wd2_TH.mp3</w:t>
+            </w:r>
+          </w:p>
+        </w:tc>
+        <w:tc>
+          <w:tcPr>
+            <w:tcW w:type="dxa" w:w="3400"/>
+          </w:tcPr>
+          <w:p>
+            <w:pPr>
+              <w:spacing w:after="20"/>
+            </w:pPr>
+            <w:r/>
+            <w:r>
+              <w:rPr>
+                <w:i w:val="0"/>
+                <w:color w:val="1F2937"/>
+                <w:sz w:val="19"/>
+              </w:rPr>
+              <w:t>TH — звук [θ], как в *think*</w:t>
+            </w:r>
+          </w:p>
+        </w:tc>
+        <w:tc>
+          <w:tcPr>
+            <w:tcW w:type="dxa" w:w="3400"/>
+          </w:tcPr>
+          <w:p>
+            <w:pPr>
+              <w:spacing w:after="20"/>
+            </w:pPr>
+            <w:r/>
+            <w:r>
+              <w:rPr>
+                <w:i w:val="0"/>
+                <w:color w:val="1F2937"/>
+                <w:sz w:val="19"/>
+              </w:rPr>
+              <w:t>WD2: ДЗ 42 б6</w:t>
+            </w:r>
+          </w:p>
+        </w:tc>
+      </w:tr>
+    </w:tbl>
+    <w:p>
+      <w:pPr>
+        <w:spacing w:after="80"/>
+      </w:pPr>
+    </w:p>
+    <w:p>
+      <w:pPr>
+        <w:spacing w:after="120"/>
+      </w:pPr>
+      <w:r>
+        <w:rPr>
+          <w:i w:val="0"/>
+          <w:color w:val="1F2937"/>
+          <w:sz w:val="21"/>
+        </w:rPr>
+        <w:t xml:space="preserve">Класть в бакет </w:t>
+      </w:r>
+      <w:r>
+        <w:rPr>
+          <w:rFonts w:ascii="Consolas" w:hAnsi="Consolas"/>
+          <w:color w:val="0B616E"/>
+          <w:sz w:val="21"/>
+        </w:rPr>
+        <w:t>classroom-media</w:t>
+      </w:r>
+      <w:r>
+        <w:rPr>
+          <w:i w:val="0"/>
+          <w:color w:val="1F2937"/>
+          <w:sz w:val="21"/>
+        </w:rPr>
+        <w:t xml:space="preserve">, папки </w:t>
+      </w:r>
+      <w:r>
+        <w:rPr>
+          <w:rFonts w:ascii="Consolas" w:hAnsi="Consolas"/>
+          <w:color w:val="0B616E"/>
+          <w:sz w:val="21"/>
+        </w:rPr>
+        <w:t>wow-dragon-1</w:t>
+      </w:r>
+      <w:r>
+        <w:rPr>
+          <w:i w:val="0"/>
+          <w:color w:val="1F2937"/>
+          <w:sz w:val="21"/>
+        </w:rPr>
+        <w:t xml:space="preserve"> и </w:t>
+      </w:r>
+      <w:r>
+        <w:rPr>
+          <w:rFonts w:ascii="Consolas" w:hAnsi="Consolas"/>
+          <w:color w:val="0B616E"/>
+          <w:sz w:val="21"/>
+        </w:rPr>
+        <w:t>wow-dragon-2</w:t>
+      </w:r>
+      <w:r>
+        <w:rPr>
+          <w:i w:val="0"/>
+          <w:color w:val="1F2937"/>
+          <w:sz w:val="21"/>
+        </w:rPr>
+        <w:t>. Расставляю по блокам я.</w:t>
+      </w:r>
+    </w:p>
+    <w:p>
+      <w:pPr>
+        <w:spacing w:after="120"/>
+      </w:pPr>
+      <w:r>
+        <w:rPr>
+          <w:i w:val="0"/>
+          <w:color w:val="1F2937"/>
+          <w:sz w:val="21"/>
+        </w:rPr>
+        <w:t xml:space="preserve">🔴 </w:t>
+      </w:r>
+      <w:r>
+        <w:rPr>
+          <w:b/>
+          <w:color w:val="143A6B"/>
+          <w:sz w:val="21"/>
+        </w:rPr>
+        <w:t>Ещё одно решение по ходу.</w:t>
+      </w:r>
+      <w:r>
+        <w:rPr>
+          <w:i w:val="0"/>
+          <w:color w:val="1F2937"/>
+          <w:sz w:val="21"/>
+        </w:rPr>
+        <w:t xml:space="preserve"> В пяти блоках два вопроса подряд: «найди букву» (H) и «найди маленькую букву» (h). Если записывать название буквы, обе записи выйдут одинаковыми и второй вопрос ничего не проверит. Варианты: оставить как есть · убрать второй вопрос · записать с подсказкой («большая H», «маленькая h»).</w:t>
       </w:r>
     </w:p>
     <w:p>

--- a/builds/Вычитка — что нужно от вас.docx
+++ b/builds/Вычитка — что нужно от вас.docx
@@ -4186,6 +4186,104 @@
                 <w:sz w:val="19"/>
               </w:rPr>
               <w:t>. От этого зависит заголовок задания</w:t>
+            </w:r>
+          </w:p>
+        </w:tc>
+      </w:tr>
+      <w:tr>
+        <w:tc>
+          <w:tcPr>
+            <w:tcW w:type="dxa" w:w="2040"/>
+            <w:shd w:val="clear" w:color="auto" w:fill="F3F7FC"/>
+          </w:tcPr>
+          <w:p>
+            <w:pPr>
+              <w:spacing w:after="20"/>
+            </w:pPr>
+            <w:r/>
+            <w:r>
+              <w:rPr>
+                <w:i w:val="0"/>
+                <w:color w:val="143A6B"/>
+                <w:sz w:val="19"/>
+              </w:rPr>
+              <w:t>8</w:t>
+            </w:r>
+          </w:p>
+        </w:tc>
+        <w:tc>
+          <w:tcPr>
+            <w:tcW w:type="dxa" w:w="2040"/>
+          </w:tcPr>
+          <w:p>
+            <w:pPr>
+              <w:spacing w:after="20"/>
+            </w:pPr>
+            <w:r/>
+            <w:r>
+              <w:rPr>
+                <w:i w:val="0"/>
+                <w:color w:val="1F2937"/>
+                <w:sz w:val="19"/>
+              </w:rPr>
+              <w:t>1</w:t>
+            </w:r>
+          </w:p>
+        </w:tc>
+        <w:tc>
+          <w:tcPr>
+            <w:tcW w:type="dxa" w:w="2040"/>
+          </w:tcPr>
+          <w:p>
+            <w:pPr>
+              <w:spacing w:after="20"/>
+            </w:pPr>
+            <w:r/>
+            <w:r>
+              <w:rPr>
+                <w:i w:val="0"/>
+                <w:color w:val="1F2937"/>
+                <w:sz w:val="19"/>
+              </w:rPr>
+              <w:t>ДЗ 2 и ДЗ 3</w:t>
+            </w:r>
+          </w:p>
+        </w:tc>
+        <w:tc>
+          <w:tcPr>
+            <w:tcW w:type="dxa" w:w="2040"/>
+          </w:tcPr>
+          <w:p>
+            <w:pPr>
+              <w:spacing w:after="20"/>
+            </w:pPr>
+            <w:r/>
+            <w:r>
+              <w:rPr>
+                <w:i w:val="0"/>
+                <w:color w:val="1F2937"/>
+                <w:sz w:val="19"/>
+              </w:rPr>
+              <w:t>12 и 8</w:t>
+            </w:r>
+          </w:p>
+        </w:tc>
+        <w:tc>
+          <w:tcPr>
+            <w:tcW w:type="dxa" w:w="2040"/>
+          </w:tcPr>
+          <w:p>
+            <w:pPr>
+              <w:spacing w:after="20"/>
+            </w:pPr>
+            <w:r/>
+            <w:r>
+              <w:rPr>
+                <w:i w:val="0"/>
+                <w:color w:val="1F2937"/>
+                <w:sz w:val="19"/>
+              </w:rPr>
+              <w:t>🎤 Два задания «послушай моё аудио, потом расскажи так же» (части тела, семья) и третье в юните 2 ДЗ 3 — ваши записи-образцы потерялись вместе со старой ссылкой. Запишите три образца заново или скажите, что образец не нужен, и я уберу упоминание</w:t>
             </w:r>
           </w:p>
         </w:tc>

--- a/builds/Вычитка — что нужно от вас.docx
+++ b/builds/Вычитка — что нужно от вас.docx
@@ -4207,7 +4207,7 @@
                 <w:color w:val="143A6B"/>
                 <w:sz w:val="19"/>
               </w:rPr>
-              <w:t>8</w:t>
+              <w:t>7</w:t>
             </w:r>
           </w:p>
         </w:tc>
@@ -4284,136 +4284,6 @@
                 <w:sz w:val="19"/>
               </w:rPr>
               <w:t>🎤 Два задания «послушай моё аудио, потом расскажи так же» (части тела, семья) и третье в юните 2 ДЗ 3 — ваши записи-образцы потерялись вместе со старой ссылкой. Запишите три образца заново или скажите, что образец не нужен, и я уберу упоминание</w:t>
-            </w:r>
-          </w:p>
-        </w:tc>
-      </w:tr>
-      <w:tr>
-        <w:tc>
-          <w:tcPr>
-            <w:tcW w:type="dxa" w:w="2040"/>
-            <w:shd w:val="clear" w:color="auto" w:fill="F3F7FC"/>
-          </w:tcPr>
-          <w:p>
-            <w:pPr>
-              <w:spacing w:after="20"/>
-            </w:pPr>
-            <w:r/>
-            <w:r>
-              <w:rPr>
-                <w:i w:val="0"/>
-                <w:color w:val="143A6B"/>
-                <w:sz w:val="19"/>
-              </w:rPr>
-              <w:t>7</w:t>
-            </w:r>
-          </w:p>
-        </w:tc>
-        <w:tc>
-          <w:tcPr>
-            <w:tcW w:type="dxa" w:w="2040"/>
-          </w:tcPr>
-          <w:p>
-            <w:pPr>
-              <w:spacing w:after="20"/>
-            </w:pPr>
-            <w:r/>
-            <w:r>
-              <w:rPr>
-                <w:i w:val="0"/>
-                <w:color w:val="1F2937"/>
-                <w:sz w:val="19"/>
-              </w:rPr>
-              <w:t>2</w:t>
-            </w:r>
-          </w:p>
-        </w:tc>
-        <w:tc>
-          <w:tcPr>
-            <w:tcW w:type="dxa" w:w="2040"/>
-          </w:tcPr>
-          <w:p>
-            <w:pPr>
-              <w:spacing w:after="20"/>
-            </w:pPr>
-            <w:r/>
-            <w:r>
-              <w:rPr>
-                <w:i w:val="0"/>
-                <w:color w:val="1F2937"/>
-                <w:sz w:val="19"/>
-              </w:rPr>
-              <w:t>ДЗ 2</w:t>
-            </w:r>
-          </w:p>
-        </w:tc>
-        <w:tc>
-          <w:tcPr>
-            <w:tcW w:type="dxa" w:w="2040"/>
-          </w:tcPr>
-          <w:p>
-            <w:pPr>
-              <w:spacing w:after="20"/>
-            </w:pPr>
-            <w:r/>
-            <w:r>
-              <w:rPr>
-                <w:i w:val="0"/>
-                <w:color w:val="1F2937"/>
-                <w:sz w:val="19"/>
-              </w:rPr>
-              <w:t>7</w:t>
-            </w:r>
-          </w:p>
-        </w:tc>
-        <w:tc>
-          <w:tcPr>
-            <w:tcW w:type="dxa" w:w="2040"/>
-          </w:tcPr>
-          <w:p>
-            <w:pPr>
-              <w:spacing w:after="20"/>
-            </w:pPr>
-            <w:r/>
-            <w:r>
-              <w:rPr>
-                <w:i w:val="0"/>
-                <w:color w:val="1F2937"/>
-                <w:sz w:val="19"/>
-              </w:rPr>
-              <w:t xml:space="preserve">🎤 «Распредели слова: где звук /j/, а где /kw/» — ребёнок транскрипцию не читает. 23.10: заголовок переписан, у всех шести слов появился звук. Если нужен звук и у самих корзинок — запишите два файла </w:t>
-            </w:r>
-            <w:r>
-              <w:rPr>
-                <w:rFonts w:ascii="Consolas" w:hAnsi="Consolas"/>
-                <w:color w:val="0B616E"/>
-                <w:sz w:val="19"/>
-              </w:rPr>
-              <w:t>sm0_u2_hw2_b7_j.mp3</w:t>
-            </w:r>
-            <w:r>
-              <w:rPr>
-                <w:i w:val="0"/>
-                <w:color w:val="1F2937"/>
-                <w:sz w:val="19"/>
-              </w:rPr>
-              <w:t xml:space="preserve"> и </w:t>
-            </w:r>
-            <w:r>
-              <w:rPr>
-                <w:rFonts w:ascii="Consolas" w:hAnsi="Consolas"/>
-                <w:color w:val="0B616E"/>
-                <w:sz w:val="19"/>
-              </w:rPr>
-              <w:t>sm0_u2_hw2_b7_qu.mp3</w:t>
-            </w:r>
-            <w:r>
-              <w:rPr>
-                <w:i w:val="0"/>
-                <w:color w:val="1F2937"/>
-                <w:sz w:val="19"/>
-              </w:rPr>
-              <w:t>, поставлю их кнопками над заданием</w:t>
             </w:r>
           </w:p>
         </w:tc>

--- a/builds/Вычитка — что нужно от вас.docx
+++ b/builds/Вычитка — что нужно от вас.docx
@@ -4186,104 +4186,6 @@
                 <w:sz w:val="19"/>
               </w:rPr>
               <w:t>. От этого зависит заголовок задания</w:t>
-            </w:r>
-          </w:p>
-        </w:tc>
-      </w:tr>
-      <w:tr>
-        <w:tc>
-          <w:tcPr>
-            <w:tcW w:type="dxa" w:w="2040"/>
-            <w:shd w:val="clear" w:color="auto" w:fill="F3F7FC"/>
-          </w:tcPr>
-          <w:p>
-            <w:pPr>
-              <w:spacing w:after="20"/>
-            </w:pPr>
-            <w:r/>
-            <w:r>
-              <w:rPr>
-                <w:i w:val="0"/>
-                <w:color w:val="143A6B"/>
-                <w:sz w:val="19"/>
-              </w:rPr>
-              <w:t>7</w:t>
-            </w:r>
-          </w:p>
-        </w:tc>
-        <w:tc>
-          <w:tcPr>
-            <w:tcW w:type="dxa" w:w="2040"/>
-          </w:tcPr>
-          <w:p>
-            <w:pPr>
-              <w:spacing w:after="20"/>
-            </w:pPr>
-            <w:r/>
-            <w:r>
-              <w:rPr>
-                <w:i w:val="0"/>
-                <w:color w:val="1F2937"/>
-                <w:sz w:val="19"/>
-              </w:rPr>
-              <w:t>1</w:t>
-            </w:r>
-          </w:p>
-        </w:tc>
-        <w:tc>
-          <w:tcPr>
-            <w:tcW w:type="dxa" w:w="2040"/>
-          </w:tcPr>
-          <w:p>
-            <w:pPr>
-              <w:spacing w:after="20"/>
-            </w:pPr>
-            <w:r/>
-            <w:r>
-              <w:rPr>
-                <w:i w:val="0"/>
-                <w:color w:val="1F2937"/>
-                <w:sz w:val="19"/>
-              </w:rPr>
-              <w:t>ДЗ 2 и ДЗ 3</w:t>
-            </w:r>
-          </w:p>
-        </w:tc>
-        <w:tc>
-          <w:tcPr>
-            <w:tcW w:type="dxa" w:w="2040"/>
-          </w:tcPr>
-          <w:p>
-            <w:pPr>
-              <w:spacing w:after="20"/>
-            </w:pPr>
-            <w:r/>
-            <w:r>
-              <w:rPr>
-                <w:i w:val="0"/>
-                <w:color w:val="1F2937"/>
-                <w:sz w:val="19"/>
-              </w:rPr>
-              <w:t>12 и 8</w:t>
-            </w:r>
-          </w:p>
-        </w:tc>
-        <w:tc>
-          <w:tcPr>
-            <w:tcW w:type="dxa" w:w="2040"/>
-          </w:tcPr>
-          <w:p>
-            <w:pPr>
-              <w:spacing w:after="20"/>
-            </w:pPr>
-            <w:r/>
-            <w:r>
-              <w:rPr>
-                <w:i w:val="0"/>
-                <w:color w:val="1F2937"/>
-                <w:sz w:val="19"/>
-              </w:rPr>
-              <w:t>🎤 Два задания «послушай моё аудио, потом расскажи так же» (части тела, семья) и третье в юните 2 ДЗ 3 — ваши записи-образцы потерялись вместе со старой ссылкой. Запишите три образца заново или скажите, что образец не нужен, и я уберу упоминание</w:t>
             </w:r>
           </w:p>
         </w:tc>

--- a/builds/Вычитка — что нужно от вас.docx
+++ b/builds/Вычитка — что нужно от вас.docx
@@ -7317,7 +7317,105 @@
                 <w:color w:val="1F2937"/>
                 <w:sz w:val="19"/>
               </w:rPr>
-              <w:t xml:space="preserve"> (вопрос 1) и </w:t>
+              <w:t xml:space="preserve"> — 23.10 второй вопрос «найди маленькую h» убран: он звучал так же</w:t>
+            </w:r>
+          </w:p>
+        </w:tc>
+      </w:tr>
+      <w:tr>
+        <w:tc>
+          <w:tcPr>
+            <w:tcW w:type="dxa" w:w="2040"/>
+            <w:shd w:val="clear" w:color="auto" w:fill="F3F7FC"/>
+          </w:tcPr>
+          <w:p>
+            <w:pPr>
+              <w:spacing w:after="20"/>
+            </w:pPr>
+            <w:r/>
+            <w:r>
+              <w:rPr>
+                <w:i w:val="0"/>
+                <w:color w:val="143A6B"/>
+                <w:sz w:val="19"/>
+              </w:rPr>
+              <w:t>2</w:t>
+            </w:r>
+          </w:p>
+        </w:tc>
+        <w:tc>
+          <w:tcPr>
+            <w:tcW w:type="dxa" w:w="2040"/>
+          </w:tcPr>
+          <w:p>
+            <w:pPr>
+              <w:spacing w:after="20"/>
+            </w:pPr>
+            <w:r/>
+            <w:r>
+              <w:rPr>
+                <w:i w:val="0"/>
+                <w:color w:val="1F2937"/>
+                <w:sz w:val="19"/>
+              </w:rPr>
+              <w:t>1</w:t>
+            </w:r>
+          </w:p>
+        </w:tc>
+        <w:tc>
+          <w:tcPr>
+            <w:tcW w:type="dxa" w:w="2040"/>
+          </w:tcPr>
+          <w:p>
+            <w:pPr>
+              <w:spacing w:after="20"/>
+            </w:pPr>
+            <w:r/>
+            <w:r>
+              <w:rPr>
+                <w:i w:val="0"/>
+                <w:color w:val="1F2937"/>
+                <w:sz w:val="19"/>
+              </w:rPr>
+              <w:t>ДЗ 18</w:t>
+            </w:r>
+          </w:p>
+        </w:tc>
+        <w:tc>
+          <w:tcPr>
+            <w:tcW w:type="dxa" w:w="2040"/>
+          </w:tcPr>
+          <w:p>
+            <w:pPr>
+              <w:spacing w:after="20"/>
+            </w:pPr>
+            <w:r/>
+            <w:r>
+              <w:rPr>
+                <w:i w:val="0"/>
+                <w:color w:val="1F2937"/>
+                <w:sz w:val="19"/>
+              </w:rPr>
+              <w:t>3</w:t>
+            </w:r>
+          </w:p>
+        </w:tc>
+        <w:tc>
+          <w:tcPr>
+            <w:tcW w:type="dxa" w:w="2040"/>
+          </w:tcPr>
+          <w:p>
+            <w:pPr>
+              <w:spacing w:after="20"/>
+            </w:pPr>
+            <w:r/>
+            <w:r>
+              <w:rPr>
+                <w:i w:val="0"/>
+                <w:color w:val="1F2937"/>
+                <w:sz w:val="19"/>
+              </w:rPr>
+              <w:t xml:space="preserve">🎤 </w:t>
             </w:r>
             <w:r>
               <w:rPr>
@@ -7325,7 +7423,7 @@
                 <w:color w:val="1F2937"/>
                 <w:sz w:val="19"/>
               </w:rPr>
-              <w:t>h</w:t>
+              <w:t>G</w:t>
             </w:r>
             <w:r>
               <w:rPr>
@@ -7333,7 +7431,7 @@
                 <w:color w:val="1F2937"/>
                 <w:sz w:val="19"/>
               </w:rPr>
-              <w:t xml:space="preserve"> (вопрос 2)</w:t>
+              <w:t xml:space="preserve"> — второй вопрос убран по той же причине</w:t>
             </w:r>
           </w:p>
         </w:tc>
@@ -7355,7 +7453,7 @@
                 <w:color w:val="143A6B"/>
                 <w:sz w:val="19"/>
               </w:rPr>
-              <w:t>2</w:t>
+              <w:t>3</w:t>
             </w:r>
           </w:p>
         </w:tc>
@@ -7393,7 +7491,7 @@
                 <w:color w:val="1F2937"/>
                 <w:sz w:val="19"/>
               </w:rPr>
-              <w:t>ДЗ 18</w:t>
+              <w:t>ДЗ 19</w:t>
             </w:r>
           </w:p>
         </w:tc>
@@ -7412,7 +7510,7 @@
                 <w:color w:val="1F2937"/>
                 <w:sz w:val="19"/>
               </w:rPr>
-              <w:t>3</w:t>
+              <w:t>9</w:t>
             </w:r>
           </w:p>
         </w:tc>
@@ -7455,7 +7553,7 @@
                 <w:color w:val="1F2937"/>
                 <w:sz w:val="19"/>
               </w:rPr>
-              <w:t>g</w:t>
+              <w:t>H</w:t>
             </w:r>
           </w:p>
         </w:tc>
@@ -7477,7 +7575,7 @@
                 <w:color w:val="143A6B"/>
                 <w:sz w:val="19"/>
               </w:rPr>
-              <w:t>3</w:t>
+              <w:t>4</w:t>
             </w:r>
           </w:p>
         </w:tc>
@@ -7515,7 +7613,7 @@
                 <w:color w:val="1F2937"/>
                 <w:sz w:val="19"/>
               </w:rPr>
-              <w:t>ДЗ 19</w:t>
+              <w:t>ДЗ 26</w:t>
             </w:r>
           </w:p>
         </w:tc>
@@ -7534,7 +7632,7 @@
                 <w:color w:val="1F2937"/>
                 <w:sz w:val="19"/>
               </w:rPr>
-              <w:t>9</w:t>
+              <w:t>4</w:t>
             </w:r>
           </w:p>
         </w:tc>
@@ -7561,15 +7659,105 @@
                 <w:color w:val="1F2937"/>
                 <w:sz w:val="19"/>
               </w:rPr>
-              <w:t>G</w:t>
-            </w:r>
+              <w:t>T · G · H</w:t>
+            </w:r>
+          </w:p>
+        </w:tc>
+      </w:tr>
+      <w:tr>
+        <w:tc>
+          <w:tcPr>
+            <w:tcW w:type="dxa" w:w="2040"/>
+            <w:shd w:val="clear" w:color="auto" w:fill="F3F7FC"/>
+          </w:tcPr>
+          <w:p>
+            <w:pPr>
+              <w:spacing w:after="20"/>
+            </w:pPr>
+            <w:r/>
+            <w:r>
+              <w:rPr>
+                <w:i w:val="0"/>
+                <w:color w:val="143A6B"/>
+                <w:sz w:val="19"/>
+              </w:rPr>
+              <w:t>5</w:t>
+            </w:r>
+          </w:p>
+        </w:tc>
+        <w:tc>
+          <w:tcPr>
+            <w:tcW w:type="dxa" w:w="2040"/>
+          </w:tcPr>
+          <w:p>
+            <w:pPr>
+              <w:spacing w:after="20"/>
+            </w:pPr>
+            <w:r/>
             <w:r>
               <w:rPr>
                 <w:i w:val="0"/>
                 <w:color w:val="1F2937"/>
                 <w:sz w:val="19"/>
               </w:rPr>
-              <w:t xml:space="preserve"> и </w:t>
+              <w:t>1</w:t>
+            </w:r>
+          </w:p>
+        </w:tc>
+        <w:tc>
+          <w:tcPr>
+            <w:tcW w:type="dxa" w:w="2040"/>
+          </w:tcPr>
+          <w:p>
+            <w:pPr>
+              <w:spacing w:after="20"/>
+            </w:pPr>
+            <w:r/>
+            <w:r>
+              <w:rPr>
+                <w:i w:val="0"/>
+                <w:color w:val="1F2937"/>
+                <w:sz w:val="19"/>
+              </w:rPr>
+              <w:t>ДЗ 27</w:t>
+            </w:r>
+          </w:p>
+        </w:tc>
+        <w:tc>
+          <w:tcPr>
+            <w:tcW w:type="dxa" w:w="2040"/>
+          </w:tcPr>
+          <w:p>
+            <w:pPr>
+              <w:spacing w:after="20"/>
+            </w:pPr>
+            <w:r/>
+            <w:r>
+              <w:rPr>
+                <w:i w:val="0"/>
+                <w:color w:val="1F2937"/>
+                <w:sz w:val="19"/>
+              </w:rPr>
+              <w:t>7</w:t>
+            </w:r>
+          </w:p>
+        </w:tc>
+        <w:tc>
+          <w:tcPr>
+            <w:tcW w:type="dxa" w:w="2040"/>
+          </w:tcPr>
+          <w:p>
+            <w:pPr>
+              <w:spacing w:after="20"/>
+            </w:pPr>
+            <w:r/>
+            <w:r>
+              <w:rPr>
+                <w:i w:val="0"/>
+                <w:color w:val="1F2937"/>
+                <w:sz w:val="19"/>
+              </w:rPr>
+              <w:t xml:space="preserve">🎤 </w:t>
             </w:r>
             <w:r>
               <w:rPr>
@@ -7577,7 +7765,7 @@
                 <w:color w:val="1F2937"/>
                 <w:sz w:val="19"/>
               </w:rPr>
-              <w:t>H</w:t>
+              <w:t>G · H · T</w:t>
             </w:r>
           </w:p>
         </w:tc>
@@ -7599,7 +7787,7 @@
                 <w:color w:val="143A6B"/>
                 <w:sz w:val="19"/>
               </w:rPr>
-              <w:t>4</w:t>
+              <w:t>6</w:t>
             </w:r>
           </w:p>
         </w:tc>
@@ -7618,7 +7806,7 @@
                 <w:color w:val="1F2937"/>
                 <w:sz w:val="19"/>
               </w:rPr>
-              <w:t>1</w:t>
+              <w:t>2</w:t>
             </w:r>
           </w:p>
         </w:tc>
@@ -7637,7 +7825,7 @@
                 <w:color w:val="1F2937"/>
                 <w:sz w:val="19"/>
               </w:rPr>
-              <w:t>ДЗ 26</w:t>
+              <w:t>ДЗ 42</w:t>
             </w:r>
           </w:p>
         </w:tc>
@@ -7656,7 +7844,7 @@
                 <w:color w:val="1F2937"/>
                 <w:sz w:val="19"/>
               </w:rPr>
-              <w:t>4</w:t>
+              <w:t>6</w:t>
             </w:r>
           </w:p>
         </w:tc>
@@ -7683,235 +7871,15 @@
                 <w:color w:val="1F2937"/>
                 <w:sz w:val="19"/>
               </w:rPr>
-              <w:t>T · G · H</w:t>
-            </w:r>
-          </w:p>
-        </w:tc>
-      </w:tr>
-      <w:tr>
-        <w:tc>
-          <w:tcPr>
-            <w:tcW w:type="dxa" w:w="2040"/>
-            <w:shd w:val="clear" w:color="auto" w:fill="F3F7FC"/>
-          </w:tcPr>
-          <w:p>
-            <w:pPr>
-              <w:spacing w:after="20"/>
-            </w:pPr>
-            <w:r/>
-            <w:r>
-              <w:rPr>
-                <w:i w:val="0"/>
-                <w:color w:val="143A6B"/>
-                <w:sz w:val="19"/>
-              </w:rPr>
-              <w:t>5</w:t>
-            </w:r>
-          </w:p>
-        </w:tc>
-        <w:tc>
-          <w:tcPr>
-            <w:tcW w:type="dxa" w:w="2040"/>
-          </w:tcPr>
-          <w:p>
-            <w:pPr>
-              <w:spacing w:after="20"/>
-            </w:pPr>
-            <w:r/>
+              <w:t>TH</w:t>
+            </w:r>
             <w:r>
               <w:rPr>
                 <w:i w:val="0"/>
                 <w:color w:val="1F2937"/>
                 <w:sz w:val="19"/>
               </w:rPr>
-              <w:t>1</w:t>
-            </w:r>
-          </w:p>
-        </w:tc>
-        <w:tc>
-          <w:tcPr>
-            <w:tcW w:type="dxa" w:w="2040"/>
-          </w:tcPr>
-          <w:p>
-            <w:pPr>
-              <w:spacing w:after="20"/>
-            </w:pPr>
-            <w:r/>
-            <w:r>
-              <w:rPr>
-                <w:i w:val="0"/>
-                <w:color w:val="1F2937"/>
-                <w:sz w:val="19"/>
-              </w:rPr>
-              <w:t>ДЗ 27</w:t>
-            </w:r>
-          </w:p>
-        </w:tc>
-        <w:tc>
-          <w:tcPr>
-            <w:tcW w:type="dxa" w:w="2040"/>
-          </w:tcPr>
-          <w:p>
-            <w:pPr>
-              <w:spacing w:after="20"/>
-            </w:pPr>
-            <w:r/>
-            <w:r>
-              <w:rPr>
-                <w:i w:val="0"/>
-                <w:color w:val="1F2937"/>
-                <w:sz w:val="19"/>
-              </w:rPr>
-              <w:t>7</w:t>
-            </w:r>
-          </w:p>
-        </w:tc>
-        <w:tc>
-          <w:tcPr>
-            <w:tcW w:type="dxa" w:w="2040"/>
-          </w:tcPr>
-          <w:p>
-            <w:pPr>
-              <w:spacing w:after="20"/>
-            </w:pPr>
-            <w:r/>
-            <w:r>
-              <w:rPr>
-                <w:i w:val="0"/>
-                <w:color w:val="1F2937"/>
-                <w:sz w:val="19"/>
-              </w:rPr>
-              <w:t xml:space="preserve">🎤 </w:t>
-            </w:r>
-            <w:r>
-              <w:rPr>
-                <w:b/>
-                <w:color w:val="1F2937"/>
-                <w:sz w:val="19"/>
-              </w:rPr>
-              <w:t>G · H · T</w:t>
-            </w:r>
-          </w:p>
-        </w:tc>
-      </w:tr>
-      <w:tr>
-        <w:tc>
-          <w:tcPr>
-            <w:tcW w:type="dxa" w:w="2040"/>
-            <w:shd w:val="clear" w:color="auto" w:fill="F3F7FC"/>
-          </w:tcPr>
-          <w:p>
-            <w:pPr>
-              <w:spacing w:after="20"/>
-            </w:pPr>
-            <w:r/>
-            <w:r>
-              <w:rPr>
-                <w:i w:val="0"/>
-                <w:color w:val="143A6B"/>
-                <w:sz w:val="19"/>
-              </w:rPr>
-              <w:t>6</w:t>
-            </w:r>
-          </w:p>
-        </w:tc>
-        <w:tc>
-          <w:tcPr>
-            <w:tcW w:type="dxa" w:w="2040"/>
-          </w:tcPr>
-          <w:p>
-            <w:pPr>
-              <w:spacing w:after="20"/>
-            </w:pPr>
-            <w:r/>
-            <w:r>
-              <w:rPr>
-                <w:i w:val="0"/>
-                <w:color w:val="1F2937"/>
-                <w:sz w:val="19"/>
-              </w:rPr>
-              <w:t>2</w:t>
-            </w:r>
-          </w:p>
-        </w:tc>
-        <w:tc>
-          <w:tcPr>
-            <w:tcW w:type="dxa" w:w="2040"/>
-          </w:tcPr>
-          <w:p>
-            <w:pPr>
-              <w:spacing w:after="20"/>
-            </w:pPr>
-            <w:r/>
-            <w:r>
-              <w:rPr>
-                <w:i w:val="0"/>
-                <w:color w:val="1F2937"/>
-                <w:sz w:val="19"/>
-              </w:rPr>
-              <w:t>ДЗ 42</w:t>
-            </w:r>
-          </w:p>
-        </w:tc>
-        <w:tc>
-          <w:tcPr>
-            <w:tcW w:type="dxa" w:w="2040"/>
-          </w:tcPr>
-          <w:p>
-            <w:pPr>
-              <w:spacing w:after="20"/>
-            </w:pPr>
-            <w:r/>
-            <w:r>
-              <w:rPr>
-                <w:i w:val="0"/>
-                <w:color w:val="1F2937"/>
-                <w:sz w:val="19"/>
-              </w:rPr>
-              <w:t>6</w:t>
-            </w:r>
-          </w:p>
-        </w:tc>
-        <w:tc>
-          <w:tcPr>
-            <w:tcW w:type="dxa" w:w="2040"/>
-          </w:tcPr>
-          <w:p>
-            <w:pPr>
-              <w:spacing w:after="20"/>
-            </w:pPr>
-            <w:r/>
-            <w:r>
-              <w:rPr>
-                <w:i w:val="0"/>
-                <w:color w:val="1F2937"/>
-                <w:sz w:val="19"/>
-              </w:rPr>
-              <w:t xml:space="preserve">🎤 </w:t>
-            </w:r>
-            <w:r>
-              <w:rPr>
-                <w:b/>
-                <w:color w:val="1F2937"/>
-                <w:sz w:val="19"/>
-              </w:rPr>
-              <w:t>TH</w:t>
-            </w:r>
-            <w:r>
-              <w:rPr>
-                <w:i w:val="0"/>
-                <w:color w:val="1F2937"/>
-                <w:sz w:val="19"/>
-              </w:rPr>
-              <w:t xml:space="preserve"> (звук [θ], как в *think*) и </w:t>
-            </w:r>
-            <w:r>
-              <w:rPr>
-                <w:b/>
-                <w:color w:val="1F2937"/>
-                <w:sz w:val="19"/>
-              </w:rPr>
-              <w:t>th</w:t>
+              <w:t xml:space="preserve"> — звук [θ], как в *think*; второй вопрос «th» убран</w:t>
             </w:r>
           </w:p>
         </w:tc>

--- a/builds/Вычитка — что нужно от вас.docx
+++ b/builds/Вычитка — что нужно от вас.docx
@@ -8765,7 +8765,20 @@
           <w:color w:val="1F2937"/>
           <w:sz w:val="21"/>
         </w:rPr>
-        <w:t>Делается один раз в «Контент» → «Медиа» → «Озвучить пачкой». Кнопка находит размеченные места и синтезирует только их; уже готовый звук не трогает.</w:t>
+        <w:t>Делается в «Контент» → «Медиа» → «Озвучить пачкой». Кнопка находит размеченные места и синтезирует только их; готовый звук не трогает.</w:t>
+      </w:r>
+    </w:p>
+    <w:p>
+      <w:pPr>
+        <w:spacing w:after="120"/>
+      </w:pPr>
+      <w:r>
+        <w:rPr>
+          <w:i w:val="0"/>
+          <w:color w:val="1F2937"/>
+          <w:sz w:val="21"/>
+        </w:rPr>
+        <w:t>Состояние на 24.10.2026, после вашего нажатия по Super Minds 0:</w:t>
       </w:r>
     </w:p>
     <w:tbl>
@@ -8926,7 +8939,7 @@
                 <w:color w:val="143A6B"/>
                 <w:sz w:val="19"/>
               </w:rPr>
-              <w:t>Super Minds 3</w:t>
+              <w:t>Super Minds 0</w:t>
             </w:r>
           </w:p>
         </w:tc>
@@ -8945,7 +8958,7 @@
                 <w:color w:val="1F2937"/>
                 <w:sz w:val="19"/>
               </w:rPr>
-              <w:t>2 (юнит 7 ДЗ 7 б8, юнит 8 ДЗ 7 б9 — переозвучка после правки текста)</w:t>
+              <w:t>2 (юнит 3 ДЗ 1 блок 9, юнит 4 ДЗ 1 блок 3)</w:t>
             </w:r>
           </w:p>
         </w:tc>
@@ -8967,7 +8980,7 @@
                 <w:color w:val="143A6B"/>
                 <w:sz w:val="19"/>
               </w:rPr>
-              <w:t>Super Minds 0</w:t>
+              <w:t>Super Minds 1</w:t>
             </w:r>
           </w:p>
         </w:tc>
@@ -8986,7 +8999,7 @@
                 <w:color w:val="1F2937"/>
                 <w:sz w:val="19"/>
               </w:rPr>
-              <w:t>1 (юнит 4 ДЗ 1 б3)</w:t>
+              <w:t>1 (юнит 1 ДЗ 5 блок 4)</w:t>
             </w:r>
           </w:p>
         </w:tc>
@@ -9008,89 +9021,7 @@
                 <w:color w:val="143A6B"/>
                 <w:sz w:val="19"/>
               </w:rPr>
-              <w:t>Super Minds 1</w:t>
-            </w:r>
-          </w:p>
-        </w:tc>
-        <w:tc>
-          <w:tcPr>
-            <w:tcW w:type="dxa" w:w="5100"/>
-          </w:tcPr>
-          <w:p>
-            <w:pPr>
-              <w:spacing w:after="20"/>
-            </w:pPr>
-            <w:r/>
-            <w:r>
-              <w:rPr>
-                <w:i w:val="0"/>
-                <w:color w:val="1F2937"/>
-                <w:sz w:val="19"/>
-              </w:rPr>
-              <w:t>1 (юнит 1 ДЗ 5 б4)</w:t>
-            </w:r>
-          </w:p>
-        </w:tc>
-      </w:tr>
-      <w:tr>
-        <w:tc>
-          <w:tcPr>
-            <w:tcW w:type="dxa" w:w="5100"/>
-            <w:shd w:val="clear" w:color="auto" w:fill="F3F7FC"/>
-          </w:tcPr>
-          <w:p>
-            <w:pPr>
-              <w:spacing w:after="20"/>
-            </w:pPr>
-            <w:r/>
-            <w:r>
-              <w:rPr>
-                <w:i w:val="0"/>
-                <w:color w:val="143A6B"/>
-                <w:sz w:val="19"/>
-              </w:rPr>
-              <w:t>Super Minds 2</w:t>
-            </w:r>
-          </w:p>
-        </w:tc>
-        <w:tc>
-          <w:tcPr>
-            <w:tcW w:type="dxa" w:w="5100"/>
-          </w:tcPr>
-          <w:p>
-            <w:pPr>
-              <w:spacing w:after="20"/>
-            </w:pPr>
-            <w:r/>
-            <w:r>
-              <w:rPr>
-                <w:i w:val="0"/>
-                <w:color w:val="1F2937"/>
-                <w:sz w:val="19"/>
-              </w:rPr>
-              <w:t>1 (юнит 8 ДЗ 4 б8)</w:t>
-            </w:r>
-          </w:p>
-        </w:tc>
-      </w:tr>
-      <w:tr>
-        <w:tc>
-          <w:tcPr>
-            <w:tcW w:type="dxa" w:w="5100"/>
-            <w:shd w:val="clear" w:color="auto" w:fill="F3F7FC"/>
-          </w:tcPr>
-          <w:p>
-            <w:pPr>
-              <w:spacing w:after="20"/>
-            </w:pPr>
-            <w:r/>
-            <w:r>
-              <w:rPr>
-                <w:i w:val="0"/>
-                <w:color w:val="143A6B"/>
-                <w:sz w:val="19"/>
-              </w:rPr>
-              <w:t>Go Getter 1, 2, 3</w:t>
+              <w:t>Super Minds 2, 3, Go Getter 1–3</w:t>
             </w:r>
           </w:p>
         </w:tc>
@@ -9130,23 +9061,7 @@
           <w:color w:val="1F2937"/>
           <w:sz w:val="21"/>
         </w:rPr>
-        <w:t xml:space="preserve">Отдельно от кнопки: </w:t>
-      </w:r>
-      <w:r>
-        <w:rPr>
-          <w:b/>
-          <w:color w:val="143A6B"/>
-          <w:sz w:val="21"/>
-        </w:rPr>
-        <w:t>Super Minds 0, юнит 1, ДЗ 2, блок 8</w:t>
-      </w:r>
-      <w:r>
-        <w:rPr>
-          <w:i w:val="0"/>
-          <w:color w:val="1F2937"/>
-          <w:sz w:val="21"/>
-        </w:rPr>
-        <w:t xml:space="preserve"> — там звук не размечен, его начитываете вы (как и буквы в Wow Dragon).</w:t>
+        <w:t>🔴 По Wow Dragon 1 и 2 кнопку, похоже, ещё не нажимали — там больше ста мест.</w:t>
       </w:r>
     </w:p>
     <w:p>
@@ -10110,7 +10025,7 @@
           <w:color w:val="5A6372"/>
           <w:sz w:val="18"/>
         </w:rPr>
-        <w:t>Документ пересобран 23.10.2026. Источник: builds/vychitka_ot_vas.md</w:t>
+        <w:t>Документ пересобран 24.10.2026. Источник: builds/vychitka_ot_vas.md</w:t>
       </w:r>
     </w:p>
     <w:sectPr>
